--- a/通信ETF报告/通信ETF开始动笔v2_0.6.docx
+++ b/通信ETF报告/通信ETF开始动笔v2_0.6.docx
@@ -5,6 +5,9 @@
     <w:p>
       <w:pPr>
         <w:pStyle w:val="1"/>
+        <w:rPr>
+          <w:rFonts w:hint="eastAsia"/>
+        </w:rPr>
       </w:pPr>
       <w:r>
         <w:rPr>
@@ -14,6 +17,11 @@
       </w:r>
     </w:p>
     <w:p>
+      <w:pPr>
+        <w:rPr>
+          <w:rFonts w:hint="eastAsia"/>
+        </w:rPr>
+      </w:pPr>
       <w:r>
         <w:rPr>
           <w:rFonts w:hint="eastAsia"/>
@@ -22,6 +30,11 @@
       </w:r>
     </w:p>
     <w:p>
+      <w:pPr>
+        <w:rPr>
+          <w:rFonts w:hint="eastAsia"/>
+        </w:rPr>
+      </w:pPr>
       <w:r>
         <w:rPr>
           <w:rFonts w:hint="eastAsia"/>
@@ -30,28 +43,24 @@
       </w:r>
     </w:p>
     <w:p>
-      <w:r>
-        <w:rPr>
-          <w:rFonts w:hint="eastAsia"/>
-        </w:rPr>
-        <w:t>A：答案是，各个子</w:t>
-      </w:r>
-      <w:proofErr w:type="gramStart"/>
-      <w:r>
-        <w:rPr>
-          <w:rFonts w:hint="eastAsia"/>
-        </w:rPr>
-        <w:t>版块</w:t>
-      </w:r>
-      <w:proofErr w:type="gramEnd"/>
-      <w:r>
-        <w:rPr>
-          <w:rFonts w:hint="eastAsia"/>
-        </w:rPr>
-        <w:t>，各有各的阶段</w:t>
-      </w:r>
-    </w:p>
-    <w:p>
+      <w:pPr>
+        <w:rPr>
+          <w:rFonts w:hint="eastAsia"/>
+        </w:rPr>
+      </w:pPr>
+      <w:r>
+        <w:rPr>
+          <w:rFonts w:hint="eastAsia"/>
+        </w:rPr>
+        <w:t>A：答案是，各个子版块，各有各的阶段</w:t>
+      </w:r>
+    </w:p>
+    <w:p>
+      <w:pPr>
+        <w:rPr>
+          <w:rFonts w:hint="eastAsia"/>
+        </w:rPr>
+      </w:pPr>
       <w:r>
         <w:rPr>
           <w:noProof/>
@@ -72,7 +81,7 @@
                     <pic:cNvPicPr/>
                   </pic:nvPicPr>
                   <pic:blipFill>
-                    <a:blip r:embed="rId6"/>
+                    <a:blip r:embed="rId7"/>
                     <a:stretch>
                       <a:fillRect/>
                     </a:stretch>
@@ -103,66 +112,15 @@
         <w:rPr>
           <w:rFonts w:hint="eastAsia"/>
         </w:rPr>
-        <w:t>从产业生命周期视角，通信行业已跨越由5G驱动的第一轮高速成长期，整体进入成熟期基底。但AI大模型</w:t>
-      </w:r>
-      <w:proofErr w:type="gramStart"/>
-      <w:r>
-        <w:rPr>
-          <w:rFonts w:hint="eastAsia"/>
-        </w:rPr>
-        <w:t>与算力集群</w:t>
-      </w:r>
-      <w:proofErr w:type="gramEnd"/>
-      <w:r>
-        <w:rPr>
-          <w:rFonts w:hint="eastAsia"/>
-        </w:rPr>
-        <w:t>的爆发，正在催生第二轮技术迭代周期——数据中心内部及之间的连接密度、带宽、延迟要求被重新定义，光通信从'电信配套'升级为'</w:t>
-      </w:r>
-      <w:proofErr w:type="gramStart"/>
-      <w:r>
-        <w:rPr>
-          <w:rFonts w:hint="eastAsia"/>
-        </w:rPr>
-        <w:t>算力核心</w:t>
-      </w:r>
-      <w:proofErr w:type="gramEnd"/>
-      <w:r>
-        <w:rPr>
-          <w:rFonts w:hint="eastAsia"/>
-        </w:rPr>
-        <w:t>基建'。这使得通信行业在宏观上呈现'成熟期+二次成长'的复合形态：传统通信提供现金</w:t>
-      </w:r>
-      <w:proofErr w:type="gramStart"/>
-      <w:r>
-        <w:rPr>
-          <w:rFonts w:hint="eastAsia"/>
-        </w:rPr>
-        <w:t>流安全垫</w:t>
-      </w:r>
-      <w:proofErr w:type="gramEnd"/>
-      <w:r>
-        <w:rPr>
-          <w:rFonts w:hint="eastAsia"/>
-        </w:rPr>
-        <w:t>与股息防御属性，</w:t>
-      </w:r>
-      <w:proofErr w:type="gramStart"/>
-      <w:r>
-        <w:rPr>
-          <w:rFonts w:hint="eastAsia"/>
-        </w:rPr>
-        <w:t>新型算力通信</w:t>
-      </w:r>
-      <w:proofErr w:type="gramEnd"/>
-      <w:r>
-        <w:rPr>
-          <w:rFonts w:hint="eastAsia"/>
-        </w:rPr>
-        <w:t>提供估值弹性与成长期权。</w:t>
-      </w:r>
-    </w:p>
-    <w:p>
+        <w:t>从产业生命周期视角，通信行业已跨越由5G驱动的第一轮高速成长期，整体进入成熟期基底。但AI大模型与算力集群的爆发，正在催生第二轮技术迭代周期——数据中心内部及之间的连接密度、带宽、延迟要求被重新定义，光通信从'电信配套'升级为'算力核心基建'。这使得通信行业在宏观上呈现'成熟期+二次成长'的复合形态：传统通信提供现金流安全垫与股息防御属性，新型算力通信提供估值弹性与成长期权。</w:t>
+      </w:r>
+    </w:p>
+    <w:p>
+      <w:pPr>
+        <w:rPr>
+          <w:rFonts w:hint="eastAsia"/>
+        </w:rPr>
+      </w:pPr>
       <w:r>
         <w:rPr>
           <w:rFonts w:hint="eastAsia"/>
@@ -179,6 +137,9 @@
     <w:p>
       <w:pPr>
         <w:pStyle w:val="2"/>
+        <w:rPr>
+          <w:rFonts w:hint="eastAsia"/>
+        </w:rPr>
       </w:pPr>
       <w:r>
         <w:rPr>
@@ -208,6 +169,11 @@
       </w:r>
     </w:p>
     <w:p>
+      <w:pPr>
+        <w:rPr>
+          <w:rFonts w:hint="eastAsia"/>
+        </w:rPr>
+      </w:pPr>
       <w:r>
         <w:rPr>
           <w:rFonts w:hint="eastAsia"/>
@@ -230,25 +196,22 @@
         <w:rPr>
           <w:rFonts w:hint="eastAsia"/>
         </w:rPr>
-        <w:t>经营业绩层面，据工信部统计，2025 年前三季度国内电信业务累计收入为 13270 亿元，同比增长 0.9%（9M24：2.6%），电信业务总量同比增长 9%（9M24：10.7%），较去年同期收入增速有所放缓。我们认为主要</w:t>
-      </w:r>
-      <w:proofErr w:type="gramStart"/>
-      <w:r>
-        <w:rPr>
-          <w:rFonts w:hint="eastAsia"/>
-        </w:rPr>
-        <w:t>系当前</w:t>
-      </w:r>
-      <w:proofErr w:type="gramEnd"/>
-      <w:r>
-        <w:rPr>
-          <w:rFonts w:hint="eastAsia"/>
-        </w:rPr>
-        <w:t>国内移动电话用户数总量已达 18.28 亿户，5G 移动电话用户占比也已提升至 63.9%，移动电话用户量的增长逐步触及天花板。细分来看，移动互联网流量仍然保持较快增长，1-9 月移动互联网累计流量达到 2874 亿 GB，同比增长 16.6%，5月户均移动互联网接入流量（DOU）达到 21.23GB/户·月，同比增长 15.5%；固网业务方面，固网接入用户总数达到 6.95 亿户，较2024年末净增长 2486 万，千兆宽带用户数占比提升至 33.9%，固网业务市场收入仍然具备良好的成长性。传统业务基本盘仍然稳固。</w:t>
-      </w:r>
-    </w:p>
-    <w:p/>
-    <w:p>
+        <w:t>经营业绩层面，据工信部统计，2025 年前三季度国内电信业务累计收入为 13270 亿元，同比增长 0.9%（9M24：2.6%），电信业务总量同比增长 9%（9M24：10.7%），较去年同期收入增速有所放缓。我们认为主要系当前国内移动电话用户数总量已达 18.28 亿户，5G 移动电话用户占比也已提升至 63.9%，移动电话用户量的增长逐步触及天花板。细分来看，移动互联网流量仍然保持较快增长，1-9 月移动互联网累计流量达到 2874 亿 GB，同比增长 16.6%，5月户均移动互联网接入流量（DOU）达到 21.23GB/户·月，同比增长 15.5%；固网业务方面，固网接入用户总数达到 6.95 亿户，较2024年末净增长 2486 万，千兆宽带用户数占比提升至 33.9%，固网业务市场收入仍然具备良好的成长性。传统业务基本盘仍然稳固。</w:t>
+      </w:r>
+    </w:p>
+    <w:p>
+      <w:pPr>
+        <w:rPr>
+          <w:rFonts w:hint="eastAsia"/>
+        </w:rPr>
+      </w:pPr>
+    </w:p>
+    <w:p>
+      <w:pPr>
+        <w:rPr>
+          <w:rFonts w:hint="eastAsia"/>
+        </w:rPr>
+      </w:pPr>
       <w:r>
         <w:rPr>
           <w:noProof/>
@@ -269,7 +232,7 @@
                     <pic:cNvPicPr/>
                   </pic:nvPicPr>
                   <pic:blipFill>
-                    <a:blip r:embed="rId7"/>
+                    <a:blip r:embed="rId8"/>
                     <a:stretch>
                       <a:fillRect/>
                     </a:stretch>
@@ -316,7 +279,7 @@
                     <pic:cNvPicPr/>
                   </pic:nvPicPr>
                   <pic:blipFill>
-                    <a:blip r:embed="rId8"/>
+                    <a:blip r:embed="rId9"/>
                     <a:stretch>
                       <a:fillRect/>
                     </a:stretch>
@@ -340,6 +303,9 @@
     <w:p>
       <w:pPr>
         <w:pStyle w:val="2"/>
+        <w:rPr>
+          <w:rFonts w:hint="eastAsia"/>
+        </w:rPr>
       </w:pPr>
       <w:r>
         <w:rPr>
@@ -349,6 +315,12 @@
       </w:r>
     </w:p>
     <w:p>
+      <w:pPr>
+        <w:pStyle w:val="3"/>
+        <w:rPr>
+          <w:rFonts w:hint="eastAsia"/>
+        </w:rPr>
+      </w:pPr>
       <w:r>
         <w:rPr>
           <w:rFonts w:hint="eastAsia"/>
@@ -358,7 +330,839 @@
     </w:p>
     <w:p>
       <w:pPr>
+        <w:pStyle w:val="4"/>
+        <w:rPr>
+          <w:rFonts w:hint="eastAsia"/>
+        </w:rPr>
+      </w:pPr>
+      <w:r>
+        <w:rPr>
+          <w:rFonts w:hint="eastAsia"/>
+        </w:rPr>
+        <w:t>概况</w:t>
+      </w:r>
+    </w:p>
+    <w:p>
+      <w:pPr>
+        <w:rPr>
+          <w:rFonts w:hint="eastAsia"/>
+        </w:rPr>
+      </w:pPr>
+      <w:r>
+        <w:t>激光器芯片分为VCSEL、DFB、EML芯片等。激光器芯片根据出光结构可以分成面发射芯片即激光垂直于反应区射出，以及边发射芯片即激光平行于反应区射出。面发射芯片包括VCSEL芯片，通常用于3D传感和数据中心柜内短距互联等场景。边发射芯片包括FP、DFB和EML芯片，其中FP和DFB均属于直接调制，DFB在FP的基础上通过布拉格光栅，实现稳定的单纵模输出，适配中长传输距离。EML属于外调制，集成DFB与EAM电吸收调制器，啁啾较DFB更小，在高速率、长距离传输场景下性能更佳，通常用于高速数据中心互联和长途电信干线网络等。</w:t>
+      </w:r>
+    </w:p>
+    <w:p>
+      <w:pPr>
+        <w:rPr>
+          <w:rFonts w:hint="eastAsia"/>
+        </w:rPr>
+      </w:pPr>
+      <w:r>
+        <w:rPr>
+          <w:rFonts w:hint="eastAsia"/>
+          <w:noProof/>
+        </w:rPr>
+        <w:lastRenderedPageBreak/>
+        <w:drawing>
+          <wp:inline distT="0" distB="0" distL="0" distR="0" wp14:anchorId="68084C7C" wp14:editId="216B0D49">
+            <wp:extent cx="5372100" cy="1952625"/>
+            <wp:effectExtent l="0" t="0" r="0" b="9525"/>
+            <wp:docPr id="1695476762" name="图片 2"/>
+            <wp:cNvGraphicFramePr>
+              <a:graphicFrameLocks xmlns:a="http://schemas.openxmlformats.org/drawingml/2006/main" noChangeAspect="1"/>
+            </wp:cNvGraphicFramePr>
+            <a:graphic xmlns:a="http://schemas.openxmlformats.org/drawingml/2006/main">
+              <a:graphicData uri="http://schemas.openxmlformats.org/drawingml/2006/picture">
+                <pic:pic xmlns:pic="http://schemas.openxmlformats.org/drawingml/2006/picture">
+                  <pic:nvPicPr>
+                    <pic:cNvPr id="0" name="Picture 3"/>
+                    <pic:cNvPicPr>
+                      <a:picLocks noChangeAspect="1" noChangeArrowheads="1"/>
+                    </pic:cNvPicPr>
+                  </pic:nvPicPr>
+                  <pic:blipFill>
+                    <a:blip r:embed="rId10">
+                      <a:extLst>
+                        <a:ext uri="{28A0092B-C50C-407E-A947-70E740481C1C}">
+                          <a14:useLocalDpi xmlns:a14="http://schemas.microsoft.com/office/drawing/2010/main" val="0"/>
+                        </a:ext>
+                      </a:extLst>
+                    </a:blip>
+                    <a:srcRect/>
+                    <a:stretch>
+                      <a:fillRect/>
+                    </a:stretch>
+                  </pic:blipFill>
+                  <pic:spPr bwMode="auto">
+                    <a:xfrm>
+                      <a:off x="0" y="0"/>
+                      <a:ext cx="5372100" cy="1952625"/>
+                    </a:xfrm>
+                    <a:prstGeom prst="rect">
+                      <a:avLst/>
+                    </a:prstGeom>
+                    <a:noFill/>
+                  </pic:spPr>
+                </pic:pic>
+              </a:graphicData>
+            </a:graphic>
+          </wp:inline>
+        </w:drawing>
+      </w:r>
+    </w:p>
+    <w:p>
+      <w:pPr>
+        <w:rPr>
+          <w:rFonts w:hint="eastAsia"/>
+        </w:rPr>
+      </w:pPr>
+    </w:p>
+    <w:p>
+      <w:pPr>
+        <w:rPr>
+          <w:rFonts w:hint="eastAsia"/>
+        </w:rPr>
+      </w:pPr>
+      <w:r>
+        <w:rPr>
+          <w:rFonts w:hint="eastAsia"/>
+        </w:rPr>
+        <w:t>市场格局上，海外厂商把控光芯片市场。全球光通信芯片市场呈现出明显的梯队竞争格局。Broadcom、Lumentum、Coherent等欧美企业凭借深厚的技术积累、长期的市场耕耘以及强大的研发实力，处于第一梯队，牢牢占据主要市场份额。在高端产品领域，如高速率、高性能的EML芯片、复杂的光集成芯片等方面，它们拥有绝对优势，广泛应用于对性能要求极高的数据中心核心交换、长距离骨干网通信等场景。</w:t>
+      </w:r>
+    </w:p>
+    <w:p>
+      <w:pPr>
+        <w:rPr>
+          <w:rFonts w:hint="eastAsia"/>
+        </w:rPr>
+      </w:pPr>
+      <w:r>
+        <w:rPr>
+          <w:rFonts w:hint="eastAsia"/>
+        </w:rPr>
+        <w:t>国内高端光芯片（25G+）国产化率仅约4%。海外光芯片公司普遍具有从光芯片、光收发组件、光模块全产业链覆盖能力。除了衬底需要对外采购，海外领先光芯片企业可自行完成芯片设计、晶圆外延等关键工序，可量产25G及以上速率光芯片。此外，海外领先光芯片企业在高端通信激光器领域已经广泛布局，在可调谐激光器、超窄线宽激光器、大功率激光器等领域也已有深厚积累。</w:t>
+      </w:r>
+    </w:p>
+    <w:tbl>
+      <w:tblPr>
+        <w:tblStyle w:val="af2"/>
+        <w:tblW w:w="0" w:type="auto"/>
+        <w:tblLook w:val="04A0" w:firstRow="1" w:lastRow="0" w:firstColumn="1" w:lastColumn="0" w:noHBand="0" w:noVBand="1"/>
+      </w:tblPr>
+      <w:tblGrid>
+        <w:gridCol w:w="1215"/>
+        <w:gridCol w:w="1215"/>
+        <w:gridCol w:w="3231"/>
+        <w:gridCol w:w="2635"/>
+      </w:tblGrid>
+      <w:tr>
+        <w:trPr>
+          <w:trHeight w:val="285"/>
+        </w:trPr>
+        <w:tc>
+          <w:tcPr>
+            <w:tcW w:w="1960" w:type="dxa"/>
+            <w:noWrap/>
+            <w:hideMark/>
+          </w:tcPr>
+          <w:p>
+            <w:pPr>
+              <w:rPr>
+                <w:rFonts w:hint="eastAsia"/>
+              </w:rPr>
+            </w:pPr>
+            <w:r>
+              <w:t>类型</w:t>
+            </w:r>
+          </w:p>
+        </w:tc>
+        <w:tc>
+          <w:tcPr>
+            <w:tcW w:w="1960" w:type="dxa"/>
+            <w:noWrap/>
+            <w:hideMark/>
+          </w:tcPr>
+          <w:p>
+            <w:pPr>
+              <w:rPr>
+                <w:rFonts w:hint="eastAsia"/>
+              </w:rPr>
+            </w:pPr>
+            <w:r>
+              <w:t>厂商代表</w:t>
+            </w:r>
+          </w:p>
+        </w:tc>
+        <w:tc>
+          <w:tcPr>
+            <w:tcW w:w="5480" w:type="dxa"/>
+            <w:noWrap/>
+            <w:hideMark/>
+          </w:tcPr>
+          <w:p>
+            <w:pPr>
+              <w:rPr>
+                <w:rFonts w:hint="eastAsia"/>
+              </w:rPr>
+            </w:pPr>
+            <w:r>
+              <w:t>技术优势和主导产品</w:t>
+            </w:r>
+          </w:p>
+        </w:tc>
+        <w:tc>
+          <w:tcPr>
+            <w:tcW w:w="4440" w:type="dxa"/>
+            <w:noWrap/>
+            <w:hideMark/>
+          </w:tcPr>
+          <w:p>
+            <w:pPr>
+              <w:rPr>
+                <w:rFonts w:hint="eastAsia"/>
+              </w:rPr>
+            </w:pPr>
+            <w:r>
+              <w:t>市场地位与动向</w:t>
+            </w:r>
+          </w:p>
+        </w:tc>
+      </w:tr>
+      <w:tr>
+        <w:trPr>
+          <w:trHeight w:val="855"/>
+        </w:trPr>
+        <w:tc>
+          <w:tcPr>
+            <w:tcW w:w="1960" w:type="dxa"/>
+            <w:hideMark/>
+          </w:tcPr>
+          <w:p>
+            <w:pPr>
+              <w:rPr>
+                <w:rFonts w:hint="eastAsia"/>
+              </w:rPr>
+            </w:pPr>
+            <w:r>
+              <w:t>海外龙头</w:t>
+            </w:r>
+          </w:p>
+        </w:tc>
+        <w:tc>
+          <w:tcPr>
+            <w:tcW w:w="1960" w:type="dxa"/>
+            <w:hideMark/>
+          </w:tcPr>
+          <w:p>
+            <w:pPr>
+              <w:rPr>
+                <w:rFonts w:hint="eastAsia"/>
+              </w:rPr>
+            </w:pPr>
+            <w:r>
+              <w:t>Coherent (II-VI)、Lumentum、博通(Broadcom)</w:t>
+            </w:r>
+          </w:p>
+        </w:tc>
+        <w:tc>
+          <w:tcPr>
+            <w:tcW w:w="5480" w:type="dxa"/>
+            <w:hideMark/>
+          </w:tcPr>
+          <w:p>
+            <w:pPr>
+              <w:rPr>
+                <w:rFonts w:hint="eastAsia"/>
+              </w:rPr>
+            </w:pPr>
+            <w:r>
+              <w:t>主导25G及以上高速率EML、DFB芯片；布局200G+、硅光子、光子集成等前沿领域。</w:t>
+            </w:r>
+          </w:p>
+        </w:tc>
+        <w:tc>
+          <w:tcPr>
+            <w:tcW w:w="4440" w:type="dxa"/>
+            <w:hideMark/>
+          </w:tcPr>
+          <w:p>
+            <w:pPr>
+              <w:rPr>
+                <w:rFonts w:hint="eastAsia"/>
+              </w:rPr>
+            </w:pPr>
+            <w:r>
+              <w:t>占据高端市场绝对份额，正加速扩产并推进CPO技术。Lumentum表示其光芯片产能预计在未来几个季度内新增40%。4</w:t>
+            </w:r>
+          </w:p>
+        </w:tc>
+      </w:tr>
+      <w:tr>
+        <w:trPr>
+          <w:trHeight w:val="570"/>
+        </w:trPr>
+        <w:tc>
+          <w:tcPr>
+            <w:tcW w:w="1960" w:type="dxa"/>
+            <w:hideMark/>
+          </w:tcPr>
+          <w:p>
+            <w:pPr>
+              <w:rPr>
+                <w:rFonts w:hint="eastAsia"/>
+              </w:rPr>
+            </w:pPr>
+            <w:r>
+              <w:t>海外龙头</w:t>
+            </w:r>
+          </w:p>
+        </w:tc>
+        <w:tc>
+          <w:tcPr>
+            <w:tcW w:w="1960" w:type="dxa"/>
+            <w:hideMark/>
+          </w:tcPr>
+          <w:p>
+            <w:pPr>
+              <w:rPr>
+                <w:rFonts w:hint="eastAsia"/>
+              </w:rPr>
+            </w:pPr>
+            <w:r>
+              <w:t>日本三菱电机、住友电工</w:t>
+            </w:r>
+          </w:p>
+        </w:tc>
+        <w:tc>
+          <w:tcPr>
+            <w:tcW w:w="5480" w:type="dxa"/>
+            <w:hideMark/>
+          </w:tcPr>
+          <w:p>
+            <w:pPr>
+              <w:rPr>
+                <w:rFonts w:hint="eastAsia"/>
+              </w:rPr>
+            </w:pPr>
+            <w:r>
+              <w:t>在高速EML、DFB芯片领域有深厚积累。</w:t>
+            </w:r>
+          </w:p>
+        </w:tc>
+        <w:tc>
+          <w:tcPr>
+            <w:tcW w:w="4440" w:type="dxa"/>
+            <w:hideMark/>
+          </w:tcPr>
+          <w:p>
+            <w:pPr>
+              <w:rPr>
+                <w:rFonts w:hint="eastAsia"/>
+              </w:rPr>
+            </w:pPr>
+            <w:r>
+              <w:t>与美系厂商共同垄断高端EML市场。</w:t>
+            </w:r>
+          </w:p>
+        </w:tc>
+      </w:tr>
+      <w:tr>
+        <w:trPr>
+          <w:trHeight w:val="1140"/>
+        </w:trPr>
+        <w:tc>
+          <w:tcPr>
+            <w:tcW w:w="1960" w:type="dxa"/>
+            <w:hideMark/>
+          </w:tcPr>
+          <w:p>
+            <w:pPr>
+              <w:rPr>
+                <w:rFonts w:hint="eastAsia"/>
+              </w:rPr>
+            </w:pPr>
+            <w:r>
+              <w:t>国内领先厂商</w:t>
+            </w:r>
+          </w:p>
+        </w:tc>
+        <w:tc>
+          <w:tcPr>
+            <w:tcW w:w="1960" w:type="dxa"/>
+            <w:hideMark/>
+          </w:tcPr>
+          <w:p>
+            <w:pPr>
+              <w:rPr>
+                <w:rFonts w:hint="eastAsia"/>
+              </w:rPr>
+            </w:pPr>
+            <w:r>
+              <w:t>源杰科技、仕佳光子、长光华芯、鼎芯光电（永鼎股份子公司）</w:t>
+            </w:r>
+          </w:p>
+        </w:tc>
+        <w:tc>
+          <w:tcPr>
+            <w:tcW w:w="5480" w:type="dxa"/>
+            <w:hideMark/>
+          </w:tcPr>
+          <w:p>
+            <w:pPr>
+              <w:rPr>
+                <w:rFonts w:hint="eastAsia"/>
+              </w:rPr>
+            </w:pPr>
+            <w:r>
+              <w:t>CW光源：70mW/100mW产品已批量应用于硅光模块。EML：100G EML已实现量产，200G EML进入送样或量产阶段。</w:t>
+            </w:r>
+          </w:p>
+        </w:tc>
+        <w:tc>
+          <w:tcPr>
+            <w:tcW w:w="4440" w:type="dxa"/>
+            <w:hideMark/>
+          </w:tcPr>
+          <w:p>
+            <w:pPr>
+              <w:rPr>
+                <w:rFonts w:hint="eastAsia"/>
+              </w:rPr>
+            </w:pPr>
+            <w:r>
+              <w:t>国产替代主力军。CW光源随硅光渗透快速放量；高速EML正处于客户验证与规模化量产突破期。</w:t>
+            </w:r>
+          </w:p>
+        </w:tc>
+      </w:tr>
+      <w:tr>
+        <w:trPr>
+          <w:trHeight w:val="570"/>
+        </w:trPr>
+        <w:tc>
+          <w:tcPr>
+            <w:tcW w:w="1960" w:type="dxa"/>
+            <w:hideMark/>
+          </w:tcPr>
+          <w:p>
+            <w:pPr>
+              <w:rPr>
+                <w:rFonts w:hint="eastAsia"/>
+              </w:rPr>
+            </w:pPr>
+            <w:r>
+              <w:lastRenderedPageBreak/>
+              <w:t>国内领先厂商</w:t>
+            </w:r>
+          </w:p>
+        </w:tc>
+        <w:tc>
+          <w:tcPr>
+            <w:tcW w:w="1960" w:type="dxa"/>
+            <w:hideMark/>
+          </w:tcPr>
+          <w:p>
+            <w:pPr>
+              <w:rPr>
+                <w:rFonts w:hint="eastAsia"/>
+              </w:rPr>
+            </w:pPr>
+            <w:r>
+              <w:t>光迅科技</w:t>
+            </w:r>
+          </w:p>
+        </w:tc>
+        <w:tc>
+          <w:tcPr>
+            <w:tcW w:w="5480" w:type="dxa"/>
+            <w:hideMark/>
+          </w:tcPr>
+          <w:p>
+            <w:pPr>
+              <w:rPr>
+                <w:rFonts w:hint="eastAsia"/>
+              </w:rPr>
+            </w:pPr>
+            <w:r>
+              <w:t>具备从芯片、器件到模块的垂直整合能力，自研光芯片。</w:t>
+            </w:r>
+          </w:p>
+        </w:tc>
+        <w:tc>
+          <w:tcPr>
+            <w:tcW w:w="4440" w:type="dxa"/>
+            <w:hideMark/>
+          </w:tcPr>
+          <w:p>
+            <w:pPr>
+              <w:rPr>
+                <w:rFonts w:hint="eastAsia"/>
+              </w:rPr>
+            </w:pPr>
+            <w:r>
+              <w:t>在低速光芯片自供率较高，积极研发100G以上高速率产品，受益于国内AI算力建设。</w:t>
+            </w:r>
+          </w:p>
+        </w:tc>
+      </w:tr>
+    </w:tbl>
+    <w:p>
+      <w:pPr>
+        <w:rPr>
+          <w:rFonts w:hint="eastAsia"/>
+        </w:rPr>
+      </w:pPr>
+    </w:p>
+    <w:p>
+      <w:pPr>
+        <w:rPr>
+          <w:rFonts w:hint="eastAsia"/>
+        </w:rPr>
+      </w:pPr>
+      <w:r>
+        <w:rPr>
+          <w:rFonts w:hint="eastAsia"/>
+        </w:rPr>
+        <w:t>国内的光芯片生产商普遍具有除晶圆外延环节之外的后端加工能力，而光芯片核心的外延技术并不成熟，高端的外延片需向国际外延厂进行采购，限制了高端光芯片的发展。国内相关企业仅在2.5G和10G光芯片领域实现核心技术的掌握，2.5G及以下速率光芯片国产化率超过90%；10G光芯片国产化率约60%；25Gbs及以上的光芯片国产化率低，仅有约4%。</w:t>
+      </w:r>
+      <w:r>
+        <w:t>当前的结构性突破主要体现在两条路径：一是在EML芯片上，国内头部厂商正加速客户验证与量产爬坡；二是绕开传统EML路径，在硅光方案所需的CW（连续波）光源上实现快速放量，成为切入下游主流供应链的先锋。</w:t>
+      </w:r>
+    </w:p>
+    <w:p>
+      <w:pPr>
+        <w:rPr>
+          <w:rFonts w:hint="eastAsia"/>
+        </w:rPr>
+      </w:pPr>
+    </w:p>
+    <w:p>
+      <w:pPr>
+        <w:jc w:val="center"/>
+        <w:rPr>
+          <w:rFonts w:hint="eastAsia"/>
+        </w:rPr>
+      </w:pPr>
+      <w:r>
+        <w:rPr>
+          <w:rFonts w:hint="eastAsia"/>
+        </w:rPr>
+        <w:t>图：光芯片国产化情况</w:t>
+      </w:r>
+    </w:p>
+    <w:p>
+      <w:pPr>
+        <w:rPr>
+          <w:rFonts w:hint="eastAsia"/>
+        </w:rPr>
+      </w:pPr>
+      <w:r>
+        <w:rPr>
+          <w:rFonts w:hint="eastAsia"/>
+          <w:noProof/>
+        </w:rPr>
+        <w:drawing>
+          <wp:inline distT="0" distB="0" distL="0" distR="0" wp14:anchorId="6B505A4F" wp14:editId="300CA19C">
+            <wp:extent cx="5753100" cy="2886075"/>
+            <wp:effectExtent l="0" t="0" r="0" b="9525"/>
+            <wp:docPr id="135145098" name="图片 1"/>
+            <wp:cNvGraphicFramePr>
+              <a:graphicFrameLocks xmlns:a="http://schemas.openxmlformats.org/drawingml/2006/main" noChangeAspect="1"/>
+            </wp:cNvGraphicFramePr>
+            <a:graphic xmlns:a="http://schemas.openxmlformats.org/drawingml/2006/main">
+              <a:graphicData uri="http://schemas.openxmlformats.org/drawingml/2006/picture">
+                <pic:pic xmlns:pic="http://schemas.openxmlformats.org/drawingml/2006/picture">
+                  <pic:nvPicPr>
+                    <pic:cNvPr id="0" name="Picture 2"/>
+                    <pic:cNvPicPr>
+                      <a:picLocks noChangeAspect="1" noChangeArrowheads="1"/>
+                    </pic:cNvPicPr>
+                  </pic:nvPicPr>
+                  <pic:blipFill>
+                    <a:blip r:embed="rId11">
+                      <a:extLst>
+                        <a:ext uri="{28A0092B-C50C-407E-A947-70E740481C1C}">
+                          <a14:useLocalDpi xmlns:a14="http://schemas.microsoft.com/office/drawing/2010/main" val="0"/>
+                        </a:ext>
+                      </a:extLst>
+                    </a:blip>
+                    <a:srcRect/>
+                    <a:stretch>
+                      <a:fillRect/>
+                    </a:stretch>
+                  </pic:blipFill>
+                  <pic:spPr bwMode="auto">
+                    <a:xfrm>
+                      <a:off x="0" y="0"/>
+                      <a:ext cx="5753100" cy="2886075"/>
+                    </a:xfrm>
+                    <a:prstGeom prst="rect">
+                      <a:avLst/>
+                    </a:prstGeom>
+                    <a:noFill/>
+                  </pic:spPr>
+                </pic:pic>
+              </a:graphicData>
+            </a:graphic>
+          </wp:inline>
+        </w:drawing>
+      </w:r>
+    </w:p>
+    <w:p>
+      <w:pPr>
+        <w:rPr>
+          <w:rFonts w:hint="eastAsia"/>
+        </w:rPr>
+      </w:pPr>
+      <w:r>
+        <w:rPr>
+          <w:rFonts w:hint="eastAsia"/>
+        </w:rPr>
+        <w:t>数据来源：慧博投研</w:t>
+      </w:r>
+    </w:p>
+    <w:p>
+      <w:pPr>
+        <w:pStyle w:val="4"/>
+        <w:rPr>
+          <w:rFonts w:hint="eastAsia"/>
+        </w:rPr>
+      </w:pPr>
+      <w:r>
+        <w:rPr>
+          <w:rFonts w:hint="eastAsia"/>
+        </w:rPr>
+        <w:t>供给侧</w:t>
+      </w:r>
+      <w:r>
+        <w:rPr>
+          <w:rFonts w:hint="eastAsia"/>
+        </w:rPr>
+        <w:t>：</w:t>
+      </w:r>
+      <w:r>
+        <w:t>技术、产能与产业链三重高壁垒</w:t>
+      </w:r>
+    </w:p>
+    <w:p>
+      <w:pPr>
+        <w:rPr>
+          <w:rFonts w:hint="eastAsia"/>
+        </w:rPr>
+      </w:pPr>
+      <w:r>
+        <w:rPr>
+          <w:rFonts w:hint="eastAsia"/>
+        </w:rPr>
+        <w:t>光芯片制造流程复杂，行业壁垒深厚，主要体现在：</w:t>
+      </w:r>
+    </w:p>
+    <w:p>
+      <w:pPr>
+        <w:pStyle w:val="a9"/>
+        <w:numPr>
+          <w:ilvl w:val="0"/>
+          <w:numId w:val="1"/>
+        </w:numPr>
+        <w:rPr>
+          <w:rFonts w:hint="eastAsia"/>
+        </w:rPr>
+      </w:pPr>
+      <w:r>
+        <w:rPr>
+          <w:rFonts w:hint="eastAsia"/>
+        </w:rPr>
+        <w:t>技术壁垒：外延生长与光栅工艺是核心难点，工艺窗口窄，对设备精度和参数控制要求达纳米级，导致良率提升困难。例如，EML芯片需要在单一外延片上集成DFB增益区与EA调制区，复杂度极高。</w:t>
+      </w:r>
+    </w:p>
+    <w:p>
+      <w:pPr>
+        <w:pStyle w:val="a9"/>
+        <w:numPr>
+          <w:ilvl w:val="0"/>
+          <w:numId w:val="1"/>
+        </w:numPr>
+        <w:rPr>
+          <w:rFonts w:hint="eastAsia"/>
+        </w:rPr>
+      </w:pPr>
+      <w:r>
+        <w:rPr>
+          <w:rFonts w:hint="eastAsia"/>
+        </w:rPr>
+        <w:t>产能壁垒：核心设备（如MOCVD、电子束光刻机EBL）交付与调试周期长，高端InP衬底被海外垄断，扩产周期长达1-2年</w:t>
+      </w:r>
+      <w:r>
+        <w:rPr>
+          <w:rFonts w:hint="eastAsia"/>
+        </w:rPr>
+        <w:t>，且市场集中度高</w:t>
+      </w:r>
+      <w:r>
+        <w:t>市场集中度高，前三</w:t>
+      </w:r>
+      <w:r>
+        <w:lastRenderedPageBreak/>
+        <w:t>大厂商（住友、北京通美、JX）占据90%以上份额</w:t>
+      </w:r>
+      <w:r>
+        <w:rPr>
+          <w:rFonts w:hint="eastAsia"/>
+        </w:rPr>
+        <w:t>。设备供应商Aixtron表示，当前MOCVD设备交付需要9-12个月。</w:t>
+      </w:r>
+    </w:p>
+    <w:p>
+      <w:pPr>
+        <w:pStyle w:val="a9"/>
+        <w:numPr>
+          <w:ilvl w:val="0"/>
+          <w:numId w:val="1"/>
+        </w:numPr>
+        <w:rPr>
+          <w:rFonts w:hint="eastAsia"/>
+        </w:rPr>
+      </w:pPr>
+      <w:r>
+        <w:rPr>
+          <w:rFonts w:hint="eastAsia"/>
+        </w:rPr>
+        <w:t>客户验证壁垒：从芯片测试到终端客户认证，全流程周期可长达2年，客户粘性极强，新供应商切入困难</w:t>
+      </w:r>
+    </w:p>
+    <w:p>
+      <w:pPr>
+        <w:pStyle w:val="4"/>
+        <w:rPr>
+          <w:rFonts w:hint="eastAsia"/>
+        </w:rPr>
+      </w:pPr>
+      <w:r>
+        <w:rPr>
+          <w:rFonts w:hint="eastAsia"/>
+        </w:rPr>
+        <w:t>需求端：</w:t>
+      </w:r>
+      <w:r>
+        <w:t>AI算力为核心驱动力，市场空间广阔</w:t>
+      </w:r>
+    </w:p>
+    <w:p>
+      <w:pPr>
+        <w:rPr>
+          <w:rFonts w:hint="eastAsia"/>
+        </w:rPr>
+      </w:pPr>
+      <w:r>
+        <w:t>需求爆发主要来自AI数据中心建设：</w:t>
+      </w:r>
+    </w:p>
+    <w:p>
+      <w:pPr>
+        <w:pStyle w:val="a9"/>
+        <w:numPr>
+          <w:ilvl w:val="0"/>
+          <w:numId w:val="2"/>
+        </w:numPr>
+        <w:rPr>
+          <w:rFonts w:hint="eastAsia"/>
+        </w:rPr>
+      </w:pPr>
+      <w:r>
+        <w:rPr>
+          <w:rFonts w:hint="eastAsia"/>
+        </w:rPr>
+        <w:t>算力需求激增：AI大模型训练与推理需要海量数据交换，直接拉动800G/1.6T高速光模块需求，进而驱动内部高速率光芯片用量和价值量提升。AI服务器对光模块的需求量显著高于传统服务器。</w:t>
+      </w:r>
+    </w:p>
+    <w:p>
+      <w:pPr>
+        <w:pStyle w:val="a9"/>
+        <w:numPr>
+          <w:ilvl w:val="0"/>
+          <w:numId w:val="2"/>
+        </w:numPr>
+        <w:rPr>
+          <w:rFonts w:hint="eastAsia"/>
+        </w:rPr>
+      </w:pPr>
+      <w:r>
+        <w:rPr>
+          <w:rFonts w:hint="eastAsia"/>
+        </w:rPr>
+        <w:t>市场规模持续扩张：LightCounting预测，2025年光模块销售额将达238亿美元，光通信芯片组市场2025-2030年复合年增长率（CAGR）预计为17%，2030年总销售额将超110亿美元。</w:t>
+      </w:r>
+    </w:p>
+    <w:p>
+      <w:pPr>
+        <w:pStyle w:val="a9"/>
+        <w:numPr>
+          <w:ilvl w:val="0"/>
+          <w:numId w:val="2"/>
+        </w:numPr>
+        <w:rPr>
+          <w:rFonts w:hint="eastAsia"/>
+        </w:rPr>
+      </w:pPr>
+      <w:r>
+        <w:rPr>
+          <w:rFonts w:hint="eastAsia"/>
+        </w:rPr>
+        <w:t>技术迭代创造增量：硅光、CPO（共封装光学）、LPO（线性驱动可插拔光学）等新技术路径不断演进，持续打开新的市场空间。LightCounting预测2026年硅光在高速率光模块中的渗透率将超50%。</w:t>
+      </w:r>
+    </w:p>
+    <w:p>
+      <w:pPr>
         <w:pStyle w:val="3"/>
+        <w:rPr>
+          <w:rFonts w:hint="eastAsia"/>
+        </w:rPr>
+      </w:pPr>
+      <w:r>
+        <w:rPr>
+          <w:rFonts w:hint="eastAsia"/>
+        </w:rPr>
+        <w:t>电芯片</w:t>
+      </w:r>
+    </w:p>
+    <w:p>
+      <w:pPr>
+        <w:pStyle w:val="4"/>
+        <w:rPr>
+          <w:rFonts w:hint="eastAsia"/>
+        </w:rPr>
+      </w:pPr>
+      <w:r>
+        <w:rPr>
+          <w:rFonts w:hint="eastAsia"/>
+        </w:rPr>
+        <w:t>概况</w:t>
+      </w:r>
+    </w:p>
+    <w:p>
+      <w:pPr>
+        <w:rPr>
+          <w:rFonts w:hint="eastAsia"/>
+        </w:rPr>
+      </w:pPr>
+      <w:r>
+        <w:t>AI大模型的训练与推理催生了高速光模块的迭代浪潮，直接拉动了高速率电芯片的需求。目前，800G光模块已成为AI算力集群的标配，1.6T进入批量部署阶段，3.2T作为前瞻技术加速验证。这种速率升级对电芯片的带宽、功耗、线性度提出了指数级增长的要求。根据ICC数据，2024年全球数据中心侧光通信电芯片市场规模为20.9亿美元，预计到2029年将增长至60.2亿美元，复合年增长率（CAGR）高达23.60%，增速显著高于其他场景。</w:t>
+      </w:r>
+    </w:p>
+    <w:p>
+      <w:pPr>
+        <w:rPr>
+          <w:rFonts w:hint="eastAsia"/>
+        </w:rPr>
+      </w:pPr>
+    </w:p>
+    <w:p>
+      <w:pPr>
+        <w:pStyle w:val="3"/>
+        <w:rPr>
+          <w:rFonts w:hint="eastAsia"/>
+        </w:rPr>
       </w:pPr>
       <w:r>
         <w:rPr>
@@ -367,7 +1171,13 @@
         <w:t>光模块</w:t>
       </w:r>
     </w:p>
-    <w:p/>
+    <w:p>
+      <w:pPr>
+        <w:rPr>
+          <w:rFonts w:hint="eastAsia"/>
+        </w:rPr>
+      </w:pPr>
+    </w:p>
     <w:p>
       <w:pPr>
         <w:rPr>
@@ -401,47 +1211,18 @@
         </w:rPr>
         <w:t>光电芯片出现短缺：光通信产业链上游的核心元器件，尤其是光电芯片存在一定程度的短缺。具体而言，电吸收调制激光器（EML）和连续波（CW）激光器芯片的短缺预计将制约市场增长直至2026年底。</w:t>
       </w:r>
-      <w:proofErr w:type="spellStart"/>
-      <w:r>
-        <w:rPr>
-          <w:rFonts w:hint="eastAsia"/>
-        </w:rPr>
-        <w:t>Lumentum</w:t>
-      </w:r>
-      <w:proofErr w:type="spellEnd"/>
-      <w:r>
-        <w:rPr>
-          <w:rFonts w:hint="eastAsia"/>
-        </w:rPr>
-        <w:t xml:space="preserve"> CEO四月表示：美国超大规模数据中心客户对光通信器件需求持续加速， 公司全力扩产仍难以填补需求缺口，目前公司2027年产能已经被微软和谷歌全部锁定，预计半年内，2028 年全年的产能都将被订满。本轮行业周期至少还能维持 5 年左右的景气持续性。</w:t>
-      </w:r>
-      <w:proofErr w:type="spellStart"/>
-      <w:r>
-        <w:rPr>
-          <w:rFonts w:hint="eastAsia"/>
-        </w:rPr>
-        <w:t>Lumentum</w:t>
-      </w:r>
-      <w:proofErr w:type="spellEnd"/>
-      <w:r>
-        <w:rPr>
-          <w:rFonts w:hint="eastAsia"/>
-        </w:rPr>
-        <w:t xml:space="preserve"> 纳斯达克上市股价过去一年累计涨幅超 1500%，叠加</w:t>
-      </w:r>
-      <w:proofErr w:type="gramStart"/>
-      <w:r>
-        <w:rPr>
-          <w:rFonts w:hint="eastAsia"/>
-        </w:rPr>
-        <w:t>英伟达</w:t>
-      </w:r>
-      <w:proofErr w:type="gramEnd"/>
-      <w:r>
-        <w:rPr>
-          <w:rFonts w:hint="eastAsia"/>
-        </w:rPr>
-        <w:t xml:space="preserve"> 20 亿美元战略投资及数十亿美元采购承诺加持，进一步确认 AI 光通信高景气。</w:t>
+      <w:r>
+        <w:rPr>
+          <w:rFonts w:hint="eastAsia"/>
+        </w:rPr>
+        <w:t>Lumentum CEO四月表示：美国超大规模数据中心</w:t>
+      </w:r>
+      <w:r>
+        <w:rPr>
+          <w:rFonts w:hint="eastAsia"/>
+        </w:rPr>
+        <w:lastRenderedPageBreak/>
+        <w:t>客户对光通信器件需求持续加速， 公司全力扩产仍难以填补需求缺口，目前公司2027年产能已经被微软和谷歌全部锁定，预计半年内，2028 年全年的产能都将被订满。本轮行业周期至少还能维持 5 年左右的景气持续性。Lumentum 纳斯达克上市股价过去一年累计涨幅超 1500%，叠加英伟达 20 亿美元战略投资及数十亿美元采购承诺加持，进一步确认 AI 光通信高景气。</w:t>
       </w:r>
     </w:p>
     <w:p>
@@ -455,7 +1236,6 @@
         <w:rPr>
           <w:rFonts w:ascii="楷体" w:eastAsia="楷体" w:hAnsi="楷体" w:hint="eastAsia"/>
         </w:rPr>
-        <w:lastRenderedPageBreak/>
         <w:t>表：光芯片国产化率情况一览</w:t>
       </w:r>
     </w:p>
@@ -1397,7 +2177,6 @@
                 <w14:ligatures w14:val="none"/>
               </w:rPr>
             </w:pPr>
-            <w:proofErr w:type="gramStart"/>
             <w:r>
               <w:rPr>
                 <w:rFonts w:ascii="楷体" w:eastAsia="楷体" w:hAnsi="楷体" w:cs="宋体" w:hint="eastAsia"/>
@@ -1406,18 +2185,7 @@
                 <w:szCs w:val="22"/>
                 <w14:ligatures w14:val="none"/>
               </w:rPr>
-              <w:t>仅源杰科技</w:t>
-            </w:r>
-            <w:proofErr w:type="gramEnd"/>
-            <w:r>
-              <w:rPr>
-                <w:rFonts w:ascii="楷体" w:eastAsia="楷体" w:hAnsi="楷体" w:cs="宋体" w:hint="eastAsia"/>
-                <w:color w:val="000000"/>
-                <w:kern w:val="0"/>
-                <w:szCs w:val="22"/>
-                <w14:ligatures w14:val="none"/>
-              </w:rPr>
-              <w:t>等少数突破</w:t>
+              <w:t>仅源杰科技等少数突破</w:t>
             </w:r>
           </w:p>
         </w:tc>
@@ -1635,7 +2403,13 @@
         </w:tc>
       </w:tr>
     </w:tbl>
-    <w:p/>
+    <w:p>
+      <w:pPr>
+        <w:rPr>
+          <w:rFonts w:hint="eastAsia"/>
+        </w:rPr>
+      </w:pPr>
+    </w:p>
     <w:p>
       <w:pPr>
         <w:rPr>
@@ -1659,85 +2433,20 @@
         <w:rPr>
           <w:rFonts w:hint="eastAsia"/>
         </w:rPr>
-        <w:t>关键材料磷化铟（</w:t>
-      </w:r>
-      <w:proofErr w:type="spellStart"/>
-      <w:r>
-        <w:rPr>
-          <w:rFonts w:hint="eastAsia"/>
-        </w:rPr>
-        <w:t>InP</w:t>
-      </w:r>
-      <w:proofErr w:type="spellEnd"/>
-      <w:r>
-        <w:rPr>
-          <w:rFonts w:hint="eastAsia"/>
-        </w:rPr>
-        <w:t>）面临产能瓶颈：AI服务器需求加速了高速光模块的采用，向800G/1.6T的转变使得主要激光技术转向使用磷化</w:t>
-      </w:r>
-      <w:proofErr w:type="gramStart"/>
-      <w:r>
-        <w:rPr>
-          <w:rFonts w:hint="eastAsia"/>
-        </w:rPr>
-        <w:t>铟</w:t>
-      </w:r>
-      <w:proofErr w:type="gramEnd"/>
-      <w:r>
-        <w:rPr>
-          <w:rFonts w:hint="eastAsia"/>
-        </w:rPr>
-        <w:t>材料。行业正面临磷化</w:t>
-      </w:r>
-      <w:proofErr w:type="gramStart"/>
-      <w:r>
-        <w:rPr>
-          <w:rFonts w:hint="eastAsia"/>
-        </w:rPr>
-        <w:t>铟</w:t>
-      </w:r>
-      <w:proofErr w:type="gramEnd"/>
-      <w:r>
-        <w:rPr>
-          <w:rFonts w:hint="eastAsia"/>
-        </w:rPr>
-        <w:t>衬底和芯片的明显产能短缺。尽管供应商（如</w:t>
-      </w:r>
-      <w:proofErr w:type="spellStart"/>
-      <w:r>
-        <w:rPr>
-          <w:rFonts w:hint="eastAsia"/>
-        </w:rPr>
-        <w:t>Lumentum</w:t>
-      </w:r>
-      <w:proofErr w:type="spellEnd"/>
-      <w:r>
-        <w:rPr>
-          <w:rFonts w:hint="eastAsia"/>
-        </w:rPr>
-        <w:t>、Coherent）正在积极扩产，但需求持续超过供应，这为光模块平均售价（ASP）在2027年前的稳定性提供了支撑。</w:t>
-      </w:r>
-    </w:p>
-    <w:p>
-      <w:r>
-        <w:rPr>
-          <w:rFonts w:hint="eastAsia"/>
-        </w:rPr>
-        <w:t>供应</w:t>
-      </w:r>
-      <w:proofErr w:type="gramStart"/>
-      <w:r>
-        <w:rPr>
-          <w:rFonts w:hint="eastAsia"/>
-        </w:rPr>
-        <w:t>链积极</w:t>
-      </w:r>
-      <w:proofErr w:type="gramEnd"/>
-      <w:r>
-        <w:rPr>
-          <w:rFonts w:hint="eastAsia"/>
-        </w:rPr>
-        <w:t>扩产应对：为应对短缺，主要供应商正在扩张产能。例如，博通（AVGO）的EML激光器产能预计将从2025年的超4000万个增至2026年的5000万个；其CW激光器产能将从2025年的约1500万个增至2026年的两倍。</w:t>
+        <w:t>关键材料磷化铟（InP）面临产能瓶颈：AI服务器需求加速了高速光模块的采用，向800G/1.6T的转变使得主要激光技术转向使用磷化铟材料。行业正面临磷化铟衬底和芯片的明显产能短缺。尽管供应商（如Lumentum、Coherent）正在积极扩产，但需求持续超过供应，这为光模块平均售价（ASP）在2027年前的稳定性提供了支撑。</w:t>
+      </w:r>
+    </w:p>
+    <w:p>
+      <w:pPr>
+        <w:rPr>
+          <w:rFonts w:hint="eastAsia"/>
+        </w:rPr>
+      </w:pPr>
+      <w:r>
+        <w:rPr>
+          <w:rFonts w:hint="eastAsia"/>
+        </w:rPr>
+        <w:t>供应链积极扩产应对：为应对短缺，主要供应商正在扩张产能。例如，博通（AVGO）的EML激光器产能预计将从2025年的超4000万个增至2026年的5000万个；其CW激光器产能将从2025年的约1500万个增至2026年的两倍。</w:t>
       </w:r>
     </w:p>
     <w:p>
@@ -1766,7 +2475,7 @@
                     <pic:cNvPicPr/>
                   </pic:nvPicPr>
                   <pic:blipFill>
-                    <a:blip r:embed="rId9"/>
+                    <a:blip r:embed="rId12"/>
                     <a:stretch>
                       <a:fillRect/>
                     </a:stretch>
@@ -1822,6 +2531,9 @@
     <w:p>
       <w:pPr>
         <w:pStyle w:val="4"/>
+        <w:rPr>
+          <w:rFonts w:hint="eastAsia"/>
+        </w:rPr>
       </w:pPr>
       <w:r>
         <w:rPr>
@@ -1831,93 +2543,24 @@
       </w:r>
     </w:p>
     <w:p>
-      <w:r>
-        <w:rPr>
-          <w:rFonts w:hint="eastAsia"/>
-        </w:rPr>
-        <w:t>下游需求结构多元，</w:t>
-      </w:r>
-      <w:proofErr w:type="gramStart"/>
-      <w:r>
-        <w:rPr>
-          <w:rFonts w:hint="eastAsia"/>
-        </w:rPr>
-        <w:t>数通市场</w:t>
-      </w:r>
-      <w:proofErr w:type="gramEnd"/>
-      <w:r>
-        <w:rPr>
-          <w:rFonts w:hint="eastAsia"/>
-        </w:rPr>
-        <w:t>引领增长：光模块下游主要包括互联网</w:t>
-      </w:r>
-      <w:proofErr w:type="gramStart"/>
-      <w:r>
-        <w:rPr>
-          <w:rFonts w:hint="eastAsia"/>
-        </w:rPr>
-        <w:t>云服务</w:t>
-      </w:r>
-      <w:proofErr w:type="gramEnd"/>
-      <w:r>
-        <w:rPr>
-          <w:rFonts w:hint="eastAsia"/>
-        </w:rPr>
-        <w:t>商、通信设备商和电信运营商。其中，互联网</w:t>
-      </w:r>
-      <w:proofErr w:type="gramStart"/>
-      <w:r>
-        <w:rPr>
-          <w:rFonts w:hint="eastAsia"/>
-        </w:rPr>
-        <w:t>云服务</w:t>
-      </w:r>
-      <w:proofErr w:type="gramEnd"/>
-      <w:r>
-        <w:rPr>
-          <w:rFonts w:hint="eastAsia"/>
-        </w:rPr>
-        <w:t>商（如亚马逊、微软、谷歌、Meta）是高</w:t>
-      </w:r>
-      <w:r>
-        <w:rPr>
-          <w:rFonts w:hint="eastAsia"/>
-        </w:rPr>
-        <w:lastRenderedPageBreak/>
-        <w:t>速光模块的核心需求方，其数据中心建设与AI</w:t>
-      </w:r>
-      <w:proofErr w:type="gramStart"/>
-      <w:r>
-        <w:rPr>
-          <w:rFonts w:hint="eastAsia"/>
-        </w:rPr>
-        <w:t>算力集群</w:t>
-      </w:r>
-      <w:proofErr w:type="gramEnd"/>
-      <w:r>
-        <w:rPr>
-          <w:rFonts w:hint="eastAsia"/>
-        </w:rPr>
-        <w:t>扩张对400G、800G及1.6T光模块的需求激增，采购规模大、迭代速度快。电信运营商的需求相对稳定，主要受5G网络建设与骨干网升级驱动。从市场结构看，</w:t>
-      </w:r>
-      <w:proofErr w:type="gramStart"/>
-      <w:r>
-        <w:rPr>
-          <w:rFonts w:hint="eastAsia"/>
-        </w:rPr>
-        <w:t>数通市场</w:t>
-      </w:r>
-      <w:proofErr w:type="gramEnd"/>
-      <w:r>
-        <w:rPr>
-          <w:rFonts w:hint="eastAsia"/>
-        </w:rPr>
-        <w:t>已超越电信市场，成为光模块需求增长的核心引擎。</w:t>
+      <w:pPr>
+        <w:rPr>
+          <w:rFonts w:hint="eastAsia"/>
+        </w:rPr>
+      </w:pPr>
+      <w:r>
+        <w:rPr>
+          <w:rFonts w:hint="eastAsia"/>
+        </w:rPr>
+        <w:t>下游需求结构多元，数通市场引领增长：光模块下游主要包括互联网云服务商、通信设备商和电信运营商。其中，互联网云服务商（如亚马逊、微软、谷歌、Meta）是高速光模块的核心需求方，其数据中心建设与AI算力集群扩张对400G、800G及1.6T光模块的需求激增，采购规模大、迭代速度快。电信运营商的需求相对稳定，主要受5G网络建设与骨干网升级驱动。从市场结构看，数通市场已超越电信市场，成为光模块需求增长的核心引擎。</w:t>
       </w:r>
     </w:p>
     <w:p>
       <w:pPr>
         <w:jc w:val="center"/>
+        <w:rPr>
+          <w:rFonts w:hint="eastAsia"/>
+        </w:rPr>
       </w:pPr>
       <w:r>
         <w:rPr>
@@ -1939,7 +2582,7 @@
                     <pic:cNvPicPr/>
                   </pic:nvPicPr>
                   <pic:blipFill>
-                    <a:blip r:embed="rId10"/>
+                    <a:blip r:embed="rId13"/>
                     <a:stretch>
                       <a:fillRect/>
                     </a:stretch>
@@ -1961,25 +2604,16 @@
       </w:r>
     </w:p>
     <w:p>
-      <w:r>
-        <w:rPr>
-          <w:rFonts w:hint="eastAsia"/>
-        </w:rPr>
-        <w:t>AI</w:t>
-      </w:r>
-      <w:proofErr w:type="gramStart"/>
-      <w:r>
-        <w:rPr>
-          <w:rFonts w:hint="eastAsia"/>
-        </w:rPr>
-        <w:t>算力需求</w:t>
-      </w:r>
-      <w:proofErr w:type="gramEnd"/>
-      <w:r>
-        <w:rPr>
-          <w:rFonts w:hint="eastAsia"/>
-        </w:rPr>
-        <w:t>直接推动了光模块产品结构向高速率升级，具体需求预测如下：</w:t>
+      <w:pPr>
+        <w:rPr>
+          <w:rFonts w:hint="eastAsia"/>
+        </w:rPr>
+      </w:pPr>
+      <w:r>
+        <w:rPr>
+          <w:rFonts w:hint="eastAsia"/>
+        </w:rPr>
+        <w:t>AI算力需求直接推动了光模块产品结构向高速率升级，具体需求预测如下：</w:t>
       </w:r>
     </w:p>
     <w:tbl>
@@ -2015,7 +2649,7 @@
               <w:widowControl/>
               <w:spacing w:after="0" w:line="240" w:lineRule="auto"/>
               <w:rPr>
-                <w:rFonts w:ascii="Inherit" w:eastAsia="等线" w:hAnsi="Inherit" w:cs="宋体"/>
+                <w:rFonts w:ascii="Inherit" w:eastAsia="等线" w:hAnsi="Inherit" w:cs="宋体" w:hint="eastAsia"/>
                 <w:b/>
                 <w:bCs/>
                 <w:color w:val="000000"/>
@@ -2054,7 +2688,7 @@
               <w:widowControl/>
               <w:spacing w:after="0" w:line="240" w:lineRule="auto"/>
               <w:rPr>
-                <w:rFonts w:ascii="Inherit" w:eastAsia="等线" w:hAnsi="Inherit" w:cs="宋体"/>
+                <w:rFonts w:ascii="Inherit" w:eastAsia="等线" w:hAnsi="Inherit" w:cs="宋体" w:hint="eastAsia"/>
                 <w:b/>
                 <w:bCs/>
                 <w:color w:val="000000"/>
@@ -2105,7 +2739,7 @@
               <w:widowControl/>
               <w:spacing w:after="0" w:line="240" w:lineRule="auto"/>
               <w:rPr>
-                <w:rFonts w:ascii="Inherit" w:eastAsia="等线" w:hAnsi="Inherit" w:cs="宋体"/>
+                <w:rFonts w:ascii="Inherit" w:eastAsia="等线" w:hAnsi="Inherit" w:cs="宋体" w:hint="eastAsia"/>
                 <w:b/>
                 <w:bCs/>
                 <w:color w:val="000000"/>
@@ -2156,7 +2790,7 @@
               <w:widowControl/>
               <w:spacing w:after="0" w:line="240" w:lineRule="auto"/>
               <w:rPr>
-                <w:rFonts w:ascii="Inherit" w:eastAsia="等线" w:hAnsi="Inherit" w:cs="宋体"/>
+                <w:rFonts w:ascii="Inherit" w:eastAsia="等线" w:hAnsi="Inherit" w:cs="宋体" w:hint="eastAsia"/>
                 <w:b/>
                 <w:bCs/>
                 <w:color w:val="000000"/>
@@ -2207,7 +2841,7 @@
               <w:widowControl/>
               <w:spacing w:after="0" w:line="240" w:lineRule="auto"/>
               <w:rPr>
-                <w:rFonts w:ascii="Inherit" w:eastAsia="等线" w:hAnsi="Inherit" w:cs="宋体"/>
+                <w:rFonts w:ascii="Inherit" w:eastAsia="等线" w:hAnsi="Inherit" w:cs="宋体" w:hint="eastAsia"/>
                 <w:b/>
                 <w:bCs/>
                 <w:color w:val="000000"/>
@@ -2251,7 +2885,7 @@
               <w:widowControl/>
               <w:spacing w:after="0" w:line="240" w:lineRule="auto"/>
               <w:rPr>
-                <w:rFonts w:ascii="Inherit" w:eastAsia="等线" w:hAnsi="Inherit" w:cs="宋体"/>
+                <w:rFonts w:ascii="Inherit" w:eastAsia="等线" w:hAnsi="Inherit" w:cs="宋体" w:hint="eastAsia"/>
                 <w:b/>
                 <w:bCs/>
                 <w:color w:val="000000"/>
@@ -2290,7 +2924,7 @@
               <w:widowControl/>
               <w:spacing w:after="0" w:line="240" w:lineRule="auto"/>
               <w:rPr>
-                <w:rFonts w:ascii="Inherit" w:eastAsia="等线" w:hAnsi="Inherit" w:cs="宋体"/>
+                <w:rFonts w:ascii="Inherit" w:eastAsia="等线" w:hAnsi="Inherit" w:cs="宋体" w:hint="eastAsia"/>
                 <w:color w:val="000000"/>
                 <w:kern w:val="0"/>
                 <w:szCs w:val="22"/>
@@ -2335,7 +2969,7 @@
               <w:widowControl/>
               <w:spacing w:after="0" w:line="240" w:lineRule="auto"/>
               <w:rPr>
-                <w:rFonts w:ascii="Inherit" w:eastAsia="等线" w:hAnsi="Inherit" w:cs="宋体"/>
+                <w:rFonts w:ascii="Inherit" w:eastAsia="等线" w:hAnsi="Inherit" w:cs="宋体" w:hint="eastAsia"/>
                 <w:color w:val="000000"/>
                 <w:kern w:val="0"/>
                 <w:szCs w:val="22"/>
@@ -2390,7 +3024,7 @@
               <w:widowControl/>
               <w:spacing w:after="0" w:line="240" w:lineRule="auto"/>
               <w:rPr>
-                <w:rFonts w:ascii="Inherit" w:eastAsia="等线" w:hAnsi="Inherit" w:cs="宋体"/>
+                <w:rFonts w:ascii="Inherit" w:eastAsia="等线" w:hAnsi="Inherit" w:cs="宋体" w:hint="eastAsia"/>
                 <w:color w:val="000000"/>
                 <w:kern w:val="0"/>
                 <w:szCs w:val="22"/>
@@ -2445,7 +3079,7 @@
               <w:widowControl/>
               <w:spacing w:after="0" w:line="240" w:lineRule="auto"/>
               <w:rPr>
-                <w:rFonts w:ascii="Inherit" w:eastAsia="等线" w:hAnsi="Inherit" w:cs="宋体"/>
+                <w:rFonts w:ascii="Inherit" w:eastAsia="等线" w:hAnsi="Inherit" w:cs="宋体" w:hint="eastAsia"/>
                 <w:color w:val="000000"/>
                 <w:kern w:val="0"/>
                 <w:szCs w:val="22"/>
@@ -2525,7 +3159,7 @@
               <w:widowControl/>
               <w:spacing w:after="0" w:line="240" w:lineRule="auto"/>
               <w:rPr>
-                <w:rFonts w:ascii="Inherit" w:eastAsia="等线" w:hAnsi="Inherit" w:cs="宋体"/>
+                <w:rFonts w:ascii="Inherit" w:eastAsia="等线" w:hAnsi="Inherit" w:cs="宋体" w:hint="eastAsia"/>
                 <w:b/>
                 <w:bCs/>
                 <w:color w:val="000000"/>
@@ -2564,7 +3198,7 @@
               <w:widowControl/>
               <w:spacing w:after="0" w:line="240" w:lineRule="auto"/>
               <w:rPr>
-                <w:rFonts w:ascii="Inherit" w:eastAsia="等线" w:hAnsi="Inherit" w:cs="宋体"/>
+                <w:rFonts w:ascii="Inherit" w:eastAsia="等线" w:hAnsi="Inherit" w:cs="宋体" w:hint="eastAsia"/>
                 <w:color w:val="000000"/>
                 <w:kern w:val="0"/>
                 <w:szCs w:val="22"/>
@@ -2629,7 +3263,7 @@
               <w:widowControl/>
               <w:spacing w:after="0" w:line="240" w:lineRule="auto"/>
               <w:rPr>
-                <w:rFonts w:ascii="Inherit" w:eastAsia="等线" w:hAnsi="Inherit" w:cs="宋体"/>
+                <w:rFonts w:ascii="Inherit" w:eastAsia="等线" w:hAnsi="Inherit" w:cs="宋体" w:hint="eastAsia"/>
                 <w:color w:val="000000"/>
                 <w:kern w:val="0"/>
                 <w:szCs w:val="22"/>
@@ -2674,7 +3308,7 @@
               <w:widowControl/>
               <w:spacing w:after="0" w:line="240" w:lineRule="auto"/>
               <w:rPr>
-                <w:rFonts w:ascii="Inherit" w:eastAsia="等线" w:hAnsi="Inherit" w:cs="宋体"/>
+                <w:rFonts w:ascii="Inherit" w:eastAsia="等线" w:hAnsi="Inherit" w:cs="宋体" w:hint="eastAsia"/>
                 <w:color w:val="000000"/>
                 <w:kern w:val="0"/>
                 <w:szCs w:val="22"/>
@@ -2729,13 +3363,23 @@
               <w:widowControl/>
               <w:spacing w:after="0" w:line="240" w:lineRule="auto"/>
               <w:rPr>
+                <w:rFonts w:ascii="Inherit" w:eastAsia="等线" w:hAnsi="Inherit" w:cs="宋体" w:hint="eastAsia"/>
+                <w:color w:val="000000"/>
+                <w:kern w:val="0"/>
+                <w:szCs w:val="22"/>
+                <w14:ligatures w14:val="none"/>
+              </w:rPr>
+            </w:pPr>
+            <w:r>
+              <w:rPr>
                 <w:rFonts w:ascii="Inherit" w:eastAsia="等线" w:hAnsi="Inherit" w:cs="宋体"/>
                 <w:color w:val="000000"/>
                 <w:kern w:val="0"/>
                 <w:szCs w:val="22"/>
                 <w14:ligatures w14:val="none"/>
               </w:rPr>
-            </w:pPr>
+              <w:t>2024</w:t>
+            </w:r>
             <w:r>
               <w:rPr>
                 <w:rFonts w:ascii="Inherit" w:eastAsia="等线" w:hAnsi="Inherit" w:cs="宋体"/>
@@ -2744,39 +3388,7 @@
                 <w:szCs w:val="22"/>
                 <w14:ligatures w14:val="none"/>
               </w:rPr>
-              <w:t>2024</w:t>
-            </w:r>
-            <w:r>
-              <w:rPr>
-                <w:rFonts w:ascii="Inherit" w:eastAsia="等线" w:hAnsi="Inherit" w:cs="宋体"/>
-                <w:color w:val="000000"/>
-                <w:kern w:val="0"/>
-                <w:szCs w:val="22"/>
-                <w14:ligatures w14:val="none"/>
-              </w:rPr>
-              <w:t>年以</w:t>
-            </w:r>
-            <w:proofErr w:type="gramStart"/>
-            <w:r>
-              <w:rPr>
-                <w:rFonts w:ascii="Inherit" w:eastAsia="等线" w:hAnsi="Inherit" w:cs="宋体"/>
-                <w:color w:val="000000"/>
-                <w:kern w:val="0"/>
-                <w:szCs w:val="22"/>
-                <w14:ligatures w14:val="none"/>
-              </w:rPr>
-              <w:t>英伟达</w:t>
-            </w:r>
-            <w:proofErr w:type="gramEnd"/>
-            <w:r>
-              <w:rPr>
-                <w:rFonts w:ascii="Inherit" w:eastAsia="等线" w:hAnsi="Inherit" w:cs="宋体"/>
-                <w:color w:val="000000"/>
-                <w:kern w:val="0"/>
-                <w:szCs w:val="22"/>
-                <w14:ligatures w14:val="none"/>
-              </w:rPr>
-              <w:t>为主；</w:t>
+              <w:t>年以英伟达为主；</w:t>
             </w:r>
             <w:r>
               <w:rPr>
@@ -2881,7 +3493,7 @@
               <w:widowControl/>
               <w:spacing w:after="0" w:line="240" w:lineRule="auto"/>
               <w:rPr>
-                <w:rFonts w:ascii="Inherit" w:eastAsia="等线" w:hAnsi="Inherit" w:cs="宋体"/>
+                <w:rFonts w:ascii="Inherit" w:eastAsia="等线" w:hAnsi="Inherit" w:cs="宋体" w:hint="eastAsia"/>
                 <w:b/>
                 <w:bCs/>
                 <w:color w:val="000000"/>
@@ -2920,7 +3532,7 @@
               <w:widowControl/>
               <w:spacing w:after="0" w:line="240" w:lineRule="auto"/>
               <w:rPr>
-                <w:rFonts w:ascii="Inherit" w:eastAsia="等线" w:hAnsi="Inherit" w:cs="宋体"/>
+                <w:rFonts w:ascii="Inherit" w:eastAsia="等线" w:hAnsi="Inherit" w:cs="宋体" w:hint="eastAsia"/>
                 <w:color w:val="000000"/>
                 <w:kern w:val="0"/>
                 <w:szCs w:val="22"/>
@@ -2955,7 +3567,7 @@
               <w:widowControl/>
               <w:spacing w:after="0" w:line="240" w:lineRule="auto"/>
               <w:rPr>
-                <w:rFonts w:ascii="Inherit" w:eastAsia="等线" w:hAnsi="Inherit" w:cs="宋体"/>
+                <w:rFonts w:ascii="Inherit" w:eastAsia="等线" w:hAnsi="Inherit" w:cs="宋体" w:hint="eastAsia"/>
                 <w:color w:val="000000"/>
                 <w:kern w:val="0"/>
                 <w:szCs w:val="22"/>
@@ -3030,7 +3642,7 @@
               <w:widowControl/>
               <w:spacing w:after="0" w:line="240" w:lineRule="auto"/>
               <w:rPr>
-                <w:rFonts w:ascii="微软雅黑" w:eastAsia="微软雅黑" w:hAnsi="微软雅黑" w:cs="宋体"/>
+                <w:rFonts w:ascii="微软雅黑" w:eastAsia="微软雅黑" w:hAnsi="微软雅黑" w:cs="宋体" w:hint="eastAsia"/>
                 <w:color w:val="000000"/>
                 <w:kern w:val="0"/>
                 <w:szCs w:val="22"/>
@@ -3090,9 +3702,8 @@
                 <w:szCs w:val="22"/>
                 <w14:ligatures w14:val="none"/>
               </w:rPr>
-              <w:t>年为商用元年，</w:t>
-            </w:r>
-            <w:proofErr w:type="gramStart"/>
+              <w:t>年为商用元年，英伟达占</w:t>
+            </w:r>
             <w:r>
               <w:rPr>
                 <w:rFonts w:ascii="Inherit" w:eastAsia="等线" w:hAnsi="Inherit" w:cs="宋体"/>
@@ -3101,9 +3712,8 @@
                 <w:szCs w:val="22"/>
                 <w14:ligatures w14:val="none"/>
               </w:rPr>
-              <w:t>英伟达占</w:t>
-            </w:r>
-            <w:proofErr w:type="gramEnd"/>
+              <w:t>70%–90%</w:t>
+            </w:r>
             <w:r>
               <w:rPr>
                 <w:rFonts w:ascii="Inherit" w:eastAsia="等线" w:hAnsi="Inherit" w:cs="宋体"/>
@@ -3112,7 +3722,7 @@
                 <w:szCs w:val="22"/>
                 <w14:ligatures w14:val="none"/>
               </w:rPr>
-              <w:t>70%–90%</w:t>
+              <w:t>；</w:t>
             </w:r>
             <w:r>
               <w:rPr>
@@ -3122,7 +3732,7 @@
                 <w:szCs w:val="22"/>
                 <w14:ligatures w14:val="none"/>
               </w:rPr>
-              <w:t>；</w:t>
+              <w:t>2026</w:t>
             </w:r>
             <w:r>
               <w:rPr>
@@ -3132,39 +3742,7 @@
                 <w:szCs w:val="22"/>
                 <w14:ligatures w14:val="none"/>
               </w:rPr>
-              <w:t>2026</w:t>
-            </w:r>
-            <w:r>
-              <w:rPr>
-                <w:rFonts w:ascii="Inherit" w:eastAsia="等线" w:hAnsi="Inherit" w:cs="宋体"/>
-                <w:color w:val="000000"/>
-                <w:kern w:val="0"/>
-                <w:szCs w:val="22"/>
-                <w14:ligatures w14:val="none"/>
-              </w:rPr>
-              <w:t>年</w:t>
-            </w:r>
-            <w:proofErr w:type="gramStart"/>
-            <w:r>
-              <w:rPr>
-                <w:rFonts w:ascii="Inherit" w:eastAsia="等线" w:hAnsi="Inherit" w:cs="宋体"/>
-                <w:color w:val="000000"/>
-                <w:kern w:val="0"/>
-                <w:szCs w:val="22"/>
-                <w14:ligatures w14:val="none"/>
-              </w:rPr>
-              <w:t>英伟达占</w:t>
-            </w:r>
-            <w:proofErr w:type="gramEnd"/>
-            <w:r>
-              <w:rPr>
-                <w:rFonts w:ascii="Inherit" w:eastAsia="等线" w:hAnsi="Inherit" w:cs="宋体"/>
-                <w:color w:val="000000"/>
-                <w:kern w:val="0"/>
-                <w:szCs w:val="22"/>
-                <w14:ligatures w14:val="none"/>
-              </w:rPr>
-              <w:t>比超</w:t>
+              <w:t>年英伟达占比超</w:t>
             </w:r>
             <w:r>
               <w:rPr>
@@ -3251,36 +3829,25 @@
       </w:tr>
     </w:tbl>
     <w:p>
-      <w:r>
-        <w:rPr>
-          <w:rFonts w:hint="eastAsia"/>
-        </w:rPr>
-        <w:t>数据来源：</w:t>
-      </w:r>
-      <w:proofErr w:type="spellStart"/>
-      <w:r>
-        <w:rPr>
-          <w:rFonts w:hint="eastAsia"/>
-        </w:rPr>
-        <w:t>evercore</w:t>
-      </w:r>
-      <w:proofErr w:type="spellEnd"/>
-      <w:r>
-        <w:rPr>
-          <w:rFonts w:hint="eastAsia"/>
-        </w:rPr>
-        <w:t>，</w:t>
-      </w:r>
-      <w:proofErr w:type="spellStart"/>
-      <w:r>
-        <w:rPr>
-          <w:rFonts w:hint="eastAsia"/>
-        </w:rPr>
-        <w:t>lightcounting</w:t>
-      </w:r>
-      <w:proofErr w:type="spellEnd"/>
-    </w:p>
-    <w:p/>
+      <w:pPr>
+        <w:rPr>
+          <w:rFonts w:hint="eastAsia"/>
+        </w:rPr>
+      </w:pPr>
+      <w:r>
+        <w:rPr>
+          <w:rFonts w:hint="eastAsia"/>
+        </w:rPr>
+        <w:t>数据来源：evercore，lightcounting</w:t>
+      </w:r>
+    </w:p>
+    <w:p>
+      <w:pPr>
+        <w:rPr>
+          <w:rFonts w:hint="eastAsia"/>
+        </w:rPr>
+      </w:pPr>
+    </w:p>
     <w:p>
       <w:pPr>
         <w:rPr>
@@ -3293,46 +3860,22 @@
           <w:rFonts w:ascii="楷体" w:eastAsia="楷体" w:hAnsi="楷体" w:hint="eastAsia"/>
           <w:sz w:val="24"/>
         </w:rPr>
-        <w:t>区域市场与资本开支印证需求景气：北美地区是全球最大的光模块市场，需求主要来自头部</w:t>
-      </w:r>
-      <w:proofErr w:type="gramStart"/>
+        <w:t>区域市场与资本开支印证需求景气：北美地区是全球最大的光模块市场，需求主要来自头部云服务商的AI数据中心建设。2025年，北美四大云厂商资本开</w:t>
+      </w:r>
       <w:r>
         <w:rPr>
           <w:rFonts w:ascii="楷体" w:eastAsia="楷体" w:hAnsi="楷体" w:hint="eastAsia"/>
           <w:sz w:val="24"/>
         </w:rPr>
-        <w:t>云服务</w:t>
-      </w:r>
-      <w:proofErr w:type="gramEnd"/>
+        <w:lastRenderedPageBreak/>
+        <w:t>支合计同比增长76.9%，直接转化为对光模块的采购需求。</w:t>
+      </w:r>
       <w:r>
         <w:rPr>
           <w:rFonts w:ascii="楷体" w:eastAsia="楷体" w:hAnsi="楷体" w:hint="eastAsia"/>
           <w:sz w:val="24"/>
         </w:rPr>
-        <w:t>商的AI数据中心建设。2025年，北美四大云厂商资本开支合计同比增长76.9%，直接转化为对光模块的采购需求。</w:t>
-      </w:r>
-      <w:r>
-        <w:rPr>
-          <w:rFonts w:ascii="楷体" w:eastAsia="楷体" w:hAnsi="楷体" w:hint="eastAsia"/>
-          <w:sz w:val="24"/>
-        </w:rPr>
-        <w:t>以四</w:t>
-      </w:r>
-      <w:proofErr w:type="gramStart"/>
-      <w:r>
-        <w:rPr>
-          <w:rFonts w:ascii="楷体" w:eastAsia="楷体" w:hAnsi="楷体" w:hint="eastAsia"/>
-          <w:sz w:val="24"/>
-        </w:rPr>
-        <w:t>大云厂为</w:t>
-      </w:r>
-      <w:proofErr w:type="gramEnd"/>
-      <w:r>
-        <w:rPr>
-          <w:rFonts w:ascii="楷体" w:eastAsia="楷体" w:hAnsi="楷体" w:hint="eastAsia"/>
-          <w:sz w:val="24"/>
-        </w:rPr>
-        <w:t>标志，2026年的Capex乐观上修合计超6000亿美元，接近2025年的两倍，中观上修合计超5000美元。这种量级远超三大运营商2898亿元的开支</w:t>
+        <w:t>以四大云厂为标志，2026年的Capex乐观上修合计超6000亿美元，接近2025年的两倍，中观上修合计超5000美元。这种量级远超三大运营商2898亿元的开支</w:t>
       </w:r>
     </w:p>
     <w:p>
@@ -3350,25 +3893,7 @@
           <w:sz w:val="21"/>
           <w:szCs w:val="21"/>
         </w:rPr>
-        <w:t>表：四</w:t>
-      </w:r>
-      <w:proofErr w:type="gramStart"/>
-      <w:r>
-        <w:rPr>
-          <w:rFonts w:ascii="楷体" w:eastAsia="楷体" w:hAnsi="楷体" w:hint="eastAsia"/>
-          <w:sz w:val="21"/>
-          <w:szCs w:val="21"/>
-        </w:rPr>
-        <w:t>大云厂</w:t>
-      </w:r>
-      <w:proofErr w:type="gramEnd"/>
-      <w:r>
-        <w:rPr>
-          <w:rFonts w:ascii="楷体" w:eastAsia="楷体" w:hAnsi="楷体" w:hint="eastAsia"/>
-          <w:sz w:val="21"/>
-          <w:szCs w:val="21"/>
-        </w:rPr>
-        <w:t>25-26开支及增长率</w:t>
+        <w:t>表：四大云厂25-26开支及增长率</w:t>
       </w:r>
     </w:p>
     <w:tbl>
@@ -3405,19 +3930,8 @@
                 <w:sz w:val="21"/>
                 <w:szCs w:val="21"/>
               </w:rPr>
-              <w:lastRenderedPageBreak/>
-              <w:t>四</w:t>
-            </w:r>
-            <w:proofErr w:type="gramStart"/>
-            <w:r>
-              <w:rPr>
-                <w:rFonts w:ascii="楷体" w:eastAsia="楷体" w:hAnsi="楷体" w:hint="eastAsia"/>
-                <w:sz w:val="21"/>
-                <w:szCs w:val="21"/>
-              </w:rPr>
-              <w:t>大云商</w:t>
-            </w:r>
-            <w:proofErr w:type="gramEnd"/>
+              <w:t>四大云商</w:t>
+            </w:r>
           </w:p>
         </w:tc>
         <w:tc>
@@ -4241,31 +4755,30 @@
           <w:sz w:val="16"/>
           <w:szCs w:val="16"/>
         </w:rPr>
-        <w:t>引</w:t>
-      </w:r>
-      <w:proofErr w:type="spellStart"/>
+        <w:t>引trendforce</w:t>
+      </w:r>
       <w:r>
         <w:rPr>
           <w:rFonts w:ascii="楷体" w:eastAsia="楷体" w:hAnsi="楷体" w:hint="eastAsia"/>
           <w:sz w:val="16"/>
           <w:szCs w:val="16"/>
         </w:rPr>
-        <w:t>trendforce</w:t>
-      </w:r>
-      <w:proofErr w:type="spellEnd"/>
-      <w:r>
-        <w:rPr>
-          <w:rFonts w:ascii="楷体" w:eastAsia="楷体" w:hAnsi="楷体" w:hint="eastAsia"/>
-          <w:sz w:val="16"/>
-          <w:szCs w:val="16"/>
-        </w:rPr>
         <w:t>（中观）</w:t>
       </w:r>
     </w:p>
-    <w:p/>
+    <w:p>
+      <w:pPr>
+        <w:rPr>
+          <w:rFonts w:hint="eastAsia"/>
+        </w:rPr>
+      </w:pPr>
+    </w:p>
     <w:p>
       <w:pPr>
         <w:pStyle w:val="4"/>
+        <w:rPr>
+          <w:rFonts w:hint="eastAsia"/>
+        </w:rPr>
       </w:pPr>
       <w:r>
         <w:rPr>
@@ -4288,6 +4801,11 @@
       </w:r>
     </w:p>
     <w:p>
+      <w:pPr>
+        <w:rPr>
+          <w:rFonts w:hint="eastAsia"/>
+        </w:rPr>
+      </w:pPr>
       <w:r>
         <w:rPr>
           <w:rFonts w:hint="eastAsia"/>
@@ -4338,7 +4856,7 @@
                     <pic:cNvPicPr/>
                   </pic:nvPicPr>
                   <pic:blipFill>
-                    <a:blip r:embed="rId11"/>
+                    <a:blip r:embed="rId14"/>
                     <a:stretch>
                       <a:fillRect/>
                     </a:stretch>
@@ -4376,46 +4894,33 @@
         </w:rPr>
         <w:t>数据来源：</w:t>
       </w:r>
-      <w:proofErr w:type="gramStart"/>
       <w:r>
         <w:rPr>
           <w:rFonts w:ascii="楷体" w:eastAsia="楷体" w:hAnsi="楷体" w:hint="eastAsia"/>
           <w:sz w:val="16"/>
           <w:szCs w:val="16"/>
         </w:rPr>
-        <w:t>申万宏</w:t>
-      </w:r>
-      <w:proofErr w:type="gramEnd"/>
-      <w:r>
-        <w:rPr>
-          <w:rFonts w:ascii="楷体" w:eastAsia="楷体" w:hAnsi="楷体" w:hint="eastAsia"/>
-          <w:sz w:val="16"/>
-          <w:szCs w:val="16"/>
-        </w:rPr>
-        <w:t>源研究</w:t>
-      </w:r>
-    </w:p>
-    <w:p/>
-    <w:p>
-      <w:r>
-        <w:rPr>
-          <w:rFonts w:hint="eastAsia"/>
-        </w:rPr>
-        <w:t>逻辑：光模块并没有到此结束，AI</w:t>
-      </w:r>
-      <w:proofErr w:type="gramStart"/>
-      <w:r>
-        <w:rPr>
-          <w:rFonts w:hint="eastAsia"/>
-        </w:rPr>
-        <w:t>对算力的</w:t>
-      </w:r>
-      <w:proofErr w:type="gramEnd"/>
-      <w:r>
-        <w:rPr>
-          <w:rFonts w:hint="eastAsia"/>
-        </w:rPr>
-        <w:t>要求，</w:t>
+        <w:t>申万宏源研究</w:t>
+      </w:r>
+    </w:p>
+    <w:p>
+      <w:pPr>
+        <w:rPr>
+          <w:rFonts w:hint="eastAsia"/>
+        </w:rPr>
+      </w:pPr>
+    </w:p>
+    <w:p>
+      <w:pPr>
+        <w:rPr>
+          <w:rFonts w:hint="eastAsia"/>
+        </w:rPr>
+      </w:pPr>
+      <w:r>
+        <w:rPr>
+          <w:rFonts w:hint="eastAsia"/>
+        </w:rPr>
+        <w:t>逻辑：光模块并没有到此结束，AI对算力的要求，</w:t>
       </w:r>
       <w:r>
         <w:rPr>
@@ -4439,66 +4944,48 @@
         <w:rPr>
           <w:rFonts w:hint="eastAsia"/>
         </w:rPr>
-        <w:t>技术改革</w:t>
-      </w:r>
-      <w:r>
-        <w:rPr>
-          <w:rFonts w:hint="eastAsia"/>
-        </w:rPr>
-        <w:t>。CPO，</w:t>
-      </w:r>
-      <w:proofErr w:type="gramStart"/>
-      <w:r>
-        <w:rPr>
-          <w:rFonts w:hint="eastAsia"/>
-        </w:rPr>
-        <w:t>硅光应运而生</w:t>
-      </w:r>
-      <w:proofErr w:type="gramEnd"/>
-      <w:r>
-        <w:rPr>
-          <w:rFonts w:hint="eastAsia"/>
-        </w:rPr>
-        <w:t>，是最合适的路线。</w:t>
-      </w:r>
-    </w:p>
-    <w:p>
-      <w:pPr>
-        <w:rPr>
-          <w:rFonts w:hint="eastAsia"/>
-        </w:rPr>
-      </w:pPr>
-    </w:p>
-    <w:p>
-      <w:r>
-        <w:rPr>
-          <w:rFonts w:hint="eastAsia"/>
-        </w:rPr>
-        <w:t>可插拔模块仍为主流，但集成化方案是长期方向：未来5年，可插拔光模块（包括线性可插拔光模块LPO）将继续主导市场。LPO通过移除DSP芯片，可实现约40%的功</w:t>
+        <w:t>技</w:t>
       </w:r>
       <w:r>
         <w:rPr>
           <w:rFonts w:hint="eastAsia"/>
         </w:rPr>
         <w:lastRenderedPageBreak/>
-        <w:t>耗降低和亚纳秒级别的超低延迟，已成为AI</w:t>
-      </w:r>
-      <w:proofErr w:type="gramStart"/>
-      <w:r>
-        <w:rPr>
-          <w:rFonts w:hint="eastAsia"/>
-        </w:rPr>
-        <w:t>算力集群</w:t>
-      </w:r>
-      <w:proofErr w:type="gramEnd"/>
-      <w:r>
-        <w:rPr>
-          <w:rFonts w:hint="eastAsia"/>
-        </w:rPr>
-        <w:t>短距互联的关键技术。同时，为应对更大规模集群的功耗和延迟挑战，业界正探索板上光电子（OBO）、近封装光电子（NPO）、共封装光电子（CPO）等更集成的方案。</w:t>
-      </w:r>
-    </w:p>
-    <w:p>
+        <w:t>术改革</w:t>
+      </w:r>
+      <w:r>
+        <w:rPr>
+          <w:rFonts w:hint="eastAsia"/>
+        </w:rPr>
+        <w:t>。CPO，硅光应运而生，是最合适的路线。</w:t>
+      </w:r>
+    </w:p>
+    <w:p>
+      <w:pPr>
+        <w:rPr>
+          <w:rFonts w:hint="eastAsia"/>
+        </w:rPr>
+      </w:pPr>
+    </w:p>
+    <w:p>
+      <w:pPr>
+        <w:rPr>
+          <w:rFonts w:hint="eastAsia"/>
+        </w:rPr>
+      </w:pPr>
+      <w:r>
+        <w:rPr>
+          <w:rFonts w:hint="eastAsia"/>
+        </w:rPr>
+        <w:t>可插拔模块仍为主流，但集成化方案是长期方向：未来5年，可插拔光模块（包括线性可插拔光模块LPO）将继续主导市场。LPO通过移除DSP芯片，可实现约40%的功耗降低和亚纳秒级别的超低延迟，已成为AI算力集群短距互联的关键技术。同时，为应对更大规模集群的功耗和延迟挑战，业界正探索板上光电子（OBO）、近封装光电子（NPO）、共封装光电子（CPO）等更集成的方案。</w:t>
+      </w:r>
+    </w:p>
+    <w:p>
+      <w:pPr>
+        <w:rPr>
+          <w:rFonts w:hint="eastAsia"/>
+        </w:rPr>
+      </w:pPr>
       <w:r>
         <w:rPr>
           <w:noProof/>
@@ -4519,7 +5006,7 @@
                     <pic:cNvPicPr/>
                   </pic:nvPicPr>
                   <pic:blipFill>
-                    <a:blip r:embed="rId12"/>
+                    <a:blip r:embed="rId15"/>
                     <a:stretch>
                       <a:fillRect/>
                     </a:stretch>
@@ -4554,160 +5041,36 @@
       </w:r>
     </w:p>
     <w:p>
-      <w:proofErr w:type="gramStart"/>
-      <w:r>
-        <w:rPr>
-          <w:rFonts w:hint="eastAsia"/>
-        </w:rPr>
-        <w:t>硅光技术</w:t>
-      </w:r>
-      <w:proofErr w:type="gramEnd"/>
-      <w:r>
-        <w:rPr>
-          <w:rFonts w:hint="eastAsia"/>
-        </w:rPr>
-        <w:t>渗透率提升：</w:t>
-      </w:r>
-      <w:r>
-        <w:rPr>
-          <w:rFonts w:hint="eastAsia"/>
-        </w:rPr>
-        <w:t>一方面，传统磷化</w:t>
-      </w:r>
-      <w:proofErr w:type="gramStart"/>
-      <w:r>
-        <w:rPr>
-          <w:rFonts w:hint="eastAsia"/>
-        </w:rPr>
-        <w:t>铟</w:t>
-      </w:r>
-      <w:proofErr w:type="gramEnd"/>
-      <w:r>
-        <w:rPr>
-          <w:rFonts w:hint="eastAsia"/>
-        </w:rPr>
-        <w:t>EML激光器出现产能瓶颈，制约了高速光模块的交付能力。另一方面，</w:t>
-      </w:r>
-      <w:proofErr w:type="gramStart"/>
-      <w:r>
-        <w:rPr>
-          <w:rFonts w:hint="eastAsia"/>
-        </w:rPr>
-        <w:t>硅光产业</w:t>
-      </w:r>
-      <w:proofErr w:type="gramEnd"/>
-      <w:r>
-        <w:rPr>
-          <w:rFonts w:hint="eastAsia"/>
-        </w:rPr>
-        <w:t>链日趋成熟。</w:t>
-      </w:r>
-      <w:proofErr w:type="gramStart"/>
-      <w:r>
-        <w:rPr>
-          <w:rFonts w:hint="eastAsia"/>
-        </w:rPr>
-        <w:t>硅光</w:t>
-      </w:r>
-      <w:proofErr w:type="gramEnd"/>
-      <w:r>
-        <w:rPr>
-          <w:rFonts w:hint="eastAsia"/>
-        </w:rPr>
-        <w:t>Fab厂商（</w:t>
-      </w:r>
-      <w:proofErr w:type="gramStart"/>
-      <w:r>
-        <w:rPr>
-          <w:rFonts w:hint="eastAsia"/>
-        </w:rPr>
-        <w:t>如中芯国际</w:t>
-      </w:r>
-      <w:proofErr w:type="gramEnd"/>
-      <w:r>
-        <w:rPr>
-          <w:rFonts w:hint="eastAsia"/>
-        </w:rPr>
-        <w:t>、Tower等）和上游CW光源厂商（</w:t>
-      </w:r>
-      <w:proofErr w:type="gramStart"/>
-      <w:r>
-        <w:rPr>
-          <w:rFonts w:hint="eastAsia"/>
-        </w:rPr>
-        <w:t>如源杰科技</w:t>
-      </w:r>
-      <w:proofErr w:type="gramEnd"/>
-      <w:r>
-        <w:rPr>
-          <w:rFonts w:hint="eastAsia"/>
-        </w:rPr>
-        <w:t>）持续扩充产能，从供给</w:t>
-      </w:r>
-      <w:proofErr w:type="gramStart"/>
-      <w:r>
-        <w:rPr>
-          <w:rFonts w:hint="eastAsia"/>
-        </w:rPr>
-        <w:t>端保障了硅光</w:t>
-      </w:r>
-      <w:proofErr w:type="gramEnd"/>
-      <w:r>
-        <w:rPr>
-          <w:rFonts w:hint="eastAsia"/>
-        </w:rPr>
-        <w:t>模块的产量并有望持续降低成本。供给紧张与成本下降的预期，共同催化了</w:t>
-      </w:r>
-      <w:proofErr w:type="gramStart"/>
-      <w:r>
-        <w:rPr>
-          <w:rFonts w:hint="eastAsia"/>
-        </w:rPr>
-        <w:t>硅光占</w:t>
-      </w:r>
-      <w:proofErr w:type="gramEnd"/>
-      <w:r>
-        <w:rPr>
-          <w:rFonts w:hint="eastAsia"/>
-        </w:rPr>
-        <w:t>比的进一步提升。</w:t>
-      </w:r>
-      <w:r>
-        <w:rPr>
-          <w:rFonts w:hint="eastAsia"/>
-        </w:rPr>
-        <w:t>行业头部客户率先</w:t>
-      </w:r>
-      <w:proofErr w:type="gramStart"/>
-      <w:r>
-        <w:rPr>
-          <w:rFonts w:hint="eastAsia"/>
-        </w:rPr>
-        <w:t>转向硅光方案</w:t>
-      </w:r>
-      <w:proofErr w:type="gramEnd"/>
-      <w:r>
-        <w:rPr>
-          <w:rFonts w:hint="eastAsia"/>
-        </w:rPr>
-        <w:t>，带动全行业跟进。</w:t>
-      </w:r>
-      <w:proofErr w:type="spellStart"/>
-      <w:r>
-        <w:rPr>
-          <w:rFonts w:hint="eastAsia"/>
-        </w:rPr>
-        <w:t>LightCounting</w:t>
-      </w:r>
-      <w:proofErr w:type="spellEnd"/>
-      <w:r>
-        <w:rPr>
-          <w:rFonts w:hint="eastAsia"/>
-        </w:rPr>
-        <w:t>预计，2026年超过一半的光模块销售额将来自基于硅光调制器的模块。</w:t>
-      </w:r>
-    </w:p>
-    <w:p>
+      <w:pPr>
+        <w:rPr>
+          <w:rFonts w:hint="eastAsia"/>
+        </w:rPr>
+      </w:pPr>
+      <w:r>
+        <w:rPr>
+          <w:rFonts w:hint="eastAsia"/>
+        </w:rPr>
+        <w:t>硅光技术渗透率提升：</w:t>
+      </w:r>
+      <w:r>
+        <w:rPr>
+          <w:rFonts w:hint="eastAsia"/>
+        </w:rPr>
+        <w:t>一方面，传统磷化铟EML激光器出现产能瓶颈，制约了高速光模块的交付能力。另一方面，硅光产业链日趋成熟。硅光Fab厂商（如中芯国际、Tower等）和上游CW光源厂商（如源杰科技）持续扩充产能，从供给端保障了硅光模块的产量并有望持续降低成本。供给紧张与成本下降的预期，共同催化了硅光占比的进一步提升。</w:t>
+      </w:r>
+      <w:r>
+        <w:rPr>
+          <w:rFonts w:hint="eastAsia"/>
+        </w:rPr>
+        <w:t>行业头部客户率先转向硅光方案，带动全行业跟进。LightCounting预计，2026年超过一半的光模块销售额将来自基于硅光调制器的模块。</w:t>
+      </w:r>
+    </w:p>
+    <w:p>
+      <w:pPr>
+        <w:rPr>
+          <w:rFonts w:hint="eastAsia"/>
+        </w:rPr>
+      </w:pPr>
       <w:r>
         <w:rPr>
           <w:noProof/>
@@ -4729,7 +5092,7 @@
                     <pic:cNvPicPr/>
                   </pic:nvPicPr>
                   <pic:blipFill>
-                    <a:blip r:embed="rId13"/>
+                    <a:blip r:embed="rId16"/>
                     <a:stretch>
                       <a:fillRect/>
                     </a:stretch>
@@ -4773,36 +5136,29 @@
     <w:p>
       <w:pPr>
         <w:pStyle w:val="5"/>
-      </w:pPr>
-      <w:proofErr w:type="gramStart"/>
+        <w:rPr>
+          <w:rFonts w:hint="eastAsia"/>
+        </w:rPr>
+      </w:pPr>
       <w:r>
         <w:rPr>
           <w:rFonts w:hint="eastAsia"/>
         </w:rPr>
         <w:t>硅光渗透率</w:t>
       </w:r>
-      <w:proofErr w:type="gramEnd"/>
-    </w:p>
-    <w:p>
-      <w:pPr>
-        <w:rPr>
-          <w:rFonts w:hint="eastAsia"/>
-        </w:rPr>
-      </w:pPr>
-      <w:r>
-        <w:rPr>
-          <w:rFonts w:hint="eastAsia"/>
-        </w:rPr>
-        <w:t>表：在各速率光模块中</w:t>
-      </w:r>
-      <w:proofErr w:type="gramStart"/>
-      <w:r>
-        <w:rPr>
-          <w:rFonts w:hint="eastAsia"/>
-        </w:rPr>
-        <w:t>的硅光渗透率</w:t>
-      </w:r>
-      <w:proofErr w:type="gramEnd"/>
+    </w:p>
+    <w:p>
+      <w:pPr>
+        <w:rPr>
+          <w:rFonts w:hint="eastAsia"/>
+        </w:rPr>
+      </w:pPr>
+      <w:r>
+        <w:rPr>
+          <w:rFonts w:hint="eastAsia"/>
+        </w:rPr>
+        <w:t>表：在各速率光模块中的硅光渗透率</w:t>
+      </w:r>
       <w:r>
         <w:rPr>
           <w:rFonts w:hint="eastAsia"/>
@@ -4811,6 +5167,11 @@
       </w:r>
     </w:p>
     <w:p>
+      <w:pPr>
+        <w:rPr>
+          <w:rFonts w:hint="eastAsia"/>
+        </w:rPr>
+      </w:pPr>
       <w:r>
         <w:rPr>
           <w:noProof/>
@@ -4831,7 +5192,7 @@
                     <pic:cNvPicPr/>
                   </pic:nvPicPr>
                   <pic:blipFill>
-                    <a:blip r:embed="rId14"/>
+                    <a:blip r:embed="rId17"/>
                     <a:stretch>
                       <a:fillRect/>
                     </a:stretch>
@@ -4879,7 +5240,7 @@
                     <pic:cNvPicPr/>
                   </pic:nvPicPr>
                   <pic:blipFill>
-                    <a:blip r:embed="rId15"/>
+                    <a:blip r:embed="rId18"/>
                     <a:stretch>
                       <a:fillRect/>
                     </a:stretch>
@@ -4903,6 +5264,9 @@
     <w:p>
       <w:pPr>
         <w:pStyle w:val="4"/>
+        <w:rPr>
+          <w:rFonts w:hint="eastAsia"/>
+        </w:rPr>
       </w:pPr>
       <w:r>
         <w:rPr>
@@ -4941,91 +5305,41 @@
         <w:rPr>
           <w:rFonts w:hint="eastAsia"/>
         </w:rPr>
-        <w:t>市场规模增长预测强劲：多家机构对市场前景持乐观态度。</w:t>
-      </w:r>
-      <w:proofErr w:type="spellStart"/>
-      <w:r>
-        <w:rPr>
-          <w:rFonts w:hint="eastAsia"/>
-        </w:rPr>
-        <w:t>LightCounting</w:t>
-      </w:r>
-      <w:proofErr w:type="spellEnd"/>
-      <w:r>
-        <w:rPr>
-          <w:rFonts w:hint="eastAsia"/>
-        </w:rPr>
-        <w:t>预测，2025年全球光模块市场销售额接近180亿美元（同比增长约70%），2026年仍将保持60%的高速增长；到2029年，全球市场规模有望突破370亿美元，2024-2029年复合增长率（CAGR）为22%。98在高</w:t>
-      </w:r>
-      <w:proofErr w:type="gramStart"/>
-      <w:r>
-        <w:rPr>
-          <w:rFonts w:hint="eastAsia"/>
-        </w:rPr>
-        <w:t>盛预测</w:t>
-      </w:r>
-      <w:proofErr w:type="gramEnd"/>
-      <w:r>
-        <w:rPr>
-          <w:rFonts w:hint="eastAsia"/>
-        </w:rPr>
-        <w:t>中，800G及以上速率细分市场在2026-2028年的复合年增长率将达到31%。</w:t>
-      </w:r>
-    </w:p>
-    <w:p>
-      <w:r>
-        <w:rPr>
-          <w:rFonts w:hint="eastAsia"/>
-        </w:rPr>
-        <w:t>供需关系总结：当前光模块行业呈现典型的“需求驱动型”供需关系。需求端，由AI</w:t>
-      </w:r>
-      <w:proofErr w:type="gramStart"/>
-      <w:r>
-        <w:rPr>
-          <w:rFonts w:hint="eastAsia"/>
-        </w:rPr>
-        <w:t>算力基建</w:t>
-      </w:r>
-      <w:proofErr w:type="gramEnd"/>
-      <w:r>
-        <w:rPr>
-          <w:rFonts w:hint="eastAsia"/>
-        </w:rPr>
-        <w:t>竞赛带来的800G/1.6T高速产品需求规划量巨大，且持续上调。供给端，尽管整机厂商产能积极扩张，但上游核心激光器芯片及磷化</w:t>
-      </w:r>
-      <w:proofErr w:type="gramStart"/>
-      <w:r>
-        <w:rPr>
-          <w:rFonts w:hint="eastAsia"/>
-        </w:rPr>
-        <w:t>铟</w:t>
-      </w:r>
-      <w:proofErr w:type="gramEnd"/>
-      <w:r>
-        <w:rPr>
-          <w:rFonts w:hint="eastAsia"/>
-        </w:rPr>
-        <w:t>材料的产能扩张速度短期难以完全匹配需求的爆发式增长，形成了结构性供应紧张。这种供需态势预计至少将持续至2026年底，并可能对产品价格形成支撑，同时加速技术迭代和供应链的国产化进程。</w:t>
-      </w:r>
-    </w:p>
-    <w:p>
-      <w:pPr>
-        <w:rPr>
-          <w:rFonts w:hint="eastAsia"/>
-        </w:rPr>
-      </w:pPr>
-      <w:proofErr w:type="gramStart"/>
+        <w:t>市场规模增长预测强劲：多家机构对市场前景持乐观态度。LightCounting预测，2025年全球光模块市场销售额接近180亿美元（同比增长约70%），2026年仍将保持60%的高速增长；到2029年，全球市场规模有望突破370亿美元，2024-2029年复合增长率（CAGR）为22%。98在高盛预测中，800G及以上速率细分市场在2026-2028年的复合年增长率将达到31%。</w:t>
+      </w:r>
+    </w:p>
+    <w:p>
+      <w:pPr>
+        <w:rPr>
+          <w:rFonts w:hint="eastAsia"/>
+        </w:rPr>
+      </w:pPr>
+      <w:r>
+        <w:rPr>
+          <w:rFonts w:hint="eastAsia"/>
+        </w:rPr>
+        <w:t>供需关系总结：当前光模块行业呈现典型的“需求驱动型”供需关系。需求端，由AI算力基建竞赛带来的800G/1.6T高速产品需求规划量巨大，且持续上调。供给端，尽管整机厂商产能积极扩张，但上游核心激光器芯片及磷化铟材料的产能扩张速度短期难以完全匹配需求的爆发式增长，形成了结构性供应紧张。这种供需态势预计至少将持续至2026年底，并可能对产品价格形成支撑，同时加速技术迭代和供应链的国产化进程。</w:t>
+      </w:r>
+    </w:p>
+    <w:p>
+      <w:pPr>
+        <w:rPr>
+          <w:rFonts w:hint="eastAsia"/>
+        </w:rPr>
+      </w:pPr>
       <w:r>
         <w:rPr>
           <w:rFonts w:hint="eastAsia"/>
         </w:rPr>
         <w:t>算力市场</w:t>
       </w:r>
-      <w:proofErr w:type="gramEnd"/>
     </w:p>
     <w:p>
       <w:pPr>
         <w:pStyle w:val="2"/>
+        <w:rPr>
+          <w:rFonts w:hint="eastAsia"/>
+        </w:rPr>
       </w:pPr>
       <w:r>
         <w:rPr>
@@ -5090,35 +5404,32 @@
         <w:rPr>
           <w:rFonts w:ascii="楷体" w:eastAsia="楷体" w:hAnsi="楷体" w:hint="eastAsia"/>
         </w:rPr>
-        <w:t>。今年</w:t>
-      </w:r>
-      <w:proofErr w:type="gramStart"/>
-      <w:r>
+        <w:t>。今年十五五期间，中央也明确提出了承接十四五总体规划，继续加强加快全国算力网络和基础设施以适配AI新发展格局的要求。</w:t>
+      </w:r>
+    </w:p>
+    <w:p>
+      <w:pPr>
         <w:rPr>
           <w:rFonts w:ascii="楷体" w:eastAsia="楷体" w:hAnsi="楷体" w:hint="eastAsia"/>
         </w:rPr>
-        <w:t>十五五</w:t>
-      </w:r>
-      <w:proofErr w:type="gramEnd"/>
+      </w:pPr>
       <w:r>
         <w:rPr>
           <w:rFonts w:ascii="楷体" w:eastAsia="楷体" w:hAnsi="楷体" w:hint="eastAsia"/>
         </w:rPr>
-        <w:t>期间，中央也明确提出了承接十四五总体规划，继续加强加快全国</w:t>
-      </w:r>
-      <w:proofErr w:type="gramStart"/>
+        <w:t>政策层面的核心逻辑是：算力基础设施类似于高铁、电网，是数字经济时代的新型"基建"。中国</w:t>
+      </w:r>
       <w:r>
         <w:rPr>
           <w:rFonts w:ascii="楷体" w:eastAsia="楷体" w:hAnsi="楷体" w:hint="eastAsia"/>
         </w:rPr>
-        <w:t>算力网络</w:t>
-      </w:r>
-      <w:proofErr w:type="gramEnd"/>
+        <w:t>要</w:t>
+      </w:r>
       <w:r>
         <w:rPr>
           <w:rFonts w:ascii="楷体" w:eastAsia="楷体" w:hAnsi="楷体" w:hint="eastAsia"/>
         </w:rPr>
-        <w:t>和基础设施以适配AI新发展格局的要求。</w:t>
+        <w:t>通过"东数西算"工程和算力枢纽节点建设，系统性地布局智算中心网络。</w:t>
       </w:r>
     </w:p>
     <w:p>
@@ -5131,130 +5442,7 @@
         <w:rPr>
           <w:rFonts w:ascii="楷体" w:eastAsia="楷体" w:hAnsi="楷体" w:hint="eastAsia"/>
         </w:rPr>
-        <w:t>政策层面的核心逻辑是：</w:t>
-      </w:r>
-      <w:proofErr w:type="gramStart"/>
-      <w:r>
-        <w:rPr>
-          <w:rFonts w:ascii="楷体" w:eastAsia="楷体" w:hAnsi="楷体" w:hint="eastAsia"/>
-        </w:rPr>
-        <w:t>算力基础</w:t>
-      </w:r>
-      <w:proofErr w:type="gramEnd"/>
-      <w:r>
-        <w:rPr>
-          <w:rFonts w:ascii="楷体" w:eastAsia="楷体" w:hAnsi="楷体" w:hint="eastAsia"/>
-        </w:rPr>
-        <w:t>设施类似于高铁、电网，是数字经济时代的新型"基建"。中国</w:t>
-      </w:r>
-      <w:r>
-        <w:rPr>
-          <w:rFonts w:ascii="楷体" w:eastAsia="楷体" w:hAnsi="楷体" w:hint="eastAsia"/>
-        </w:rPr>
-        <w:t>要</w:t>
-      </w:r>
-      <w:r>
-        <w:rPr>
-          <w:rFonts w:ascii="楷体" w:eastAsia="楷体" w:hAnsi="楷体" w:hint="eastAsia"/>
-        </w:rPr>
-        <w:t>通过"</w:t>
-      </w:r>
-      <w:proofErr w:type="gramStart"/>
-      <w:r>
-        <w:rPr>
-          <w:rFonts w:ascii="楷体" w:eastAsia="楷体" w:hAnsi="楷体" w:hint="eastAsia"/>
-        </w:rPr>
-        <w:t>东数西</w:t>
-      </w:r>
-      <w:proofErr w:type="gramEnd"/>
-      <w:r>
-        <w:rPr>
-          <w:rFonts w:ascii="楷体" w:eastAsia="楷体" w:hAnsi="楷体" w:hint="eastAsia"/>
-        </w:rPr>
-        <w:t>算"工程</w:t>
-      </w:r>
-      <w:proofErr w:type="gramStart"/>
-      <w:r>
-        <w:rPr>
-          <w:rFonts w:ascii="楷体" w:eastAsia="楷体" w:hAnsi="楷体" w:hint="eastAsia"/>
-        </w:rPr>
-        <w:t>和算力枢纽</w:t>
-      </w:r>
-      <w:proofErr w:type="gramEnd"/>
-      <w:r>
-        <w:rPr>
-          <w:rFonts w:ascii="楷体" w:eastAsia="楷体" w:hAnsi="楷体" w:hint="eastAsia"/>
-        </w:rPr>
-        <w:t>节点建设，系统性地</w:t>
-      </w:r>
-      <w:proofErr w:type="gramStart"/>
-      <w:r>
-        <w:rPr>
-          <w:rFonts w:ascii="楷体" w:eastAsia="楷体" w:hAnsi="楷体" w:hint="eastAsia"/>
-        </w:rPr>
-        <w:t>布局智算中心</w:t>
-      </w:r>
-      <w:proofErr w:type="gramEnd"/>
-      <w:r>
-        <w:rPr>
-          <w:rFonts w:ascii="楷体" w:eastAsia="楷体" w:hAnsi="楷体" w:hint="eastAsia"/>
-        </w:rPr>
-        <w:t>网络。</w:t>
-      </w:r>
-    </w:p>
-    <w:p>
-      <w:pPr>
-        <w:rPr>
-          <w:rFonts w:ascii="楷体" w:eastAsia="楷体" w:hAnsi="楷体" w:hint="eastAsia"/>
-        </w:rPr>
-      </w:pPr>
-      <w:r>
-        <w:rPr>
-          <w:rFonts w:ascii="楷体" w:eastAsia="楷体" w:hAnsi="楷体" w:hint="eastAsia"/>
-        </w:rPr>
-        <w:t>这带来的直接利好是：政策驱动</w:t>
-      </w:r>
-      <w:proofErr w:type="gramStart"/>
-      <w:r>
-        <w:rPr>
-          <w:rFonts w:ascii="楷体" w:eastAsia="楷体" w:hAnsi="楷体" w:hint="eastAsia"/>
-        </w:rPr>
-        <w:t>的算力建设</w:t>
-      </w:r>
-      <w:proofErr w:type="gramEnd"/>
-      <w:r>
-        <w:rPr>
-          <w:rFonts w:ascii="楷体" w:eastAsia="楷体" w:hAnsi="楷体" w:hint="eastAsia"/>
-        </w:rPr>
-        <w:t>需求独立于市场化Capex周期，提供了一个额外的需求安全垫。即使</w:t>
-      </w:r>
-      <w:proofErr w:type="gramStart"/>
-      <w:r>
-        <w:rPr>
-          <w:rFonts w:ascii="楷体" w:eastAsia="楷体" w:hAnsi="楷体" w:hint="eastAsia"/>
-        </w:rPr>
-        <w:t>海外云商</w:t>
-      </w:r>
-      <w:proofErr w:type="gramEnd"/>
-      <w:r>
-        <w:rPr>
-          <w:rFonts w:ascii="楷体" w:eastAsia="楷体" w:hAnsi="楷体" w:hint="eastAsia"/>
-        </w:rPr>
-        <w:t>Capex短期波动，国内政策驱动</w:t>
-      </w:r>
-      <w:proofErr w:type="gramStart"/>
-      <w:r>
-        <w:rPr>
-          <w:rFonts w:ascii="楷体" w:eastAsia="楷体" w:hAnsi="楷体" w:hint="eastAsia"/>
-        </w:rPr>
-        <w:t>的算力建设</w:t>
-      </w:r>
-      <w:proofErr w:type="gramEnd"/>
-      <w:r>
-        <w:rPr>
-          <w:rFonts w:ascii="楷体" w:eastAsia="楷体" w:hAnsi="楷体" w:hint="eastAsia"/>
-        </w:rPr>
-        <w:t>仍在持续推进，从而形成从产业界到国家基建层面的双轮驱动。</w:t>
+        <w:t>这带来的直接利好是：政策驱动的算力建设需求独立于市场化Capex周期，提供了一个额外的需求安全垫。即使海外云商Capex短期波动，国内政策驱动的算力建设仍在持续推进，从而形成从产业界到国家基建层面的双轮驱动。</w:t>
       </w:r>
     </w:p>
     <w:p>
@@ -5441,25 +5629,7 @@
                 <w:sz w:val="21"/>
                 <w:szCs w:val="22"/>
               </w:rPr>
-              <w:t>适度超前建设新型基础设施；推进信息通信网络、全国一体化</w:t>
-            </w:r>
-            <w:proofErr w:type="gramStart"/>
-            <w:r>
-              <w:rPr>
-                <w:rFonts w:ascii="楷体" w:eastAsia="楷体" w:hAnsi="楷体" w:hint="eastAsia"/>
-                <w:sz w:val="21"/>
-                <w:szCs w:val="22"/>
-              </w:rPr>
-              <w:t>算力网</w:t>
-            </w:r>
-            <w:proofErr w:type="gramEnd"/>
-            <w:r>
-              <w:rPr>
-                <w:rFonts w:ascii="楷体" w:eastAsia="楷体" w:hAnsi="楷体" w:hint="eastAsia"/>
-                <w:sz w:val="21"/>
-                <w:szCs w:val="22"/>
-              </w:rPr>
-              <w:t>、重大科技基础设施等建设和集约高效利用</w:t>
+              <w:t>适度超前建设新型基础设施；推进信息通信网络、全国一体化算力网、重大科技基础设施等建设和集约高效利用</w:t>
             </w:r>
           </w:p>
         </w:tc>
@@ -5532,178 +5702,14 @@
                 <w:szCs w:val="22"/>
               </w:rPr>
             </w:pPr>
-            <w:proofErr w:type="gramStart"/>
-            <w:r>
-              <w:rPr>
-                <w:rFonts w:ascii="楷体" w:eastAsia="楷体" w:hAnsi="楷体" w:hint="eastAsia"/>
-                <w:sz w:val="21"/>
-                <w:szCs w:val="22"/>
-              </w:rPr>
-              <w:t>提升数智化</w:t>
-            </w:r>
-            <w:proofErr w:type="gramEnd"/>
-            <w:r>
-              <w:rPr>
-                <w:rFonts w:ascii="楷体" w:eastAsia="楷体" w:hAnsi="楷体" w:hint="eastAsia"/>
-                <w:sz w:val="21"/>
-                <w:szCs w:val="22"/>
-              </w:rPr>
-              <w:t>发展水平单独成篇；</w:t>
-            </w:r>
-            <w:proofErr w:type="gramStart"/>
-            <w:r>
-              <w:rPr>
-                <w:rFonts w:ascii="楷体" w:eastAsia="楷体" w:hAnsi="楷体" w:hint="eastAsia"/>
-                <w:sz w:val="21"/>
-                <w:szCs w:val="22"/>
-              </w:rPr>
-              <w:t>强化算力算法</w:t>
-            </w:r>
-            <w:proofErr w:type="gramEnd"/>
-            <w:r>
-              <w:rPr>
-                <w:rFonts w:ascii="楷体" w:eastAsia="楷体" w:hAnsi="楷体" w:hint="eastAsia"/>
-                <w:sz w:val="21"/>
-                <w:szCs w:val="22"/>
-              </w:rPr>
-              <w:t>数据高效供给；建设新一代超算、通算、</w:t>
-            </w:r>
-            <w:proofErr w:type="gramStart"/>
-            <w:r>
-              <w:rPr>
-                <w:rFonts w:ascii="楷体" w:eastAsia="楷体" w:hAnsi="楷体" w:hint="eastAsia"/>
-                <w:sz w:val="21"/>
-                <w:szCs w:val="22"/>
-              </w:rPr>
-              <w:t>智算设施</w:t>
-            </w:r>
-            <w:proofErr w:type="gramEnd"/>
-            <w:r>
-              <w:rPr>
-                <w:rFonts w:ascii="楷体" w:eastAsia="楷体" w:hAnsi="楷体" w:hint="eastAsia"/>
-                <w:sz w:val="21"/>
-                <w:szCs w:val="22"/>
-              </w:rPr>
-              <w:t>体系；论证建设超</w:t>
-            </w:r>
-            <w:proofErr w:type="gramStart"/>
-            <w:r>
-              <w:rPr>
-                <w:rFonts w:ascii="楷体" w:eastAsia="楷体" w:hAnsi="楷体" w:hint="eastAsia"/>
-                <w:sz w:val="21"/>
-                <w:szCs w:val="22"/>
-              </w:rPr>
-              <w:t>大规模智算集群</w:t>
-            </w:r>
-            <w:proofErr w:type="gramEnd"/>
-            <w:r>
-              <w:rPr>
-                <w:rFonts w:ascii="楷体" w:eastAsia="楷体" w:hAnsi="楷体" w:hint="eastAsia"/>
-                <w:sz w:val="21"/>
-                <w:szCs w:val="22"/>
-              </w:rPr>
-              <w:t>；推动</w:t>
-            </w:r>
-            <w:proofErr w:type="gramStart"/>
-            <w:r>
-              <w:rPr>
-                <w:rFonts w:ascii="楷体" w:eastAsia="楷体" w:hAnsi="楷体" w:hint="eastAsia"/>
-                <w:sz w:val="21"/>
-                <w:szCs w:val="22"/>
-              </w:rPr>
-              <w:t>算力设施</w:t>
-            </w:r>
-            <w:proofErr w:type="gramEnd"/>
-            <w:r>
-              <w:rPr>
-                <w:rFonts w:ascii="楷体" w:eastAsia="楷体" w:hAnsi="楷体" w:hint="eastAsia"/>
-                <w:sz w:val="21"/>
-                <w:szCs w:val="22"/>
-              </w:rPr>
-              <w:t>市场化运营；支持政府</w:t>
-            </w:r>
-            <w:proofErr w:type="gramStart"/>
-            <w:r>
-              <w:rPr>
-                <w:rFonts w:ascii="楷体" w:eastAsia="楷体" w:hAnsi="楷体" w:hint="eastAsia"/>
-                <w:sz w:val="21"/>
-                <w:szCs w:val="22"/>
-              </w:rPr>
-              <w:t>购买算力服务</w:t>
-            </w:r>
-            <w:proofErr w:type="gramEnd"/>
-            <w:r>
-              <w:rPr>
-                <w:rFonts w:ascii="楷体" w:eastAsia="楷体" w:hAnsi="楷体" w:hint="eastAsia"/>
-                <w:sz w:val="21"/>
-                <w:szCs w:val="22"/>
-              </w:rPr>
-              <w:t>、</w:t>
-            </w:r>
-            <w:proofErr w:type="gramStart"/>
-            <w:r>
-              <w:rPr>
-                <w:rFonts w:ascii="楷体" w:eastAsia="楷体" w:hAnsi="楷体" w:hint="eastAsia"/>
-                <w:sz w:val="21"/>
-                <w:szCs w:val="22"/>
-              </w:rPr>
-              <w:t>算力租赁</w:t>
-            </w:r>
-            <w:proofErr w:type="gramEnd"/>
-            <w:r>
-              <w:rPr>
-                <w:rFonts w:ascii="楷体" w:eastAsia="楷体" w:hAnsi="楷体" w:hint="eastAsia"/>
-                <w:sz w:val="21"/>
-                <w:szCs w:val="22"/>
-              </w:rPr>
-              <w:t>；推动绿色电力</w:t>
-            </w:r>
-            <w:proofErr w:type="gramStart"/>
-            <w:r>
-              <w:rPr>
-                <w:rFonts w:ascii="楷体" w:eastAsia="楷体" w:hAnsi="楷体" w:hint="eastAsia"/>
-                <w:sz w:val="21"/>
-                <w:szCs w:val="22"/>
-              </w:rPr>
-              <w:t>与算力</w:t>
-            </w:r>
-            <w:proofErr w:type="gramEnd"/>
-            <w:r>
-              <w:rPr>
-                <w:rFonts w:ascii="楷体" w:eastAsia="楷体" w:hAnsi="楷体" w:hint="eastAsia"/>
-                <w:sz w:val="21"/>
-                <w:szCs w:val="22"/>
-              </w:rPr>
-              <w:t>协同布局；</w:t>
-            </w:r>
-            <w:proofErr w:type="gramStart"/>
-            <w:r>
-              <w:rPr>
-                <w:rFonts w:ascii="楷体" w:eastAsia="楷体" w:hAnsi="楷体" w:hint="eastAsia"/>
-                <w:sz w:val="21"/>
-                <w:szCs w:val="22"/>
-              </w:rPr>
-              <w:t>建设算力监测</w:t>
-            </w:r>
-            <w:proofErr w:type="gramEnd"/>
-            <w:r>
-              <w:rPr>
-                <w:rFonts w:ascii="楷体" w:eastAsia="楷体" w:hAnsi="楷体" w:hint="eastAsia"/>
-                <w:sz w:val="21"/>
-                <w:szCs w:val="22"/>
-              </w:rPr>
-              <w:t>调度平台；培育自主可控软硬件生态；创新发展标准化可扩展的</w:t>
-            </w:r>
-            <w:proofErr w:type="gramStart"/>
-            <w:r>
-              <w:rPr>
-                <w:rFonts w:ascii="楷体" w:eastAsia="楷体" w:hAnsi="楷体" w:hint="eastAsia"/>
-                <w:sz w:val="21"/>
-                <w:szCs w:val="22"/>
-              </w:rPr>
-              <w:t>智算云服务</w:t>
-            </w:r>
-            <w:proofErr w:type="gramEnd"/>
+            <w:r>
+              <w:rPr>
+                <w:rFonts w:ascii="楷体" w:eastAsia="楷体" w:hAnsi="楷体" w:hint="eastAsia"/>
+                <w:sz w:val="21"/>
+                <w:szCs w:val="22"/>
+              </w:rPr>
+              <w:t>提升数智化发展水平单独成篇；强化算力算法数据高效供给；建设新一代超算、通算、智算设施体系；论证建设超大规模智算集群；推动算力设施市场化运营；支持政府购买算力服务、算力租赁；推动绿色电力与算力协同布局；建设算力监测调度平台；培育自主可控软硬件生态；创新发展标准化可扩展的智算云服务</w:t>
+            </w:r>
           </w:p>
         </w:tc>
       </w:tr>
@@ -5791,25 +5797,7 @@
                 <w:sz w:val="21"/>
                 <w:szCs w:val="22"/>
               </w:rPr>
-              <w:t>深化5G、</w:t>
-            </w:r>
-            <w:proofErr w:type="gramStart"/>
-            <w:r>
-              <w:rPr>
-                <w:rFonts w:ascii="楷体" w:eastAsia="楷体" w:hAnsi="楷体" w:hint="eastAsia"/>
-                <w:sz w:val="21"/>
-                <w:szCs w:val="22"/>
-              </w:rPr>
-              <w:t>千兆光</w:t>
-            </w:r>
-            <w:proofErr w:type="gramEnd"/>
-            <w:r>
-              <w:rPr>
-                <w:rFonts w:ascii="楷体" w:eastAsia="楷体" w:hAnsi="楷体" w:hint="eastAsia"/>
-                <w:sz w:val="21"/>
-                <w:szCs w:val="22"/>
-              </w:rPr>
-              <w:t>网规模部署；推进5G-A、万兆光网建设；建设100万个50G-PON端口；加快5G-A规模商用（建设50万个基站）；加强6G技术研发、标准研制和应用验证；统筹推进卫星互联网星座建设；完善民用空间基础设施</w:t>
+              <w:t>深化5G、千兆光网规模部署；推进5G-A、万兆光网建设；建设100万个50G-PON端口；加快5G-A规模商用（建设50万个基站）；加强6G技术研发、标准研制和应用验证；统筹推进卫星互联网星座建设；完善民用空间基础设施</w:t>
             </w:r>
           </w:p>
           <w:p>
@@ -5857,25 +5845,7 @@
                 <w:sz w:val="21"/>
                 <w:szCs w:val="22"/>
               </w:rPr>
-              <w:t>深入实施 “东数西算” 工程加快构建全国一体化</w:t>
-            </w:r>
-            <w:proofErr w:type="gramStart"/>
-            <w:r>
-              <w:rPr>
-                <w:rFonts w:ascii="楷体" w:eastAsia="楷体" w:hAnsi="楷体"/>
-                <w:sz w:val="21"/>
-                <w:szCs w:val="22"/>
-              </w:rPr>
-              <w:t>算力网</w:t>
-            </w:r>
-            <w:proofErr w:type="gramEnd"/>
-            <w:r>
-              <w:rPr>
-                <w:rFonts w:ascii="楷体" w:eastAsia="楷体" w:hAnsi="楷体"/>
-                <w:sz w:val="21"/>
-                <w:szCs w:val="22"/>
-              </w:rPr>
-              <w:t>的实施意见</w:t>
+              <w:t>深入实施 “东数西算” 工程加快构建全国一体化算力网的实施意见</w:t>
             </w:r>
           </w:p>
         </w:tc>
@@ -5895,23 +5865,13 @@
                 <w:szCs w:val="22"/>
               </w:rPr>
             </w:pPr>
-            <w:proofErr w:type="gramStart"/>
             <w:r>
               <w:rPr>
                 <w:rFonts w:ascii="楷体" w:eastAsia="楷体" w:hAnsi="楷体"/>
                 <w:sz w:val="21"/>
                 <w:szCs w:val="22"/>
               </w:rPr>
-              <w:t>国家发改委</w:t>
-            </w:r>
-            <w:proofErr w:type="gramEnd"/>
-            <w:r>
-              <w:rPr>
-                <w:rFonts w:ascii="楷体" w:eastAsia="楷体" w:hAnsi="楷体"/>
-                <w:sz w:val="21"/>
-                <w:szCs w:val="22"/>
-              </w:rPr>
-              <w:t>等五部门</w:t>
+              <w:t>国家发改委等五部门</w:t>
             </w:r>
           </w:p>
         </w:tc>
@@ -5936,79 +5896,7 @@
                 <w:sz w:val="21"/>
                 <w:szCs w:val="22"/>
               </w:rPr>
-              <w:t>到 2025 年底，通用算力、智能算力、</w:t>
-            </w:r>
-            <w:proofErr w:type="gramStart"/>
-            <w:r>
-              <w:rPr>
-                <w:rFonts w:ascii="楷体" w:eastAsia="楷体" w:hAnsi="楷体"/>
-                <w:sz w:val="21"/>
-                <w:szCs w:val="22"/>
-              </w:rPr>
-              <w:t>超级算力等多元算力加速</w:t>
-            </w:r>
-            <w:proofErr w:type="gramEnd"/>
-            <w:r>
-              <w:rPr>
-                <w:rFonts w:ascii="楷体" w:eastAsia="楷体" w:hAnsi="楷体"/>
-                <w:sz w:val="21"/>
-                <w:szCs w:val="22"/>
-              </w:rPr>
-              <w:t>集聚，国家枢纽节点地区各类</w:t>
-            </w:r>
-            <w:proofErr w:type="gramStart"/>
-            <w:r>
-              <w:rPr>
-                <w:rFonts w:ascii="楷体" w:eastAsia="楷体" w:hAnsi="楷体"/>
-                <w:sz w:val="21"/>
-                <w:szCs w:val="22"/>
-              </w:rPr>
-              <w:t>新增算力占</w:t>
-            </w:r>
-            <w:proofErr w:type="gramEnd"/>
-            <w:r>
-              <w:rPr>
-                <w:rFonts w:ascii="楷体" w:eastAsia="楷体" w:hAnsi="楷体"/>
-                <w:sz w:val="21"/>
-                <w:szCs w:val="22"/>
-              </w:rPr>
-              <w:t>全国</w:t>
-            </w:r>
-            <w:proofErr w:type="gramStart"/>
-            <w:r>
-              <w:rPr>
-                <w:rFonts w:ascii="楷体" w:eastAsia="楷体" w:hAnsi="楷体"/>
-                <w:sz w:val="21"/>
-                <w:szCs w:val="22"/>
-              </w:rPr>
-              <w:t>新增算力的</w:t>
-            </w:r>
-            <w:proofErr w:type="gramEnd"/>
-            <w:r>
-              <w:rPr>
-                <w:rFonts w:ascii="楷体" w:eastAsia="楷体" w:hAnsi="楷体"/>
-                <w:sz w:val="21"/>
-                <w:szCs w:val="22"/>
-              </w:rPr>
-              <w:t xml:space="preserve"> 60% 以上，国家枢纽</w:t>
-            </w:r>
-            <w:proofErr w:type="gramStart"/>
-            <w:r>
-              <w:rPr>
-                <w:rFonts w:ascii="楷体" w:eastAsia="楷体" w:hAnsi="楷体"/>
-                <w:sz w:val="21"/>
-                <w:szCs w:val="22"/>
-              </w:rPr>
-              <w:t>节点算力资源</w:t>
-            </w:r>
-            <w:proofErr w:type="gramEnd"/>
-            <w:r>
-              <w:rPr>
-                <w:rFonts w:ascii="楷体" w:eastAsia="楷体" w:hAnsi="楷体"/>
-                <w:sz w:val="21"/>
-                <w:szCs w:val="22"/>
-              </w:rPr>
-              <w:t>使用率显著超过全国平均水平</w:t>
+              <w:t>到 2025 年底，通用算力、智能算力、超级算力等多元算力加速集聚，国家枢纽节点地区各类新增算力占全国新增算力的 60% 以上，国家枢纽节点算力资源使用率显著超过全国平均水平</w:t>
             </w:r>
           </w:p>
           <w:p>
@@ -6037,33 +5925,45 @@
                 <w:szCs w:val="22"/>
               </w:rPr>
             </w:pPr>
-            <w:proofErr w:type="gramStart"/>
             <w:r>
               <w:rPr>
                 <w:rFonts w:ascii="楷体" w:eastAsia="楷体" w:hAnsi="楷体"/>
                 <w:sz w:val="21"/>
                 <w:szCs w:val="22"/>
               </w:rPr>
-              <w:t>算力基础</w:t>
-            </w:r>
-            <w:proofErr w:type="gramEnd"/>
+              <w:t>算力基础设施高质量发展行动计划</w:t>
+            </w:r>
+          </w:p>
+        </w:tc>
+        <w:tc>
+          <w:tcPr>
+            <w:tcW w:w="2127" w:type="dxa"/>
+          </w:tcPr>
+          <w:p>
+            <w:pPr>
+              <w:jc w:val="center"/>
+              <w:rPr>
+                <w:rFonts w:ascii="楷体" w:eastAsia="楷体" w:hAnsi="楷体" w:hint="eastAsia"/>
+                <w:sz w:val="21"/>
+                <w:szCs w:val="22"/>
+              </w:rPr>
+            </w:pPr>
             <w:r>
               <w:rPr>
                 <w:rFonts w:ascii="楷体" w:eastAsia="楷体" w:hAnsi="楷体"/>
                 <w:sz w:val="21"/>
                 <w:szCs w:val="22"/>
               </w:rPr>
-              <w:t>设施高质量发展行动计划</w:t>
-            </w:r>
-          </w:p>
-        </w:tc>
-        <w:tc>
-          <w:tcPr>
-            <w:tcW w:w="2127" w:type="dxa"/>
-          </w:tcPr>
-          <w:p>
-            <w:pPr>
-              <w:jc w:val="center"/>
+              <w:t>工信部等六部门</w:t>
+            </w:r>
+          </w:p>
+        </w:tc>
+        <w:tc>
+          <w:tcPr>
+            <w:tcW w:w="5528" w:type="dxa"/>
+          </w:tcPr>
+          <w:p>
+            <w:pPr>
               <w:rPr>
                 <w:rFonts w:ascii="楷体" w:eastAsia="楷体" w:hAnsi="楷体" w:hint="eastAsia"/>
                 <w:sz w:val="21"/>
@@ -6076,137 +5976,7 @@
                 <w:sz w:val="21"/>
                 <w:szCs w:val="22"/>
               </w:rPr>
-              <w:t>工信部等六部门</w:t>
-            </w:r>
-          </w:p>
-        </w:tc>
-        <w:tc>
-          <w:tcPr>
-            <w:tcW w:w="5528" w:type="dxa"/>
-          </w:tcPr>
-          <w:p>
-            <w:pPr>
-              <w:rPr>
-                <w:rFonts w:ascii="楷体" w:eastAsia="楷体" w:hAnsi="楷体" w:hint="eastAsia"/>
-                <w:sz w:val="21"/>
-                <w:szCs w:val="22"/>
-              </w:rPr>
-            </w:pPr>
-            <w:r>
-              <w:rPr>
-                <w:rFonts w:ascii="楷体" w:eastAsia="楷体" w:hAnsi="楷体"/>
-                <w:sz w:val="21"/>
-                <w:szCs w:val="22"/>
-              </w:rPr>
-              <w:t>到 2025 年</w:t>
-            </w:r>
-            <w:proofErr w:type="gramStart"/>
-            <w:r>
-              <w:rPr>
-                <w:rFonts w:ascii="楷体" w:eastAsia="楷体" w:hAnsi="楷体"/>
-                <w:sz w:val="21"/>
-                <w:szCs w:val="22"/>
-              </w:rPr>
-              <w:t>算力规模</w:t>
-            </w:r>
-            <w:proofErr w:type="gramEnd"/>
-            <w:r>
-              <w:rPr>
-                <w:rFonts w:ascii="楷体" w:eastAsia="楷体" w:hAnsi="楷体"/>
-                <w:sz w:val="21"/>
-                <w:szCs w:val="22"/>
-              </w:rPr>
-              <w:t>超过 300EFLOPS，</w:t>
-            </w:r>
-            <w:proofErr w:type="gramStart"/>
-            <w:r>
-              <w:rPr>
-                <w:rFonts w:ascii="楷体" w:eastAsia="楷体" w:hAnsi="楷体"/>
-                <w:sz w:val="21"/>
-                <w:szCs w:val="22"/>
-              </w:rPr>
-              <w:t>智能算力占</w:t>
-            </w:r>
-            <w:proofErr w:type="gramEnd"/>
-            <w:r>
-              <w:rPr>
-                <w:rFonts w:ascii="楷体" w:eastAsia="楷体" w:hAnsi="楷体"/>
-                <w:sz w:val="21"/>
-                <w:szCs w:val="22"/>
-              </w:rPr>
-              <w:t>比达到 35%。</w:t>
-            </w:r>
-            <w:proofErr w:type="gramStart"/>
-            <w:r>
-              <w:rPr>
-                <w:rFonts w:ascii="楷体" w:eastAsia="楷体" w:hAnsi="楷体"/>
-                <w:sz w:val="21"/>
-                <w:szCs w:val="22"/>
-              </w:rPr>
-              <w:t>推动算力结构</w:t>
-            </w:r>
-            <w:proofErr w:type="gramEnd"/>
-            <w:r>
-              <w:rPr>
-                <w:rFonts w:ascii="楷体" w:eastAsia="楷体" w:hAnsi="楷体"/>
-                <w:sz w:val="21"/>
-                <w:szCs w:val="22"/>
-              </w:rPr>
-              <w:t>多元配置，逐步提升</w:t>
-            </w:r>
-            <w:proofErr w:type="gramStart"/>
-            <w:r>
-              <w:rPr>
-                <w:rFonts w:ascii="楷体" w:eastAsia="楷体" w:hAnsi="楷体"/>
-                <w:sz w:val="21"/>
-                <w:szCs w:val="22"/>
-              </w:rPr>
-              <w:t>智能算力占</w:t>
-            </w:r>
-            <w:proofErr w:type="gramEnd"/>
-            <w:r>
-              <w:rPr>
-                <w:rFonts w:ascii="楷体" w:eastAsia="楷体" w:hAnsi="楷体"/>
-                <w:sz w:val="21"/>
-                <w:szCs w:val="22"/>
-              </w:rPr>
-              <w:t>比，推动</w:t>
-            </w:r>
-            <w:proofErr w:type="gramStart"/>
-            <w:r>
-              <w:rPr>
-                <w:rFonts w:ascii="楷体" w:eastAsia="楷体" w:hAnsi="楷体"/>
-                <w:sz w:val="21"/>
-                <w:szCs w:val="22"/>
-              </w:rPr>
-              <w:t>智能算力与通用算力协同</w:t>
-            </w:r>
-            <w:proofErr w:type="gramEnd"/>
-            <w:r>
-              <w:rPr>
-                <w:rFonts w:ascii="楷体" w:eastAsia="楷体" w:hAnsi="楷体"/>
-                <w:sz w:val="21"/>
-                <w:szCs w:val="22"/>
-              </w:rPr>
-              <w:t>，满足不同类型</w:t>
-            </w:r>
-            <w:proofErr w:type="gramStart"/>
-            <w:r>
-              <w:rPr>
-                <w:rFonts w:ascii="楷体" w:eastAsia="楷体" w:hAnsi="楷体"/>
-                <w:sz w:val="21"/>
-                <w:szCs w:val="22"/>
-              </w:rPr>
-              <w:t>算力业务</w:t>
-            </w:r>
-            <w:proofErr w:type="gramEnd"/>
-            <w:r>
-              <w:rPr>
-                <w:rFonts w:ascii="楷体" w:eastAsia="楷体" w:hAnsi="楷体"/>
-                <w:sz w:val="21"/>
-                <w:szCs w:val="22"/>
-              </w:rPr>
-              <w:t>需</w:t>
+              <w:t>到 2025 年算力规模超过 300EFLOPS，智能算力占比达到 35%。推动算力结构多元配置，逐步提升智能算力占比，推动智能算力与通用算力协同，满足不同类型算力业务需</w:t>
             </w:r>
             <w:r>
               <w:rPr>
@@ -6286,61 +6056,7 @@
                 <w:sz w:val="21"/>
                 <w:szCs w:val="22"/>
               </w:rPr>
-              <w:t>系统优化</w:t>
-            </w:r>
-            <w:proofErr w:type="gramStart"/>
-            <w:r>
-              <w:rPr>
-                <w:rFonts w:ascii="楷体" w:eastAsia="楷体" w:hAnsi="楷体" w:hint="eastAsia"/>
-                <w:sz w:val="21"/>
-                <w:szCs w:val="22"/>
-              </w:rPr>
-              <w:t>算力基础</w:t>
-            </w:r>
-            <w:proofErr w:type="gramEnd"/>
-            <w:r>
-              <w:rPr>
-                <w:rFonts w:ascii="楷体" w:eastAsia="楷体" w:hAnsi="楷体" w:hint="eastAsia"/>
-                <w:sz w:val="21"/>
-                <w:szCs w:val="22"/>
-              </w:rPr>
-              <w:t>设施布局，促进东西</w:t>
-            </w:r>
-            <w:proofErr w:type="gramStart"/>
-            <w:r>
-              <w:rPr>
-                <w:rFonts w:ascii="楷体" w:eastAsia="楷体" w:hAnsi="楷体" w:hint="eastAsia"/>
-                <w:sz w:val="21"/>
-                <w:szCs w:val="22"/>
-              </w:rPr>
-              <w:t>部算力</w:t>
-            </w:r>
-            <w:proofErr w:type="gramEnd"/>
-            <w:r>
-              <w:rPr>
-                <w:rFonts w:ascii="楷体" w:eastAsia="楷体" w:hAnsi="楷体" w:hint="eastAsia"/>
-                <w:sz w:val="21"/>
-                <w:szCs w:val="22"/>
-              </w:rPr>
-              <w:t>高效互补和协同联动，引导通用数据</w:t>
-            </w:r>
-            <w:proofErr w:type="gramStart"/>
-            <w:r>
-              <w:rPr>
-                <w:rFonts w:ascii="楷体" w:eastAsia="楷体" w:hAnsi="楷体" w:hint="eastAsia"/>
-                <w:sz w:val="21"/>
-                <w:szCs w:val="22"/>
-              </w:rPr>
-              <w:t>中心超算</w:t>
-            </w:r>
-            <w:proofErr w:type="gramEnd"/>
-            <w:r>
-              <w:rPr>
-                <w:rFonts w:ascii="楷体" w:eastAsia="楷体" w:hAnsi="楷体" w:hint="eastAsia"/>
-                <w:sz w:val="21"/>
-                <w:szCs w:val="22"/>
-              </w:rPr>
-              <w:t>中心、智能计算中心、边缘数据中心等合理梯次布局</w:t>
+              <w:t>系统优化算力基础设施布局，促进东西部算力高效互补和协同联动，引导通用数据中心超算中心、智能计算中心、边缘数据中心等合理梯次布局</w:t>
             </w:r>
           </w:p>
         </w:tc>
@@ -6365,145 +6081,53 @@
                 <w:sz w:val="21"/>
                 <w:szCs w:val="22"/>
               </w:rPr>
-              <w:t>国家发展改革委等部门关于同意京津冀地区启动建设全国一体化</w:t>
-            </w:r>
-            <w:proofErr w:type="gramStart"/>
+              <w:t>国家发展改革委等部门关于同意京津冀地区启动建设全国一体化算力网络国家枢纽节点的复函</w:t>
+            </w:r>
+          </w:p>
+        </w:tc>
+        <w:tc>
+          <w:tcPr>
+            <w:tcW w:w="2127" w:type="dxa"/>
+          </w:tcPr>
+          <w:p>
+            <w:pPr>
+              <w:jc w:val="center"/>
+              <w:rPr>
+                <w:rFonts w:ascii="楷体" w:eastAsia="楷体" w:hAnsi="楷体" w:hint="eastAsia"/>
+                <w:sz w:val="21"/>
+                <w:szCs w:val="22"/>
+              </w:rPr>
+            </w:pPr>
             <w:r>
               <w:rPr>
                 <w:rFonts w:ascii="楷体" w:eastAsia="楷体" w:hAnsi="楷体"/>
                 <w:sz w:val="21"/>
                 <w:szCs w:val="22"/>
               </w:rPr>
-              <w:t>算力网络</w:t>
-            </w:r>
-            <w:proofErr w:type="gramEnd"/>
+              <w:t>国家发改委等四部门</w:t>
+            </w:r>
+          </w:p>
+        </w:tc>
+        <w:tc>
+          <w:tcPr>
+            <w:tcW w:w="5528" w:type="dxa"/>
+          </w:tcPr>
+          <w:p>
+            <w:pPr>
+              <w:rPr>
+                <w:rFonts w:ascii="楷体" w:eastAsia="楷体" w:hAnsi="楷体" w:hint="eastAsia"/>
+                <w:sz w:val="21"/>
+                <w:szCs w:val="22"/>
+              </w:rPr>
+            </w:pPr>
             <w:r>
               <w:rPr>
                 <w:rFonts w:ascii="楷体" w:eastAsia="楷体" w:hAnsi="楷体"/>
                 <w:sz w:val="21"/>
                 <w:szCs w:val="22"/>
               </w:rPr>
-              <w:t>国家枢纽节点的复函</w:t>
-            </w:r>
-          </w:p>
-        </w:tc>
-        <w:tc>
-          <w:tcPr>
-            <w:tcW w:w="2127" w:type="dxa"/>
-          </w:tcPr>
-          <w:p>
-            <w:pPr>
-              <w:jc w:val="center"/>
-              <w:rPr>
-                <w:rFonts w:ascii="楷体" w:eastAsia="楷体" w:hAnsi="楷体" w:hint="eastAsia"/>
-                <w:sz w:val="21"/>
-                <w:szCs w:val="22"/>
-              </w:rPr>
-            </w:pPr>
-            <w:proofErr w:type="gramStart"/>
-            <w:r>
-              <w:rPr>
-                <w:rFonts w:ascii="楷体" w:eastAsia="楷体" w:hAnsi="楷体"/>
-                <w:sz w:val="21"/>
-                <w:szCs w:val="22"/>
-              </w:rPr>
-              <w:t>国家发改委</w:t>
-            </w:r>
-            <w:proofErr w:type="gramEnd"/>
-            <w:r>
-              <w:rPr>
-                <w:rFonts w:ascii="楷体" w:eastAsia="楷体" w:hAnsi="楷体"/>
-                <w:sz w:val="21"/>
-                <w:szCs w:val="22"/>
-              </w:rPr>
-              <w:t>等四部门</w:t>
-            </w:r>
-          </w:p>
-        </w:tc>
-        <w:tc>
-          <w:tcPr>
-            <w:tcW w:w="5528" w:type="dxa"/>
-          </w:tcPr>
-          <w:p>
-            <w:pPr>
-              <w:rPr>
-                <w:rFonts w:ascii="楷体" w:eastAsia="楷体" w:hAnsi="楷体" w:hint="eastAsia"/>
-                <w:sz w:val="21"/>
-                <w:szCs w:val="22"/>
-              </w:rPr>
-            </w:pPr>
-            <w:r>
-              <w:rPr>
-                <w:rFonts w:ascii="楷体" w:eastAsia="楷体" w:hAnsi="楷体"/>
-                <w:sz w:val="21"/>
-                <w:szCs w:val="22"/>
-              </w:rPr>
-              <w:t>同意在京津冀地区启动建设全国一体化</w:t>
-            </w:r>
-            <w:proofErr w:type="gramStart"/>
-            <w:r>
-              <w:rPr>
-                <w:rFonts w:ascii="楷体" w:eastAsia="楷体" w:hAnsi="楷体"/>
-                <w:sz w:val="21"/>
-                <w:szCs w:val="22"/>
-              </w:rPr>
-              <w:t>算力网络</w:t>
-            </w:r>
-            <w:proofErr w:type="gramEnd"/>
-            <w:r>
-              <w:rPr>
-                <w:rFonts w:ascii="楷体" w:eastAsia="楷体" w:hAnsi="楷体"/>
-                <w:sz w:val="21"/>
-                <w:szCs w:val="22"/>
-              </w:rPr>
-              <w:t>国家枢纽节点，发展高密度高能效、低碳数据中心集群，</w:t>
-            </w:r>
-            <w:proofErr w:type="gramStart"/>
-            <w:r>
-              <w:rPr>
-                <w:rFonts w:ascii="楷体" w:eastAsia="楷体" w:hAnsi="楷体"/>
-                <w:sz w:val="21"/>
-                <w:szCs w:val="22"/>
-              </w:rPr>
-              <w:t>通过云网协同</w:t>
-            </w:r>
-            <w:proofErr w:type="gramEnd"/>
-            <w:r>
-              <w:rPr>
-                <w:rFonts w:ascii="楷体" w:eastAsia="楷体" w:hAnsi="楷体"/>
-                <w:sz w:val="21"/>
-                <w:szCs w:val="22"/>
-              </w:rPr>
-              <w:t>、云边协同等优化数据中心供给结构，扩展</w:t>
-            </w:r>
-            <w:proofErr w:type="gramStart"/>
-            <w:r>
-              <w:rPr>
-                <w:rFonts w:ascii="楷体" w:eastAsia="楷体" w:hAnsi="楷体"/>
-                <w:sz w:val="21"/>
-                <w:szCs w:val="22"/>
-              </w:rPr>
-              <w:t>算力增长</w:t>
-            </w:r>
-            <w:proofErr w:type="gramEnd"/>
-            <w:r>
-              <w:rPr>
-                <w:rFonts w:ascii="楷体" w:eastAsia="楷体" w:hAnsi="楷体"/>
-                <w:sz w:val="21"/>
-                <w:szCs w:val="22"/>
-              </w:rPr>
-              <w:t>空间，实现大规模</w:t>
-            </w:r>
-            <w:proofErr w:type="gramStart"/>
-            <w:r>
-              <w:rPr>
-                <w:rFonts w:ascii="楷体" w:eastAsia="楷体" w:hAnsi="楷体"/>
-                <w:sz w:val="21"/>
-                <w:szCs w:val="22"/>
-              </w:rPr>
-              <w:t>算力部署</w:t>
-            </w:r>
-            <w:proofErr w:type="gramEnd"/>
+              <w:t>同意在京津冀地区启动建设全国一体化算力网络国家枢纽节点，发展高密度高能效、低碳数据中心集群，通过云网协同、云边协同等优化数据中心供给结构，扩展算力增长空间，实现大规模算力部署</w:t>
+            </w:r>
           </w:p>
         </w:tc>
       </w:tr>
@@ -6572,43 +6196,7 @@
                 <w:sz w:val="21"/>
                 <w:szCs w:val="22"/>
               </w:rPr>
-              <w:t>统筹建设面向区块链和人工智能等</w:t>
-            </w:r>
-            <w:proofErr w:type="gramStart"/>
-            <w:r>
-              <w:rPr>
-                <w:rFonts w:ascii="楷体" w:eastAsia="楷体" w:hAnsi="楷体"/>
-                <w:sz w:val="21"/>
-                <w:szCs w:val="22"/>
-              </w:rPr>
-              <w:t>的算力和</w:t>
-            </w:r>
-            <w:proofErr w:type="gramEnd"/>
-            <w:r>
-              <w:rPr>
-                <w:rFonts w:ascii="楷体" w:eastAsia="楷体" w:hAnsi="楷体"/>
-                <w:sz w:val="21"/>
-                <w:szCs w:val="22"/>
-              </w:rPr>
-              <w:t>算法中心，构建具备周边环境感应能力和反馈回应能力的边缘计算节点提供低时延、高可靠</w:t>
-            </w:r>
-            <w:proofErr w:type="gramStart"/>
-            <w:r>
-              <w:rPr>
-                <w:rFonts w:ascii="楷体" w:eastAsia="楷体" w:hAnsi="楷体"/>
-                <w:sz w:val="21"/>
-                <w:szCs w:val="22"/>
-              </w:rPr>
-              <w:t>强安全</w:t>
-            </w:r>
-            <w:proofErr w:type="gramEnd"/>
-            <w:r>
-              <w:rPr>
-                <w:rFonts w:ascii="楷体" w:eastAsia="楷体" w:hAnsi="楷体"/>
-                <w:sz w:val="21"/>
-                <w:szCs w:val="22"/>
-              </w:rPr>
-              <w:t>边缘计算服务</w:t>
+              <w:t>统筹建设面向区块链和人工智能等的算力和算法中心，构建具备周边环境感应能力和反馈回应能力的边缘计算节点提供低时延、高可靠强安全边缘计算服务</w:t>
             </w:r>
           </w:p>
         </w:tc>
@@ -6678,25 +6266,7 @@
                 <w:sz w:val="21"/>
                 <w:szCs w:val="22"/>
               </w:rPr>
-              <w:t>加快构建全国一体化大数据中心体系，推进国家工业互联网大数据中心建设</w:t>
-            </w:r>
-            <w:proofErr w:type="gramStart"/>
-            <w:r>
-              <w:rPr>
-                <w:rFonts w:ascii="楷体" w:eastAsia="楷体" w:hAnsi="楷体"/>
-                <w:sz w:val="21"/>
-                <w:szCs w:val="22"/>
-              </w:rPr>
-              <w:t>强化算力统筹</w:t>
-            </w:r>
-            <w:proofErr w:type="gramEnd"/>
-            <w:r>
-              <w:rPr>
-                <w:rFonts w:ascii="楷体" w:eastAsia="楷体" w:hAnsi="楷体"/>
-                <w:sz w:val="21"/>
-                <w:szCs w:val="22"/>
-              </w:rPr>
-              <w:t>智能调度，建设若干国家枢纽节点和大数据中心集群。建设高性能计算集群，合理部署超级计算中心</w:t>
+              <w:t>加快构建全国一体化大数据中心体系，推进国家工业互联网大数据中心建设强化算力统筹智能调度，建设若干国家枢纽节点和大数据中心集群。建设高性能计算集群，合理部署超级计算中心</w:t>
             </w:r>
           </w:p>
         </w:tc>
@@ -6878,61 +6448,7 @@
                 <w:sz w:val="21"/>
                 <w:szCs w:val="22"/>
               </w:rPr>
-              <w:t>整合</w:t>
-            </w:r>
-            <w:proofErr w:type="gramStart"/>
-            <w:r>
-              <w:rPr>
-                <w:rFonts w:ascii="楷体" w:eastAsia="楷体" w:hAnsi="楷体"/>
-                <w:sz w:val="21"/>
-                <w:szCs w:val="22"/>
-              </w:rPr>
-              <w:t>省内算力资源</w:t>
-            </w:r>
-            <w:proofErr w:type="gramEnd"/>
-            <w:r>
-              <w:rPr>
-                <w:rFonts w:ascii="楷体" w:eastAsia="楷体" w:hAnsi="楷体"/>
-                <w:sz w:val="21"/>
-                <w:szCs w:val="22"/>
-              </w:rPr>
-              <w:t>，建设</w:t>
-            </w:r>
-            <w:proofErr w:type="gramStart"/>
-            <w:r>
-              <w:rPr>
-                <w:rFonts w:ascii="楷体" w:eastAsia="楷体" w:hAnsi="楷体"/>
-                <w:sz w:val="21"/>
-                <w:szCs w:val="22"/>
-              </w:rPr>
-              <w:t>省级算力统筹</w:t>
-            </w:r>
-            <w:proofErr w:type="gramEnd"/>
-            <w:r>
-              <w:rPr>
-                <w:rFonts w:ascii="楷体" w:eastAsia="楷体" w:hAnsi="楷体"/>
-                <w:sz w:val="21"/>
-                <w:szCs w:val="22"/>
-              </w:rPr>
-              <w:t>调度平台，实现 “算力一网化、统筹一体化、调度一站式”，2026 年建设运营智能算达到 3000P 以上，可统筹的公共</w:t>
-            </w:r>
-            <w:proofErr w:type="gramStart"/>
-            <w:r>
-              <w:rPr>
-                <w:rFonts w:ascii="楷体" w:eastAsia="楷体" w:hAnsi="楷体"/>
-                <w:sz w:val="21"/>
-                <w:szCs w:val="22"/>
-              </w:rPr>
-              <w:t>智能算力达到</w:t>
-            </w:r>
-            <w:proofErr w:type="gramEnd"/>
-            <w:r>
-              <w:rPr>
-                <w:rFonts w:ascii="楷体" w:eastAsia="楷体" w:hAnsi="楷体"/>
-                <w:sz w:val="21"/>
-                <w:szCs w:val="22"/>
-              </w:rPr>
-              <w:t>西部领先水平</w:t>
+              <w:t>整合省内算力资源，建设省级算力统筹调度平台，实现 “算力一网化、统筹一体化、调度一站式”，2026 年建设运营智能算达到 3000P 以上，可统筹的公共智能算力达到西部领先水平</w:t>
             </w:r>
           </w:p>
         </w:tc>
@@ -6957,178 +6473,52 @@
                 <w:sz w:val="21"/>
                 <w:szCs w:val="22"/>
               </w:rPr>
+              <w:t>北京市算力基础设施建设实施方案 (2024-2027 年)</w:t>
+            </w:r>
+          </w:p>
+        </w:tc>
+        <w:tc>
+          <w:tcPr>
+            <w:tcW w:w="2127" w:type="dxa"/>
+          </w:tcPr>
+          <w:p>
+            <w:pPr>
+              <w:jc w:val="center"/>
+              <w:rPr>
+                <w:rFonts w:ascii="楷体" w:eastAsia="楷体" w:hAnsi="楷体" w:hint="eastAsia"/>
+                <w:sz w:val="21"/>
+                <w:szCs w:val="22"/>
+              </w:rPr>
+            </w:pPr>
+            <w:r>
+              <w:rPr>
+                <w:rFonts w:ascii="楷体" w:eastAsia="楷体" w:hAnsi="楷体" w:hint="eastAsia"/>
+                <w:sz w:val="21"/>
+                <w:szCs w:val="22"/>
+              </w:rPr>
               <w:t>北京市</w:t>
             </w:r>
-            <w:proofErr w:type="gramStart"/>
+          </w:p>
+        </w:tc>
+        <w:tc>
+          <w:tcPr>
+            <w:tcW w:w="5528" w:type="dxa"/>
+          </w:tcPr>
+          <w:p>
+            <w:pPr>
+              <w:rPr>
+                <w:rFonts w:ascii="楷体" w:eastAsia="楷体" w:hAnsi="楷体" w:hint="eastAsia"/>
+                <w:sz w:val="21"/>
+                <w:szCs w:val="22"/>
+              </w:rPr>
+            </w:pPr>
             <w:r>
               <w:rPr>
                 <w:rFonts w:ascii="楷体" w:eastAsia="楷体" w:hAnsi="楷体"/>
                 <w:sz w:val="21"/>
                 <w:szCs w:val="22"/>
               </w:rPr>
-              <w:t>算力基础</w:t>
-            </w:r>
-            <w:proofErr w:type="gramEnd"/>
-            <w:r>
-              <w:rPr>
-                <w:rFonts w:ascii="楷体" w:eastAsia="楷体" w:hAnsi="楷体"/>
-                <w:sz w:val="21"/>
-                <w:szCs w:val="22"/>
-              </w:rPr>
-              <w:t>设施建设实施方案 (2024-2027 年)</w:t>
-            </w:r>
-          </w:p>
-        </w:tc>
-        <w:tc>
-          <w:tcPr>
-            <w:tcW w:w="2127" w:type="dxa"/>
-          </w:tcPr>
-          <w:p>
-            <w:pPr>
-              <w:jc w:val="center"/>
-              <w:rPr>
-                <w:rFonts w:ascii="楷体" w:eastAsia="楷体" w:hAnsi="楷体" w:hint="eastAsia"/>
-                <w:sz w:val="21"/>
-                <w:szCs w:val="22"/>
-              </w:rPr>
-            </w:pPr>
-            <w:r>
-              <w:rPr>
-                <w:rFonts w:ascii="楷体" w:eastAsia="楷体" w:hAnsi="楷体" w:hint="eastAsia"/>
-                <w:sz w:val="21"/>
-                <w:szCs w:val="22"/>
-              </w:rPr>
-              <w:t>北京市</w:t>
-            </w:r>
-          </w:p>
-        </w:tc>
-        <w:tc>
-          <w:tcPr>
-            <w:tcW w:w="5528" w:type="dxa"/>
-          </w:tcPr>
-          <w:p>
-            <w:pPr>
-              <w:rPr>
-                <w:rFonts w:ascii="楷体" w:eastAsia="楷体" w:hAnsi="楷体" w:hint="eastAsia"/>
-                <w:sz w:val="21"/>
-                <w:szCs w:val="22"/>
-              </w:rPr>
-            </w:pPr>
-            <w:r>
-              <w:rPr>
-                <w:rFonts w:ascii="楷体" w:eastAsia="楷体" w:hAnsi="楷体"/>
-                <w:sz w:val="21"/>
-                <w:szCs w:val="22"/>
-              </w:rPr>
-              <w:t>改变算</w:t>
-            </w:r>
-            <w:proofErr w:type="gramStart"/>
-            <w:r>
-              <w:rPr>
-                <w:rFonts w:ascii="楷体" w:eastAsia="楷体" w:hAnsi="楷体"/>
-                <w:sz w:val="21"/>
-                <w:szCs w:val="22"/>
-              </w:rPr>
-              <w:t>建</w:t>
-            </w:r>
-            <w:proofErr w:type="gramEnd"/>
-            <w:r>
-              <w:rPr>
-                <w:rFonts w:ascii="楷体" w:eastAsia="楷体" w:hAnsi="楷体"/>
-                <w:sz w:val="21"/>
-                <w:szCs w:val="22"/>
-              </w:rPr>
-              <w:t>建设 “小散” 局面，集中建设一批</w:t>
-            </w:r>
-            <w:proofErr w:type="gramStart"/>
-            <w:r>
-              <w:rPr>
-                <w:rFonts w:ascii="楷体" w:eastAsia="楷体" w:hAnsi="楷体"/>
-                <w:sz w:val="21"/>
-                <w:szCs w:val="22"/>
-              </w:rPr>
-              <w:t>智算单一大</w:t>
-            </w:r>
-            <w:proofErr w:type="gramEnd"/>
-            <w:r>
-              <w:rPr>
-                <w:rFonts w:ascii="楷体" w:eastAsia="楷体" w:hAnsi="楷体"/>
-                <w:sz w:val="21"/>
-                <w:szCs w:val="22"/>
-              </w:rPr>
-              <w:t>集群，到 2025 年，</w:t>
-            </w:r>
-            <w:proofErr w:type="gramStart"/>
-            <w:r>
-              <w:rPr>
-                <w:rFonts w:ascii="楷体" w:eastAsia="楷体" w:hAnsi="楷体"/>
-                <w:sz w:val="21"/>
-                <w:szCs w:val="22"/>
-              </w:rPr>
-              <w:t>本市智算供给</w:t>
-            </w:r>
-            <w:proofErr w:type="gramEnd"/>
-            <w:r>
-              <w:rPr>
-                <w:rFonts w:ascii="楷体" w:eastAsia="楷体" w:hAnsi="楷体"/>
-                <w:sz w:val="21"/>
-                <w:szCs w:val="22"/>
-              </w:rPr>
-              <w:t>规模达到 45EFLOPS。到 2027 年，实现</w:t>
-            </w:r>
-            <w:proofErr w:type="gramStart"/>
-            <w:r>
-              <w:rPr>
-                <w:rFonts w:ascii="楷体" w:eastAsia="楷体" w:hAnsi="楷体"/>
-                <w:sz w:val="21"/>
-                <w:szCs w:val="22"/>
-              </w:rPr>
-              <w:t>智算基础</w:t>
-            </w:r>
-            <w:proofErr w:type="gramEnd"/>
-            <w:r>
-              <w:rPr>
-                <w:rFonts w:ascii="楷体" w:eastAsia="楷体" w:hAnsi="楷体"/>
-                <w:sz w:val="21"/>
-                <w:szCs w:val="22"/>
-              </w:rPr>
-              <w:t>设施软硬件产品全</w:t>
-            </w:r>
-            <w:proofErr w:type="gramStart"/>
-            <w:r>
-              <w:rPr>
-                <w:rFonts w:ascii="楷体" w:eastAsia="楷体" w:hAnsi="楷体"/>
-                <w:sz w:val="21"/>
-                <w:szCs w:val="22"/>
-              </w:rPr>
-              <w:t>栈</w:t>
-            </w:r>
-            <w:proofErr w:type="gramEnd"/>
-            <w:r>
-              <w:rPr>
-                <w:rFonts w:ascii="楷体" w:eastAsia="楷体" w:hAnsi="楷体"/>
-                <w:sz w:val="21"/>
-                <w:szCs w:val="22"/>
-              </w:rPr>
-              <w:t>自主可控，整体性能达到国内领先水平，具备 100% 自主</w:t>
-            </w:r>
-            <w:proofErr w:type="gramStart"/>
-            <w:r>
-              <w:rPr>
-                <w:rFonts w:ascii="楷体" w:eastAsia="楷体" w:hAnsi="楷体"/>
-                <w:sz w:val="21"/>
-                <w:szCs w:val="22"/>
-              </w:rPr>
-              <w:t>可控智算中心</w:t>
-            </w:r>
-            <w:proofErr w:type="gramEnd"/>
-            <w:r>
-              <w:rPr>
-                <w:rFonts w:ascii="楷体" w:eastAsia="楷体" w:hAnsi="楷体"/>
-                <w:sz w:val="21"/>
-                <w:szCs w:val="22"/>
-              </w:rPr>
-              <w:t>建设能力</w:t>
+              <w:t>改变算建建设 “小散” 局面，集中建设一批智算单一大集群，到 2025 年，本市智算供给规模达到 45EFLOPS。到 2027 年，实现智算基础设施软硬件产品全栈自主可控，整体性能达到国内领先水平，具备 100% 自主可控智算中心建设能力</w:t>
             </w:r>
           </w:p>
         </w:tc>
@@ -7153,142 +6543,52 @@
                 <w:sz w:val="21"/>
                 <w:szCs w:val="22"/>
               </w:rPr>
-              <w:t>上海市智能</w:t>
-            </w:r>
-            <w:proofErr w:type="gramStart"/>
+              <w:t>上海市智能算力基础设施高质量发展 “算力浦江” 智算行动实施方案</w:t>
+            </w:r>
+          </w:p>
+        </w:tc>
+        <w:tc>
+          <w:tcPr>
+            <w:tcW w:w="2127" w:type="dxa"/>
+          </w:tcPr>
+          <w:p>
+            <w:pPr>
+              <w:jc w:val="center"/>
+              <w:rPr>
+                <w:rFonts w:ascii="楷体" w:eastAsia="楷体" w:hAnsi="楷体" w:hint="eastAsia"/>
+                <w:sz w:val="21"/>
+                <w:szCs w:val="22"/>
+              </w:rPr>
+            </w:pPr>
+            <w:r>
+              <w:rPr>
+                <w:rFonts w:ascii="楷体" w:eastAsia="楷体" w:hAnsi="楷体" w:hint="eastAsia"/>
+                <w:sz w:val="21"/>
+                <w:szCs w:val="22"/>
+              </w:rPr>
+              <w:t>上海市</w:t>
+            </w:r>
+          </w:p>
+        </w:tc>
+        <w:tc>
+          <w:tcPr>
+            <w:tcW w:w="5528" w:type="dxa"/>
+          </w:tcPr>
+          <w:p>
+            <w:pPr>
+              <w:rPr>
+                <w:rFonts w:ascii="楷体" w:eastAsia="楷体" w:hAnsi="楷体" w:hint="eastAsia"/>
+                <w:sz w:val="21"/>
+                <w:szCs w:val="22"/>
+              </w:rPr>
+            </w:pPr>
             <w:r>
               <w:rPr>
                 <w:rFonts w:ascii="楷体" w:eastAsia="楷体" w:hAnsi="楷体"/>
                 <w:sz w:val="21"/>
                 <w:szCs w:val="22"/>
               </w:rPr>
-              <w:t>算力基础</w:t>
-            </w:r>
-            <w:proofErr w:type="gramEnd"/>
-            <w:r>
-              <w:rPr>
-                <w:rFonts w:ascii="楷体" w:eastAsia="楷体" w:hAnsi="楷体"/>
-                <w:sz w:val="21"/>
-                <w:szCs w:val="22"/>
-              </w:rPr>
-              <w:t xml:space="preserve">设施高质量发展 “算力浦江” </w:t>
-            </w:r>
-            <w:proofErr w:type="gramStart"/>
-            <w:r>
-              <w:rPr>
-                <w:rFonts w:ascii="楷体" w:eastAsia="楷体" w:hAnsi="楷体"/>
-                <w:sz w:val="21"/>
-                <w:szCs w:val="22"/>
-              </w:rPr>
-              <w:t>智算行动</w:t>
-            </w:r>
-            <w:proofErr w:type="gramEnd"/>
-            <w:r>
-              <w:rPr>
-                <w:rFonts w:ascii="楷体" w:eastAsia="楷体" w:hAnsi="楷体"/>
-                <w:sz w:val="21"/>
-                <w:szCs w:val="22"/>
-              </w:rPr>
-              <w:t>实施方案</w:t>
-            </w:r>
-          </w:p>
-        </w:tc>
-        <w:tc>
-          <w:tcPr>
-            <w:tcW w:w="2127" w:type="dxa"/>
-          </w:tcPr>
-          <w:p>
-            <w:pPr>
-              <w:jc w:val="center"/>
-              <w:rPr>
-                <w:rFonts w:ascii="楷体" w:eastAsia="楷体" w:hAnsi="楷体" w:hint="eastAsia"/>
-                <w:sz w:val="21"/>
-                <w:szCs w:val="22"/>
-              </w:rPr>
-            </w:pPr>
-            <w:r>
-              <w:rPr>
-                <w:rFonts w:ascii="楷体" w:eastAsia="楷体" w:hAnsi="楷体" w:hint="eastAsia"/>
-                <w:sz w:val="21"/>
-                <w:szCs w:val="22"/>
-              </w:rPr>
-              <w:t>上海市</w:t>
-            </w:r>
-          </w:p>
-        </w:tc>
-        <w:tc>
-          <w:tcPr>
-            <w:tcW w:w="5528" w:type="dxa"/>
-          </w:tcPr>
-          <w:p>
-            <w:pPr>
-              <w:rPr>
-                <w:rFonts w:ascii="楷体" w:eastAsia="楷体" w:hAnsi="楷体" w:hint="eastAsia"/>
-                <w:sz w:val="21"/>
-                <w:szCs w:val="22"/>
-              </w:rPr>
-            </w:pPr>
-            <w:r>
-              <w:rPr>
-                <w:rFonts w:ascii="楷体" w:eastAsia="楷体" w:hAnsi="楷体"/>
-                <w:sz w:val="21"/>
-                <w:szCs w:val="22"/>
-              </w:rPr>
-              <w:t>到 2025 年，</w:t>
-            </w:r>
-            <w:proofErr w:type="gramStart"/>
-            <w:r>
-              <w:rPr>
-                <w:rFonts w:ascii="楷体" w:eastAsia="楷体" w:hAnsi="楷体"/>
-                <w:sz w:val="21"/>
-                <w:szCs w:val="22"/>
-              </w:rPr>
-              <w:t>新建智算中心国产算力芯片</w:t>
-            </w:r>
-            <w:proofErr w:type="gramEnd"/>
-            <w:r>
-              <w:rPr>
-                <w:rFonts w:ascii="楷体" w:eastAsia="楷体" w:hAnsi="楷体"/>
-                <w:sz w:val="21"/>
-                <w:szCs w:val="22"/>
-              </w:rPr>
-              <w:t>使用占比超过 50%，国产存储使用占比超过 50%，PUE 值将降至 1.25 以下。到 2025 年，上海市智能</w:t>
-            </w:r>
-            <w:proofErr w:type="gramStart"/>
-            <w:r>
-              <w:rPr>
-                <w:rFonts w:ascii="楷体" w:eastAsia="楷体" w:hAnsi="楷体"/>
-                <w:sz w:val="21"/>
-                <w:szCs w:val="22"/>
-              </w:rPr>
-              <w:t>算力规模</w:t>
-            </w:r>
-            <w:proofErr w:type="gramEnd"/>
-            <w:r>
-              <w:rPr>
-                <w:rFonts w:ascii="楷体" w:eastAsia="楷体" w:hAnsi="楷体"/>
-                <w:sz w:val="21"/>
-                <w:szCs w:val="22"/>
-              </w:rPr>
-              <w:t>将超过 30EFLOPS，占比达到总算力的 50% 以上，</w:t>
-            </w:r>
-            <w:proofErr w:type="gramStart"/>
-            <w:r>
-              <w:rPr>
-                <w:rFonts w:ascii="楷体" w:eastAsia="楷体" w:hAnsi="楷体"/>
-                <w:sz w:val="21"/>
-                <w:szCs w:val="22"/>
-              </w:rPr>
-              <w:t>智算中心</w:t>
-            </w:r>
-            <w:proofErr w:type="gramEnd"/>
-            <w:r>
-              <w:rPr>
-                <w:rFonts w:ascii="楷体" w:eastAsia="楷体" w:hAnsi="楷体"/>
-                <w:sz w:val="21"/>
-                <w:szCs w:val="22"/>
-              </w:rPr>
-              <w:t>内先进存储容量占比达到 50% 以上</w:t>
+              <w:t>到 2025 年，新建智算中心国产算力芯片使用占比超过 50%，国产存储使用占比超过 50%，PUE 值将降至 1.25 以下。到 2025 年，上海市智能算力规模将超过 30EFLOPS，占比达到总算力的 50% 以上，智算中心内先进存储容量占比达到 50% 以上</w:t>
             </w:r>
           </w:p>
         </w:tc>
@@ -7313,160 +6613,52 @@
                 <w:sz w:val="21"/>
                 <w:szCs w:val="22"/>
               </w:rPr>
+              <w:t>广东省算力基础设施高质量发展行动暨 “粤算” 行动计划 (2024-2025 年)</w:t>
+            </w:r>
+          </w:p>
+        </w:tc>
+        <w:tc>
+          <w:tcPr>
+            <w:tcW w:w="2127" w:type="dxa"/>
+          </w:tcPr>
+          <w:p>
+            <w:pPr>
+              <w:jc w:val="center"/>
+              <w:rPr>
+                <w:rFonts w:ascii="楷体" w:eastAsia="楷体" w:hAnsi="楷体" w:hint="eastAsia"/>
+                <w:sz w:val="21"/>
+                <w:szCs w:val="22"/>
+              </w:rPr>
+            </w:pPr>
+            <w:r>
+              <w:rPr>
+                <w:rFonts w:ascii="楷体" w:eastAsia="楷体" w:hAnsi="楷体" w:hint="eastAsia"/>
+                <w:sz w:val="21"/>
+                <w:szCs w:val="22"/>
+              </w:rPr>
               <w:t>广东省</w:t>
             </w:r>
-            <w:proofErr w:type="gramStart"/>
+          </w:p>
+        </w:tc>
+        <w:tc>
+          <w:tcPr>
+            <w:tcW w:w="5528" w:type="dxa"/>
+          </w:tcPr>
+          <w:p>
+            <w:pPr>
+              <w:rPr>
+                <w:rFonts w:ascii="楷体" w:eastAsia="楷体" w:hAnsi="楷体" w:hint="eastAsia"/>
+                <w:sz w:val="21"/>
+                <w:szCs w:val="22"/>
+              </w:rPr>
+            </w:pPr>
             <w:r>
               <w:rPr>
                 <w:rFonts w:ascii="楷体" w:eastAsia="楷体" w:hAnsi="楷体"/>
                 <w:sz w:val="21"/>
                 <w:szCs w:val="22"/>
               </w:rPr>
-              <w:t>算力基础</w:t>
-            </w:r>
-            <w:proofErr w:type="gramEnd"/>
-            <w:r>
-              <w:rPr>
-                <w:rFonts w:ascii="楷体" w:eastAsia="楷体" w:hAnsi="楷体"/>
-                <w:sz w:val="21"/>
-                <w:szCs w:val="22"/>
-              </w:rPr>
-              <w:t>设施高质量发展行动暨 “粤算” 行动计划 (2024-2025 年)</w:t>
-            </w:r>
-          </w:p>
-        </w:tc>
-        <w:tc>
-          <w:tcPr>
-            <w:tcW w:w="2127" w:type="dxa"/>
-          </w:tcPr>
-          <w:p>
-            <w:pPr>
-              <w:jc w:val="center"/>
-              <w:rPr>
-                <w:rFonts w:ascii="楷体" w:eastAsia="楷体" w:hAnsi="楷体" w:hint="eastAsia"/>
-                <w:sz w:val="21"/>
-                <w:szCs w:val="22"/>
-              </w:rPr>
-            </w:pPr>
-            <w:r>
-              <w:rPr>
-                <w:rFonts w:ascii="楷体" w:eastAsia="楷体" w:hAnsi="楷体" w:hint="eastAsia"/>
-                <w:sz w:val="21"/>
-                <w:szCs w:val="22"/>
-              </w:rPr>
-              <w:t>广东省</w:t>
-            </w:r>
-          </w:p>
-        </w:tc>
-        <w:tc>
-          <w:tcPr>
-            <w:tcW w:w="5528" w:type="dxa"/>
-          </w:tcPr>
-          <w:p>
-            <w:pPr>
-              <w:rPr>
-                <w:rFonts w:ascii="楷体" w:eastAsia="楷体" w:hAnsi="楷体" w:hint="eastAsia"/>
-                <w:sz w:val="21"/>
-                <w:szCs w:val="22"/>
-              </w:rPr>
-            </w:pPr>
-            <w:r>
-              <w:rPr>
-                <w:rFonts w:ascii="楷体" w:eastAsia="楷体" w:hAnsi="楷体"/>
-                <w:sz w:val="21"/>
-                <w:szCs w:val="22"/>
-              </w:rPr>
-              <w:t>到 2025 年，在计算力方面，</w:t>
-            </w:r>
-            <w:proofErr w:type="gramStart"/>
-            <w:r>
-              <w:rPr>
-                <w:rFonts w:ascii="楷体" w:eastAsia="楷体" w:hAnsi="楷体"/>
-                <w:sz w:val="21"/>
-                <w:szCs w:val="22"/>
-              </w:rPr>
-              <w:t>算力规模</w:t>
-            </w:r>
-            <w:proofErr w:type="gramEnd"/>
-            <w:r>
-              <w:rPr>
-                <w:rFonts w:ascii="楷体" w:eastAsia="楷体" w:hAnsi="楷体"/>
-                <w:sz w:val="21"/>
-                <w:szCs w:val="22"/>
-              </w:rPr>
-              <w:t>达到 38EFLOPS，</w:t>
-            </w:r>
-            <w:proofErr w:type="gramStart"/>
-            <w:r>
-              <w:rPr>
-                <w:rFonts w:ascii="楷体" w:eastAsia="楷体" w:hAnsi="楷体"/>
-                <w:sz w:val="21"/>
-                <w:szCs w:val="22"/>
-              </w:rPr>
-              <w:t>智能算力占</w:t>
-            </w:r>
-            <w:proofErr w:type="gramEnd"/>
-            <w:r>
-              <w:rPr>
-                <w:rFonts w:ascii="楷体" w:eastAsia="楷体" w:hAnsi="楷体"/>
-                <w:sz w:val="21"/>
-                <w:szCs w:val="22"/>
-              </w:rPr>
-              <w:t xml:space="preserve">比达到 50%。建成智能计算中心 10 </w:t>
-            </w:r>
-            <w:proofErr w:type="gramStart"/>
-            <w:r>
-              <w:rPr>
-                <w:rFonts w:ascii="楷体" w:eastAsia="楷体" w:hAnsi="楷体"/>
-                <w:sz w:val="21"/>
-                <w:szCs w:val="22"/>
-              </w:rPr>
-              <w:t>个</w:t>
-            </w:r>
-            <w:proofErr w:type="gramEnd"/>
-            <w:r>
-              <w:rPr>
-                <w:rFonts w:ascii="楷体" w:eastAsia="楷体" w:hAnsi="楷体"/>
-                <w:sz w:val="21"/>
-                <w:szCs w:val="22"/>
-              </w:rPr>
-              <w:t>，基本形成算</w:t>
-            </w:r>
-            <w:proofErr w:type="gramStart"/>
-            <w:r>
-              <w:rPr>
-                <w:rFonts w:ascii="楷体" w:eastAsia="楷体" w:hAnsi="楷体"/>
-                <w:sz w:val="21"/>
-                <w:szCs w:val="22"/>
-              </w:rPr>
-              <w:t>力规模</w:t>
-            </w:r>
-            <w:proofErr w:type="gramEnd"/>
-            <w:r>
-              <w:rPr>
-                <w:rFonts w:ascii="楷体" w:eastAsia="楷体" w:hAnsi="楷体"/>
-                <w:sz w:val="21"/>
-                <w:szCs w:val="22"/>
-              </w:rPr>
-              <w:t>体量与数字化发展需求相适应、</w:t>
-            </w:r>
-            <w:proofErr w:type="gramStart"/>
-            <w:r>
-              <w:rPr>
-                <w:rFonts w:ascii="楷体" w:eastAsia="楷体" w:hAnsi="楷体"/>
-                <w:sz w:val="21"/>
-                <w:szCs w:val="22"/>
-              </w:rPr>
-              <w:t>算力供给</w:t>
-            </w:r>
-            <w:proofErr w:type="gramEnd"/>
-            <w:r>
-              <w:rPr>
-                <w:rFonts w:ascii="楷体" w:eastAsia="楷体" w:hAnsi="楷体"/>
-                <w:sz w:val="21"/>
-                <w:szCs w:val="22"/>
-              </w:rPr>
-              <w:t>结构与业务需求相匹配的发展格局</w:t>
+              <w:t>到 2025 年，在计算力方面，算力规模达到 38EFLOPS，智能算力占比达到 50%。建成智能计算中心 10 个，基本形成算力规模体量与数字化发展需求相适应、算力供给结构与业务需求相匹配的发展格局</w:t>
             </w:r>
           </w:p>
         </w:tc>
@@ -7491,124 +6683,52 @@
                 <w:sz w:val="21"/>
                 <w:szCs w:val="22"/>
               </w:rPr>
+              <w:t>深圳市算力基础设施高质量发展行动计划 (2024-2025)</w:t>
+            </w:r>
+          </w:p>
+        </w:tc>
+        <w:tc>
+          <w:tcPr>
+            <w:tcW w:w="2127" w:type="dxa"/>
+          </w:tcPr>
+          <w:p>
+            <w:pPr>
+              <w:jc w:val="center"/>
+              <w:rPr>
+                <w:rFonts w:ascii="楷体" w:eastAsia="楷体" w:hAnsi="楷体" w:hint="eastAsia"/>
+                <w:sz w:val="21"/>
+                <w:szCs w:val="22"/>
+              </w:rPr>
+            </w:pPr>
+            <w:r>
+              <w:rPr>
+                <w:rFonts w:ascii="楷体" w:eastAsia="楷体" w:hAnsi="楷体" w:hint="eastAsia"/>
+                <w:sz w:val="21"/>
+                <w:szCs w:val="22"/>
+              </w:rPr>
               <w:t>深圳市</w:t>
             </w:r>
-            <w:proofErr w:type="gramStart"/>
+          </w:p>
+        </w:tc>
+        <w:tc>
+          <w:tcPr>
+            <w:tcW w:w="5528" w:type="dxa"/>
+          </w:tcPr>
+          <w:p>
+            <w:pPr>
+              <w:rPr>
+                <w:rFonts w:ascii="楷体" w:eastAsia="楷体" w:hAnsi="楷体" w:hint="eastAsia"/>
+                <w:sz w:val="21"/>
+                <w:szCs w:val="22"/>
+              </w:rPr>
+            </w:pPr>
             <w:r>
               <w:rPr>
                 <w:rFonts w:ascii="楷体" w:eastAsia="楷体" w:hAnsi="楷体"/>
                 <w:sz w:val="21"/>
                 <w:szCs w:val="22"/>
               </w:rPr>
-              <w:t>算力基础</w:t>
-            </w:r>
-            <w:proofErr w:type="gramEnd"/>
-            <w:r>
-              <w:rPr>
-                <w:rFonts w:ascii="楷体" w:eastAsia="楷体" w:hAnsi="楷体"/>
-                <w:sz w:val="21"/>
-                <w:szCs w:val="22"/>
-              </w:rPr>
-              <w:t>设施高质量发展行动计划 (2024-2025)</w:t>
-            </w:r>
-          </w:p>
-        </w:tc>
-        <w:tc>
-          <w:tcPr>
-            <w:tcW w:w="2127" w:type="dxa"/>
-          </w:tcPr>
-          <w:p>
-            <w:pPr>
-              <w:jc w:val="center"/>
-              <w:rPr>
-                <w:rFonts w:ascii="楷体" w:eastAsia="楷体" w:hAnsi="楷体" w:hint="eastAsia"/>
-                <w:sz w:val="21"/>
-                <w:szCs w:val="22"/>
-              </w:rPr>
-            </w:pPr>
-            <w:r>
-              <w:rPr>
-                <w:rFonts w:ascii="楷体" w:eastAsia="楷体" w:hAnsi="楷体" w:hint="eastAsia"/>
-                <w:sz w:val="21"/>
-                <w:szCs w:val="22"/>
-              </w:rPr>
-              <w:t>深圳市</w:t>
-            </w:r>
-          </w:p>
-        </w:tc>
-        <w:tc>
-          <w:tcPr>
-            <w:tcW w:w="5528" w:type="dxa"/>
-          </w:tcPr>
-          <w:p>
-            <w:pPr>
-              <w:rPr>
-                <w:rFonts w:ascii="楷体" w:eastAsia="楷体" w:hAnsi="楷体" w:hint="eastAsia"/>
-                <w:sz w:val="21"/>
-                <w:szCs w:val="22"/>
-              </w:rPr>
-            </w:pPr>
-            <w:r>
-              <w:rPr>
-                <w:rFonts w:ascii="楷体" w:eastAsia="楷体" w:hAnsi="楷体"/>
-                <w:sz w:val="21"/>
-                <w:szCs w:val="22"/>
-              </w:rPr>
-              <w:t>到 2025 年，</w:t>
-            </w:r>
-            <w:proofErr w:type="gramStart"/>
-            <w:r>
-              <w:rPr>
-                <w:rFonts w:ascii="楷体" w:eastAsia="楷体" w:hAnsi="楷体"/>
-                <w:sz w:val="21"/>
-                <w:szCs w:val="22"/>
-              </w:rPr>
-              <w:t>通用算力达到</w:t>
-            </w:r>
-            <w:proofErr w:type="gramEnd"/>
-            <w:r>
-              <w:rPr>
-                <w:rFonts w:ascii="楷体" w:eastAsia="楷体" w:hAnsi="楷体"/>
-                <w:sz w:val="21"/>
-                <w:szCs w:val="22"/>
-              </w:rPr>
-              <w:t xml:space="preserve"> 14 EFLOPS (FP32)，</w:t>
-            </w:r>
-            <w:proofErr w:type="gramStart"/>
-            <w:r>
-              <w:rPr>
-                <w:rFonts w:ascii="楷体" w:eastAsia="楷体" w:hAnsi="楷体"/>
-                <w:sz w:val="21"/>
-                <w:szCs w:val="22"/>
-              </w:rPr>
-              <w:t>智能算力达到</w:t>
-            </w:r>
-            <w:proofErr w:type="gramEnd"/>
-            <w:r>
-              <w:rPr>
-                <w:rFonts w:ascii="楷体" w:eastAsia="楷体" w:hAnsi="楷体"/>
-                <w:sz w:val="21"/>
-                <w:szCs w:val="22"/>
-              </w:rPr>
-              <w:t xml:space="preserve"> 25 EFLOPS (FP16)，超算算力达到 2 EFLOPS (FP64)，存储量达到 90EB。先进存储容量占比达到 80% 以上，重点行业核心数据、重要</w:t>
-            </w:r>
-            <w:proofErr w:type="gramStart"/>
-            <w:r>
-              <w:rPr>
-                <w:rFonts w:ascii="楷体" w:eastAsia="楷体" w:hAnsi="楷体"/>
-                <w:sz w:val="21"/>
-                <w:szCs w:val="22"/>
-              </w:rPr>
-              <w:t>数据灾备覆盖率</w:t>
-            </w:r>
-            <w:proofErr w:type="gramEnd"/>
-            <w:r>
-              <w:rPr>
-                <w:rFonts w:ascii="楷体" w:eastAsia="楷体" w:hAnsi="楷体"/>
-                <w:sz w:val="21"/>
-                <w:szCs w:val="22"/>
-              </w:rPr>
-              <w:t>达到 100%</w:t>
+              <w:t>到 2025 年，通用算力达到 14 EFLOPS (FP32)，智能算力达到 25 EFLOPS (FP16)，超算算力达到 2 EFLOPS (FP64)，存储量达到 90EB。先进存储容量占比达到 80% 以上，重点行业核心数据、重要数据灾备覆盖率达到 100%</w:t>
             </w:r>
           </w:p>
         </w:tc>
@@ -7679,61 +6799,7 @@
                 <w:sz w:val="21"/>
                 <w:szCs w:val="22"/>
               </w:rPr>
-              <w:t>到 2025 年，全省数据中心在用标准机架总数达到 45 万个，总算力达到 12.5EFLOPS，</w:t>
-            </w:r>
-            <w:proofErr w:type="gramStart"/>
-            <w:r>
-              <w:rPr>
-                <w:rFonts w:ascii="楷体" w:eastAsia="楷体" w:hAnsi="楷体"/>
-                <w:sz w:val="21"/>
-                <w:szCs w:val="22"/>
-              </w:rPr>
-              <w:t>智能算力占</w:t>
-            </w:r>
-            <w:proofErr w:type="gramEnd"/>
-            <w:r>
-              <w:rPr>
-                <w:rFonts w:ascii="楷体" w:eastAsia="楷体" w:hAnsi="楷体"/>
-                <w:sz w:val="21"/>
-                <w:szCs w:val="22"/>
-              </w:rPr>
-              <w:t>比达到 35%，</w:t>
-            </w:r>
-            <w:proofErr w:type="gramStart"/>
-            <w:r>
-              <w:rPr>
-                <w:rFonts w:ascii="楷体" w:eastAsia="楷体" w:hAnsi="楷体"/>
-                <w:sz w:val="21"/>
-                <w:szCs w:val="22"/>
-              </w:rPr>
-              <w:t>算力规模</w:t>
-            </w:r>
-            <w:proofErr w:type="gramEnd"/>
-            <w:r>
-              <w:rPr>
-                <w:rFonts w:ascii="楷体" w:eastAsia="楷体" w:hAnsi="楷体"/>
-                <w:sz w:val="21"/>
-                <w:szCs w:val="22"/>
-              </w:rPr>
-              <w:t>达 65EB，先进</w:t>
-            </w:r>
-            <w:proofErr w:type="gramStart"/>
-            <w:r>
-              <w:rPr>
-                <w:rFonts w:ascii="楷体" w:eastAsia="楷体" w:hAnsi="楷体"/>
-                <w:sz w:val="21"/>
-                <w:szCs w:val="22"/>
-              </w:rPr>
-              <w:t>存储占</w:t>
-            </w:r>
-            <w:proofErr w:type="gramEnd"/>
-            <w:r>
-              <w:rPr>
-                <w:rFonts w:ascii="楷体" w:eastAsia="楷体" w:hAnsi="楷体"/>
-                <w:sz w:val="21"/>
-                <w:szCs w:val="22"/>
-              </w:rPr>
-              <w:t>比达到 35% 以上</w:t>
+              <w:t>到 2025 年，全省数据中心在用标准机架总数达到 45 万个，总算力达到 12.5EFLOPS，智能算力占比达到 35%，算力规模达 65EB，先进存储占比达到 35% 以上</w:t>
             </w:r>
           </w:p>
         </w:tc>
@@ -7803,115 +6869,7 @@
                 <w:sz w:val="21"/>
                 <w:szCs w:val="22"/>
               </w:rPr>
-              <w:t xml:space="preserve">到 2025 </w:t>
-            </w:r>
-            <w:proofErr w:type="gramStart"/>
-            <w:r>
-              <w:rPr>
-                <w:rFonts w:ascii="楷体" w:eastAsia="楷体" w:hAnsi="楷体"/>
-                <w:sz w:val="21"/>
-                <w:szCs w:val="22"/>
-              </w:rPr>
-              <w:t>年智算</w:t>
-            </w:r>
-            <w:proofErr w:type="gramEnd"/>
-            <w:r>
-              <w:rPr>
-                <w:rFonts w:ascii="楷体" w:eastAsia="楷体" w:hAnsi="楷体"/>
-                <w:sz w:val="21"/>
-                <w:szCs w:val="22"/>
-              </w:rPr>
-              <w:t>和超算算</w:t>
-            </w:r>
-            <w:proofErr w:type="gramStart"/>
-            <w:r>
-              <w:rPr>
-                <w:rFonts w:ascii="楷体" w:eastAsia="楷体" w:hAnsi="楷体"/>
-                <w:sz w:val="21"/>
-                <w:szCs w:val="22"/>
-              </w:rPr>
-              <w:t>力规模</w:t>
-            </w:r>
-            <w:proofErr w:type="gramEnd"/>
-            <w:r>
-              <w:rPr>
-                <w:rFonts w:ascii="楷体" w:eastAsia="楷体" w:hAnsi="楷体"/>
-                <w:sz w:val="21"/>
-                <w:szCs w:val="22"/>
-              </w:rPr>
-              <w:t>超过 2000PFLOPS，</w:t>
-            </w:r>
-            <w:proofErr w:type="gramStart"/>
-            <w:r>
-              <w:rPr>
-                <w:rFonts w:ascii="楷体" w:eastAsia="楷体" w:hAnsi="楷体"/>
-                <w:sz w:val="21"/>
-                <w:szCs w:val="22"/>
-              </w:rPr>
-              <w:t>高性能算力占</w:t>
-            </w:r>
-            <w:proofErr w:type="gramEnd"/>
-            <w:r>
-              <w:rPr>
-                <w:rFonts w:ascii="楷体" w:eastAsia="楷体" w:hAnsi="楷体"/>
-                <w:sz w:val="21"/>
-                <w:szCs w:val="22"/>
-              </w:rPr>
-              <w:t>比超过 30%。持续提升</w:t>
-            </w:r>
-            <w:proofErr w:type="gramStart"/>
-            <w:r>
-              <w:rPr>
-                <w:rFonts w:ascii="楷体" w:eastAsia="楷体" w:hAnsi="楷体"/>
-                <w:sz w:val="21"/>
-                <w:szCs w:val="22"/>
-              </w:rPr>
-              <w:t>国家超算郑州中心超算</w:t>
-            </w:r>
-            <w:proofErr w:type="gramEnd"/>
-            <w:r>
-              <w:rPr>
-                <w:rFonts w:ascii="楷体" w:eastAsia="楷体" w:hAnsi="楷体"/>
-                <w:sz w:val="21"/>
-                <w:szCs w:val="22"/>
-              </w:rPr>
-              <w:t>能力，</w:t>
-            </w:r>
-            <w:proofErr w:type="gramStart"/>
-            <w:r>
-              <w:rPr>
-                <w:rFonts w:ascii="楷体" w:eastAsia="楷体" w:hAnsi="楷体"/>
-                <w:sz w:val="21"/>
-                <w:szCs w:val="22"/>
-              </w:rPr>
-              <w:t>建设智算中心</w:t>
-            </w:r>
-            <w:proofErr w:type="gramEnd"/>
-            <w:r>
-              <w:rPr>
-                <w:rFonts w:ascii="楷体" w:eastAsia="楷体" w:hAnsi="楷体"/>
-                <w:sz w:val="21"/>
-                <w:szCs w:val="22"/>
-              </w:rPr>
-              <w:t>和郑州城市</w:t>
-            </w:r>
-            <w:proofErr w:type="gramStart"/>
-            <w:r>
-              <w:rPr>
-                <w:rFonts w:ascii="楷体" w:eastAsia="楷体" w:hAnsi="楷体"/>
-                <w:sz w:val="21"/>
-                <w:szCs w:val="22"/>
-              </w:rPr>
-              <w:t>算力网</w:t>
-            </w:r>
-            <w:proofErr w:type="gramEnd"/>
-            <w:r>
-              <w:rPr>
-                <w:rFonts w:ascii="楷体" w:eastAsia="楷体" w:hAnsi="楷体"/>
-                <w:sz w:val="21"/>
-                <w:szCs w:val="22"/>
-              </w:rPr>
-              <w:t>调度中心，资源利用率达到 70%</w:t>
+              <w:t>到 2025 年智算和超算算力规模超过 2000PFLOPS，高性能算力占比超过 30%。持续提升国家超算郑州中心超算能力，建设智算中心和郑州城市算力网调度中心，资源利用率达到 70%</w:t>
             </w:r>
           </w:p>
         </w:tc>
@@ -7936,142 +6894,52 @@
                 <w:sz w:val="21"/>
                 <w:szCs w:val="22"/>
               </w:rPr>
-              <w:t>临港新片区加快构建</w:t>
-            </w:r>
-            <w:proofErr w:type="gramStart"/>
+              <w:t>临港新片区加快构建算力产业生态行动方案 (2023-2025 年)</w:t>
+            </w:r>
+          </w:p>
+        </w:tc>
+        <w:tc>
+          <w:tcPr>
+            <w:tcW w:w="2127" w:type="dxa"/>
+          </w:tcPr>
+          <w:p>
+            <w:pPr>
+              <w:jc w:val="center"/>
+              <w:rPr>
+                <w:rFonts w:ascii="楷体" w:eastAsia="楷体" w:hAnsi="楷体" w:hint="eastAsia"/>
+                <w:sz w:val="21"/>
+                <w:szCs w:val="22"/>
+              </w:rPr>
+            </w:pPr>
+            <w:r>
+              <w:rPr>
+                <w:rFonts w:ascii="楷体" w:eastAsia="楷体" w:hAnsi="楷体" w:hint="eastAsia"/>
+                <w:sz w:val="21"/>
+                <w:szCs w:val="22"/>
+              </w:rPr>
+              <w:t>上海市</w:t>
+            </w:r>
+          </w:p>
+        </w:tc>
+        <w:tc>
+          <w:tcPr>
+            <w:tcW w:w="5528" w:type="dxa"/>
+          </w:tcPr>
+          <w:p>
+            <w:pPr>
+              <w:rPr>
+                <w:rFonts w:ascii="楷体" w:eastAsia="楷体" w:hAnsi="楷体" w:hint="eastAsia"/>
+                <w:sz w:val="21"/>
+                <w:szCs w:val="22"/>
+              </w:rPr>
+            </w:pPr>
             <w:r>
               <w:rPr>
                 <w:rFonts w:ascii="楷体" w:eastAsia="楷体" w:hAnsi="楷体"/>
                 <w:sz w:val="21"/>
                 <w:szCs w:val="22"/>
               </w:rPr>
-              <w:t>算力产业</w:t>
-            </w:r>
-            <w:proofErr w:type="gramEnd"/>
-            <w:r>
-              <w:rPr>
-                <w:rFonts w:ascii="楷体" w:eastAsia="楷体" w:hAnsi="楷体"/>
-                <w:sz w:val="21"/>
-                <w:szCs w:val="22"/>
-              </w:rPr>
-              <w:t>生态行动方案 (2023-2025 年)</w:t>
-            </w:r>
-          </w:p>
-        </w:tc>
-        <w:tc>
-          <w:tcPr>
-            <w:tcW w:w="2127" w:type="dxa"/>
-          </w:tcPr>
-          <w:p>
-            <w:pPr>
-              <w:jc w:val="center"/>
-              <w:rPr>
-                <w:rFonts w:ascii="楷体" w:eastAsia="楷体" w:hAnsi="楷体" w:hint="eastAsia"/>
-                <w:sz w:val="21"/>
-                <w:szCs w:val="22"/>
-              </w:rPr>
-            </w:pPr>
-            <w:r>
-              <w:rPr>
-                <w:rFonts w:ascii="楷体" w:eastAsia="楷体" w:hAnsi="楷体" w:hint="eastAsia"/>
-                <w:sz w:val="21"/>
-                <w:szCs w:val="22"/>
-              </w:rPr>
-              <w:t>上海市</w:t>
-            </w:r>
-          </w:p>
-        </w:tc>
-        <w:tc>
-          <w:tcPr>
-            <w:tcW w:w="5528" w:type="dxa"/>
-          </w:tcPr>
-          <w:p>
-            <w:pPr>
-              <w:rPr>
-                <w:rFonts w:ascii="楷体" w:eastAsia="楷体" w:hAnsi="楷体" w:hint="eastAsia"/>
-                <w:sz w:val="21"/>
-                <w:szCs w:val="22"/>
-              </w:rPr>
-            </w:pPr>
-            <w:r>
-              <w:rPr>
-                <w:rFonts w:ascii="楷体" w:eastAsia="楷体" w:hAnsi="楷体"/>
-                <w:sz w:val="21"/>
-                <w:szCs w:val="22"/>
-              </w:rPr>
-              <w:t>到 2025 年，</w:t>
-            </w:r>
-            <w:proofErr w:type="gramStart"/>
-            <w:r>
-              <w:rPr>
-                <w:rFonts w:ascii="楷体" w:eastAsia="楷体" w:hAnsi="楷体"/>
-                <w:sz w:val="21"/>
-                <w:szCs w:val="22"/>
-              </w:rPr>
-              <w:t>新片区算力供给</w:t>
-            </w:r>
-            <w:proofErr w:type="gramEnd"/>
-            <w:r>
-              <w:rPr>
-                <w:rFonts w:ascii="楷体" w:eastAsia="楷体" w:hAnsi="楷体"/>
-                <w:sz w:val="21"/>
-                <w:szCs w:val="22"/>
-              </w:rPr>
-              <w:t>形成以智算算力为主、</w:t>
-            </w:r>
-            <w:proofErr w:type="gramStart"/>
-            <w:r>
-              <w:rPr>
-                <w:rFonts w:ascii="楷体" w:eastAsia="楷体" w:hAnsi="楷体"/>
-                <w:sz w:val="21"/>
-                <w:szCs w:val="22"/>
-              </w:rPr>
-              <w:t>基础算力和</w:t>
-            </w:r>
-            <w:proofErr w:type="gramEnd"/>
-            <w:r>
-              <w:rPr>
-                <w:rFonts w:ascii="楷体" w:eastAsia="楷体" w:hAnsi="楷体"/>
-                <w:sz w:val="21"/>
-                <w:szCs w:val="22"/>
-              </w:rPr>
-              <w:t>超算算力协同的</w:t>
-            </w:r>
-            <w:proofErr w:type="gramStart"/>
-            <w:r>
-              <w:rPr>
-                <w:rFonts w:ascii="楷体" w:eastAsia="楷体" w:hAnsi="楷体"/>
-                <w:sz w:val="21"/>
-                <w:szCs w:val="22"/>
-              </w:rPr>
-              <w:t>多元算力供给</w:t>
-            </w:r>
-            <w:proofErr w:type="gramEnd"/>
-            <w:r>
-              <w:rPr>
-                <w:rFonts w:ascii="楷体" w:eastAsia="楷体" w:hAnsi="楷体"/>
-                <w:sz w:val="21"/>
-                <w:szCs w:val="22"/>
-              </w:rPr>
-              <w:t xml:space="preserve">体系，总算力超过 5EFLOPS (FP32)，AI </w:t>
-            </w:r>
-            <w:proofErr w:type="gramStart"/>
-            <w:r>
-              <w:rPr>
-                <w:rFonts w:ascii="楷体" w:eastAsia="楷体" w:hAnsi="楷体"/>
-                <w:sz w:val="21"/>
-                <w:szCs w:val="22"/>
-              </w:rPr>
-              <w:t>算力占</w:t>
-            </w:r>
-            <w:proofErr w:type="gramEnd"/>
-            <w:r>
-              <w:rPr>
-                <w:rFonts w:ascii="楷体" w:eastAsia="楷体" w:hAnsi="楷体"/>
-                <w:sz w:val="21"/>
-                <w:szCs w:val="22"/>
-              </w:rPr>
-              <w:t>比达到 80%，新建数据中心 PUE 控制在 1.25 以内</w:t>
+              <w:t>到 2025 年，新片区算力供给形成以智算算力为主、基础算力和超算算力协同的多元算力供给体系，总算力超过 5EFLOPS (FP32)，AI 算力占比达到 80%，新建数据中心 PUE 控制在 1.25 以内</w:t>
             </w:r>
           </w:p>
         </w:tc>
@@ -8096,114 +6964,60 @@
                 <w:sz w:val="21"/>
                 <w:szCs w:val="22"/>
               </w:rPr>
-              <w:t>面向全国</w:t>
-            </w:r>
-            <w:proofErr w:type="gramStart"/>
+              <w:t>面向全国的算力保障基地建设规划</w:t>
+            </w:r>
+          </w:p>
+        </w:tc>
+        <w:tc>
+          <w:tcPr>
+            <w:tcW w:w="2127" w:type="dxa"/>
+          </w:tcPr>
+          <w:p>
+            <w:pPr>
+              <w:jc w:val="center"/>
+              <w:rPr>
+                <w:rFonts w:ascii="楷体" w:eastAsia="楷体" w:hAnsi="楷体" w:hint="eastAsia"/>
+                <w:sz w:val="21"/>
+                <w:szCs w:val="22"/>
+              </w:rPr>
+            </w:pPr>
             <w:r>
               <w:rPr>
                 <w:rFonts w:ascii="楷体" w:eastAsia="楷体" w:hAnsi="楷体"/>
                 <w:sz w:val="21"/>
                 <w:szCs w:val="22"/>
               </w:rPr>
-              <w:t>的算力保障</w:t>
-            </w:r>
-            <w:proofErr w:type="gramEnd"/>
+              <w:t>贵州</w:t>
+            </w:r>
+            <w:r>
+              <w:rPr>
+                <w:rFonts w:ascii="楷体" w:eastAsia="楷体" w:hAnsi="楷体" w:hint="eastAsia"/>
+                <w:sz w:val="21"/>
+                <w:szCs w:val="22"/>
+              </w:rPr>
+              <w:t>省</w:t>
+            </w:r>
+          </w:p>
+        </w:tc>
+        <w:tc>
+          <w:tcPr>
+            <w:tcW w:w="5528" w:type="dxa"/>
+          </w:tcPr>
+          <w:p>
+            <w:pPr>
+              <w:rPr>
+                <w:rFonts w:ascii="楷体" w:eastAsia="楷体" w:hAnsi="楷体" w:hint="eastAsia"/>
+                <w:sz w:val="21"/>
+                <w:szCs w:val="22"/>
+              </w:rPr>
+            </w:pPr>
             <w:r>
               <w:rPr>
                 <w:rFonts w:ascii="楷体" w:eastAsia="楷体" w:hAnsi="楷体"/>
                 <w:sz w:val="21"/>
                 <w:szCs w:val="22"/>
               </w:rPr>
-              <w:t>基地建设规划</w:t>
-            </w:r>
-          </w:p>
-        </w:tc>
-        <w:tc>
-          <w:tcPr>
-            <w:tcW w:w="2127" w:type="dxa"/>
-          </w:tcPr>
-          <w:p>
-            <w:pPr>
-              <w:jc w:val="center"/>
-              <w:rPr>
-                <w:rFonts w:ascii="楷体" w:eastAsia="楷体" w:hAnsi="楷体" w:hint="eastAsia"/>
-                <w:sz w:val="21"/>
-                <w:szCs w:val="22"/>
-              </w:rPr>
-            </w:pPr>
-            <w:r>
-              <w:rPr>
-                <w:rFonts w:ascii="楷体" w:eastAsia="楷体" w:hAnsi="楷体"/>
-                <w:sz w:val="21"/>
-                <w:szCs w:val="22"/>
-              </w:rPr>
-              <w:t>贵州</w:t>
-            </w:r>
-            <w:r>
-              <w:rPr>
-                <w:rFonts w:ascii="楷体" w:eastAsia="楷体" w:hAnsi="楷体" w:hint="eastAsia"/>
-                <w:sz w:val="21"/>
-                <w:szCs w:val="22"/>
-              </w:rPr>
-              <w:t>省</w:t>
-            </w:r>
-          </w:p>
-        </w:tc>
-        <w:tc>
-          <w:tcPr>
-            <w:tcW w:w="5528" w:type="dxa"/>
-          </w:tcPr>
-          <w:p>
-            <w:pPr>
-              <w:rPr>
-                <w:rFonts w:ascii="楷体" w:eastAsia="楷体" w:hAnsi="楷体" w:hint="eastAsia"/>
-                <w:sz w:val="21"/>
-                <w:szCs w:val="22"/>
-              </w:rPr>
-            </w:pPr>
-            <w:r>
-              <w:rPr>
-                <w:rFonts w:ascii="楷体" w:eastAsia="楷体" w:hAnsi="楷体"/>
-                <w:sz w:val="21"/>
-                <w:szCs w:val="22"/>
-              </w:rPr>
-              <w:t>围绕高可靠、高可用目标，从备份中心提升为计算中心、效益中心，重点布局</w:t>
-            </w:r>
-            <w:proofErr w:type="gramStart"/>
-            <w:r>
-              <w:rPr>
-                <w:rFonts w:ascii="楷体" w:eastAsia="楷体" w:hAnsi="楷体"/>
-                <w:sz w:val="21"/>
-                <w:szCs w:val="22"/>
-              </w:rPr>
-              <w:t>智算基础</w:t>
-            </w:r>
-            <w:proofErr w:type="gramEnd"/>
-            <w:r>
-              <w:rPr>
-                <w:rFonts w:ascii="楷体" w:eastAsia="楷体" w:hAnsi="楷体"/>
-                <w:sz w:val="21"/>
-                <w:szCs w:val="22"/>
-              </w:rPr>
-              <w:t>设施，形成低时延</w:t>
-            </w:r>
-            <w:proofErr w:type="gramStart"/>
-            <w:r>
-              <w:rPr>
-                <w:rFonts w:ascii="楷体" w:eastAsia="楷体" w:hAnsi="楷体"/>
-                <w:sz w:val="21"/>
-                <w:szCs w:val="22"/>
-              </w:rPr>
-              <w:t>人工智能算力基地</w:t>
-            </w:r>
-            <w:proofErr w:type="gramEnd"/>
-            <w:r>
-              <w:rPr>
-                <w:rFonts w:ascii="楷体" w:eastAsia="楷体" w:hAnsi="楷体"/>
-                <w:sz w:val="21"/>
-                <w:szCs w:val="22"/>
-              </w:rPr>
-              <w:t>、全国低成本中心、高安全中心，到 2024 年通用算力、智算算力、超算算力的总规模达到 5EFLOPS</w:t>
+              <w:t>围绕高可靠、高可用目标，从备份中心提升为计算中心、效益中心，重点布局智算基础设施，形成低时延人工智能算力基地、全国低成本中心、高安全中心，到 2024 年通用算力、智算算力、超算算力的总规模达到 5EFLOPS</w:t>
             </w:r>
           </w:p>
         </w:tc>
@@ -8373,6 +7187,11 @@
       </w:r>
     </w:p>
     <w:p>
+      <w:pPr>
+        <w:rPr>
+          <w:rFonts w:hint="eastAsia"/>
+        </w:rPr>
+      </w:pPr>
       <w:r>
         <w:rPr>
           <w:rFonts w:hint="eastAsia"/>
@@ -8381,10 +7200,19 @@
         <w:t>短期择时判断：库存周期处于什么阶段？会不会带来短期供给冲击 / 供需错配？库存去化 / 补库的拐点何时到来？</w:t>
       </w:r>
     </w:p>
-    <w:p/>
+    <w:p>
+      <w:pPr>
+        <w:rPr>
+          <w:rFonts w:hint="eastAsia"/>
+        </w:rPr>
+      </w:pPr>
+    </w:p>
     <w:p>
       <w:pPr>
         <w:pStyle w:val="1"/>
+        <w:rPr>
+          <w:rFonts w:hint="eastAsia"/>
+        </w:rPr>
       </w:pPr>
       <w:r>
         <w:rPr>
@@ -8396,6 +7224,9 @@
     <w:p>
       <w:pPr>
         <w:pStyle w:val="2"/>
+        <w:rPr>
+          <w:rFonts w:hint="eastAsia"/>
+        </w:rPr>
       </w:pPr>
       <w:r>
         <w:rPr>
@@ -8462,7 +7293,7 @@
         <w:rPr>
           <w:rFonts w:hint="eastAsia"/>
         </w:rPr>
-        <w:t>11</w:t>
+        <w:t>4</w:t>
       </w:r>
       <w:r>
         <w:rPr>
@@ -8474,7 +7305,13 @@
         <w:rPr>
           <w:rFonts w:hint="eastAsia"/>
         </w:rPr>
-        <w:t>24</w:t>
+        <w:t>2</w:t>
+      </w:r>
+      <w:r>
+        <w:rPr>
+          <w:rFonts w:hint="eastAsia"/>
+        </w:rPr>
+        <w:t>1</w:t>
       </w:r>
       <w:r>
         <w:rPr>
@@ -8667,7 +7504,13 @@
               <w:rPr>
                 <w:rFonts w:hint="eastAsia"/>
               </w:rPr>
-              <w:t>159755(</w:t>
+              <w:t>515050</w:t>
+            </w:r>
+            <w:r>
+              <w:rPr>
+                <w:rFonts w:hint="eastAsia"/>
+              </w:rPr>
+              <w:t>(</w:t>
             </w:r>
             <w:r>
               <w:rPr>
@@ -8903,13 +7746,7 @@
               <w:rPr>
                 <w:rFonts w:hint="eastAsia"/>
               </w:rPr>
-              <w:t>1</w:t>
-            </w:r>
-            <w:r>
-              <w:rPr>
-                <w:rFonts w:hint="eastAsia"/>
-              </w:rPr>
-              <w:t>7</w:t>
+              <w:t>17</w:t>
             </w:r>
             <w:r>
               <w:rPr>
@@ -9651,11 +8488,17 @@
     <w:p>
       <w:pPr>
         <w:ind w:firstLine="560"/>
+        <w:rPr>
+          <w:rFonts w:hint="eastAsia"/>
+        </w:rPr>
       </w:pPr>
     </w:p>
     <w:p>
       <w:pPr>
         <w:pStyle w:val="3"/>
+        <w:rPr>
+          <w:rFonts w:hint="eastAsia"/>
+        </w:rPr>
       </w:pPr>
       <w:r>
         <w:rPr>
@@ -9665,6 +8508,11 @@
       </w:r>
     </w:p>
     <w:p>
+      <w:pPr>
+        <w:rPr>
+          <w:rFonts w:hint="eastAsia"/>
+        </w:rPr>
+      </w:pPr>
       <w:r>
         <w:rPr>
           <w:rFonts w:hint="eastAsia"/>
@@ -9698,6 +8546,7 @@
           <w:p>
             <w:pPr>
               <w:rPr>
+                <w:rFonts w:hint="eastAsia"/>
                 <w:b/>
                 <w:bCs/>
               </w:rPr>
@@ -9863,49 +8712,7 @@
               <w:rPr>
                 <w:rFonts w:hint="eastAsia"/>
               </w:rPr>
-              <w:t>国内光模块核心供应商之一，深度布局 800G/1.6T 高速光模块，</w:t>
-            </w:r>
-            <w:proofErr w:type="gramStart"/>
-            <w:r>
-              <w:rPr>
-                <w:rFonts w:hint="eastAsia"/>
-              </w:rPr>
-              <w:t>在硅光及</w:t>
-            </w:r>
-            <w:proofErr w:type="gramEnd"/>
-            <w:r>
-              <w:rPr>
-                <w:rFonts w:hint="eastAsia"/>
-              </w:rPr>
-              <w:t xml:space="preserve"> LPO（线性驱动可插拔光学）技术路线具备先发优势。客户覆盖北美云厂商及国内互联网巨头，受益于 AI </w:t>
-            </w:r>
-            <w:proofErr w:type="gramStart"/>
-            <w:r>
-              <w:rPr>
-                <w:rFonts w:hint="eastAsia"/>
-              </w:rPr>
-              <w:t>算力基础</w:t>
-            </w:r>
-            <w:proofErr w:type="gramEnd"/>
-            <w:r>
-              <w:rPr>
-                <w:rFonts w:hint="eastAsia"/>
-              </w:rPr>
-              <w:t>设施扩容，高速产品占</w:t>
-            </w:r>
-            <w:proofErr w:type="gramStart"/>
-            <w:r>
-              <w:rPr>
-                <w:rFonts w:hint="eastAsia"/>
-              </w:rPr>
-              <w:t>比持续</w:t>
-            </w:r>
-            <w:proofErr w:type="gramEnd"/>
-            <w:r>
-              <w:rPr>
-                <w:rFonts w:hint="eastAsia"/>
-              </w:rPr>
-              <w:t>提升，盈利能力行业领先。</w:t>
+              <w:t>国内光模块核心供应商之一，深度布局 800G/1.6T 高速光模块，在硅光及 LPO（线性驱动可插拔光学）技术路线具备先发优势。客户覆盖北美云厂商及国内互联网巨头，受益于 AI 算力基础设施扩容，高速产品占比持续提升，盈利能力行业领先。</w:t>
             </w:r>
           </w:p>
         </w:tc>
@@ -9951,16 +8758,8 @@
               <w:rPr>
                 <w:rFonts w:hint="eastAsia"/>
               </w:rPr>
-              <w:t>中</w:t>
-            </w:r>
-            <w:proofErr w:type="gramStart"/>
-            <w:r>
-              <w:rPr>
-                <w:rFonts w:hint="eastAsia"/>
-              </w:rPr>
-              <w:t>际旭创</w:t>
-            </w:r>
-            <w:proofErr w:type="gramEnd"/>
+              <w:t>中际旭创</w:t>
+            </w:r>
           </w:p>
         </w:tc>
         <w:tc>
@@ -9998,63 +8797,7 @@
               <w:rPr>
                 <w:rFonts w:hint="eastAsia"/>
               </w:rPr>
-              <w:t>全球光模块龙头，800G 出货</w:t>
-            </w:r>
-            <w:proofErr w:type="gramStart"/>
-            <w:r>
-              <w:rPr>
-                <w:rFonts w:hint="eastAsia"/>
-              </w:rPr>
-              <w:t>量市占率</w:t>
-            </w:r>
-            <w:proofErr w:type="gramEnd"/>
-            <w:r>
-              <w:rPr>
-                <w:rFonts w:hint="eastAsia"/>
-              </w:rPr>
-              <w:t xml:space="preserve">第一，1.6T </w:t>
-            </w:r>
-            <w:proofErr w:type="gramStart"/>
-            <w:r>
-              <w:rPr>
-                <w:rFonts w:hint="eastAsia"/>
-              </w:rPr>
-              <w:t>硅光模块</w:t>
-            </w:r>
-            <w:proofErr w:type="gramEnd"/>
-            <w:r>
-              <w:rPr>
-                <w:rFonts w:hint="eastAsia"/>
-              </w:rPr>
-              <w:t>已进入英伟达、谷歌等核心客户供应链。通过收购储翰科技</w:t>
-            </w:r>
-            <w:proofErr w:type="gramStart"/>
-            <w:r>
-              <w:rPr>
-                <w:rFonts w:hint="eastAsia"/>
-              </w:rPr>
-              <w:t>完善硅光芯片</w:t>
-            </w:r>
-            <w:proofErr w:type="gramEnd"/>
-            <w:r>
-              <w:rPr>
-                <w:rFonts w:hint="eastAsia"/>
-              </w:rPr>
-              <w:t>自主能力，深度绑定台积电 CMOS 代工资源。AI 驱动下，公司技术迭代与客户卡位优势显著，是 1.6T 时代</w:t>
-            </w:r>
-            <w:proofErr w:type="gramStart"/>
-            <w:r>
-              <w:rPr>
-                <w:rFonts w:hint="eastAsia"/>
-              </w:rPr>
-              <w:t>最确定</w:t>
-            </w:r>
-            <w:proofErr w:type="gramEnd"/>
-            <w:r>
-              <w:rPr>
-                <w:rFonts w:hint="eastAsia"/>
-              </w:rPr>
-              <w:t>的受益标的之一。</w:t>
+              <w:t>全球光模块龙头，800G 出货量市占率第一，1.6T 硅光模块已进入英伟达、谷歌等核心客户供应链。通过收购储翰科技完善硅光芯片自主能力，深度绑定台积电 CMOS 代工资源。AI 驱动下，公司技术迭代与客户卡位优势显著，是 1.6T 时代最确定的受益标的之一。</w:t>
             </w:r>
           </w:p>
         </w:tc>
@@ -10138,21 +8881,7 @@
               <w:rPr>
                 <w:rFonts w:hint="eastAsia"/>
               </w:rPr>
-              <w:t>消费电子精密制造龙头，业务边界持续向汽车电子、通信互联延伸。在光通信领域布局 AOC（有源光缆）及高速连接器，为数据中心内部互联提供一站</w:t>
-            </w:r>
-            <w:proofErr w:type="gramStart"/>
-            <w:r>
-              <w:rPr>
-                <w:rFonts w:hint="eastAsia"/>
-              </w:rPr>
-              <w:t>式解决</w:t>
-            </w:r>
-            <w:proofErr w:type="gramEnd"/>
-            <w:r>
-              <w:rPr>
-                <w:rFonts w:hint="eastAsia"/>
-              </w:rPr>
-              <w:t>方案。凭借精密制造能力与苹果供应链管理经验，具备向更高附加值光互联组件渗透的潜力。</w:t>
+              <w:t>消费电子精密制造龙头，业务边界持续向汽车电子、通信互联延伸。在光通信领域布局 AOC（有源光缆）及高速连接器，为数据中心内部互联提供一站式解决方案。凭借精密制造能力与苹果供应链管理经验，具备向更高附加值光互联组件渗透的潜力。</w:t>
             </w:r>
           </w:p>
         </w:tc>
@@ -10236,35 +8965,7 @@
               <w:rPr>
                 <w:rFonts w:hint="eastAsia"/>
               </w:rPr>
-              <w:t>全球电子制造服务（EMS）巨头，深度绑定</w:t>
-            </w:r>
-            <w:proofErr w:type="gramStart"/>
-            <w:r>
-              <w:rPr>
-                <w:rFonts w:hint="eastAsia"/>
-              </w:rPr>
-              <w:t>英伟达</w:t>
-            </w:r>
-            <w:proofErr w:type="gramEnd"/>
-            <w:r>
-              <w:rPr>
-                <w:rFonts w:hint="eastAsia"/>
-              </w:rPr>
-              <w:t xml:space="preserve"> AI 服务器代工业务，覆盖 GPU 模组、HGX 基板及整机组装。随着</w:t>
-            </w:r>
-            <w:proofErr w:type="gramStart"/>
-            <w:r>
-              <w:rPr>
-                <w:rFonts w:hint="eastAsia"/>
-              </w:rPr>
-              <w:t>英伟达</w:t>
-            </w:r>
-            <w:proofErr w:type="gramEnd"/>
-            <w:r>
-              <w:rPr>
-                <w:rFonts w:hint="eastAsia"/>
-              </w:rPr>
-              <w:t xml:space="preserve"> Blackwell/Rubin 平台放量，公司作为核心代工厂直接受益于 AI 服务器出货量激增，同时向上游光互联、液冷等环节延伸布局。</w:t>
+              <w:t>全球电子制造服务（EMS）巨头，深度绑定英伟达 AI 服务器代工业务，覆盖 GPU 模组、HGX 基板及整机组装。随着英伟达 Blackwell/Rubin 平台放量，公司作为核心代工厂直接受益于 AI 服务器出货量激增，同时向上游光互联、液冷等环节延伸布局。</w:t>
             </w:r>
           </w:p>
         </w:tc>
@@ -10305,14 +9006,12 @@
                 <w:rFonts w:hint="eastAsia"/>
               </w:rPr>
             </w:pPr>
-            <w:proofErr w:type="gramStart"/>
             <w:r>
               <w:rPr>
                 <w:rFonts w:hint="eastAsia"/>
               </w:rPr>
               <w:t>兆易创新</w:t>
             </w:r>
-            <w:proofErr w:type="gramEnd"/>
           </w:p>
         </w:tc>
         <w:tc>
@@ -10350,49 +9049,7 @@
               <w:rPr>
                 <w:rFonts w:hint="eastAsia"/>
               </w:rPr>
-              <w:t>国内存储与 MCU 双龙头，Nor Flash 全球前三，自</w:t>
-            </w:r>
-            <w:proofErr w:type="gramStart"/>
-            <w:r>
-              <w:rPr>
-                <w:rFonts w:hint="eastAsia"/>
-              </w:rPr>
-              <w:t>研</w:t>
-            </w:r>
-            <w:proofErr w:type="gramEnd"/>
-            <w:r>
-              <w:rPr>
-                <w:rFonts w:hint="eastAsia"/>
-              </w:rPr>
-              <w:t xml:space="preserve"> DRAM 与利基型存储产品持续突破。AI 终端与边缘计算带动高容量存储需求，公司车</w:t>
-            </w:r>
-            <w:proofErr w:type="gramStart"/>
-            <w:r>
-              <w:rPr>
-                <w:rFonts w:hint="eastAsia"/>
-              </w:rPr>
-              <w:t>规</w:t>
-            </w:r>
-            <w:proofErr w:type="gramEnd"/>
-            <w:r>
-              <w:rPr>
-                <w:rFonts w:hint="eastAsia"/>
-              </w:rPr>
-              <w:t xml:space="preserve">级 MCU 与存储方案已进入主流车企及工业客户。虽非光通信直接标的，但受益于 AI </w:t>
-            </w:r>
-            <w:proofErr w:type="gramStart"/>
-            <w:r>
-              <w:rPr>
-                <w:rFonts w:hint="eastAsia"/>
-              </w:rPr>
-              <w:t>算力全</w:t>
-            </w:r>
-            <w:proofErr w:type="gramEnd"/>
-            <w:r>
-              <w:rPr>
-                <w:rFonts w:hint="eastAsia"/>
-              </w:rPr>
-              <w:t>链条的存储配套需求。</w:t>
+              <w:t>国内存储与 MCU 双龙头，Nor Flash 全球前三，自研 DRAM 与利基型存储产品持续突破。AI 终端与边缘计算带动高容量存储需求，公司车规级 MCU 与存储方案已进入主流车企及工业客户。虽非光通信直接标的，但受益于 AI 算力全链条的存储配套需求。</w:t>
             </w:r>
           </w:p>
         </w:tc>
@@ -10433,14 +9090,12 @@
                 <w:rFonts w:hint="eastAsia"/>
               </w:rPr>
             </w:pPr>
-            <w:proofErr w:type="gramStart"/>
             <w:r>
               <w:rPr>
                 <w:rFonts w:hint="eastAsia"/>
               </w:rPr>
               <w:t>天孚通信</w:t>
             </w:r>
-            <w:proofErr w:type="gramEnd"/>
           </w:p>
         </w:tc>
         <w:tc>
@@ -10478,35 +9133,7 @@
               <w:rPr>
                 <w:rFonts w:hint="eastAsia"/>
               </w:rPr>
-              <w:t>光器件细分领域隐形冠军，主营光引擎、光隔离器、Mux/</w:t>
-            </w:r>
-            <w:proofErr w:type="spellStart"/>
-            <w:r>
-              <w:rPr>
-                <w:rFonts w:hint="eastAsia"/>
-              </w:rPr>
-              <w:t>Demux</w:t>
-            </w:r>
-            <w:proofErr w:type="spellEnd"/>
-            <w:r>
-              <w:rPr>
-                <w:rFonts w:hint="eastAsia"/>
-              </w:rPr>
-              <w:t xml:space="preserve"> 等无源/有源器件。为 800G/1.6T 光模块提供核心光学组件，深度配套中</w:t>
-            </w:r>
-            <w:proofErr w:type="gramStart"/>
-            <w:r>
-              <w:rPr>
-                <w:rFonts w:hint="eastAsia"/>
-              </w:rPr>
-              <w:t>际旭创</w:t>
-            </w:r>
-            <w:proofErr w:type="gramEnd"/>
-            <w:r>
-              <w:rPr>
-                <w:rFonts w:hint="eastAsia"/>
-              </w:rPr>
-              <w:t>、新易盛等模块厂商。随着高速模块集成度提升，公司光引擎业务向更高价值量升级，是光模块产业链上游的关键卡位者。</w:t>
+              <w:t>光器件细分领域隐形冠军，主营光引擎、光隔离器、Mux/Demux 等无源/有源器件。为 800G/1.6T 光模块提供核心光学组件，深度配套中际旭创、新易盛等模块厂商。随着高速模块集成度提升，公司光引擎业务向更高价值量升级，是光模块产业链上游的关键卡位者。</w:t>
             </w:r>
           </w:p>
         </w:tc>
@@ -10590,35 +9217,7 @@
               <w:rPr>
                 <w:rFonts w:hint="eastAsia"/>
               </w:rPr>
-              <w:t xml:space="preserve">PCB 及精密结构件龙头，FPC（柔性电路板）全球领先。在通信领域布局高频高速 PCB 及光电封装基板，为光模块、交换机提供关键载体。AI 服务器对高多层板、HDI </w:t>
-            </w:r>
-            <w:proofErr w:type="gramStart"/>
-            <w:r>
-              <w:rPr>
-                <w:rFonts w:hint="eastAsia"/>
-              </w:rPr>
-              <w:t>板需求</w:t>
-            </w:r>
-            <w:proofErr w:type="gramEnd"/>
-            <w:r>
-              <w:rPr>
-                <w:rFonts w:hint="eastAsia"/>
-              </w:rPr>
-              <w:t>激增，公司技术储备与客户结构持续向高端通信</w:t>
-            </w:r>
-            <w:proofErr w:type="gramStart"/>
-            <w:r>
-              <w:rPr>
-                <w:rFonts w:hint="eastAsia"/>
-              </w:rPr>
-              <w:t>及算力基础</w:t>
-            </w:r>
-            <w:proofErr w:type="gramEnd"/>
-            <w:r>
-              <w:rPr>
-                <w:rFonts w:hint="eastAsia"/>
-              </w:rPr>
-              <w:t>设施迁移。</w:t>
+              <w:t>PCB 及精密结构件龙头，FPC（柔性电路板）全球领先。在通信领域布局高频高速 PCB 及光电封装基板，为光模块、交换机提供关键载体。AI 服务器对高多层板、HDI 板需求激增，公司技术储备与客户结构持续向高端通信及算力基础设施迁移。</w:t>
             </w:r>
           </w:p>
         </w:tc>
@@ -10702,63 +9301,7 @@
               <w:rPr>
                 <w:rFonts w:hint="eastAsia"/>
               </w:rPr>
-              <w:t>全球通信设备四强之一，覆盖无线基站、光传输、</w:t>
-            </w:r>
-            <w:proofErr w:type="gramStart"/>
-            <w:r>
-              <w:rPr>
-                <w:rFonts w:hint="eastAsia"/>
-              </w:rPr>
-              <w:t>核心网及算力基础</w:t>
-            </w:r>
-            <w:proofErr w:type="gramEnd"/>
-            <w:r>
-              <w:rPr>
-                <w:rFonts w:hint="eastAsia"/>
-              </w:rPr>
-              <w:t>设施。在光通信领域具备从芯片到系统的垂直能力，自</w:t>
-            </w:r>
-            <w:proofErr w:type="gramStart"/>
-            <w:r>
-              <w:rPr>
-                <w:rFonts w:hint="eastAsia"/>
-              </w:rPr>
-              <w:t>研</w:t>
-            </w:r>
-            <w:proofErr w:type="gramEnd"/>
-            <w:r>
-              <w:rPr>
-                <w:rFonts w:hint="eastAsia"/>
-              </w:rPr>
-              <w:t xml:space="preserve"> 400G/800G 光模块及 OTN 设备。受益于国内</w:t>
-            </w:r>
-            <w:proofErr w:type="gramStart"/>
-            <w:r>
-              <w:rPr>
-                <w:rFonts w:hint="eastAsia"/>
-              </w:rPr>
-              <w:t>算力网络</w:t>
-            </w:r>
-            <w:proofErr w:type="gramEnd"/>
-            <w:r>
-              <w:rPr>
-                <w:rFonts w:hint="eastAsia"/>
-              </w:rPr>
-              <w:t>建设及海外 5G-A/FTTR 升级，是</w:t>
-            </w:r>
-            <w:proofErr w:type="gramStart"/>
-            <w:r>
-              <w:rPr>
-                <w:rFonts w:hint="eastAsia"/>
-              </w:rPr>
-              <w:t>电信级</w:t>
-            </w:r>
-            <w:proofErr w:type="gramEnd"/>
-            <w:r>
-              <w:rPr>
-                <w:rFonts w:hint="eastAsia"/>
-              </w:rPr>
-              <w:t>光通信市场的核心参与者。</w:t>
+              <w:t>全球通信设备四强之一，覆盖无线基站、光传输、核心网及算力基础设施。在光通信领域具备从芯片到系统的垂直能力，自研 400G/800G 光模块及 OTN 设备。受益于国内算力网络建设及海外 5G-A/FTTR 升级，是电信级光通信市场的核心参与者。</w:t>
             </w:r>
           </w:p>
         </w:tc>
@@ -10927,82 +9470,2101 @@
               <w:rPr>
                 <w:rFonts w:hint="eastAsia"/>
               </w:rPr>
-              <w:t>全球光纤光缆前三强，业务覆盖光纤预制棒、海缆、光模块及海洋通信工程。在光通信领域具备"棒</w:t>
-            </w:r>
-            <w:proofErr w:type="gramStart"/>
-            <w:r>
-              <w:rPr>
-                <w:rFonts w:hint="eastAsia"/>
-              </w:rPr>
-              <w:t>纤</w:t>
-            </w:r>
-            <w:proofErr w:type="gramEnd"/>
-            <w:r>
-              <w:rPr>
-                <w:rFonts w:hint="eastAsia"/>
-              </w:rPr>
-              <w:t>缆"一体化成本优势，海</w:t>
-            </w:r>
-            <w:proofErr w:type="gramStart"/>
-            <w:r>
-              <w:rPr>
-                <w:rFonts w:hint="eastAsia"/>
-              </w:rPr>
-              <w:t>缆业务</w:t>
-            </w:r>
-            <w:proofErr w:type="gramEnd"/>
-            <w:r>
-              <w:rPr>
-                <w:rFonts w:hint="eastAsia"/>
-              </w:rPr>
-              <w:t xml:space="preserve">受益于全球海上风电及跨洋通信建设。随着 AI </w:t>
-            </w:r>
-            <w:proofErr w:type="gramStart"/>
-            <w:r>
-              <w:rPr>
-                <w:rFonts w:hint="eastAsia"/>
-              </w:rPr>
-              <w:t>算力网络</w:t>
-            </w:r>
-            <w:proofErr w:type="gramEnd"/>
-            <w:r>
-              <w:rPr>
-                <w:rFonts w:hint="eastAsia"/>
-              </w:rPr>
-              <w:t>向边缘延伸，光纤基础设施需求刚性，公司作为光通信底座厂商持续受益。</w:t>
+              <w:t>全球光纤光缆前三强，业务覆盖光纤预制棒、海缆、光模块及海洋通信工程。在光通信领域具备"棒纤缆"一体化成本优势，海缆业务受益于全球海上风电及跨洋通信建设。随着 AI 算力网络向边缘延伸，光纤基础设施需求刚性，公司作为光通信底座厂商持续受益。</w:t>
             </w:r>
           </w:p>
         </w:tc>
       </w:tr>
     </w:tbl>
+    <w:p>
+      <w:pPr>
+        <w:rPr>
+          <w:rFonts w:hint="eastAsia"/>
+        </w:rPr>
+      </w:pPr>
+    </w:p>
+    <w:p>
+      <w:pPr>
+        <w:rPr>
+          <w:rFonts w:hint="eastAsia"/>
+        </w:rPr>
+      </w:pPr>
+    </w:p>
+    <w:p>
+      <w:pPr>
+        <w:pStyle w:val="3"/>
+      </w:pPr>
+      <w:r>
+        <w:rPr>
+          <w:rFonts w:hint="eastAsia"/>
+        </w:rPr>
+        <w:t>.1.3</w:t>
+      </w:r>
+      <w:r>
+        <w:rPr>
+          <w:rFonts w:hint="eastAsia"/>
+        </w:rPr>
+        <w:t xml:space="preserve"> 业绩情况</w:t>
+      </w:r>
+    </w:p>
+    <w:p>
+      <w:pPr>
+        <w:rPr>
+          <w:rFonts w:hint="eastAsia"/>
+        </w:rPr>
+      </w:pPr>
+      <w:r>
+        <w:rPr>
+          <w:noProof/>
+        </w:rPr>
+        <w:drawing>
+          <wp:inline distT="0" distB="0" distL="0" distR="0" wp14:anchorId="78C3994C" wp14:editId="3AC17667">
+            <wp:extent cx="5274310" cy="1477010"/>
+            <wp:effectExtent l="0" t="0" r="2540" b="8890"/>
+            <wp:docPr id="411551653" name="图片 1"/>
+            <wp:cNvGraphicFramePr>
+              <a:graphicFrameLocks xmlns:a="http://schemas.openxmlformats.org/drawingml/2006/main" noChangeAspect="1"/>
+            </wp:cNvGraphicFramePr>
+            <a:graphic xmlns:a="http://schemas.openxmlformats.org/drawingml/2006/main">
+              <a:graphicData uri="http://schemas.openxmlformats.org/drawingml/2006/picture">
+                <pic:pic xmlns:pic="http://schemas.openxmlformats.org/drawingml/2006/picture">
+                  <pic:nvPicPr>
+                    <pic:cNvPr id="0" name="Picture 1"/>
+                    <pic:cNvPicPr>
+                      <a:picLocks noChangeAspect="1" noChangeArrowheads="1"/>
+                    </pic:cNvPicPr>
+                  </pic:nvPicPr>
+                  <pic:blipFill>
+                    <a:blip r:embed="rId19" cstate="print">
+                      <a:extLst>
+                        <a:ext uri="{28A0092B-C50C-407E-A947-70E740481C1C}">
+                          <a14:useLocalDpi xmlns:a14="http://schemas.microsoft.com/office/drawing/2010/main" val="0"/>
+                        </a:ext>
+                      </a:extLst>
+                    </a:blip>
+                    <a:srcRect/>
+                    <a:stretch>
+                      <a:fillRect/>
+                    </a:stretch>
+                  </pic:blipFill>
+                  <pic:spPr bwMode="auto">
+                    <a:xfrm>
+                      <a:off x="0" y="0"/>
+                      <a:ext cx="5274310" cy="1477010"/>
+                    </a:xfrm>
+                    <a:prstGeom prst="rect">
+                      <a:avLst/>
+                    </a:prstGeom>
+                    <a:noFill/>
+                    <a:ln>
+                      <a:noFill/>
+                    </a:ln>
+                  </pic:spPr>
+                </pic:pic>
+              </a:graphicData>
+            </a:graphic>
+          </wp:inline>
+        </w:drawing>
+      </w:r>
+    </w:p>
     <w:p/>
     <w:p>
       <w:pPr>
-        <w:rPr>
-          <w:rFonts w:hint="eastAsia"/>
-        </w:rPr>
-      </w:pPr>
+        <w:pStyle w:val="2"/>
+      </w:pPr>
+      <w:r>
+        <w:rPr>
+          <w:rFonts w:hint="eastAsia"/>
+        </w:rPr>
+        <w:t>.2 通信ETF国泰</w:t>
+      </w:r>
     </w:p>
     <w:p>
       <w:pPr>
         <w:pStyle w:val="3"/>
-        <w:rPr>
-          <w:rFonts w:hint="eastAsia"/>
-        </w:rPr>
-      </w:pPr>
-      <w:r>
-        <w:rPr>
-          <w:rFonts w:hint="eastAsia"/>
-        </w:rPr>
-        <w:t>.1.3</w:t>
-      </w:r>
-    </w:p>
-    <w:p>
-      <w:pPr>
-        <w:rPr>
-          <w:rFonts w:hint="eastAsia"/>
-        </w:rPr>
-      </w:pPr>
+      </w:pPr>
+      <w:r>
+        <w:rPr>
+          <w:rFonts w:hint="eastAsia"/>
+        </w:rPr>
+        <w:t>.2.1 概况</w:t>
+      </w:r>
+    </w:p>
+    <w:p>
+      <w:pPr>
+        <w:pStyle w:val="af3"/>
+      </w:pPr>
+      <w:r>
+        <w:rPr>
+          <w:rFonts w:hint="eastAsia"/>
+        </w:rPr>
+        <w:t>表：</w:t>
+      </w:r>
+      <w:r>
+        <w:rPr>
+          <w:rFonts w:hint="eastAsia"/>
+        </w:rPr>
+        <w:t>ETF</w:t>
+      </w:r>
+      <w:r>
+        <w:rPr>
+          <w:rFonts w:hint="eastAsia"/>
+        </w:rPr>
+        <w:t>基本信息（</w:t>
+      </w:r>
+      <w:r>
+        <w:rPr>
+          <w:rFonts w:hint="eastAsia"/>
+        </w:rPr>
+        <w:t>202</w:t>
+      </w:r>
+      <w:r>
+        <w:rPr>
+          <w:rFonts w:hint="eastAsia"/>
+        </w:rPr>
+        <w:t>6</w:t>
+      </w:r>
+      <w:r>
+        <w:rPr>
+          <w:rFonts w:hint="eastAsia"/>
+        </w:rPr>
+        <w:t>年</w:t>
+      </w:r>
+      <w:r>
+        <w:rPr>
+          <w:rFonts w:hint="eastAsia"/>
+        </w:rPr>
+        <w:t>4</w:t>
+      </w:r>
+      <w:r>
+        <w:rPr>
+          <w:rFonts w:hint="eastAsia"/>
+        </w:rPr>
+        <w:t>月</w:t>
+      </w:r>
+      <w:r>
+        <w:rPr>
+          <w:rFonts w:hint="eastAsia"/>
+        </w:rPr>
+        <w:t>2</w:t>
+      </w:r>
+      <w:r>
+        <w:rPr>
+          <w:rFonts w:hint="eastAsia"/>
+        </w:rPr>
+        <w:t>7</w:t>
+      </w:r>
+      <w:r>
+        <w:rPr>
+          <w:rFonts w:hint="eastAsia"/>
+        </w:rPr>
+        <w:t>日</w:t>
+      </w:r>
+      <w:r>
+        <w:rPr>
+          <w:rFonts w:hint="eastAsia"/>
+        </w:rPr>
+        <w:t>）</w:t>
+      </w:r>
+    </w:p>
+    <w:tbl>
+      <w:tblPr>
+        <w:tblW w:w="5000" w:type="pct"/>
+        <w:tblBorders>
+          <w:top w:val="single" w:sz="4" w:space="0" w:color="auto"/>
+          <w:left w:val="single" w:sz="4" w:space="0" w:color="auto"/>
+          <w:bottom w:val="single" w:sz="4" w:space="0" w:color="auto"/>
+          <w:right w:val="single" w:sz="4" w:space="0" w:color="auto"/>
+          <w:insideH w:val="single" w:sz="4" w:space="0" w:color="auto"/>
+          <w:insideV w:val="single" w:sz="4" w:space="0" w:color="auto"/>
+        </w:tblBorders>
+        <w:tblCellMar>
+          <w:left w:w="0" w:type="dxa"/>
+          <w:right w:w="0" w:type="dxa"/>
+        </w:tblCellMar>
+        <w:tblLook w:val="04A0" w:firstRow="1" w:lastRow="0" w:firstColumn="1" w:lastColumn="0" w:noHBand="0" w:noVBand="1"/>
+      </w:tblPr>
+      <w:tblGrid>
+        <w:gridCol w:w="1382"/>
+        <w:gridCol w:w="2766"/>
+        <w:gridCol w:w="1384"/>
+        <w:gridCol w:w="2764"/>
+      </w:tblGrid>
+      <w:tr>
+        <w:tc>
+          <w:tcPr>
+            <w:tcW w:w="833" w:type="pct"/>
+            <w:tcMar>
+              <w:top w:w="30" w:type="dxa"/>
+              <w:left w:w="75" w:type="dxa"/>
+              <w:bottom w:w="30" w:type="dxa"/>
+              <w:right w:w="75" w:type="dxa"/>
+            </w:tcMar>
+            <w:vAlign w:val="center"/>
+            <w:hideMark/>
+          </w:tcPr>
+          <w:p>
+            <w:pPr>
+              <w:pStyle w:val="af3"/>
+            </w:pPr>
+            <w:r>
+              <w:rPr>
+                <w:rFonts w:hint="eastAsia"/>
+              </w:rPr>
+              <w:t>基金全称</w:t>
+            </w:r>
+          </w:p>
+        </w:tc>
+        <w:tc>
+          <w:tcPr>
+            <w:tcW w:w="1667" w:type="pct"/>
+            <w:tcMar>
+              <w:top w:w="30" w:type="dxa"/>
+              <w:left w:w="75" w:type="dxa"/>
+              <w:bottom w:w="30" w:type="dxa"/>
+              <w:right w:w="75" w:type="dxa"/>
+            </w:tcMar>
+            <w:vAlign w:val="center"/>
+            <w:hideMark/>
+          </w:tcPr>
+          <w:p>
+            <w:pPr>
+              <w:pStyle w:val="af3"/>
+            </w:pPr>
+            <w:r>
+              <w:t>国泰中证全指通信设备</w:t>
+            </w:r>
+            <w:r>
+              <w:t>ETF</w:t>
+            </w:r>
+          </w:p>
+        </w:tc>
+        <w:tc>
+          <w:tcPr>
+            <w:tcW w:w="834" w:type="pct"/>
+            <w:tcMar>
+              <w:top w:w="30" w:type="dxa"/>
+              <w:left w:w="75" w:type="dxa"/>
+              <w:bottom w:w="30" w:type="dxa"/>
+              <w:right w:w="75" w:type="dxa"/>
+            </w:tcMar>
+            <w:vAlign w:val="center"/>
+            <w:hideMark/>
+          </w:tcPr>
+          <w:p>
+            <w:pPr>
+              <w:pStyle w:val="af3"/>
+            </w:pPr>
+            <w:r>
+              <w:rPr>
+                <w:rFonts w:hint="eastAsia"/>
+              </w:rPr>
+              <w:t>基金简称</w:t>
+            </w:r>
+          </w:p>
+        </w:tc>
+        <w:tc>
+          <w:tcPr>
+            <w:tcW w:w="1667" w:type="pct"/>
+            <w:tcMar>
+              <w:top w:w="30" w:type="dxa"/>
+              <w:left w:w="75" w:type="dxa"/>
+              <w:bottom w:w="30" w:type="dxa"/>
+              <w:right w:w="75" w:type="dxa"/>
+            </w:tcMar>
+            <w:vAlign w:val="center"/>
+            <w:hideMark/>
+          </w:tcPr>
+          <w:p>
+            <w:pPr>
+              <w:pStyle w:val="af3"/>
+            </w:pPr>
+            <w:r>
+              <w:t>通信</w:t>
+            </w:r>
+            <w:r>
+              <w:t>ETF</w:t>
+            </w:r>
+          </w:p>
+        </w:tc>
+      </w:tr>
+      <w:tr>
+        <w:tc>
+          <w:tcPr>
+            <w:tcW w:w="833" w:type="pct"/>
+            <w:tcMar>
+              <w:top w:w="30" w:type="dxa"/>
+              <w:left w:w="75" w:type="dxa"/>
+              <w:bottom w:w="30" w:type="dxa"/>
+              <w:right w:w="75" w:type="dxa"/>
+            </w:tcMar>
+            <w:vAlign w:val="center"/>
+            <w:hideMark/>
+          </w:tcPr>
+          <w:p>
+            <w:pPr>
+              <w:pStyle w:val="af3"/>
+            </w:pPr>
+            <w:r>
+              <w:rPr>
+                <w:rFonts w:hint="eastAsia"/>
+              </w:rPr>
+              <w:t>基金代码</w:t>
+            </w:r>
+          </w:p>
+        </w:tc>
+        <w:tc>
+          <w:tcPr>
+            <w:tcW w:w="1667" w:type="pct"/>
+            <w:tcMar>
+              <w:top w:w="30" w:type="dxa"/>
+              <w:left w:w="75" w:type="dxa"/>
+              <w:bottom w:w="30" w:type="dxa"/>
+              <w:right w:w="75" w:type="dxa"/>
+            </w:tcMar>
+            <w:vAlign w:val="center"/>
+            <w:hideMark/>
+          </w:tcPr>
+          <w:p>
+            <w:pPr>
+              <w:pStyle w:val="af3"/>
+            </w:pPr>
+            <w:r>
+              <w:rPr>
+                <w:rFonts w:hint="eastAsia"/>
+              </w:rPr>
+              <w:t>515880</w:t>
+            </w:r>
+            <w:r>
+              <w:rPr>
+                <w:rFonts w:hint="eastAsia"/>
+              </w:rPr>
+              <w:t>(</w:t>
+            </w:r>
+            <w:r>
+              <w:rPr>
+                <w:rFonts w:hint="eastAsia"/>
+              </w:rPr>
+              <w:t>主代码</w:t>
+            </w:r>
+            <w:r>
+              <w:rPr>
+                <w:rFonts w:hint="eastAsia"/>
+              </w:rPr>
+              <w:t>)</w:t>
+            </w:r>
+          </w:p>
+        </w:tc>
+        <w:tc>
+          <w:tcPr>
+            <w:tcW w:w="834" w:type="pct"/>
+            <w:tcMar>
+              <w:top w:w="30" w:type="dxa"/>
+              <w:left w:w="75" w:type="dxa"/>
+              <w:bottom w:w="30" w:type="dxa"/>
+              <w:right w:w="75" w:type="dxa"/>
+            </w:tcMar>
+            <w:vAlign w:val="center"/>
+            <w:hideMark/>
+          </w:tcPr>
+          <w:p>
+            <w:pPr>
+              <w:pStyle w:val="af3"/>
+            </w:pPr>
+            <w:r>
+              <w:rPr>
+                <w:rFonts w:hint="eastAsia"/>
+              </w:rPr>
+              <w:t>基金类型</w:t>
+            </w:r>
+          </w:p>
+        </w:tc>
+        <w:tc>
+          <w:tcPr>
+            <w:tcW w:w="1667" w:type="pct"/>
+            <w:tcMar>
+              <w:top w:w="30" w:type="dxa"/>
+              <w:left w:w="75" w:type="dxa"/>
+              <w:bottom w:w="30" w:type="dxa"/>
+              <w:right w:w="75" w:type="dxa"/>
+            </w:tcMar>
+            <w:vAlign w:val="center"/>
+            <w:hideMark/>
+          </w:tcPr>
+          <w:p>
+            <w:pPr>
+              <w:pStyle w:val="af3"/>
+            </w:pPr>
+            <w:r>
+              <w:rPr>
+                <w:rFonts w:hint="eastAsia"/>
+              </w:rPr>
+              <w:t>被动指数型股票基金</w:t>
+            </w:r>
+          </w:p>
+        </w:tc>
+      </w:tr>
+      <w:tr>
+        <w:tc>
+          <w:tcPr>
+            <w:tcW w:w="833" w:type="pct"/>
+            <w:tcMar>
+              <w:top w:w="30" w:type="dxa"/>
+              <w:left w:w="75" w:type="dxa"/>
+              <w:bottom w:w="30" w:type="dxa"/>
+              <w:right w:w="75" w:type="dxa"/>
+            </w:tcMar>
+            <w:vAlign w:val="center"/>
+            <w:hideMark/>
+          </w:tcPr>
+          <w:p>
+            <w:pPr>
+              <w:pStyle w:val="af3"/>
+            </w:pPr>
+            <w:r>
+              <w:rPr>
+                <w:rFonts w:hint="eastAsia"/>
+              </w:rPr>
+              <w:t>发行日期</w:t>
+            </w:r>
+          </w:p>
+        </w:tc>
+        <w:tc>
+          <w:tcPr>
+            <w:tcW w:w="1667" w:type="pct"/>
+            <w:tcMar>
+              <w:top w:w="30" w:type="dxa"/>
+              <w:left w:w="75" w:type="dxa"/>
+              <w:bottom w:w="30" w:type="dxa"/>
+              <w:right w:w="75" w:type="dxa"/>
+            </w:tcMar>
+            <w:vAlign w:val="center"/>
+            <w:hideMark/>
+          </w:tcPr>
+          <w:p>
+            <w:pPr>
+              <w:pStyle w:val="af3"/>
+            </w:pPr>
+            <w:r>
+              <w:rPr>
+                <w:rFonts w:hint="eastAsia"/>
+              </w:rPr>
+              <w:t>20</w:t>
+            </w:r>
+            <w:r>
+              <w:rPr>
+                <w:rFonts w:hint="eastAsia"/>
+              </w:rPr>
+              <w:t>19</w:t>
+            </w:r>
+            <w:r>
+              <w:rPr>
+                <w:rFonts w:hint="eastAsia"/>
+              </w:rPr>
+              <w:t>年</w:t>
+            </w:r>
+            <w:r>
+              <w:rPr>
+                <w:rFonts w:hint="eastAsia"/>
+              </w:rPr>
+              <w:t>9</w:t>
+            </w:r>
+            <w:r>
+              <w:rPr>
+                <w:rFonts w:hint="eastAsia"/>
+              </w:rPr>
+              <w:t>月</w:t>
+            </w:r>
+            <w:r>
+              <w:rPr>
+                <w:rFonts w:hint="eastAsia"/>
+              </w:rPr>
+              <w:t>6</w:t>
+            </w:r>
+            <w:r>
+              <w:rPr>
+                <w:rFonts w:hint="eastAsia"/>
+              </w:rPr>
+              <w:t>日</w:t>
+            </w:r>
+          </w:p>
+        </w:tc>
+        <w:tc>
+          <w:tcPr>
+            <w:tcW w:w="834" w:type="pct"/>
+            <w:tcMar>
+              <w:top w:w="30" w:type="dxa"/>
+              <w:left w:w="75" w:type="dxa"/>
+              <w:bottom w:w="30" w:type="dxa"/>
+              <w:right w:w="75" w:type="dxa"/>
+            </w:tcMar>
+            <w:vAlign w:val="center"/>
+            <w:hideMark/>
+          </w:tcPr>
+          <w:p>
+            <w:pPr>
+              <w:pStyle w:val="af3"/>
+            </w:pPr>
+            <w:r>
+              <w:rPr>
+                <w:rFonts w:hint="eastAsia"/>
+              </w:rPr>
+              <w:t>成立日期</w:t>
+            </w:r>
+            <w:r>
+              <w:rPr>
+                <w:rFonts w:hint="eastAsia"/>
+              </w:rPr>
+              <w:t>/</w:t>
+            </w:r>
+            <w:r>
+              <w:rPr>
+                <w:rFonts w:hint="eastAsia"/>
+              </w:rPr>
+              <w:t>规模</w:t>
+            </w:r>
+          </w:p>
+        </w:tc>
+        <w:tc>
+          <w:tcPr>
+            <w:tcW w:w="1667" w:type="pct"/>
+            <w:tcMar>
+              <w:top w:w="30" w:type="dxa"/>
+              <w:left w:w="75" w:type="dxa"/>
+              <w:bottom w:w="30" w:type="dxa"/>
+              <w:right w:w="75" w:type="dxa"/>
+            </w:tcMar>
+            <w:vAlign w:val="center"/>
+            <w:hideMark/>
+          </w:tcPr>
+          <w:p>
+            <w:pPr>
+              <w:pStyle w:val="af3"/>
+            </w:pPr>
+            <w:r>
+              <w:rPr>
+                <w:rFonts w:hint="eastAsia"/>
+              </w:rPr>
+              <w:t>20</w:t>
+            </w:r>
+            <w:r>
+              <w:rPr>
+                <w:rFonts w:hint="eastAsia"/>
+              </w:rPr>
+              <w:t>19</w:t>
+            </w:r>
+            <w:r>
+              <w:rPr>
+                <w:rFonts w:hint="eastAsia"/>
+              </w:rPr>
+              <w:t>年</w:t>
+            </w:r>
+            <w:r>
+              <w:rPr>
+                <w:rFonts w:hint="eastAsia"/>
+              </w:rPr>
+              <w:t>8</w:t>
+            </w:r>
+            <w:r>
+              <w:rPr>
+                <w:rFonts w:hint="eastAsia"/>
+              </w:rPr>
+              <w:t>月</w:t>
+            </w:r>
+            <w:r>
+              <w:rPr>
+                <w:rFonts w:hint="eastAsia"/>
+              </w:rPr>
+              <w:t>1</w:t>
+            </w:r>
+            <w:r>
+              <w:rPr>
+                <w:rFonts w:hint="eastAsia"/>
+              </w:rPr>
+              <w:t>6</w:t>
+            </w:r>
+            <w:r>
+              <w:rPr>
+                <w:rFonts w:hint="eastAsia"/>
+              </w:rPr>
+              <w:t>日</w:t>
+            </w:r>
+            <w:r>
+              <w:rPr>
+                <w:rFonts w:hint="eastAsia"/>
+              </w:rPr>
+              <w:t>/</w:t>
+            </w:r>
+            <w:r>
+              <w:rPr>
+                <w:rFonts w:hint="eastAsia"/>
+              </w:rPr>
+              <w:t>7.26</w:t>
+            </w:r>
+            <w:r>
+              <w:rPr>
+                <w:rFonts w:hint="eastAsia"/>
+              </w:rPr>
+              <w:t>亿份</w:t>
+            </w:r>
+          </w:p>
+        </w:tc>
+      </w:tr>
+      <w:tr>
+        <w:tc>
+          <w:tcPr>
+            <w:tcW w:w="833" w:type="pct"/>
+            <w:tcMar>
+              <w:top w:w="30" w:type="dxa"/>
+              <w:left w:w="75" w:type="dxa"/>
+              <w:bottom w:w="30" w:type="dxa"/>
+              <w:right w:w="75" w:type="dxa"/>
+            </w:tcMar>
+            <w:vAlign w:val="center"/>
+            <w:hideMark/>
+          </w:tcPr>
+          <w:p>
+            <w:pPr>
+              <w:pStyle w:val="af3"/>
+            </w:pPr>
+            <w:r>
+              <w:rPr>
+                <w:rFonts w:hint="eastAsia"/>
+              </w:rPr>
+              <w:t>资产规模</w:t>
+            </w:r>
+          </w:p>
+        </w:tc>
+        <w:tc>
+          <w:tcPr>
+            <w:tcW w:w="1667" w:type="pct"/>
+            <w:tcMar>
+              <w:top w:w="30" w:type="dxa"/>
+              <w:left w:w="75" w:type="dxa"/>
+              <w:bottom w:w="30" w:type="dxa"/>
+              <w:right w:w="75" w:type="dxa"/>
+            </w:tcMar>
+            <w:vAlign w:val="center"/>
+            <w:hideMark/>
+          </w:tcPr>
+          <w:p>
+            <w:pPr>
+              <w:pStyle w:val="af3"/>
+            </w:pPr>
+            <w:r>
+              <w:rPr>
+                <w:rFonts w:hint="eastAsia"/>
+              </w:rPr>
+              <w:t>230.44</w:t>
+            </w:r>
+            <w:r>
+              <w:rPr>
+                <w:rFonts w:hint="eastAsia"/>
+              </w:rPr>
+              <w:t>亿元</w:t>
+            </w:r>
+            <w:r>
+              <w:rPr>
+                <w:rFonts w:hint="eastAsia"/>
+              </w:rPr>
+              <w:t>/</w:t>
+            </w:r>
+            <w:r>
+              <w:rPr>
+                <w:rFonts w:hint="eastAsia"/>
+              </w:rPr>
+              <w:t>（截止至：</w:t>
+            </w:r>
+            <w:r>
+              <w:rPr>
+                <w:rFonts w:hint="eastAsia"/>
+              </w:rPr>
+              <w:t>202</w:t>
+            </w:r>
+            <w:r>
+              <w:rPr>
+                <w:rFonts w:hint="eastAsia"/>
+              </w:rPr>
+              <w:t>6</w:t>
+            </w:r>
+            <w:r>
+              <w:rPr>
+                <w:rFonts w:hint="eastAsia"/>
+              </w:rPr>
+              <w:t>年</w:t>
+            </w:r>
+            <w:r>
+              <w:rPr>
+                <w:rFonts w:hint="eastAsia"/>
+              </w:rPr>
+              <w:t>04</w:t>
+            </w:r>
+            <w:r>
+              <w:rPr>
+                <w:rFonts w:hint="eastAsia"/>
+              </w:rPr>
+              <w:t>月</w:t>
+            </w:r>
+            <w:r>
+              <w:rPr>
+                <w:rFonts w:hint="eastAsia"/>
+              </w:rPr>
+              <w:t>2</w:t>
+            </w:r>
+            <w:r>
+              <w:rPr>
+                <w:rFonts w:hint="eastAsia"/>
+              </w:rPr>
+              <w:t>7</w:t>
+            </w:r>
+            <w:r>
+              <w:rPr>
+                <w:rFonts w:hint="eastAsia"/>
+              </w:rPr>
+              <w:t>日）</w:t>
+            </w:r>
+          </w:p>
+        </w:tc>
+        <w:tc>
+          <w:tcPr>
+            <w:tcW w:w="834" w:type="pct"/>
+            <w:tcMar>
+              <w:top w:w="30" w:type="dxa"/>
+              <w:left w:w="75" w:type="dxa"/>
+              <w:bottom w:w="30" w:type="dxa"/>
+              <w:right w:w="75" w:type="dxa"/>
+            </w:tcMar>
+            <w:vAlign w:val="center"/>
+            <w:hideMark/>
+          </w:tcPr>
+          <w:p>
+            <w:pPr>
+              <w:pStyle w:val="af3"/>
+            </w:pPr>
+            <w:r>
+              <w:rPr>
+                <w:rFonts w:hint="eastAsia"/>
+              </w:rPr>
+              <w:t>份额规模</w:t>
+            </w:r>
+          </w:p>
+        </w:tc>
+        <w:tc>
+          <w:tcPr>
+            <w:tcW w:w="1667" w:type="pct"/>
+            <w:tcMar>
+              <w:top w:w="30" w:type="dxa"/>
+              <w:left w:w="75" w:type="dxa"/>
+              <w:bottom w:w="30" w:type="dxa"/>
+              <w:right w:w="75" w:type="dxa"/>
+            </w:tcMar>
+            <w:vAlign w:val="center"/>
+            <w:hideMark/>
+          </w:tcPr>
+          <w:p>
+            <w:pPr>
+              <w:pStyle w:val="af3"/>
+            </w:pPr>
+            <w:r>
+              <w:rPr>
+                <w:rFonts w:hint="eastAsia"/>
+              </w:rPr>
+              <w:t>171</w:t>
+            </w:r>
+            <w:r>
+              <w:rPr>
+                <w:rFonts w:hint="eastAsia"/>
+              </w:rPr>
+              <w:t>.</w:t>
+            </w:r>
+            <w:r>
+              <w:rPr>
+                <w:rFonts w:hint="eastAsia"/>
+              </w:rPr>
+              <w:t>87</w:t>
+            </w:r>
+            <w:r>
+              <w:rPr>
+                <w:rFonts w:hint="eastAsia"/>
+              </w:rPr>
+              <w:t>亿份</w:t>
+            </w:r>
+            <w:r>
+              <w:rPr>
+                <w:rFonts w:hint="eastAsia"/>
+              </w:rPr>
+              <w:t>/</w:t>
+            </w:r>
+            <w:r>
+              <w:rPr>
+                <w:rFonts w:hint="eastAsia"/>
+              </w:rPr>
+              <w:t>（截止至：</w:t>
+            </w:r>
+            <w:r>
+              <w:rPr>
+                <w:rFonts w:hint="eastAsia"/>
+              </w:rPr>
+              <w:t>202</w:t>
+            </w:r>
+            <w:r>
+              <w:rPr>
+                <w:rFonts w:hint="eastAsia"/>
+              </w:rPr>
+              <w:t>6</w:t>
+            </w:r>
+            <w:r>
+              <w:rPr>
+                <w:rFonts w:hint="eastAsia"/>
+              </w:rPr>
+              <w:t>年</w:t>
+            </w:r>
+            <w:r>
+              <w:rPr>
+                <w:rFonts w:hint="eastAsia"/>
+              </w:rPr>
+              <w:t>04</w:t>
+            </w:r>
+            <w:r>
+              <w:rPr>
+                <w:rFonts w:hint="eastAsia"/>
+              </w:rPr>
+              <w:t>月</w:t>
+            </w:r>
+            <w:r>
+              <w:rPr>
+                <w:rFonts w:hint="eastAsia"/>
+              </w:rPr>
+              <w:t>2</w:t>
+            </w:r>
+            <w:r>
+              <w:rPr>
+                <w:rFonts w:hint="eastAsia"/>
+              </w:rPr>
+              <w:t>7</w:t>
+            </w:r>
+            <w:r>
+              <w:rPr>
+                <w:rFonts w:hint="eastAsia"/>
+              </w:rPr>
+              <w:t>日）</w:t>
+            </w:r>
+          </w:p>
+        </w:tc>
+      </w:tr>
+      <w:tr>
+        <w:tc>
+          <w:tcPr>
+            <w:tcW w:w="833" w:type="pct"/>
+            <w:tcMar>
+              <w:top w:w="30" w:type="dxa"/>
+              <w:left w:w="75" w:type="dxa"/>
+              <w:bottom w:w="30" w:type="dxa"/>
+              <w:right w:w="75" w:type="dxa"/>
+            </w:tcMar>
+            <w:vAlign w:val="center"/>
+            <w:hideMark/>
+          </w:tcPr>
+          <w:p>
+            <w:pPr>
+              <w:pStyle w:val="af3"/>
+            </w:pPr>
+            <w:r>
+              <w:rPr>
+                <w:rFonts w:hint="eastAsia"/>
+              </w:rPr>
+              <w:t>基金管理人</w:t>
+            </w:r>
+          </w:p>
+        </w:tc>
+        <w:tc>
+          <w:tcPr>
+            <w:tcW w:w="1667" w:type="pct"/>
+            <w:tcMar>
+              <w:top w:w="30" w:type="dxa"/>
+              <w:left w:w="75" w:type="dxa"/>
+              <w:bottom w:w="30" w:type="dxa"/>
+              <w:right w:w="75" w:type="dxa"/>
+            </w:tcMar>
+            <w:vAlign w:val="center"/>
+            <w:hideMark/>
+          </w:tcPr>
+          <w:p>
+            <w:pPr>
+              <w:pStyle w:val="af3"/>
+            </w:pPr>
+            <w:r>
+              <w:rPr>
+                <w:rFonts w:hint="eastAsia"/>
+              </w:rPr>
+              <w:t>国泰</w:t>
+            </w:r>
+            <w:r>
+              <w:rPr>
+                <w:rFonts w:hint="eastAsia"/>
+              </w:rPr>
+              <w:t>基金</w:t>
+            </w:r>
+          </w:p>
+        </w:tc>
+        <w:tc>
+          <w:tcPr>
+            <w:tcW w:w="834" w:type="pct"/>
+            <w:tcMar>
+              <w:top w:w="30" w:type="dxa"/>
+              <w:left w:w="75" w:type="dxa"/>
+              <w:bottom w:w="30" w:type="dxa"/>
+              <w:right w:w="75" w:type="dxa"/>
+            </w:tcMar>
+            <w:vAlign w:val="center"/>
+            <w:hideMark/>
+          </w:tcPr>
+          <w:p>
+            <w:pPr>
+              <w:pStyle w:val="af3"/>
+            </w:pPr>
+            <w:r>
+              <w:rPr>
+                <w:rFonts w:hint="eastAsia"/>
+              </w:rPr>
+              <w:t>基金托管人</w:t>
+            </w:r>
+          </w:p>
+        </w:tc>
+        <w:tc>
+          <w:tcPr>
+            <w:tcW w:w="1667" w:type="pct"/>
+            <w:tcMar>
+              <w:top w:w="30" w:type="dxa"/>
+              <w:left w:w="75" w:type="dxa"/>
+              <w:bottom w:w="30" w:type="dxa"/>
+              <w:right w:w="75" w:type="dxa"/>
+            </w:tcMar>
+            <w:vAlign w:val="center"/>
+            <w:hideMark/>
+          </w:tcPr>
+          <w:p>
+            <w:pPr>
+              <w:pStyle w:val="af3"/>
+            </w:pPr>
+            <w:r>
+              <w:rPr>
+                <w:rFonts w:hint="eastAsia"/>
+              </w:rPr>
+              <w:t>工商</w:t>
+            </w:r>
+            <w:r>
+              <w:rPr>
+                <w:rFonts w:hint="eastAsia"/>
+              </w:rPr>
+              <w:t>银行</w:t>
+            </w:r>
+          </w:p>
+        </w:tc>
+      </w:tr>
+      <w:tr>
+        <w:tc>
+          <w:tcPr>
+            <w:tcW w:w="833" w:type="pct"/>
+            <w:tcMar>
+              <w:top w:w="30" w:type="dxa"/>
+              <w:left w:w="75" w:type="dxa"/>
+              <w:bottom w:w="30" w:type="dxa"/>
+              <w:right w:w="75" w:type="dxa"/>
+            </w:tcMar>
+            <w:vAlign w:val="center"/>
+            <w:hideMark/>
+          </w:tcPr>
+          <w:p>
+            <w:pPr>
+              <w:pStyle w:val="af3"/>
+            </w:pPr>
+            <w:r>
+              <w:rPr>
+                <w:rFonts w:hint="eastAsia"/>
+              </w:rPr>
+              <w:t>基金经理人</w:t>
+            </w:r>
+          </w:p>
+        </w:tc>
+        <w:tc>
+          <w:tcPr>
+            <w:tcW w:w="1667" w:type="pct"/>
+            <w:tcMar>
+              <w:top w:w="30" w:type="dxa"/>
+              <w:left w:w="75" w:type="dxa"/>
+              <w:bottom w:w="30" w:type="dxa"/>
+              <w:right w:w="75" w:type="dxa"/>
+            </w:tcMar>
+            <w:vAlign w:val="center"/>
+            <w:hideMark/>
+          </w:tcPr>
+          <w:p>
+            <w:pPr>
+              <w:pStyle w:val="af3"/>
+            </w:pPr>
+            <w:r>
+              <w:rPr>
+                <w:rFonts w:hint="eastAsia"/>
+              </w:rPr>
+              <w:t>艾小军</w:t>
+            </w:r>
+          </w:p>
+        </w:tc>
+        <w:tc>
+          <w:tcPr>
+            <w:tcW w:w="834" w:type="pct"/>
+            <w:tcMar>
+              <w:top w:w="30" w:type="dxa"/>
+              <w:left w:w="75" w:type="dxa"/>
+              <w:bottom w:w="30" w:type="dxa"/>
+              <w:right w:w="75" w:type="dxa"/>
+            </w:tcMar>
+            <w:vAlign w:val="center"/>
+            <w:hideMark/>
+          </w:tcPr>
+          <w:p>
+            <w:pPr>
+              <w:pStyle w:val="af3"/>
+            </w:pPr>
+            <w:r>
+              <w:rPr>
+                <w:rFonts w:hint="eastAsia"/>
+              </w:rPr>
+              <w:t>成立来分红</w:t>
+            </w:r>
+          </w:p>
+        </w:tc>
+        <w:tc>
+          <w:tcPr>
+            <w:tcW w:w="1667" w:type="pct"/>
+            <w:tcMar>
+              <w:top w:w="30" w:type="dxa"/>
+              <w:left w:w="75" w:type="dxa"/>
+              <w:bottom w:w="30" w:type="dxa"/>
+              <w:right w:w="75" w:type="dxa"/>
+            </w:tcMar>
+            <w:vAlign w:val="center"/>
+            <w:hideMark/>
+          </w:tcPr>
+          <w:p>
+            <w:pPr>
+              <w:pStyle w:val="af3"/>
+            </w:pPr>
+            <w:r>
+              <w:rPr>
+                <w:rFonts w:hint="eastAsia"/>
+              </w:rPr>
+              <w:t>*</w:t>
+            </w:r>
+          </w:p>
+        </w:tc>
+      </w:tr>
+      <w:tr>
+        <w:tc>
+          <w:tcPr>
+            <w:tcW w:w="833" w:type="pct"/>
+            <w:tcMar>
+              <w:top w:w="30" w:type="dxa"/>
+              <w:left w:w="75" w:type="dxa"/>
+              <w:bottom w:w="30" w:type="dxa"/>
+              <w:right w:w="75" w:type="dxa"/>
+            </w:tcMar>
+            <w:vAlign w:val="center"/>
+            <w:hideMark/>
+          </w:tcPr>
+          <w:p>
+            <w:pPr>
+              <w:pStyle w:val="af3"/>
+            </w:pPr>
+            <w:r>
+              <w:rPr>
+                <w:rFonts w:hint="eastAsia"/>
+              </w:rPr>
+              <w:t>管理费率</w:t>
+            </w:r>
+          </w:p>
+        </w:tc>
+        <w:tc>
+          <w:tcPr>
+            <w:tcW w:w="1667" w:type="pct"/>
+            <w:tcMar>
+              <w:top w:w="30" w:type="dxa"/>
+              <w:left w:w="75" w:type="dxa"/>
+              <w:bottom w:w="30" w:type="dxa"/>
+              <w:right w:w="75" w:type="dxa"/>
+            </w:tcMar>
+            <w:vAlign w:val="center"/>
+            <w:hideMark/>
+          </w:tcPr>
+          <w:p>
+            <w:pPr>
+              <w:pStyle w:val="af3"/>
+            </w:pPr>
+            <w:r>
+              <w:rPr>
+                <w:rFonts w:hint="eastAsia"/>
+              </w:rPr>
+              <w:t>0.50%</w:t>
+            </w:r>
+            <w:r>
+              <w:rPr>
+                <w:rFonts w:hint="eastAsia"/>
+              </w:rPr>
+              <w:t>（每年）</w:t>
+            </w:r>
+          </w:p>
+        </w:tc>
+        <w:tc>
+          <w:tcPr>
+            <w:tcW w:w="834" w:type="pct"/>
+            <w:tcMar>
+              <w:top w:w="30" w:type="dxa"/>
+              <w:left w:w="75" w:type="dxa"/>
+              <w:bottom w:w="30" w:type="dxa"/>
+              <w:right w:w="75" w:type="dxa"/>
+            </w:tcMar>
+            <w:vAlign w:val="center"/>
+            <w:hideMark/>
+          </w:tcPr>
+          <w:p>
+            <w:pPr>
+              <w:pStyle w:val="af3"/>
+            </w:pPr>
+            <w:r>
+              <w:rPr>
+                <w:rFonts w:hint="eastAsia"/>
+              </w:rPr>
+              <w:t>托管费率</w:t>
+            </w:r>
+          </w:p>
+        </w:tc>
+        <w:tc>
+          <w:tcPr>
+            <w:tcW w:w="1667" w:type="pct"/>
+            <w:tcMar>
+              <w:top w:w="30" w:type="dxa"/>
+              <w:left w:w="75" w:type="dxa"/>
+              <w:bottom w:w="30" w:type="dxa"/>
+              <w:right w:w="75" w:type="dxa"/>
+            </w:tcMar>
+            <w:vAlign w:val="center"/>
+            <w:hideMark/>
+          </w:tcPr>
+          <w:p>
+            <w:pPr>
+              <w:pStyle w:val="af3"/>
+            </w:pPr>
+            <w:r>
+              <w:rPr>
+                <w:rFonts w:hint="eastAsia"/>
+              </w:rPr>
+              <w:t>0.10%</w:t>
+            </w:r>
+            <w:r>
+              <w:rPr>
+                <w:rFonts w:hint="eastAsia"/>
+              </w:rPr>
+              <w:t>（每年）</w:t>
+            </w:r>
+          </w:p>
+        </w:tc>
+      </w:tr>
+      <w:tr>
+        <w:tc>
+          <w:tcPr>
+            <w:tcW w:w="833" w:type="pct"/>
+            <w:tcMar>
+              <w:top w:w="30" w:type="dxa"/>
+              <w:left w:w="75" w:type="dxa"/>
+              <w:bottom w:w="30" w:type="dxa"/>
+              <w:right w:w="75" w:type="dxa"/>
+            </w:tcMar>
+            <w:vAlign w:val="center"/>
+            <w:hideMark/>
+          </w:tcPr>
+          <w:p>
+            <w:pPr>
+              <w:pStyle w:val="af3"/>
+            </w:pPr>
+            <w:r>
+              <w:rPr>
+                <w:rFonts w:hint="eastAsia"/>
+              </w:rPr>
+              <w:t>销售服务费率</w:t>
+            </w:r>
+          </w:p>
+        </w:tc>
+        <w:tc>
+          <w:tcPr>
+            <w:tcW w:w="1667" w:type="pct"/>
+            <w:tcMar>
+              <w:top w:w="30" w:type="dxa"/>
+              <w:left w:w="75" w:type="dxa"/>
+              <w:bottom w:w="30" w:type="dxa"/>
+              <w:right w:w="75" w:type="dxa"/>
+            </w:tcMar>
+            <w:vAlign w:val="center"/>
+            <w:hideMark/>
+          </w:tcPr>
+          <w:p>
+            <w:pPr>
+              <w:pStyle w:val="af3"/>
+            </w:pPr>
+            <w:r>
+              <w:rPr>
+                <w:rFonts w:hint="eastAsia"/>
+              </w:rPr>
+              <w:t>--</w:t>
+            </w:r>
+            <w:r>
+              <w:rPr>
+                <w:rFonts w:hint="eastAsia"/>
+              </w:rPr>
+              <w:t>（每年）</w:t>
+            </w:r>
+          </w:p>
+        </w:tc>
+        <w:tc>
+          <w:tcPr>
+            <w:tcW w:w="834" w:type="pct"/>
+            <w:tcMar>
+              <w:top w:w="30" w:type="dxa"/>
+              <w:left w:w="75" w:type="dxa"/>
+              <w:bottom w:w="30" w:type="dxa"/>
+              <w:right w:w="75" w:type="dxa"/>
+            </w:tcMar>
+            <w:vAlign w:val="center"/>
+            <w:hideMark/>
+          </w:tcPr>
+          <w:p>
+            <w:pPr>
+              <w:pStyle w:val="af3"/>
+            </w:pPr>
+            <w:r>
+              <w:rPr>
+                <w:rFonts w:hint="eastAsia"/>
+              </w:rPr>
+              <w:t>跟踪标的</w:t>
+            </w:r>
+          </w:p>
+        </w:tc>
+        <w:tc>
+          <w:tcPr>
+            <w:tcW w:w="1667" w:type="pct"/>
+            <w:tcMar>
+              <w:top w:w="30" w:type="dxa"/>
+              <w:left w:w="75" w:type="dxa"/>
+              <w:bottom w:w="30" w:type="dxa"/>
+              <w:right w:w="75" w:type="dxa"/>
+            </w:tcMar>
+            <w:vAlign w:val="center"/>
+            <w:hideMark/>
+          </w:tcPr>
+          <w:p>
+            <w:pPr>
+              <w:pStyle w:val="af3"/>
+            </w:pPr>
+            <w:r>
+              <w:rPr>
+                <w:rFonts w:hint="eastAsia"/>
+              </w:rPr>
+              <w:t>新能电池</w:t>
+            </w:r>
+          </w:p>
+        </w:tc>
+      </w:tr>
+      <w:tr>
+        <w:tc>
+          <w:tcPr>
+            <w:tcW w:w="833" w:type="pct"/>
+            <w:tcMar>
+              <w:top w:w="30" w:type="dxa"/>
+              <w:left w:w="75" w:type="dxa"/>
+              <w:bottom w:w="30" w:type="dxa"/>
+              <w:right w:w="75" w:type="dxa"/>
+            </w:tcMar>
+            <w:vAlign w:val="center"/>
+            <w:hideMark/>
+          </w:tcPr>
+          <w:p>
+            <w:pPr>
+              <w:pStyle w:val="af3"/>
+            </w:pPr>
+            <w:r>
+              <w:rPr>
+                <w:rFonts w:hint="eastAsia"/>
+              </w:rPr>
+              <w:t>业绩比较基准</w:t>
+            </w:r>
+          </w:p>
+        </w:tc>
+        <w:tc>
+          <w:tcPr>
+            <w:tcW w:w="4167" w:type="pct"/>
+            <w:gridSpan w:val="3"/>
+            <w:tcMar>
+              <w:top w:w="30" w:type="dxa"/>
+              <w:left w:w="75" w:type="dxa"/>
+              <w:bottom w:w="30" w:type="dxa"/>
+              <w:right w:w="75" w:type="dxa"/>
+            </w:tcMar>
+            <w:vAlign w:val="center"/>
+            <w:hideMark/>
+          </w:tcPr>
+          <w:p>
+            <w:pPr>
+              <w:pStyle w:val="af3"/>
+            </w:pPr>
+            <w:r>
+              <w:t>中证全指通信设备指数收益率</w:t>
+            </w:r>
+          </w:p>
+        </w:tc>
+      </w:tr>
+    </w:tbl>
+    <w:p>
+      <w:pPr>
+        <w:rPr>
+          <w:rFonts w:hint="eastAsia"/>
+        </w:rPr>
+      </w:pPr>
+    </w:p>
+    <w:p>
+      <w:pPr>
+        <w:pStyle w:val="3"/>
+      </w:pPr>
+      <w:r>
+        <w:rPr>
+          <w:rFonts w:hint="eastAsia"/>
+        </w:rPr>
+        <w:lastRenderedPageBreak/>
+        <w:t>.2.2 投资范围及策略</w:t>
+      </w:r>
+    </w:p>
+    <w:p>
+      <w:r>
+        <w:t xml:space="preserve">本基金为目标ETF的联接基金，以目标ETF作为其主要投资标的，方便投资人通过本基金投资目标ETF。本基金并不参与目标ETF的管理。本基金主要投资于目标ETF、标的指数成份股、备选成份股，其中，投资于目标ETF的比例不低于基金资产净值的90%。为更好地实现投资目标，本基金可少量投资于非标的指数成份股（包括中小板、创业板及其他经中国证监会核准上市的股票）、债券、债券回购、资产支持证券、银行存款、同业存单、货币市场工具、股指期货以及法律法规或中国证监会允许基金投资的其他金融工具。 </w:t>
+      </w:r>
+    </w:p>
+    <w:p>
+      <w:pPr>
+        <w:rPr>
+          <w:rFonts w:hint="eastAsia"/>
+        </w:rPr>
+      </w:pPr>
+      <w:r>
+        <w:t xml:space="preserve">　</w:t>
+      </w:r>
+    </w:p>
+    <w:tbl>
+      <w:tblPr>
+        <w:tblStyle w:val="af2"/>
+        <w:tblW w:w="9215" w:type="dxa"/>
+        <w:tblInd w:w="-431" w:type="dxa"/>
+        <w:tblLook w:val="04A0" w:firstRow="1" w:lastRow="0" w:firstColumn="1" w:lastColumn="0" w:noHBand="0" w:noVBand="1"/>
+      </w:tblPr>
+      <w:tblGrid>
+        <w:gridCol w:w="1226"/>
+        <w:gridCol w:w="1185"/>
+        <w:gridCol w:w="992"/>
+        <w:gridCol w:w="5812"/>
+      </w:tblGrid>
+      <w:tr>
+        <w:trPr>
+          <w:trHeight w:val="402"/>
+        </w:trPr>
+        <w:tc>
+          <w:tcPr>
+            <w:tcW w:w="1226" w:type="dxa"/>
+            <w:noWrap/>
+            <w:hideMark/>
+          </w:tcPr>
+          <w:p>
+            <w:pPr>
+              <w:rPr>
+                <w:b/>
+                <w:bCs/>
+              </w:rPr>
+            </w:pPr>
+            <w:r>
+              <w:rPr>
+                <w:b/>
+                <w:bCs/>
+              </w:rPr>
+              <w:t>证券代码</w:t>
+            </w:r>
+          </w:p>
+        </w:tc>
+        <w:tc>
+          <w:tcPr>
+            <w:tcW w:w="1185" w:type="dxa"/>
+            <w:noWrap/>
+            <w:hideMark/>
+          </w:tcPr>
+          <w:p>
+            <w:pPr>
+              <w:rPr>
+                <w:b/>
+                <w:bCs/>
+              </w:rPr>
+            </w:pPr>
+            <w:r>
+              <w:rPr>
+                <w:b/>
+                <w:bCs/>
+              </w:rPr>
+              <w:t>证券简称</w:t>
+            </w:r>
+          </w:p>
+        </w:tc>
+        <w:tc>
+          <w:tcPr>
+            <w:tcW w:w="992" w:type="dxa"/>
+            <w:noWrap/>
+            <w:hideMark/>
+          </w:tcPr>
+          <w:p>
+            <w:pPr>
+              <w:rPr>
+                <w:b/>
+                <w:bCs/>
+              </w:rPr>
+            </w:pPr>
+            <w:r>
+              <w:rPr>
+                <w:b/>
+                <w:bCs/>
+              </w:rPr>
+              <w:t>占基金净值比(%)</w:t>
+            </w:r>
+          </w:p>
+        </w:tc>
+        <w:tc>
+          <w:tcPr>
+            <w:tcW w:w="5812" w:type="dxa"/>
+            <w:hideMark/>
+          </w:tcPr>
+          <w:p>
+            <w:pPr>
+              <w:rPr>
+                <w:b/>
+                <w:bCs/>
+              </w:rPr>
+            </w:pPr>
+            <w:r>
+              <w:rPr>
+                <w:b/>
+                <w:bCs/>
+              </w:rPr>
+              <w:t>简介</w:t>
+            </w:r>
+          </w:p>
+        </w:tc>
+      </w:tr>
+      <w:tr>
+        <w:trPr>
+          <w:trHeight w:val="855"/>
+        </w:trPr>
+        <w:tc>
+          <w:tcPr>
+            <w:tcW w:w="1226" w:type="dxa"/>
+            <w:noWrap/>
+            <w:hideMark/>
+          </w:tcPr>
+          <w:p>
+            <w:r>
+              <w:t>300502.SZ</w:t>
+            </w:r>
+          </w:p>
+        </w:tc>
+        <w:tc>
+          <w:tcPr>
+            <w:tcW w:w="1185" w:type="dxa"/>
+            <w:noWrap/>
+            <w:hideMark/>
+          </w:tcPr>
+          <w:p>
+            <w:r>
+              <w:t>新易盛</w:t>
+            </w:r>
+          </w:p>
+        </w:tc>
+        <w:tc>
+          <w:tcPr>
+            <w:tcW w:w="992" w:type="dxa"/>
+            <w:noWrap/>
+            <w:hideMark/>
+          </w:tcPr>
+          <w:p>
+            <w:r>
+              <w:t>15.00</w:t>
+            </w:r>
+          </w:p>
+        </w:tc>
+        <w:tc>
+          <w:tcPr>
+            <w:tcW w:w="5812" w:type="dxa"/>
+            <w:hideMark/>
+          </w:tcPr>
+          <w:p>
+            <w:r>
+              <w:t>国内光模块核心供应商之一，深度布局 800G/1.6T 高速光模块，在硅光及 LPO（线性驱动可插拔光学）技术路线具备先发优势。客户覆盖北美云厂商及国内互联网巨头，受益于 AI 算力基础设施扩容，高速产品占比持续提升，盈利能力行业领先。</w:t>
+            </w:r>
+          </w:p>
+        </w:tc>
+      </w:tr>
+      <w:tr>
+        <w:trPr>
+          <w:trHeight w:val="855"/>
+        </w:trPr>
+        <w:tc>
+          <w:tcPr>
+            <w:tcW w:w="1226" w:type="dxa"/>
+            <w:noWrap/>
+            <w:hideMark/>
+          </w:tcPr>
+          <w:p>
+            <w:r>
+              <w:t>300308.SZ</w:t>
+            </w:r>
+          </w:p>
+        </w:tc>
+        <w:tc>
+          <w:tcPr>
+            <w:tcW w:w="1185" w:type="dxa"/>
+            <w:noWrap/>
+            <w:hideMark/>
+          </w:tcPr>
+          <w:p>
+            <w:r>
+              <w:t>中际旭创</w:t>
+            </w:r>
+          </w:p>
+        </w:tc>
+        <w:tc>
+          <w:tcPr>
+            <w:tcW w:w="992" w:type="dxa"/>
+            <w:noWrap/>
+            <w:hideMark/>
+          </w:tcPr>
+          <w:p>
+            <w:r>
+              <w:t>13.66</w:t>
+            </w:r>
+          </w:p>
+        </w:tc>
+        <w:tc>
+          <w:tcPr>
+            <w:tcW w:w="5812" w:type="dxa"/>
+            <w:hideMark/>
+          </w:tcPr>
+          <w:p>
+            <w:r>
+              <w:t>全球光模块龙头，800G 出货量市占率第一，1.6T 硅光模块已进入英伟达、谷歌等核心客户供应链。通过收购储翰科技完善硅光芯片自主能力，深度绑定台积电 CMOS 代工资源。AI 驱动下，公司技术迭代与客户卡位优势显著，是 1.6T 时代最确定的受益标的之一。</w:t>
+            </w:r>
+          </w:p>
+        </w:tc>
+      </w:tr>
+      <w:tr>
+        <w:trPr>
+          <w:trHeight w:val="855"/>
+        </w:trPr>
+        <w:tc>
+          <w:tcPr>
+            <w:tcW w:w="1226" w:type="dxa"/>
+            <w:noWrap/>
+            <w:hideMark/>
+          </w:tcPr>
+          <w:p>
+            <w:r>
+              <w:t>601138.SH</w:t>
+            </w:r>
+          </w:p>
+        </w:tc>
+        <w:tc>
+          <w:tcPr>
+            <w:tcW w:w="1185" w:type="dxa"/>
+            <w:noWrap/>
+            <w:hideMark/>
+          </w:tcPr>
+          <w:p>
+            <w:r>
+              <w:t>工业富联</w:t>
+            </w:r>
+          </w:p>
+        </w:tc>
+        <w:tc>
+          <w:tcPr>
+            <w:tcW w:w="992" w:type="dxa"/>
+            <w:noWrap/>
+            <w:hideMark/>
+          </w:tcPr>
+          <w:p>
+            <w:r>
+              <w:t>10.42</w:t>
+            </w:r>
+          </w:p>
+        </w:tc>
+        <w:tc>
+          <w:tcPr>
+            <w:tcW w:w="5812" w:type="dxa"/>
+            <w:hideMark/>
+          </w:tcPr>
+          <w:p>
+            <w:r>
+              <w:t>全球电子制造服务（EMS）巨头，深度绑定英伟达 AI 服务器代工业务，覆盖 GPU 模组、HGX 基板及整机组装。随着英伟达 Blackwell/Rubin 平台放量，公司作为核心代工厂直接受益于 AI 服务器出货量激增，同时向上游光互联、液冷等环节延伸布局。</w:t>
+            </w:r>
+          </w:p>
+        </w:tc>
+      </w:tr>
+      <w:tr>
+        <w:trPr>
+          <w:trHeight w:val="855"/>
+        </w:trPr>
+        <w:tc>
+          <w:tcPr>
+            <w:tcW w:w="1226" w:type="dxa"/>
+            <w:noWrap/>
+            <w:hideMark/>
+          </w:tcPr>
+          <w:p>
+            <w:r>
+              <w:t>300394.SZ</w:t>
+            </w:r>
+          </w:p>
+        </w:tc>
+        <w:tc>
+          <w:tcPr>
+            <w:tcW w:w="1185" w:type="dxa"/>
+            <w:noWrap/>
+            <w:hideMark/>
+          </w:tcPr>
+          <w:p>
+            <w:r>
+              <w:t>天孚通信</w:t>
+            </w:r>
+          </w:p>
+        </w:tc>
+        <w:tc>
+          <w:tcPr>
+            <w:tcW w:w="992" w:type="dxa"/>
+            <w:noWrap/>
+            <w:hideMark/>
+          </w:tcPr>
+          <w:p>
+            <w:r>
+              <w:t>7.14</w:t>
+            </w:r>
+          </w:p>
+        </w:tc>
+        <w:tc>
+          <w:tcPr>
+            <w:tcW w:w="5812" w:type="dxa"/>
+            <w:hideMark/>
+          </w:tcPr>
+          <w:p>
+            <w:r>
+              <w:t>光器件细分领域隐形冠军，主营光引擎、光隔离器、Mux/Demux 等无源/有源器件。为 800G/1.6T 光模块提供核心光学组件，深度配套中际旭创、新易盛等模块厂商。随着高速模块集成度提升，公司光引擎业务向更高价值量升级，是光模块产业链上游的关键卡位者。</w:t>
+            </w:r>
+          </w:p>
+        </w:tc>
+      </w:tr>
+      <w:tr>
+        <w:trPr>
+          <w:trHeight w:val="855"/>
+        </w:trPr>
+        <w:tc>
+          <w:tcPr>
+            <w:tcW w:w="1226" w:type="dxa"/>
+            <w:noWrap/>
+            <w:hideMark/>
+          </w:tcPr>
+          <w:p>
+            <w:r>
+              <w:t>000063.SZ</w:t>
+            </w:r>
+          </w:p>
+        </w:tc>
+        <w:tc>
+          <w:tcPr>
+            <w:tcW w:w="1185" w:type="dxa"/>
+            <w:noWrap/>
+            <w:hideMark/>
+          </w:tcPr>
+          <w:p>
+            <w:r>
+              <w:t>中兴通讯</w:t>
+            </w:r>
+          </w:p>
+        </w:tc>
+        <w:tc>
+          <w:tcPr>
+            <w:tcW w:w="992" w:type="dxa"/>
+            <w:noWrap/>
+            <w:hideMark/>
+          </w:tcPr>
+          <w:p>
+            <w:r>
+              <w:t>5.35</w:t>
+            </w:r>
+          </w:p>
+        </w:tc>
+        <w:tc>
+          <w:tcPr>
+            <w:tcW w:w="5812" w:type="dxa"/>
+            <w:hideMark/>
+          </w:tcPr>
+          <w:p>
+            <w:r>
+              <w:t>全球通信设备四强之一，覆盖无线基站、光传输、核心网及算力基础设施。在光通信领域具备从芯片到系统的垂直能力，自研 400G/800G 光模块及 OTN 设备。受益于国内算力网络建设及海外 5G-A/FTTR 升级，是电信级光通信市场的核心参与者。</w:t>
+            </w:r>
+          </w:p>
+        </w:tc>
+      </w:tr>
+      <w:tr>
+        <w:trPr>
+          <w:trHeight w:val="855"/>
+        </w:trPr>
+        <w:tc>
+          <w:tcPr>
+            <w:tcW w:w="1226" w:type="dxa"/>
+            <w:noWrap/>
+            <w:hideMark/>
+          </w:tcPr>
+          <w:p>
+            <w:r>
+              <w:t>600487.SH</w:t>
+            </w:r>
+          </w:p>
+        </w:tc>
+        <w:tc>
+          <w:tcPr>
+            <w:tcW w:w="1185" w:type="dxa"/>
+            <w:noWrap/>
+            <w:hideMark/>
+          </w:tcPr>
+          <w:p>
+            <w:r>
+              <w:t>亨通光电</w:t>
+            </w:r>
+          </w:p>
+        </w:tc>
+        <w:tc>
+          <w:tcPr>
+            <w:tcW w:w="992" w:type="dxa"/>
+            <w:noWrap/>
+            <w:hideMark/>
+          </w:tcPr>
+          <w:p>
+            <w:r>
+              <w:t>5.30</w:t>
+            </w:r>
+          </w:p>
+        </w:tc>
+        <w:tc>
+          <w:tcPr>
+            <w:tcW w:w="5812" w:type="dxa"/>
+            <w:hideMark/>
+          </w:tcPr>
+          <w:p>
+            <w:r>
+              <w:t>全球光纤光缆前三强，业务覆盖光纤预制棒、海缆、光模块及海洋通信工程。在光通信领域具备"棒纤缆"一体化成本优势，海缆业务受益于全球海上风电及跨洋通信建设。</w:t>
+            </w:r>
+            <w:r>
+              <w:lastRenderedPageBreak/>
+              <w:t>随着 AI 算力网络向边缘延伸，光纤基础设施需求刚性，公司作为光通信底座厂商持续受益。</w:t>
+            </w:r>
+          </w:p>
+        </w:tc>
+      </w:tr>
+      <w:tr>
+        <w:trPr>
+          <w:trHeight w:val="855"/>
+        </w:trPr>
+        <w:tc>
+          <w:tcPr>
+            <w:tcW w:w="1226" w:type="dxa"/>
+            <w:noWrap/>
+            <w:hideMark/>
+          </w:tcPr>
+          <w:p>
+            <w:r>
+              <w:lastRenderedPageBreak/>
+              <w:t>600522.SH</w:t>
+            </w:r>
+          </w:p>
+        </w:tc>
+        <w:tc>
+          <w:tcPr>
+            <w:tcW w:w="1185" w:type="dxa"/>
+            <w:noWrap/>
+            <w:hideMark/>
+          </w:tcPr>
+          <w:p>
+            <w:r>
+              <w:t>中天科技</w:t>
+            </w:r>
+          </w:p>
+        </w:tc>
+        <w:tc>
+          <w:tcPr>
+            <w:tcW w:w="992" w:type="dxa"/>
+            <w:noWrap/>
+            <w:hideMark/>
+          </w:tcPr>
+          <w:p>
+            <w:r>
+              <w:t>4.20</w:t>
+            </w:r>
+          </w:p>
+        </w:tc>
+        <w:tc>
+          <w:tcPr>
+            <w:tcW w:w="5812" w:type="dxa"/>
+            <w:hideMark/>
+          </w:tcPr>
+          <w:p>
+            <w:r>
+              <w:t>光电缆综合龙头，业务覆盖光纤光缆、电力传输及海洋能源三大板块。核心看点在于海洋业务高壁垒订单充裕，500kV柔直海缆等高端产品持续交付；光纤光缆受益AI算力基建，价格趋势上行。空芯光纤等前沿技术已商用，"光-电-算"一体化能力持续强化。</w:t>
+            </w:r>
+          </w:p>
+        </w:tc>
+      </w:tr>
+      <w:tr>
+        <w:trPr>
+          <w:trHeight w:val="855"/>
+        </w:trPr>
+        <w:tc>
+          <w:tcPr>
+            <w:tcW w:w="1226" w:type="dxa"/>
+            <w:noWrap/>
+            <w:hideMark/>
+          </w:tcPr>
+          <w:p>
+            <w:r>
+              <w:t>300136.SZ</w:t>
+            </w:r>
+          </w:p>
+        </w:tc>
+        <w:tc>
+          <w:tcPr>
+            <w:tcW w:w="1185" w:type="dxa"/>
+            <w:noWrap/>
+            <w:hideMark/>
+          </w:tcPr>
+          <w:p>
+            <w:r>
+              <w:t>信维通信</w:t>
+            </w:r>
+          </w:p>
+        </w:tc>
+        <w:tc>
+          <w:tcPr>
+            <w:tcW w:w="992" w:type="dxa"/>
+            <w:noWrap/>
+            <w:hideMark/>
+          </w:tcPr>
+          <w:p>
+            <w:r>
+              <w:t>3.22</w:t>
+            </w:r>
+          </w:p>
+        </w:tc>
+        <w:tc>
+          <w:tcPr>
+            <w:tcW w:w="5812" w:type="dxa"/>
+            <w:hideMark/>
+          </w:tcPr>
+          <w:p>
+            <w:r>
+              <w:t>泛射频龙头，正从消费电子天线向商业卫星通信、智能汽车及AI硬件延伸第二曲线。卫星相控阵天线模组已批量出货，汽车电子进入头部车企供应链。定增加码商业卫星通信器件，国产替代与全球化并行。</w:t>
+            </w:r>
+          </w:p>
+        </w:tc>
+      </w:tr>
+      <w:tr>
+        <w:trPr>
+          <w:trHeight w:val="855"/>
+        </w:trPr>
+        <w:tc>
+          <w:tcPr>
+            <w:tcW w:w="1226" w:type="dxa"/>
+            <w:noWrap/>
+            <w:hideMark/>
+          </w:tcPr>
+          <w:p>
+            <w:r>
+              <w:t>600498.SH</w:t>
+            </w:r>
+          </w:p>
+        </w:tc>
+        <w:tc>
+          <w:tcPr>
+            <w:tcW w:w="1185" w:type="dxa"/>
+            <w:noWrap/>
+            <w:hideMark/>
+          </w:tcPr>
+          <w:p>
+            <w:r>
+              <w:t>烽火通信</w:t>
+            </w:r>
+          </w:p>
+        </w:tc>
+        <w:tc>
+          <w:tcPr>
+            <w:tcW w:w="992" w:type="dxa"/>
+            <w:noWrap/>
+            <w:hideMark/>
+          </w:tcPr>
+          <w:p>
+            <w:r>
+              <w:t>2.11</w:t>
+            </w:r>
+          </w:p>
+        </w:tc>
+        <w:tc>
+          <w:tcPr>
+            <w:tcW w:w="5812" w:type="dxa"/>
+            <w:hideMark/>
+          </w:tcPr>
+          <w:p>
+            <w:r>
+              <w:t>中国信科集团旗下光通信设备央企，覆盖光传输、光接入及算力信息化。传统运营商业务承压，但算力业务推出DeepSeek一体机全栈方案实现突破；战略上向卫星光通信（星间激光通信在轨组网）和车载光通信延伸，打开非运营商增量空间。</w:t>
+            </w:r>
+          </w:p>
+        </w:tc>
+      </w:tr>
+      <w:tr>
+        <w:trPr>
+          <w:trHeight w:val="855"/>
+        </w:trPr>
+        <w:tc>
+          <w:tcPr>
+            <w:tcW w:w="1226" w:type="dxa"/>
+            <w:noWrap/>
+            <w:hideMark/>
+          </w:tcPr>
+          <w:p>
+            <w:r>
+              <w:t>002281.SZ</w:t>
+            </w:r>
+          </w:p>
+        </w:tc>
+        <w:tc>
+          <w:tcPr>
+            <w:tcW w:w="1185" w:type="dxa"/>
+            <w:noWrap/>
+            <w:hideMark/>
+          </w:tcPr>
+          <w:p>
+            <w:r>
+              <w:t>光迅科技</w:t>
+            </w:r>
+          </w:p>
+        </w:tc>
+        <w:tc>
+          <w:tcPr>
+            <w:tcW w:w="992" w:type="dxa"/>
+            <w:noWrap/>
+            <w:hideMark/>
+          </w:tcPr>
+          <w:p>
+            <w:r>
+              <w:t>2.09</w:t>
+            </w:r>
+          </w:p>
+        </w:tc>
+        <w:tc>
+          <w:tcPr>
+            <w:tcW w:w="5812" w:type="dxa"/>
+            <w:hideMark/>
+          </w:tcPr>
+          <w:p>
+            <w:r>
+              <w:t>国内稀缺的"光芯片+光器件+光模块"垂直一体化龙头。AI算力驱动800G/1.6T高速光模块放量，CPO光芯片自给率超70%。独家卡位100Gbps星间激光通信模块，在手订单饱满。3.2T等前沿技术持续验证，高端化与自主可控双轮驱动。</w:t>
+            </w:r>
+          </w:p>
+        </w:tc>
+      </w:tr>
+    </w:tbl>
+    <w:p>
+      <w:pPr>
+        <w:rPr>
+          <w:rFonts w:hint="eastAsia"/>
+        </w:rPr>
+      </w:pPr>
+    </w:p>
+    <w:p>
+      <w:pPr>
+        <w:pStyle w:val="3"/>
+      </w:pPr>
+      <w:r>
+        <w:rPr>
+          <w:rFonts w:hint="eastAsia"/>
+        </w:rPr>
+        <w:t>.2.3 业绩情况</w:t>
+      </w:r>
+    </w:p>
+    <w:p>
+      <w:pPr>
+        <w:rPr>
+          <w:rFonts w:hint="eastAsia"/>
+        </w:rPr>
+      </w:pPr>
+      <w:r>
+        <w:rPr>
+          <w:noProof/>
+        </w:rPr>
+        <w:drawing>
+          <wp:inline distT="0" distB="0" distL="0" distR="0" wp14:anchorId="4CC1BA12" wp14:editId="078AC592">
+            <wp:extent cx="5274310" cy="1477010"/>
+            <wp:effectExtent l="0" t="0" r="2540" b="8890"/>
+            <wp:docPr id="1408542838" name="图片 2"/>
+            <wp:cNvGraphicFramePr>
+              <a:graphicFrameLocks xmlns:a="http://schemas.openxmlformats.org/drawingml/2006/main" noChangeAspect="1"/>
+            </wp:cNvGraphicFramePr>
+            <a:graphic xmlns:a="http://schemas.openxmlformats.org/drawingml/2006/main">
+              <a:graphicData uri="http://schemas.openxmlformats.org/drawingml/2006/picture">
+                <pic:pic xmlns:pic="http://schemas.openxmlformats.org/drawingml/2006/picture">
+                  <pic:nvPicPr>
+                    <pic:cNvPr id="0" name="Picture 3"/>
+                    <pic:cNvPicPr>
+                      <a:picLocks noChangeAspect="1" noChangeArrowheads="1"/>
+                    </pic:cNvPicPr>
+                  </pic:nvPicPr>
+                  <pic:blipFill>
+                    <a:blip r:embed="rId20" cstate="print">
+                      <a:extLst>
+                        <a:ext uri="{28A0092B-C50C-407E-A947-70E740481C1C}">
+                          <a14:useLocalDpi xmlns:a14="http://schemas.microsoft.com/office/drawing/2010/main" val="0"/>
+                        </a:ext>
+                      </a:extLst>
+                    </a:blip>
+                    <a:srcRect/>
+                    <a:stretch>
+                      <a:fillRect/>
+                    </a:stretch>
+                  </pic:blipFill>
+                  <pic:spPr bwMode="auto">
+                    <a:xfrm>
+                      <a:off x="0" y="0"/>
+                      <a:ext cx="5274310" cy="1477010"/>
+                    </a:xfrm>
+                    <a:prstGeom prst="rect">
+                      <a:avLst/>
+                    </a:prstGeom>
+                    <a:noFill/>
+                    <a:ln>
+                      <a:noFill/>
+                    </a:ln>
+                  </pic:spPr>
+                </pic:pic>
+              </a:graphicData>
+            </a:graphic>
+          </wp:inline>
+        </w:drawing>
+      </w:r>
     </w:p>
     <w:sectPr>
       <w:pgSz w:w="11906" w:h="16838"/>
@@ -11074,6 +11636,243 @@
     </w:p>
   </w:footnote>
 </w:footnotes>
+</file>
+
+<file path=word/numbering.xml><?xml version="1.0" encoding="utf-8"?>
+<w:numbering xmlns:wpc="http://schemas.microsoft.com/office/word/2010/wordprocessingCanvas" xmlns:cx="http://schemas.microsoft.com/office/drawing/2014/chartex" xmlns:cx1="http://schemas.microsoft.com/office/drawing/2015/9/8/chartex" xmlns:cx2="http://schemas.microsoft.com/office/drawing/2015/10/21/chartex" xmlns:cx3="http://schemas.microsoft.com/office/drawing/2016/5/9/chartex" xmlns:cx4="http://schemas.microsoft.com/office/drawing/2016/5/10/chartex" xmlns:cx5="http://schemas.microsoft.com/office/drawing/2016/5/11/chartex" xmlns:cx6="http://schemas.microsoft.com/office/drawing/2016/5/12/chartex" xmlns:cx7="http://schemas.microsoft.com/office/drawing/2016/5/13/chartex" xmlns:cx8="http://schemas.microsoft.com/office/drawing/2016/5/14/chartex" xmlns:mc="http://schemas.openxmlformats.org/markup-compatibility/2006" xmlns:aink="http://schemas.microsoft.com/office/drawing/2016/ink" xmlns:am3d="http://schemas.microsoft.com/office/drawing/2017/model3d" xmlns:o="urn:schemas-microsoft-com:office:office" xmlns:oel="http://schemas.microsoft.com/office/2019/extlst" xmlns:r="http://schemas.openxmlformats.org/officeDocument/2006/relationships" xmlns:m="http://schemas.openxmlformats.org/officeDocument/2006/math" xmlns:v="urn:schemas-microsoft-com:vml" xmlns:wp14="http://schemas.microsoft.com/office/word/2010/wordprocessingDrawing" xmlns:wp="http://schemas.openxmlformats.org/drawingml/2006/wordprocessingDrawing" xmlns:w10="urn:schemas-microsoft-com:office:word" xmlns:w="http://schemas.openxmlformats.org/wordprocessingml/2006/main" xmlns:w14="http://schemas.microsoft.com/office/word/2010/wordml" xmlns:w15="http://schemas.microsoft.com/office/word/2012/wordml" xmlns:w16cex="http://schemas.microsoft.com/office/word/2018/wordml/cex" xmlns:w16cid="http://schemas.microsoft.com/office/word/2016/wordml/cid" xmlns:w16="http://schemas.microsoft.com/office/word/2018/wordml" xmlns:w16du="http://schemas.microsoft.com/office/word/2023/wordml/word16du" xmlns:w16sdtdh="http://schemas.microsoft.com/office/word/2020/wordml/sdtdatahash" xmlns:w16sdtfl="http://schemas.microsoft.com/office/word/2024/wordml/sdtformatlock" xmlns:w16se="http://schemas.microsoft.com/office/word/2015/wordml/symex" xmlns:wpg="http://schemas.microsoft.com/office/word/2010/wordprocessingGroup" xmlns:wpi="http://schemas.microsoft.com/office/word/2010/wordprocessingInk" xmlns:wne="http://schemas.microsoft.com/office/word/2006/wordml" xmlns:wps="http://schemas.microsoft.com/office/word/2010/wordprocessingShape" mc:Ignorable="w14 w15 w16se w16cid w16 w16cex w16sdtdh w16sdtfl w16du wp14">
+  <w:abstractNum w:abstractNumId="0" w15:restartNumberingAfterBreak="0">
+    <w:nsid w:val="380262F1"/>
+    <w:multiLevelType w:val="hybridMultilevel"/>
+    <w:tmpl w:val="01C09666"/>
+    <w:lvl w:ilvl="0" w:tplc="04090001">
+      <w:start w:val="1"/>
+      <w:numFmt w:val="bullet"/>
+      <w:lvlText w:val=""/>
+      <w:lvlJc w:val="left"/>
+      <w:pPr>
+        <w:ind w:left="440" w:hanging="440"/>
+      </w:pPr>
+      <w:rPr>
+        <w:rFonts w:ascii="Wingdings" w:hAnsi="Wingdings" w:hint="default"/>
+      </w:rPr>
+    </w:lvl>
+    <w:lvl w:ilvl="1" w:tplc="04090003" w:tentative="1">
+      <w:start w:val="1"/>
+      <w:numFmt w:val="bullet"/>
+      <w:lvlText w:val=""/>
+      <w:lvlJc w:val="left"/>
+      <w:pPr>
+        <w:ind w:left="880" w:hanging="440"/>
+      </w:pPr>
+      <w:rPr>
+        <w:rFonts w:ascii="Wingdings" w:hAnsi="Wingdings" w:hint="default"/>
+      </w:rPr>
+    </w:lvl>
+    <w:lvl w:ilvl="2" w:tplc="04090005" w:tentative="1">
+      <w:start w:val="1"/>
+      <w:numFmt w:val="bullet"/>
+      <w:lvlText w:val=""/>
+      <w:lvlJc w:val="left"/>
+      <w:pPr>
+        <w:ind w:left="1320" w:hanging="440"/>
+      </w:pPr>
+      <w:rPr>
+        <w:rFonts w:ascii="Wingdings" w:hAnsi="Wingdings" w:hint="default"/>
+      </w:rPr>
+    </w:lvl>
+    <w:lvl w:ilvl="3" w:tplc="04090001" w:tentative="1">
+      <w:start w:val="1"/>
+      <w:numFmt w:val="bullet"/>
+      <w:lvlText w:val=""/>
+      <w:lvlJc w:val="left"/>
+      <w:pPr>
+        <w:ind w:left="1760" w:hanging="440"/>
+      </w:pPr>
+      <w:rPr>
+        <w:rFonts w:ascii="Wingdings" w:hAnsi="Wingdings" w:hint="default"/>
+      </w:rPr>
+    </w:lvl>
+    <w:lvl w:ilvl="4" w:tplc="04090003" w:tentative="1">
+      <w:start w:val="1"/>
+      <w:numFmt w:val="bullet"/>
+      <w:lvlText w:val=""/>
+      <w:lvlJc w:val="left"/>
+      <w:pPr>
+        <w:ind w:left="2200" w:hanging="440"/>
+      </w:pPr>
+      <w:rPr>
+        <w:rFonts w:ascii="Wingdings" w:hAnsi="Wingdings" w:hint="default"/>
+      </w:rPr>
+    </w:lvl>
+    <w:lvl w:ilvl="5" w:tplc="04090005" w:tentative="1">
+      <w:start w:val="1"/>
+      <w:numFmt w:val="bullet"/>
+      <w:lvlText w:val=""/>
+      <w:lvlJc w:val="left"/>
+      <w:pPr>
+        <w:ind w:left="2640" w:hanging="440"/>
+      </w:pPr>
+      <w:rPr>
+        <w:rFonts w:ascii="Wingdings" w:hAnsi="Wingdings" w:hint="default"/>
+      </w:rPr>
+    </w:lvl>
+    <w:lvl w:ilvl="6" w:tplc="04090001" w:tentative="1">
+      <w:start w:val="1"/>
+      <w:numFmt w:val="bullet"/>
+      <w:lvlText w:val=""/>
+      <w:lvlJc w:val="left"/>
+      <w:pPr>
+        <w:ind w:left="3080" w:hanging="440"/>
+      </w:pPr>
+      <w:rPr>
+        <w:rFonts w:ascii="Wingdings" w:hAnsi="Wingdings" w:hint="default"/>
+      </w:rPr>
+    </w:lvl>
+    <w:lvl w:ilvl="7" w:tplc="04090003" w:tentative="1">
+      <w:start w:val="1"/>
+      <w:numFmt w:val="bullet"/>
+      <w:lvlText w:val=""/>
+      <w:lvlJc w:val="left"/>
+      <w:pPr>
+        <w:ind w:left="3520" w:hanging="440"/>
+      </w:pPr>
+      <w:rPr>
+        <w:rFonts w:ascii="Wingdings" w:hAnsi="Wingdings" w:hint="default"/>
+      </w:rPr>
+    </w:lvl>
+    <w:lvl w:ilvl="8" w:tplc="04090005" w:tentative="1">
+      <w:start w:val="1"/>
+      <w:numFmt w:val="bullet"/>
+      <w:lvlText w:val=""/>
+      <w:lvlJc w:val="left"/>
+      <w:pPr>
+        <w:ind w:left="3960" w:hanging="440"/>
+      </w:pPr>
+      <w:rPr>
+        <w:rFonts w:ascii="Wingdings" w:hAnsi="Wingdings" w:hint="default"/>
+      </w:rPr>
+    </w:lvl>
+  </w:abstractNum>
+  <w:abstractNum w:abstractNumId="1" w15:restartNumberingAfterBreak="0">
+    <w:nsid w:val="51207D98"/>
+    <w:multiLevelType w:val="hybridMultilevel"/>
+    <w:tmpl w:val="198ECCF8"/>
+    <w:lvl w:ilvl="0" w:tplc="04090001">
+      <w:start w:val="1"/>
+      <w:numFmt w:val="bullet"/>
+      <w:lvlText w:val=""/>
+      <w:lvlJc w:val="left"/>
+      <w:pPr>
+        <w:ind w:left="440" w:hanging="440"/>
+      </w:pPr>
+      <w:rPr>
+        <w:rFonts w:ascii="Wingdings" w:hAnsi="Wingdings" w:hint="default"/>
+      </w:rPr>
+    </w:lvl>
+    <w:lvl w:ilvl="1" w:tplc="04090003" w:tentative="1">
+      <w:start w:val="1"/>
+      <w:numFmt w:val="bullet"/>
+      <w:lvlText w:val=""/>
+      <w:lvlJc w:val="left"/>
+      <w:pPr>
+        <w:ind w:left="880" w:hanging="440"/>
+      </w:pPr>
+      <w:rPr>
+        <w:rFonts w:ascii="Wingdings" w:hAnsi="Wingdings" w:hint="default"/>
+      </w:rPr>
+    </w:lvl>
+    <w:lvl w:ilvl="2" w:tplc="04090005" w:tentative="1">
+      <w:start w:val="1"/>
+      <w:numFmt w:val="bullet"/>
+      <w:lvlText w:val=""/>
+      <w:lvlJc w:val="left"/>
+      <w:pPr>
+        <w:ind w:left="1320" w:hanging="440"/>
+      </w:pPr>
+      <w:rPr>
+        <w:rFonts w:ascii="Wingdings" w:hAnsi="Wingdings" w:hint="default"/>
+      </w:rPr>
+    </w:lvl>
+    <w:lvl w:ilvl="3" w:tplc="04090001" w:tentative="1">
+      <w:start w:val="1"/>
+      <w:numFmt w:val="bullet"/>
+      <w:lvlText w:val=""/>
+      <w:lvlJc w:val="left"/>
+      <w:pPr>
+        <w:ind w:left="1760" w:hanging="440"/>
+      </w:pPr>
+      <w:rPr>
+        <w:rFonts w:ascii="Wingdings" w:hAnsi="Wingdings" w:hint="default"/>
+      </w:rPr>
+    </w:lvl>
+    <w:lvl w:ilvl="4" w:tplc="04090003" w:tentative="1">
+      <w:start w:val="1"/>
+      <w:numFmt w:val="bullet"/>
+      <w:lvlText w:val=""/>
+      <w:lvlJc w:val="left"/>
+      <w:pPr>
+        <w:ind w:left="2200" w:hanging="440"/>
+      </w:pPr>
+      <w:rPr>
+        <w:rFonts w:ascii="Wingdings" w:hAnsi="Wingdings" w:hint="default"/>
+      </w:rPr>
+    </w:lvl>
+    <w:lvl w:ilvl="5" w:tplc="04090005" w:tentative="1">
+      <w:start w:val="1"/>
+      <w:numFmt w:val="bullet"/>
+      <w:lvlText w:val=""/>
+      <w:lvlJc w:val="left"/>
+      <w:pPr>
+        <w:ind w:left="2640" w:hanging="440"/>
+      </w:pPr>
+      <w:rPr>
+        <w:rFonts w:ascii="Wingdings" w:hAnsi="Wingdings" w:hint="default"/>
+      </w:rPr>
+    </w:lvl>
+    <w:lvl w:ilvl="6" w:tplc="04090001" w:tentative="1">
+      <w:start w:val="1"/>
+      <w:numFmt w:val="bullet"/>
+      <w:lvlText w:val=""/>
+      <w:lvlJc w:val="left"/>
+      <w:pPr>
+        <w:ind w:left="3080" w:hanging="440"/>
+      </w:pPr>
+      <w:rPr>
+        <w:rFonts w:ascii="Wingdings" w:hAnsi="Wingdings" w:hint="default"/>
+      </w:rPr>
+    </w:lvl>
+    <w:lvl w:ilvl="7" w:tplc="04090003" w:tentative="1">
+      <w:start w:val="1"/>
+      <w:numFmt w:val="bullet"/>
+      <w:lvlText w:val=""/>
+      <w:lvlJc w:val="left"/>
+      <w:pPr>
+        <w:ind w:left="3520" w:hanging="440"/>
+      </w:pPr>
+      <w:rPr>
+        <w:rFonts w:ascii="Wingdings" w:hAnsi="Wingdings" w:hint="default"/>
+      </w:rPr>
+    </w:lvl>
+    <w:lvl w:ilvl="8" w:tplc="04090005" w:tentative="1">
+      <w:start w:val="1"/>
+      <w:numFmt w:val="bullet"/>
+      <w:lvlText w:val=""/>
+      <w:lvlJc w:val="left"/>
+      <w:pPr>
+        <w:ind w:left="3960" w:hanging="440"/>
+      </w:pPr>
+      <w:rPr>
+        <w:rFonts w:ascii="Wingdings" w:hAnsi="Wingdings" w:hint="default"/>
+      </w:rPr>
+    </w:lvl>
+  </w:abstractNum>
+  <w:num w:numId="1" w16cid:durableId="1168179297">
+    <w:abstractNumId w:val="0"/>
+  </w:num>
+  <w:num w:numId="2" w16cid:durableId="243805799">
+    <w:abstractNumId w:val="1"/>
+  </w:num>
+</w:numbering>
 </file>
 
 <file path=word/styles.xml><?xml version="1.0" encoding="utf-8"?>

--- a/通信ETF报告/通信ETF开始动笔v2_0.6.docx
+++ b/通信ETF报告/通信ETF开始动笔v2_0.6.docx
@@ -6,12 +6,301 @@
       <w:pPr>
         <w:pStyle w:val="1"/>
         <w:rPr>
-          <w:rFonts w:hint="eastAsia"/>
-        </w:rPr>
-      </w:pPr>
-      <w:r>
-        <w:rPr>
-          <w:rFonts w:hint="eastAsia"/>
+          <w:rFonts w:ascii="楷体" w:eastAsia="楷体" w:hAnsi="楷体" w:hint="eastAsia"/>
+        </w:rPr>
+      </w:pPr>
+      <w:r>
+        <w:rPr>
+          <w:rFonts w:ascii="楷体" w:eastAsia="楷体" w:hAnsi="楷体" w:hint="eastAsia"/>
+        </w:rPr>
+        <w:t>2.投资逻辑</w:t>
+      </w:r>
+    </w:p>
+    <w:p>
+      <w:pPr>
+        <w:pStyle w:val="2"/>
+        <w:rPr>
+          <w:rFonts w:ascii="楷体" w:eastAsia="楷体" w:hAnsi="楷体" w:hint="eastAsia"/>
+        </w:rPr>
+      </w:pPr>
+      <w:r>
+        <w:rPr>
+          <w:rFonts w:ascii="楷体" w:eastAsia="楷体" w:hAnsi="楷体" w:hint="eastAsia"/>
+        </w:rPr>
+        <w:t xml:space="preserve">1. </w:t>
+      </w:r>
+      <w:r>
+        <w:rPr>
+          <w:rFonts w:ascii="楷体" w:eastAsia="楷体" w:hAnsi="楷体" w:hint="eastAsia"/>
+        </w:rPr>
+        <w:t>AI的需求是最大的催化剂</w:t>
+      </w:r>
+    </w:p>
+    <w:p>
+      <w:pPr>
+        <w:rPr>
+          <w:rFonts w:ascii="楷体" w:eastAsia="楷体" w:hAnsi="楷体" w:hint="eastAsia"/>
+        </w:rPr>
+      </w:pPr>
+      <w:r>
+        <w:rPr>
+          <w:rFonts w:ascii="楷体" w:eastAsia="楷体" w:hAnsi="楷体" w:hint="eastAsia"/>
+        </w:rPr>
+        <w:t>AI是本轮通信行业发展最重要的推动力，AI模型训练和推理的需求促成了对于AIDC全产业链的需求传导，进一步地传导到所有可以参与数据通信的器件，以及云服务。发展算力已经成为当前半导体，通信，计算机的核心矛盾</w:t>
+      </w:r>
+      <w:r>
+        <w:rPr>
+          <w:rFonts w:ascii="楷体" w:eastAsia="楷体" w:hAnsi="楷体" w:hint="eastAsia"/>
+        </w:rPr>
+        <w:t>，</w:t>
+      </w:r>
+      <w:r>
+        <w:rPr>
+          <w:rFonts w:ascii="楷体" w:eastAsia="楷体" w:hAnsi="楷体"/>
+        </w:rPr>
+        <w:t>正在重构通信行业的需求底层</w:t>
+      </w:r>
+      <w:r>
+        <w:rPr>
+          <w:rFonts w:ascii="楷体" w:eastAsia="楷体" w:hAnsi="楷体" w:hint="eastAsia"/>
+        </w:rPr>
+        <w:t>。</w:t>
+      </w:r>
+      <w:r>
+        <w:rPr>
+          <w:rFonts w:ascii="楷体" w:eastAsia="楷体" w:hAnsi="楷体" w:hint="eastAsia"/>
+        </w:rPr>
+        <w:t>产业链价值中心的迁移迹象已经出现，</w:t>
+      </w:r>
+      <w:r>
+        <w:rPr>
+          <w:rFonts w:ascii="楷体" w:eastAsia="楷体" w:hAnsi="楷体"/>
+        </w:rPr>
+        <w:t>AIDC（AI数据中心）建设从半导体（GPU/ASIC）出发，向上游传导至光模块、交换机、高速铜缆等互联器件，再向上延伸至云服务与算力调度平台。在这一传导链条中，通信设备不再是传统意义上的"基础设施配套"，而是算力网络的物理载体与瓶颈环节</w:t>
+      </w:r>
+      <w:r>
+        <w:rPr>
+          <w:rFonts w:ascii="楷体" w:eastAsia="楷体" w:hAnsi="楷体" w:hint="eastAsia"/>
+        </w:rPr>
+        <w:t>。</w:t>
+      </w:r>
+      <w:r>
+        <w:rPr>
+          <w:rFonts w:ascii="楷体" w:eastAsia="楷体" w:hAnsi="楷体"/>
+        </w:rPr>
+        <w:t>当前半导体、通信、计算机三大行业的资本开支与研发投入，正围绕"算力最大化"这一核心矛盾形成共振，通信产业由此被嵌入一条非周期性的高成长轨道。</w:t>
+      </w:r>
+    </w:p>
+    <w:p>
+      <w:pPr>
+        <w:pStyle w:val="2"/>
+        <w:rPr>
+          <w:rFonts w:ascii="楷体" w:eastAsia="楷体" w:hAnsi="楷体" w:hint="eastAsia"/>
+        </w:rPr>
+      </w:pPr>
+      <w:r>
+        <w:rPr>
+          <w:rFonts w:ascii="楷体" w:eastAsia="楷体" w:hAnsi="楷体" w:hint="eastAsia"/>
+        </w:rPr>
+        <w:t xml:space="preserve">2. </w:t>
+      </w:r>
+      <w:r>
+        <w:rPr>
+          <w:rFonts w:ascii="楷体" w:eastAsia="楷体" w:hAnsi="楷体" w:hint="eastAsia"/>
+        </w:rPr>
+        <w:t>通信从成熟期向混合阶段的变化</w:t>
+      </w:r>
+    </w:p>
+    <w:p>
+      <w:pPr>
+        <w:rPr>
+          <w:rFonts w:ascii="楷体" w:eastAsia="楷体" w:hAnsi="楷体" w:hint="eastAsia"/>
+        </w:rPr>
+      </w:pPr>
+      <w:r>
+        <w:rPr>
+          <w:rFonts w:ascii="楷体" w:eastAsia="楷体" w:hAnsi="楷体"/>
+        </w:rPr>
+        <w:t>AI的渗透并非仅限于算力基建本身，它同时充当着传统通信业态的转型催化剂。以运营商为例，2024年起中国移动、中国电信、中国联通的资本开支结构出现显著拐点：5G网络投资占比下降，而算力网络/智算中心投资</w:t>
+      </w:r>
+      <w:r>
+        <w:rPr>
+          <w:rFonts w:ascii="楷体" w:eastAsia="楷体" w:hAnsi="楷体" w:hint="eastAsia"/>
+        </w:rPr>
+        <w:t>占比在22-28%之间，2026年的相关投资预算占比在35%左右</w:t>
+      </w:r>
+      <w:r>
+        <w:rPr>
+          <w:rFonts w:ascii="楷体" w:eastAsia="楷体" w:hAnsi="楷体"/>
+        </w:rPr>
+        <w:t>，</w:t>
+      </w:r>
+      <w:r>
+        <w:rPr>
+          <w:rFonts w:ascii="楷体" w:eastAsia="楷体" w:hAnsi="楷体" w:hint="eastAsia"/>
+        </w:rPr>
+        <w:t>可见</w:t>
+      </w:r>
+      <w:r>
+        <w:rPr>
+          <w:rFonts w:ascii="楷体" w:eastAsia="楷体" w:hAnsi="楷体"/>
+        </w:rPr>
+        <w:t>运营商正从"连接提供商"向"算力服务商"身份迁移。</w:t>
+      </w:r>
+    </w:p>
+    <w:p>
+      <w:pPr>
+        <w:rPr>
+          <w:rFonts w:ascii="楷体" w:eastAsia="楷体" w:hAnsi="楷体" w:hint="eastAsia"/>
+        </w:rPr>
+      </w:pPr>
+      <w:r>
+        <w:rPr>
+          <w:rFonts w:ascii="楷体" w:eastAsia="楷体" w:hAnsi="楷体"/>
+        </w:rPr>
+        <w:t>另一典型是光纤产业——这一曾被视作高度周期性的"基建材料"，在AI数据中心内部互联需求的拉动下，经历了从电信传输介质（单模长距）到数据中心短距高密度互联（多模OM4/OM5、MPO预端接方案）的产品范式跃迁，其定价逻辑从"按芯公里计价"转向"按链路解决方案计价"，毛利率中枢获得系统性抬升。类似地，基站正在从"信号覆盖设备"演变为边缘计算节点，光模块从电信传输配件升级为算力网络的"光学引擎"。AI赋予这些成熟业务以新的成长叙事，使其估值框架从周期股向成长股切换。</w:t>
+      </w:r>
+    </w:p>
+    <w:p>
+      <w:pPr>
+        <w:pStyle w:val="2"/>
+        <w:rPr>
+          <w:rFonts w:ascii="楷体" w:eastAsia="楷体" w:hAnsi="楷体" w:hint="eastAsia"/>
+        </w:rPr>
+      </w:pPr>
+      <w:r>
+        <w:rPr>
+          <w:rFonts w:ascii="楷体" w:eastAsia="楷体" w:hAnsi="楷体" w:hint="eastAsia"/>
+        </w:rPr>
+        <w:t xml:space="preserve">3. </w:t>
+      </w:r>
+      <w:r>
+        <w:rPr>
+          <w:rFonts w:ascii="楷体" w:eastAsia="楷体" w:hAnsi="楷体" w:hint="eastAsia"/>
+        </w:rPr>
+        <w:t>远期期权：</w:t>
+      </w:r>
+      <w:r>
+        <w:rPr>
+          <w:rFonts w:ascii="楷体" w:eastAsia="楷体" w:hAnsi="楷体" w:hint="eastAsia"/>
+        </w:rPr>
+        <w:t>5G-A，</w:t>
+      </w:r>
+      <w:r>
+        <w:rPr>
+          <w:rFonts w:ascii="楷体" w:eastAsia="楷体" w:hAnsi="楷体" w:hint="eastAsia"/>
+        </w:rPr>
+        <w:t>6G与</w:t>
+      </w:r>
+      <w:r>
+        <w:rPr>
+          <w:rFonts w:ascii="楷体" w:eastAsia="楷体" w:hAnsi="楷体" w:hint="eastAsia"/>
+        </w:rPr>
+        <w:t>星间</w:t>
+      </w:r>
+    </w:p>
+    <w:p>
+      <w:pPr>
+        <w:rPr>
+          <w:rFonts w:ascii="楷体" w:eastAsia="楷体" w:hAnsi="楷体" w:hint="eastAsia"/>
+        </w:rPr>
+      </w:pPr>
+      <w:r>
+        <w:rPr>
+          <w:rFonts w:ascii="楷体" w:eastAsia="楷体" w:hAnsi="楷体" w:hint="eastAsia"/>
+        </w:rPr>
+        <w:t>首先是5G-A</w:t>
+      </w:r>
+      <w:r>
+        <w:rPr>
+          <w:rFonts w:ascii="楷体" w:eastAsia="楷体" w:hAnsi="楷体" w:hint="eastAsia"/>
+        </w:rPr>
+        <w:t>。5G-A作为国家电信下一阶段的发展目标，其定位与5G广覆盖高带宽之叙事其实不同，5G-A的核心增量在于场景化的解锁，比如通感（通信感知融合），低空经济（无人机物流，城际中短途空中交通），网络智能化（AI实时调度频谱）。主要的落地场景在于低空走廊，工业制造园区，智慧港口等高价值场景</w:t>
+      </w:r>
+      <w:r>
+        <w:rPr>
+          <w:rFonts w:ascii="楷体" w:eastAsia="楷体" w:hAnsi="楷体" w:hint="eastAsia"/>
+        </w:rPr>
+        <w:t>，目前5G-A已经有一部分场景落地。</w:t>
+      </w:r>
+    </w:p>
+    <w:p>
+      <w:pPr>
+        <w:rPr>
+          <w:rFonts w:ascii="楷体" w:eastAsia="楷体" w:hAnsi="楷体"/>
+        </w:rPr>
+      </w:pPr>
+      <w:r>
+        <w:rPr>
+          <w:rFonts w:ascii="楷体" w:eastAsia="楷体" w:hAnsi="楷体" w:hint="eastAsia"/>
+        </w:rPr>
+        <w:t>其次，</w:t>
+      </w:r>
+      <w:r>
+        <w:rPr>
+          <w:rFonts w:ascii="楷体" w:eastAsia="楷体" w:hAnsi="楷体"/>
+        </w:rPr>
+        <w:t>6G目前处于ITU-R愿景建议书（2030年商用目标）与3GPP预研启动的交汇点，市场对其投资必要性的质疑集中于"技术路径未定、回报周期过长"。但恰恰是这种高度不确定性，构成了6G作为远期期权的独特价值。</w:t>
+      </w:r>
+    </w:p>
+    <w:p>
+      <w:pPr>
+        <w:rPr>
+          <w:rFonts w:ascii="楷体" w:eastAsia="Yu Mincho" w:hAnsi="楷体" w:hint="eastAsia"/>
+          <w:lang w:eastAsia="ja-JP"/>
+        </w:rPr>
+      </w:pPr>
+      <w:r>
+        <w:rPr>
+          <w:rFonts w:ascii="楷体" w:eastAsia="楷体" w:hAnsi="楷体" w:hint="eastAsia"/>
+        </w:rPr>
+        <w:lastRenderedPageBreak/>
+        <w:t>第三，</w:t>
+      </w:r>
+      <w:r>
+        <w:rPr>
+          <w:rFonts w:ascii="楷体" w:eastAsia="楷体" w:hAnsi="楷体"/>
+        </w:rPr>
+        <w:t>星间通信（Inter-Satellite Link, ISL）是卫星互联网从"地面中继"模式向"空间组网"模式跃迁的关键技术，其投资必要性需置于轨道-频谱资源的硬约束下理解。ITU的"先占先得"规则与低轨星座的轨道面容量限制（LEO轨道在600-1200km高度可容纳的卫星总数存在物理上限）意味着，未来五年的星座发射节奏不仅决定商业成败，更关乎国家信息基础设施的主权完整性。星间通信的技术路线——无论是微波链路还是激光通信（空间光通信，OISL）——直接影响星座的时延性能、覆盖效率与抗干扰能力。SpaceX星链已验证激光星间链路可将单跳时延降至毫秒级，而国内星网、G60千帆星座的ISL方案尚在工程化攻关阶段。这一差距构成了紧迫的技术投资窗口</w:t>
+      </w:r>
+      <w:r>
+        <w:rPr>
+          <w:rFonts w:ascii="楷体" w:eastAsia="楷体" w:hAnsi="楷体" w:hint="eastAsia"/>
+        </w:rPr>
+        <w:t>。</w:t>
+      </w:r>
+    </w:p>
+    <w:p>
+      <w:pPr>
+        <w:pStyle w:val="2"/>
+        <w:rPr>
+          <w:rFonts w:ascii="楷体" w:eastAsia="楷体" w:hAnsi="楷体" w:hint="eastAsia"/>
+        </w:rPr>
+      </w:pPr>
+      <w:r>
+        <w:rPr>
+          <w:rFonts w:ascii="楷体" w:eastAsia="楷体" w:hAnsi="楷体" w:hint="eastAsia"/>
+        </w:rPr>
+        <w:t>4. 去美国化逻辑</w:t>
+      </w:r>
+    </w:p>
+    <w:p>
+      <w:pPr>
+        <w:rPr>
+          <w:rFonts w:ascii="楷体" w:eastAsia="楷体" w:hAnsi="楷体" w:hint="eastAsia"/>
+        </w:rPr>
+      </w:pPr>
+    </w:p>
+    <w:p>
+      <w:pPr>
+        <w:pStyle w:val="1"/>
+        <w:rPr>
+          <w:rFonts w:ascii="楷体" w:eastAsia="楷体" w:hAnsi="楷体" w:hint="eastAsia"/>
+        </w:rPr>
+      </w:pPr>
+      <w:r>
+        <w:rPr>
+          <w:rFonts w:ascii="楷体" w:eastAsia="楷体" w:hAnsi="楷体" w:hint="eastAsia"/>
         </w:rPr>
         <w:t>3.行业概况</w:t>
       </w:r>
@@ -19,12 +308,12 @@
     <w:p>
       <w:pPr>
         <w:rPr>
-          <w:rFonts w:hint="eastAsia"/>
-        </w:rPr>
-      </w:pPr>
-      <w:r>
-        <w:rPr>
-          <w:rFonts w:hint="eastAsia"/>
+          <w:rFonts w:ascii="楷体" w:eastAsia="楷体" w:hAnsi="楷体" w:hint="eastAsia"/>
+        </w:rPr>
+      </w:pPr>
+      <w:r>
+        <w:rPr>
+          <w:rFonts w:ascii="楷体" w:eastAsia="楷体" w:hAnsi="楷体" w:hint="eastAsia"/>
         </w:rPr>
         <w:t>Brainstorm</w:t>
       </w:r>
@@ -32,37 +321,37 @@
     <w:p>
       <w:pPr>
         <w:rPr>
-          <w:rFonts w:hint="eastAsia"/>
-        </w:rPr>
-      </w:pPr>
-      <w:r>
-        <w:rPr>
-          <w:rFonts w:hint="eastAsia"/>
-        </w:rPr>
-        <w:t>从阶段来讲，通信属于什么阶段？</w:t>
-      </w:r>
-    </w:p>
-    <w:p>
-      <w:pPr>
-        <w:rPr>
-          <w:rFonts w:hint="eastAsia"/>
-        </w:rPr>
-      </w:pPr>
-      <w:r>
-        <w:rPr>
-          <w:rFonts w:hint="eastAsia"/>
-        </w:rPr>
-        <w:t>A：答案是，各个子版块，各有各的阶段</w:t>
-      </w:r>
-    </w:p>
-    <w:p>
-      <w:pPr>
-        <w:rPr>
-          <w:rFonts w:hint="eastAsia"/>
-        </w:rPr>
-      </w:pPr>
-      <w:r>
-        <w:rPr>
+          <w:rFonts w:ascii="楷体" w:eastAsia="楷体" w:hAnsi="楷体" w:hint="eastAsia"/>
+        </w:rPr>
+      </w:pPr>
+      <w:r>
+        <w:rPr>
+          <w:rFonts w:ascii="楷体" w:eastAsia="楷体" w:hAnsi="楷体" w:hint="eastAsia"/>
+        </w:rPr>
+        <w:t>从行业所属的生命</w:t>
+      </w:r>
+      <w:r>
+        <w:rPr>
+          <w:rFonts w:ascii="楷体" w:eastAsia="楷体" w:hAnsi="楷体" w:hint="eastAsia"/>
+        </w:rPr>
+        <w:t>阶段来讲，通信属于</w:t>
+      </w:r>
+      <w:r>
+        <w:rPr>
+          <w:rFonts w:ascii="楷体" w:eastAsia="楷体" w:hAnsi="楷体" w:hint="eastAsia"/>
+        </w:rPr>
+        <w:t>多个阶段混合转型的时期，各个主要子版块都有自己所处的阶段</w:t>
+      </w:r>
+    </w:p>
+    <w:p>
+      <w:pPr>
+        <w:rPr>
+          <w:rFonts w:ascii="楷体" w:eastAsia="楷体" w:hAnsi="楷体" w:hint="eastAsia"/>
+        </w:rPr>
+      </w:pPr>
+      <w:r>
+        <w:rPr>
+          <w:rFonts w:ascii="楷体" w:eastAsia="楷体" w:hAnsi="楷体"/>
           <w:noProof/>
         </w:rPr>
         <w:drawing>
@@ -105,12 +394,12 @@
     <w:p>
       <w:pPr>
         <w:rPr>
-          <w:rFonts w:hint="eastAsia"/>
-        </w:rPr>
-      </w:pPr>
-      <w:r>
-        <w:rPr>
-          <w:rFonts w:hint="eastAsia"/>
+          <w:rFonts w:ascii="楷体" w:eastAsia="楷体" w:hAnsi="楷体" w:hint="eastAsia"/>
+        </w:rPr>
+      </w:pPr>
+      <w:r>
+        <w:rPr>
+          <w:rFonts w:ascii="楷体" w:eastAsia="楷体" w:hAnsi="楷体" w:hint="eastAsia"/>
         </w:rPr>
         <w:t>从产业生命周期视角，通信行业已跨越由5G驱动的第一轮高速成长期，整体进入成熟期基底。但AI大模型与算力集群的爆发，正在催生第二轮技术迭代周期——数据中心内部及之间的连接密度、带宽、延迟要求被重新定义，光通信从'电信配套'升级为'算力核心基建'。这使得通信行业在宏观上呈现'成熟期+二次成长'的复合形态：传统通信提供现金流安全垫与股息防御属性，新型算力通信提供估值弹性与成长期权。</w:t>
       </w:r>
@@ -118,18 +407,18 @@
     <w:p>
       <w:pPr>
         <w:rPr>
-          <w:rFonts w:hint="eastAsia"/>
-        </w:rPr>
-      </w:pPr>
-      <w:r>
-        <w:rPr>
-          <w:rFonts w:hint="eastAsia"/>
+          <w:rFonts w:ascii="楷体" w:eastAsia="楷体" w:hAnsi="楷体" w:hint="eastAsia"/>
+        </w:rPr>
+      </w:pPr>
+      <w:r>
+        <w:rPr>
+          <w:rFonts w:ascii="楷体" w:eastAsia="楷体" w:hAnsi="楷体" w:hint="eastAsia"/>
         </w:rPr>
         <w:t>从产业生命阶段横向观察，从传统到新型的老中青</w:t>
       </w:r>
       <w:r>
         <w:rPr>
-          <w:rFonts w:hint="eastAsia"/>
+          <w:rFonts w:ascii="楷体" w:eastAsia="楷体" w:hAnsi="楷体" w:hint="eastAsia"/>
         </w:rPr>
         <w:t>状态非常明显</w:t>
       </w:r>
@@ -138,13 +427,14 @@
       <w:pPr>
         <w:pStyle w:val="2"/>
         <w:rPr>
-          <w:rFonts w:hint="eastAsia"/>
-        </w:rPr>
-      </w:pPr>
-      <w:r>
-        <w:rPr>
-          <w:rFonts w:hint="eastAsia"/>
-        </w:rPr>
+          <w:rFonts w:ascii="楷体" w:eastAsia="楷体" w:hAnsi="楷体" w:hint="eastAsia"/>
+        </w:rPr>
+      </w:pPr>
+      <w:r>
+        <w:rPr>
+          <w:rFonts w:ascii="楷体" w:eastAsia="楷体" w:hAnsi="楷体" w:hint="eastAsia"/>
+        </w:rPr>
+        <w:lastRenderedPageBreak/>
         <w:t>成熟期：</w:t>
       </w:r>
     </w:p>
@@ -152,18 +442,18 @@
       <w:pPr>
         <w:pStyle w:val="3"/>
         <w:rPr>
-          <w:rFonts w:hint="eastAsia"/>
-        </w:rPr>
-      </w:pPr>
-      <w:r>
-        <w:rPr>
-          <w:rFonts w:hint="eastAsia"/>
+          <w:rFonts w:ascii="楷体" w:eastAsia="楷体" w:hAnsi="楷体" w:hint="eastAsia"/>
+        </w:rPr>
+      </w:pPr>
+      <w:r>
+        <w:rPr>
+          <w:rFonts w:ascii="楷体" w:eastAsia="楷体" w:hAnsi="楷体" w:hint="eastAsia"/>
         </w:rPr>
         <w:t>运营商</w:t>
       </w:r>
       <w:r>
         <w:rPr>
-          <w:rFonts w:hint="eastAsia"/>
+          <w:rFonts w:ascii="楷体" w:eastAsia="楷体" w:hAnsi="楷体" w:hint="eastAsia"/>
         </w:rPr>
         <w:t>移动/固网/5g业务</w:t>
       </w:r>
@@ -171,49 +461,72 @@
     <w:p>
       <w:pPr>
         <w:rPr>
-          <w:rFonts w:hint="eastAsia"/>
-        </w:rPr>
-      </w:pPr>
-      <w:r>
-        <w:rPr>
-          <w:rFonts w:hint="eastAsia"/>
+          <w:rFonts w:ascii="楷体" w:eastAsia="楷体" w:hAnsi="楷体" w:hint="eastAsia"/>
+        </w:rPr>
+      </w:pPr>
+      <w:r>
+        <w:rPr>
+          <w:rFonts w:ascii="楷体" w:eastAsia="楷体" w:hAnsi="楷体" w:hint="eastAsia"/>
         </w:rPr>
         <w:t>运营商是前AI时代的通信产业主力</w:t>
       </w:r>
       <w:r>
         <w:rPr>
-          <w:rFonts w:hint="eastAsia"/>
+          <w:rFonts w:ascii="楷体" w:eastAsia="楷体" w:hAnsi="楷体" w:hint="eastAsia"/>
+        </w:rPr>
+        <w:t>。 经营业绩层面，据工信部统计，2025 年前三季度国内电信业务累计收入为 13270 亿元，同比增长 0.9%（9M24：2.6%），电信业务总量同比增长 9%（9M24：10.7%），较去年同期收入增速有所放缓。我们认为主要系当前国内移动电话用户数总量已达 18.28 亿户，5G 移动电话用户占比也已提升至 63.9%，移动电话用户量的增长逐步触及天花板。细分来看，移动互联网流量仍然保持较快增长，1-9 月移动互联网累计流量达到 2874 亿 GB，同比增长 16.6%，5月户均移动互联网接入流量（DOU）达到 21.23GB/户·月，同比增长 15.5%；固网业务方面，固网接入用户总数达到 6.95 亿户，较2024年末净增长 2486 万，千兆宽带用户数占比提升至 33.9%，固网业务市场收入仍然具备良好的成长性。传统业务基本盘仍然</w:t>
+      </w:r>
+      <w:commentRangeStart w:id="0"/>
+      <w:commentRangeStart w:id="1"/>
+      <w:r>
+        <w:rPr>
+          <w:rFonts w:ascii="楷体" w:eastAsia="楷体" w:hAnsi="楷体" w:hint="eastAsia"/>
+        </w:rPr>
+        <w:t>稳固</w:t>
+      </w:r>
+      <w:commentRangeEnd w:id="0"/>
+      <w:r>
+        <w:rPr>
+          <w:rStyle w:val="af5"/>
+          <w:rFonts w:ascii="楷体" w:eastAsia="楷体" w:hAnsi="楷体" w:hint="eastAsia"/>
+          <w:sz w:val="22"/>
+          <w:szCs w:val="24"/>
+        </w:rPr>
+        <w:commentReference w:id="0"/>
+      </w:r>
+      <w:commentRangeEnd w:id="1"/>
+      <w:r>
+        <w:rPr>
+          <w:rStyle w:val="af5"/>
+          <w:rFonts w:ascii="楷体" w:eastAsia="楷体" w:hAnsi="楷体" w:hint="eastAsia"/>
+          <w:sz w:val="22"/>
+          <w:szCs w:val="24"/>
+        </w:rPr>
+        <w:commentReference w:id="1"/>
+      </w:r>
+      <w:r>
+        <w:rPr>
+          <w:rFonts w:ascii="楷体" w:eastAsia="楷体" w:hAnsi="楷体" w:hint="eastAsia"/>
         </w:rPr>
         <w:t>。</w:t>
       </w:r>
-      <w:r>
-        <w:rPr>
-          <w:rFonts w:hint="eastAsia"/>
-        </w:rPr>
-        <w:t xml:space="preserve"> </w:t>
-      </w:r>
-      <w:r>
-        <w:rPr>
-          <w:rFonts w:hint="eastAsia"/>
-        </w:rPr>
-        <w:t>经营业绩层面，据工信部统计，2025 年前三季度国内电信业务累计收入为 13270 亿元，同比增长 0.9%（9M24：2.6%），电信业务总量同比增长 9%（9M24：10.7%），较去年同期收入增速有所放缓。我们认为主要系当前国内移动电话用户数总量已达 18.28 亿户，5G 移动电话用户占比也已提升至 63.9%，移动电话用户量的增长逐步触及天花板。细分来看，移动互联网流量仍然保持较快增长，1-9 月移动互联网累计流量达到 2874 亿 GB，同比增长 16.6%，5月户均移动互联网接入流量（DOU）达到 21.23GB/户·月，同比增长 15.5%；固网业务方面，固网接入用户总数达到 6.95 亿户，较2024年末净增长 2486 万，千兆宽带用户数占比提升至 33.9%，固网业务市场收入仍然具备良好的成长性。传统业务基本盘仍然稳固。</w:t>
-      </w:r>
-    </w:p>
-    <w:p>
-      <w:pPr>
-        <w:rPr>
-          <w:rFonts w:hint="eastAsia"/>
-        </w:rPr>
-      </w:pPr>
-    </w:p>
-    <w:p>
-      <w:pPr>
-        <w:rPr>
-          <w:rFonts w:hint="eastAsia"/>
-        </w:rPr>
-      </w:pPr>
-      <w:r>
-        <w:rPr>
+    </w:p>
+    <w:p>
+      <w:pPr>
+        <w:rPr>
+          <w:rFonts w:ascii="楷体" w:eastAsia="楷体" w:hAnsi="楷体" w:hint="eastAsia"/>
+        </w:rPr>
+      </w:pPr>
+    </w:p>
+    <w:p>
+      <w:pPr>
+        <w:rPr>
+          <w:rFonts w:ascii="楷体" w:eastAsia="楷体" w:hAnsi="楷体" w:hint="eastAsia"/>
+        </w:rPr>
+      </w:pPr>
+      <w:r>
+        <w:rPr>
+          <w:rFonts w:ascii="楷体" w:eastAsia="楷体" w:hAnsi="楷体"/>
           <w:noProof/>
         </w:rPr>
         <w:drawing>
@@ -232,7 +545,7 @@
                     <pic:cNvPicPr/>
                   </pic:nvPicPr>
                   <pic:blipFill>
-                    <a:blip r:embed="rId8"/>
+                    <a:blip r:embed="rId12"/>
                     <a:stretch>
                       <a:fillRect/>
                     </a:stretch>
@@ -256,11 +569,12 @@
     <w:p>
       <w:pPr>
         <w:rPr>
-          <w:rFonts w:hint="eastAsia"/>
-        </w:rPr>
-      </w:pPr>
-      <w:r>
-        <w:rPr>
+          <w:rFonts w:ascii="楷体" w:eastAsia="楷体" w:hAnsi="楷体" w:hint="eastAsia"/>
+        </w:rPr>
+      </w:pPr>
+      <w:r>
+        <w:rPr>
+          <w:rFonts w:ascii="楷体" w:eastAsia="楷体" w:hAnsi="楷体"/>
           <w:noProof/>
         </w:rPr>
         <w:drawing>
@@ -279,7 +593,7 @@
                     <pic:cNvPicPr/>
                   </pic:nvPicPr>
                   <pic:blipFill>
-                    <a:blip r:embed="rId9"/>
+                    <a:blip r:embed="rId13"/>
                     <a:stretch>
                       <a:fillRect/>
                     </a:stretch>
@@ -304,13 +618,14 @@
       <w:pPr>
         <w:pStyle w:val="2"/>
         <w:rPr>
-          <w:rFonts w:hint="eastAsia"/>
-        </w:rPr>
-      </w:pPr>
-      <w:r>
-        <w:rPr>
-          <w:rFonts w:hint="eastAsia"/>
-        </w:rPr>
+          <w:rFonts w:ascii="楷体" w:eastAsia="楷体" w:hAnsi="楷体" w:hint="eastAsia"/>
+        </w:rPr>
+      </w:pPr>
+      <w:r>
+        <w:rPr>
+          <w:rFonts w:ascii="楷体" w:eastAsia="楷体" w:hAnsi="楷体" w:hint="eastAsia"/>
+        </w:rPr>
+        <w:lastRenderedPageBreak/>
         <w:t>成长期</w:t>
       </w:r>
     </w:p>
@@ -318,12 +633,12 @@
       <w:pPr>
         <w:pStyle w:val="3"/>
         <w:rPr>
-          <w:rFonts w:hint="eastAsia"/>
-        </w:rPr>
-      </w:pPr>
-      <w:r>
-        <w:rPr>
-          <w:rFonts w:hint="eastAsia"/>
+          <w:rFonts w:ascii="楷体" w:eastAsia="楷体" w:hAnsi="楷体" w:hint="eastAsia"/>
+        </w:rPr>
+      </w:pPr>
+      <w:r>
+        <w:rPr>
+          <w:rFonts w:ascii="楷体" w:eastAsia="楷体" w:hAnsi="楷体" w:hint="eastAsia"/>
         </w:rPr>
         <w:t>光芯片</w:t>
       </w:r>
@@ -332,12 +647,12 @@
       <w:pPr>
         <w:pStyle w:val="4"/>
         <w:rPr>
-          <w:rFonts w:hint="eastAsia"/>
-        </w:rPr>
-      </w:pPr>
-      <w:r>
-        <w:rPr>
-          <w:rFonts w:hint="eastAsia"/>
+          <w:rFonts w:ascii="楷体" w:eastAsia="楷体" w:hAnsi="楷体" w:hint="eastAsia"/>
+        </w:rPr>
+      </w:pPr>
+      <w:r>
+        <w:rPr>
+          <w:rFonts w:ascii="楷体" w:eastAsia="楷体" w:hAnsi="楷体" w:hint="eastAsia"/>
         </w:rPr>
         <w:t>概况</w:t>
       </w:r>
@@ -345,25 +660,27 @@
     <w:p>
       <w:pPr>
         <w:rPr>
-          <w:rFonts w:hint="eastAsia"/>
-        </w:rPr>
-      </w:pPr>
-      <w:r>
+          <w:rFonts w:ascii="楷体" w:eastAsia="楷体" w:hAnsi="楷体" w:hint="eastAsia"/>
+        </w:rPr>
+      </w:pPr>
+      <w:r>
+        <w:rPr>
+          <w:rFonts w:ascii="楷体" w:eastAsia="楷体" w:hAnsi="楷体"/>
+        </w:rPr>
         <w:t>激光器芯片分为VCSEL、DFB、EML芯片等。激光器芯片根据出光结构可以分成面发射芯片即激光垂直于反应区射出，以及边发射芯片即激光平行于反应区射出。面发射芯片包括VCSEL芯片，通常用于3D传感和数据中心柜内短距互联等场景。边发射芯片包括FP、DFB和EML芯片，其中FP和DFB均属于直接调制，DFB在FP的基础上通过布拉格光栅，实现稳定的单纵模输出，适配中长传输距离。EML属于外调制，集成DFB与EAM电吸收调制器，啁啾较DFB更小，在高速率、长距离传输场景下性能更佳，通常用于高速数据中心互联和长途电信干线网络等。</w:t>
       </w:r>
     </w:p>
     <w:p>
       <w:pPr>
         <w:rPr>
-          <w:rFonts w:hint="eastAsia"/>
-        </w:rPr>
-      </w:pPr>
-      <w:r>
-        <w:rPr>
-          <w:rFonts w:hint="eastAsia"/>
+          <w:rFonts w:ascii="楷体" w:eastAsia="楷体" w:hAnsi="楷体" w:hint="eastAsia"/>
+        </w:rPr>
+      </w:pPr>
+      <w:r>
+        <w:rPr>
+          <w:rFonts w:ascii="楷体" w:eastAsia="楷体" w:hAnsi="楷体" w:hint="eastAsia"/>
           <w:noProof/>
         </w:rPr>
-        <w:lastRenderedPageBreak/>
         <w:drawing>
           <wp:inline distT="0" distB="0" distL="0" distR="0" wp14:anchorId="68084C7C" wp14:editId="216B0D49">
             <wp:extent cx="5372100" cy="1952625"/>
@@ -382,7 +699,7 @@
                     </pic:cNvPicPr>
                   </pic:nvPicPr>
                   <pic:blipFill>
-                    <a:blip r:embed="rId10">
+                    <a:blip r:embed="rId14">
                       <a:extLst>
                         <a:ext uri="{28A0092B-C50C-407E-A947-70E740481C1C}">
                           <a14:useLocalDpi xmlns:a14="http://schemas.microsoft.com/office/drawing/2010/main" val="0"/>
@@ -414,19 +731,12 @@
     <w:p>
       <w:pPr>
         <w:rPr>
-          <w:rFonts w:hint="eastAsia"/>
-        </w:rPr>
-      </w:pPr>
-    </w:p>
-    <w:p>
-      <w:pPr>
-        <w:rPr>
-          <w:rFonts w:hint="eastAsia"/>
-        </w:rPr>
-      </w:pPr>
-      <w:r>
-        <w:rPr>
-          <w:rFonts w:hint="eastAsia"/>
+          <w:rFonts w:ascii="楷体" w:eastAsia="楷体" w:hAnsi="楷体" w:hint="eastAsia"/>
+        </w:rPr>
+      </w:pPr>
+      <w:r>
+        <w:rPr>
+          <w:rFonts w:ascii="楷体" w:eastAsia="楷体" w:hAnsi="楷体" w:hint="eastAsia"/>
         </w:rPr>
         <w:t>市场格局上，海外厂商把控光芯片市场。全球光通信芯片市场呈现出明显的梯队竞争格局。Broadcom、Lumentum、Coherent等欧美企业凭借深厚的技术积累、长期的市场耕耘以及强大的研发实力，处于第一梯队，牢牢占据主要市场份额。在高端产品领域，如高速率、高性能的EML芯片、复杂的光集成芯片等方面，它们拥有绝对优势，广泛应用于对性能要求极高的数据中心核心交换、长距离骨干网通信等场景。</w:t>
       </w:r>
@@ -434,12 +744,12 @@
     <w:p>
       <w:pPr>
         <w:rPr>
-          <w:rFonts w:hint="eastAsia"/>
-        </w:rPr>
-      </w:pPr>
-      <w:r>
-        <w:rPr>
-          <w:rFonts w:hint="eastAsia"/>
+          <w:rFonts w:ascii="楷体" w:eastAsia="楷体" w:hAnsi="楷体" w:hint="eastAsia"/>
+        </w:rPr>
+      </w:pPr>
+      <w:r>
+        <w:rPr>
+          <w:rFonts w:ascii="楷体" w:eastAsia="楷体" w:hAnsi="楷体" w:hint="eastAsia"/>
         </w:rPr>
         <w:t>国内高端光芯片（25G+）国产化率仅约4%。海外光芯片公司普遍具有从光芯片、光收发组件、光模块全产业链覆盖能力。除了衬底需要对外采购，海外领先光芯片企业可自行完成芯片设计、晶圆外延等关键工序，可量产25G及以上速率光芯片。此外，海外领先光芯片企业在高端通信激光器领域已经广泛布局，在可调谐激光器、超窄线宽激光器、大功率激光器等领域也已有深厚积累。</w:t>
       </w:r>
@@ -469,10 +779,13 @@
           <w:p>
             <w:pPr>
               <w:rPr>
-                <w:rFonts w:hint="eastAsia"/>
-              </w:rPr>
-            </w:pPr>
-            <w:r>
+                <w:rFonts w:ascii="楷体" w:eastAsia="楷体" w:hAnsi="楷体" w:hint="eastAsia"/>
+              </w:rPr>
+            </w:pPr>
+            <w:r>
+              <w:rPr>
+                <w:rFonts w:ascii="楷体" w:eastAsia="楷体" w:hAnsi="楷体"/>
+              </w:rPr>
               <w:t>类型</w:t>
             </w:r>
           </w:p>
@@ -486,10 +799,13 @@
           <w:p>
             <w:pPr>
               <w:rPr>
-                <w:rFonts w:hint="eastAsia"/>
-              </w:rPr>
-            </w:pPr>
-            <w:r>
+                <w:rFonts w:ascii="楷体" w:eastAsia="楷体" w:hAnsi="楷体" w:hint="eastAsia"/>
+              </w:rPr>
+            </w:pPr>
+            <w:r>
+              <w:rPr>
+                <w:rFonts w:ascii="楷体" w:eastAsia="楷体" w:hAnsi="楷体"/>
+              </w:rPr>
               <w:t>厂商代表</w:t>
             </w:r>
           </w:p>
@@ -503,10 +819,13 @@
           <w:p>
             <w:pPr>
               <w:rPr>
-                <w:rFonts w:hint="eastAsia"/>
-              </w:rPr>
-            </w:pPr>
-            <w:r>
+                <w:rFonts w:ascii="楷体" w:eastAsia="楷体" w:hAnsi="楷体" w:hint="eastAsia"/>
+              </w:rPr>
+            </w:pPr>
+            <w:r>
+              <w:rPr>
+                <w:rFonts w:ascii="楷体" w:eastAsia="楷体" w:hAnsi="楷体"/>
+              </w:rPr>
               <w:t>技术优势和主导产品</w:t>
             </w:r>
           </w:p>
@@ -520,10 +839,13 @@
           <w:p>
             <w:pPr>
               <w:rPr>
-                <w:rFonts w:hint="eastAsia"/>
-              </w:rPr>
-            </w:pPr>
-            <w:r>
+                <w:rFonts w:ascii="楷体" w:eastAsia="楷体" w:hAnsi="楷体" w:hint="eastAsia"/>
+              </w:rPr>
+            </w:pPr>
+            <w:r>
+              <w:rPr>
+                <w:rFonts w:ascii="楷体" w:eastAsia="楷体" w:hAnsi="楷体"/>
+              </w:rPr>
               <w:t>市场地位与动向</w:t>
             </w:r>
           </w:p>
@@ -541,10 +863,13 @@
           <w:p>
             <w:pPr>
               <w:rPr>
-                <w:rFonts w:hint="eastAsia"/>
-              </w:rPr>
-            </w:pPr>
-            <w:r>
+                <w:rFonts w:ascii="楷体" w:eastAsia="楷体" w:hAnsi="楷体" w:hint="eastAsia"/>
+              </w:rPr>
+            </w:pPr>
+            <w:r>
+              <w:rPr>
+                <w:rFonts w:ascii="楷体" w:eastAsia="楷体" w:hAnsi="楷体"/>
+              </w:rPr>
               <w:t>海外龙头</w:t>
             </w:r>
           </w:p>
@@ -557,11 +882,21 @@
           <w:p>
             <w:pPr>
               <w:rPr>
-                <w:rFonts w:hint="eastAsia"/>
-              </w:rPr>
-            </w:pPr>
-            <w:r>
-              <w:t>Coherent (II-VI)、Lumentum、博通(Broadcom)</w:t>
+                <w:rFonts w:ascii="楷体" w:eastAsia="楷体" w:hAnsi="楷体" w:hint="eastAsia"/>
+              </w:rPr>
+            </w:pPr>
+            <w:r>
+              <w:rPr>
+                <w:rFonts w:ascii="楷体" w:eastAsia="楷体" w:hAnsi="楷体"/>
+              </w:rPr>
+              <w:t>Coherent (II-VI)、Lumentum、博通(Broadcom</w:t>
+            </w:r>
+            <w:r>
+              <w:rPr>
+                <w:rFonts w:ascii="楷体" w:eastAsia="楷体" w:hAnsi="楷体"/>
+              </w:rPr>
+              <w:lastRenderedPageBreak/>
+              <w:t>)</w:t>
             </w:r>
           </w:p>
         </w:tc>
@@ -573,10 +908,14 @@
           <w:p>
             <w:pPr>
               <w:rPr>
-                <w:rFonts w:hint="eastAsia"/>
-              </w:rPr>
-            </w:pPr>
-            <w:r>
+                <w:rFonts w:ascii="楷体" w:eastAsia="楷体" w:hAnsi="楷体" w:hint="eastAsia"/>
+              </w:rPr>
+            </w:pPr>
+            <w:r>
+              <w:rPr>
+                <w:rFonts w:ascii="楷体" w:eastAsia="楷体" w:hAnsi="楷体"/>
+              </w:rPr>
+              <w:lastRenderedPageBreak/>
               <w:t>主导25G及以上高速率EML、DFB芯片；布局200G+、硅光子、光子集成等前沿领域。</w:t>
             </w:r>
           </w:p>
@@ -589,11 +928,21 @@
           <w:p>
             <w:pPr>
               <w:rPr>
-                <w:rFonts w:hint="eastAsia"/>
-              </w:rPr>
-            </w:pPr>
-            <w:r>
-              <w:t>占据高端市场绝对份额，正加速扩产并推进CPO技术。Lumentum表示其光芯片产能预计在未来几个季度内新增40%。4</w:t>
+                <w:rFonts w:ascii="楷体" w:eastAsia="楷体" w:hAnsi="楷体" w:hint="eastAsia"/>
+              </w:rPr>
+            </w:pPr>
+            <w:r>
+              <w:rPr>
+                <w:rFonts w:ascii="楷体" w:eastAsia="楷体" w:hAnsi="楷体"/>
+              </w:rPr>
+              <w:t>占据高端市场绝对份额，正加速扩产并推进CPO技术。Lumentum表示其光芯片产能预计在未来几个季度内新增</w:t>
+            </w:r>
+            <w:r>
+              <w:rPr>
+                <w:rFonts w:ascii="楷体" w:eastAsia="楷体" w:hAnsi="楷体"/>
+              </w:rPr>
+              <w:lastRenderedPageBreak/>
+              <w:t>40%。4</w:t>
             </w:r>
           </w:p>
         </w:tc>
@@ -610,10 +959,14 @@
           <w:p>
             <w:pPr>
               <w:rPr>
-                <w:rFonts w:hint="eastAsia"/>
-              </w:rPr>
-            </w:pPr>
-            <w:r>
+                <w:rFonts w:ascii="楷体" w:eastAsia="楷体" w:hAnsi="楷体" w:hint="eastAsia"/>
+              </w:rPr>
+            </w:pPr>
+            <w:r>
+              <w:rPr>
+                <w:rFonts w:ascii="楷体" w:eastAsia="楷体" w:hAnsi="楷体"/>
+              </w:rPr>
+              <w:lastRenderedPageBreak/>
               <w:t>海外龙头</w:t>
             </w:r>
           </w:p>
@@ -626,10 +979,13 @@
           <w:p>
             <w:pPr>
               <w:rPr>
-                <w:rFonts w:hint="eastAsia"/>
-              </w:rPr>
-            </w:pPr>
-            <w:r>
+                <w:rFonts w:ascii="楷体" w:eastAsia="楷体" w:hAnsi="楷体" w:hint="eastAsia"/>
+              </w:rPr>
+            </w:pPr>
+            <w:r>
+              <w:rPr>
+                <w:rFonts w:ascii="楷体" w:eastAsia="楷体" w:hAnsi="楷体"/>
+              </w:rPr>
               <w:t>日本三菱电机、住友电工</w:t>
             </w:r>
           </w:p>
@@ -642,10 +998,13 @@
           <w:p>
             <w:pPr>
               <w:rPr>
-                <w:rFonts w:hint="eastAsia"/>
-              </w:rPr>
-            </w:pPr>
-            <w:r>
+                <w:rFonts w:ascii="楷体" w:eastAsia="楷体" w:hAnsi="楷体" w:hint="eastAsia"/>
+              </w:rPr>
+            </w:pPr>
+            <w:r>
+              <w:rPr>
+                <w:rFonts w:ascii="楷体" w:eastAsia="楷体" w:hAnsi="楷体"/>
+              </w:rPr>
               <w:t>在高速EML、DFB芯片领域有深厚积累。</w:t>
             </w:r>
           </w:p>
@@ -658,10 +1017,13 @@
           <w:p>
             <w:pPr>
               <w:rPr>
-                <w:rFonts w:hint="eastAsia"/>
-              </w:rPr>
-            </w:pPr>
-            <w:r>
+                <w:rFonts w:ascii="楷体" w:eastAsia="楷体" w:hAnsi="楷体" w:hint="eastAsia"/>
+              </w:rPr>
+            </w:pPr>
+            <w:r>
+              <w:rPr>
+                <w:rFonts w:ascii="楷体" w:eastAsia="楷体" w:hAnsi="楷体"/>
+              </w:rPr>
               <w:t>与美系厂商共同垄断高端EML市场。</w:t>
             </w:r>
           </w:p>
@@ -679,10 +1041,13 @@
           <w:p>
             <w:pPr>
               <w:rPr>
-                <w:rFonts w:hint="eastAsia"/>
-              </w:rPr>
-            </w:pPr>
-            <w:r>
+                <w:rFonts w:ascii="楷体" w:eastAsia="楷体" w:hAnsi="楷体" w:hint="eastAsia"/>
+              </w:rPr>
+            </w:pPr>
+            <w:r>
+              <w:rPr>
+                <w:rFonts w:ascii="楷体" w:eastAsia="楷体" w:hAnsi="楷体"/>
+              </w:rPr>
               <w:t>国内领先厂商</w:t>
             </w:r>
           </w:p>
@@ -695,10 +1060,13 @@
           <w:p>
             <w:pPr>
               <w:rPr>
-                <w:rFonts w:hint="eastAsia"/>
-              </w:rPr>
-            </w:pPr>
-            <w:r>
+                <w:rFonts w:ascii="楷体" w:eastAsia="楷体" w:hAnsi="楷体" w:hint="eastAsia"/>
+              </w:rPr>
+            </w:pPr>
+            <w:r>
+              <w:rPr>
+                <w:rFonts w:ascii="楷体" w:eastAsia="楷体" w:hAnsi="楷体"/>
+              </w:rPr>
               <w:t>源杰科技、仕佳光子、长光华芯、鼎芯光电（永鼎股份子公司）</w:t>
             </w:r>
           </w:p>
@@ -711,10 +1079,13 @@
           <w:p>
             <w:pPr>
               <w:rPr>
-                <w:rFonts w:hint="eastAsia"/>
-              </w:rPr>
-            </w:pPr>
-            <w:r>
+                <w:rFonts w:ascii="楷体" w:eastAsia="楷体" w:hAnsi="楷体" w:hint="eastAsia"/>
+              </w:rPr>
+            </w:pPr>
+            <w:r>
+              <w:rPr>
+                <w:rFonts w:ascii="楷体" w:eastAsia="楷体" w:hAnsi="楷体"/>
+              </w:rPr>
               <w:t>CW光源：70mW/100mW产品已批量应用于硅光模块。EML：100G EML已实现量产，200G EML进入送样或量产阶段。</w:t>
             </w:r>
           </w:p>
@@ -727,10 +1098,13 @@
           <w:p>
             <w:pPr>
               <w:rPr>
-                <w:rFonts w:hint="eastAsia"/>
-              </w:rPr>
-            </w:pPr>
-            <w:r>
+                <w:rFonts w:ascii="楷体" w:eastAsia="楷体" w:hAnsi="楷体" w:hint="eastAsia"/>
+              </w:rPr>
+            </w:pPr>
+            <w:r>
+              <w:rPr>
+                <w:rFonts w:ascii="楷体" w:eastAsia="楷体" w:hAnsi="楷体"/>
+              </w:rPr>
               <w:t>国产替代主力军。CW光源随硅光渗透快速放量；高速EML正处于客户验证与规模化量产突破期。</w:t>
             </w:r>
           </w:p>
@@ -748,11 +1122,13 @@
           <w:p>
             <w:pPr>
               <w:rPr>
-                <w:rFonts w:hint="eastAsia"/>
-              </w:rPr>
-            </w:pPr>
-            <w:r>
-              <w:lastRenderedPageBreak/>
+                <w:rFonts w:ascii="楷体" w:eastAsia="楷体" w:hAnsi="楷体" w:hint="eastAsia"/>
+              </w:rPr>
+            </w:pPr>
+            <w:r>
+              <w:rPr>
+                <w:rFonts w:ascii="楷体" w:eastAsia="楷体" w:hAnsi="楷体"/>
+              </w:rPr>
               <w:t>国内领先厂商</w:t>
             </w:r>
           </w:p>
@@ -765,10 +1141,13 @@
           <w:p>
             <w:pPr>
               <w:rPr>
-                <w:rFonts w:hint="eastAsia"/>
-              </w:rPr>
-            </w:pPr>
-            <w:r>
+                <w:rFonts w:ascii="楷体" w:eastAsia="楷体" w:hAnsi="楷体" w:hint="eastAsia"/>
+              </w:rPr>
+            </w:pPr>
+            <w:r>
+              <w:rPr>
+                <w:rFonts w:ascii="楷体" w:eastAsia="楷体" w:hAnsi="楷体"/>
+              </w:rPr>
               <w:t>光迅科技</w:t>
             </w:r>
           </w:p>
@@ -781,10 +1160,13 @@
           <w:p>
             <w:pPr>
               <w:rPr>
-                <w:rFonts w:hint="eastAsia"/>
-              </w:rPr>
-            </w:pPr>
-            <w:r>
+                <w:rFonts w:ascii="楷体" w:eastAsia="楷体" w:hAnsi="楷体" w:hint="eastAsia"/>
+              </w:rPr>
+            </w:pPr>
+            <w:r>
+              <w:rPr>
+                <w:rFonts w:ascii="楷体" w:eastAsia="楷体" w:hAnsi="楷体"/>
+              </w:rPr>
               <w:t>具备从芯片、器件到模块的垂直整合能力，自研光芯片。</w:t>
             </w:r>
           </w:p>
@@ -797,10 +1179,13 @@
           <w:p>
             <w:pPr>
               <w:rPr>
-                <w:rFonts w:hint="eastAsia"/>
-              </w:rPr>
-            </w:pPr>
-            <w:r>
+                <w:rFonts w:ascii="楷体" w:eastAsia="楷体" w:hAnsi="楷体" w:hint="eastAsia"/>
+              </w:rPr>
+            </w:pPr>
+            <w:r>
+              <w:rPr>
+                <w:rFonts w:ascii="楷体" w:eastAsia="楷体" w:hAnsi="楷体"/>
+              </w:rPr>
               <w:t>在低速光芯片自供率较高，积极研发100G以上高速率产品，受益于国内AI算力建设。</w:t>
             </w:r>
           </w:p>
@@ -810,30 +1195,33 @@
     <w:p>
       <w:pPr>
         <w:rPr>
-          <w:rFonts w:hint="eastAsia"/>
-        </w:rPr>
-      </w:pPr>
-    </w:p>
-    <w:p>
-      <w:pPr>
-        <w:rPr>
-          <w:rFonts w:hint="eastAsia"/>
-        </w:rPr>
-      </w:pPr>
-      <w:r>
-        <w:rPr>
-          <w:rFonts w:hint="eastAsia"/>
+          <w:rFonts w:ascii="楷体" w:eastAsia="楷体" w:hAnsi="楷体" w:hint="eastAsia"/>
+        </w:rPr>
+      </w:pPr>
+    </w:p>
+    <w:p>
+      <w:pPr>
+        <w:rPr>
+          <w:rFonts w:ascii="楷体" w:eastAsia="楷体" w:hAnsi="楷体" w:hint="eastAsia"/>
+        </w:rPr>
+      </w:pPr>
+      <w:r>
+        <w:rPr>
+          <w:rFonts w:ascii="楷体" w:eastAsia="楷体" w:hAnsi="楷体" w:hint="eastAsia"/>
         </w:rPr>
         <w:t>国内的光芯片生产商普遍具有除晶圆外延环节之外的后端加工能力，而光芯片核心的外延技术并不成熟，高端的外延片需向国际外延厂进行采购，限制了高端光芯片的发展。国内相关企业仅在2.5G和10G光芯片领域实现核心技术的掌握，2.5G及以下速率光芯片国产化率超过90%；10G光芯片国产化率约60%；25Gbs及以上的光芯片国产化率低，仅有约4%。</w:t>
       </w:r>
       <w:r>
+        <w:rPr>
+          <w:rFonts w:ascii="楷体" w:eastAsia="楷体" w:hAnsi="楷体"/>
+        </w:rPr>
         <w:t>当前的结构性突破主要体现在两条路径：一是在EML芯片上，国内头部厂商正加速客户验证与量产爬坡；二是绕开传统EML路径，在硅光方案所需的CW（连续波）光源上实现快速放量，成为切入下游主流供应链的先锋。</w:t>
       </w:r>
     </w:p>
     <w:p>
       <w:pPr>
         <w:rPr>
-          <w:rFonts w:hint="eastAsia"/>
+          <w:rFonts w:ascii="楷体" w:eastAsia="楷体" w:hAnsi="楷体" w:hint="eastAsia"/>
         </w:rPr>
       </w:pPr>
     </w:p>
@@ -841,12 +1229,12 @@
       <w:pPr>
         <w:jc w:val="center"/>
         <w:rPr>
-          <w:rFonts w:hint="eastAsia"/>
-        </w:rPr>
-      </w:pPr>
-      <w:r>
-        <w:rPr>
-          <w:rFonts w:hint="eastAsia"/>
+          <w:rFonts w:ascii="楷体" w:eastAsia="楷体" w:hAnsi="楷体" w:hint="eastAsia"/>
+        </w:rPr>
+      </w:pPr>
+      <w:r>
+        <w:rPr>
+          <w:rFonts w:ascii="楷体" w:eastAsia="楷体" w:hAnsi="楷体" w:hint="eastAsia"/>
         </w:rPr>
         <w:t>图：光芯片国产化情况</w:t>
       </w:r>
@@ -854,14 +1242,15 @@
     <w:p>
       <w:pPr>
         <w:rPr>
-          <w:rFonts w:hint="eastAsia"/>
-        </w:rPr>
-      </w:pPr>
-      <w:r>
-        <w:rPr>
-          <w:rFonts w:hint="eastAsia"/>
+          <w:rFonts w:ascii="楷体" w:eastAsia="楷体" w:hAnsi="楷体" w:hint="eastAsia"/>
+        </w:rPr>
+      </w:pPr>
+      <w:r>
+        <w:rPr>
+          <w:rFonts w:ascii="楷体" w:eastAsia="楷体" w:hAnsi="楷体" w:hint="eastAsia"/>
           <w:noProof/>
         </w:rPr>
+        <w:lastRenderedPageBreak/>
         <w:drawing>
           <wp:inline distT="0" distB="0" distL="0" distR="0" wp14:anchorId="6B505A4F" wp14:editId="300CA19C">
             <wp:extent cx="5753100" cy="2886075"/>
@@ -880,7 +1269,7 @@
                     </pic:cNvPicPr>
                   </pic:nvPicPr>
                   <pic:blipFill>
-                    <a:blip r:embed="rId11">
+                    <a:blip r:embed="rId15">
                       <a:extLst>
                         <a:ext uri="{28A0092B-C50C-407E-A947-70E740481C1C}">
                           <a14:useLocalDpi xmlns:a14="http://schemas.microsoft.com/office/drawing/2010/main" val="0"/>
@@ -912,12 +1301,12 @@
     <w:p>
       <w:pPr>
         <w:rPr>
-          <w:rFonts w:hint="eastAsia"/>
-        </w:rPr>
-      </w:pPr>
-      <w:r>
-        <w:rPr>
-          <w:rFonts w:hint="eastAsia"/>
+          <w:rFonts w:ascii="楷体" w:eastAsia="楷体" w:hAnsi="楷体" w:hint="eastAsia"/>
+        </w:rPr>
+      </w:pPr>
+      <w:r>
+        <w:rPr>
+          <w:rFonts w:ascii="楷体" w:eastAsia="楷体" w:hAnsi="楷体" w:hint="eastAsia"/>
         </w:rPr>
         <w:t>数据来源：慧博投研</w:t>
       </w:r>
@@ -926,34 +1315,37 @@
       <w:pPr>
         <w:pStyle w:val="4"/>
         <w:rPr>
-          <w:rFonts w:hint="eastAsia"/>
-        </w:rPr>
-      </w:pPr>
-      <w:r>
-        <w:rPr>
-          <w:rFonts w:hint="eastAsia"/>
+          <w:rFonts w:ascii="楷体" w:eastAsia="楷体" w:hAnsi="楷体" w:hint="eastAsia"/>
+        </w:rPr>
+      </w:pPr>
+      <w:r>
+        <w:rPr>
+          <w:rFonts w:ascii="楷体" w:eastAsia="楷体" w:hAnsi="楷体" w:hint="eastAsia"/>
         </w:rPr>
         <w:t>供给侧</w:t>
       </w:r>
       <w:r>
         <w:rPr>
-          <w:rFonts w:hint="eastAsia"/>
+          <w:rFonts w:ascii="楷体" w:eastAsia="楷体" w:hAnsi="楷体" w:hint="eastAsia"/>
         </w:rPr>
         <w:t>：</w:t>
       </w:r>
       <w:r>
+        <w:rPr>
+          <w:rFonts w:ascii="楷体" w:eastAsia="楷体" w:hAnsi="楷体"/>
+        </w:rPr>
         <w:t>技术、产能与产业链三重高壁垒</w:t>
       </w:r>
     </w:p>
     <w:p>
       <w:pPr>
         <w:rPr>
-          <w:rFonts w:hint="eastAsia"/>
-        </w:rPr>
-      </w:pPr>
-      <w:r>
-        <w:rPr>
-          <w:rFonts w:hint="eastAsia"/>
+          <w:rFonts w:ascii="楷体" w:eastAsia="楷体" w:hAnsi="楷体" w:hint="eastAsia"/>
+        </w:rPr>
+      </w:pPr>
+      <w:r>
+        <w:rPr>
+          <w:rFonts w:ascii="楷体" w:eastAsia="楷体" w:hAnsi="楷体" w:hint="eastAsia"/>
         </w:rPr>
         <w:t>光芯片制造流程复杂，行业壁垒深厚，主要体现在：</w:t>
       </w:r>
@@ -966,12 +1358,12 @@
           <w:numId w:val="1"/>
         </w:numPr>
         <w:rPr>
-          <w:rFonts w:hint="eastAsia"/>
-        </w:rPr>
-      </w:pPr>
-      <w:r>
-        <w:rPr>
-          <w:rFonts w:hint="eastAsia"/>
+          <w:rFonts w:ascii="楷体" w:eastAsia="楷体" w:hAnsi="楷体" w:hint="eastAsia"/>
+        </w:rPr>
+      </w:pPr>
+      <w:r>
+        <w:rPr>
+          <w:rFonts w:ascii="楷体" w:eastAsia="楷体" w:hAnsi="楷体" w:hint="eastAsia"/>
         </w:rPr>
         <w:t>技术壁垒：外延生长与光栅工艺是核心难点，工艺窗口窄，对设备精度和参数控制要求达纳米级，导致良率提升困难。例如，EML芯片需要在单一外延片上集成DFB增益区与EA调制区，复杂度极高。</w:t>
       </w:r>
@@ -984,31 +1376,30 @@
           <w:numId w:val="1"/>
         </w:numPr>
         <w:rPr>
-          <w:rFonts w:hint="eastAsia"/>
-        </w:rPr>
-      </w:pPr>
-      <w:r>
-        <w:rPr>
-          <w:rFonts w:hint="eastAsia"/>
+          <w:rFonts w:ascii="楷体" w:eastAsia="楷体" w:hAnsi="楷体" w:hint="eastAsia"/>
+        </w:rPr>
+      </w:pPr>
+      <w:r>
+        <w:rPr>
+          <w:rFonts w:ascii="楷体" w:eastAsia="楷体" w:hAnsi="楷体" w:hint="eastAsia"/>
         </w:rPr>
         <w:t>产能壁垒：核心设备（如MOCVD、电子束光刻机EBL）交付与调试周期长，高端InP衬底被海外垄断，扩产周期长达1-2年</w:t>
       </w:r>
       <w:r>
         <w:rPr>
-          <w:rFonts w:hint="eastAsia"/>
+          <w:rFonts w:ascii="楷体" w:eastAsia="楷体" w:hAnsi="楷体" w:hint="eastAsia"/>
         </w:rPr>
         <w:t>，且市场集中度高</w:t>
       </w:r>
       <w:r>
-        <w:t>市场集中度高，前三</w:t>
-      </w:r>
-      <w:r>
-        <w:lastRenderedPageBreak/>
-        <w:t>大厂商（住友、北京通美、JX）占据90%以上份额</w:t>
-      </w:r>
-      <w:r>
-        <w:rPr>
-          <w:rFonts w:hint="eastAsia"/>
+        <w:rPr>
+          <w:rFonts w:ascii="楷体" w:eastAsia="楷体" w:hAnsi="楷体"/>
+        </w:rPr>
+        <w:t>市场集中度高，前三大厂商（住友、北京通美、JX）占据90%以上份额</w:t>
+      </w:r>
+      <w:r>
+        <w:rPr>
+          <w:rFonts w:ascii="楷体" w:eastAsia="楷体" w:hAnsi="楷体" w:hint="eastAsia"/>
         </w:rPr>
         <w:t>。设备供应商Aixtron表示，当前MOCVD设备交付需要9-12个月。</w:t>
       </w:r>
@@ -1021,12 +1412,12 @@
           <w:numId w:val="1"/>
         </w:numPr>
         <w:rPr>
-          <w:rFonts w:hint="eastAsia"/>
-        </w:rPr>
-      </w:pPr>
-      <w:r>
-        <w:rPr>
-          <w:rFonts w:hint="eastAsia"/>
+          <w:rFonts w:ascii="楷体" w:eastAsia="楷体" w:hAnsi="楷体" w:hint="eastAsia"/>
+        </w:rPr>
+      </w:pPr>
+      <w:r>
+        <w:rPr>
+          <w:rFonts w:ascii="楷体" w:eastAsia="楷体" w:hAnsi="楷体" w:hint="eastAsia"/>
         </w:rPr>
         <w:t>客户验证壁垒：从芯片测试到终端客户认证，全流程周期可长达2年，客户粘性极强，新供应商切入困难</w:t>
       </w:r>
@@ -1035,26 +1426,32 @@
       <w:pPr>
         <w:pStyle w:val="4"/>
         <w:rPr>
-          <w:rFonts w:hint="eastAsia"/>
-        </w:rPr>
-      </w:pPr>
-      <w:r>
-        <w:rPr>
-          <w:rFonts w:hint="eastAsia"/>
+          <w:rFonts w:ascii="楷体" w:eastAsia="楷体" w:hAnsi="楷体" w:hint="eastAsia"/>
+        </w:rPr>
+      </w:pPr>
+      <w:r>
+        <w:rPr>
+          <w:rFonts w:ascii="楷体" w:eastAsia="楷体" w:hAnsi="楷体" w:hint="eastAsia"/>
         </w:rPr>
         <w:t>需求端：</w:t>
       </w:r>
       <w:r>
+        <w:rPr>
+          <w:rFonts w:ascii="楷体" w:eastAsia="楷体" w:hAnsi="楷体"/>
+        </w:rPr>
         <w:t>AI算力为核心驱动力，市场空间广阔</w:t>
       </w:r>
     </w:p>
     <w:p>
       <w:pPr>
         <w:rPr>
-          <w:rFonts w:hint="eastAsia"/>
-        </w:rPr>
-      </w:pPr>
-      <w:r>
+          <w:rFonts w:ascii="楷体" w:eastAsia="楷体" w:hAnsi="楷体" w:hint="eastAsia"/>
+        </w:rPr>
+      </w:pPr>
+      <w:r>
+        <w:rPr>
+          <w:rFonts w:ascii="楷体" w:eastAsia="楷体" w:hAnsi="楷体"/>
+        </w:rPr>
         <w:t>需求爆发主要来自AI数据中心建设：</w:t>
       </w:r>
     </w:p>
@@ -1066,12 +1463,12 @@
           <w:numId w:val="2"/>
         </w:numPr>
         <w:rPr>
-          <w:rFonts w:hint="eastAsia"/>
-        </w:rPr>
-      </w:pPr>
-      <w:r>
-        <w:rPr>
-          <w:rFonts w:hint="eastAsia"/>
+          <w:rFonts w:ascii="楷体" w:eastAsia="楷体" w:hAnsi="楷体" w:hint="eastAsia"/>
+        </w:rPr>
+      </w:pPr>
+      <w:r>
+        <w:rPr>
+          <w:rFonts w:ascii="楷体" w:eastAsia="楷体" w:hAnsi="楷体" w:hint="eastAsia"/>
         </w:rPr>
         <w:t>算力需求激增：AI大模型训练与推理需要海量数据交换，直接拉动800G/1.6T高速光模块需求，进而驱动内部高速率光芯片用量和价值量提升。AI服务器对光模块的需求量显著高于传统服务器。</w:t>
       </w:r>
@@ -1084,12 +1481,12 @@
           <w:numId w:val="2"/>
         </w:numPr>
         <w:rPr>
-          <w:rFonts w:hint="eastAsia"/>
-        </w:rPr>
-      </w:pPr>
-      <w:r>
-        <w:rPr>
-          <w:rFonts w:hint="eastAsia"/>
+          <w:rFonts w:ascii="楷体" w:eastAsia="楷体" w:hAnsi="楷体" w:hint="eastAsia"/>
+        </w:rPr>
+      </w:pPr>
+      <w:r>
+        <w:rPr>
+          <w:rFonts w:ascii="楷体" w:eastAsia="楷体" w:hAnsi="楷体" w:hint="eastAsia"/>
         </w:rPr>
         <w:t>市场规模持续扩张：LightCounting预测，2025年光模块销售额将达238亿美元，光通信芯片组市场2025-2030年复合年增长率（CAGR）预计为17%，2030年总销售额将超110亿美元。</w:t>
       </w:r>
@@ -1102,26 +1499,33 @@
           <w:numId w:val="2"/>
         </w:numPr>
         <w:rPr>
-          <w:rFonts w:hint="eastAsia"/>
-        </w:rPr>
-      </w:pPr>
-      <w:r>
-        <w:rPr>
-          <w:rFonts w:hint="eastAsia"/>
-        </w:rPr>
-        <w:t>技术迭代创造增量：硅光、CPO（共封装光学）、LPO（线性驱动可插拔光学）等新技术路径不断演进，持续打开新的市场空间。LightCounting预测2026年硅光在高速率光模块中的渗透率将超50%。</w:t>
+          <w:rFonts w:ascii="楷体" w:eastAsia="楷体" w:hAnsi="楷体" w:hint="eastAsia"/>
+        </w:rPr>
+      </w:pPr>
+      <w:r>
+        <w:rPr>
+          <w:rFonts w:ascii="楷体" w:eastAsia="楷体" w:hAnsi="楷体" w:hint="eastAsia"/>
+        </w:rPr>
+        <w:t>技术迭代创造增量：硅光、CPO（共封装光学）、LPO（线性驱动可插拔光学）等新</w:t>
+      </w:r>
+      <w:r>
+        <w:rPr>
+          <w:rFonts w:ascii="楷体" w:eastAsia="楷体" w:hAnsi="楷体" w:hint="eastAsia"/>
+        </w:rPr>
+        <w:lastRenderedPageBreak/>
+        <w:t>技术路径不断演进，持续打开新的市场空间。LightCounting预测2026年硅光在高速率光模块中的渗透率将超50%。</w:t>
       </w:r>
     </w:p>
     <w:p>
       <w:pPr>
         <w:pStyle w:val="3"/>
         <w:rPr>
-          <w:rFonts w:hint="eastAsia"/>
-        </w:rPr>
-      </w:pPr>
-      <w:r>
-        <w:rPr>
-          <w:rFonts w:hint="eastAsia"/>
+          <w:rFonts w:ascii="楷体" w:eastAsia="楷体" w:hAnsi="楷体" w:hint="eastAsia"/>
+        </w:rPr>
+      </w:pPr>
+      <w:r>
+        <w:rPr>
+          <w:rFonts w:ascii="楷体" w:eastAsia="楷体" w:hAnsi="楷体" w:hint="eastAsia"/>
         </w:rPr>
         <w:t>电芯片</w:t>
       </w:r>
@@ -1130,12 +1534,12 @@
       <w:pPr>
         <w:pStyle w:val="4"/>
         <w:rPr>
-          <w:rFonts w:hint="eastAsia"/>
-        </w:rPr>
-      </w:pPr>
-      <w:r>
-        <w:rPr>
-          <w:rFonts w:hint="eastAsia"/>
+          <w:rFonts w:ascii="楷体" w:eastAsia="楷体" w:hAnsi="楷体" w:hint="eastAsia"/>
+        </w:rPr>
+      </w:pPr>
+      <w:r>
+        <w:rPr>
+          <w:rFonts w:ascii="楷体" w:eastAsia="楷体" w:hAnsi="楷体" w:hint="eastAsia"/>
         </w:rPr>
         <w:t>概况</w:t>
       </w:r>
@@ -1143,17 +1547,71 @@
     <w:p>
       <w:pPr>
         <w:rPr>
-          <w:rFonts w:hint="eastAsia"/>
-        </w:rPr>
-      </w:pPr>
-      <w:r>
-        <w:t>AI大模型的训练与推理催生了高速光模块的迭代浪潮，直接拉动了高速率电芯片的需求。目前，800G光模块已成为AI算力集群的标配，1.6T进入批量部署阶段，3.2T作为前瞻技术加速验证。这种速率升级对电芯片的带宽、功耗、线性度提出了指数级增长的要求。根据ICC数据，2024年全球数据中心侧光通信电芯片市场规模为20.9亿美元，预计到2029年将增长至60.2亿美元，复合年增长率（CAGR）高达23.60%，增速显著高于其他场景。</w:t>
-      </w:r>
-    </w:p>
-    <w:p>
-      <w:pPr>
-        <w:rPr>
-          <w:rFonts w:hint="eastAsia"/>
+          <w:rFonts w:ascii="楷体" w:eastAsia="楷体" w:hAnsi="楷体" w:hint="eastAsia"/>
+        </w:rPr>
+      </w:pPr>
+      <w:r>
+        <w:rPr>
+          <w:rFonts w:ascii="楷体" w:eastAsia="楷体" w:hAnsi="楷体"/>
+        </w:rPr>
+        <w:t>AI大模型的训练与推理催生了高速光模块的迭代浪潮，直接拉动了高速率电芯片的需求。</w:t>
+      </w:r>
+      <w:r>
+        <w:rPr>
+          <w:rFonts w:ascii="楷体" w:eastAsia="楷体" w:hAnsi="楷体" w:hint="eastAsia"/>
+        </w:rPr>
+        <w:t>光模块的</w:t>
+      </w:r>
+      <w:r>
+        <w:rPr>
+          <w:rFonts w:ascii="楷体" w:eastAsia="楷体" w:hAnsi="楷体"/>
+        </w:rPr>
+        <w:t>速率升级</w:t>
+      </w:r>
+      <w:r>
+        <w:rPr>
+          <w:rFonts w:ascii="楷体" w:eastAsia="楷体" w:hAnsi="楷体" w:hint="eastAsia"/>
+        </w:rPr>
+        <w:t>也</w:t>
+      </w:r>
+      <w:r>
+        <w:rPr>
+          <w:rFonts w:ascii="楷体" w:eastAsia="楷体" w:hAnsi="楷体"/>
+        </w:rPr>
+        <w:t>对电芯片的带宽、功耗、线性度提出了指数级增长的要求。</w:t>
+      </w:r>
+    </w:p>
+    <w:p>
+      <w:pPr>
+        <w:rPr>
+          <w:rFonts w:ascii="楷体" w:eastAsia="楷体" w:hAnsi="楷体" w:hint="eastAsia"/>
+        </w:rPr>
+      </w:pPr>
+      <w:r>
+        <w:rPr>
+          <w:rFonts w:ascii="楷体" w:eastAsia="楷体" w:hAnsi="楷体"/>
+        </w:rPr>
+        <w:t>光通信电芯片作为光通信系统的核心上游元器件，其行业概况可概括为：市场处于由AI与数据中心驱动的高速增长期，竞争格局呈现明显的“速率分层”，国产厂商在中低速率领域已占据重要地位，但在高速率高端市场仍面临严峻的挑战与广阔的替代空间。</w:t>
+      </w:r>
+    </w:p>
+    <w:p>
+      <w:pPr>
+        <w:pStyle w:val="4"/>
+        <w:rPr>
+          <w:rFonts w:ascii="楷体" w:eastAsia="楷体" w:hAnsi="楷体" w:hint="eastAsia"/>
+        </w:rPr>
+      </w:pPr>
+      <w:r>
+        <w:rPr>
+          <w:rFonts w:ascii="楷体" w:eastAsia="楷体" w:hAnsi="楷体" w:hint="eastAsia"/>
+        </w:rPr>
+        <w:t>供给</w:t>
+      </w:r>
+    </w:p>
+    <w:p>
+      <w:pPr>
+        <w:rPr>
+          <w:rFonts w:ascii="楷体" w:eastAsia="楷体" w:hAnsi="楷体" w:hint="eastAsia"/>
         </w:rPr>
       </w:pPr>
     </w:p>
@@ -1161,12 +1619,12 @@
       <w:pPr>
         <w:pStyle w:val="3"/>
         <w:rPr>
-          <w:rFonts w:hint="eastAsia"/>
-        </w:rPr>
-      </w:pPr>
-      <w:r>
-        <w:rPr>
-          <w:rFonts w:hint="eastAsia"/>
+          <w:rFonts w:ascii="楷体" w:eastAsia="楷体" w:hAnsi="楷体" w:hint="eastAsia"/>
+        </w:rPr>
+      </w:pPr>
+      <w:r>
+        <w:rPr>
+          <w:rFonts w:ascii="楷体" w:eastAsia="楷体" w:hAnsi="楷体" w:hint="eastAsia"/>
         </w:rPr>
         <w:t>光模块</w:t>
       </w:r>
@@ -1174,14 +1632,14 @@
     <w:p>
       <w:pPr>
         <w:rPr>
-          <w:rFonts w:hint="eastAsia"/>
-        </w:rPr>
-      </w:pPr>
-    </w:p>
-    <w:p>
-      <w:pPr>
-        <w:rPr>
-          <w:rFonts w:hint="eastAsia"/>
+          <w:rFonts w:ascii="楷体" w:eastAsia="楷体" w:hAnsi="楷体" w:hint="eastAsia"/>
+        </w:rPr>
+      </w:pPr>
+    </w:p>
+    <w:p>
+      <w:pPr>
+        <w:rPr>
+          <w:rFonts w:ascii="楷体" w:eastAsia="楷体" w:hAnsi="楷体" w:hint="eastAsia"/>
         </w:rPr>
       </w:pPr>
     </w:p>
@@ -1189,12 +1647,12 @@
       <w:pPr>
         <w:pStyle w:val="4"/>
         <w:rPr>
-          <w:rFonts w:hint="eastAsia"/>
-        </w:rPr>
-      </w:pPr>
-      <w:r>
-        <w:rPr>
-          <w:rFonts w:hint="eastAsia"/>
+          <w:rFonts w:ascii="楷体" w:eastAsia="楷体" w:hAnsi="楷体" w:hint="eastAsia"/>
+        </w:rPr>
+      </w:pPr>
+      <w:r>
+        <w:rPr>
+          <w:rFonts w:ascii="楷体" w:eastAsia="楷体" w:hAnsi="楷体" w:hint="eastAsia"/>
         </w:rPr>
         <w:t>供给侧</w:t>
       </w:r>
@@ -1202,27 +1660,20 @@
     <w:p>
       <w:pPr>
         <w:rPr>
-          <w:rFonts w:hint="eastAsia"/>
-        </w:rPr>
-      </w:pPr>
-      <w:r>
-        <w:rPr>
-          <w:rFonts w:hint="eastAsia"/>
+          <w:rFonts w:ascii="楷体" w:eastAsia="楷体" w:hAnsi="楷体" w:hint="eastAsia"/>
+        </w:rPr>
+      </w:pPr>
+      <w:r>
+        <w:rPr>
+          <w:rFonts w:ascii="楷体" w:eastAsia="楷体" w:hAnsi="楷体" w:hint="eastAsia"/>
         </w:rPr>
         <w:t>光电芯片出现短缺：光通信产业链上游的核心元器件，尤其是光电芯片存在一定程度的短缺。具体而言，电吸收调制激光器（EML）和连续波（CW）激光器芯片的短缺预计将制约市场增长直至2026年底。</w:t>
       </w:r>
       <w:r>
         <w:rPr>
-          <w:rFonts w:hint="eastAsia"/>
-        </w:rPr>
-        <w:t>Lumentum CEO四月表示：美国超大规模数据中心</w:t>
-      </w:r>
-      <w:r>
-        <w:rPr>
-          <w:rFonts w:hint="eastAsia"/>
-        </w:rPr>
-        <w:lastRenderedPageBreak/>
-        <w:t>客户对光通信器件需求持续加速， 公司全力扩产仍难以填补需求缺口，目前公司2027年产能已经被微软和谷歌全部锁定，预计半年内，2028 年全年的产能都将被订满。本轮行业周期至少还能维持 5 年左右的景气持续性。Lumentum 纳斯达克上市股价过去一年累计涨幅超 1500%，叠加英伟达 20 亿美元战略投资及数十亿美元采购承诺加持，进一步确认 AI 光通信高景气。</w:t>
+          <w:rFonts w:ascii="楷体" w:eastAsia="楷体" w:hAnsi="楷体" w:hint="eastAsia"/>
+        </w:rPr>
+        <w:t>Lumentum CEO四月表示：美国超大规模数据中心客户对光通信器件需求持续加速， 公司全力扩产仍难以填补需求缺口，目前公司2027年产能已经被微软和谷歌全部锁定，预计半年内，2028 年全年的产能都将被订满。本轮行业周期至少还能维持 5 年左右的景气持续性。Lumentum 纳斯达克上市股价过去一年累计涨幅超 1500%，叠加英伟达 20 亿美元战略投资及数十亿美元采购承诺加持，进一步确认 AI 光通信高景气。</w:t>
       </w:r>
     </w:p>
     <w:p>
@@ -1890,31 +2341,7 @@
                 <w:szCs w:val="22"/>
                 <w14:ligatures w14:val="none"/>
               </w:rPr>
-              <w:t>约</w:t>
-            </w:r>
-            <w:r>
-              <w:rPr>
-                <w:rFonts w:ascii="楷体" w:eastAsia="楷体" w:hAnsi="楷体" w:cs="宋体" w:hint="eastAsia"/>
-                <w:b/>
-                <w:bCs/>
-                <w:color w:val="000000"/>
-                <w:kern w:val="0"/>
-                <w:szCs w:val="22"/>
-                <w14:ligatures w14:val="none"/>
-              </w:rPr>
-              <w:t>7</w:t>
-            </w:r>
-            <w:r>
-              <w:rPr>
-                <w:rFonts w:ascii="楷体" w:eastAsia="楷体" w:hAnsi="楷体" w:cs="宋体" w:hint="eastAsia"/>
-                <w:b/>
-                <w:bCs/>
-                <w:color w:val="000000"/>
-                <w:kern w:val="0"/>
-                <w:szCs w:val="22"/>
-                <w14:ligatures w14:val="none"/>
-              </w:rPr>
-              <w:t>%</w:t>
+              <w:t>约7%</w:t>
             </w:r>
           </w:p>
         </w:tc>
@@ -2406,19 +2833,19 @@
     <w:p>
       <w:pPr>
         <w:rPr>
-          <w:rFonts w:hint="eastAsia"/>
-        </w:rPr>
-      </w:pPr>
-    </w:p>
-    <w:p>
-      <w:pPr>
-        <w:rPr>
-          <w:rFonts w:hint="eastAsia"/>
-        </w:rPr>
-      </w:pPr>
-      <w:r>
-        <w:rPr>
-          <w:rFonts w:hint="eastAsia"/>
+          <w:rFonts w:ascii="楷体" w:eastAsia="楷体" w:hAnsi="楷体" w:hint="eastAsia"/>
+        </w:rPr>
+      </w:pPr>
+    </w:p>
+    <w:p>
+      <w:pPr>
+        <w:rPr>
+          <w:rFonts w:ascii="楷体" w:eastAsia="楷体" w:hAnsi="楷体" w:hint="eastAsia"/>
+        </w:rPr>
+      </w:pPr>
+      <w:r>
+        <w:rPr>
+          <w:rFonts w:ascii="楷体" w:eastAsia="楷体" w:hAnsi="楷体" w:hint="eastAsia"/>
         </w:rPr>
         <w:t>激光器供应商的产能较光模块规划量存在约1000万至1500万个的缺口。</w:t>
       </w:r>
@@ -2426,12 +2853,12 @@
     <w:p>
       <w:pPr>
         <w:rPr>
-          <w:rFonts w:hint="eastAsia"/>
-        </w:rPr>
-      </w:pPr>
-      <w:r>
-        <w:rPr>
-          <w:rFonts w:hint="eastAsia"/>
+          <w:rFonts w:ascii="楷体" w:eastAsia="楷体" w:hAnsi="楷体" w:hint="eastAsia"/>
+        </w:rPr>
+      </w:pPr>
+      <w:r>
+        <w:rPr>
+          <w:rFonts w:ascii="楷体" w:eastAsia="楷体" w:hAnsi="楷体" w:hint="eastAsia"/>
         </w:rPr>
         <w:t>关键材料磷化铟（InP）面临产能瓶颈：AI服务器需求加速了高速光模块的采用，向800G/1.6T的转变使得主要激光技术转向使用磷化铟材料。行业正面临磷化铟衬底和芯片的明显产能短缺。尽管供应商（如Lumentum、Coherent）正在积极扩产，但需求持续超过供应，这为光模块平均售价（ASP）在2027年前的稳定性提供了支撑。</w:t>
       </w:r>
@@ -2439,12 +2866,12 @@
     <w:p>
       <w:pPr>
         <w:rPr>
-          <w:rFonts w:hint="eastAsia"/>
-        </w:rPr>
-      </w:pPr>
-      <w:r>
-        <w:rPr>
-          <w:rFonts w:hint="eastAsia"/>
+          <w:rFonts w:ascii="楷体" w:eastAsia="楷体" w:hAnsi="楷体" w:hint="eastAsia"/>
+        </w:rPr>
+      </w:pPr>
+      <w:r>
+        <w:rPr>
+          <w:rFonts w:ascii="楷体" w:eastAsia="楷体" w:hAnsi="楷体" w:hint="eastAsia"/>
         </w:rPr>
         <w:t>供应链积极扩产应对：为应对短缺，主要供应商正在扩张产能。例如，博通（AVGO）的EML激光器产能预计将从2025年的超4000万个增至2026年的5000万个；其CW激光器产能将从2025年的约1500万个增至2026年的两倍。</w:t>
       </w:r>
@@ -2452,11 +2879,12 @@
     <w:p>
       <w:pPr>
         <w:rPr>
-          <w:rFonts w:hint="eastAsia"/>
-        </w:rPr>
-      </w:pPr>
-      <w:r>
-        <w:rPr>
+          <w:rFonts w:ascii="楷体" w:eastAsia="楷体" w:hAnsi="楷体" w:hint="eastAsia"/>
+        </w:rPr>
+      </w:pPr>
+      <w:r>
+        <w:rPr>
+          <w:rFonts w:ascii="楷体" w:eastAsia="楷体" w:hAnsi="楷体"/>
           <w:noProof/>
         </w:rPr>
         <w:drawing>
@@ -2475,7 +2903,7 @@
                     <pic:cNvPicPr/>
                   </pic:nvPicPr>
                   <pic:blipFill>
-                    <a:blip r:embed="rId12"/>
+                    <a:blip r:embed="rId16"/>
                     <a:stretch>
                       <a:fillRect/>
                     </a:stretch>
@@ -2499,32 +2927,20 @@
     <w:p>
       <w:pPr>
         <w:rPr>
-          <w:rFonts w:hint="eastAsia"/>
-        </w:rPr>
-      </w:pPr>
-      <w:r>
-        <w:rPr>
-          <w:rFonts w:hint="eastAsia"/>
-        </w:rPr>
-        <w:t>国内情况来看，</w:t>
-      </w:r>
-      <w:r>
-        <w:rPr>
-          <w:rFonts w:hint="eastAsia"/>
-        </w:rPr>
-        <w:t>近15年来全球光模块供应商格局的深刻变革，截至2020年，多数日本和美国供应商已退出该市场，而中国厂商的排名则持续攀升，2024年全球光模块TOP10榜单显示，中国厂商已在该领域占据主导地位（占7席）</w:t>
-      </w:r>
-      <w:r>
-        <w:rPr>
-          <w:rFonts w:hint="eastAsia"/>
-        </w:rPr>
-        <w:t>，CR3约在50-60%之间。有益于享受规模效应和马太效应红利，并在未来1.6t/3.2t的时代占据更强的主导权。</w:t>
-      </w:r>
-    </w:p>
-    <w:p>
-      <w:pPr>
-        <w:rPr>
-          <w:rFonts w:hint="eastAsia"/>
+          <w:rFonts w:ascii="楷体" w:eastAsia="楷体" w:hAnsi="楷体" w:hint="eastAsia"/>
+        </w:rPr>
+      </w:pPr>
+      <w:r>
+        <w:rPr>
+          <w:rFonts w:ascii="楷体" w:eastAsia="楷体" w:hAnsi="楷体" w:hint="eastAsia"/>
+        </w:rPr>
+        <w:t>国内情况来看，近15年来全球光模块供应商格局的深刻变革，截至2020年，多数日本和美国供应商已退出该市场，而中国厂商的排名则持续攀升，2024年全球光模块TOP10榜单显示，中国厂商已在该领域占据主导地位（占7席），CR3约在50-60%之间。有益于享受规模效应和马太效应红利，并在未来1.6t/3.2t的时代占据更强的主导权。</w:t>
+      </w:r>
+    </w:p>
+    <w:p>
+      <w:pPr>
+        <w:rPr>
+          <w:rFonts w:ascii="楷体" w:eastAsia="楷体" w:hAnsi="楷体" w:hint="eastAsia"/>
         </w:rPr>
       </w:pPr>
     </w:p>
@@ -2532,12 +2948,12 @@
       <w:pPr>
         <w:pStyle w:val="4"/>
         <w:rPr>
-          <w:rFonts w:hint="eastAsia"/>
-        </w:rPr>
-      </w:pPr>
-      <w:r>
-        <w:rPr>
-          <w:rFonts w:hint="eastAsia"/>
+          <w:rFonts w:ascii="楷体" w:eastAsia="楷体" w:hAnsi="楷体" w:hint="eastAsia"/>
+        </w:rPr>
+      </w:pPr>
+      <w:r>
+        <w:rPr>
+          <w:rFonts w:ascii="楷体" w:eastAsia="楷体" w:hAnsi="楷体" w:hint="eastAsia"/>
         </w:rPr>
         <w:t>需求侧</w:t>
       </w:r>
@@ -2545,12 +2961,12 @@
     <w:p>
       <w:pPr>
         <w:rPr>
-          <w:rFonts w:hint="eastAsia"/>
-        </w:rPr>
-      </w:pPr>
-      <w:r>
-        <w:rPr>
-          <w:rFonts w:hint="eastAsia"/>
+          <w:rFonts w:ascii="楷体" w:eastAsia="楷体" w:hAnsi="楷体" w:hint="eastAsia"/>
+        </w:rPr>
+      </w:pPr>
+      <w:r>
+        <w:rPr>
+          <w:rFonts w:ascii="楷体" w:eastAsia="楷体" w:hAnsi="楷体" w:hint="eastAsia"/>
         </w:rPr>
         <w:t>下游需求结构多元，数通市场引领增长：光模块下游主要包括互联网云服务商、通信设备商和电信运营商。其中，互联网云服务商（如亚马逊、微软、谷歌、Meta）是高速光模块的核心需求方，其数据中心建设与AI算力集群扩张对400G、800G及1.6T光模块的需求激增，采购规模大、迭代速度快。电信运营商的需求相对稳定，主要受5G网络建设与骨干网升级驱动。从市场结构看，数通市场已超越电信市场，成为光模块需求增长的核心引擎。</w:t>
       </w:r>
@@ -2559,13 +2975,15 @@
       <w:pPr>
         <w:jc w:val="center"/>
         <w:rPr>
-          <w:rFonts w:hint="eastAsia"/>
-        </w:rPr>
-      </w:pPr>
-      <w:r>
-        <w:rPr>
+          <w:rFonts w:ascii="楷体" w:eastAsia="楷体" w:hAnsi="楷体" w:hint="eastAsia"/>
+        </w:rPr>
+      </w:pPr>
+      <w:r>
+        <w:rPr>
+          <w:rFonts w:ascii="楷体" w:eastAsia="楷体" w:hAnsi="楷体"/>
           <w:noProof/>
         </w:rPr>
+        <w:lastRenderedPageBreak/>
         <w:drawing>
           <wp:inline distT="0" distB="0" distL="0" distR="0" wp14:anchorId="562C427E" wp14:editId="7AFFB29D">
             <wp:extent cx="4117594" cy="2526277"/>
@@ -2582,7 +3000,7 @@
                     <pic:cNvPicPr/>
                   </pic:nvPicPr>
                   <pic:blipFill>
-                    <a:blip r:embed="rId13"/>
+                    <a:blip r:embed="rId17"/>
                     <a:stretch>
                       <a:fillRect/>
                     </a:stretch>
@@ -2606,12 +3024,12 @@
     <w:p>
       <w:pPr>
         <w:rPr>
-          <w:rFonts w:hint="eastAsia"/>
-        </w:rPr>
-      </w:pPr>
-      <w:r>
-        <w:rPr>
-          <w:rFonts w:hint="eastAsia"/>
+          <w:rFonts w:ascii="楷体" w:eastAsia="楷体" w:hAnsi="楷体" w:hint="eastAsia"/>
+        </w:rPr>
+      </w:pPr>
+      <w:r>
+        <w:rPr>
+          <w:rFonts w:ascii="楷体" w:eastAsia="楷体" w:hAnsi="楷体" w:hint="eastAsia"/>
         </w:rPr>
         <w:t>AI算力需求直接推动了光模块产品结构向高速率升级，具体需求预测如下：</w:t>
       </w:r>
@@ -2649,7 +3067,7 @@
               <w:widowControl/>
               <w:spacing w:after="0" w:line="240" w:lineRule="auto"/>
               <w:rPr>
-                <w:rFonts w:ascii="Inherit" w:eastAsia="等线" w:hAnsi="Inherit" w:cs="宋体" w:hint="eastAsia"/>
+                <w:rFonts w:ascii="楷体" w:eastAsia="楷体" w:hAnsi="楷体" w:cs="宋体" w:hint="eastAsia"/>
                 <w:b/>
                 <w:bCs/>
                 <w:color w:val="000000"/>
@@ -2660,7 +3078,7 @@
             </w:pPr>
             <w:r>
               <w:rPr>
-                <w:rFonts w:ascii="Inherit" w:eastAsia="等线" w:hAnsi="Inherit" w:cs="宋体"/>
+                <w:rFonts w:ascii="楷体" w:eastAsia="楷体" w:hAnsi="楷体" w:cs="宋体"/>
                 <w:b/>
                 <w:bCs/>
                 <w:color w:val="000000"/>
@@ -2688,7 +3106,7 @@
               <w:widowControl/>
               <w:spacing w:after="0" w:line="240" w:lineRule="auto"/>
               <w:rPr>
-                <w:rFonts w:ascii="Inherit" w:eastAsia="等线" w:hAnsi="Inherit" w:cs="宋体" w:hint="eastAsia"/>
+                <w:rFonts w:ascii="楷体" w:eastAsia="楷体" w:hAnsi="楷体" w:cs="宋体" w:hint="eastAsia"/>
                 <w:b/>
                 <w:bCs/>
                 <w:color w:val="000000"/>
@@ -2699,7 +3117,7 @@
             </w:pPr>
             <w:r>
               <w:rPr>
-                <w:rFonts w:ascii="Inherit" w:eastAsia="等线" w:hAnsi="Inherit" w:cs="宋体"/>
+                <w:rFonts w:ascii="楷体" w:eastAsia="楷体" w:hAnsi="楷体" w:cs="宋体"/>
                 <w:b/>
                 <w:bCs/>
                 <w:color w:val="000000"/>
@@ -2711,7 +3129,7 @@
             </w:r>
             <w:r>
               <w:rPr>
-                <w:rFonts w:ascii="微软雅黑" w:eastAsia="微软雅黑" w:hAnsi="微软雅黑" w:cs="宋体" w:hint="eastAsia"/>
+                <w:rFonts w:ascii="楷体" w:eastAsia="楷体" w:hAnsi="楷体" w:cs="宋体" w:hint="eastAsia"/>
                 <w:b/>
                 <w:bCs/>
                 <w:color w:val="000000"/>
@@ -2739,7 +3157,7 @@
               <w:widowControl/>
               <w:spacing w:after="0" w:line="240" w:lineRule="auto"/>
               <w:rPr>
-                <w:rFonts w:ascii="Inherit" w:eastAsia="等线" w:hAnsi="Inherit" w:cs="宋体" w:hint="eastAsia"/>
+                <w:rFonts w:ascii="楷体" w:eastAsia="楷体" w:hAnsi="楷体" w:cs="宋体" w:hint="eastAsia"/>
                 <w:b/>
                 <w:bCs/>
                 <w:color w:val="000000"/>
@@ -2750,7 +3168,7 @@
             </w:pPr>
             <w:r>
               <w:rPr>
-                <w:rFonts w:ascii="Inherit" w:eastAsia="等线" w:hAnsi="Inherit" w:cs="宋体"/>
+                <w:rFonts w:ascii="楷体" w:eastAsia="楷体" w:hAnsi="楷体" w:cs="宋体"/>
                 <w:b/>
                 <w:bCs/>
                 <w:color w:val="000000"/>
@@ -2762,7 +3180,7 @@
             </w:r>
             <w:r>
               <w:rPr>
-                <w:rFonts w:ascii="微软雅黑" w:eastAsia="微软雅黑" w:hAnsi="微软雅黑" w:cs="宋体" w:hint="eastAsia"/>
+                <w:rFonts w:ascii="楷体" w:eastAsia="楷体" w:hAnsi="楷体" w:cs="宋体" w:hint="eastAsia"/>
                 <w:b/>
                 <w:bCs/>
                 <w:color w:val="000000"/>
@@ -2790,7 +3208,7 @@
               <w:widowControl/>
               <w:spacing w:after="0" w:line="240" w:lineRule="auto"/>
               <w:rPr>
-                <w:rFonts w:ascii="Inherit" w:eastAsia="等线" w:hAnsi="Inherit" w:cs="宋体" w:hint="eastAsia"/>
+                <w:rFonts w:ascii="楷体" w:eastAsia="楷体" w:hAnsi="楷体" w:cs="宋体" w:hint="eastAsia"/>
                 <w:b/>
                 <w:bCs/>
                 <w:color w:val="000000"/>
@@ -2801,7 +3219,7 @@
             </w:pPr>
             <w:r>
               <w:rPr>
-                <w:rFonts w:ascii="Inherit" w:eastAsia="等线" w:hAnsi="Inherit" w:cs="宋体"/>
+                <w:rFonts w:ascii="楷体" w:eastAsia="楷体" w:hAnsi="楷体" w:cs="宋体"/>
                 <w:b/>
                 <w:bCs/>
                 <w:color w:val="000000"/>
@@ -2813,7 +3231,7 @@
             </w:r>
             <w:r>
               <w:rPr>
-                <w:rFonts w:ascii="微软雅黑" w:eastAsia="微软雅黑" w:hAnsi="微软雅黑" w:cs="宋体" w:hint="eastAsia"/>
+                <w:rFonts w:ascii="楷体" w:eastAsia="楷体" w:hAnsi="楷体" w:cs="宋体" w:hint="eastAsia"/>
                 <w:b/>
                 <w:bCs/>
                 <w:color w:val="000000"/>
@@ -2841,7 +3259,7 @@
               <w:widowControl/>
               <w:spacing w:after="0" w:line="240" w:lineRule="auto"/>
               <w:rPr>
-                <w:rFonts w:ascii="Inherit" w:eastAsia="等线" w:hAnsi="Inherit" w:cs="宋体" w:hint="eastAsia"/>
+                <w:rFonts w:ascii="楷体" w:eastAsia="楷体" w:hAnsi="楷体" w:cs="宋体" w:hint="eastAsia"/>
                 <w:b/>
                 <w:bCs/>
                 <w:color w:val="000000"/>
@@ -2852,7 +3270,7 @@
             </w:pPr>
             <w:r>
               <w:rPr>
-                <w:rFonts w:ascii="Inherit" w:eastAsia="等线" w:hAnsi="Inherit" w:cs="宋体"/>
+                <w:rFonts w:ascii="楷体" w:eastAsia="楷体" w:hAnsi="楷体" w:cs="宋体"/>
                 <w:b/>
                 <w:bCs/>
                 <w:color w:val="000000"/>
@@ -2885,7 +3303,7 @@
               <w:widowControl/>
               <w:spacing w:after="0" w:line="240" w:lineRule="auto"/>
               <w:rPr>
-                <w:rFonts w:ascii="Inherit" w:eastAsia="等线" w:hAnsi="Inherit" w:cs="宋体" w:hint="eastAsia"/>
+                <w:rFonts w:ascii="楷体" w:eastAsia="楷体" w:hAnsi="楷体" w:cs="宋体" w:hint="eastAsia"/>
                 <w:b/>
                 <w:bCs/>
                 <w:color w:val="000000"/>
@@ -2896,7 +3314,7 @@
             </w:pPr>
             <w:r>
               <w:rPr>
-                <w:rFonts w:ascii="Inherit" w:eastAsia="等线" w:hAnsi="Inherit" w:cs="宋体"/>
+                <w:rFonts w:ascii="楷体" w:eastAsia="楷体" w:hAnsi="楷体" w:cs="宋体"/>
                 <w:b/>
                 <w:bCs/>
                 <w:color w:val="000000"/>
@@ -2924,7 +3342,7 @@
               <w:widowControl/>
               <w:spacing w:after="0" w:line="240" w:lineRule="auto"/>
               <w:rPr>
-                <w:rFonts w:ascii="Inherit" w:eastAsia="等线" w:hAnsi="Inherit" w:cs="宋体" w:hint="eastAsia"/>
+                <w:rFonts w:ascii="楷体" w:eastAsia="楷体" w:hAnsi="楷体" w:cs="宋体" w:hint="eastAsia"/>
                 <w:color w:val="000000"/>
                 <w:kern w:val="0"/>
                 <w:szCs w:val="22"/>
@@ -2933,23 +3351,13 @@
             </w:pPr>
             <w:r>
               <w:rPr>
-                <w:rFonts w:ascii="Inherit" w:eastAsia="等线" w:hAnsi="Inherit" w:cs="宋体"/>
+                <w:rFonts w:ascii="楷体" w:eastAsia="楷体" w:hAnsi="楷体" w:cs="宋体"/>
                 <w:color w:val="000000"/>
                 <w:kern w:val="0"/>
                 <w:szCs w:val="22"/>
                 <w14:ligatures w14:val="none"/>
               </w:rPr>
-              <w:t>1000</w:t>
-            </w:r>
-            <w:r>
-              <w:rPr>
-                <w:rFonts w:ascii="Inherit" w:eastAsia="等线" w:hAnsi="Inherit" w:cs="宋体"/>
-                <w:color w:val="000000"/>
-                <w:kern w:val="0"/>
-                <w:szCs w:val="22"/>
-                <w14:ligatures w14:val="none"/>
-              </w:rPr>
-              <w:t>万个</w:t>
+              <w:t>1000万个</w:t>
             </w:r>
           </w:p>
         </w:tc>
@@ -2969,7 +3377,7 @@
               <w:widowControl/>
               <w:spacing w:after="0" w:line="240" w:lineRule="auto"/>
               <w:rPr>
-                <w:rFonts w:ascii="Inherit" w:eastAsia="等线" w:hAnsi="Inherit" w:cs="宋体" w:hint="eastAsia"/>
+                <w:rFonts w:ascii="楷体" w:eastAsia="楷体" w:hAnsi="楷体" w:cs="宋体" w:hint="eastAsia"/>
                 <w:color w:val="000000"/>
                 <w:kern w:val="0"/>
                 <w:szCs w:val="22"/>
@@ -2978,33 +3386,13 @@
             </w:pPr>
             <w:r>
               <w:rPr>
-                <w:rFonts w:ascii="Inherit" w:eastAsia="等线" w:hAnsi="Inherit" w:cs="宋体"/>
+                <w:rFonts w:ascii="楷体" w:eastAsia="楷体" w:hAnsi="楷体" w:cs="宋体"/>
                 <w:color w:val="000000"/>
                 <w:kern w:val="0"/>
                 <w:szCs w:val="22"/>
                 <w14:ligatures w14:val="none"/>
               </w:rPr>
-              <w:t>约</w:t>
-            </w:r>
-            <w:r>
-              <w:rPr>
-                <w:rFonts w:ascii="Inherit" w:eastAsia="等线" w:hAnsi="Inherit" w:cs="宋体"/>
-                <w:color w:val="000000"/>
-                <w:kern w:val="0"/>
-                <w:szCs w:val="22"/>
-                <w14:ligatures w14:val="none"/>
-              </w:rPr>
-              <w:t>400</w:t>
-            </w:r>
-            <w:r>
-              <w:rPr>
-                <w:rFonts w:ascii="Inherit" w:eastAsia="等线" w:hAnsi="Inherit" w:cs="宋体"/>
-                <w:color w:val="000000"/>
-                <w:kern w:val="0"/>
-                <w:szCs w:val="22"/>
-                <w14:ligatures w14:val="none"/>
-              </w:rPr>
-              <w:t>万个</w:t>
+              <w:t>约400万个</w:t>
             </w:r>
           </w:p>
         </w:tc>
@@ -3024,7 +3412,7 @@
               <w:widowControl/>
               <w:spacing w:after="0" w:line="240" w:lineRule="auto"/>
               <w:rPr>
-                <w:rFonts w:ascii="Inherit" w:eastAsia="等线" w:hAnsi="Inherit" w:cs="宋体" w:hint="eastAsia"/>
+                <w:rFonts w:ascii="楷体" w:eastAsia="楷体" w:hAnsi="楷体" w:cs="宋体" w:hint="eastAsia"/>
                 <w:color w:val="000000"/>
                 <w:kern w:val="0"/>
                 <w:szCs w:val="22"/>
@@ -3033,33 +3421,13 @@
             </w:pPr>
             <w:r>
               <w:rPr>
-                <w:rFonts w:ascii="Inherit" w:eastAsia="等线" w:hAnsi="Inherit" w:cs="宋体"/>
+                <w:rFonts w:ascii="楷体" w:eastAsia="楷体" w:hAnsi="楷体" w:cs="宋体"/>
                 <w:color w:val="000000"/>
                 <w:kern w:val="0"/>
                 <w:szCs w:val="22"/>
                 <w14:ligatures w14:val="none"/>
               </w:rPr>
-              <w:t>降至不足</w:t>
-            </w:r>
-            <w:r>
-              <w:rPr>
-                <w:rFonts w:ascii="Inherit" w:eastAsia="等线" w:hAnsi="Inherit" w:cs="宋体"/>
-                <w:color w:val="000000"/>
-                <w:kern w:val="0"/>
-                <w:szCs w:val="22"/>
-                <w14:ligatures w14:val="none"/>
-              </w:rPr>
-              <w:t>200</w:t>
-            </w:r>
-            <w:r>
-              <w:rPr>
-                <w:rFonts w:ascii="Inherit" w:eastAsia="等线" w:hAnsi="Inherit" w:cs="宋体"/>
-                <w:color w:val="000000"/>
-                <w:kern w:val="0"/>
-                <w:szCs w:val="22"/>
-                <w14:ligatures w14:val="none"/>
-              </w:rPr>
-              <w:t>万个</w:t>
+              <w:t>降至不足200万个</w:t>
             </w:r>
           </w:p>
         </w:tc>
@@ -3079,7 +3447,7 @@
               <w:widowControl/>
               <w:spacing w:after="0" w:line="240" w:lineRule="auto"/>
               <w:rPr>
-                <w:rFonts w:ascii="Inherit" w:eastAsia="等线" w:hAnsi="Inherit" w:cs="宋体" w:hint="eastAsia"/>
+                <w:rFonts w:ascii="楷体" w:eastAsia="楷体" w:hAnsi="楷体" w:cs="宋体" w:hint="eastAsia"/>
                 <w:color w:val="000000"/>
                 <w:kern w:val="0"/>
                 <w:szCs w:val="22"/>
@@ -3088,53 +3456,13 @@
             </w:pPr>
             <w:r>
               <w:rPr>
-                <w:rFonts w:ascii="Inherit" w:eastAsia="等线" w:hAnsi="Inherit" w:cs="宋体"/>
+                <w:rFonts w:ascii="楷体" w:eastAsia="楷体" w:hAnsi="楷体" w:cs="宋体"/>
                 <w:color w:val="000000"/>
                 <w:kern w:val="0"/>
                 <w:szCs w:val="22"/>
                 <w14:ligatures w14:val="none"/>
               </w:rPr>
-              <w:t>需求以</w:t>
-            </w:r>
-            <w:r>
-              <w:rPr>
-                <w:rFonts w:ascii="Inherit" w:eastAsia="等线" w:hAnsi="Inherit" w:cs="宋体"/>
-                <w:color w:val="000000"/>
-                <w:kern w:val="0"/>
-                <w:szCs w:val="22"/>
-                <w14:ligatures w14:val="none"/>
-              </w:rPr>
-              <w:t>AWS</w:t>
-            </w:r>
-            <w:r>
-              <w:rPr>
-                <w:rFonts w:ascii="Inherit" w:eastAsia="等线" w:hAnsi="Inherit" w:cs="宋体"/>
-                <w:color w:val="000000"/>
-                <w:kern w:val="0"/>
-                <w:szCs w:val="22"/>
-                <w14:ligatures w14:val="none"/>
-              </w:rPr>
-              <w:t>为主，</w:t>
-            </w:r>
-            <w:r>
-              <w:rPr>
-                <w:rFonts w:ascii="Inherit" w:eastAsia="等线" w:hAnsi="Inherit" w:cs="宋体"/>
-                <w:color w:val="000000"/>
-                <w:kern w:val="0"/>
-                <w:szCs w:val="22"/>
-                <w14:ligatures w14:val="none"/>
-              </w:rPr>
-              <w:t>2025</w:t>
-            </w:r>
-            <w:r>
-              <w:rPr>
-                <w:rFonts w:ascii="Inherit" w:eastAsia="等线" w:hAnsi="Inherit" w:cs="宋体"/>
-                <w:color w:val="000000"/>
-                <w:kern w:val="0"/>
-                <w:szCs w:val="22"/>
-                <w14:ligatures w14:val="none"/>
-              </w:rPr>
-              <w:t>年后需求放缓。</w:t>
+              <w:t>需求以AWS为主，2025年后需求放缓。</w:t>
             </w:r>
           </w:p>
         </w:tc>
@@ -3159,7 +3487,7 @@
               <w:widowControl/>
               <w:spacing w:after="0" w:line="240" w:lineRule="auto"/>
               <w:rPr>
-                <w:rFonts w:ascii="Inherit" w:eastAsia="等线" w:hAnsi="Inherit" w:cs="宋体" w:hint="eastAsia"/>
+                <w:rFonts w:ascii="楷体" w:eastAsia="楷体" w:hAnsi="楷体" w:cs="宋体" w:hint="eastAsia"/>
                 <w:b/>
                 <w:bCs/>
                 <w:color w:val="000000"/>
@@ -3170,7 +3498,7 @@
             </w:pPr>
             <w:r>
               <w:rPr>
-                <w:rFonts w:ascii="Inherit" w:eastAsia="等线" w:hAnsi="Inherit" w:cs="宋体"/>
+                <w:rFonts w:ascii="楷体" w:eastAsia="楷体" w:hAnsi="楷体" w:cs="宋体"/>
                 <w:b/>
                 <w:bCs/>
                 <w:color w:val="000000"/>
@@ -3198,7 +3526,7 @@
               <w:widowControl/>
               <w:spacing w:after="0" w:line="240" w:lineRule="auto"/>
               <w:rPr>
-                <w:rFonts w:ascii="Inherit" w:eastAsia="等线" w:hAnsi="Inherit" w:cs="宋体" w:hint="eastAsia"/>
+                <w:rFonts w:ascii="楷体" w:eastAsia="楷体" w:hAnsi="楷体" w:cs="宋体" w:hint="eastAsia"/>
                 <w:color w:val="000000"/>
                 <w:kern w:val="0"/>
                 <w:szCs w:val="22"/>
@@ -3207,43 +3535,13 @@
             </w:pPr>
             <w:r>
               <w:rPr>
-                <w:rFonts w:ascii="Inherit" w:eastAsia="等线" w:hAnsi="Inherit" w:cs="宋体"/>
+                <w:rFonts w:ascii="楷体" w:eastAsia="楷体" w:hAnsi="楷体" w:cs="宋体"/>
                 <w:color w:val="000000"/>
                 <w:kern w:val="0"/>
                 <w:szCs w:val="22"/>
                 <w14:ligatures w14:val="none"/>
               </w:rPr>
-              <w:t>1000</w:t>
-            </w:r>
-            <w:r>
-              <w:rPr>
-                <w:rFonts w:ascii="Inherit" w:eastAsia="等线" w:hAnsi="Inherit" w:cs="宋体"/>
-                <w:color w:val="000000"/>
-                <w:kern w:val="0"/>
-                <w:szCs w:val="22"/>
-                <w14:ligatures w14:val="none"/>
-              </w:rPr>
-              <w:t>万</w:t>
-            </w:r>
-            <w:r>
-              <w:rPr>
-                <w:rFonts w:ascii="Inherit" w:eastAsia="等线" w:hAnsi="Inherit" w:cs="宋体"/>
-                <w:color w:val="000000"/>
-                <w:kern w:val="0"/>
-                <w:szCs w:val="22"/>
-                <w14:ligatures w14:val="none"/>
-              </w:rPr>
-              <w:t>–1100</w:t>
-            </w:r>
-            <w:r>
-              <w:rPr>
-                <w:rFonts w:ascii="Inherit" w:eastAsia="等线" w:hAnsi="Inherit" w:cs="宋体"/>
-                <w:color w:val="000000"/>
-                <w:kern w:val="0"/>
-                <w:szCs w:val="22"/>
-                <w14:ligatures w14:val="none"/>
-              </w:rPr>
-              <w:t>万个</w:t>
+              <w:t>1000万–1100万个</w:t>
             </w:r>
           </w:p>
         </w:tc>
@@ -3263,7 +3561,7 @@
               <w:widowControl/>
               <w:spacing w:after="0" w:line="240" w:lineRule="auto"/>
               <w:rPr>
-                <w:rFonts w:ascii="Inherit" w:eastAsia="等线" w:hAnsi="Inherit" w:cs="宋体" w:hint="eastAsia"/>
+                <w:rFonts w:ascii="楷体" w:eastAsia="楷体" w:hAnsi="楷体" w:cs="宋体" w:hint="eastAsia"/>
                 <w:color w:val="000000"/>
                 <w:kern w:val="0"/>
                 <w:szCs w:val="22"/>
@@ -3272,23 +3570,13 @@
             </w:pPr>
             <w:r>
               <w:rPr>
-                <w:rFonts w:ascii="Inherit" w:eastAsia="等线" w:hAnsi="Inherit" w:cs="宋体"/>
+                <w:rFonts w:ascii="楷体" w:eastAsia="楷体" w:hAnsi="楷体" w:cs="宋体"/>
                 <w:color w:val="000000"/>
                 <w:kern w:val="0"/>
                 <w:szCs w:val="22"/>
                 <w14:ligatures w14:val="none"/>
               </w:rPr>
-              <w:t>2500</w:t>
-            </w:r>
-            <w:r>
-              <w:rPr>
-                <w:rFonts w:ascii="Inherit" w:eastAsia="等线" w:hAnsi="Inherit" w:cs="宋体"/>
-                <w:color w:val="000000"/>
-                <w:kern w:val="0"/>
-                <w:szCs w:val="22"/>
-                <w14:ligatures w14:val="none"/>
-              </w:rPr>
-              <w:t>万个</w:t>
+              <w:t>2500万个</w:t>
             </w:r>
           </w:p>
         </w:tc>
@@ -3308,7 +3596,7 @@
               <w:widowControl/>
               <w:spacing w:after="0" w:line="240" w:lineRule="auto"/>
               <w:rPr>
-                <w:rFonts w:ascii="Inherit" w:eastAsia="等线" w:hAnsi="Inherit" w:cs="宋体" w:hint="eastAsia"/>
+                <w:rFonts w:ascii="楷体" w:eastAsia="楷体" w:hAnsi="楷体" w:cs="宋体" w:hint="eastAsia"/>
                 <w:color w:val="000000"/>
                 <w:kern w:val="0"/>
                 <w:szCs w:val="22"/>
@@ -3317,33 +3605,13 @@
             </w:pPr>
             <w:r>
               <w:rPr>
-                <w:rFonts w:ascii="Inherit" w:eastAsia="等线" w:hAnsi="Inherit" w:cs="宋体"/>
+                <w:rFonts w:ascii="楷体" w:eastAsia="楷体" w:hAnsi="楷体" w:cs="宋体"/>
                 <w:color w:val="000000"/>
                 <w:kern w:val="0"/>
                 <w:szCs w:val="22"/>
                 <w14:ligatures w14:val="none"/>
               </w:rPr>
-              <w:t>规划建设量超</w:t>
-            </w:r>
-            <w:r>
-              <w:rPr>
-                <w:rFonts w:ascii="Inherit" w:eastAsia="等线" w:hAnsi="Inherit" w:cs="宋体"/>
-                <w:color w:val="000000"/>
-                <w:kern w:val="0"/>
-                <w:szCs w:val="22"/>
-                <w14:ligatures w14:val="none"/>
-              </w:rPr>
-              <w:t>6000</w:t>
-            </w:r>
-            <w:r>
-              <w:rPr>
-                <w:rFonts w:ascii="Inherit" w:eastAsia="等线" w:hAnsi="Inherit" w:cs="宋体"/>
-                <w:color w:val="000000"/>
-                <w:kern w:val="0"/>
-                <w:szCs w:val="22"/>
-                <w14:ligatures w14:val="none"/>
-              </w:rPr>
-              <w:t>万个</w:t>
+              <w:t>规划建设量超6000万个</w:t>
             </w:r>
           </w:p>
         </w:tc>
@@ -3363,7 +3631,7 @@
               <w:widowControl/>
               <w:spacing w:after="0" w:line="240" w:lineRule="auto"/>
               <w:rPr>
-                <w:rFonts w:ascii="Inherit" w:eastAsia="等线" w:hAnsi="Inherit" w:cs="宋体" w:hint="eastAsia"/>
+                <w:rFonts w:ascii="楷体" w:eastAsia="楷体" w:hAnsi="楷体" w:cs="宋体" w:hint="eastAsia"/>
                 <w:color w:val="000000"/>
                 <w:kern w:val="0"/>
                 <w:szCs w:val="22"/>
@@ -3372,103 +3640,13 @@
             </w:pPr>
             <w:r>
               <w:rPr>
-                <w:rFonts w:ascii="Inherit" w:eastAsia="等线" w:hAnsi="Inherit" w:cs="宋体"/>
+                <w:rFonts w:ascii="楷体" w:eastAsia="楷体" w:hAnsi="楷体" w:cs="宋体"/>
                 <w:color w:val="000000"/>
                 <w:kern w:val="0"/>
                 <w:szCs w:val="22"/>
                 <w14:ligatures w14:val="none"/>
               </w:rPr>
-              <w:t>2024</w:t>
-            </w:r>
-            <w:r>
-              <w:rPr>
-                <w:rFonts w:ascii="Inherit" w:eastAsia="等线" w:hAnsi="Inherit" w:cs="宋体"/>
-                <w:color w:val="000000"/>
-                <w:kern w:val="0"/>
-                <w:szCs w:val="22"/>
-                <w14:ligatures w14:val="none"/>
-              </w:rPr>
-              <w:t>年以英伟达为主；</w:t>
-            </w:r>
-            <w:r>
-              <w:rPr>
-                <w:rFonts w:ascii="Inherit" w:eastAsia="等线" w:hAnsi="Inherit" w:cs="宋体"/>
-                <w:color w:val="000000"/>
-                <w:kern w:val="0"/>
-                <w:szCs w:val="22"/>
-                <w14:ligatures w14:val="none"/>
-              </w:rPr>
-              <w:t>2025</w:t>
-            </w:r>
-            <w:r>
-              <w:rPr>
-                <w:rFonts w:ascii="Inherit" w:eastAsia="等线" w:hAnsi="Inherit" w:cs="宋体"/>
-                <w:color w:val="000000"/>
-                <w:kern w:val="0"/>
-                <w:szCs w:val="22"/>
-                <w14:ligatures w14:val="none"/>
-              </w:rPr>
-              <w:t>年扩展至英伟达、谷歌、微软、亚马逊、</w:t>
-            </w:r>
-            <w:r>
-              <w:rPr>
-                <w:rFonts w:ascii="Inherit" w:eastAsia="等线" w:hAnsi="Inherit" w:cs="宋体"/>
-                <w:color w:val="000000"/>
-                <w:kern w:val="0"/>
-                <w:szCs w:val="22"/>
-                <w14:ligatures w14:val="none"/>
-              </w:rPr>
-              <w:t>Meta</w:t>
-            </w:r>
-            <w:r>
-              <w:rPr>
-                <w:rFonts w:ascii="Inherit" w:eastAsia="等线" w:hAnsi="Inherit" w:cs="宋体"/>
-                <w:color w:val="000000"/>
-                <w:kern w:val="0"/>
-                <w:szCs w:val="22"/>
-                <w14:ligatures w14:val="none"/>
-              </w:rPr>
-              <w:t>、甲骨文；前两大采购方（亚马逊</w:t>
-            </w:r>
-            <w:r>
-              <w:rPr>
-                <w:rFonts w:ascii="Inherit" w:eastAsia="等线" w:hAnsi="Inherit" w:cs="宋体"/>
-                <w:color w:val="000000"/>
-                <w:kern w:val="0"/>
-                <w:szCs w:val="22"/>
-                <w14:ligatures w14:val="none"/>
-              </w:rPr>
-              <w:t>+Meta</w:t>
-            </w:r>
-            <w:r>
-              <w:rPr>
-                <w:rFonts w:ascii="Inherit" w:eastAsia="等线" w:hAnsi="Inherit" w:cs="宋体"/>
-                <w:color w:val="000000"/>
-                <w:kern w:val="0"/>
-                <w:szCs w:val="22"/>
-                <w14:ligatures w14:val="none"/>
-              </w:rPr>
-              <w:t>）合计占约</w:t>
-            </w:r>
-            <w:r>
-              <w:rPr>
-                <w:rFonts w:ascii="Inherit" w:eastAsia="等线" w:hAnsi="Inherit" w:cs="宋体"/>
-                <w:color w:val="000000"/>
-                <w:kern w:val="0"/>
-                <w:szCs w:val="22"/>
-                <w14:ligatures w14:val="none"/>
-              </w:rPr>
-              <w:t>50%</w:t>
-            </w:r>
-            <w:r>
-              <w:rPr>
-                <w:rFonts w:ascii="Inherit" w:eastAsia="等线" w:hAnsi="Inherit" w:cs="宋体"/>
-                <w:color w:val="000000"/>
-                <w:kern w:val="0"/>
-                <w:szCs w:val="22"/>
-                <w14:ligatures w14:val="none"/>
-              </w:rPr>
-              <w:t>。</w:t>
+              <w:t>2024年以英伟达为主；2025年扩展至英伟达、谷歌、微软、亚马逊、Meta、甲骨文；前两大采购方（亚马逊+Meta）合计占约50%。</w:t>
             </w:r>
           </w:p>
         </w:tc>
@@ -3493,7 +3671,7 @@
               <w:widowControl/>
               <w:spacing w:after="0" w:line="240" w:lineRule="auto"/>
               <w:rPr>
-                <w:rFonts w:ascii="Inherit" w:eastAsia="等线" w:hAnsi="Inherit" w:cs="宋体" w:hint="eastAsia"/>
+                <w:rFonts w:ascii="楷体" w:eastAsia="楷体" w:hAnsi="楷体" w:cs="宋体" w:hint="eastAsia"/>
                 <w:b/>
                 <w:bCs/>
                 <w:color w:val="000000"/>
@@ -3504,7 +3682,7 @@
             </w:pPr>
             <w:r>
               <w:rPr>
-                <w:rFonts w:ascii="Inherit" w:eastAsia="等线" w:hAnsi="Inherit" w:cs="宋体"/>
+                <w:rFonts w:ascii="楷体" w:eastAsia="楷体" w:hAnsi="楷体" w:cs="宋体"/>
                 <w:b/>
                 <w:bCs/>
                 <w:color w:val="000000"/>
@@ -3532,7 +3710,7 @@
               <w:widowControl/>
               <w:spacing w:after="0" w:line="240" w:lineRule="auto"/>
               <w:rPr>
-                <w:rFonts w:ascii="Inherit" w:eastAsia="等线" w:hAnsi="Inherit" w:cs="宋体" w:hint="eastAsia"/>
+                <w:rFonts w:ascii="楷体" w:eastAsia="楷体" w:hAnsi="楷体" w:cs="宋体" w:hint="eastAsia"/>
                 <w:color w:val="000000"/>
                 <w:kern w:val="0"/>
                 <w:szCs w:val="22"/>
@@ -3541,7 +3719,7 @@
             </w:pPr>
             <w:r>
               <w:rPr>
-                <w:rFonts w:ascii="Inherit" w:eastAsia="等线" w:hAnsi="Inherit" w:cs="宋体"/>
+                <w:rFonts w:ascii="楷体" w:eastAsia="楷体" w:hAnsi="楷体" w:cs="宋体"/>
                 <w:color w:val="000000"/>
                 <w:kern w:val="0"/>
                 <w:szCs w:val="22"/>
@@ -3567,7 +3745,7 @@
               <w:widowControl/>
               <w:spacing w:after="0" w:line="240" w:lineRule="auto"/>
               <w:rPr>
-                <w:rFonts w:ascii="Inherit" w:eastAsia="等线" w:hAnsi="Inherit" w:cs="宋体" w:hint="eastAsia"/>
+                <w:rFonts w:ascii="楷体" w:eastAsia="楷体" w:hAnsi="楷体" w:cs="宋体" w:hint="eastAsia"/>
                 <w:color w:val="000000"/>
                 <w:kern w:val="0"/>
                 <w:szCs w:val="22"/>
@@ -3576,7 +3754,7 @@
             </w:pPr>
             <w:r>
               <w:rPr>
-                <w:rFonts w:ascii="Inherit" w:eastAsia="等线" w:hAnsi="Inherit" w:cs="宋体"/>
+                <w:rFonts w:ascii="楷体" w:eastAsia="楷体" w:hAnsi="楷体" w:cs="宋体"/>
                 <w:color w:val="000000"/>
                 <w:kern w:val="0"/>
                 <w:szCs w:val="22"/>
@@ -3586,7 +3764,7 @@
             </w:r>
             <w:r>
               <w:rPr>
-                <w:rFonts w:ascii="微软雅黑" w:eastAsia="微软雅黑" w:hAnsi="微软雅黑" w:cs="宋体" w:hint="eastAsia"/>
+                <w:rFonts w:ascii="楷体" w:eastAsia="楷体" w:hAnsi="楷体" w:cs="宋体" w:hint="eastAsia"/>
                 <w:color w:val="000000"/>
                 <w:kern w:val="0"/>
                 <w:szCs w:val="22"/>
@@ -3596,7 +3774,7 @@
             </w:r>
             <w:r>
               <w:rPr>
-                <w:rFonts w:ascii="Inherit" w:eastAsia="等线" w:hAnsi="Inherit" w:cs="宋体"/>
+                <w:rFonts w:ascii="楷体" w:eastAsia="楷体" w:hAnsi="楷体" w:cs="宋体"/>
                 <w:color w:val="000000"/>
                 <w:kern w:val="0"/>
                 <w:szCs w:val="22"/>
@@ -3606,7 +3784,7 @@
             </w:r>
             <w:r>
               <w:rPr>
-                <w:rFonts w:ascii="Arial" w:eastAsia="等线" w:hAnsi="Arial" w:cs="Arial"/>
+                <w:rFonts w:ascii="楷体" w:eastAsia="楷体" w:hAnsi="楷体" w:cs="Arial"/>
                 <w:color w:val="000000"/>
                 <w:kern w:val="0"/>
                 <w:szCs w:val="22"/>
@@ -3616,7 +3794,7 @@
             </w:r>
             <w:r>
               <w:rPr>
-                <w:rFonts w:ascii="微软雅黑" w:eastAsia="微软雅黑" w:hAnsi="微软雅黑" w:cs="宋体" w:hint="eastAsia"/>
+                <w:rFonts w:ascii="楷体" w:eastAsia="楷体" w:hAnsi="楷体" w:cs="宋体" w:hint="eastAsia"/>
                 <w:color w:val="000000"/>
                 <w:kern w:val="0"/>
                 <w:szCs w:val="22"/>
@@ -3642,7 +3820,7 @@
               <w:widowControl/>
               <w:spacing w:after="0" w:line="240" w:lineRule="auto"/>
               <w:rPr>
-                <w:rFonts w:ascii="微软雅黑" w:eastAsia="微软雅黑" w:hAnsi="微软雅黑" w:cs="宋体" w:hint="eastAsia"/>
+                <w:rFonts w:ascii="楷体" w:eastAsia="楷体" w:hAnsi="楷体" w:cs="宋体" w:hint="eastAsia"/>
                 <w:color w:val="000000"/>
                 <w:kern w:val="0"/>
                 <w:szCs w:val="22"/>
@@ -3651,7 +3829,7 @@
             </w:pPr>
             <w:r>
               <w:rPr>
-                <w:rFonts w:ascii="微软雅黑" w:eastAsia="微软雅黑" w:hAnsi="微软雅黑" w:cs="宋体" w:hint="eastAsia"/>
+                <w:rFonts w:ascii="楷体" w:eastAsia="楷体" w:hAnsi="楷体" w:cs="宋体" w:hint="eastAsia"/>
                 <w:color w:val="000000"/>
                 <w:kern w:val="0"/>
                 <w:szCs w:val="22"/>
@@ -3677,7 +3855,7 @@
               <w:widowControl/>
               <w:spacing w:after="0" w:line="240" w:lineRule="auto"/>
               <w:rPr>
-                <w:rFonts w:ascii="Inherit" w:eastAsia="等线" w:hAnsi="Inherit" w:cs="宋体" w:hint="eastAsia"/>
+                <w:rFonts w:ascii="楷体" w:eastAsia="楷体" w:hAnsi="楷体" w:cs="宋体" w:hint="eastAsia"/>
                 <w:color w:val="000000"/>
                 <w:kern w:val="0"/>
                 <w:szCs w:val="22"/>
@@ -3686,143 +3864,13 @@
             </w:pPr>
             <w:r>
               <w:rPr>
-                <w:rFonts w:ascii="Inherit" w:eastAsia="等线" w:hAnsi="Inherit" w:cs="宋体"/>
+                <w:rFonts w:ascii="楷体" w:eastAsia="楷体" w:hAnsi="楷体" w:cs="宋体"/>
                 <w:color w:val="000000"/>
                 <w:kern w:val="0"/>
                 <w:szCs w:val="22"/>
                 <w14:ligatures w14:val="none"/>
               </w:rPr>
-              <w:t>2025</w:t>
-            </w:r>
-            <w:r>
-              <w:rPr>
-                <w:rFonts w:ascii="Inherit" w:eastAsia="等线" w:hAnsi="Inherit" w:cs="宋体"/>
-                <w:color w:val="000000"/>
-                <w:kern w:val="0"/>
-                <w:szCs w:val="22"/>
-                <w14:ligatures w14:val="none"/>
-              </w:rPr>
-              <w:t>年为商用元年，英伟达占</w:t>
-            </w:r>
-            <w:r>
-              <w:rPr>
-                <w:rFonts w:ascii="Inherit" w:eastAsia="等线" w:hAnsi="Inherit" w:cs="宋体"/>
-                <w:color w:val="000000"/>
-                <w:kern w:val="0"/>
-                <w:szCs w:val="22"/>
-                <w14:ligatures w14:val="none"/>
-              </w:rPr>
-              <w:t>70%–90%</w:t>
-            </w:r>
-            <w:r>
-              <w:rPr>
-                <w:rFonts w:ascii="Inherit" w:eastAsia="等线" w:hAnsi="Inherit" w:cs="宋体"/>
-                <w:color w:val="000000"/>
-                <w:kern w:val="0"/>
-                <w:szCs w:val="22"/>
-                <w14:ligatures w14:val="none"/>
-              </w:rPr>
-              <w:t>；</w:t>
-            </w:r>
-            <w:r>
-              <w:rPr>
-                <w:rFonts w:ascii="Inherit" w:eastAsia="等线" w:hAnsi="Inherit" w:cs="宋体"/>
-                <w:color w:val="000000"/>
-                <w:kern w:val="0"/>
-                <w:szCs w:val="22"/>
-                <w14:ligatures w14:val="none"/>
-              </w:rPr>
-              <w:t>2026</w:t>
-            </w:r>
-            <w:r>
-              <w:rPr>
-                <w:rFonts w:ascii="Inherit" w:eastAsia="等线" w:hAnsi="Inherit" w:cs="宋体"/>
-                <w:color w:val="000000"/>
-                <w:kern w:val="0"/>
-                <w:szCs w:val="22"/>
-                <w14:ligatures w14:val="none"/>
-              </w:rPr>
-              <w:t>年英伟达占比超</w:t>
-            </w:r>
-            <w:r>
-              <w:rPr>
-                <w:rFonts w:ascii="Inherit" w:eastAsia="等线" w:hAnsi="Inherit" w:cs="宋体"/>
-                <w:color w:val="000000"/>
-                <w:kern w:val="0"/>
-                <w:szCs w:val="22"/>
-                <w14:ligatures w14:val="none"/>
-              </w:rPr>
-              <w:t>60%</w:t>
-            </w:r>
-            <w:r>
-              <w:rPr>
-                <w:rFonts w:ascii="Inherit" w:eastAsia="等线" w:hAnsi="Inherit" w:cs="宋体"/>
-                <w:color w:val="000000"/>
-                <w:kern w:val="0"/>
-                <w:szCs w:val="22"/>
-                <w14:ligatures w14:val="none"/>
-              </w:rPr>
-              <w:t>，谷歌占</w:t>
-            </w:r>
-            <w:r>
-              <w:rPr>
-                <w:rFonts w:ascii="Inherit" w:eastAsia="等线" w:hAnsi="Inherit" w:cs="宋体"/>
-                <w:color w:val="000000"/>
-                <w:kern w:val="0"/>
-                <w:szCs w:val="22"/>
-                <w14:ligatures w14:val="none"/>
-              </w:rPr>
-              <w:t>25%</w:t>
-            </w:r>
-            <w:r>
-              <w:rPr>
-                <w:rFonts w:ascii="Inherit" w:eastAsia="等线" w:hAnsi="Inherit" w:cs="宋体"/>
-                <w:color w:val="000000"/>
-                <w:kern w:val="0"/>
-                <w:szCs w:val="22"/>
-                <w14:ligatures w14:val="none"/>
-              </w:rPr>
-              <w:t>，</w:t>
-            </w:r>
-            <w:r>
-              <w:rPr>
-                <w:rFonts w:ascii="Inherit" w:eastAsia="等线" w:hAnsi="Inherit" w:cs="宋体"/>
-                <w:color w:val="000000"/>
-                <w:kern w:val="0"/>
-                <w:szCs w:val="22"/>
-                <w14:ligatures w14:val="none"/>
-              </w:rPr>
-              <w:t>Meta</w:t>
-            </w:r>
-            <w:r>
-              <w:rPr>
-                <w:rFonts w:ascii="Inherit" w:eastAsia="等线" w:hAnsi="Inherit" w:cs="宋体"/>
-                <w:color w:val="000000"/>
-                <w:kern w:val="0"/>
-                <w:szCs w:val="22"/>
-                <w14:ligatures w14:val="none"/>
-              </w:rPr>
-              <w:t>占</w:t>
-            </w:r>
-            <w:r>
-              <w:rPr>
-                <w:rFonts w:ascii="Inherit" w:eastAsia="等线" w:hAnsi="Inherit" w:cs="宋体"/>
-                <w:color w:val="000000"/>
-                <w:kern w:val="0"/>
-                <w:szCs w:val="22"/>
-                <w14:ligatures w14:val="none"/>
-              </w:rPr>
-              <w:t>10%–15%</w:t>
-            </w:r>
-            <w:r>
-              <w:rPr>
-                <w:rFonts w:ascii="Inherit" w:eastAsia="等线" w:hAnsi="Inherit" w:cs="宋体"/>
-                <w:color w:val="000000"/>
-                <w:kern w:val="0"/>
-                <w:szCs w:val="22"/>
-                <w14:ligatures w14:val="none"/>
-              </w:rPr>
-              <w:t>。</w:t>
+              <w:t>2025年为商用元年，英伟达占70%–90%；2026年英伟达占比超60%，谷歌占25%，Meta占10%–15%。</w:t>
             </w:r>
           </w:p>
         </w:tc>
@@ -3831,12 +3879,12 @@
     <w:p>
       <w:pPr>
         <w:rPr>
-          <w:rFonts w:hint="eastAsia"/>
-        </w:rPr>
-      </w:pPr>
-      <w:r>
-        <w:rPr>
-          <w:rFonts w:hint="eastAsia"/>
+          <w:rFonts w:ascii="楷体" w:eastAsia="楷体" w:hAnsi="楷体" w:hint="eastAsia"/>
+        </w:rPr>
+      </w:pPr>
+      <w:r>
+        <w:rPr>
+          <w:rFonts w:ascii="楷体" w:eastAsia="楷体" w:hAnsi="楷体" w:hint="eastAsia"/>
         </w:rPr>
         <w:t>数据来源：evercore，lightcounting</w:t>
       </w:r>
@@ -3844,7 +3892,7 @@
     <w:p>
       <w:pPr>
         <w:rPr>
-          <w:rFonts w:hint="eastAsia"/>
+          <w:rFonts w:ascii="楷体" w:eastAsia="楷体" w:hAnsi="楷体" w:hint="eastAsia"/>
         </w:rPr>
       </w:pPr>
     </w:p>
@@ -3860,22 +3908,7 @@
           <w:rFonts w:ascii="楷体" w:eastAsia="楷体" w:hAnsi="楷体" w:hint="eastAsia"/>
           <w:sz w:val="24"/>
         </w:rPr>
-        <w:t>区域市场与资本开支印证需求景气：北美地区是全球最大的光模块市场，需求主要来自头部云服务商的AI数据中心建设。2025年，北美四大云厂商资本开</w:t>
-      </w:r>
-      <w:r>
-        <w:rPr>
-          <w:rFonts w:ascii="楷体" w:eastAsia="楷体" w:hAnsi="楷体" w:hint="eastAsia"/>
-          <w:sz w:val="24"/>
-        </w:rPr>
-        <w:lastRenderedPageBreak/>
-        <w:t>支合计同比增长76.9%，直接转化为对光模块的采购需求。</w:t>
-      </w:r>
-      <w:r>
-        <w:rPr>
-          <w:rFonts w:ascii="楷体" w:eastAsia="楷体" w:hAnsi="楷体" w:hint="eastAsia"/>
-          <w:sz w:val="24"/>
-        </w:rPr>
-        <w:t>以四大云厂为标志，2026年的Capex乐观上修合计超6000亿美元，接近2025年的两倍，中观上修合计超5000美元。这种量级远超三大运营商2898亿元的开支</w:t>
+        <w:t>区域市场与资本开支印证需求景气：北美地区是全球最大的光模块市场，需求主要来自头部云服务商的AI数据中心建设。2025年，北美四大云厂商资本开支合计同比增长76.9%，直接转化为对光模块的采购需求。以四大云厂为标志，2026年的Capex乐观上修合计超6000亿美元，接近2025年的两倍，中观上修合计超5000美元。这种量级远超三大运营商2898亿元的开支</w:t>
       </w:r>
     </w:p>
     <w:p>
@@ -4739,7 +4772,8 @@
           <w:sz w:val="16"/>
           <w:szCs w:val="16"/>
         </w:rPr>
-        <w:t>数据来源：长江证券</w:t>
+        <w:lastRenderedPageBreak/>
+        <w:t>数据来源：长江证券（乐观），银河证券</w:t>
       </w:r>
       <w:r>
         <w:rPr>
@@ -4747,7 +4781,7 @@
           <w:sz w:val="16"/>
           <w:szCs w:val="16"/>
         </w:rPr>
-        <w:t>（乐观），银河证券</w:t>
+        <w:t>引trendforce</w:t>
       </w:r>
       <w:r>
         <w:rPr>
@@ -4755,21 +4789,13 @@
           <w:sz w:val="16"/>
           <w:szCs w:val="16"/>
         </w:rPr>
-        <w:t>引trendforce</w:t>
-      </w:r>
-      <w:r>
-        <w:rPr>
-          <w:rFonts w:ascii="楷体" w:eastAsia="楷体" w:hAnsi="楷体" w:hint="eastAsia"/>
-          <w:sz w:val="16"/>
-          <w:szCs w:val="16"/>
-        </w:rPr>
         <w:t>（中观）</w:t>
       </w:r>
     </w:p>
     <w:p>
       <w:pPr>
         <w:rPr>
-          <w:rFonts w:hint="eastAsia"/>
+          <w:rFonts w:ascii="楷体" w:eastAsia="楷体" w:hAnsi="楷体" w:hint="eastAsia"/>
         </w:rPr>
       </w:pPr>
     </w:p>
@@ -4777,12 +4803,12 @@
       <w:pPr>
         <w:pStyle w:val="4"/>
         <w:rPr>
-          <w:rFonts w:hint="eastAsia"/>
-        </w:rPr>
-      </w:pPr>
-      <w:r>
-        <w:rPr>
-          <w:rFonts w:hint="eastAsia"/>
+          <w:rFonts w:ascii="楷体" w:eastAsia="楷体" w:hAnsi="楷体" w:hint="eastAsia"/>
+        </w:rPr>
+      </w:pPr>
+      <w:r>
+        <w:rPr>
+          <w:rFonts w:ascii="楷体" w:eastAsia="楷体" w:hAnsi="楷体" w:hint="eastAsia"/>
         </w:rPr>
         <w:t>技术前沿</w:t>
       </w:r>
@@ -4790,12 +4816,12 @@
     <w:p>
       <w:pPr>
         <w:rPr>
-          <w:rFonts w:hint="eastAsia"/>
-        </w:rPr>
-      </w:pPr>
-      <w:r>
-        <w:rPr>
-          <w:rFonts w:hint="eastAsia"/>
+          <w:rFonts w:ascii="楷体" w:eastAsia="楷体" w:hAnsi="楷体" w:hint="eastAsia"/>
+        </w:rPr>
+      </w:pPr>
+      <w:r>
+        <w:rPr>
+          <w:rFonts w:ascii="楷体" w:eastAsia="楷体" w:hAnsi="楷体" w:hint="eastAsia"/>
         </w:rPr>
         <w:t>为满足AI集群对高带宽、低功耗、低延迟的苛刻要求，光模块技术正处于快速迭代期。</w:t>
       </w:r>
@@ -4803,12 +4829,12 @@
     <w:p>
       <w:pPr>
         <w:rPr>
-          <w:rFonts w:hint="eastAsia"/>
-        </w:rPr>
-      </w:pPr>
-      <w:r>
-        <w:rPr>
-          <w:rFonts w:hint="eastAsia"/>
+          <w:rFonts w:ascii="楷体" w:eastAsia="楷体" w:hAnsi="楷体" w:hint="eastAsia"/>
+        </w:rPr>
+      </w:pPr>
+      <w:r>
+        <w:rPr>
+          <w:rFonts w:ascii="楷体" w:eastAsia="楷体" w:hAnsi="楷体" w:hint="eastAsia"/>
         </w:rPr>
         <w:t>产品迭代周期显著缩短：在AI快速发展的驱动下，光模块迭代周期从早期的3-4年缩短至如今的2年左右。当前，800G速率光模块已成为数据中心主流，1.6T光模块进入商业化放量阶段，3.2T等新一代产品处于前期技术准备阶段，预计于2027-2028年开始验证。</w:t>
       </w:r>
@@ -4838,6 +4864,7 @@
       </w:pPr>
       <w:r>
         <w:rPr>
+          <w:rFonts w:ascii="楷体" w:eastAsia="楷体" w:hAnsi="楷体"/>
           <w:noProof/>
         </w:rPr>
         <w:drawing>
@@ -4856,7 +4883,7 @@
                     <pic:cNvPicPr/>
                   </pic:nvPicPr>
                   <pic:blipFill>
-                    <a:blip r:embed="rId14"/>
+                    <a:blip r:embed="rId18"/>
                     <a:stretch>
                       <a:fillRect/>
                     </a:stretch>
@@ -4892,104 +4919,91 @@
           <w:sz w:val="16"/>
           <w:szCs w:val="16"/>
         </w:rPr>
-        <w:t>数据来源：</w:t>
-      </w:r>
-      <w:r>
-        <w:rPr>
-          <w:rFonts w:ascii="楷体" w:eastAsia="楷体" w:hAnsi="楷体" w:hint="eastAsia"/>
-          <w:sz w:val="16"/>
-          <w:szCs w:val="16"/>
-        </w:rPr>
-        <w:t>申万宏源研究</w:t>
-      </w:r>
-    </w:p>
-    <w:p>
-      <w:pPr>
-        <w:rPr>
-          <w:rFonts w:hint="eastAsia"/>
-        </w:rPr>
-      </w:pPr>
-    </w:p>
-    <w:p>
-      <w:pPr>
-        <w:rPr>
-          <w:rFonts w:hint="eastAsia"/>
-        </w:rPr>
-      </w:pPr>
-      <w:r>
-        <w:rPr>
-          <w:rFonts w:hint="eastAsia"/>
+        <w:t>数据来源：申万宏源研究</w:t>
+      </w:r>
+    </w:p>
+    <w:p>
+      <w:pPr>
+        <w:rPr>
+          <w:rFonts w:ascii="楷体" w:eastAsia="楷体" w:hAnsi="楷体" w:hint="eastAsia"/>
+        </w:rPr>
+      </w:pPr>
+    </w:p>
+    <w:p>
+      <w:pPr>
+        <w:rPr>
+          <w:rFonts w:ascii="楷体" w:eastAsia="楷体" w:hAnsi="楷体" w:hint="eastAsia"/>
+        </w:rPr>
+      </w:pPr>
+      <w:r>
+        <w:rPr>
+          <w:rFonts w:ascii="楷体" w:eastAsia="楷体" w:hAnsi="楷体" w:hint="eastAsia"/>
         </w:rPr>
         <w:t>逻辑：光模块并没有到此结束，AI对算力的要求，</w:t>
       </w:r>
       <w:r>
         <w:rPr>
-          <w:rFonts w:hint="eastAsia"/>
+          <w:rFonts w:ascii="楷体" w:eastAsia="楷体" w:hAnsi="楷体" w:hint="eastAsia"/>
         </w:rPr>
         <w:t>scale up的叙事，</w:t>
       </w:r>
       <w:r>
         <w:rPr>
-          <w:rFonts w:hint="eastAsia"/>
+          <w:rFonts w:ascii="楷体" w:eastAsia="楷体" w:hAnsi="楷体" w:hint="eastAsia"/>
         </w:rPr>
         <w:t>迫使</w:t>
       </w:r>
       <w:r>
         <w:rPr>
-          <w:rFonts w:hint="eastAsia"/>
+          <w:rFonts w:ascii="楷体" w:eastAsia="楷体" w:hAnsi="楷体" w:hint="eastAsia"/>
         </w:rPr>
         <w:t>大厂进行</w:t>
       </w:r>
       <w:r>
         <w:rPr>
-          <w:rFonts w:hint="eastAsia"/>
-        </w:rPr>
-        <w:t>技</w:t>
-      </w:r>
-      <w:r>
-        <w:rPr>
-          <w:rFonts w:hint="eastAsia"/>
+          <w:rFonts w:ascii="楷体" w:eastAsia="楷体" w:hAnsi="楷体" w:hint="eastAsia"/>
+        </w:rPr>
+        <w:t>技术改革</w:t>
+      </w:r>
+      <w:r>
+        <w:rPr>
+          <w:rFonts w:ascii="楷体" w:eastAsia="楷体" w:hAnsi="楷体" w:hint="eastAsia"/>
+        </w:rPr>
+        <w:t>。CPO，硅光应运而生，是最合适的路线。</w:t>
+      </w:r>
+    </w:p>
+    <w:p>
+      <w:pPr>
+        <w:rPr>
+          <w:rFonts w:ascii="楷体" w:eastAsia="楷体" w:hAnsi="楷体" w:hint="eastAsia"/>
+        </w:rPr>
+      </w:pPr>
+    </w:p>
+    <w:p>
+      <w:pPr>
+        <w:rPr>
+          <w:rFonts w:ascii="楷体" w:eastAsia="楷体" w:hAnsi="楷体" w:hint="eastAsia"/>
+        </w:rPr>
+      </w:pPr>
+      <w:r>
+        <w:rPr>
+          <w:rFonts w:ascii="楷体" w:eastAsia="楷体" w:hAnsi="楷体" w:hint="eastAsia"/>
+        </w:rPr>
+        <w:t>可插拔模块仍为主流，但集成化方案是长期方向：未来5年，可插拔光模块（包括线性可插拔光模块LPO）将继续主导市场。LPO通过移除DSP芯片，可实现约40%的功耗降低和亚纳秒级别的超低延迟，已成为AI算力集群短距互联的关键技术。同时，为应对更大规模集群的功耗和延迟挑战，业界正探索板上光电子（OBO）、近封装光电子（NPO）、共封装光电子（CPO）等更集成的方案。</w:t>
+      </w:r>
+    </w:p>
+    <w:p>
+      <w:pPr>
+        <w:rPr>
+          <w:rFonts w:ascii="楷体" w:eastAsia="楷体" w:hAnsi="楷体" w:hint="eastAsia"/>
+        </w:rPr>
+      </w:pPr>
+      <w:r>
+        <w:rPr>
+          <w:rFonts w:ascii="楷体" w:eastAsia="楷体" w:hAnsi="楷体"/>
+          <w:noProof/>
         </w:rPr>
         <w:lastRenderedPageBreak/>
-        <w:t>术改革</w:t>
-      </w:r>
-      <w:r>
-        <w:rPr>
-          <w:rFonts w:hint="eastAsia"/>
-        </w:rPr>
-        <w:t>。CPO，硅光应运而生，是最合适的路线。</w:t>
-      </w:r>
-    </w:p>
-    <w:p>
-      <w:pPr>
-        <w:rPr>
-          <w:rFonts w:hint="eastAsia"/>
-        </w:rPr>
-      </w:pPr>
-    </w:p>
-    <w:p>
-      <w:pPr>
-        <w:rPr>
-          <w:rFonts w:hint="eastAsia"/>
-        </w:rPr>
-      </w:pPr>
-      <w:r>
-        <w:rPr>
-          <w:rFonts w:hint="eastAsia"/>
-        </w:rPr>
-        <w:t>可插拔模块仍为主流，但集成化方案是长期方向：未来5年，可插拔光模块（包括线性可插拔光模块LPO）将继续主导市场。LPO通过移除DSP芯片，可实现约40%的功耗降低和亚纳秒级别的超低延迟，已成为AI算力集群短距互联的关键技术。同时，为应对更大规模集群的功耗和延迟挑战，业界正探索板上光电子（OBO）、近封装光电子（NPO）、共封装光电子（CPO）等更集成的方案。</w:t>
-      </w:r>
-    </w:p>
-    <w:p>
-      <w:pPr>
-        <w:rPr>
-          <w:rFonts w:hint="eastAsia"/>
-        </w:rPr>
-      </w:pPr>
-      <w:r>
-        <w:rPr>
-          <w:noProof/>
-        </w:rPr>
         <w:drawing>
           <wp:inline distT="0" distB="0" distL="0" distR="0" wp14:anchorId="135BE7A5" wp14:editId="3AC5C947">
             <wp:extent cx="5274310" cy="3263265"/>
@@ -5006,7 +5020,7 @@
                     <pic:cNvPicPr/>
                   </pic:nvPicPr>
                   <pic:blipFill>
-                    <a:blip r:embed="rId15"/>
+                    <a:blip r:embed="rId19"/>
                     <a:stretch>
                       <a:fillRect/>
                     </a:stretch>
@@ -5030,12 +5044,12 @@
     <w:p>
       <w:pPr>
         <w:rPr>
-          <w:rFonts w:hint="eastAsia"/>
-        </w:rPr>
-      </w:pPr>
-      <w:r>
-        <w:rPr>
-          <w:rFonts w:hint="eastAsia"/>
+          <w:rFonts w:ascii="楷体" w:eastAsia="楷体" w:hAnsi="楷体" w:hint="eastAsia"/>
+        </w:rPr>
+      </w:pPr>
+      <w:r>
+        <w:rPr>
+          <w:rFonts w:ascii="楷体" w:eastAsia="楷体" w:hAnsi="楷体" w:hint="eastAsia"/>
         </w:rPr>
         <w:t>数据来源：国盛证券，YOLE</w:t>
       </w:r>
@@ -5043,24 +5057,24 @@
     <w:p>
       <w:pPr>
         <w:rPr>
-          <w:rFonts w:hint="eastAsia"/>
-        </w:rPr>
-      </w:pPr>
-      <w:r>
-        <w:rPr>
-          <w:rFonts w:hint="eastAsia"/>
+          <w:rFonts w:ascii="楷体" w:eastAsia="楷体" w:hAnsi="楷体" w:hint="eastAsia"/>
+        </w:rPr>
+      </w:pPr>
+      <w:r>
+        <w:rPr>
+          <w:rFonts w:ascii="楷体" w:eastAsia="楷体" w:hAnsi="楷体" w:hint="eastAsia"/>
         </w:rPr>
         <w:t>硅光技术渗透率提升：</w:t>
       </w:r>
       <w:r>
         <w:rPr>
-          <w:rFonts w:hint="eastAsia"/>
+          <w:rFonts w:ascii="楷体" w:eastAsia="楷体" w:hAnsi="楷体" w:hint="eastAsia"/>
         </w:rPr>
         <w:t>一方面，传统磷化铟EML激光器出现产能瓶颈，制约了高速光模块的交付能力。另一方面，硅光产业链日趋成熟。硅光Fab厂商（如中芯国际、Tower等）和上游CW光源厂商（如源杰科技）持续扩充产能，从供给端保障了硅光模块的产量并有望持续降低成本。供给紧张与成本下降的预期，共同催化了硅光占比的进一步提升。</w:t>
       </w:r>
       <w:r>
         <w:rPr>
-          <w:rFonts w:hint="eastAsia"/>
+          <w:rFonts w:ascii="楷体" w:eastAsia="楷体" w:hAnsi="楷体" w:hint="eastAsia"/>
         </w:rPr>
         <w:t>行业头部客户率先转向硅光方案，带动全行业跟进。LightCounting预计，2026年超过一半的光模块销售额将来自基于硅光调制器的模块。</w:t>
       </w:r>
@@ -5068,14 +5082,14 @@
     <w:p>
       <w:pPr>
         <w:rPr>
-          <w:rFonts w:hint="eastAsia"/>
-        </w:rPr>
-      </w:pPr>
-      <w:r>
-        <w:rPr>
+          <w:rFonts w:ascii="楷体" w:eastAsia="楷体" w:hAnsi="楷体" w:hint="eastAsia"/>
+        </w:rPr>
+      </w:pPr>
+      <w:r>
+        <w:rPr>
+          <w:rFonts w:ascii="楷体" w:eastAsia="楷体" w:hAnsi="楷体"/>
           <w:noProof/>
         </w:rPr>
-        <w:lastRenderedPageBreak/>
         <w:drawing>
           <wp:inline distT="0" distB="0" distL="0" distR="0" wp14:anchorId="02949990" wp14:editId="1E55161F">
             <wp:extent cx="5274310" cy="2774315"/>
@@ -5092,7 +5106,7 @@
                     <pic:cNvPicPr/>
                   </pic:nvPicPr>
                   <pic:blipFill>
-                    <a:blip r:embed="rId16"/>
+                    <a:blip r:embed="rId20"/>
                     <a:stretch>
                       <a:fillRect/>
                     </a:stretch>
@@ -5116,12 +5130,12 @@
     <w:p>
       <w:pPr>
         <w:rPr>
-          <w:rFonts w:hint="eastAsia"/>
-        </w:rPr>
-      </w:pPr>
-      <w:r>
-        <w:rPr>
-          <w:rFonts w:hint="eastAsia"/>
+          <w:rFonts w:ascii="楷体" w:eastAsia="楷体" w:hAnsi="楷体" w:hint="eastAsia"/>
+        </w:rPr>
+      </w:pPr>
+      <w:r>
+        <w:rPr>
+          <w:rFonts w:ascii="楷体" w:eastAsia="楷体" w:hAnsi="楷体" w:hint="eastAsia"/>
         </w:rPr>
         <w:t>数据来源：国盛证券，YOLE</w:t>
       </w:r>
@@ -5129,7 +5143,7 @@
     <w:p>
       <w:pPr>
         <w:rPr>
-          <w:rFonts w:hint="eastAsia"/>
+          <w:rFonts w:ascii="楷体" w:eastAsia="楷体" w:hAnsi="楷体" w:hint="eastAsia"/>
         </w:rPr>
       </w:pPr>
     </w:p>
@@ -5137,12 +5151,12 @@
       <w:pPr>
         <w:pStyle w:val="5"/>
         <w:rPr>
-          <w:rFonts w:hint="eastAsia"/>
-        </w:rPr>
-      </w:pPr>
-      <w:r>
-        <w:rPr>
-          <w:rFonts w:hint="eastAsia"/>
+          <w:rFonts w:ascii="楷体" w:eastAsia="楷体" w:hAnsi="楷体" w:hint="eastAsia"/>
+        </w:rPr>
+      </w:pPr>
+      <w:r>
+        <w:rPr>
+          <w:rFonts w:ascii="楷体" w:eastAsia="楷体" w:hAnsi="楷体" w:hint="eastAsia"/>
         </w:rPr>
         <w:t>硅光渗透率</w:t>
       </w:r>
@@ -5150,18 +5164,18 @@
     <w:p>
       <w:pPr>
         <w:rPr>
-          <w:rFonts w:hint="eastAsia"/>
-        </w:rPr>
-      </w:pPr>
-      <w:r>
-        <w:rPr>
-          <w:rFonts w:hint="eastAsia"/>
+          <w:rFonts w:ascii="楷体" w:eastAsia="楷体" w:hAnsi="楷体" w:hint="eastAsia"/>
+        </w:rPr>
+      </w:pPr>
+      <w:r>
+        <w:rPr>
+          <w:rFonts w:ascii="楷体" w:eastAsia="楷体" w:hAnsi="楷体" w:hint="eastAsia"/>
         </w:rPr>
         <w:t>表：在各速率光模块中的硅光渗透率</w:t>
       </w:r>
       <w:r>
         <w:rPr>
-          <w:rFonts w:hint="eastAsia"/>
+          <w:rFonts w:ascii="楷体" w:eastAsia="楷体" w:hAnsi="楷体" w:hint="eastAsia"/>
         </w:rPr>
         <w:t>（TFLN不起来的情况）</w:t>
       </w:r>
@@ -5169,11 +5183,12 @@
     <w:p>
       <w:pPr>
         <w:rPr>
-          <w:rFonts w:hint="eastAsia"/>
-        </w:rPr>
-      </w:pPr>
-      <w:r>
-        <w:rPr>
+          <w:rFonts w:ascii="楷体" w:eastAsia="楷体" w:hAnsi="楷体" w:hint="eastAsia"/>
+        </w:rPr>
+      </w:pPr>
+      <w:r>
+        <w:rPr>
+          <w:rFonts w:ascii="楷体" w:eastAsia="楷体" w:hAnsi="楷体"/>
           <w:noProof/>
         </w:rPr>
         <w:drawing>
@@ -5192,7 +5207,7 @@
                     <pic:cNvPicPr/>
                   </pic:nvPicPr>
                   <pic:blipFill>
-                    <a:blip r:embed="rId17"/>
+                    <a:blip r:embed="rId21"/>
                     <a:stretch>
                       <a:fillRect/>
                     </a:stretch>
@@ -5216,14 +5231,14 @@
     <w:p>
       <w:pPr>
         <w:rPr>
-          <w:rFonts w:hint="eastAsia"/>
-        </w:rPr>
-      </w:pPr>
-      <w:r>
-        <w:rPr>
+          <w:rFonts w:ascii="楷体" w:eastAsia="楷体" w:hAnsi="楷体" w:hint="eastAsia"/>
+        </w:rPr>
+      </w:pPr>
+      <w:r>
+        <w:rPr>
+          <w:rFonts w:ascii="楷体" w:eastAsia="楷体" w:hAnsi="楷体"/>
           <w:noProof/>
         </w:rPr>
-        <w:lastRenderedPageBreak/>
         <w:drawing>
           <wp:inline distT="0" distB="0" distL="0" distR="0" wp14:anchorId="295097B1" wp14:editId="5B47C4A5">
             <wp:extent cx="5274310" cy="3469005"/>
@@ -5240,7 +5255,7 @@
                     <pic:cNvPicPr/>
                   </pic:nvPicPr>
                   <pic:blipFill>
-                    <a:blip r:embed="rId18"/>
+                    <a:blip r:embed="rId22"/>
                     <a:stretch>
                       <a:fillRect/>
                     </a:stretch>
@@ -5265,6 +5280,254 @@
       <w:pPr>
         <w:pStyle w:val="4"/>
         <w:rPr>
+          <w:rFonts w:ascii="楷体" w:eastAsia="楷体" w:hAnsi="楷体" w:hint="eastAsia"/>
+        </w:rPr>
+      </w:pPr>
+      <w:r>
+        <w:rPr>
+          <w:rFonts w:ascii="楷体" w:eastAsia="楷体" w:hAnsi="楷体" w:hint="eastAsia"/>
+        </w:rPr>
+        <w:lastRenderedPageBreak/>
+        <w:t>市场展望</w:t>
+      </w:r>
+    </w:p>
+    <w:p>
+      <w:pPr>
+        <w:rPr>
+          <w:rFonts w:ascii="楷体" w:eastAsia="楷体" w:hAnsi="楷体" w:hint="eastAsia"/>
+        </w:rPr>
+      </w:pPr>
+      <w:r>
+        <w:rPr>
+          <w:rFonts w:ascii="楷体" w:eastAsia="楷体" w:hAnsi="楷体" w:hint="eastAsia"/>
+        </w:rPr>
+        <w:t>综合供需两端，光模块市场在未来几年将保持高速增长，但上游供应瓶颈可能使供需紧张格局延续。</w:t>
+      </w:r>
+    </w:p>
+    <w:p>
+      <w:pPr>
+        <w:rPr>
+          <w:rFonts w:ascii="楷体" w:eastAsia="楷体" w:hAnsi="楷体" w:hint="eastAsia"/>
+        </w:rPr>
+      </w:pPr>
+    </w:p>
+    <w:p>
+      <w:pPr>
+        <w:rPr>
+          <w:rFonts w:ascii="楷体" w:eastAsia="楷体" w:hAnsi="楷体" w:hint="eastAsia"/>
+        </w:rPr>
+      </w:pPr>
+      <w:r>
+        <w:rPr>
+          <w:rFonts w:ascii="楷体" w:eastAsia="楷体" w:hAnsi="楷体" w:hint="eastAsia"/>
+        </w:rPr>
+        <w:t>市场规模增长预测强劲：多家机构对市场前景持乐观态度。LightCounting预测，2025年全球光模块市场销售额接近180亿美元（同比增长约70%），2026年仍将保持60%的高速增长；到2029年，全球市场规模有望突破370亿美元，2024-2029年复合增长率（CAGR）为22%。98在高盛预测中，800G及以上速率细分市场在2026-2028年的复合年增长率将达到31%。</w:t>
+      </w:r>
+    </w:p>
+    <w:p>
+      <w:pPr>
+        <w:rPr>
+          <w:rFonts w:ascii="楷体" w:eastAsia="楷体" w:hAnsi="楷体" w:hint="eastAsia"/>
+        </w:rPr>
+      </w:pPr>
+      <w:r>
+        <w:rPr>
+          <w:rFonts w:ascii="楷体" w:eastAsia="楷体" w:hAnsi="楷体" w:hint="eastAsia"/>
+        </w:rPr>
+        <w:t>供需关系总结：当前光模块行业呈现典型的“需求驱动型”供需关系。需求端，由AI算力基建竞赛带来的800G/1.6T高速产品需求规划量巨大，且持续上调。供给端，尽管整机厂商产能积极扩张，但上游核心激光器芯片及磷化铟材料的产能扩张速度短期难以完全匹配需求的爆发式增长，形成了结构性供应紧张。这种供需态势预计至少将持续至2026年底，并可能对产品价格形成支撑，同时加速技术迭代和供应链的国产化进程。</w:t>
+      </w:r>
+    </w:p>
+    <w:p>
+      <w:pPr>
+        <w:rPr>
+          <w:rFonts w:ascii="楷体" w:eastAsia="楷体" w:hAnsi="楷体" w:hint="eastAsia"/>
+        </w:rPr>
+      </w:pPr>
+      <w:r>
+        <w:rPr>
+          <w:rFonts w:ascii="楷体" w:eastAsia="楷体" w:hAnsi="楷体" w:hint="eastAsia"/>
+        </w:rPr>
+        <w:t>算力市场</w:t>
+      </w:r>
+    </w:p>
+    <w:p>
+      <w:pPr>
+        <w:pStyle w:val="3"/>
+        <w:rPr>
+          <w:rFonts w:ascii="楷体" w:eastAsia="楷体" w:hAnsi="楷体" w:hint="eastAsia"/>
+        </w:rPr>
+      </w:pPr>
+      <w:r>
+        <w:rPr>
+          <w:rFonts w:ascii="楷体" w:eastAsia="楷体" w:hAnsi="楷体" w:hint="eastAsia"/>
+        </w:rPr>
+        <w:t>光纤</w:t>
+      </w:r>
+    </w:p>
+    <w:p>
+      <w:pPr>
+        <w:rPr>
+          <w:rFonts w:ascii="楷体" w:eastAsia="楷体" w:hAnsi="楷体" w:hint="eastAsia"/>
+        </w:rPr>
+      </w:pPr>
+      <w:r>
+        <w:rPr>
+          <w:rFonts w:ascii="楷体" w:eastAsia="楷体" w:hAnsi="楷体" w:hint="eastAsia"/>
+        </w:rPr>
+        <w:t>三、典型案例：康宁（Corning）与长飞的"命运分岔"</w:t>
+      </w:r>
+    </w:p>
+    <w:p>
+      <w:pPr>
+        <w:rPr>
+          <w:rFonts w:ascii="楷体" w:eastAsia="楷体" w:hAnsi="楷体" w:hint="eastAsia"/>
+        </w:rPr>
+      </w:pPr>
+      <w:r>
+        <w:rPr>
+          <w:rFonts w:ascii="楷体" w:eastAsia="楷体" w:hAnsi="楷体" w:hint="eastAsia"/>
+        </w:rPr>
+        <w:t>康宁的转型（2016-2024）</w:t>
+      </w:r>
+    </w:p>
+    <w:p>
+      <w:pPr>
+        <w:rPr>
+          <w:rFonts w:ascii="楷体" w:eastAsia="楷体" w:hAnsi="楷体" w:hint="eastAsia"/>
+        </w:rPr>
+      </w:pPr>
+      <w:r>
+        <w:rPr>
+          <w:rFonts w:ascii="楷体" w:eastAsia="楷体" w:hAnsi="楷体" w:hint="eastAsia"/>
+        </w:rPr>
+        <w:t>传统业务：电信光纤占比从2015年的40%降至2023年的15%</w:t>
+      </w:r>
+    </w:p>
+    <w:p>
+      <w:pPr>
+        <w:rPr>
+          <w:rFonts w:ascii="楷体" w:eastAsia="楷体" w:hAnsi="楷体" w:hint="eastAsia"/>
+        </w:rPr>
+      </w:pPr>
+      <w:r>
+        <w:rPr>
+          <w:rFonts w:ascii="楷体" w:eastAsia="楷体" w:hAnsi="楷体" w:hint="eastAsia"/>
+        </w:rPr>
+        <w:t>数据中心业务：通过收购和自研，成为Google、Meta光互联核心供应商</w:t>
+      </w:r>
+    </w:p>
+    <w:p>
+      <w:pPr>
+        <w:rPr>
+          <w:rFonts w:ascii="楷体" w:eastAsia="楷体" w:hAnsi="楷体" w:hint="eastAsia"/>
+        </w:rPr>
+      </w:pPr>
+      <w:r>
+        <w:rPr>
+          <w:rFonts w:ascii="楷体" w:eastAsia="楷体" w:hAnsi="楷体" w:hint="eastAsia"/>
+        </w:rPr>
+        <w:t>关键产品：EDGE</w:t>
+      </w:r>
+      <w:r>
+        <w:rPr>
+          <w:rFonts w:ascii="Cambria Math" w:eastAsia="楷体" w:hAnsi="Cambria Math" w:cs="Cambria Math"/>
+        </w:rPr>
+        <w:t>™</w:t>
+      </w:r>
+      <w:r>
+        <w:rPr>
+          <w:rFonts w:ascii="楷体" w:eastAsia="楷体" w:hAnsi="楷体" w:cs="楷体" w:hint="eastAsia"/>
+        </w:rPr>
+        <w:t>分布式光缆系统、</w:t>
+      </w:r>
+      <w:r>
+        <w:rPr>
+          <w:rFonts w:ascii="楷体" w:eastAsia="楷体" w:hAnsi="楷体" w:hint="eastAsia"/>
+        </w:rPr>
+        <w:t>ClearCurve</w:t>
+      </w:r>
+      <w:r>
+        <w:rPr>
+          <w:rFonts w:ascii="Calibri" w:eastAsia="楷体" w:hAnsi="Calibri" w:cs="Calibri"/>
+        </w:rPr>
+        <w:t>®</w:t>
+      </w:r>
+      <w:r>
+        <w:rPr>
+          <w:rFonts w:ascii="楷体" w:eastAsia="楷体" w:hAnsi="楷体" w:hint="eastAsia"/>
+        </w:rPr>
+        <w:t>抗弯曲光纤、MPO预端接方案</w:t>
+      </w:r>
+    </w:p>
+    <w:p>
+      <w:pPr>
+        <w:rPr>
+          <w:rFonts w:ascii="楷体" w:eastAsia="楷体" w:hAnsi="楷体" w:hint="eastAsia"/>
+        </w:rPr>
+      </w:pPr>
+      <w:r>
+        <w:rPr>
+          <w:rFonts w:ascii="楷体" w:eastAsia="楷体" w:hAnsi="楷体" w:hint="eastAsia"/>
+        </w:rPr>
+        <w:t>结果：数据中心相关收入CAGR超过25%，估值从周期股转向成长股，PE中枢抬升至20-25倍</w:t>
+      </w:r>
+    </w:p>
+    <w:p>
+      <w:pPr>
+        <w:rPr>
+          <w:rFonts w:ascii="楷体" w:eastAsia="楷体" w:hAnsi="楷体" w:hint="eastAsia"/>
+        </w:rPr>
+      </w:pPr>
+      <w:r>
+        <w:rPr>
+          <w:rFonts w:ascii="楷体" w:eastAsia="楷体" w:hAnsi="楷体" w:hint="eastAsia"/>
+        </w:rPr>
+        <w:t>长飞的"二次创业"（相对滞后）</w:t>
+      </w:r>
+    </w:p>
+    <w:p>
+      <w:pPr>
+        <w:rPr>
+          <w:rFonts w:ascii="楷体" w:eastAsia="楷体" w:hAnsi="楷体" w:hint="eastAsia"/>
+        </w:rPr>
+      </w:pPr>
+      <w:r>
+        <w:rPr>
+          <w:rFonts w:ascii="楷体" w:eastAsia="楷体" w:hAnsi="楷体" w:hint="eastAsia"/>
+        </w:rPr>
+        <w:t>2018年前：过度依赖三大运营商集采，OM系列多模光纤布局较晚</w:t>
+      </w:r>
+    </w:p>
+    <w:p>
+      <w:pPr>
+        <w:rPr>
+          <w:rFonts w:ascii="楷体" w:eastAsia="楷体" w:hAnsi="楷体" w:hint="eastAsia"/>
+        </w:rPr>
+      </w:pPr>
+      <w:r>
+        <w:rPr>
+          <w:rFonts w:ascii="楷体" w:eastAsia="楷体" w:hAnsi="楷体" w:hint="eastAsia"/>
+        </w:rPr>
+        <w:t>2020年后：收购光模块企业（博创科技）、发力海缆与数据中心互联，但节奏慢于康宁2-3年</w:t>
+      </w:r>
+    </w:p>
+    <w:p>
+      <w:pPr>
+        <w:rPr>
+          <w:rFonts w:ascii="楷体" w:eastAsia="楷体" w:hAnsi="楷体" w:hint="eastAsia"/>
+        </w:rPr>
+      </w:pPr>
+      <w:r>
+        <w:rPr>
+          <w:rFonts w:ascii="楷体" w:eastAsia="楷体" w:hAnsi="楷体" w:hint="eastAsia"/>
+        </w:rPr>
+        <w:t>启示：传统电信光纤龙头的转型窗口期有限，一旦错过云厂商供应链认证周期，追赶成本极高</w:t>
+      </w:r>
+    </w:p>
+    <w:p>
+      <w:pPr>
+        <w:pStyle w:val="3"/>
+        <w:rPr>
           <w:rFonts w:hint="eastAsia"/>
         </w:rPr>
       </w:pPr>
@@ -5272,11 +5535,410 @@
         <w:rPr>
           <w:rFonts w:hint="eastAsia"/>
         </w:rPr>
-        <w:t>市场展望</w:t>
-      </w:r>
-    </w:p>
-    <w:p>
-      <w:pPr>
+        <w:lastRenderedPageBreak/>
+        <w:t>5G-A</w:t>
+      </w:r>
+    </w:p>
+    <w:p>
+      <w:pPr>
+        <w:rPr>
+          <w:rFonts w:ascii="楷体" w:eastAsia="楷体" w:hAnsi="楷体" w:hint="eastAsia"/>
+        </w:rPr>
+      </w:pPr>
+      <w:r>
+        <w:rPr>
+          <w:rFonts w:ascii="楷体" w:eastAsia="楷体" w:hAnsi="楷体" w:hint="eastAsia"/>
+        </w:rPr>
+        <w:t>当前5G-A已经在多个场景做了技术验证和试点示范，全面进入规模化商用和深度赋能的时期。</w:t>
+      </w:r>
+      <w:r>
+        <w:rPr>
+          <w:rFonts w:ascii="楷体" w:eastAsia="楷体" w:hAnsi="楷体"/>
+        </w:rPr>
+        <w:t>截至2025年底，全国已有超过300个城市迈入5G-A时代，用户规模突破1000万，为各类应用提供了广泛的基础网络支撑</w:t>
+      </w:r>
+      <w:r>
+        <w:rPr>
+          <w:rFonts w:ascii="楷体" w:eastAsia="楷体" w:hAnsi="楷体" w:hint="eastAsia"/>
+        </w:rPr>
+        <w:t>。</w:t>
+      </w:r>
+    </w:p>
+    <w:p>
+      <w:pPr>
+        <w:rPr>
+          <w:rFonts w:ascii="楷体" w:eastAsia="楷体" w:hAnsi="楷体" w:hint="eastAsia"/>
+        </w:rPr>
+      </w:pPr>
+      <w:r>
+        <w:rPr>
+          <w:rFonts w:ascii="楷体" w:eastAsia="楷体" w:hAnsi="楷体" w:hint="eastAsia"/>
+        </w:rPr>
+        <w:t>5G-A的部署仍以三大运营商为主：</w:t>
+      </w:r>
+    </w:p>
+    <w:tbl>
+      <w:tblPr>
+        <w:tblStyle w:val="af2"/>
+        <w:tblW w:w="0" w:type="auto"/>
+        <w:tblLook w:val="04A0" w:firstRow="1" w:lastRow="0" w:firstColumn="1" w:lastColumn="0" w:noHBand="0" w:noVBand="1"/>
+      </w:tblPr>
+      <w:tblGrid>
+        <w:gridCol w:w="724"/>
+        <w:gridCol w:w="7572"/>
+      </w:tblGrid>
+      <w:tr>
+        <w:trPr>
+          <w:trHeight w:val="285"/>
+        </w:trPr>
+        <w:tc>
+          <w:tcPr>
+            <w:tcW w:w="746" w:type="dxa"/>
+            <w:noWrap/>
+            <w:hideMark/>
+          </w:tcPr>
+          <w:p>
+            <w:pPr>
+              <w:rPr>
+                <w:rFonts w:ascii="楷体" w:eastAsia="楷体" w:hAnsi="楷体" w:hint="eastAsia"/>
+              </w:rPr>
+            </w:pPr>
+            <w:r>
+              <w:rPr>
+                <w:rFonts w:ascii="楷体" w:eastAsia="楷体" w:hAnsi="楷体"/>
+              </w:rPr>
+              <w:t>运营主体</w:t>
+            </w:r>
+          </w:p>
+        </w:tc>
+        <w:tc>
+          <w:tcPr>
+            <w:tcW w:w="7894" w:type="dxa"/>
+            <w:noWrap/>
+            <w:hideMark/>
+          </w:tcPr>
+          <w:p>
+            <w:pPr>
+              <w:rPr>
+                <w:rFonts w:ascii="楷体" w:eastAsia="楷体" w:hAnsi="楷体" w:hint="eastAsia"/>
+              </w:rPr>
+            </w:pPr>
+            <w:r>
+              <w:rPr>
+                <w:rFonts w:ascii="楷体" w:eastAsia="楷体" w:hAnsi="楷体"/>
+              </w:rPr>
+              <w:t>目前进度</w:t>
+            </w:r>
+          </w:p>
+        </w:tc>
+      </w:tr>
+      <w:tr>
+        <w:trPr>
+          <w:trHeight w:val="285"/>
+        </w:trPr>
+        <w:tc>
+          <w:tcPr>
+            <w:tcW w:w="746" w:type="dxa"/>
+            <w:noWrap/>
+            <w:hideMark/>
+          </w:tcPr>
+          <w:p>
+            <w:pPr>
+              <w:rPr>
+                <w:rFonts w:ascii="楷体" w:eastAsia="楷体" w:hAnsi="楷体" w:hint="eastAsia"/>
+              </w:rPr>
+            </w:pPr>
+            <w:r>
+              <w:rPr>
+                <w:rFonts w:ascii="楷体" w:eastAsia="楷体" w:hAnsi="楷体"/>
+              </w:rPr>
+              <w:t>中国移动</w:t>
+            </w:r>
+          </w:p>
+        </w:tc>
+        <w:tc>
+          <w:tcPr>
+            <w:tcW w:w="7894" w:type="dxa"/>
+            <w:noWrap/>
+            <w:hideMark/>
+          </w:tcPr>
+          <w:p>
+            <w:pPr>
+              <w:rPr>
+                <w:rFonts w:ascii="楷体" w:eastAsia="楷体" w:hAnsi="楷体" w:hint="eastAsia"/>
+              </w:rPr>
+            </w:pPr>
+            <w:r>
+              <w:rPr>
+                <w:rFonts w:ascii="楷体" w:eastAsia="楷体" w:hAnsi="楷体"/>
+              </w:rPr>
+              <w:t>5G-A网络已覆盖330多个城市，5G-A基站占比超15%，并部署超5万站三载波聚合基站以提升网络能力</w:t>
+            </w:r>
+          </w:p>
+        </w:tc>
+      </w:tr>
+      <w:tr>
+        <w:trPr>
+          <w:trHeight w:val="285"/>
+        </w:trPr>
+        <w:tc>
+          <w:tcPr>
+            <w:tcW w:w="746" w:type="dxa"/>
+            <w:noWrap/>
+            <w:hideMark/>
+          </w:tcPr>
+          <w:p>
+            <w:pPr>
+              <w:rPr>
+                <w:rFonts w:ascii="楷体" w:eastAsia="楷体" w:hAnsi="楷体" w:hint="eastAsia"/>
+              </w:rPr>
+            </w:pPr>
+            <w:r>
+              <w:rPr>
+                <w:rFonts w:ascii="楷体" w:eastAsia="楷体" w:hAnsi="楷体"/>
+              </w:rPr>
+              <w:t>中国联通</w:t>
+            </w:r>
+          </w:p>
+        </w:tc>
+        <w:tc>
+          <w:tcPr>
+            <w:tcW w:w="7894" w:type="dxa"/>
+            <w:noWrap/>
+            <w:hideMark/>
+          </w:tcPr>
+          <w:p>
+            <w:pPr>
+              <w:rPr>
+                <w:rFonts w:ascii="楷体" w:eastAsia="楷体" w:hAnsi="楷体" w:hint="eastAsia"/>
+              </w:rPr>
+            </w:pPr>
+            <w:r>
+              <w:rPr>
+                <w:rFonts w:ascii="楷体" w:eastAsia="楷体" w:hAnsi="楷体"/>
+              </w:rPr>
+              <w:t>与中国电信持续深化共建共享，合作建成约7万个5G-A基站，同时中国联通在39个重点城市主城区率先实现连续覆盖</w:t>
+            </w:r>
+          </w:p>
+        </w:tc>
+      </w:tr>
+      <w:tr>
+        <w:trPr>
+          <w:trHeight w:val="285"/>
+        </w:trPr>
+        <w:tc>
+          <w:tcPr>
+            <w:tcW w:w="746" w:type="dxa"/>
+            <w:noWrap/>
+            <w:hideMark/>
+          </w:tcPr>
+          <w:p>
+            <w:pPr>
+              <w:rPr>
+                <w:rFonts w:ascii="楷体" w:eastAsia="楷体" w:hAnsi="楷体" w:hint="eastAsia"/>
+              </w:rPr>
+            </w:pPr>
+            <w:r>
+              <w:rPr>
+                <w:rFonts w:ascii="楷体" w:eastAsia="楷体" w:hAnsi="楷体"/>
+              </w:rPr>
+              <w:t>中国电信</w:t>
+            </w:r>
+          </w:p>
+        </w:tc>
+        <w:tc>
+          <w:tcPr>
+            <w:tcW w:w="7894" w:type="dxa"/>
+            <w:noWrap/>
+            <w:hideMark/>
+          </w:tcPr>
+          <w:p>
+            <w:pPr>
+              <w:rPr>
+                <w:rFonts w:ascii="楷体" w:eastAsia="楷体" w:hAnsi="楷体" w:hint="eastAsia"/>
+              </w:rPr>
+            </w:pPr>
+            <w:r>
+              <w:rPr>
+                <w:rFonts w:ascii="楷体" w:eastAsia="楷体" w:hAnsi="楷体"/>
+              </w:rPr>
+              <w:t>已在六省启动大上行试点，部署超13万座5G-A基站，覆盖超300个重点城市</w:t>
+            </w:r>
+          </w:p>
+        </w:tc>
+      </w:tr>
+    </w:tbl>
+    <w:p>
+      <w:pPr>
+        <w:rPr>
+          <w:rFonts w:ascii="楷体" w:eastAsia="楷体" w:hAnsi="楷体" w:hint="eastAsia"/>
+        </w:rPr>
+      </w:pPr>
+      <w:r>
+        <w:rPr>
+          <w:rFonts w:ascii="楷体" w:eastAsia="楷体" w:hAnsi="楷体" w:hint="eastAsia"/>
+        </w:rPr>
+        <w:t>民用加速方面，从可用到好用蜕变</w:t>
+      </w:r>
+      <w:r>
+        <w:rPr>
+          <w:rFonts w:ascii="楷体" w:eastAsia="楷体" w:hAnsi="楷体" w:hint="eastAsia"/>
+        </w:rPr>
+        <w:t>，主要用在重塑消费体验，推出基于场景的差异化服务。一个案例是2026年春节联欢晚会就运用了5G-A的技术以保证流畅度。</w:t>
+      </w:r>
+    </w:p>
+    <w:p>
+      <w:pPr>
+        <w:rPr>
+          <w:rFonts w:ascii="楷体" w:eastAsia="楷体" w:hAnsi="楷体" w:hint="eastAsia"/>
+        </w:rPr>
+      </w:pPr>
+      <w:r>
+        <w:rPr>
+          <w:rFonts w:ascii="楷体" w:eastAsia="楷体" w:hAnsi="楷体" w:hint="eastAsia"/>
+        </w:rPr>
+        <w:t>在产业数字化场景，逐渐从外围辅助深入生产核心。</w:t>
+      </w:r>
+    </w:p>
+    <w:p>
+      <w:pPr>
+        <w:pStyle w:val="a9"/>
+        <w:numPr>
+          <w:ilvl w:val="0"/>
+          <w:numId w:val="3"/>
+        </w:numPr>
+        <w:rPr>
+          <w:rFonts w:ascii="楷体" w:eastAsia="楷体" w:hAnsi="楷体" w:hint="eastAsia"/>
+        </w:rPr>
+      </w:pPr>
+      <w:r>
+        <w:rPr>
+          <w:rFonts w:ascii="楷体" w:eastAsia="楷体" w:hAnsi="楷体" w:hint="eastAsia"/>
+        </w:rPr>
+        <w:t>工业制造：5G-A支持uRLLC（超高可靠低时延通信）和5G LAN技术，开始承载云化PLC</w:t>
+      </w:r>
+      <w:r>
+        <w:rPr>
+          <w:rFonts w:ascii="楷体" w:eastAsia="楷体" w:hAnsi="楷体"/>
+        </w:rPr>
+        <w:t>（Programmable Logic Controller，可编程逻辑控制器）</w:t>
+      </w:r>
+      <w:r>
+        <w:rPr>
+          <w:rFonts w:ascii="楷体" w:eastAsia="楷体" w:hAnsi="楷体" w:hint="eastAsia"/>
+        </w:rPr>
+        <w:t>、协同运动控制等关键任务。例如，芜湖美的工厂的5G-A专网实现，</w:t>
+      </w:r>
+      <w:r>
+        <w:rPr>
+          <w:rFonts w:ascii="楷体" w:eastAsia="楷体" w:hAnsi="楷体"/>
+        </w:rPr>
+        <w:t>配送准确率提高30%，订单及时交付率提升15%，节省10%人力，生产节拍从22秒（4名工人）压缩至8秒/台</w:t>
+      </w:r>
+      <w:r>
+        <w:rPr>
+          <w:rFonts w:ascii="楷体" w:eastAsia="楷体" w:hAnsi="楷体" w:hint="eastAsia"/>
+        </w:rPr>
+        <w:t>。</w:t>
+      </w:r>
+    </w:p>
+    <w:p>
+      <w:pPr>
+        <w:pStyle w:val="a9"/>
+        <w:numPr>
+          <w:ilvl w:val="0"/>
+          <w:numId w:val="3"/>
+        </w:numPr>
+        <w:rPr>
+          <w:rFonts w:ascii="楷体" w:eastAsia="楷体" w:hAnsi="楷体" w:hint="eastAsia"/>
+        </w:rPr>
+      </w:pPr>
+      <w:r>
+        <w:rPr>
+          <w:rFonts w:ascii="楷体" w:eastAsia="楷体" w:hAnsi="楷体" w:hint="eastAsia"/>
+        </w:rPr>
+        <w:t>低空经济：5G-A通感一体技术破解了低空监管与通信难题。该技术使基站兼具通信和雷达感知能力，实现低空目标精准探测。深圳的eVTOL（电动垂直起降飞行器）项目基于此技术完成跨城飞行验证；常州采用“一飞多巡”模式，用无人机高效完成多部门巡检任务。</w:t>
+      </w:r>
+    </w:p>
+    <w:p>
+      <w:pPr>
+        <w:pStyle w:val="a9"/>
+        <w:numPr>
+          <w:ilvl w:val="0"/>
+          <w:numId w:val="3"/>
+        </w:numPr>
+        <w:rPr>
+          <w:rFonts w:ascii="楷体" w:eastAsia="楷体" w:hAnsi="楷体" w:hint="eastAsia"/>
+        </w:rPr>
+      </w:pPr>
+      <w:r>
+        <w:rPr>
+          <w:rFonts w:ascii="楷体" w:eastAsia="楷体" w:hAnsi="楷体" w:hint="eastAsia"/>
+        </w:rPr>
+        <w:t>智慧矿山/能源：在内蒙古伊敏露天矿，5G-A网络以500Mbps大上行与20毫秒低时延支撑百台无人矿卡协同作业。湖北联通在电厂完成5G-A通感一体化商用验证，实现无人机精准监测与人员定位</w:t>
+      </w:r>
+    </w:p>
+    <w:p>
+      <w:pPr>
+        <w:pStyle w:val="a9"/>
+        <w:numPr>
+          <w:ilvl w:val="0"/>
+          <w:numId w:val="3"/>
+        </w:numPr>
+        <w:rPr>
+          <w:rFonts w:ascii="楷体" w:eastAsia="楷体" w:hAnsi="楷体" w:hint="eastAsia"/>
+        </w:rPr>
+      </w:pPr>
+      <w:r>
+        <w:rPr>
+          <w:rFonts w:ascii="楷体" w:eastAsia="楷体" w:hAnsi="楷体" w:hint="eastAsia"/>
+        </w:rPr>
+        <w:t>AI原生网络：运营商网络开始内生AI能力。中国移动在基站侧引入无线AI智能融合板，实现算力共享与AI模型集中部署，让网络能根据业务需求智能调度资源。</w:t>
+      </w:r>
+    </w:p>
+    <w:p>
+      <w:pPr>
+        <w:pStyle w:val="a9"/>
+        <w:numPr>
+          <w:ilvl w:val="0"/>
+          <w:numId w:val="3"/>
+        </w:numPr>
+        <w:rPr>
+          <w:rFonts w:ascii="楷体" w:eastAsia="楷体" w:hAnsi="楷体" w:hint="eastAsia"/>
+        </w:rPr>
+      </w:pPr>
+      <w:r>
+        <w:rPr>
+          <w:rFonts w:ascii="楷体" w:eastAsia="楷体" w:hAnsi="楷体" w:hint="eastAsia"/>
+        </w:rPr>
+        <w:t>通感算一体：5G-A基站正向“通信、感知、计算、智能”融合的枢纽演进。这不仅赋能低空经济，也为未来智能交通、全域感知城市奠定了基础。</w:t>
+      </w:r>
+    </w:p>
+    <w:p>
+      <w:pPr>
+        <w:rPr>
+          <w:rFonts w:ascii="楷体" w:eastAsia="楷体" w:hAnsi="楷体" w:hint="eastAsia"/>
+        </w:rPr>
+      </w:pPr>
+    </w:p>
+    <w:p>
+      <w:pPr>
+        <w:pStyle w:val="2"/>
+        <w:rPr>
+          <w:rFonts w:ascii="楷体" w:eastAsia="楷体" w:hAnsi="楷体" w:hint="eastAsia"/>
+        </w:rPr>
+      </w:pPr>
+      <w:r>
+        <w:rPr>
+          <w:rFonts w:ascii="楷体" w:eastAsia="楷体" w:hAnsi="楷体" w:hint="eastAsia"/>
+        </w:rPr>
+        <w:lastRenderedPageBreak/>
+        <w:t>导入期</w:t>
+      </w:r>
+    </w:p>
+    <w:p>
+      <w:pPr>
+        <w:pStyle w:val="4"/>
         <w:rPr>
           <w:rFonts w:hint="eastAsia"/>
         </w:rPr>
@@ -5285,105 +5947,440 @@
         <w:rPr>
           <w:rFonts w:hint="eastAsia"/>
         </w:rPr>
-        <w:t>综合供需两端，光模块市场在未来几年将保持高速增长，但上游供应瓶颈可能使供需紧张格局延续。</w:t>
-      </w:r>
-    </w:p>
-    <w:p>
-      <w:pPr>
+        <w:t>6g</w:t>
+      </w:r>
+    </w:p>
+    <w:p>
+      <w:pPr>
+        <w:rPr>
+          <w:rFonts w:ascii="楷体" w:eastAsia="楷体" w:hAnsi="楷体" w:hint="eastAsia"/>
+        </w:rPr>
+      </w:pPr>
+      <w:r>
+        <w:rPr>
+          <w:rFonts w:ascii="楷体" w:eastAsia="楷体" w:hAnsi="楷体" w:hint="eastAsia"/>
+        </w:rPr>
+        <w:t>目前6G处于导入末期，即将从0到1的关键节点，也是从Lab走向场景的关键攻坚时期。</w:t>
+      </w:r>
+      <w:r>
+        <w:rPr>
+          <w:rFonts w:ascii="楷体" w:eastAsia="楷体" w:hAnsi="楷体"/>
+        </w:rPr>
+        <w:t>全球产业界在技术路线、标准制定、生态构建等方面已形成基本共识，竞争与合作并行，共同推动这一未来产业走向成熟。</w:t>
+      </w:r>
+    </w:p>
+    <w:p>
+      <w:pPr>
+        <w:rPr>
+          <w:rFonts w:ascii="楷体" w:eastAsia="楷体" w:hAnsi="楷体" w:hint="eastAsia"/>
+        </w:rPr>
+      </w:pPr>
+      <w:r>
+        <w:rPr>
+          <w:rFonts w:ascii="楷体" w:eastAsia="楷体" w:hAnsi="楷体"/>
+        </w:rPr>
+        <w:t>根据国际标准组织的最新动态，6G的演进路径已日益清晰。国际电信联盟（ITU）已于2025年正式发布6G目标建议书。制定全球移动通信标准的第三代合作伙伴计划（3GPP）已全面启动6G网络架构、无线空口、安全技术等研究项目，形成了明确的标准化时间表和技术路线图。业界普遍预计，全球首个6G国际标准将在2029年完成制定并冻结，随后开展预商用产品测试验证，并在2030年左右开始网络部署和规模商用。</w:t>
+      </w:r>
+    </w:p>
+    <w:p>
+      <w:pPr>
+        <w:rPr>
+          <w:rFonts w:ascii="楷体" w:eastAsia="楷体" w:hAnsi="楷体" w:hint="eastAsia"/>
+        </w:rPr>
+      </w:pPr>
+      <w:r>
+        <w:rPr>
+          <w:rFonts w:ascii="楷体" w:eastAsia="楷体" w:hAnsi="楷体"/>
+        </w:rPr>
+        <w:t>我国作为6G研发的积极推动者，已顺利完成第一阶段关键技术试验。根据工业和信息化部发布的信息，截至2025年底，我国已形成超过300项6G关键技术储备。目前，研发工作已进入第二阶段，即面向典型场景及性能指标开展6G原型样机测试的技术方案试验阶段。2025年的技术试验聚焦于沉浸式通信、无线智能化、通感一体化、天地一体化、网络架构等五个核心方向，并取得了阶段性成果。</w:t>
+      </w:r>
+    </w:p>
+    <w:tbl>
+      <w:tblPr>
+        <w:tblStyle w:val="af2"/>
+        <w:tblW w:w="0" w:type="auto"/>
+        <w:tblLook w:val="04A0" w:firstRow="1" w:lastRow="0" w:firstColumn="1" w:lastColumn="0" w:noHBand="0" w:noVBand="1"/>
+      </w:tblPr>
+      <w:tblGrid>
+        <w:gridCol w:w="1129"/>
+        <w:gridCol w:w="7167"/>
+      </w:tblGrid>
+      <w:tr>
+        <w:trPr>
+          <w:trHeight w:val="285"/>
+        </w:trPr>
+        <w:tc>
+          <w:tcPr>
+            <w:tcW w:w="1129" w:type="dxa"/>
+            <w:noWrap/>
+            <w:hideMark/>
+          </w:tcPr>
+          <w:p>
+            <w:pPr>
+              <w:rPr>
+                <w:rFonts w:ascii="楷体" w:eastAsia="楷体" w:hAnsi="楷体" w:hint="eastAsia"/>
+              </w:rPr>
+            </w:pPr>
+            <w:r>
+              <w:rPr>
+                <w:rFonts w:ascii="楷体" w:eastAsia="楷体" w:hAnsi="楷体"/>
+              </w:rPr>
+              <w:t>主要方向</w:t>
+            </w:r>
+          </w:p>
+        </w:tc>
+        <w:tc>
+          <w:tcPr>
+            <w:tcW w:w="7167" w:type="dxa"/>
+            <w:noWrap/>
+            <w:hideMark/>
+          </w:tcPr>
+          <w:p>
+            <w:pPr>
+              <w:rPr>
+                <w:rFonts w:ascii="楷体" w:eastAsia="楷体" w:hAnsi="楷体" w:hint="eastAsia"/>
+              </w:rPr>
+            </w:pPr>
+            <w:r>
+              <w:rPr>
+                <w:rFonts w:ascii="楷体" w:eastAsia="楷体" w:hAnsi="楷体"/>
+              </w:rPr>
+              <w:t>目前进度</w:t>
+            </w:r>
+          </w:p>
+        </w:tc>
+      </w:tr>
+      <w:tr>
+        <w:trPr>
+          <w:trHeight w:val="285"/>
+        </w:trPr>
+        <w:tc>
+          <w:tcPr>
+            <w:tcW w:w="1129" w:type="dxa"/>
+            <w:noWrap/>
+            <w:hideMark/>
+          </w:tcPr>
+          <w:p>
+            <w:pPr>
+              <w:rPr>
+                <w:rFonts w:ascii="楷体" w:eastAsia="楷体" w:hAnsi="楷体" w:hint="eastAsia"/>
+              </w:rPr>
+            </w:pPr>
+            <w:r>
+              <w:rPr>
+                <w:rFonts w:ascii="楷体" w:eastAsia="楷体" w:hAnsi="楷体"/>
+              </w:rPr>
+              <w:t>通感一体</w:t>
+            </w:r>
+          </w:p>
+        </w:tc>
+        <w:tc>
+          <w:tcPr>
+            <w:tcW w:w="7167" w:type="dxa"/>
+            <w:noWrap/>
+            <w:hideMark/>
+          </w:tcPr>
+          <w:p>
+            <w:pPr>
+              <w:rPr>
+                <w:rFonts w:ascii="楷体" w:eastAsia="楷体" w:hAnsi="楷体" w:hint="eastAsia"/>
+              </w:rPr>
+            </w:pPr>
+            <w:r>
+              <w:rPr>
+                <w:rFonts w:ascii="楷体" w:eastAsia="楷体" w:hAnsi="楷体"/>
+              </w:rPr>
+              <w:t>验证了多场景（低空）通感相互辅助，网络不同层级中的AI辅助感知待研究</w:t>
+            </w:r>
+          </w:p>
+        </w:tc>
+      </w:tr>
+      <w:tr>
+        <w:trPr>
+          <w:trHeight w:val="285"/>
+        </w:trPr>
+        <w:tc>
+          <w:tcPr>
+            <w:tcW w:w="1129" w:type="dxa"/>
+            <w:noWrap/>
+            <w:hideMark/>
+          </w:tcPr>
+          <w:p>
+            <w:pPr>
+              <w:rPr>
+                <w:rFonts w:ascii="楷体" w:eastAsia="楷体" w:hAnsi="楷体" w:hint="eastAsia"/>
+              </w:rPr>
+            </w:pPr>
+            <w:r>
+              <w:rPr>
+                <w:rFonts w:ascii="楷体" w:eastAsia="楷体" w:hAnsi="楷体"/>
+              </w:rPr>
+              <w:t>沉浸通信</w:t>
+            </w:r>
+          </w:p>
+        </w:tc>
+        <w:tc>
+          <w:tcPr>
+            <w:tcW w:w="7167" w:type="dxa"/>
+            <w:noWrap/>
+            <w:hideMark/>
+          </w:tcPr>
+          <w:p>
+            <w:pPr>
+              <w:rPr>
+                <w:rFonts w:ascii="楷体" w:eastAsia="楷体" w:hAnsi="楷体" w:hint="eastAsia"/>
+              </w:rPr>
+            </w:pPr>
+            <w:r>
+              <w:rPr>
+                <w:rFonts w:ascii="楷体" w:eastAsia="楷体" w:hAnsi="楷体"/>
+              </w:rPr>
+              <w:t>验证中频段1.4km以上，单用户下行20-33Gbps，多用户下行192-269Gbps</w:t>
+            </w:r>
+          </w:p>
+        </w:tc>
+      </w:tr>
+      <w:tr>
+        <w:trPr>
+          <w:trHeight w:val="285"/>
+        </w:trPr>
+        <w:tc>
+          <w:tcPr>
+            <w:tcW w:w="1129" w:type="dxa"/>
+            <w:noWrap/>
+            <w:hideMark/>
+          </w:tcPr>
+          <w:p>
+            <w:pPr>
+              <w:rPr>
+                <w:rFonts w:ascii="楷体" w:eastAsia="楷体" w:hAnsi="楷体" w:hint="eastAsia"/>
+              </w:rPr>
+            </w:pPr>
+            <w:r>
+              <w:rPr>
+                <w:rFonts w:ascii="楷体" w:eastAsia="楷体" w:hAnsi="楷体"/>
+              </w:rPr>
+              <w:t>网络架构</w:t>
+            </w:r>
+          </w:p>
+        </w:tc>
+        <w:tc>
+          <w:tcPr>
+            <w:tcW w:w="7167" w:type="dxa"/>
+            <w:noWrap/>
+            <w:hideMark/>
+          </w:tcPr>
+          <w:p>
+            <w:pPr>
+              <w:rPr>
+                <w:rFonts w:ascii="楷体" w:eastAsia="楷体" w:hAnsi="楷体" w:hint="eastAsia"/>
+              </w:rPr>
+            </w:pPr>
+            <w:r>
+              <w:rPr>
+                <w:rFonts w:ascii="楷体" w:eastAsia="楷体" w:hAnsi="楷体"/>
+              </w:rPr>
+              <w:t>验证网络架构对AI能力，通感融合能力，多要素协同能力的支持。并初步验证智能体通信能力，多采用分布式身份验证技术</w:t>
+            </w:r>
+          </w:p>
+        </w:tc>
+      </w:tr>
+      <w:tr>
+        <w:trPr>
+          <w:trHeight w:val="285"/>
+        </w:trPr>
+        <w:tc>
+          <w:tcPr>
+            <w:tcW w:w="1129" w:type="dxa"/>
+            <w:noWrap/>
+            <w:hideMark/>
+          </w:tcPr>
+          <w:p>
+            <w:pPr>
+              <w:rPr>
+                <w:rFonts w:ascii="楷体" w:eastAsia="楷体" w:hAnsi="楷体" w:hint="eastAsia"/>
+              </w:rPr>
+            </w:pPr>
+            <w:r>
+              <w:rPr>
+                <w:rFonts w:ascii="楷体" w:eastAsia="楷体" w:hAnsi="楷体"/>
+              </w:rPr>
+              <w:t>天地一体</w:t>
+            </w:r>
+          </w:p>
+        </w:tc>
+        <w:tc>
+          <w:tcPr>
+            <w:tcW w:w="7167" w:type="dxa"/>
+            <w:noWrap/>
+            <w:hideMark/>
+          </w:tcPr>
+          <w:p>
+            <w:pPr>
+              <w:rPr>
+                <w:rFonts w:ascii="楷体" w:eastAsia="楷体" w:hAnsi="楷体" w:hint="eastAsia"/>
+              </w:rPr>
+            </w:pPr>
+            <w:r>
+              <w:rPr>
+                <w:rFonts w:ascii="楷体" w:eastAsia="楷体" w:hAnsi="楷体"/>
+              </w:rPr>
+              <w:t>针对天地一体网络基础覆盖能力进行测试，验证接入，和干扰抑制的可行性</w:t>
+            </w:r>
+          </w:p>
+        </w:tc>
+      </w:tr>
+      <w:tr>
+        <w:trPr>
+          <w:trHeight w:val="285"/>
+        </w:trPr>
+        <w:tc>
+          <w:tcPr>
+            <w:tcW w:w="1129" w:type="dxa"/>
+            <w:noWrap/>
+            <w:hideMark/>
+          </w:tcPr>
+          <w:p>
+            <w:pPr>
+              <w:rPr>
+                <w:rFonts w:ascii="楷体" w:eastAsia="楷体" w:hAnsi="楷体" w:hint="eastAsia"/>
+              </w:rPr>
+            </w:pPr>
+            <w:r>
+              <w:rPr>
+                <w:rFonts w:ascii="楷体" w:eastAsia="楷体" w:hAnsi="楷体"/>
+              </w:rPr>
+              <w:t>无线智能</w:t>
+            </w:r>
+          </w:p>
+        </w:tc>
+        <w:tc>
+          <w:tcPr>
+            <w:tcW w:w="7167" w:type="dxa"/>
+            <w:noWrap/>
+            <w:hideMark/>
+          </w:tcPr>
+          <w:p>
+            <w:pPr>
+              <w:rPr>
+                <w:rFonts w:ascii="楷体" w:eastAsia="楷体" w:hAnsi="楷体" w:hint="eastAsia"/>
+              </w:rPr>
+            </w:pPr>
+            <w:r>
+              <w:rPr>
+                <w:rFonts w:ascii="楷体" w:eastAsia="楷体" w:hAnsi="楷体"/>
+              </w:rPr>
+              <w:t>目前在研究高速移动，多层联合状态下，对于智能链路传输效率和性能的优化</w:t>
+            </w:r>
+          </w:p>
+        </w:tc>
+      </w:tr>
+    </w:tbl>
+    <w:p>
+      <w:pPr>
+        <w:rPr>
+          <w:rFonts w:ascii="楷体" w:eastAsia="楷体" w:hAnsi="楷体" w:hint="eastAsia"/>
+        </w:rPr>
+      </w:pPr>
+    </w:p>
+    <w:p>
+      <w:pPr>
+        <w:rPr>
+          <w:rFonts w:ascii="楷体" w:eastAsia="楷体" w:hAnsi="楷体" w:hint="eastAsia"/>
+        </w:rPr>
+      </w:pPr>
+      <w:r>
+        <w:rPr>
+          <w:noProof/>
+        </w:rPr>
+        <w:drawing>
+          <wp:inline distT="0" distB="0" distL="0" distR="0" wp14:anchorId="19ABA58C" wp14:editId="29608BA2">
+            <wp:extent cx="5274310" cy="1680845"/>
+            <wp:effectExtent l="0" t="0" r="2540" b="0"/>
+            <wp:docPr id="1462147376" name="图片 1"/>
+            <wp:cNvGraphicFramePr>
+              <a:graphicFrameLocks xmlns:a="http://schemas.openxmlformats.org/drawingml/2006/main" noChangeAspect="1"/>
+            </wp:cNvGraphicFramePr>
+            <a:graphic xmlns:a="http://schemas.openxmlformats.org/drawingml/2006/main">
+              <a:graphicData uri="http://schemas.openxmlformats.org/drawingml/2006/picture">
+                <pic:pic xmlns:pic="http://schemas.openxmlformats.org/drawingml/2006/picture">
+                  <pic:nvPicPr>
+                    <pic:cNvPr id="1462147376" name=""/>
+                    <pic:cNvPicPr/>
+                  </pic:nvPicPr>
+                  <pic:blipFill>
+                    <a:blip r:embed="rId23"/>
+                    <a:stretch>
+                      <a:fillRect/>
+                    </a:stretch>
+                  </pic:blipFill>
+                  <pic:spPr>
+                    <a:xfrm>
+                      <a:off x="0" y="0"/>
+                      <a:ext cx="5274310" cy="1680845"/>
+                    </a:xfrm>
+                    <a:prstGeom prst="rect">
+                      <a:avLst/>
+                    </a:prstGeom>
+                  </pic:spPr>
+                </pic:pic>
+              </a:graphicData>
+            </a:graphic>
+          </wp:inline>
+        </w:drawing>
+      </w:r>
+    </w:p>
+    <w:p>
+      <w:pPr>
+        <w:rPr>
+          <w:rFonts w:ascii="楷体" w:eastAsia="楷体" w:hAnsi="楷体" w:hint="eastAsia"/>
+        </w:rPr>
+      </w:pPr>
+    </w:p>
+    <w:p>
+      <w:pPr>
+        <w:rPr>
+          <w:rFonts w:ascii="楷体" w:eastAsia="楷体" w:hAnsi="楷体" w:hint="eastAsia"/>
+        </w:rPr>
+      </w:pPr>
+    </w:p>
+    <w:p>
+      <w:pPr>
+        <w:pStyle w:val="4"/>
         <w:rPr>
           <w:rFonts w:hint="eastAsia"/>
         </w:rPr>
       </w:pPr>
-    </w:p>
-    <w:p>
-      <w:pPr>
+      <w:r>
         <w:rPr>
           <w:rFonts w:hint="eastAsia"/>
         </w:rPr>
-      </w:pPr>
-      <w:r>
-        <w:rPr>
-          <w:rFonts w:hint="eastAsia"/>
-        </w:rPr>
-        <w:t>市场规模增长预测强劲：多家机构对市场前景持乐观态度。LightCounting预测，2025年全球光模块市场销售额接近180亿美元（同比增长约70%），2026年仍将保持60%的高速增长；到2029年，全球市场规模有望突破370亿美元，2024-2029年复合增长率（CAGR）为22%。98在高盛预测中，800G及以上速率细分市场在2026-2028年的复合年增长率将达到31%。</w:t>
-      </w:r>
-    </w:p>
-    <w:p>
-      <w:pPr>
-        <w:rPr>
-          <w:rFonts w:hint="eastAsia"/>
-        </w:rPr>
-      </w:pPr>
-      <w:r>
-        <w:rPr>
-          <w:rFonts w:hint="eastAsia"/>
-        </w:rPr>
-        <w:t>供需关系总结：当前光模块行业呈现典型的“需求驱动型”供需关系。需求端，由AI算力基建竞赛带来的800G/1.6T高速产品需求规划量巨大，且持续上调。供给端，尽管整机厂商产能积极扩张，但上游核心激光器芯片及磷化铟材料的产能扩张速度短期难以完全匹配需求的爆发式增长，形成了结构性供应紧张。这种供需态势预计至少将持续至2026年底，并可能对产品价格形成支撑，同时加速技术迭代和供应链的国产化进程。</w:t>
-      </w:r>
-    </w:p>
-    <w:p>
-      <w:pPr>
-        <w:rPr>
-          <w:rFonts w:hint="eastAsia"/>
-        </w:rPr>
-      </w:pPr>
-      <w:r>
-        <w:rPr>
-          <w:rFonts w:hint="eastAsia"/>
-        </w:rPr>
-        <w:t>算力市场</w:t>
-      </w:r>
+        <w:t>星间通信</w:t>
+      </w:r>
+    </w:p>
+    <w:p>
+      <w:pPr>
+        <w:rPr>
+          <w:rFonts w:ascii="楷体" w:eastAsia="楷体" w:hAnsi="楷体" w:hint="eastAsia"/>
+        </w:rPr>
+      </w:pPr>
     </w:p>
     <w:p>
       <w:pPr>
         <w:pStyle w:val="2"/>
         <w:rPr>
-          <w:rFonts w:hint="eastAsia"/>
-        </w:rPr>
-      </w:pPr>
-      <w:r>
-        <w:rPr>
-          <w:rFonts w:hint="eastAsia"/>
-        </w:rPr>
-        <w:t>导入期</w:t>
-      </w:r>
-    </w:p>
-    <w:p>
-      <w:pPr>
-        <w:rPr>
-          <w:rFonts w:hint="eastAsia"/>
-        </w:rPr>
-      </w:pPr>
-      <w:r>
-        <w:rPr>
-          <w:rFonts w:hint="eastAsia"/>
-        </w:rPr>
-        <w:t>6g，5G-A，星间通信</w:t>
-      </w:r>
-    </w:p>
-    <w:p>
-      <w:pPr>
-        <w:rPr>
-          <w:rFonts w:hint="eastAsia"/>
-        </w:rPr>
-      </w:pPr>
-    </w:p>
-    <w:p>
-      <w:pPr>
-        <w:pStyle w:val="2"/>
-        <w:rPr>
-          <w:rFonts w:hint="eastAsia"/>
-        </w:rPr>
-      </w:pPr>
-      <w:r>
-        <w:rPr>
-          <w:rFonts w:hint="eastAsia"/>
+          <w:rFonts w:ascii="楷体" w:eastAsia="楷体" w:hAnsi="楷体" w:hint="eastAsia"/>
+        </w:rPr>
+      </w:pPr>
+      <w:r>
+        <w:rPr>
+          <w:rFonts w:ascii="楷体" w:eastAsia="楷体" w:hAnsi="楷体" w:hint="eastAsia"/>
         </w:rPr>
         <w:t>政策</w:t>
       </w:r>
       <w:r>
         <w:rPr>
-          <w:rFonts w:hint="eastAsia"/>
+          <w:rFonts w:ascii="楷体" w:eastAsia="楷体" w:hAnsi="楷体" w:hint="eastAsia"/>
         </w:rPr>
         <w:t>：面向未来</w:t>
       </w:r>
@@ -5398,7 +6395,13 @@
         <w:rPr>
           <w:rFonts w:ascii="楷体" w:eastAsia="楷体" w:hAnsi="楷体" w:hint="eastAsia"/>
         </w:rPr>
-        <w:t>AI基础设施已被提升到国家战略层面。华西证券年度策略指出，国务院2025年7-8月连续发布AI相关文件，从顶层设计到产业落地的政策框架已基本成型</w:t>
+        <w:t>AI基础设施已被提升到国家战略层面。华西证券年度策略</w:t>
+      </w:r>
+      <w:r>
+        <w:rPr>
+          <w:rFonts w:ascii="楷体" w:eastAsia="楷体" w:hAnsi="楷体" w:hint="eastAsia"/>
+        </w:rPr>
+        <w:t>指出，国务院2025年7-8月连续发布AI相关文件，从顶层设计到产业落地的政策框架已基本成型</w:t>
       </w:r>
       <w:r>
         <w:rPr>
@@ -5845,7 +6848,16 @@
                 <w:sz w:val="21"/>
                 <w:szCs w:val="22"/>
               </w:rPr>
-              <w:t>深入实施 “东数西算” 工程加快构建全国一体化算力网的实施意见</w:t>
+              <w:t>深入实施 “东数西算” 工程加快构建全国一体化算力网的实</w:t>
+            </w:r>
+            <w:r>
+              <w:rPr>
+                <w:rFonts w:ascii="楷体" w:eastAsia="楷体" w:hAnsi="楷体"/>
+                <w:sz w:val="21"/>
+                <w:szCs w:val="22"/>
+              </w:rPr>
+              <w:lastRenderedPageBreak/>
+              <w:t>施意见</w:t>
             </w:r>
           </w:p>
         </w:tc>
@@ -5871,6 +6883,7 @@
                 <w:sz w:val="21"/>
                 <w:szCs w:val="22"/>
               </w:rPr>
+              <w:lastRenderedPageBreak/>
               <w:t>国家发改委等五部门</w:t>
             </w:r>
           </w:p>
@@ -5896,7 +6909,16 @@
                 <w:sz w:val="21"/>
                 <w:szCs w:val="22"/>
               </w:rPr>
-              <w:t>到 2025 年底，通用算力、智能算力、超级算力等多元算力加速集聚，国家枢纽节点地区各类新增算力占全国新增算力的 60% 以上，国家枢纽节点算力资源使用率显著超过全国平均水平</w:t>
+              <w:t>到 2025 年底，通用算力、智能算力、超级算力等多元算力加速集聚，国家枢纽节点地区各类新增算力占全国新增算力的 60% 以上，国家枢纽节点算力资源使用率显著超</w:t>
+            </w:r>
+            <w:r>
+              <w:rPr>
+                <w:rFonts w:ascii="楷体" w:eastAsia="楷体" w:hAnsi="楷体"/>
+                <w:sz w:val="21"/>
+                <w:szCs w:val="22"/>
+              </w:rPr>
+              <w:lastRenderedPageBreak/>
+              <w:t>过全国平均水平</w:t>
             </w:r>
           </w:p>
           <w:p>
@@ -5931,6 +6953,7 @@
                 <w:sz w:val="21"/>
                 <w:szCs w:val="22"/>
               </w:rPr>
+              <w:lastRenderedPageBreak/>
               <w:t>算力基础设施高质量发展行动计划</w:t>
             </w:r>
           </w:p>
@@ -5976,16 +6999,7 @@
                 <w:sz w:val="21"/>
                 <w:szCs w:val="22"/>
               </w:rPr>
-              <w:t>到 2025 年算力规模超过 300EFLOPS，智能算力占比达到 35%。推动算力结构多元配置，逐步提升智能算力占比，推动智能算力与通用算力协同，满足不同类型算力业务需</w:t>
-            </w:r>
-            <w:r>
-              <w:rPr>
-                <w:rFonts w:ascii="楷体" w:eastAsia="楷体" w:hAnsi="楷体"/>
-                <w:sz w:val="21"/>
-                <w:szCs w:val="22"/>
-              </w:rPr>
-              <w:lastRenderedPageBreak/>
-              <w:t>求</w:t>
+              <w:t>到 2025 年算力规模超过 300EFLOPS，智能算力占比达到 35%。推动算力结构多元配置，逐步提升智能算力占比，推动智能算力与通用算力协同，满足不同类型算力业务需求</w:t>
             </w:r>
           </w:p>
         </w:tc>
@@ -6010,7 +7024,6 @@
                 <w:sz w:val="21"/>
                 <w:szCs w:val="22"/>
               </w:rPr>
-              <w:lastRenderedPageBreak/>
               <w:t>数字中国建设整体布局规划</w:t>
             </w:r>
           </w:p>
@@ -6683,6 +7696,7 @@
                 <w:sz w:val="21"/>
                 <w:szCs w:val="22"/>
               </w:rPr>
+              <w:lastRenderedPageBreak/>
               <w:t>深圳市算力基础设施高质量发展行动计划 (2024-2025)</w:t>
             </w:r>
           </w:p>
@@ -6753,7 +7767,6 @@
                 <w:sz w:val="21"/>
                 <w:szCs w:val="22"/>
               </w:rPr>
-              <w:lastRenderedPageBreak/>
               <w:t>山东省数字基础设施建设行动方案 (2024-2025 年)</w:t>
             </w:r>
           </w:p>
@@ -7043,19 +8056,19 @@
     <w:p>
       <w:pPr>
         <w:rPr>
-          <w:rFonts w:hint="eastAsia"/>
-        </w:rPr>
-      </w:pPr>
-    </w:p>
-    <w:p>
-      <w:pPr>
-        <w:rPr>
-          <w:rFonts w:hint="eastAsia"/>
-        </w:rPr>
-      </w:pPr>
-      <w:r>
-        <w:rPr>
-          <w:rFonts w:hint="eastAsia"/>
+          <w:rFonts w:ascii="楷体" w:eastAsia="楷体" w:hAnsi="楷体" w:hint="eastAsia"/>
+        </w:rPr>
+      </w:pPr>
+    </w:p>
+    <w:p>
+      <w:pPr>
+        <w:rPr>
+          <w:rFonts w:ascii="楷体" w:eastAsia="楷体" w:hAnsi="楷体" w:hint="eastAsia"/>
+        </w:rPr>
+      </w:pPr>
+      <w:r>
+        <w:rPr>
+          <w:rFonts w:ascii="楷体" w:eastAsia="楷体" w:hAnsi="楷体" w:hint="eastAsia"/>
         </w:rPr>
         <w:t>3.2 供给侧</w:t>
       </w:r>
@@ -7063,12 +8076,12 @@
     <w:p>
       <w:pPr>
         <w:rPr>
-          <w:rFonts w:hint="eastAsia"/>
-        </w:rPr>
-      </w:pPr>
-      <w:r>
-        <w:rPr>
-          <w:rFonts w:hint="eastAsia"/>
+          <w:rFonts w:ascii="楷体" w:eastAsia="楷体" w:hAnsi="楷体" w:hint="eastAsia"/>
+        </w:rPr>
+      </w:pPr>
+      <w:r>
+        <w:rPr>
+          <w:rFonts w:ascii="楷体" w:eastAsia="楷体" w:hAnsi="楷体" w:hint="eastAsia"/>
         </w:rPr>
         <w:t>3.2.1 竞争格局集中</w:t>
       </w:r>
@@ -7076,40 +8089,40 @@
     <w:p>
       <w:pPr>
         <w:rPr>
-          <w:rFonts w:hint="eastAsia"/>
-        </w:rPr>
-      </w:pPr>
-    </w:p>
-    <w:p>
-      <w:pPr>
-        <w:rPr>
-          <w:rFonts w:hint="eastAsia"/>
-        </w:rPr>
-      </w:pPr>
-    </w:p>
-    <w:p>
-      <w:pPr>
-        <w:rPr>
-          <w:rFonts w:hint="eastAsia"/>
-        </w:rPr>
-      </w:pPr>
-    </w:p>
-    <w:p>
-      <w:pPr>
-        <w:rPr>
-          <w:rFonts w:hint="eastAsia"/>
-        </w:rPr>
-      </w:pPr>
-    </w:p>
-    <w:p>
-      <w:pPr>
-        <w:rPr>
-          <w:rFonts w:hint="eastAsia"/>
-        </w:rPr>
-      </w:pPr>
-      <w:r>
-        <w:rPr>
-          <w:rFonts w:hint="eastAsia"/>
+          <w:rFonts w:ascii="楷体" w:eastAsia="楷体" w:hAnsi="楷体" w:hint="eastAsia"/>
+        </w:rPr>
+      </w:pPr>
+    </w:p>
+    <w:p>
+      <w:pPr>
+        <w:rPr>
+          <w:rFonts w:ascii="楷体" w:eastAsia="楷体" w:hAnsi="楷体" w:hint="eastAsia"/>
+        </w:rPr>
+      </w:pPr>
+    </w:p>
+    <w:p>
+      <w:pPr>
+        <w:rPr>
+          <w:rFonts w:ascii="楷体" w:eastAsia="楷体" w:hAnsi="楷体" w:hint="eastAsia"/>
+        </w:rPr>
+      </w:pPr>
+    </w:p>
+    <w:p>
+      <w:pPr>
+        <w:rPr>
+          <w:rFonts w:ascii="楷体" w:eastAsia="楷体" w:hAnsi="楷体" w:hint="eastAsia"/>
+        </w:rPr>
+      </w:pPr>
+    </w:p>
+    <w:p>
+      <w:pPr>
+        <w:rPr>
+          <w:rFonts w:ascii="楷体" w:eastAsia="楷体" w:hAnsi="楷体" w:hint="eastAsia"/>
+        </w:rPr>
+      </w:pPr>
+      <w:r>
+        <w:rPr>
+          <w:rFonts w:ascii="楷体" w:eastAsia="楷体" w:hAnsi="楷体" w:hint="eastAsia"/>
         </w:rPr>
         <w:t>扩张情况如何</w:t>
       </w:r>
@@ -7117,19 +8130,19 @@
     <w:p>
       <w:pPr>
         <w:rPr>
-          <w:rFonts w:hint="eastAsia"/>
-        </w:rPr>
-      </w:pPr>
-    </w:p>
-    <w:p>
-      <w:pPr>
-        <w:rPr>
-          <w:rFonts w:hint="eastAsia"/>
-        </w:rPr>
-      </w:pPr>
-      <w:r>
-        <w:rPr>
-          <w:rFonts w:hint="eastAsia"/>
+          <w:rFonts w:ascii="楷体" w:eastAsia="楷体" w:hAnsi="楷体" w:hint="eastAsia"/>
+        </w:rPr>
+      </w:pPr>
+    </w:p>
+    <w:p>
+      <w:pPr>
+        <w:rPr>
+          <w:rFonts w:ascii="楷体" w:eastAsia="楷体" w:hAnsi="楷体" w:hint="eastAsia"/>
+        </w:rPr>
+      </w:pPr>
+      <w:r>
+        <w:rPr>
+          <w:rFonts w:ascii="楷体" w:eastAsia="楷体" w:hAnsi="楷体" w:hint="eastAsia"/>
         </w:rPr>
         <w:t>供给分析</w:t>
       </w:r>
@@ -7137,12 +8150,12 @@
     <w:p>
       <w:pPr>
         <w:rPr>
-          <w:rFonts w:hint="eastAsia"/>
-        </w:rPr>
-      </w:pPr>
-      <w:r>
-        <w:rPr>
-          <w:rFonts w:hint="eastAsia"/>
+          <w:rFonts w:ascii="楷体" w:eastAsia="楷体" w:hAnsi="楷体" w:hint="eastAsia"/>
+        </w:rPr>
+      </w:pPr>
+      <w:r>
+        <w:rPr>
+          <w:rFonts w:ascii="楷体" w:eastAsia="楷体" w:hAnsi="楷体" w:hint="eastAsia"/>
         </w:rPr>
         <w:t>核心景气度判断：当前及未来 1-3 年，行业供给是紧平衡、过剩还是短缺？边际变化的方向和拐点在哪里？</w:t>
       </w:r>
@@ -7150,12 +8163,12 @@
     <w:p>
       <w:pPr>
         <w:rPr>
-          <w:rFonts w:hint="eastAsia"/>
-        </w:rPr>
-      </w:pPr>
-      <w:r>
-        <w:rPr>
-          <w:rFonts w:hint="eastAsia"/>
+          <w:rFonts w:ascii="楷体" w:eastAsia="楷体" w:hAnsi="楷体" w:hint="eastAsia"/>
+        </w:rPr>
+      </w:pPr>
+      <w:r>
+        <w:rPr>
+          <w:rFonts w:ascii="楷体" w:eastAsia="楷体" w:hAnsi="楷体" w:hint="eastAsia"/>
         </w:rPr>
         <w:t>盈利持续性判断：产能扩张 / 收缩的节奏，会不会打破当前供需格局？是否会出现产能过剩导致的价格战、盈利下滑，或是产能约束带来的价格持续上行？</w:t>
       </w:r>
@@ -7163,25 +8176,26 @@
     <w:p>
       <w:pPr>
         <w:rPr>
-          <w:rFonts w:hint="eastAsia"/>
-        </w:rPr>
-      </w:pPr>
-      <w:r>
-        <w:rPr>
-          <w:rFonts w:hint="eastAsia"/>
-        </w:rPr>
+          <w:rFonts w:ascii="楷体" w:eastAsia="楷体" w:hAnsi="楷体" w:hint="eastAsia"/>
+        </w:rPr>
+      </w:pPr>
+      <w:r>
+        <w:rPr>
+          <w:rFonts w:ascii="楷体" w:eastAsia="楷体" w:hAnsi="楷体" w:hint="eastAsia"/>
+        </w:rPr>
+        <w:lastRenderedPageBreak/>
         <w:t>护城河与估值安全边际判断：行业供给壁垒到底有多高？新进入者能否快速放量？头部厂商能否维持市场份额和定价权？</w:t>
       </w:r>
     </w:p>
     <w:p>
       <w:pPr>
         <w:rPr>
-          <w:rFonts w:hint="eastAsia"/>
-        </w:rPr>
-      </w:pPr>
-      <w:r>
-        <w:rPr>
-          <w:rFonts w:hint="eastAsia"/>
+          <w:rFonts w:ascii="楷体" w:eastAsia="楷体" w:hAnsi="楷体" w:hint="eastAsia"/>
+        </w:rPr>
+      </w:pPr>
+      <w:r>
+        <w:rPr>
+          <w:rFonts w:ascii="楷体" w:eastAsia="楷体" w:hAnsi="楷体" w:hint="eastAsia"/>
         </w:rPr>
         <w:t>价格走势预判：行业产品价格的底部和顶部在哪里？边际产能盈亏线决定的价格支撑位、产能天花板决定的价格压力位分别是多少？</w:t>
       </w:r>
@@ -7189,21 +8203,20 @@
     <w:p>
       <w:pPr>
         <w:rPr>
-          <w:rFonts w:hint="eastAsia"/>
-        </w:rPr>
-      </w:pPr>
-      <w:r>
-        <w:rPr>
-          <w:rFonts w:hint="eastAsia"/>
-        </w:rPr>
-        <w:lastRenderedPageBreak/>
+          <w:rFonts w:ascii="楷体" w:eastAsia="楷体" w:hAnsi="楷体" w:hint="eastAsia"/>
+        </w:rPr>
+      </w:pPr>
+      <w:r>
+        <w:rPr>
+          <w:rFonts w:ascii="楷体" w:eastAsia="楷体" w:hAnsi="楷体" w:hint="eastAsia"/>
+        </w:rPr>
         <w:t>短期择时判断：库存周期处于什么阶段？会不会带来短期供给冲击 / 供需错配？库存去化 / 补库的拐点何时到来？</w:t>
       </w:r>
     </w:p>
     <w:p>
       <w:pPr>
         <w:rPr>
-          <w:rFonts w:hint="eastAsia"/>
+          <w:rFonts w:ascii="楷体" w:eastAsia="楷体" w:hAnsi="楷体" w:hint="eastAsia"/>
         </w:rPr>
       </w:pPr>
     </w:p>
@@ -7211,12 +8224,12 @@
       <w:pPr>
         <w:pStyle w:val="1"/>
         <w:rPr>
-          <w:rFonts w:hint="eastAsia"/>
-        </w:rPr>
-      </w:pPr>
-      <w:r>
-        <w:rPr>
-          <w:rFonts w:hint="eastAsia"/>
+          <w:rFonts w:ascii="楷体" w:eastAsia="楷体" w:hAnsi="楷体" w:hint="eastAsia"/>
+        </w:rPr>
+      </w:pPr>
+      <w:r>
+        <w:rPr>
+          <w:rFonts w:ascii="楷体" w:eastAsia="楷体" w:hAnsi="楷体" w:hint="eastAsia"/>
         </w:rPr>
         <w:t>相关ETF概况</w:t>
       </w:r>
@@ -7225,18 +8238,18 @@
       <w:pPr>
         <w:pStyle w:val="2"/>
         <w:rPr>
-          <w:rFonts w:hint="eastAsia"/>
-        </w:rPr>
-      </w:pPr>
-      <w:r>
-        <w:rPr>
-          <w:rFonts w:hint="eastAsia"/>
+          <w:rFonts w:ascii="楷体" w:eastAsia="楷体" w:hAnsi="楷体" w:hint="eastAsia"/>
+        </w:rPr>
+      </w:pPr>
+      <w:r>
+        <w:rPr>
+          <w:rFonts w:ascii="楷体" w:eastAsia="楷体" w:hAnsi="楷体" w:hint="eastAsia"/>
         </w:rPr>
         <w:t xml:space="preserve">.1 </w:t>
       </w:r>
       <w:r>
         <w:rPr>
-          <w:rFonts w:hint="eastAsia"/>
+          <w:rFonts w:ascii="楷体" w:eastAsia="楷体" w:hAnsi="楷体" w:hint="eastAsia"/>
         </w:rPr>
         <w:t>通信ETF华夏（515050.SH）</w:t>
       </w:r>
@@ -7245,12 +8258,12 @@
       <w:pPr>
         <w:pStyle w:val="3"/>
         <w:rPr>
-          <w:rFonts w:hint="eastAsia"/>
-        </w:rPr>
-      </w:pPr>
-      <w:r>
-        <w:rPr>
-          <w:rFonts w:hint="eastAsia"/>
+          <w:rFonts w:ascii="楷体" w:eastAsia="楷体" w:hAnsi="楷体" w:hint="eastAsia"/>
+        </w:rPr>
+      </w:pPr>
+      <w:r>
+        <w:rPr>
+          <w:rFonts w:ascii="楷体" w:eastAsia="楷体" w:hAnsi="楷体" w:hint="eastAsia"/>
         </w:rPr>
         <w:t>.1.1 概况</w:t>
       </w:r>
@@ -7258,72 +8271,39 @@
     <w:p>
       <w:pPr>
         <w:pStyle w:val="af3"/>
-      </w:pPr>
-      <w:r>
-        <w:rPr>
-          <w:rFonts w:hint="eastAsia"/>
-        </w:rPr>
-        <w:t>表：</w:t>
-      </w:r>
-      <w:r>
-        <w:rPr>
-          <w:rFonts w:hint="eastAsia"/>
-        </w:rPr>
-        <w:t>ETF</w:t>
-      </w:r>
-      <w:r>
-        <w:rPr>
-          <w:rFonts w:hint="eastAsia"/>
-        </w:rPr>
-        <w:t>基本信息（</w:t>
-      </w:r>
-      <w:r>
-        <w:rPr>
-          <w:rFonts w:hint="eastAsia"/>
-        </w:rPr>
-        <w:t>2025</w:t>
-      </w:r>
-      <w:r>
-        <w:rPr>
-          <w:rFonts w:hint="eastAsia"/>
-        </w:rPr>
-        <w:t>年</w:t>
-      </w:r>
-      <w:r>
-        <w:rPr>
-          <w:rFonts w:hint="eastAsia"/>
+        <w:rPr>
+          <w:rFonts w:ascii="楷体" w:hAnsi="楷体" w:hint="eastAsia"/>
+        </w:rPr>
+      </w:pPr>
+      <w:r>
+        <w:rPr>
+          <w:rFonts w:ascii="楷体" w:hAnsi="楷体" w:hint="eastAsia"/>
+        </w:rPr>
+        <w:t>表：ETF基本信息（2025年</w:t>
+      </w:r>
+      <w:r>
+        <w:rPr>
+          <w:rFonts w:ascii="楷体" w:hAnsi="楷体" w:hint="eastAsia"/>
         </w:rPr>
         <w:t>4</w:t>
       </w:r>
       <w:r>
         <w:rPr>
-          <w:rFonts w:hint="eastAsia"/>
-        </w:rPr>
-        <w:t>月</w:t>
-      </w:r>
-      <w:r>
-        <w:rPr>
-          <w:rFonts w:hint="eastAsia"/>
-        </w:rPr>
-        <w:t>2</w:t>
-      </w:r>
-      <w:r>
-        <w:rPr>
-          <w:rFonts w:hint="eastAsia"/>
+          <w:rFonts w:ascii="楷体" w:hAnsi="楷体" w:hint="eastAsia"/>
+        </w:rPr>
+        <w:t>月2</w:t>
+      </w:r>
+      <w:r>
+        <w:rPr>
+          <w:rFonts w:ascii="楷体" w:hAnsi="楷体" w:hint="eastAsia"/>
         </w:rPr>
         <w:t>1</w:t>
       </w:r>
       <w:r>
         <w:rPr>
-          <w:rFonts w:hint="eastAsia"/>
-        </w:rPr>
-        <w:t>日</w:t>
-      </w:r>
-      <w:r>
-        <w:rPr>
-          <w:rFonts w:hint="eastAsia"/>
-        </w:rPr>
-        <w:t>）</w:t>
+          <w:rFonts w:ascii="楷体" w:hAnsi="楷体" w:hint="eastAsia"/>
+        </w:rPr>
+        <w:t>日）</w:t>
       </w:r>
     </w:p>
     <w:tbl>
@@ -7365,10 +8345,13 @@
           <w:p>
             <w:pPr>
               <w:pStyle w:val="af3"/>
-            </w:pPr>
-            <w:r>
-              <w:rPr>
-                <w:rFonts w:hint="eastAsia"/>
+              <w:rPr>
+                <w:rFonts w:ascii="楷体" w:hAnsi="楷体" w:hint="eastAsia"/>
+              </w:rPr>
+            </w:pPr>
+            <w:r>
+              <w:rPr>
+                <w:rFonts w:ascii="楷体" w:hAnsi="楷体" w:hint="eastAsia"/>
               </w:rPr>
               <w:t>基金全称</w:t>
             </w:r>
@@ -7389,24 +8372,15 @@
           <w:p>
             <w:pPr>
               <w:pStyle w:val="af3"/>
-            </w:pPr>
-            <w:r>
-              <w:rPr>
-                <w:rFonts w:hint="eastAsia"/>
-              </w:rPr>
-              <w:t>华夏中证</w:t>
-            </w:r>
-            <w:r>
-              <w:rPr>
-                <w:rFonts w:hint="eastAsia"/>
-              </w:rPr>
-              <w:t>5G</w:t>
-            </w:r>
-            <w:r>
-              <w:rPr>
-                <w:rFonts w:hint="eastAsia"/>
-              </w:rPr>
-              <w:t>通信主题交易型开放式指数证券投资基金</w:t>
+              <w:rPr>
+                <w:rFonts w:ascii="楷体" w:hAnsi="楷体" w:hint="eastAsia"/>
+              </w:rPr>
+            </w:pPr>
+            <w:r>
+              <w:rPr>
+                <w:rFonts w:ascii="楷体" w:hAnsi="楷体" w:hint="eastAsia"/>
+              </w:rPr>
+              <w:t>华夏中证5G通信主题交易型开放式指数证券投资基金</w:t>
             </w:r>
           </w:p>
         </w:tc>
@@ -7425,10 +8399,13 @@
           <w:p>
             <w:pPr>
               <w:pStyle w:val="af3"/>
-            </w:pPr>
-            <w:r>
-              <w:rPr>
-                <w:rFonts w:hint="eastAsia"/>
+              <w:rPr>
+                <w:rFonts w:ascii="楷体" w:hAnsi="楷体" w:hint="eastAsia"/>
+              </w:rPr>
+            </w:pPr>
+            <w:r>
+              <w:rPr>
+                <w:rFonts w:ascii="楷体" w:hAnsi="楷体" w:hint="eastAsia"/>
               </w:rPr>
               <w:t>基金简称</w:t>
             </w:r>
@@ -7449,10 +8426,13 @@
           <w:p>
             <w:pPr>
               <w:pStyle w:val="af3"/>
-            </w:pPr>
-            <w:r>
-              <w:rPr>
-                <w:rFonts w:hint="eastAsia"/>
+              <w:rPr>
+                <w:rFonts w:ascii="楷体" w:hAnsi="楷体" w:hint="eastAsia"/>
+              </w:rPr>
+            </w:pPr>
+            <w:r>
+              <w:rPr>
+                <w:rFonts w:ascii="楷体" w:hAnsi="楷体" w:hint="eastAsia"/>
               </w:rPr>
               <w:t>5GETF</w:t>
             </w:r>
@@ -7475,10 +8455,13 @@
           <w:p>
             <w:pPr>
               <w:pStyle w:val="af3"/>
-            </w:pPr>
-            <w:r>
-              <w:rPr>
-                <w:rFonts w:hint="eastAsia"/>
+              <w:rPr>
+                <w:rFonts w:ascii="楷体" w:hAnsi="楷体" w:hint="eastAsia"/>
+              </w:rPr>
+            </w:pPr>
+            <w:r>
+              <w:rPr>
+                <w:rFonts w:ascii="楷体" w:hAnsi="楷体" w:hint="eastAsia"/>
               </w:rPr>
               <w:t>基金代码</w:t>
             </w:r>
@@ -7499,30 +8482,21 @@
           <w:p>
             <w:pPr>
               <w:pStyle w:val="af3"/>
-            </w:pPr>
-            <w:r>
-              <w:rPr>
-                <w:rFonts w:hint="eastAsia"/>
+              <w:rPr>
+                <w:rFonts w:ascii="楷体" w:hAnsi="楷体" w:hint="eastAsia"/>
+              </w:rPr>
+            </w:pPr>
+            <w:r>
+              <w:rPr>
+                <w:rFonts w:ascii="楷体" w:hAnsi="楷体" w:hint="eastAsia"/>
               </w:rPr>
               <w:t>515050</w:t>
             </w:r>
             <w:r>
               <w:rPr>
-                <w:rFonts w:hint="eastAsia"/>
-              </w:rPr>
-              <w:t>(</w:t>
-            </w:r>
-            <w:r>
-              <w:rPr>
-                <w:rFonts w:hint="eastAsia"/>
-              </w:rPr>
-              <w:t>主代码</w:t>
-            </w:r>
-            <w:r>
-              <w:rPr>
-                <w:rFonts w:hint="eastAsia"/>
-              </w:rPr>
-              <w:t>)</w:t>
+                <w:rFonts w:ascii="楷体" w:hAnsi="楷体" w:hint="eastAsia"/>
+              </w:rPr>
+              <w:t>(主代码)</w:t>
             </w:r>
           </w:p>
         </w:tc>
@@ -7541,10 +8515,13 @@
           <w:p>
             <w:pPr>
               <w:pStyle w:val="af3"/>
-            </w:pPr>
-            <w:r>
-              <w:rPr>
-                <w:rFonts w:hint="eastAsia"/>
+              <w:rPr>
+                <w:rFonts w:ascii="楷体" w:hAnsi="楷体" w:hint="eastAsia"/>
+              </w:rPr>
+            </w:pPr>
+            <w:r>
+              <w:rPr>
+                <w:rFonts w:ascii="楷体" w:hAnsi="楷体" w:hint="eastAsia"/>
               </w:rPr>
               <w:t>基金类型</w:t>
             </w:r>
@@ -7565,10 +8542,13 @@
           <w:p>
             <w:pPr>
               <w:pStyle w:val="af3"/>
-            </w:pPr>
-            <w:r>
-              <w:rPr>
-                <w:rFonts w:hint="eastAsia"/>
+              <w:rPr>
+                <w:rFonts w:ascii="楷体" w:hAnsi="楷体" w:hint="eastAsia"/>
+              </w:rPr>
+            </w:pPr>
+            <w:r>
+              <w:rPr>
+                <w:rFonts w:ascii="楷体" w:hAnsi="楷体" w:hint="eastAsia"/>
               </w:rPr>
               <w:t>被动指数型股票基金</w:t>
             </w:r>
@@ -7591,10 +8571,13 @@
           <w:p>
             <w:pPr>
               <w:pStyle w:val="af3"/>
-            </w:pPr>
-            <w:r>
-              <w:rPr>
-                <w:rFonts w:hint="eastAsia"/>
+              <w:rPr>
+                <w:rFonts w:ascii="楷体" w:hAnsi="楷体" w:hint="eastAsia"/>
+              </w:rPr>
+            </w:pPr>
+            <w:r>
+              <w:rPr>
+                <w:rFonts w:ascii="楷体" w:hAnsi="楷体" w:hint="eastAsia"/>
               </w:rPr>
               <w:t>发行日期</w:t>
             </w:r>
@@ -7615,46 +8598,49 @@
           <w:p>
             <w:pPr>
               <w:pStyle w:val="af3"/>
-            </w:pPr>
-            <w:r>
-              <w:rPr>
-                <w:rFonts w:hint="eastAsia"/>
+              <w:rPr>
+                <w:rFonts w:ascii="楷体" w:hAnsi="楷体" w:hint="eastAsia"/>
+              </w:rPr>
+            </w:pPr>
+            <w:r>
+              <w:rPr>
+                <w:rFonts w:ascii="楷体" w:hAnsi="楷体" w:hint="eastAsia"/>
               </w:rPr>
               <w:t>20</w:t>
             </w:r>
             <w:r>
               <w:rPr>
-                <w:rFonts w:hint="eastAsia"/>
+                <w:rFonts w:ascii="楷体" w:hAnsi="楷体" w:hint="eastAsia"/>
               </w:rPr>
               <w:t>19</w:t>
             </w:r>
             <w:r>
               <w:rPr>
-                <w:rFonts w:hint="eastAsia"/>
+                <w:rFonts w:ascii="楷体" w:hAnsi="楷体" w:hint="eastAsia"/>
               </w:rPr>
               <w:t>年</w:t>
             </w:r>
             <w:r>
               <w:rPr>
-                <w:rFonts w:hint="eastAsia"/>
+                <w:rFonts w:ascii="楷体" w:hAnsi="楷体" w:hint="eastAsia"/>
               </w:rPr>
               <w:t>10</w:t>
             </w:r>
             <w:r>
               <w:rPr>
-                <w:rFonts w:hint="eastAsia"/>
+                <w:rFonts w:ascii="楷体" w:hAnsi="楷体" w:hint="eastAsia"/>
               </w:rPr>
               <w:t>月</w:t>
             </w:r>
             <w:r>
               <w:rPr>
-                <w:rFonts w:hint="eastAsia"/>
+                <w:rFonts w:ascii="楷体" w:hAnsi="楷体" w:hint="eastAsia"/>
               </w:rPr>
               <w:t>16</w:t>
             </w:r>
             <w:r>
               <w:rPr>
-                <w:rFonts w:hint="eastAsia"/>
+                <w:rFonts w:ascii="楷体" w:hAnsi="楷体" w:hint="eastAsia"/>
               </w:rPr>
               <w:t>日</w:t>
             </w:r>
@@ -7675,24 +8661,15 @@
           <w:p>
             <w:pPr>
               <w:pStyle w:val="af3"/>
-            </w:pPr>
-            <w:r>
-              <w:rPr>
-                <w:rFonts w:hint="eastAsia"/>
-              </w:rPr>
-              <w:t>成立日期</w:t>
-            </w:r>
-            <w:r>
-              <w:rPr>
-                <w:rFonts w:hint="eastAsia"/>
-              </w:rPr>
-              <w:t>/</w:t>
-            </w:r>
-            <w:r>
-              <w:rPr>
-                <w:rFonts w:hint="eastAsia"/>
-              </w:rPr>
-              <w:t>规模</w:t>
+              <w:rPr>
+                <w:rFonts w:ascii="楷体" w:hAnsi="楷体" w:hint="eastAsia"/>
+              </w:rPr>
+            </w:pPr>
+            <w:r>
+              <w:rPr>
+                <w:rFonts w:ascii="楷体" w:hAnsi="楷体" w:hint="eastAsia"/>
+              </w:rPr>
+              <w:t>成立日期/规模</w:t>
             </w:r>
           </w:p>
         </w:tc>
@@ -7711,64 +8688,31 @@
           <w:p>
             <w:pPr>
               <w:pStyle w:val="af3"/>
-            </w:pPr>
-            <w:r>
-              <w:rPr>
-                <w:rFonts w:hint="eastAsia"/>
-              </w:rPr>
-              <w:t>20</w:t>
-            </w:r>
-            <w:r>
-              <w:rPr>
-                <w:rFonts w:hint="eastAsia"/>
-              </w:rPr>
-              <w:t>19</w:t>
-            </w:r>
-            <w:r>
-              <w:rPr>
-                <w:rFonts w:hint="eastAsia"/>
-              </w:rPr>
-              <w:t>年</w:t>
-            </w:r>
-            <w:r>
-              <w:rPr>
-                <w:rFonts w:hint="eastAsia"/>
-              </w:rPr>
-              <w:t>9</w:t>
-            </w:r>
-            <w:r>
-              <w:rPr>
-                <w:rFonts w:hint="eastAsia"/>
-              </w:rPr>
-              <w:t>月</w:t>
-            </w:r>
-            <w:r>
-              <w:rPr>
-                <w:rFonts w:hint="eastAsia"/>
-              </w:rPr>
-              <w:t>17</w:t>
-            </w:r>
-            <w:r>
-              <w:rPr>
-                <w:rFonts w:hint="eastAsia"/>
-              </w:rPr>
-              <w:t>日</w:t>
-            </w:r>
-            <w:r>
-              <w:rPr>
-                <w:rFonts w:hint="eastAsia"/>
+              <w:rPr>
+                <w:rFonts w:ascii="楷体" w:hAnsi="楷体" w:hint="eastAsia"/>
+              </w:rPr>
+            </w:pPr>
+            <w:r>
+              <w:rPr>
+                <w:rFonts w:ascii="楷体" w:hAnsi="楷体" w:hint="eastAsia"/>
+              </w:rPr>
+              <w:t>2019年9月17日</w:t>
+            </w:r>
+            <w:r>
+              <w:rPr>
+                <w:rFonts w:ascii="楷体" w:hAnsi="楷体" w:hint="eastAsia"/>
               </w:rPr>
               <w:t>/</w:t>
             </w:r>
             <w:r>
               <w:rPr>
-                <w:rFonts w:hint="eastAsia"/>
+                <w:rFonts w:ascii="楷体" w:hAnsi="楷体" w:hint="eastAsia"/>
               </w:rPr>
               <w:t>41.53</w:t>
             </w:r>
             <w:r>
               <w:rPr>
-                <w:rFonts w:hint="eastAsia"/>
+                <w:rFonts w:ascii="楷体" w:hAnsi="楷体" w:hint="eastAsia"/>
               </w:rPr>
               <w:t>亿份</w:t>
             </w:r>
@@ -7791,10 +8735,13 @@
           <w:p>
             <w:pPr>
               <w:pStyle w:val="af3"/>
-            </w:pPr>
-            <w:r>
-              <w:rPr>
-                <w:rFonts w:hint="eastAsia"/>
+              <w:rPr>
+                <w:rFonts w:ascii="楷体" w:hAnsi="楷体" w:hint="eastAsia"/>
+              </w:rPr>
+            </w:pPr>
+            <w:r>
+              <w:rPr>
+                <w:rFonts w:ascii="楷体" w:hAnsi="楷体" w:hint="eastAsia"/>
               </w:rPr>
               <w:t>资产规模</w:t>
             </w:r>
@@ -7815,78 +8762,51 @@
           <w:p>
             <w:pPr>
               <w:pStyle w:val="af3"/>
-            </w:pPr>
-            <w:r>
-              <w:rPr>
-                <w:rFonts w:hint="eastAsia"/>
+              <w:rPr>
+                <w:rFonts w:ascii="楷体" w:hAnsi="楷体" w:hint="eastAsia"/>
+              </w:rPr>
+            </w:pPr>
+            <w:r>
+              <w:rPr>
+                <w:rFonts w:ascii="楷体" w:hAnsi="楷体" w:hint="eastAsia"/>
               </w:rPr>
               <w:t>1</w:t>
             </w:r>
             <w:r>
               <w:rPr>
-                <w:rFonts w:hint="eastAsia"/>
+                <w:rFonts w:ascii="楷体" w:hAnsi="楷体" w:hint="eastAsia"/>
               </w:rPr>
               <w:t>00.76</w:t>
             </w:r>
             <w:r>
               <w:rPr>
-                <w:rFonts w:hint="eastAsia"/>
-              </w:rPr>
-              <w:t>亿元</w:t>
-            </w:r>
-            <w:r>
-              <w:rPr>
-                <w:rFonts w:hint="eastAsia"/>
-              </w:rPr>
-              <w:t>/</w:t>
-            </w:r>
-            <w:r>
-              <w:rPr>
-                <w:rFonts w:hint="eastAsia"/>
-              </w:rPr>
-              <w:t>（截止至：</w:t>
-            </w:r>
-            <w:r>
-              <w:rPr>
-                <w:rFonts w:hint="eastAsia"/>
-              </w:rPr>
-              <w:t>202</w:t>
-            </w:r>
-            <w:r>
-              <w:rPr>
-                <w:rFonts w:hint="eastAsia"/>
+                <w:rFonts w:ascii="楷体" w:hAnsi="楷体" w:hint="eastAsia"/>
+              </w:rPr>
+              <w:t>亿元/（截止至：202</w:t>
+            </w:r>
+            <w:r>
+              <w:rPr>
+                <w:rFonts w:ascii="楷体" w:hAnsi="楷体" w:hint="eastAsia"/>
               </w:rPr>
               <w:t>6</w:t>
             </w:r>
             <w:r>
               <w:rPr>
-                <w:rFonts w:hint="eastAsia"/>
+                <w:rFonts w:ascii="楷体" w:hAnsi="楷体" w:hint="eastAsia"/>
               </w:rPr>
               <w:t>年</w:t>
             </w:r>
             <w:r>
               <w:rPr>
-                <w:rFonts w:hint="eastAsia"/>
+                <w:rFonts w:ascii="楷体" w:hAnsi="楷体" w:hint="eastAsia"/>
               </w:rPr>
               <w:t>04</w:t>
             </w:r>
             <w:r>
               <w:rPr>
-                <w:rFonts w:hint="eastAsia"/>
-              </w:rPr>
-              <w:t>月</w:t>
-            </w:r>
-            <w:r>
-              <w:rPr>
-                <w:rFonts w:hint="eastAsia"/>
-              </w:rPr>
-              <w:t>21</w:t>
-            </w:r>
-            <w:r>
-              <w:rPr>
-                <w:rFonts w:hint="eastAsia"/>
-              </w:rPr>
-              <w:t>日）</w:t>
+                <w:rFonts w:ascii="楷体" w:hAnsi="楷体" w:hint="eastAsia"/>
+              </w:rPr>
+              <w:t>月21日）</w:t>
             </w:r>
           </w:p>
         </w:tc>
@@ -7905,10 +8825,13 @@
           <w:p>
             <w:pPr>
               <w:pStyle w:val="af3"/>
-            </w:pPr>
-            <w:r>
-              <w:rPr>
-                <w:rFonts w:hint="eastAsia"/>
+              <w:rPr>
+                <w:rFonts w:ascii="楷体" w:hAnsi="楷体" w:hint="eastAsia"/>
+              </w:rPr>
+            </w:pPr>
+            <w:r>
+              <w:rPr>
+                <w:rFonts w:ascii="楷体" w:hAnsi="楷体" w:hint="eastAsia"/>
               </w:rPr>
               <w:t>份额规模</w:t>
             </w:r>
@@ -7929,72 +8852,45 @@
           <w:p>
             <w:pPr>
               <w:pStyle w:val="af3"/>
-            </w:pPr>
-            <w:r>
-              <w:rPr>
-                <w:rFonts w:hint="eastAsia"/>
+              <w:rPr>
+                <w:rFonts w:ascii="楷体" w:hAnsi="楷体" w:hint="eastAsia"/>
+              </w:rPr>
+            </w:pPr>
+            <w:r>
+              <w:rPr>
+                <w:rFonts w:ascii="楷体" w:hAnsi="楷体" w:hint="eastAsia"/>
               </w:rPr>
               <w:t>34.27</w:t>
             </w:r>
             <w:r>
               <w:rPr>
-                <w:rFonts w:hint="eastAsia"/>
-              </w:rPr>
-              <w:t>亿份</w:t>
-            </w:r>
-            <w:r>
-              <w:rPr>
-                <w:rFonts w:hint="eastAsia"/>
-              </w:rPr>
-              <w:t>/</w:t>
-            </w:r>
-            <w:r>
-              <w:rPr>
-                <w:rFonts w:hint="eastAsia"/>
-              </w:rPr>
-              <w:t>（截止至：</w:t>
-            </w:r>
-            <w:r>
-              <w:rPr>
-                <w:rFonts w:hint="eastAsia"/>
-              </w:rPr>
-              <w:t>202</w:t>
-            </w:r>
-            <w:r>
-              <w:rPr>
-                <w:rFonts w:hint="eastAsia"/>
+                <w:rFonts w:ascii="楷体" w:hAnsi="楷体" w:hint="eastAsia"/>
+              </w:rPr>
+              <w:t>亿份/（截止至：202</w:t>
+            </w:r>
+            <w:r>
+              <w:rPr>
+                <w:rFonts w:ascii="楷体" w:hAnsi="楷体" w:hint="eastAsia"/>
               </w:rPr>
               <w:t>6</w:t>
             </w:r>
             <w:r>
               <w:rPr>
-                <w:rFonts w:hint="eastAsia"/>
+                <w:rFonts w:ascii="楷体" w:hAnsi="楷体" w:hint="eastAsia"/>
               </w:rPr>
               <w:t>年</w:t>
             </w:r>
             <w:r>
               <w:rPr>
-                <w:rFonts w:hint="eastAsia"/>
+                <w:rFonts w:ascii="楷体" w:hAnsi="楷体" w:hint="eastAsia"/>
               </w:rPr>
               <w:t>04</w:t>
             </w:r>
             <w:r>
               <w:rPr>
-                <w:rFonts w:hint="eastAsia"/>
-              </w:rPr>
-              <w:t>月</w:t>
-            </w:r>
-            <w:r>
-              <w:rPr>
-                <w:rFonts w:hint="eastAsia"/>
-              </w:rPr>
-              <w:t>21</w:t>
-            </w:r>
-            <w:r>
-              <w:rPr>
-                <w:rFonts w:hint="eastAsia"/>
-              </w:rPr>
-              <w:t>日）</w:t>
+                <w:rFonts w:ascii="楷体" w:hAnsi="楷体" w:hint="eastAsia"/>
+              </w:rPr>
+              <w:t>月21日）</w:t>
             </w:r>
           </w:p>
         </w:tc>
@@ -8015,10 +8911,13 @@
           <w:p>
             <w:pPr>
               <w:pStyle w:val="af3"/>
-            </w:pPr>
-            <w:r>
-              <w:rPr>
-                <w:rFonts w:hint="eastAsia"/>
+              <w:rPr>
+                <w:rFonts w:ascii="楷体" w:hAnsi="楷体" w:hint="eastAsia"/>
+              </w:rPr>
+            </w:pPr>
+            <w:r>
+              <w:rPr>
+                <w:rFonts w:ascii="楷体" w:hAnsi="楷体" w:hint="eastAsia"/>
               </w:rPr>
               <w:t>基金管理人</w:t>
             </w:r>
@@ -8039,16 +8938,19 @@
           <w:p>
             <w:pPr>
               <w:pStyle w:val="af3"/>
-            </w:pPr>
-            <w:r>
-              <w:rPr>
-                <w:rFonts w:hint="eastAsia"/>
+              <w:rPr>
+                <w:rFonts w:ascii="楷体" w:hAnsi="楷体" w:hint="eastAsia"/>
+              </w:rPr>
+            </w:pPr>
+            <w:r>
+              <w:rPr>
+                <w:rFonts w:ascii="楷体" w:hAnsi="楷体" w:hint="eastAsia"/>
               </w:rPr>
               <w:t>华夏</w:t>
             </w:r>
             <w:r>
               <w:rPr>
-                <w:rFonts w:hint="eastAsia"/>
+                <w:rFonts w:ascii="楷体" w:hAnsi="楷体" w:hint="eastAsia"/>
               </w:rPr>
               <w:t>基金</w:t>
             </w:r>
@@ -8069,10 +8971,13 @@
           <w:p>
             <w:pPr>
               <w:pStyle w:val="af3"/>
-            </w:pPr>
-            <w:r>
-              <w:rPr>
-                <w:rFonts w:hint="eastAsia"/>
+              <w:rPr>
+                <w:rFonts w:ascii="楷体" w:hAnsi="楷体" w:hint="eastAsia"/>
+              </w:rPr>
+            </w:pPr>
+            <w:r>
+              <w:rPr>
+                <w:rFonts w:ascii="楷体" w:hAnsi="楷体" w:hint="eastAsia"/>
               </w:rPr>
               <w:t>基金托管人</w:t>
             </w:r>
@@ -8093,16 +8998,19 @@
           <w:p>
             <w:pPr>
               <w:pStyle w:val="af3"/>
-            </w:pPr>
-            <w:r>
-              <w:rPr>
-                <w:rFonts w:hint="eastAsia"/>
+              <w:rPr>
+                <w:rFonts w:ascii="楷体" w:hAnsi="楷体" w:hint="eastAsia"/>
+              </w:rPr>
+            </w:pPr>
+            <w:r>
+              <w:rPr>
+                <w:rFonts w:ascii="楷体" w:hAnsi="楷体" w:hint="eastAsia"/>
               </w:rPr>
               <w:t>中国</w:t>
             </w:r>
             <w:r>
               <w:rPr>
-                <w:rFonts w:hint="eastAsia"/>
+                <w:rFonts w:ascii="楷体" w:hAnsi="楷体" w:hint="eastAsia"/>
               </w:rPr>
               <w:t>银行</w:t>
             </w:r>
@@ -8125,10 +9033,13 @@
           <w:p>
             <w:pPr>
               <w:pStyle w:val="af3"/>
-            </w:pPr>
-            <w:r>
-              <w:rPr>
-                <w:rFonts w:hint="eastAsia"/>
+              <w:rPr>
+                <w:rFonts w:ascii="楷体" w:hAnsi="楷体" w:hint="eastAsia"/>
+              </w:rPr>
+            </w:pPr>
+            <w:r>
+              <w:rPr>
+                <w:rFonts w:ascii="楷体" w:hAnsi="楷体" w:hint="eastAsia"/>
               </w:rPr>
               <w:t>基金经理人</w:t>
             </w:r>
@@ -8149,10 +9060,13 @@
           <w:p>
             <w:pPr>
               <w:pStyle w:val="af3"/>
-            </w:pPr>
-            <w:r>
-              <w:rPr>
-                <w:rFonts w:hint="eastAsia"/>
+              <w:rPr>
+                <w:rFonts w:ascii="楷体" w:hAnsi="楷体" w:hint="eastAsia"/>
+              </w:rPr>
+            </w:pPr>
+            <w:r>
+              <w:rPr>
+                <w:rFonts w:ascii="楷体" w:hAnsi="楷体" w:hint="eastAsia"/>
               </w:rPr>
               <w:t>李俊</w:t>
             </w:r>
@@ -8173,10 +9087,13 @@
           <w:p>
             <w:pPr>
               <w:pStyle w:val="af3"/>
-            </w:pPr>
-            <w:r>
-              <w:rPr>
-                <w:rFonts w:hint="eastAsia"/>
+              <w:rPr>
+                <w:rFonts w:ascii="楷体" w:hAnsi="楷体" w:hint="eastAsia"/>
+              </w:rPr>
+            </w:pPr>
+            <w:r>
+              <w:rPr>
+                <w:rFonts w:ascii="楷体" w:hAnsi="楷体" w:hint="eastAsia"/>
               </w:rPr>
               <w:t>成立来分红</w:t>
             </w:r>
@@ -8197,10 +9114,13 @@
           <w:p>
             <w:pPr>
               <w:pStyle w:val="af3"/>
-            </w:pPr>
-            <w:r>
-              <w:rPr>
-                <w:rFonts w:hint="eastAsia"/>
+              <w:rPr>
+                <w:rFonts w:ascii="楷体" w:hAnsi="楷体" w:hint="eastAsia"/>
+              </w:rPr>
+            </w:pPr>
+            <w:r>
+              <w:rPr>
+                <w:rFonts w:ascii="楷体" w:hAnsi="楷体" w:hint="eastAsia"/>
               </w:rPr>
               <w:t>*</w:t>
             </w:r>
@@ -8223,10 +9143,13 @@
           <w:p>
             <w:pPr>
               <w:pStyle w:val="af3"/>
-            </w:pPr>
-            <w:r>
-              <w:rPr>
-                <w:rFonts w:hint="eastAsia"/>
+              <w:rPr>
+                <w:rFonts w:ascii="楷体" w:hAnsi="楷体" w:hint="eastAsia"/>
+              </w:rPr>
+            </w:pPr>
+            <w:r>
+              <w:rPr>
+                <w:rFonts w:ascii="楷体" w:hAnsi="楷体" w:hint="eastAsia"/>
               </w:rPr>
               <w:t>管理费率</w:t>
             </w:r>
@@ -8247,18 +9170,15 @@
           <w:p>
             <w:pPr>
               <w:pStyle w:val="af3"/>
-            </w:pPr>
-            <w:r>
-              <w:rPr>
-                <w:rFonts w:hint="eastAsia"/>
-              </w:rPr>
-              <w:t>0.50%</w:t>
-            </w:r>
-            <w:r>
-              <w:rPr>
-                <w:rFonts w:hint="eastAsia"/>
-              </w:rPr>
-              <w:t>（每年）</w:t>
+              <w:rPr>
+                <w:rFonts w:ascii="楷体" w:hAnsi="楷体" w:hint="eastAsia"/>
+              </w:rPr>
+            </w:pPr>
+            <w:r>
+              <w:rPr>
+                <w:rFonts w:ascii="楷体" w:hAnsi="楷体" w:hint="eastAsia"/>
+              </w:rPr>
+              <w:t>0.50%（每年）</w:t>
             </w:r>
           </w:p>
         </w:tc>
@@ -8277,10 +9197,13 @@
           <w:p>
             <w:pPr>
               <w:pStyle w:val="af3"/>
-            </w:pPr>
-            <w:r>
-              <w:rPr>
-                <w:rFonts w:hint="eastAsia"/>
+              <w:rPr>
+                <w:rFonts w:ascii="楷体" w:hAnsi="楷体" w:hint="eastAsia"/>
+              </w:rPr>
+            </w:pPr>
+            <w:r>
+              <w:rPr>
+                <w:rFonts w:ascii="楷体" w:hAnsi="楷体" w:hint="eastAsia"/>
               </w:rPr>
               <w:t>托管费率</w:t>
             </w:r>
@@ -8301,18 +9224,15 @@
           <w:p>
             <w:pPr>
               <w:pStyle w:val="af3"/>
-            </w:pPr>
-            <w:r>
-              <w:rPr>
-                <w:rFonts w:hint="eastAsia"/>
-              </w:rPr>
-              <w:t>0.10%</w:t>
-            </w:r>
-            <w:r>
-              <w:rPr>
-                <w:rFonts w:hint="eastAsia"/>
-              </w:rPr>
-              <w:t>（每年）</w:t>
+              <w:rPr>
+                <w:rFonts w:ascii="楷体" w:hAnsi="楷体" w:hint="eastAsia"/>
+              </w:rPr>
+            </w:pPr>
+            <w:r>
+              <w:rPr>
+                <w:rFonts w:ascii="楷体" w:hAnsi="楷体" w:hint="eastAsia"/>
+              </w:rPr>
+              <w:t>0.10%（每年）</w:t>
             </w:r>
           </w:p>
         </w:tc>
@@ -8333,10 +9253,13 @@
           <w:p>
             <w:pPr>
               <w:pStyle w:val="af3"/>
-            </w:pPr>
-            <w:r>
-              <w:rPr>
-                <w:rFonts w:hint="eastAsia"/>
+              <w:rPr>
+                <w:rFonts w:ascii="楷体" w:hAnsi="楷体" w:hint="eastAsia"/>
+              </w:rPr>
+            </w:pPr>
+            <w:r>
+              <w:rPr>
+                <w:rFonts w:ascii="楷体" w:hAnsi="楷体" w:hint="eastAsia"/>
               </w:rPr>
               <w:t>销售服务费率</w:t>
             </w:r>
@@ -8357,18 +9280,15 @@
           <w:p>
             <w:pPr>
               <w:pStyle w:val="af3"/>
-            </w:pPr>
-            <w:r>
-              <w:rPr>
-                <w:rFonts w:hint="eastAsia"/>
-              </w:rPr>
-              <w:t>--</w:t>
-            </w:r>
-            <w:r>
-              <w:rPr>
-                <w:rFonts w:hint="eastAsia"/>
-              </w:rPr>
-              <w:t>（每年）</w:t>
+              <w:rPr>
+                <w:rFonts w:ascii="楷体" w:hAnsi="楷体" w:hint="eastAsia"/>
+              </w:rPr>
+            </w:pPr>
+            <w:r>
+              <w:rPr>
+                <w:rFonts w:ascii="楷体" w:hAnsi="楷体" w:hint="eastAsia"/>
+              </w:rPr>
+              <w:t>--（每年）</w:t>
             </w:r>
           </w:p>
         </w:tc>
@@ -8387,10 +9307,13 @@
           <w:p>
             <w:pPr>
               <w:pStyle w:val="af3"/>
-            </w:pPr>
-            <w:r>
-              <w:rPr>
-                <w:rFonts w:hint="eastAsia"/>
+              <w:rPr>
+                <w:rFonts w:ascii="楷体" w:hAnsi="楷体" w:hint="eastAsia"/>
+              </w:rPr>
+            </w:pPr>
+            <w:r>
+              <w:rPr>
+                <w:rFonts w:ascii="楷体" w:hAnsi="楷体" w:hint="eastAsia"/>
               </w:rPr>
               <w:t>跟踪标的</w:t>
             </w:r>
@@ -8411,10 +9334,13 @@
           <w:p>
             <w:pPr>
               <w:pStyle w:val="af3"/>
-            </w:pPr>
-            <w:r>
-              <w:rPr>
-                <w:rFonts w:hint="eastAsia"/>
+              <w:rPr>
+                <w:rFonts w:ascii="楷体" w:hAnsi="楷体" w:hint="eastAsia"/>
+              </w:rPr>
+            </w:pPr>
+            <w:r>
+              <w:rPr>
+                <w:rFonts w:ascii="楷体" w:hAnsi="楷体" w:hint="eastAsia"/>
               </w:rPr>
               <w:t>新能电池</w:t>
             </w:r>
@@ -8437,10 +9363,13 @@
           <w:p>
             <w:pPr>
               <w:pStyle w:val="af3"/>
-            </w:pPr>
-            <w:r>
-              <w:rPr>
-                <w:rFonts w:hint="eastAsia"/>
+              <w:rPr>
+                <w:rFonts w:ascii="楷体" w:hAnsi="楷体" w:hint="eastAsia"/>
+              </w:rPr>
+            </w:pPr>
+            <w:r>
+              <w:rPr>
+                <w:rFonts w:ascii="楷体" w:hAnsi="楷体" w:hint="eastAsia"/>
               </w:rPr>
               <w:t>业绩比较基准</w:t>
             </w:r>
@@ -8462,24 +9391,15 @@
           <w:p>
             <w:pPr>
               <w:pStyle w:val="af3"/>
-            </w:pPr>
-            <w:r>
-              <w:rPr>
-                <w:rFonts w:hint="eastAsia"/>
-              </w:rPr>
-              <w:t>中证</w:t>
-            </w:r>
-            <w:r>
-              <w:rPr>
-                <w:rFonts w:hint="eastAsia"/>
-              </w:rPr>
-              <w:t>5G</w:t>
-            </w:r>
-            <w:r>
-              <w:rPr>
-                <w:rFonts w:hint="eastAsia"/>
-              </w:rPr>
-              <w:t>通信主题指数</w:t>
+              <w:rPr>
+                <w:rFonts w:ascii="楷体" w:hAnsi="楷体" w:hint="eastAsia"/>
+              </w:rPr>
+            </w:pPr>
+            <w:r>
+              <w:rPr>
+                <w:rFonts w:ascii="楷体" w:hAnsi="楷体" w:hint="eastAsia"/>
+              </w:rPr>
+              <w:t>中证5G通信主题指数</w:t>
             </w:r>
           </w:p>
         </w:tc>
@@ -8489,7 +9409,7 @@
       <w:pPr>
         <w:ind w:firstLine="560"/>
         <w:rPr>
-          <w:rFonts w:hint="eastAsia"/>
+          <w:rFonts w:ascii="楷体" w:eastAsia="楷体" w:hAnsi="楷体" w:hint="eastAsia"/>
         </w:rPr>
       </w:pPr>
     </w:p>
@@ -8497,12 +9417,12 @@
       <w:pPr>
         <w:pStyle w:val="3"/>
         <w:rPr>
-          <w:rFonts w:hint="eastAsia"/>
-        </w:rPr>
-      </w:pPr>
-      <w:r>
-        <w:rPr>
-          <w:rFonts w:hint="eastAsia"/>
+          <w:rFonts w:ascii="楷体" w:eastAsia="楷体" w:hAnsi="楷体" w:hint="eastAsia"/>
+        </w:rPr>
+      </w:pPr>
+      <w:r>
+        <w:rPr>
+          <w:rFonts w:ascii="楷体" w:eastAsia="楷体" w:hAnsi="楷体" w:hint="eastAsia"/>
         </w:rPr>
         <w:t>.1.2 投资范围及策略</w:t>
       </w:r>
@@ -8510,12 +9430,12 @@
     <w:p>
       <w:pPr>
         <w:rPr>
-          <w:rFonts w:hint="eastAsia"/>
-        </w:rPr>
-      </w:pPr>
-      <w:r>
-        <w:rPr>
-          <w:rFonts w:hint="eastAsia"/>
+          <w:rFonts w:ascii="楷体" w:eastAsia="楷体" w:hAnsi="楷体" w:hint="eastAsia"/>
+        </w:rPr>
+      </w:pPr>
+      <w:r>
+        <w:rPr>
+          <w:rFonts w:ascii="楷体" w:eastAsia="楷体" w:hAnsi="楷体" w:hint="eastAsia"/>
         </w:rPr>
         <w:t>本基金主要采取复制法，即按照标的指数成份股及其权重构建基金的股票投资组合，并根据标的指数成份股及其权重的变动对股票投资组合进行相应地调整。</w:t>
       </w:r>
@@ -8546,14 +9466,14 @@
           <w:p>
             <w:pPr>
               <w:rPr>
-                <w:rFonts w:hint="eastAsia"/>
+                <w:rFonts w:ascii="楷体" w:eastAsia="楷体" w:hAnsi="楷体" w:hint="eastAsia"/>
                 <w:b/>
                 <w:bCs/>
               </w:rPr>
             </w:pPr>
             <w:r>
               <w:rPr>
-                <w:rFonts w:hint="eastAsia"/>
+                <w:rFonts w:ascii="楷体" w:eastAsia="楷体" w:hAnsi="楷体" w:hint="eastAsia"/>
                 <w:b/>
                 <w:bCs/>
               </w:rPr>
@@ -8570,14 +9490,14 @@
           <w:p>
             <w:pPr>
               <w:rPr>
-                <w:rFonts w:hint="eastAsia"/>
+                <w:rFonts w:ascii="楷体" w:eastAsia="楷体" w:hAnsi="楷体" w:hint="eastAsia"/>
                 <w:b/>
                 <w:bCs/>
               </w:rPr>
             </w:pPr>
             <w:r>
               <w:rPr>
-                <w:rFonts w:hint="eastAsia"/>
+                <w:rFonts w:ascii="楷体" w:eastAsia="楷体" w:hAnsi="楷体" w:hint="eastAsia"/>
                 <w:b/>
                 <w:bCs/>
               </w:rPr>
@@ -8594,14 +9514,14 @@
           <w:p>
             <w:pPr>
               <w:rPr>
-                <w:rFonts w:hint="eastAsia"/>
+                <w:rFonts w:ascii="楷体" w:eastAsia="楷体" w:hAnsi="楷体" w:hint="eastAsia"/>
                 <w:b/>
                 <w:bCs/>
               </w:rPr>
             </w:pPr>
             <w:r>
               <w:rPr>
-                <w:rFonts w:hint="eastAsia"/>
+                <w:rFonts w:ascii="楷体" w:eastAsia="楷体" w:hAnsi="楷体" w:hint="eastAsia"/>
                 <w:b/>
                 <w:bCs/>
               </w:rPr>
@@ -8617,14 +9537,14 @@
           <w:p>
             <w:pPr>
               <w:rPr>
-                <w:rFonts w:hint="eastAsia"/>
+                <w:rFonts w:ascii="楷体" w:eastAsia="楷体" w:hAnsi="楷体" w:hint="eastAsia"/>
                 <w:b/>
                 <w:bCs/>
               </w:rPr>
             </w:pPr>
             <w:r>
               <w:rPr>
-                <w:rFonts w:hint="eastAsia"/>
+                <w:rFonts w:ascii="楷体" w:eastAsia="楷体" w:hAnsi="楷体" w:hint="eastAsia"/>
                 <w:b/>
                 <w:bCs/>
               </w:rPr>
@@ -8646,13 +9566,14 @@
           <w:p>
             <w:pPr>
               <w:rPr>
-                <w:rFonts w:hint="eastAsia"/>
-              </w:rPr>
-            </w:pPr>
-            <w:r>
-              <w:rPr>
-                <w:rFonts w:hint="eastAsia"/>
-              </w:rPr>
+                <w:rFonts w:ascii="楷体" w:eastAsia="楷体" w:hAnsi="楷体" w:hint="eastAsia"/>
+              </w:rPr>
+            </w:pPr>
+            <w:r>
+              <w:rPr>
+                <w:rFonts w:ascii="楷体" w:eastAsia="楷体" w:hAnsi="楷体" w:hint="eastAsia"/>
+              </w:rPr>
+              <w:lastRenderedPageBreak/>
               <w:t>300502.SZ</w:t>
             </w:r>
           </w:p>
@@ -8666,12 +9587,12 @@
           <w:p>
             <w:pPr>
               <w:rPr>
-                <w:rFonts w:hint="eastAsia"/>
-              </w:rPr>
-            </w:pPr>
-            <w:r>
-              <w:rPr>
-                <w:rFonts w:hint="eastAsia"/>
+                <w:rFonts w:ascii="楷体" w:eastAsia="楷体" w:hAnsi="楷体" w:hint="eastAsia"/>
+              </w:rPr>
+            </w:pPr>
+            <w:r>
+              <w:rPr>
+                <w:rFonts w:ascii="楷体" w:eastAsia="楷体" w:hAnsi="楷体" w:hint="eastAsia"/>
               </w:rPr>
               <w:t>新易盛</w:t>
             </w:r>
@@ -8686,12 +9607,12 @@
           <w:p>
             <w:pPr>
               <w:rPr>
-                <w:rFonts w:hint="eastAsia"/>
-              </w:rPr>
-            </w:pPr>
-            <w:r>
-              <w:rPr>
-                <w:rFonts w:hint="eastAsia"/>
+                <w:rFonts w:ascii="楷体" w:eastAsia="楷体" w:hAnsi="楷体" w:hint="eastAsia"/>
+              </w:rPr>
+            </w:pPr>
+            <w:r>
+              <w:rPr>
+                <w:rFonts w:ascii="楷体" w:eastAsia="楷体" w:hAnsi="楷体" w:hint="eastAsia"/>
               </w:rPr>
               <w:t>10.29</w:t>
             </w:r>
@@ -8705,12 +9626,12 @@
           <w:p>
             <w:pPr>
               <w:rPr>
-                <w:rFonts w:hint="eastAsia"/>
-              </w:rPr>
-            </w:pPr>
-            <w:r>
-              <w:rPr>
-                <w:rFonts w:hint="eastAsia"/>
+                <w:rFonts w:ascii="楷体" w:eastAsia="楷体" w:hAnsi="楷体" w:hint="eastAsia"/>
+              </w:rPr>
+            </w:pPr>
+            <w:r>
+              <w:rPr>
+                <w:rFonts w:ascii="楷体" w:eastAsia="楷体" w:hAnsi="楷体" w:hint="eastAsia"/>
               </w:rPr>
               <w:t>国内光模块核心供应商之一，深度布局 800G/1.6T 高速光模块，在硅光及 LPO（线性驱动可插拔光学）技术路线具备先发优势。客户覆盖北美云厂商及国内互联网巨头，受益于 AI 算力基础设施扩容，高速产品占比持续提升，盈利能力行业领先。</w:t>
             </w:r>
@@ -8730,14 +9651,13 @@
           <w:p>
             <w:pPr>
               <w:rPr>
-                <w:rFonts w:hint="eastAsia"/>
-              </w:rPr>
-            </w:pPr>
-            <w:r>
-              <w:rPr>
-                <w:rFonts w:hint="eastAsia"/>
-              </w:rPr>
-              <w:lastRenderedPageBreak/>
+                <w:rFonts w:ascii="楷体" w:eastAsia="楷体" w:hAnsi="楷体" w:hint="eastAsia"/>
+              </w:rPr>
+            </w:pPr>
+            <w:r>
+              <w:rPr>
+                <w:rFonts w:ascii="楷体" w:eastAsia="楷体" w:hAnsi="楷体" w:hint="eastAsia"/>
+              </w:rPr>
               <w:t>300308.SZ</w:t>
             </w:r>
           </w:p>
@@ -8751,12 +9671,12 @@
           <w:p>
             <w:pPr>
               <w:rPr>
-                <w:rFonts w:hint="eastAsia"/>
-              </w:rPr>
-            </w:pPr>
-            <w:r>
-              <w:rPr>
-                <w:rFonts w:hint="eastAsia"/>
+                <w:rFonts w:ascii="楷体" w:eastAsia="楷体" w:hAnsi="楷体" w:hint="eastAsia"/>
+              </w:rPr>
+            </w:pPr>
+            <w:r>
+              <w:rPr>
+                <w:rFonts w:ascii="楷体" w:eastAsia="楷体" w:hAnsi="楷体" w:hint="eastAsia"/>
               </w:rPr>
               <w:t>中际旭创</w:t>
             </w:r>
@@ -8771,12 +9691,12 @@
           <w:p>
             <w:pPr>
               <w:rPr>
-                <w:rFonts w:hint="eastAsia"/>
-              </w:rPr>
-            </w:pPr>
-            <w:r>
-              <w:rPr>
-                <w:rFonts w:hint="eastAsia"/>
+                <w:rFonts w:ascii="楷体" w:eastAsia="楷体" w:hAnsi="楷体" w:hint="eastAsia"/>
+              </w:rPr>
+            </w:pPr>
+            <w:r>
+              <w:rPr>
+                <w:rFonts w:ascii="楷体" w:eastAsia="楷体" w:hAnsi="楷体" w:hint="eastAsia"/>
               </w:rPr>
               <w:t>9.4</w:t>
             </w:r>
@@ -8790,12 +9710,12 @@
           <w:p>
             <w:pPr>
               <w:rPr>
-                <w:rFonts w:hint="eastAsia"/>
-              </w:rPr>
-            </w:pPr>
-            <w:r>
-              <w:rPr>
-                <w:rFonts w:hint="eastAsia"/>
+                <w:rFonts w:ascii="楷体" w:eastAsia="楷体" w:hAnsi="楷体" w:hint="eastAsia"/>
+              </w:rPr>
+            </w:pPr>
+            <w:r>
+              <w:rPr>
+                <w:rFonts w:ascii="楷体" w:eastAsia="楷体" w:hAnsi="楷体" w:hint="eastAsia"/>
               </w:rPr>
               <w:t>全球光模块龙头，800G 出货量市占率第一，1.6T 硅光模块已进入英伟达、谷歌等核心客户供应链。通过收购储翰科技完善硅光芯片自主能力，深度绑定台积电 CMOS 代工资源。AI 驱动下，公司技术迭代与客户卡位优势显著，是 1.6T 时代最确定的受益标的之一。</w:t>
             </w:r>
@@ -8815,12 +9735,12 @@
           <w:p>
             <w:pPr>
               <w:rPr>
-                <w:rFonts w:hint="eastAsia"/>
-              </w:rPr>
-            </w:pPr>
-            <w:r>
-              <w:rPr>
-                <w:rFonts w:hint="eastAsia"/>
+                <w:rFonts w:ascii="楷体" w:eastAsia="楷体" w:hAnsi="楷体" w:hint="eastAsia"/>
+              </w:rPr>
+            </w:pPr>
+            <w:r>
+              <w:rPr>
+                <w:rFonts w:ascii="楷体" w:eastAsia="楷体" w:hAnsi="楷体" w:hint="eastAsia"/>
               </w:rPr>
               <w:t>002475.SZ</w:t>
             </w:r>
@@ -8835,12 +9755,12 @@
           <w:p>
             <w:pPr>
               <w:rPr>
-                <w:rFonts w:hint="eastAsia"/>
-              </w:rPr>
-            </w:pPr>
-            <w:r>
-              <w:rPr>
-                <w:rFonts w:hint="eastAsia"/>
+                <w:rFonts w:ascii="楷体" w:eastAsia="楷体" w:hAnsi="楷体" w:hint="eastAsia"/>
+              </w:rPr>
+            </w:pPr>
+            <w:r>
+              <w:rPr>
+                <w:rFonts w:ascii="楷体" w:eastAsia="楷体" w:hAnsi="楷体" w:hint="eastAsia"/>
               </w:rPr>
               <w:t>立讯精密</w:t>
             </w:r>
@@ -8855,12 +9775,12 @@
           <w:p>
             <w:pPr>
               <w:rPr>
-                <w:rFonts w:hint="eastAsia"/>
-              </w:rPr>
-            </w:pPr>
-            <w:r>
-              <w:rPr>
-                <w:rFonts w:hint="eastAsia"/>
+                <w:rFonts w:ascii="楷体" w:eastAsia="楷体" w:hAnsi="楷体" w:hint="eastAsia"/>
+              </w:rPr>
+            </w:pPr>
+            <w:r>
+              <w:rPr>
+                <w:rFonts w:ascii="楷体" w:eastAsia="楷体" w:hAnsi="楷体" w:hint="eastAsia"/>
               </w:rPr>
               <w:t>7.72</w:t>
             </w:r>
@@ -8874,12 +9794,12 @@
           <w:p>
             <w:pPr>
               <w:rPr>
-                <w:rFonts w:hint="eastAsia"/>
-              </w:rPr>
-            </w:pPr>
-            <w:r>
-              <w:rPr>
-                <w:rFonts w:hint="eastAsia"/>
+                <w:rFonts w:ascii="楷体" w:eastAsia="楷体" w:hAnsi="楷体" w:hint="eastAsia"/>
+              </w:rPr>
+            </w:pPr>
+            <w:r>
+              <w:rPr>
+                <w:rFonts w:ascii="楷体" w:eastAsia="楷体" w:hAnsi="楷体" w:hint="eastAsia"/>
               </w:rPr>
               <w:t>消费电子精密制造龙头，业务边界持续向汽车电子、通信互联延伸。在光通信领域布局 AOC（有源光缆）及高速连接器，为数据中心内部互联提供一站式解决方案。凭借精密制造能力与苹果供应链管理经验，具备向更高附加值光互联组件渗透的潜力。</w:t>
             </w:r>
@@ -8899,12 +9819,12 @@
           <w:p>
             <w:pPr>
               <w:rPr>
-                <w:rFonts w:hint="eastAsia"/>
-              </w:rPr>
-            </w:pPr>
-            <w:r>
-              <w:rPr>
-                <w:rFonts w:hint="eastAsia"/>
+                <w:rFonts w:ascii="楷体" w:eastAsia="楷体" w:hAnsi="楷体" w:hint="eastAsia"/>
+              </w:rPr>
+            </w:pPr>
+            <w:r>
+              <w:rPr>
+                <w:rFonts w:ascii="楷体" w:eastAsia="楷体" w:hAnsi="楷体" w:hint="eastAsia"/>
               </w:rPr>
               <w:t>601138.SH</w:t>
             </w:r>
@@ -8919,12 +9839,12 @@
           <w:p>
             <w:pPr>
               <w:rPr>
-                <w:rFonts w:hint="eastAsia"/>
-              </w:rPr>
-            </w:pPr>
-            <w:r>
-              <w:rPr>
-                <w:rFonts w:hint="eastAsia"/>
+                <w:rFonts w:ascii="楷体" w:eastAsia="楷体" w:hAnsi="楷体" w:hint="eastAsia"/>
+              </w:rPr>
+            </w:pPr>
+            <w:r>
+              <w:rPr>
+                <w:rFonts w:ascii="楷体" w:eastAsia="楷体" w:hAnsi="楷体" w:hint="eastAsia"/>
               </w:rPr>
               <w:t>工业富联</w:t>
             </w:r>
@@ -8939,12 +9859,12 @@
           <w:p>
             <w:pPr>
               <w:rPr>
-                <w:rFonts w:hint="eastAsia"/>
-              </w:rPr>
-            </w:pPr>
-            <w:r>
-              <w:rPr>
-                <w:rFonts w:hint="eastAsia"/>
+                <w:rFonts w:ascii="楷体" w:eastAsia="楷体" w:hAnsi="楷体" w:hint="eastAsia"/>
+              </w:rPr>
+            </w:pPr>
+            <w:r>
+              <w:rPr>
+                <w:rFonts w:ascii="楷体" w:eastAsia="楷体" w:hAnsi="楷体" w:hint="eastAsia"/>
               </w:rPr>
               <w:t>6.67</w:t>
             </w:r>
@@ -8958,12 +9878,12 @@
           <w:p>
             <w:pPr>
               <w:rPr>
-                <w:rFonts w:hint="eastAsia"/>
-              </w:rPr>
-            </w:pPr>
-            <w:r>
-              <w:rPr>
-                <w:rFonts w:hint="eastAsia"/>
+                <w:rFonts w:ascii="楷体" w:eastAsia="楷体" w:hAnsi="楷体" w:hint="eastAsia"/>
+              </w:rPr>
+            </w:pPr>
+            <w:r>
+              <w:rPr>
+                <w:rFonts w:ascii="楷体" w:eastAsia="楷体" w:hAnsi="楷体" w:hint="eastAsia"/>
               </w:rPr>
               <w:t>全球电子制造服务（EMS）巨头，深度绑定英伟达 AI 服务器代工业务，覆盖 GPU 模组、HGX 基板及整机组装。随着英伟达 Blackwell/Rubin 平台放量，公司作为核心代工厂直接受益于 AI 服务器出货量激增，同时向上游光互联、液冷等环节延伸布局。</w:t>
             </w:r>
@@ -8983,12 +9903,12 @@
           <w:p>
             <w:pPr>
               <w:rPr>
-                <w:rFonts w:hint="eastAsia"/>
-              </w:rPr>
-            </w:pPr>
-            <w:r>
-              <w:rPr>
-                <w:rFonts w:hint="eastAsia"/>
+                <w:rFonts w:ascii="楷体" w:eastAsia="楷体" w:hAnsi="楷体" w:hint="eastAsia"/>
+              </w:rPr>
+            </w:pPr>
+            <w:r>
+              <w:rPr>
+                <w:rFonts w:ascii="楷体" w:eastAsia="楷体" w:hAnsi="楷体" w:hint="eastAsia"/>
               </w:rPr>
               <w:t>603986.SH</w:t>
             </w:r>
@@ -9003,12 +9923,12 @@
           <w:p>
             <w:pPr>
               <w:rPr>
-                <w:rFonts w:hint="eastAsia"/>
-              </w:rPr>
-            </w:pPr>
-            <w:r>
-              <w:rPr>
-                <w:rFonts w:hint="eastAsia"/>
+                <w:rFonts w:ascii="楷体" w:eastAsia="楷体" w:hAnsi="楷体" w:hint="eastAsia"/>
+              </w:rPr>
+            </w:pPr>
+            <w:r>
+              <w:rPr>
+                <w:rFonts w:ascii="楷体" w:eastAsia="楷体" w:hAnsi="楷体" w:hint="eastAsia"/>
               </w:rPr>
               <w:t>兆易创新</w:t>
             </w:r>
@@ -9023,12 +9943,12 @@
           <w:p>
             <w:pPr>
               <w:rPr>
-                <w:rFonts w:hint="eastAsia"/>
-              </w:rPr>
-            </w:pPr>
-            <w:r>
-              <w:rPr>
-                <w:rFonts w:hint="eastAsia"/>
+                <w:rFonts w:ascii="楷体" w:eastAsia="楷体" w:hAnsi="楷体" w:hint="eastAsia"/>
+              </w:rPr>
+            </w:pPr>
+            <w:r>
+              <w:rPr>
+                <w:rFonts w:ascii="楷体" w:eastAsia="楷体" w:hAnsi="楷体" w:hint="eastAsia"/>
               </w:rPr>
               <w:t>5.18</w:t>
             </w:r>
@@ -9042,12 +9962,12 @@
           <w:p>
             <w:pPr>
               <w:rPr>
-                <w:rFonts w:hint="eastAsia"/>
-              </w:rPr>
-            </w:pPr>
-            <w:r>
-              <w:rPr>
-                <w:rFonts w:hint="eastAsia"/>
+                <w:rFonts w:ascii="楷体" w:eastAsia="楷体" w:hAnsi="楷体" w:hint="eastAsia"/>
+              </w:rPr>
+            </w:pPr>
+            <w:r>
+              <w:rPr>
+                <w:rFonts w:ascii="楷体" w:eastAsia="楷体" w:hAnsi="楷体" w:hint="eastAsia"/>
               </w:rPr>
               <w:t>国内存储与 MCU 双龙头，Nor Flash 全球前三，自研 DRAM 与利基型存储产品持续突破。AI 终端与边缘计算带动高容量存储需求，公司车规级 MCU 与存储方案已进入主流车企及工业客户。虽非光通信直接标的，但受益于 AI 算力全链条的存储配套需求。</w:t>
             </w:r>
@@ -9067,12 +9987,12 @@
           <w:p>
             <w:pPr>
               <w:rPr>
-                <w:rFonts w:hint="eastAsia"/>
-              </w:rPr>
-            </w:pPr>
-            <w:r>
-              <w:rPr>
-                <w:rFonts w:hint="eastAsia"/>
+                <w:rFonts w:ascii="楷体" w:eastAsia="楷体" w:hAnsi="楷体" w:hint="eastAsia"/>
+              </w:rPr>
+            </w:pPr>
+            <w:r>
+              <w:rPr>
+                <w:rFonts w:ascii="楷体" w:eastAsia="楷体" w:hAnsi="楷体" w:hint="eastAsia"/>
               </w:rPr>
               <w:t>300394.SZ</w:t>
             </w:r>
@@ -9087,12 +10007,12 @@
           <w:p>
             <w:pPr>
               <w:rPr>
-                <w:rFonts w:hint="eastAsia"/>
-              </w:rPr>
-            </w:pPr>
-            <w:r>
-              <w:rPr>
-                <w:rFonts w:hint="eastAsia"/>
+                <w:rFonts w:ascii="楷体" w:eastAsia="楷体" w:hAnsi="楷体" w:hint="eastAsia"/>
+              </w:rPr>
+            </w:pPr>
+            <w:r>
+              <w:rPr>
+                <w:rFonts w:ascii="楷体" w:eastAsia="楷体" w:hAnsi="楷体" w:hint="eastAsia"/>
               </w:rPr>
               <w:t>天孚通信</w:t>
             </w:r>
@@ -9107,12 +10027,12 @@
           <w:p>
             <w:pPr>
               <w:rPr>
-                <w:rFonts w:hint="eastAsia"/>
-              </w:rPr>
-            </w:pPr>
-            <w:r>
-              <w:rPr>
-                <w:rFonts w:hint="eastAsia"/>
+                <w:rFonts w:ascii="楷体" w:eastAsia="楷体" w:hAnsi="楷体" w:hint="eastAsia"/>
+              </w:rPr>
+            </w:pPr>
+            <w:r>
+              <w:rPr>
+                <w:rFonts w:ascii="楷体" w:eastAsia="楷体" w:hAnsi="楷体" w:hint="eastAsia"/>
               </w:rPr>
               <w:t>4.57</w:t>
             </w:r>
@@ -9126,12 +10046,12 @@
           <w:p>
             <w:pPr>
               <w:rPr>
-                <w:rFonts w:hint="eastAsia"/>
-              </w:rPr>
-            </w:pPr>
-            <w:r>
-              <w:rPr>
-                <w:rFonts w:hint="eastAsia"/>
+                <w:rFonts w:ascii="楷体" w:eastAsia="楷体" w:hAnsi="楷体" w:hint="eastAsia"/>
+              </w:rPr>
+            </w:pPr>
+            <w:r>
+              <w:rPr>
+                <w:rFonts w:ascii="楷体" w:eastAsia="楷体" w:hAnsi="楷体" w:hint="eastAsia"/>
               </w:rPr>
               <w:t>光器件细分领域隐形冠军，主营光引擎、光隔离器、Mux/Demux 等无源/有源器件。为 800G/1.6T 光模块提供核心光学组件，深度配套中际旭创、新易盛等模块厂商。随着高速模块集成度提升，公司光引擎业务向更高价值量升级，是光模块产业链上游的关键卡位者。</w:t>
             </w:r>
@@ -9151,12 +10071,12 @@
           <w:p>
             <w:pPr>
               <w:rPr>
-                <w:rFonts w:hint="eastAsia"/>
-              </w:rPr>
-            </w:pPr>
-            <w:r>
-              <w:rPr>
-                <w:rFonts w:hint="eastAsia"/>
+                <w:rFonts w:ascii="楷体" w:eastAsia="楷体" w:hAnsi="楷体" w:hint="eastAsia"/>
+              </w:rPr>
+            </w:pPr>
+            <w:r>
+              <w:rPr>
+                <w:rFonts w:ascii="楷体" w:eastAsia="楷体" w:hAnsi="楷体" w:hint="eastAsia"/>
               </w:rPr>
               <w:t>002384.SZ</w:t>
             </w:r>
@@ -9171,12 +10091,12 @@
           <w:p>
             <w:pPr>
               <w:rPr>
-                <w:rFonts w:hint="eastAsia"/>
-              </w:rPr>
-            </w:pPr>
-            <w:r>
-              <w:rPr>
-                <w:rFonts w:hint="eastAsia"/>
+                <w:rFonts w:ascii="楷体" w:eastAsia="楷体" w:hAnsi="楷体" w:hint="eastAsia"/>
+              </w:rPr>
+            </w:pPr>
+            <w:r>
+              <w:rPr>
+                <w:rFonts w:ascii="楷体" w:eastAsia="楷体" w:hAnsi="楷体" w:hint="eastAsia"/>
               </w:rPr>
               <w:t>东山精密</w:t>
             </w:r>
@@ -9191,12 +10111,12 @@
           <w:p>
             <w:pPr>
               <w:rPr>
-                <w:rFonts w:hint="eastAsia"/>
-              </w:rPr>
-            </w:pPr>
-            <w:r>
-              <w:rPr>
-                <w:rFonts w:hint="eastAsia"/>
+                <w:rFonts w:ascii="楷体" w:eastAsia="楷体" w:hAnsi="楷体" w:hint="eastAsia"/>
+              </w:rPr>
+            </w:pPr>
+            <w:r>
+              <w:rPr>
+                <w:rFonts w:ascii="楷体" w:eastAsia="楷体" w:hAnsi="楷体" w:hint="eastAsia"/>
               </w:rPr>
               <w:t>4.33</w:t>
             </w:r>
@@ -9210,12 +10130,12 @@
           <w:p>
             <w:pPr>
               <w:rPr>
-                <w:rFonts w:hint="eastAsia"/>
-              </w:rPr>
-            </w:pPr>
-            <w:r>
-              <w:rPr>
-                <w:rFonts w:hint="eastAsia"/>
+                <w:rFonts w:ascii="楷体" w:eastAsia="楷体" w:hAnsi="楷体" w:hint="eastAsia"/>
+              </w:rPr>
+            </w:pPr>
+            <w:r>
+              <w:rPr>
+                <w:rFonts w:ascii="楷体" w:eastAsia="楷体" w:hAnsi="楷体" w:hint="eastAsia"/>
               </w:rPr>
               <w:t>PCB 及精密结构件龙头，FPC（柔性电路板）全球领先。在通信领域布局高频高速 PCB 及光电封装基板，为光模块、交换机提供关键载体。AI 服务器对高多层板、HDI 板需求激增，公司技术储备与客户结构持续向高端通信及算力基础设施迁移。</w:t>
             </w:r>
@@ -9235,12 +10155,12 @@
           <w:p>
             <w:pPr>
               <w:rPr>
-                <w:rFonts w:hint="eastAsia"/>
-              </w:rPr>
-            </w:pPr>
-            <w:r>
-              <w:rPr>
-                <w:rFonts w:hint="eastAsia"/>
+                <w:rFonts w:ascii="楷体" w:eastAsia="楷体" w:hAnsi="楷体" w:hint="eastAsia"/>
+              </w:rPr>
+            </w:pPr>
+            <w:r>
+              <w:rPr>
+                <w:rFonts w:ascii="楷体" w:eastAsia="楷体" w:hAnsi="楷体" w:hint="eastAsia"/>
               </w:rPr>
               <w:t>000063.SZ</w:t>
             </w:r>
@@ -9255,12 +10175,12 @@
           <w:p>
             <w:pPr>
               <w:rPr>
-                <w:rFonts w:hint="eastAsia"/>
-              </w:rPr>
-            </w:pPr>
-            <w:r>
-              <w:rPr>
-                <w:rFonts w:hint="eastAsia"/>
+                <w:rFonts w:ascii="楷体" w:eastAsia="楷体" w:hAnsi="楷体" w:hint="eastAsia"/>
+              </w:rPr>
+            </w:pPr>
+            <w:r>
+              <w:rPr>
+                <w:rFonts w:ascii="楷体" w:eastAsia="楷体" w:hAnsi="楷体" w:hint="eastAsia"/>
               </w:rPr>
               <w:t>中兴通讯</w:t>
             </w:r>
@@ -9275,12 +10195,12 @@
           <w:p>
             <w:pPr>
               <w:rPr>
-                <w:rFonts w:hint="eastAsia"/>
-              </w:rPr>
-            </w:pPr>
-            <w:r>
-              <w:rPr>
-                <w:rFonts w:hint="eastAsia"/>
+                <w:rFonts w:ascii="楷体" w:eastAsia="楷体" w:hAnsi="楷体" w:hint="eastAsia"/>
+              </w:rPr>
+            </w:pPr>
+            <w:r>
+              <w:rPr>
+                <w:rFonts w:ascii="楷体" w:eastAsia="楷体" w:hAnsi="楷体" w:hint="eastAsia"/>
               </w:rPr>
               <w:t>3.42</w:t>
             </w:r>
@@ -9294,12 +10214,12 @@
           <w:p>
             <w:pPr>
               <w:rPr>
-                <w:rFonts w:hint="eastAsia"/>
-              </w:rPr>
-            </w:pPr>
-            <w:r>
-              <w:rPr>
-                <w:rFonts w:hint="eastAsia"/>
+                <w:rFonts w:ascii="楷体" w:eastAsia="楷体" w:hAnsi="楷体" w:hint="eastAsia"/>
+              </w:rPr>
+            </w:pPr>
+            <w:r>
+              <w:rPr>
+                <w:rFonts w:ascii="楷体" w:eastAsia="楷体" w:hAnsi="楷体" w:hint="eastAsia"/>
               </w:rPr>
               <w:t>全球通信设备四强之一，覆盖无线基站、光传输、核心网及算力基础设施。在光通信领域具备从芯片到系统的垂直能力，自研 400G/800G 光模块及 OTN 设备。受益于国内算力网络建设及海外 5G-A/FTTR 升级，是电信级光通信市场的核心参与者。</w:t>
             </w:r>
@@ -9319,13 +10239,14 @@
           <w:p>
             <w:pPr>
               <w:rPr>
-                <w:rFonts w:hint="eastAsia"/>
-              </w:rPr>
-            </w:pPr>
-            <w:r>
-              <w:rPr>
-                <w:rFonts w:hint="eastAsia"/>
-              </w:rPr>
+                <w:rFonts w:ascii="楷体" w:eastAsia="楷体" w:hAnsi="楷体" w:hint="eastAsia"/>
+              </w:rPr>
+            </w:pPr>
+            <w:r>
+              <w:rPr>
+                <w:rFonts w:ascii="楷体" w:eastAsia="楷体" w:hAnsi="楷体" w:hint="eastAsia"/>
+              </w:rPr>
+              <w:lastRenderedPageBreak/>
               <w:t>000988.SZ</w:t>
             </w:r>
           </w:p>
@@ -9339,12 +10260,12 @@
           <w:p>
             <w:pPr>
               <w:rPr>
-                <w:rFonts w:hint="eastAsia"/>
-              </w:rPr>
-            </w:pPr>
-            <w:r>
-              <w:rPr>
-                <w:rFonts w:hint="eastAsia"/>
+                <w:rFonts w:ascii="楷体" w:eastAsia="楷体" w:hAnsi="楷体" w:hint="eastAsia"/>
+              </w:rPr>
+            </w:pPr>
+            <w:r>
+              <w:rPr>
+                <w:rFonts w:ascii="楷体" w:eastAsia="楷体" w:hAnsi="楷体" w:hint="eastAsia"/>
               </w:rPr>
               <w:t>华工科技</w:t>
             </w:r>
@@ -9359,12 +10280,12 @@
           <w:p>
             <w:pPr>
               <w:rPr>
-                <w:rFonts w:hint="eastAsia"/>
-              </w:rPr>
-            </w:pPr>
-            <w:r>
-              <w:rPr>
-                <w:rFonts w:hint="eastAsia"/>
+                <w:rFonts w:ascii="楷体" w:eastAsia="楷体" w:hAnsi="楷体" w:hint="eastAsia"/>
+              </w:rPr>
+            </w:pPr>
+            <w:r>
+              <w:rPr>
+                <w:rFonts w:ascii="楷体" w:eastAsia="楷体" w:hAnsi="楷体" w:hint="eastAsia"/>
               </w:rPr>
               <w:t>3.4</w:t>
             </w:r>
@@ -9378,12 +10299,12 @@
           <w:p>
             <w:pPr>
               <w:rPr>
-                <w:rFonts w:hint="eastAsia"/>
-              </w:rPr>
-            </w:pPr>
-            <w:r>
-              <w:rPr>
-                <w:rFonts w:hint="eastAsia"/>
+                <w:rFonts w:ascii="楷体" w:eastAsia="楷体" w:hAnsi="楷体" w:hint="eastAsia"/>
+              </w:rPr>
+            </w:pPr>
+            <w:r>
+              <w:rPr>
+                <w:rFonts w:ascii="楷体" w:eastAsia="楷体" w:hAnsi="楷体" w:hint="eastAsia"/>
               </w:rPr>
               <w:t>激光装备与光通信双轮驱动，子公司华工正源是国内光模块老牌厂商。在硅光、CPO（共封装光学）及 3.2T 前沿方案积极布局，2025 年首发 3.2T NPO/CPO 光引擎。同时激光加工装备受益于新能源及智能制造需求，业务结构多元，技术储备覆盖光通信下一代架构。</w:t>
             </w:r>
@@ -9403,14 +10324,13 @@
           <w:p>
             <w:pPr>
               <w:rPr>
-                <w:rFonts w:hint="eastAsia"/>
-              </w:rPr>
-            </w:pPr>
-            <w:r>
-              <w:rPr>
-                <w:rFonts w:hint="eastAsia"/>
-              </w:rPr>
-              <w:lastRenderedPageBreak/>
+                <w:rFonts w:ascii="楷体" w:eastAsia="楷体" w:hAnsi="楷体" w:hint="eastAsia"/>
+              </w:rPr>
+            </w:pPr>
+            <w:r>
+              <w:rPr>
+                <w:rFonts w:ascii="楷体" w:eastAsia="楷体" w:hAnsi="楷体" w:hint="eastAsia"/>
+              </w:rPr>
               <w:t>600487.SH</w:t>
             </w:r>
           </w:p>
@@ -9424,12 +10344,12 @@
           <w:p>
             <w:pPr>
               <w:rPr>
-                <w:rFonts w:hint="eastAsia"/>
-              </w:rPr>
-            </w:pPr>
-            <w:r>
-              <w:rPr>
-                <w:rFonts w:hint="eastAsia"/>
+                <w:rFonts w:ascii="楷体" w:eastAsia="楷体" w:hAnsi="楷体" w:hint="eastAsia"/>
+              </w:rPr>
+            </w:pPr>
+            <w:r>
+              <w:rPr>
+                <w:rFonts w:ascii="楷体" w:eastAsia="楷体" w:hAnsi="楷体" w:hint="eastAsia"/>
               </w:rPr>
               <w:t>亨通光电</w:t>
             </w:r>
@@ -9444,12 +10364,12 @@
           <w:p>
             <w:pPr>
               <w:rPr>
-                <w:rFonts w:hint="eastAsia"/>
-              </w:rPr>
-            </w:pPr>
-            <w:r>
-              <w:rPr>
-                <w:rFonts w:hint="eastAsia"/>
+                <w:rFonts w:ascii="楷体" w:eastAsia="楷体" w:hAnsi="楷体" w:hint="eastAsia"/>
+              </w:rPr>
+            </w:pPr>
+            <w:r>
+              <w:rPr>
+                <w:rFonts w:ascii="楷体" w:eastAsia="楷体" w:hAnsi="楷体" w:hint="eastAsia"/>
               </w:rPr>
               <w:t>3.37</w:t>
             </w:r>
@@ -9463,12 +10383,12 @@
           <w:p>
             <w:pPr>
               <w:rPr>
-                <w:rFonts w:hint="eastAsia"/>
-              </w:rPr>
-            </w:pPr>
-            <w:r>
-              <w:rPr>
-                <w:rFonts w:hint="eastAsia"/>
+                <w:rFonts w:ascii="楷体" w:eastAsia="楷体" w:hAnsi="楷体" w:hint="eastAsia"/>
+              </w:rPr>
+            </w:pPr>
+            <w:r>
+              <w:rPr>
+                <w:rFonts w:ascii="楷体" w:eastAsia="楷体" w:hAnsi="楷体" w:hint="eastAsia"/>
               </w:rPr>
               <w:t>全球光纤光缆前三强，业务覆盖光纤预制棒、海缆、光模块及海洋通信工程。在光通信领域具备"棒纤缆"一体化成本优势，海缆业务受益于全球海上风电及跨洋通信建设。随着 AI 算力网络向边缘延伸，光纤基础设施需求刚性，公司作为光通信底座厂商持续受益。</w:t>
             </w:r>
@@ -9479,30 +10399,33 @@
     <w:p>
       <w:pPr>
         <w:rPr>
-          <w:rFonts w:hint="eastAsia"/>
-        </w:rPr>
-      </w:pPr>
-    </w:p>
-    <w:p>
-      <w:pPr>
-        <w:rPr>
-          <w:rFonts w:hint="eastAsia"/>
+          <w:rFonts w:ascii="楷体" w:eastAsia="楷体" w:hAnsi="楷体" w:hint="eastAsia"/>
+        </w:rPr>
+      </w:pPr>
+    </w:p>
+    <w:p>
+      <w:pPr>
+        <w:rPr>
+          <w:rFonts w:ascii="楷体" w:eastAsia="楷体" w:hAnsi="楷体" w:hint="eastAsia"/>
         </w:rPr>
       </w:pPr>
     </w:p>
     <w:p>
       <w:pPr>
         <w:pStyle w:val="3"/>
-      </w:pPr>
-      <w:r>
-        <w:rPr>
-          <w:rFonts w:hint="eastAsia"/>
+        <w:rPr>
+          <w:rFonts w:ascii="楷体" w:eastAsia="楷体" w:hAnsi="楷体" w:hint="eastAsia"/>
+        </w:rPr>
+      </w:pPr>
+      <w:r>
+        <w:rPr>
+          <w:rFonts w:ascii="楷体" w:eastAsia="楷体" w:hAnsi="楷体" w:hint="eastAsia"/>
         </w:rPr>
         <w:t>.1.3</w:t>
       </w:r>
       <w:r>
         <w:rPr>
-          <w:rFonts w:hint="eastAsia"/>
+          <w:rFonts w:ascii="楷体" w:eastAsia="楷体" w:hAnsi="楷体" w:hint="eastAsia"/>
         </w:rPr>
         <w:t xml:space="preserve"> 业绩情况</w:t>
       </w:r>
@@ -9510,15 +10433,16 @@
     <w:p>
       <w:pPr>
         <w:rPr>
-          <w:rFonts w:hint="eastAsia"/>
-        </w:rPr>
-      </w:pPr>
-      <w:r>
-        <w:rPr>
+          <w:rFonts w:ascii="楷体" w:eastAsia="楷体" w:hAnsi="楷体" w:hint="eastAsia"/>
+        </w:rPr>
+      </w:pPr>
+      <w:r>
+        <w:rPr>
+          <w:rFonts w:ascii="楷体" w:eastAsia="楷体" w:hAnsi="楷体"/>
           <w:noProof/>
         </w:rPr>
         <w:drawing>
-          <wp:inline distT="0" distB="0" distL="0" distR="0" wp14:anchorId="78C3994C" wp14:editId="3AC17667">
+          <wp:inline distT="0" distB="0" distL="0" distR="0" wp14:anchorId="78C3994C" wp14:editId="52C6A12D">
             <wp:extent cx="5274310" cy="1477010"/>
             <wp:effectExtent l="0" t="0" r="2540" b="8890"/>
             <wp:docPr id="411551653" name="图片 1"/>
@@ -9535,7 +10459,7 @@
                     </pic:cNvPicPr>
                   </pic:nvPicPr>
                   <pic:blipFill>
-                    <a:blip r:embed="rId19" cstate="print">
+                    <a:blip r:embed="rId24" cstate="print">
                       <a:extLst>
                         <a:ext uri="{28A0092B-C50C-407E-A947-70E740481C1C}">
                           <a14:useLocalDpi xmlns:a14="http://schemas.microsoft.com/office/drawing/2010/main" val="0"/>
@@ -9567,14 +10491,23 @@
         </w:drawing>
       </w:r>
     </w:p>
-    <w:p/>
+    <w:p>
+      <w:pPr>
+        <w:rPr>
+          <w:rFonts w:ascii="楷体" w:eastAsia="楷体" w:hAnsi="楷体" w:hint="eastAsia"/>
+        </w:rPr>
+      </w:pPr>
+    </w:p>
     <w:p>
       <w:pPr>
         <w:pStyle w:val="2"/>
-      </w:pPr>
-      <w:r>
-        <w:rPr>
-          <w:rFonts w:hint="eastAsia"/>
+        <w:rPr>
+          <w:rFonts w:ascii="楷体" w:eastAsia="楷体" w:hAnsi="楷体" w:hint="eastAsia"/>
+        </w:rPr>
+      </w:pPr>
+      <w:r>
+        <w:rPr>
+          <w:rFonts w:ascii="楷体" w:eastAsia="楷体" w:hAnsi="楷体" w:hint="eastAsia"/>
         </w:rPr>
         <w:t>.2 通信ETF国泰</w:t>
       </w:r>
@@ -9582,10 +10515,13 @@
     <w:p>
       <w:pPr>
         <w:pStyle w:val="3"/>
-      </w:pPr>
-      <w:r>
-        <w:rPr>
-          <w:rFonts w:hint="eastAsia"/>
+        <w:rPr>
+          <w:rFonts w:ascii="楷体" w:eastAsia="楷体" w:hAnsi="楷体" w:hint="eastAsia"/>
+        </w:rPr>
+      </w:pPr>
+      <w:r>
+        <w:rPr>
+          <w:rFonts w:ascii="楷体" w:eastAsia="楷体" w:hAnsi="楷体" w:hint="eastAsia"/>
         </w:rPr>
         <w:t>.2.1 概况</w:t>
       </w:r>
@@ -9593,78 +10529,51 @@
     <w:p>
       <w:pPr>
         <w:pStyle w:val="af3"/>
-      </w:pPr>
-      <w:r>
-        <w:rPr>
-          <w:rFonts w:hint="eastAsia"/>
-        </w:rPr>
-        <w:t>表：</w:t>
-      </w:r>
-      <w:r>
-        <w:rPr>
-          <w:rFonts w:hint="eastAsia"/>
-        </w:rPr>
-        <w:t>ETF</w:t>
-      </w:r>
-      <w:r>
-        <w:rPr>
-          <w:rFonts w:hint="eastAsia"/>
-        </w:rPr>
-        <w:t>基本信息（</w:t>
-      </w:r>
-      <w:r>
-        <w:rPr>
-          <w:rFonts w:hint="eastAsia"/>
-        </w:rPr>
-        <w:t>202</w:t>
-      </w:r>
-      <w:r>
-        <w:rPr>
-          <w:rFonts w:hint="eastAsia"/>
+        <w:rPr>
+          <w:rFonts w:ascii="楷体" w:hAnsi="楷体" w:hint="eastAsia"/>
+        </w:rPr>
+      </w:pPr>
+      <w:r>
+        <w:rPr>
+          <w:rFonts w:ascii="楷体" w:hAnsi="楷体" w:hint="eastAsia"/>
+        </w:rPr>
+        <w:t>表：ETF基本信息（202</w:t>
+      </w:r>
+      <w:r>
+        <w:rPr>
+          <w:rFonts w:ascii="楷体" w:hAnsi="楷体" w:hint="eastAsia"/>
         </w:rPr>
         <w:t>6</w:t>
       </w:r>
       <w:r>
         <w:rPr>
-          <w:rFonts w:hint="eastAsia"/>
+          <w:rFonts w:ascii="楷体" w:hAnsi="楷体" w:hint="eastAsia"/>
         </w:rPr>
         <w:t>年</w:t>
       </w:r>
       <w:r>
         <w:rPr>
-          <w:rFonts w:hint="eastAsia"/>
+          <w:rFonts w:ascii="楷体" w:hAnsi="楷体" w:hint="eastAsia"/>
         </w:rPr>
         <w:t>4</w:t>
       </w:r>
       <w:r>
         <w:rPr>
-          <w:rFonts w:hint="eastAsia"/>
-        </w:rPr>
-        <w:t>月</w:t>
-      </w:r>
-      <w:r>
-        <w:rPr>
-          <w:rFonts w:hint="eastAsia"/>
-        </w:rPr>
-        <w:t>2</w:t>
-      </w:r>
-      <w:r>
-        <w:rPr>
-          <w:rFonts w:hint="eastAsia"/>
+          <w:rFonts w:ascii="楷体" w:hAnsi="楷体" w:hint="eastAsia"/>
+        </w:rPr>
+        <w:t>月2</w:t>
+      </w:r>
+      <w:r>
+        <w:rPr>
+          <w:rFonts w:ascii="楷体" w:hAnsi="楷体" w:hint="eastAsia"/>
         </w:rPr>
         <w:t>7</w:t>
       </w:r>
       <w:r>
         <w:rPr>
-          <w:rFonts w:hint="eastAsia"/>
-        </w:rPr>
-        <w:t>日</w:t>
-      </w:r>
-      <w:r>
-        <w:rPr>
-          <w:rFonts w:hint="eastAsia"/>
-        </w:rPr>
-        <w:t>）</w:t>
+          <w:rFonts w:ascii="楷体" w:hAnsi="楷体" w:hint="eastAsia"/>
+        </w:rPr>
+        <w:t>日）</w:t>
       </w:r>
     </w:p>
     <w:tbl>
@@ -9706,10 +10615,13 @@
           <w:p>
             <w:pPr>
               <w:pStyle w:val="af3"/>
-            </w:pPr>
-            <w:r>
-              <w:rPr>
-                <w:rFonts w:hint="eastAsia"/>
+              <w:rPr>
+                <w:rFonts w:ascii="楷体" w:hAnsi="楷体" w:hint="eastAsia"/>
+              </w:rPr>
+            </w:pPr>
+            <w:r>
+              <w:rPr>
+                <w:rFonts w:ascii="楷体" w:hAnsi="楷体" w:hint="eastAsia"/>
               </w:rPr>
               <w:t>基金全称</w:t>
             </w:r>
@@ -9730,12 +10642,15 @@
           <w:p>
             <w:pPr>
               <w:pStyle w:val="af3"/>
-            </w:pPr>
-            <w:r>
-              <w:t>国泰中证全指通信设备</w:t>
-            </w:r>
-            <w:r>
-              <w:t>ETF</w:t>
+              <w:rPr>
+                <w:rFonts w:ascii="楷体" w:hAnsi="楷体" w:hint="eastAsia"/>
+              </w:rPr>
+            </w:pPr>
+            <w:r>
+              <w:rPr>
+                <w:rFonts w:ascii="楷体" w:hAnsi="楷体"/>
+              </w:rPr>
+              <w:t>国泰中证全指通信设备ETF</w:t>
             </w:r>
           </w:p>
         </w:tc>
@@ -9754,10 +10669,13 @@
           <w:p>
             <w:pPr>
               <w:pStyle w:val="af3"/>
-            </w:pPr>
-            <w:r>
-              <w:rPr>
-                <w:rFonts w:hint="eastAsia"/>
+              <w:rPr>
+                <w:rFonts w:ascii="楷体" w:hAnsi="楷体" w:hint="eastAsia"/>
+              </w:rPr>
+            </w:pPr>
+            <w:r>
+              <w:rPr>
+                <w:rFonts w:ascii="楷体" w:hAnsi="楷体" w:hint="eastAsia"/>
               </w:rPr>
               <w:t>基金简称</w:t>
             </w:r>
@@ -9778,12 +10696,15 @@
           <w:p>
             <w:pPr>
               <w:pStyle w:val="af3"/>
-            </w:pPr>
-            <w:r>
-              <w:t>通信</w:t>
-            </w:r>
-            <w:r>
-              <w:t>ETF</w:t>
+              <w:rPr>
+                <w:rFonts w:ascii="楷体" w:hAnsi="楷体" w:hint="eastAsia"/>
+              </w:rPr>
+            </w:pPr>
+            <w:r>
+              <w:rPr>
+                <w:rFonts w:ascii="楷体" w:hAnsi="楷体"/>
+              </w:rPr>
+              <w:t>通信ETF</w:t>
             </w:r>
           </w:p>
         </w:tc>
@@ -9804,10 +10725,13 @@
           <w:p>
             <w:pPr>
               <w:pStyle w:val="af3"/>
-            </w:pPr>
-            <w:r>
-              <w:rPr>
-                <w:rFonts w:hint="eastAsia"/>
+              <w:rPr>
+                <w:rFonts w:ascii="楷体" w:hAnsi="楷体" w:hint="eastAsia"/>
+              </w:rPr>
+            </w:pPr>
+            <w:r>
+              <w:rPr>
+                <w:rFonts w:ascii="楷体" w:hAnsi="楷体" w:hint="eastAsia"/>
               </w:rPr>
               <w:t>基金代码</w:t>
             </w:r>
@@ -9828,30 +10752,21 @@
           <w:p>
             <w:pPr>
               <w:pStyle w:val="af3"/>
-            </w:pPr>
-            <w:r>
-              <w:rPr>
-                <w:rFonts w:hint="eastAsia"/>
+              <w:rPr>
+                <w:rFonts w:ascii="楷体" w:hAnsi="楷体" w:hint="eastAsia"/>
+              </w:rPr>
+            </w:pPr>
+            <w:r>
+              <w:rPr>
+                <w:rFonts w:ascii="楷体" w:hAnsi="楷体" w:hint="eastAsia"/>
               </w:rPr>
               <w:t>515880</w:t>
             </w:r>
             <w:r>
               <w:rPr>
-                <w:rFonts w:hint="eastAsia"/>
-              </w:rPr>
-              <w:t>(</w:t>
-            </w:r>
-            <w:r>
-              <w:rPr>
-                <w:rFonts w:hint="eastAsia"/>
-              </w:rPr>
-              <w:t>主代码</w:t>
-            </w:r>
-            <w:r>
-              <w:rPr>
-                <w:rFonts w:hint="eastAsia"/>
-              </w:rPr>
-              <w:t>)</w:t>
+                <w:rFonts w:ascii="楷体" w:hAnsi="楷体" w:hint="eastAsia"/>
+              </w:rPr>
+              <w:t>(主代码)</w:t>
             </w:r>
           </w:p>
         </w:tc>
@@ -9870,10 +10785,13 @@
           <w:p>
             <w:pPr>
               <w:pStyle w:val="af3"/>
-            </w:pPr>
-            <w:r>
-              <w:rPr>
-                <w:rFonts w:hint="eastAsia"/>
+              <w:rPr>
+                <w:rFonts w:ascii="楷体" w:hAnsi="楷体" w:hint="eastAsia"/>
+              </w:rPr>
+            </w:pPr>
+            <w:r>
+              <w:rPr>
+                <w:rFonts w:ascii="楷体" w:hAnsi="楷体" w:hint="eastAsia"/>
               </w:rPr>
               <w:t>基金类型</w:t>
             </w:r>
@@ -9894,10 +10812,13 @@
           <w:p>
             <w:pPr>
               <w:pStyle w:val="af3"/>
-            </w:pPr>
-            <w:r>
-              <w:rPr>
-                <w:rFonts w:hint="eastAsia"/>
+              <w:rPr>
+                <w:rFonts w:ascii="楷体" w:hAnsi="楷体" w:hint="eastAsia"/>
+              </w:rPr>
+            </w:pPr>
+            <w:r>
+              <w:rPr>
+                <w:rFonts w:ascii="楷体" w:hAnsi="楷体" w:hint="eastAsia"/>
               </w:rPr>
               <w:t>被动指数型股票基金</w:t>
             </w:r>
@@ -9920,10 +10841,13 @@
           <w:p>
             <w:pPr>
               <w:pStyle w:val="af3"/>
-            </w:pPr>
-            <w:r>
-              <w:rPr>
-                <w:rFonts w:hint="eastAsia"/>
+              <w:rPr>
+                <w:rFonts w:ascii="楷体" w:hAnsi="楷体" w:hint="eastAsia"/>
+              </w:rPr>
+            </w:pPr>
+            <w:r>
+              <w:rPr>
+                <w:rFonts w:ascii="楷体" w:hAnsi="楷体" w:hint="eastAsia"/>
               </w:rPr>
               <w:t>发行日期</w:t>
             </w:r>
@@ -9944,48 +10868,27 @@
           <w:p>
             <w:pPr>
               <w:pStyle w:val="af3"/>
-            </w:pPr>
-            <w:r>
-              <w:rPr>
-                <w:rFonts w:hint="eastAsia"/>
-              </w:rPr>
-              <w:t>20</w:t>
-            </w:r>
-            <w:r>
-              <w:rPr>
-                <w:rFonts w:hint="eastAsia"/>
-              </w:rPr>
-              <w:t>19</w:t>
-            </w:r>
-            <w:r>
-              <w:rPr>
-                <w:rFonts w:hint="eastAsia"/>
-              </w:rPr>
-              <w:t>年</w:t>
-            </w:r>
-            <w:r>
-              <w:rPr>
-                <w:rFonts w:hint="eastAsia"/>
+              <w:rPr>
+                <w:rFonts w:ascii="楷体" w:hAnsi="楷体" w:hint="eastAsia"/>
+              </w:rPr>
+            </w:pPr>
+            <w:r>
+              <w:rPr>
+                <w:rFonts w:ascii="楷体" w:hAnsi="楷体" w:hint="eastAsia"/>
+              </w:rPr>
+              <w:t>2019年</w:t>
+            </w:r>
+            <w:r>
+              <w:rPr>
+                <w:rFonts w:ascii="楷体" w:hAnsi="楷体" w:hint="eastAsia"/>
               </w:rPr>
               <w:t>9</w:t>
             </w:r>
             <w:r>
               <w:rPr>
-                <w:rFonts w:hint="eastAsia"/>
-              </w:rPr>
-              <w:t>月</w:t>
-            </w:r>
-            <w:r>
-              <w:rPr>
-                <w:rFonts w:hint="eastAsia"/>
-              </w:rPr>
-              <w:t>6</w:t>
-            </w:r>
-            <w:r>
-              <w:rPr>
-                <w:rFonts w:hint="eastAsia"/>
-              </w:rPr>
-              <w:t>日</w:t>
+                <w:rFonts w:ascii="楷体" w:hAnsi="楷体" w:hint="eastAsia"/>
+              </w:rPr>
+              <w:t>月6日</w:t>
             </w:r>
           </w:p>
         </w:tc>
@@ -10004,24 +10907,15 @@
           <w:p>
             <w:pPr>
               <w:pStyle w:val="af3"/>
-            </w:pPr>
-            <w:r>
-              <w:rPr>
-                <w:rFonts w:hint="eastAsia"/>
-              </w:rPr>
-              <w:t>成立日期</w:t>
-            </w:r>
-            <w:r>
-              <w:rPr>
-                <w:rFonts w:hint="eastAsia"/>
-              </w:rPr>
-              <w:t>/</w:t>
-            </w:r>
-            <w:r>
-              <w:rPr>
-                <w:rFonts w:hint="eastAsia"/>
-              </w:rPr>
-              <w:t>规模</w:t>
+              <w:rPr>
+                <w:rFonts w:ascii="楷体" w:hAnsi="楷体" w:hint="eastAsia"/>
+              </w:rPr>
+            </w:pPr>
+            <w:r>
+              <w:rPr>
+                <w:rFonts w:ascii="楷体" w:hAnsi="楷体" w:hint="eastAsia"/>
+              </w:rPr>
+              <w:t>成立日期/规模</w:t>
             </w:r>
           </w:p>
         </w:tc>
@@ -10040,70 +10934,49 @@
           <w:p>
             <w:pPr>
               <w:pStyle w:val="af3"/>
-            </w:pPr>
-            <w:r>
-              <w:rPr>
-                <w:rFonts w:hint="eastAsia"/>
-              </w:rPr>
-              <w:t>20</w:t>
-            </w:r>
-            <w:r>
-              <w:rPr>
-                <w:rFonts w:hint="eastAsia"/>
-              </w:rPr>
-              <w:t>19</w:t>
-            </w:r>
-            <w:r>
-              <w:rPr>
-                <w:rFonts w:hint="eastAsia"/>
-              </w:rPr>
-              <w:t>年</w:t>
-            </w:r>
-            <w:r>
-              <w:rPr>
-                <w:rFonts w:hint="eastAsia"/>
+              <w:rPr>
+                <w:rFonts w:ascii="楷体" w:hAnsi="楷体" w:hint="eastAsia"/>
+              </w:rPr>
+            </w:pPr>
+            <w:r>
+              <w:rPr>
+                <w:rFonts w:ascii="楷体" w:hAnsi="楷体" w:hint="eastAsia"/>
+              </w:rPr>
+              <w:t>2019年</w:t>
+            </w:r>
+            <w:r>
+              <w:rPr>
+                <w:rFonts w:ascii="楷体" w:hAnsi="楷体" w:hint="eastAsia"/>
               </w:rPr>
               <w:t>8</w:t>
             </w:r>
             <w:r>
               <w:rPr>
-                <w:rFonts w:hint="eastAsia"/>
-              </w:rPr>
-              <w:t>月</w:t>
-            </w:r>
-            <w:r>
-              <w:rPr>
-                <w:rFonts w:hint="eastAsia"/>
-              </w:rPr>
-              <w:t>1</w:t>
-            </w:r>
-            <w:r>
-              <w:rPr>
-                <w:rFonts w:hint="eastAsia"/>
+                <w:rFonts w:ascii="楷体" w:hAnsi="楷体" w:hint="eastAsia"/>
+              </w:rPr>
+              <w:t>月1</w:t>
+            </w:r>
+            <w:r>
+              <w:rPr>
+                <w:rFonts w:ascii="楷体" w:hAnsi="楷体" w:hint="eastAsia"/>
               </w:rPr>
               <w:t>6</w:t>
             </w:r>
             <w:r>
               <w:rPr>
-                <w:rFonts w:hint="eastAsia"/>
-              </w:rPr>
-              <w:t>日</w:t>
-            </w:r>
-            <w:r>
-              <w:rPr>
-                <w:rFonts w:hint="eastAsia"/>
-              </w:rPr>
-              <w:t>/</w:t>
-            </w:r>
-            <w:r>
-              <w:rPr>
-                <w:rFonts w:hint="eastAsia"/>
+                <w:rFonts w:ascii="楷体" w:hAnsi="楷体" w:hint="eastAsia"/>
+              </w:rPr>
+              <w:t>日/</w:t>
+            </w:r>
+            <w:r>
+              <w:rPr>
+                <w:rFonts w:ascii="楷体" w:hAnsi="楷体" w:hint="eastAsia"/>
               </w:rPr>
               <w:t>7.26</w:t>
             </w:r>
             <w:r>
               <w:rPr>
-                <w:rFonts w:hint="eastAsia"/>
+                <w:rFonts w:ascii="楷体" w:hAnsi="楷体" w:hint="eastAsia"/>
               </w:rPr>
               <w:t>亿份</w:t>
             </w:r>
@@ -10126,10 +10999,13 @@
           <w:p>
             <w:pPr>
               <w:pStyle w:val="af3"/>
-            </w:pPr>
-            <w:r>
-              <w:rPr>
-                <w:rFonts w:hint="eastAsia"/>
+              <w:rPr>
+                <w:rFonts w:ascii="楷体" w:hAnsi="楷体" w:hint="eastAsia"/>
+              </w:rPr>
+            </w:pPr>
+            <w:r>
+              <w:rPr>
+                <w:rFonts w:ascii="楷体" w:hAnsi="楷体" w:hint="eastAsia"/>
               </w:rPr>
               <w:t>资产规模</w:t>
             </w:r>
@@ -10150,76 +11026,31 @@
           <w:p>
             <w:pPr>
               <w:pStyle w:val="af3"/>
-            </w:pPr>
-            <w:r>
-              <w:rPr>
-                <w:rFonts w:hint="eastAsia"/>
+              <w:rPr>
+                <w:rFonts w:ascii="楷体" w:hAnsi="楷体" w:hint="eastAsia"/>
+              </w:rPr>
+            </w:pPr>
+            <w:r>
+              <w:rPr>
+                <w:rFonts w:ascii="楷体" w:hAnsi="楷体" w:hint="eastAsia"/>
               </w:rPr>
               <w:t>230.44</w:t>
             </w:r>
             <w:r>
               <w:rPr>
-                <w:rFonts w:hint="eastAsia"/>
-              </w:rPr>
-              <w:t>亿元</w:t>
-            </w:r>
-            <w:r>
-              <w:rPr>
-                <w:rFonts w:hint="eastAsia"/>
-              </w:rPr>
-              <w:t>/</w:t>
-            </w:r>
-            <w:r>
-              <w:rPr>
-                <w:rFonts w:hint="eastAsia"/>
-              </w:rPr>
-              <w:t>（截止至：</w:t>
-            </w:r>
-            <w:r>
-              <w:rPr>
-                <w:rFonts w:hint="eastAsia"/>
-              </w:rPr>
-              <w:t>202</w:t>
-            </w:r>
-            <w:r>
-              <w:rPr>
-                <w:rFonts w:hint="eastAsia"/>
-              </w:rPr>
-              <w:t>6</w:t>
-            </w:r>
-            <w:r>
-              <w:rPr>
-                <w:rFonts w:hint="eastAsia"/>
-              </w:rPr>
-              <w:t>年</w:t>
-            </w:r>
-            <w:r>
-              <w:rPr>
-                <w:rFonts w:hint="eastAsia"/>
-              </w:rPr>
-              <w:t>04</w:t>
-            </w:r>
-            <w:r>
-              <w:rPr>
-                <w:rFonts w:hint="eastAsia"/>
-              </w:rPr>
-              <w:t>月</w:t>
-            </w:r>
-            <w:r>
-              <w:rPr>
-                <w:rFonts w:hint="eastAsia"/>
-              </w:rPr>
-              <w:t>2</w:t>
-            </w:r>
-            <w:r>
-              <w:rPr>
-                <w:rFonts w:hint="eastAsia"/>
+                <w:rFonts w:ascii="楷体" w:hAnsi="楷体" w:hint="eastAsia"/>
+              </w:rPr>
+              <w:t>亿元/（截止至：2026年04月2</w:t>
+            </w:r>
+            <w:r>
+              <w:rPr>
+                <w:rFonts w:ascii="楷体" w:hAnsi="楷体" w:hint="eastAsia"/>
               </w:rPr>
               <w:t>7</w:t>
             </w:r>
             <w:r>
               <w:rPr>
-                <w:rFonts w:hint="eastAsia"/>
+                <w:rFonts w:ascii="楷体" w:hAnsi="楷体" w:hint="eastAsia"/>
               </w:rPr>
               <w:t>日）</w:t>
             </w:r>
@@ -10240,10 +11071,13 @@
           <w:p>
             <w:pPr>
               <w:pStyle w:val="af3"/>
-            </w:pPr>
-            <w:r>
-              <w:rPr>
-                <w:rFonts w:hint="eastAsia"/>
+              <w:rPr>
+                <w:rFonts w:ascii="楷体" w:hAnsi="楷体" w:hint="eastAsia"/>
+              </w:rPr>
+            </w:pPr>
+            <w:r>
+              <w:rPr>
+                <w:rFonts w:ascii="楷体" w:hAnsi="楷体" w:hint="eastAsia"/>
               </w:rPr>
               <w:t>份额规模</w:t>
             </w:r>
@@ -10264,88 +11098,43 @@
           <w:p>
             <w:pPr>
               <w:pStyle w:val="af3"/>
-            </w:pPr>
-            <w:r>
-              <w:rPr>
-                <w:rFonts w:hint="eastAsia"/>
+              <w:rPr>
+                <w:rFonts w:ascii="楷体" w:hAnsi="楷体" w:hint="eastAsia"/>
+              </w:rPr>
+            </w:pPr>
+            <w:r>
+              <w:rPr>
+                <w:rFonts w:ascii="楷体" w:hAnsi="楷体" w:hint="eastAsia"/>
               </w:rPr>
               <w:t>171</w:t>
             </w:r>
             <w:r>
               <w:rPr>
-                <w:rFonts w:hint="eastAsia"/>
+                <w:rFonts w:ascii="楷体" w:hAnsi="楷体" w:hint="eastAsia"/>
               </w:rPr>
               <w:t>.</w:t>
             </w:r>
             <w:r>
               <w:rPr>
-                <w:rFonts w:hint="eastAsia"/>
+                <w:rFonts w:ascii="楷体" w:hAnsi="楷体" w:hint="eastAsia"/>
               </w:rPr>
               <w:t>87</w:t>
             </w:r>
             <w:r>
               <w:rPr>
-                <w:rFonts w:hint="eastAsia"/>
-              </w:rPr>
-              <w:t>亿份</w:t>
-            </w:r>
-            <w:r>
-              <w:rPr>
-                <w:rFonts w:hint="eastAsia"/>
-              </w:rPr>
-              <w:t>/</w:t>
-            </w:r>
-            <w:r>
-              <w:rPr>
-                <w:rFonts w:hint="eastAsia"/>
-              </w:rPr>
-              <w:t>（截止至：</w:t>
-            </w:r>
-            <w:r>
-              <w:rPr>
-                <w:rFonts w:hint="eastAsia"/>
-              </w:rPr>
-              <w:t>202</w:t>
-            </w:r>
-            <w:r>
-              <w:rPr>
-                <w:rFonts w:hint="eastAsia"/>
-              </w:rPr>
-              <w:t>6</w:t>
-            </w:r>
-            <w:r>
-              <w:rPr>
-                <w:rFonts w:hint="eastAsia"/>
-              </w:rPr>
-              <w:t>年</w:t>
-            </w:r>
-            <w:r>
-              <w:rPr>
-                <w:rFonts w:hint="eastAsia"/>
-              </w:rPr>
-              <w:t>04</w:t>
-            </w:r>
-            <w:r>
-              <w:rPr>
-                <w:rFonts w:hint="eastAsia"/>
-              </w:rPr>
-              <w:t>月</w:t>
-            </w:r>
-            <w:r>
-              <w:rPr>
-                <w:rFonts w:hint="eastAsia"/>
-              </w:rPr>
-              <w:t>2</w:t>
-            </w:r>
-            <w:r>
-              <w:rPr>
-                <w:rFonts w:hint="eastAsia"/>
+                <w:rFonts w:ascii="楷体" w:hAnsi="楷体" w:hint="eastAsia"/>
+              </w:rPr>
+              <w:t>亿份/（截止至：2026年04月2</w:t>
+            </w:r>
+            <w:r>
+              <w:rPr>
+                <w:rFonts w:ascii="楷体" w:hAnsi="楷体" w:hint="eastAsia"/>
               </w:rPr>
               <w:t>7</w:t>
             </w:r>
             <w:r>
               <w:rPr>
-                <w:rFonts w:hint="eastAsia"/>
+                <w:rFonts w:ascii="楷体" w:hAnsi="楷体" w:hint="eastAsia"/>
               </w:rPr>
               <w:t>日）</w:t>
             </w:r>
@@ -10368,10 +11157,13 @@
           <w:p>
             <w:pPr>
               <w:pStyle w:val="af3"/>
-            </w:pPr>
-            <w:r>
-              <w:rPr>
-                <w:rFonts w:hint="eastAsia"/>
+              <w:rPr>
+                <w:rFonts w:ascii="楷体" w:hAnsi="楷体" w:hint="eastAsia"/>
+              </w:rPr>
+            </w:pPr>
+            <w:r>
+              <w:rPr>
+                <w:rFonts w:ascii="楷体" w:hAnsi="楷体" w:hint="eastAsia"/>
               </w:rPr>
               <w:t>基金管理人</w:t>
             </w:r>
@@ -10392,16 +11184,19 @@
           <w:p>
             <w:pPr>
               <w:pStyle w:val="af3"/>
-            </w:pPr>
-            <w:r>
-              <w:rPr>
-                <w:rFonts w:hint="eastAsia"/>
+              <w:rPr>
+                <w:rFonts w:ascii="楷体" w:hAnsi="楷体" w:hint="eastAsia"/>
+              </w:rPr>
+            </w:pPr>
+            <w:r>
+              <w:rPr>
+                <w:rFonts w:ascii="楷体" w:hAnsi="楷体" w:hint="eastAsia"/>
               </w:rPr>
               <w:t>国泰</w:t>
             </w:r>
             <w:r>
               <w:rPr>
-                <w:rFonts w:hint="eastAsia"/>
+                <w:rFonts w:ascii="楷体" w:hAnsi="楷体" w:hint="eastAsia"/>
               </w:rPr>
               <w:t>基金</w:t>
             </w:r>
@@ -10422,10 +11217,13 @@
           <w:p>
             <w:pPr>
               <w:pStyle w:val="af3"/>
-            </w:pPr>
-            <w:r>
-              <w:rPr>
-                <w:rFonts w:hint="eastAsia"/>
+              <w:rPr>
+                <w:rFonts w:ascii="楷体" w:hAnsi="楷体" w:hint="eastAsia"/>
+              </w:rPr>
+            </w:pPr>
+            <w:r>
+              <w:rPr>
+                <w:rFonts w:ascii="楷体" w:hAnsi="楷体" w:hint="eastAsia"/>
               </w:rPr>
               <w:t>基金托管人</w:t>
             </w:r>
@@ -10446,16 +11244,19 @@
           <w:p>
             <w:pPr>
               <w:pStyle w:val="af3"/>
-            </w:pPr>
-            <w:r>
-              <w:rPr>
-                <w:rFonts w:hint="eastAsia"/>
+              <w:rPr>
+                <w:rFonts w:ascii="楷体" w:hAnsi="楷体" w:hint="eastAsia"/>
+              </w:rPr>
+            </w:pPr>
+            <w:r>
+              <w:rPr>
+                <w:rFonts w:ascii="楷体" w:hAnsi="楷体" w:hint="eastAsia"/>
               </w:rPr>
               <w:t>工商</w:t>
             </w:r>
             <w:r>
               <w:rPr>
-                <w:rFonts w:hint="eastAsia"/>
+                <w:rFonts w:ascii="楷体" w:hAnsi="楷体" w:hint="eastAsia"/>
               </w:rPr>
               <w:t>银行</w:t>
             </w:r>
@@ -10478,10 +11279,13 @@
           <w:p>
             <w:pPr>
               <w:pStyle w:val="af3"/>
-            </w:pPr>
-            <w:r>
-              <w:rPr>
-                <w:rFonts w:hint="eastAsia"/>
+              <w:rPr>
+                <w:rFonts w:ascii="楷体" w:hAnsi="楷体" w:hint="eastAsia"/>
+              </w:rPr>
+            </w:pPr>
+            <w:r>
+              <w:rPr>
+                <w:rFonts w:ascii="楷体" w:hAnsi="楷体" w:hint="eastAsia"/>
               </w:rPr>
               <w:t>基金经理人</w:t>
             </w:r>
@@ -10502,10 +11306,13 @@
           <w:p>
             <w:pPr>
               <w:pStyle w:val="af3"/>
-            </w:pPr>
-            <w:r>
-              <w:rPr>
-                <w:rFonts w:hint="eastAsia"/>
+              <w:rPr>
+                <w:rFonts w:ascii="楷体" w:hAnsi="楷体" w:hint="eastAsia"/>
+              </w:rPr>
+            </w:pPr>
+            <w:r>
+              <w:rPr>
+                <w:rFonts w:ascii="楷体" w:hAnsi="楷体" w:hint="eastAsia"/>
               </w:rPr>
               <w:t>艾小军</w:t>
             </w:r>
@@ -10526,10 +11333,13 @@
           <w:p>
             <w:pPr>
               <w:pStyle w:val="af3"/>
-            </w:pPr>
-            <w:r>
-              <w:rPr>
-                <w:rFonts w:hint="eastAsia"/>
+              <w:rPr>
+                <w:rFonts w:ascii="楷体" w:hAnsi="楷体" w:hint="eastAsia"/>
+              </w:rPr>
+            </w:pPr>
+            <w:r>
+              <w:rPr>
+                <w:rFonts w:ascii="楷体" w:hAnsi="楷体" w:hint="eastAsia"/>
               </w:rPr>
               <w:t>成立来分红</w:t>
             </w:r>
@@ -10550,10 +11360,13 @@
           <w:p>
             <w:pPr>
               <w:pStyle w:val="af3"/>
-            </w:pPr>
-            <w:r>
-              <w:rPr>
-                <w:rFonts w:hint="eastAsia"/>
+              <w:rPr>
+                <w:rFonts w:ascii="楷体" w:hAnsi="楷体" w:hint="eastAsia"/>
+              </w:rPr>
+            </w:pPr>
+            <w:r>
+              <w:rPr>
+                <w:rFonts w:ascii="楷体" w:hAnsi="楷体" w:hint="eastAsia"/>
               </w:rPr>
               <w:t>*</w:t>
             </w:r>
@@ -10576,10 +11389,13 @@
           <w:p>
             <w:pPr>
               <w:pStyle w:val="af3"/>
-            </w:pPr>
-            <w:r>
-              <w:rPr>
-                <w:rFonts w:hint="eastAsia"/>
+              <w:rPr>
+                <w:rFonts w:ascii="楷体" w:hAnsi="楷体" w:hint="eastAsia"/>
+              </w:rPr>
+            </w:pPr>
+            <w:r>
+              <w:rPr>
+                <w:rFonts w:ascii="楷体" w:hAnsi="楷体" w:hint="eastAsia"/>
               </w:rPr>
               <w:t>管理费率</w:t>
             </w:r>
@@ -10600,18 +11416,15 @@
           <w:p>
             <w:pPr>
               <w:pStyle w:val="af3"/>
-            </w:pPr>
-            <w:r>
-              <w:rPr>
-                <w:rFonts w:hint="eastAsia"/>
-              </w:rPr>
-              <w:t>0.50%</w:t>
-            </w:r>
-            <w:r>
-              <w:rPr>
-                <w:rFonts w:hint="eastAsia"/>
-              </w:rPr>
-              <w:t>（每年）</w:t>
+              <w:rPr>
+                <w:rFonts w:ascii="楷体" w:hAnsi="楷体" w:hint="eastAsia"/>
+              </w:rPr>
+            </w:pPr>
+            <w:r>
+              <w:rPr>
+                <w:rFonts w:ascii="楷体" w:hAnsi="楷体" w:hint="eastAsia"/>
+              </w:rPr>
+              <w:t>0.50%（每年）</w:t>
             </w:r>
           </w:p>
         </w:tc>
@@ -10630,10 +11443,13 @@
           <w:p>
             <w:pPr>
               <w:pStyle w:val="af3"/>
-            </w:pPr>
-            <w:r>
-              <w:rPr>
-                <w:rFonts w:hint="eastAsia"/>
+              <w:rPr>
+                <w:rFonts w:ascii="楷体" w:hAnsi="楷体" w:hint="eastAsia"/>
+              </w:rPr>
+            </w:pPr>
+            <w:r>
+              <w:rPr>
+                <w:rFonts w:ascii="楷体" w:hAnsi="楷体" w:hint="eastAsia"/>
               </w:rPr>
               <w:t>托管费率</w:t>
             </w:r>
@@ -10654,18 +11470,15 @@
           <w:p>
             <w:pPr>
               <w:pStyle w:val="af3"/>
-            </w:pPr>
-            <w:r>
-              <w:rPr>
-                <w:rFonts w:hint="eastAsia"/>
-              </w:rPr>
-              <w:t>0.10%</w:t>
-            </w:r>
-            <w:r>
-              <w:rPr>
-                <w:rFonts w:hint="eastAsia"/>
-              </w:rPr>
-              <w:t>（每年）</w:t>
+              <w:rPr>
+                <w:rFonts w:ascii="楷体" w:hAnsi="楷体" w:hint="eastAsia"/>
+              </w:rPr>
+            </w:pPr>
+            <w:r>
+              <w:rPr>
+                <w:rFonts w:ascii="楷体" w:hAnsi="楷体" w:hint="eastAsia"/>
+              </w:rPr>
+              <w:t>0.10%（每年）</w:t>
             </w:r>
           </w:p>
         </w:tc>
@@ -10686,11 +11499,15 @@
           <w:p>
             <w:pPr>
               <w:pStyle w:val="af3"/>
-            </w:pPr>
-            <w:r>
-              <w:rPr>
-                <w:rFonts w:hint="eastAsia"/>
-              </w:rPr>
+              <w:rPr>
+                <w:rFonts w:ascii="楷体" w:hAnsi="楷体" w:hint="eastAsia"/>
+              </w:rPr>
+            </w:pPr>
+            <w:r>
+              <w:rPr>
+                <w:rFonts w:ascii="楷体" w:hAnsi="楷体" w:hint="eastAsia"/>
+              </w:rPr>
+              <w:lastRenderedPageBreak/>
               <w:t>销售服务费率</w:t>
             </w:r>
           </w:p>
@@ -10710,18 +11527,15 @@
           <w:p>
             <w:pPr>
               <w:pStyle w:val="af3"/>
-            </w:pPr>
-            <w:r>
-              <w:rPr>
-                <w:rFonts w:hint="eastAsia"/>
-              </w:rPr>
-              <w:t>--</w:t>
-            </w:r>
-            <w:r>
-              <w:rPr>
-                <w:rFonts w:hint="eastAsia"/>
-              </w:rPr>
-              <w:t>（每年）</w:t>
+              <w:rPr>
+                <w:rFonts w:ascii="楷体" w:hAnsi="楷体" w:hint="eastAsia"/>
+              </w:rPr>
+            </w:pPr>
+            <w:r>
+              <w:rPr>
+                <w:rFonts w:ascii="楷体" w:hAnsi="楷体" w:hint="eastAsia"/>
+              </w:rPr>
+              <w:t>--（每年）</w:t>
             </w:r>
           </w:p>
         </w:tc>
@@ -10740,10 +11554,13 @@
           <w:p>
             <w:pPr>
               <w:pStyle w:val="af3"/>
-            </w:pPr>
-            <w:r>
-              <w:rPr>
-                <w:rFonts w:hint="eastAsia"/>
+              <w:rPr>
+                <w:rFonts w:ascii="楷体" w:hAnsi="楷体" w:hint="eastAsia"/>
+              </w:rPr>
+            </w:pPr>
+            <w:r>
+              <w:rPr>
+                <w:rFonts w:ascii="楷体" w:hAnsi="楷体" w:hint="eastAsia"/>
               </w:rPr>
               <w:t>跟踪标的</w:t>
             </w:r>
@@ -10764,10 +11581,13 @@
           <w:p>
             <w:pPr>
               <w:pStyle w:val="af3"/>
-            </w:pPr>
-            <w:r>
-              <w:rPr>
-                <w:rFonts w:hint="eastAsia"/>
+              <w:rPr>
+                <w:rFonts w:ascii="楷体" w:hAnsi="楷体" w:hint="eastAsia"/>
+              </w:rPr>
+            </w:pPr>
+            <w:r>
+              <w:rPr>
+                <w:rFonts w:ascii="楷体" w:hAnsi="楷体" w:hint="eastAsia"/>
               </w:rPr>
               <w:t>新能电池</w:t>
             </w:r>
@@ -10790,10 +11610,13 @@
           <w:p>
             <w:pPr>
               <w:pStyle w:val="af3"/>
-            </w:pPr>
-            <w:r>
-              <w:rPr>
-                <w:rFonts w:hint="eastAsia"/>
+              <w:rPr>
+                <w:rFonts w:ascii="楷体" w:hAnsi="楷体" w:hint="eastAsia"/>
+              </w:rPr>
+            </w:pPr>
+            <w:r>
+              <w:rPr>
+                <w:rFonts w:ascii="楷体" w:hAnsi="楷体" w:hint="eastAsia"/>
               </w:rPr>
               <w:t>业绩比较基准</w:t>
             </w:r>
@@ -10815,8 +11638,14 @@
           <w:p>
             <w:pPr>
               <w:pStyle w:val="af3"/>
-            </w:pPr>
-            <w:r>
+              <w:rPr>
+                <w:rFonts w:ascii="楷体" w:hAnsi="楷体" w:hint="eastAsia"/>
+              </w:rPr>
+            </w:pPr>
+            <w:r>
+              <w:rPr>
+                <w:rFonts w:ascii="楷体" w:hAnsi="楷体"/>
+              </w:rPr>
               <w:t>中证全指通信设备指数收益率</w:t>
             </w:r>
           </w:p>
@@ -10826,34 +11655,47 @@
     <w:p>
       <w:pPr>
         <w:rPr>
-          <w:rFonts w:hint="eastAsia"/>
+          <w:rFonts w:ascii="楷体" w:eastAsia="楷体" w:hAnsi="楷体" w:hint="eastAsia"/>
         </w:rPr>
       </w:pPr>
     </w:p>
     <w:p>
       <w:pPr>
         <w:pStyle w:val="3"/>
-      </w:pPr>
-      <w:r>
-        <w:rPr>
-          <w:rFonts w:hint="eastAsia"/>
-        </w:rPr>
-        <w:lastRenderedPageBreak/>
+        <w:rPr>
+          <w:rFonts w:ascii="楷体" w:eastAsia="楷体" w:hAnsi="楷体" w:hint="eastAsia"/>
+        </w:rPr>
+      </w:pPr>
+      <w:r>
+        <w:rPr>
+          <w:rFonts w:ascii="楷体" w:eastAsia="楷体" w:hAnsi="楷体" w:hint="eastAsia"/>
+        </w:rPr>
         <w:t>.2.2 投资范围及策略</w:t>
       </w:r>
     </w:p>
     <w:p>
-      <w:r>
+      <w:pPr>
+        <w:rPr>
+          <w:rFonts w:ascii="楷体" w:eastAsia="楷体" w:hAnsi="楷体" w:hint="eastAsia"/>
+        </w:rPr>
+      </w:pPr>
+      <w:r>
+        <w:rPr>
+          <w:rFonts w:ascii="楷体" w:eastAsia="楷体" w:hAnsi="楷体"/>
+        </w:rPr>
         <w:t xml:space="preserve">本基金为目标ETF的联接基金，以目标ETF作为其主要投资标的，方便投资人通过本基金投资目标ETF。本基金并不参与目标ETF的管理。本基金主要投资于目标ETF、标的指数成份股、备选成份股，其中，投资于目标ETF的比例不低于基金资产净值的90%。为更好地实现投资目标，本基金可少量投资于非标的指数成份股（包括中小板、创业板及其他经中国证监会核准上市的股票）、债券、债券回购、资产支持证券、银行存款、同业存单、货币市场工具、股指期货以及法律法规或中国证监会允许基金投资的其他金融工具。 </w:t>
       </w:r>
     </w:p>
     <w:p>
       <w:pPr>
         <w:rPr>
-          <w:rFonts w:hint="eastAsia"/>
-        </w:rPr>
-      </w:pPr>
-      <w:r>
+          <w:rFonts w:ascii="楷体" w:eastAsia="楷体" w:hAnsi="楷体" w:hint="eastAsia"/>
+        </w:rPr>
+      </w:pPr>
+      <w:r>
+        <w:rPr>
+          <w:rFonts w:ascii="楷体" w:eastAsia="楷体" w:hAnsi="楷体"/>
+        </w:rPr>
         <w:t xml:space="preserve">　</w:t>
       </w:r>
     </w:p>
@@ -10883,12 +11725,14 @@
           <w:p>
             <w:pPr>
               <w:rPr>
+                <w:rFonts w:ascii="楷体" w:eastAsia="楷体" w:hAnsi="楷体" w:hint="eastAsia"/>
                 <w:b/>
                 <w:bCs/>
               </w:rPr>
             </w:pPr>
             <w:r>
               <w:rPr>
+                <w:rFonts w:ascii="楷体" w:eastAsia="楷体" w:hAnsi="楷体"/>
                 <w:b/>
                 <w:bCs/>
               </w:rPr>
@@ -10905,12 +11749,14 @@
           <w:p>
             <w:pPr>
               <w:rPr>
+                <w:rFonts w:ascii="楷体" w:eastAsia="楷体" w:hAnsi="楷体" w:hint="eastAsia"/>
                 <w:b/>
                 <w:bCs/>
               </w:rPr>
             </w:pPr>
             <w:r>
               <w:rPr>
+                <w:rFonts w:ascii="楷体" w:eastAsia="楷体" w:hAnsi="楷体"/>
                 <w:b/>
                 <w:bCs/>
               </w:rPr>
@@ -10927,12 +11773,14 @@
           <w:p>
             <w:pPr>
               <w:rPr>
+                <w:rFonts w:ascii="楷体" w:eastAsia="楷体" w:hAnsi="楷体" w:hint="eastAsia"/>
                 <w:b/>
                 <w:bCs/>
               </w:rPr>
             </w:pPr>
             <w:r>
               <w:rPr>
+                <w:rFonts w:ascii="楷体" w:eastAsia="楷体" w:hAnsi="楷体"/>
                 <w:b/>
                 <w:bCs/>
               </w:rPr>
@@ -10948,12 +11796,14 @@
           <w:p>
             <w:pPr>
               <w:rPr>
+                <w:rFonts w:ascii="楷体" w:eastAsia="楷体" w:hAnsi="楷体" w:hint="eastAsia"/>
                 <w:b/>
                 <w:bCs/>
               </w:rPr>
             </w:pPr>
             <w:r>
               <w:rPr>
+                <w:rFonts w:ascii="楷体" w:eastAsia="楷体" w:hAnsi="楷体"/>
                 <w:b/>
                 <w:bCs/>
               </w:rPr>
@@ -10973,7 +11823,15 @@
             <w:hideMark/>
           </w:tcPr>
           <w:p>
-            <w:r>
+            <w:pPr>
+              <w:rPr>
+                <w:rFonts w:ascii="楷体" w:eastAsia="楷体" w:hAnsi="楷体" w:hint="eastAsia"/>
+              </w:rPr>
+            </w:pPr>
+            <w:r>
+              <w:rPr>
+                <w:rFonts w:ascii="楷体" w:eastAsia="楷体" w:hAnsi="楷体"/>
+              </w:rPr>
               <w:t>300502.SZ</w:t>
             </w:r>
           </w:p>
@@ -10985,7 +11843,15 @@
             <w:hideMark/>
           </w:tcPr>
           <w:p>
-            <w:r>
+            <w:pPr>
+              <w:rPr>
+                <w:rFonts w:ascii="楷体" w:eastAsia="楷体" w:hAnsi="楷体" w:hint="eastAsia"/>
+              </w:rPr>
+            </w:pPr>
+            <w:r>
+              <w:rPr>
+                <w:rFonts w:ascii="楷体" w:eastAsia="楷体" w:hAnsi="楷体"/>
+              </w:rPr>
               <w:t>新易盛</w:t>
             </w:r>
           </w:p>
@@ -10997,7 +11863,15 @@
             <w:hideMark/>
           </w:tcPr>
           <w:p>
-            <w:r>
+            <w:pPr>
+              <w:rPr>
+                <w:rFonts w:ascii="楷体" w:eastAsia="楷体" w:hAnsi="楷体" w:hint="eastAsia"/>
+              </w:rPr>
+            </w:pPr>
+            <w:r>
+              <w:rPr>
+                <w:rFonts w:ascii="楷体" w:eastAsia="楷体" w:hAnsi="楷体"/>
+              </w:rPr>
               <w:t>15.00</w:t>
             </w:r>
           </w:p>
@@ -11008,7 +11882,15 @@
             <w:hideMark/>
           </w:tcPr>
           <w:p>
-            <w:r>
+            <w:pPr>
+              <w:rPr>
+                <w:rFonts w:ascii="楷体" w:eastAsia="楷体" w:hAnsi="楷体" w:hint="eastAsia"/>
+              </w:rPr>
+            </w:pPr>
+            <w:r>
+              <w:rPr>
+                <w:rFonts w:ascii="楷体" w:eastAsia="楷体" w:hAnsi="楷体"/>
+              </w:rPr>
               <w:t>国内光模块核心供应商之一，深度布局 800G/1.6T 高速光模块，在硅光及 LPO（线性驱动可插拔光学）技术路线具备先发优势。客户覆盖北美云厂商及国内互联网巨头，受益于 AI 算力基础设施扩容，高速产品占比持续提升，盈利能力行业领先。</w:t>
             </w:r>
           </w:p>
@@ -11025,7 +11907,15 @@
             <w:hideMark/>
           </w:tcPr>
           <w:p>
-            <w:r>
+            <w:pPr>
+              <w:rPr>
+                <w:rFonts w:ascii="楷体" w:eastAsia="楷体" w:hAnsi="楷体" w:hint="eastAsia"/>
+              </w:rPr>
+            </w:pPr>
+            <w:r>
+              <w:rPr>
+                <w:rFonts w:ascii="楷体" w:eastAsia="楷体" w:hAnsi="楷体"/>
+              </w:rPr>
               <w:t>300308.SZ</w:t>
             </w:r>
           </w:p>
@@ -11037,7 +11927,15 @@
             <w:hideMark/>
           </w:tcPr>
           <w:p>
-            <w:r>
+            <w:pPr>
+              <w:rPr>
+                <w:rFonts w:ascii="楷体" w:eastAsia="楷体" w:hAnsi="楷体" w:hint="eastAsia"/>
+              </w:rPr>
+            </w:pPr>
+            <w:r>
+              <w:rPr>
+                <w:rFonts w:ascii="楷体" w:eastAsia="楷体" w:hAnsi="楷体"/>
+              </w:rPr>
               <w:t>中际旭创</w:t>
             </w:r>
           </w:p>
@@ -11049,7 +11947,15 @@
             <w:hideMark/>
           </w:tcPr>
           <w:p>
-            <w:r>
+            <w:pPr>
+              <w:rPr>
+                <w:rFonts w:ascii="楷体" w:eastAsia="楷体" w:hAnsi="楷体" w:hint="eastAsia"/>
+              </w:rPr>
+            </w:pPr>
+            <w:r>
+              <w:rPr>
+                <w:rFonts w:ascii="楷体" w:eastAsia="楷体" w:hAnsi="楷体"/>
+              </w:rPr>
               <w:t>13.66</w:t>
             </w:r>
           </w:p>
@@ -11060,7 +11966,15 @@
             <w:hideMark/>
           </w:tcPr>
           <w:p>
-            <w:r>
+            <w:pPr>
+              <w:rPr>
+                <w:rFonts w:ascii="楷体" w:eastAsia="楷体" w:hAnsi="楷体" w:hint="eastAsia"/>
+              </w:rPr>
+            </w:pPr>
+            <w:r>
+              <w:rPr>
+                <w:rFonts w:ascii="楷体" w:eastAsia="楷体" w:hAnsi="楷体"/>
+              </w:rPr>
               <w:t>全球光模块龙头，800G 出货量市占率第一，1.6T 硅光模块已进入英伟达、谷歌等核心客户供应链。通过收购储翰科技完善硅光芯片自主能力，深度绑定台积电 CMOS 代工资源。AI 驱动下，公司技术迭代与客户卡位优势显著，是 1.6T 时代最确定的受益标的之一。</w:t>
             </w:r>
           </w:p>
@@ -11077,7 +11991,15 @@
             <w:hideMark/>
           </w:tcPr>
           <w:p>
-            <w:r>
+            <w:pPr>
+              <w:rPr>
+                <w:rFonts w:ascii="楷体" w:eastAsia="楷体" w:hAnsi="楷体" w:hint="eastAsia"/>
+              </w:rPr>
+            </w:pPr>
+            <w:r>
+              <w:rPr>
+                <w:rFonts w:ascii="楷体" w:eastAsia="楷体" w:hAnsi="楷体"/>
+              </w:rPr>
               <w:t>601138.SH</w:t>
             </w:r>
           </w:p>
@@ -11089,7 +12011,15 @@
             <w:hideMark/>
           </w:tcPr>
           <w:p>
-            <w:r>
+            <w:pPr>
+              <w:rPr>
+                <w:rFonts w:ascii="楷体" w:eastAsia="楷体" w:hAnsi="楷体" w:hint="eastAsia"/>
+              </w:rPr>
+            </w:pPr>
+            <w:r>
+              <w:rPr>
+                <w:rFonts w:ascii="楷体" w:eastAsia="楷体" w:hAnsi="楷体"/>
+              </w:rPr>
               <w:t>工业富联</w:t>
             </w:r>
           </w:p>
@@ -11101,7 +12031,15 @@
             <w:hideMark/>
           </w:tcPr>
           <w:p>
-            <w:r>
+            <w:pPr>
+              <w:rPr>
+                <w:rFonts w:ascii="楷体" w:eastAsia="楷体" w:hAnsi="楷体" w:hint="eastAsia"/>
+              </w:rPr>
+            </w:pPr>
+            <w:r>
+              <w:rPr>
+                <w:rFonts w:ascii="楷体" w:eastAsia="楷体" w:hAnsi="楷体"/>
+              </w:rPr>
               <w:t>10.42</w:t>
             </w:r>
           </w:p>
@@ -11112,7 +12050,15 @@
             <w:hideMark/>
           </w:tcPr>
           <w:p>
-            <w:r>
+            <w:pPr>
+              <w:rPr>
+                <w:rFonts w:ascii="楷体" w:eastAsia="楷体" w:hAnsi="楷体" w:hint="eastAsia"/>
+              </w:rPr>
+            </w:pPr>
+            <w:r>
+              <w:rPr>
+                <w:rFonts w:ascii="楷体" w:eastAsia="楷体" w:hAnsi="楷体"/>
+              </w:rPr>
               <w:t>全球电子制造服务（EMS）巨头，深度绑定英伟达 AI 服务器代工业务，覆盖 GPU 模组、HGX 基板及整机组装。随着英伟达 Blackwell/Rubin 平台放量，公司作为核心代工厂直接受益于 AI 服务器出货量激增，同时向上游光互联、液冷等环节延伸布局。</w:t>
             </w:r>
           </w:p>
@@ -11129,7 +12075,15 @@
             <w:hideMark/>
           </w:tcPr>
           <w:p>
-            <w:r>
+            <w:pPr>
+              <w:rPr>
+                <w:rFonts w:ascii="楷体" w:eastAsia="楷体" w:hAnsi="楷体" w:hint="eastAsia"/>
+              </w:rPr>
+            </w:pPr>
+            <w:r>
+              <w:rPr>
+                <w:rFonts w:ascii="楷体" w:eastAsia="楷体" w:hAnsi="楷体"/>
+              </w:rPr>
               <w:t>300394.SZ</w:t>
             </w:r>
           </w:p>
@@ -11141,7 +12095,15 @@
             <w:hideMark/>
           </w:tcPr>
           <w:p>
-            <w:r>
+            <w:pPr>
+              <w:rPr>
+                <w:rFonts w:ascii="楷体" w:eastAsia="楷体" w:hAnsi="楷体" w:hint="eastAsia"/>
+              </w:rPr>
+            </w:pPr>
+            <w:r>
+              <w:rPr>
+                <w:rFonts w:ascii="楷体" w:eastAsia="楷体" w:hAnsi="楷体"/>
+              </w:rPr>
               <w:t>天孚通信</w:t>
             </w:r>
           </w:p>
@@ -11153,7 +12115,15 @@
             <w:hideMark/>
           </w:tcPr>
           <w:p>
-            <w:r>
+            <w:pPr>
+              <w:rPr>
+                <w:rFonts w:ascii="楷体" w:eastAsia="楷体" w:hAnsi="楷体" w:hint="eastAsia"/>
+              </w:rPr>
+            </w:pPr>
+            <w:r>
+              <w:rPr>
+                <w:rFonts w:ascii="楷体" w:eastAsia="楷体" w:hAnsi="楷体"/>
+              </w:rPr>
               <w:t>7.14</w:t>
             </w:r>
           </w:p>
@@ -11164,7 +12134,15 @@
             <w:hideMark/>
           </w:tcPr>
           <w:p>
-            <w:r>
+            <w:pPr>
+              <w:rPr>
+                <w:rFonts w:ascii="楷体" w:eastAsia="楷体" w:hAnsi="楷体" w:hint="eastAsia"/>
+              </w:rPr>
+            </w:pPr>
+            <w:r>
+              <w:rPr>
+                <w:rFonts w:ascii="楷体" w:eastAsia="楷体" w:hAnsi="楷体"/>
+              </w:rPr>
               <w:t>光器件细分领域隐形冠军，主营光引擎、光隔离器、Mux/Demux 等无源/有源器件。为 800G/1.6T 光模块提供核心光学组件，深度配套中际旭创、新易盛等模块厂商。随着高速模块集成度提升，公司光引擎业务向更高价值量升级，是光模块产业链上游的关键卡位者。</w:t>
             </w:r>
           </w:p>
@@ -11181,7 +12159,15 @@
             <w:hideMark/>
           </w:tcPr>
           <w:p>
-            <w:r>
+            <w:pPr>
+              <w:rPr>
+                <w:rFonts w:ascii="楷体" w:eastAsia="楷体" w:hAnsi="楷体" w:hint="eastAsia"/>
+              </w:rPr>
+            </w:pPr>
+            <w:r>
+              <w:rPr>
+                <w:rFonts w:ascii="楷体" w:eastAsia="楷体" w:hAnsi="楷体"/>
+              </w:rPr>
               <w:t>000063.SZ</w:t>
             </w:r>
           </w:p>
@@ -11193,7 +12179,15 @@
             <w:hideMark/>
           </w:tcPr>
           <w:p>
-            <w:r>
+            <w:pPr>
+              <w:rPr>
+                <w:rFonts w:ascii="楷体" w:eastAsia="楷体" w:hAnsi="楷体" w:hint="eastAsia"/>
+              </w:rPr>
+            </w:pPr>
+            <w:r>
+              <w:rPr>
+                <w:rFonts w:ascii="楷体" w:eastAsia="楷体" w:hAnsi="楷体"/>
+              </w:rPr>
               <w:t>中兴通讯</w:t>
             </w:r>
           </w:p>
@@ -11205,7 +12199,15 @@
             <w:hideMark/>
           </w:tcPr>
           <w:p>
-            <w:r>
+            <w:pPr>
+              <w:rPr>
+                <w:rFonts w:ascii="楷体" w:eastAsia="楷体" w:hAnsi="楷体" w:hint="eastAsia"/>
+              </w:rPr>
+            </w:pPr>
+            <w:r>
+              <w:rPr>
+                <w:rFonts w:ascii="楷体" w:eastAsia="楷体" w:hAnsi="楷体"/>
+              </w:rPr>
               <w:t>5.35</w:t>
             </w:r>
           </w:p>
@@ -11216,8 +12218,23 @@
             <w:hideMark/>
           </w:tcPr>
           <w:p>
-            <w:r>
-              <w:t>全球通信设备四强之一，覆盖无线基站、光传输、核心网及算力基础设施。在光通信领域具备从芯片到系统的垂直能力，自研 400G/800G 光模块及 OTN 设备。受益于国内算力网络建设及海外 5G-A/FTTR 升级，是电信级光通信市场的核心参与者。</w:t>
+            <w:pPr>
+              <w:rPr>
+                <w:rFonts w:ascii="楷体" w:eastAsia="楷体" w:hAnsi="楷体" w:hint="eastAsia"/>
+              </w:rPr>
+            </w:pPr>
+            <w:r>
+              <w:rPr>
+                <w:rFonts w:ascii="楷体" w:eastAsia="楷体" w:hAnsi="楷体"/>
+              </w:rPr>
+              <w:t>全球通信设备四强之一，覆盖无线基站、光传输、核心网及算力基础设施。在光通信领域具备从芯片到系统的垂直</w:t>
+            </w:r>
+            <w:r>
+              <w:rPr>
+                <w:rFonts w:ascii="楷体" w:eastAsia="楷体" w:hAnsi="楷体"/>
+              </w:rPr>
+              <w:lastRenderedPageBreak/>
+              <w:t>能力，自研 400G/800G 光模块及 OTN 设备。受益于国内算力网络建设及海外 5G-A/FTTR 升级，是电信级光通信市场的核心参与者。</w:t>
             </w:r>
           </w:p>
         </w:tc>
@@ -11233,7 +12250,16 @@
             <w:hideMark/>
           </w:tcPr>
           <w:p>
-            <w:r>
+            <w:pPr>
+              <w:rPr>
+                <w:rFonts w:ascii="楷体" w:eastAsia="楷体" w:hAnsi="楷体" w:hint="eastAsia"/>
+              </w:rPr>
+            </w:pPr>
+            <w:r>
+              <w:rPr>
+                <w:rFonts w:ascii="楷体" w:eastAsia="楷体" w:hAnsi="楷体"/>
+              </w:rPr>
+              <w:lastRenderedPageBreak/>
               <w:t>600487.SH</w:t>
             </w:r>
           </w:p>
@@ -11245,7 +12271,15 @@
             <w:hideMark/>
           </w:tcPr>
           <w:p>
-            <w:r>
+            <w:pPr>
+              <w:rPr>
+                <w:rFonts w:ascii="楷体" w:eastAsia="楷体" w:hAnsi="楷体" w:hint="eastAsia"/>
+              </w:rPr>
+            </w:pPr>
+            <w:r>
+              <w:rPr>
+                <w:rFonts w:ascii="楷体" w:eastAsia="楷体" w:hAnsi="楷体"/>
+              </w:rPr>
               <w:t>亨通光电</w:t>
             </w:r>
           </w:p>
@@ -11257,7 +12291,15 @@
             <w:hideMark/>
           </w:tcPr>
           <w:p>
-            <w:r>
+            <w:pPr>
+              <w:rPr>
+                <w:rFonts w:ascii="楷体" w:eastAsia="楷体" w:hAnsi="楷体" w:hint="eastAsia"/>
+              </w:rPr>
+            </w:pPr>
+            <w:r>
+              <w:rPr>
+                <w:rFonts w:ascii="楷体" w:eastAsia="楷体" w:hAnsi="楷体"/>
+              </w:rPr>
               <w:t>5.30</w:t>
             </w:r>
           </w:p>
@@ -11268,12 +12310,16 @@
             <w:hideMark/>
           </w:tcPr>
           <w:p>
-            <w:r>
-              <w:t>全球光纤光缆前三强，业务覆盖光纤预制棒、海缆、光模块及海洋通信工程。在光通信领域具备"棒纤缆"一体化成本优势，海缆业务受益于全球海上风电及跨洋通信建设。</w:t>
-            </w:r>
-            <w:r>
-              <w:lastRenderedPageBreak/>
-              <w:t>随着 AI 算力网络向边缘延伸，光纤基础设施需求刚性，公司作为光通信底座厂商持续受益。</w:t>
+            <w:pPr>
+              <w:rPr>
+                <w:rFonts w:ascii="楷体" w:eastAsia="楷体" w:hAnsi="楷体" w:hint="eastAsia"/>
+              </w:rPr>
+            </w:pPr>
+            <w:r>
+              <w:rPr>
+                <w:rFonts w:ascii="楷体" w:eastAsia="楷体" w:hAnsi="楷体"/>
+              </w:rPr>
+              <w:t>全球光纤光缆前三强，业务覆盖光纤预制棒、海缆、光模块及海洋通信工程。在光通信领域具备"棒纤缆"一体化成本优势，海缆业务受益于全球海上风电及跨洋通信建设。随着 AI 算力网络向边缘延伸，光纤基础设施需求刚性，公司作为光通信底座厂商持续受益。</w:t>
             </w:r>
           </w:p>
         </w:tc>
@@ -11289,8 +12335,15 @@
             <w:hideMark/>
           </w:tcPr>
           <w:p>
-            <w:r>
-              <w:lastRenderedPageBreak/>
+            <w:pPr>
+              <w:rPr>
+                <w:rFonts w:ascii="楷体" w:eastAsia="楷体" w:hAnsi="楷体" w:hint="eastAsia"/>
+              </w:rPr>
+            </w:pPr>
+            <w:r>
+              <w:rPr>
+                <w:rFonts w:ascii="楷体" w:eastAsia="楷体" w:hAnsi="楷体"/>
+              </w:rPr>
               <w:t>600522.SH</w:t>
             </w:r>
           </w:p>
@@ -11302,7 +12355,15 @@
             <w:hideMark/>
           </w:tcPr>
           <w:p>
-            <w:r>
+            <w:pPr>
+              <w:rPr>
+                <w:rFonts w:ascii="楷体" w:eastAsia="楷体" w:hAnsi="楷体" w:hint="eastAsia"/>
+              </w:rPr>
+            </w:pPr>
+            <w:r>
+              <w:rPr>
+                <w:rFonts w:ascii="楷体" w:eastAsia="楷体" w:hAnsi="楷体"/>
+              </w:rPr>
               <w:t>中天科技</w:t>
             </w:r>
           </w:p>
@@ -11314,7 +12375,15 @@
             <w:hideMark/>
           </w:tcPr>
           <w:p>
-            <w:r>
+            <w:pPr>
+              <w:rPr>
+                <w:rFonts w:ascii="楷体" w:eastAsia="楷体" w:hAnsi="楷体" w:hint="eastAsia"/>
+              </w:rPr>
+            </w:pPr>
+            <w:r>
+              <w:rPr>
+                <w:rFonts w:ascii="楷体" w:eastAsia="楷体" w:hAnsi="楷体"/>
+              </w:rPr>
               <w:t>4.20</w:t>
             </w:r>
           </w:p>
@@ -11325,7 +12394,15 @@
             <w:hideMark/>
           </w:tcPr>
           <w:p>
-            <w:r>
+            <w:pPr>
+              <w:rPr>
+                <w:rFonts w:ascii="楷体" w:eastAsia="楷体" w:hAnsi="楷体" w:hint="eastAsia"/>
+              </w:rPr>
+            </w:pPr>
+            <w:r>
+              <w:rPr>
+                <w:rFonts w:ascii="楷体" w:eastAsia="楷体" w:hAnsi="楷体"/>
+              </w:rPr>
               <w:t>光电缆综合龙头，业务覆盖光纤光缆、电力传输及海洋能源三大板块。核心看点在于海洋业务高壁垒订单充裕，500kV柔直海缆等高端产品持续交付；光纤光缆受益AI算力基建，价格趋势上行。空芯光纤等前沿技术已商用，"光-电-算"一体化能力持续强化。</w:t>
             </w:r>
           </w:p>
@@ -11342,7 +12419,15 @@
             <w:hideMark/>
           </w:tcPr>
           <w:p>
-            <w:r>
+            <w:pPr>
+              <w:rPr>
+                <w:rFonts w:ascii="楷体" w:eastAsia="楷体" w:hAnsi="楷体" w:hint="eastAsia"/>
+              </w:rPr>
+            </w:pPr>
+            <w:r>
+              <w:rPr>
+                <w:rFonts w:ascii="楷体" w:eastAsia="楷体" w:hAnsi="楷体"/>
+              </w:rPr>
               <w:t>300136.SZ</w:t>
             </w:r>
           </w:p>
@@ -11354,7 +12439,15 @@
             <w:hideMark/>
           </w:tcPr>
           <w:p>
-            <w:r>
+            <w:pPr>
+              <w:rPr>
+                <w:rFonts w:ascii="楷体" w:eastAsia="楷体" w:hAnsi="楷体" w:hint="eastAsia"/>
+              </w:rPr>
+            </w:pPr>
+            <w:r>
+              <w:rPr>
+                <w:rFonts w:ascii="楷体" w:eastAsia="楷体" w:hAnsi="楷体"/>
+              </w:rPr>
               <w:t>信维通信</w:t>
             </w:r>
           </w:p>
@@ -11366,7 +12459,15 @@
             <w:hideMark/>
           </w:tcPr>
           <w:p>
-            <w:r>
+            <w:pPr>
+              <w:rPr>
+                <w:rFonts w:ascii="楷体" w:eastAsia="楷体" w:hAnsi="楷体" w:hint="eastAsia"/>
+              </w:rPr>
+            </w:pPr>
+            <w:r>
+              <w:rPr>
+                <w:rFonts w:ascii="楷体" w:eastAsia="楷体" w:hAnsi="楷体"/>
+              </w:rPr>
               <w:t>3.22</w:t>
             </w:r>
           </w:p>
@@ -11377,7 +12478,15 @@
             <w:hideMark/>
           </w:tcPr>
           <w:p>
-            <w:r>
+            <w:pPr>
+              <w:rPr>
+                <w:rFonts w:ascii="楷体" w:eastAsia="楷体" w:hAnsi="楷体" w:hint="eastAsia"/>
+              </w:rPr>
+            </w:pPr>
+            <w:r>
+              <w:rPr>
+                <w:rFonts w:ascii="楷体" w:eastAsia="楷体" w:hAnsi="楷体"/>
+              </w:rPr>
               <w:t>泛射频龙头，正从消费电子天线向商业卫星通信、智能汽车及AI硬件延伸第二曲线。卫星相控阵天线模组已批量出货，汽车电子进入头部车企供应链。定增加码商业卫星通信器件，国产替代与全球化并行。</w:t>
             </w:r>
           </w:p>
@@ -11394,7 +12503,15 @@
             <w:hideMark/>
           </w:tcPr>
           <w:p>
-            <w:r>
+            <w:pPr>
+              <w:rPr>
+                <w:rFonts w:ascii="楷体" w:eastAsia="楷体" w:hAnsi="楷体" w:hint="eastAsia"/>
+              </w:rPr>
+            </w:pPr>
+            <w:r>
+              <w:rPr>
+                <w:rFonts w:ascii="楷体" w:eastAsia="楷体" w:hAnsi="楷体"/>
+              </w:rPr>
               <w:t>600498.SH</w:t>
             </w:r>
           </w:p>
@@ -11406,7 +12523,15 @@
             <w:hideMark/>
           </w:tcPr>
           <w:p>
-            <w:r>
+            <w:pPr>
+              <w:rPr>
+                <w:rFonts w:ascii="楷体" w:eastAsia="楷体" w:hAnsi="楷体" w:hint="eastAsia"/>
+              </w:rPr>
+            </w:pPr>
+            <w:r>
+              <w:rPr>
+                <w:rFonts w:ascii="楷体" w:eastAsia="楷体" w:hAnsi="楷体"/>
+              </w:rPr>
               <w:t>烽火通信</w:t>
             </w:r>
           </w:p>
@@ -11418,7 +12543,15 @@
             <w:hideMark/>
           </w:tcPr>
           <w:p>
-            <w:r>
+            <w:pPr>
+              <w:rPr>
+                <w:rFonts w:ascii="楷体" w:eastAsia="楷体" w:hAnsi="楷体" w:hint="eastAsia"/>
+              </w:rPr>
+            </w:pPr>
+            <w:r>
+              <w:rPr>
+                <w:rFonts w:ascii="楷体" w:eastAsia="楷体" w:hAnsi="楷体"/>
+              </w:rPr>
               <w:t>2.11</w:t>
             </w:r>
           </w:p>
@@ -11429,7 +12562,15 @@
             <w:hideMark/>
           </w:tcPr>
           <w:p>
-            <w:r>
+            <w:pPr>
+              <w:rPr>
+                <w:rFonts w:ascii="楷体" w:eastAsia="楷体" w:hAnsi="楷体" w:hint="eastAsia"/>
+              </w:rPr>
+            </w:pPr>
+            <w:r>
+              <w:rPr>
+                <w:rFonts w:ascii="楷体" w:eastAsia="楷体" w:hAnsi="楷体"/>
+              </w:rPr>
               <w:t>中国信科集团旗下光通信设备央企，覆盖光传输、光接入及算力信息化。传统运营商业务承压，但算力业务推出DeepSeek一体机全栈方案实现突破；战略上向卫星光通信（星间激光通信在轨组网）和车载光通信延伸，打开非运营商增量空间。</w:t>
             </w:r>
           </w:p>
@@ -11446,7 +12587,15 @@
             <w:hideMark/>
           </w:tcPr>
           <w:p>
-            <w:r>
+            <w:pPr>
+              <w:rPr>
+                <w:rFonts w:ascii="楷体" w:eastAsia="楷体" w:hAnsi="楷体" w:hint="eastAsia"/>
+              </w:rPr>
+            </w:pPr>
+            <w:r>
+              <w:rPr>
+                <w:rFonts w:ascii="楷体" w:eastAsia="楷体" w:hAnsi="楷体"/>
+              </w:rPr>
               <w:t>002281.SZ</w:t>
             </w:r>
           </w:p>
@@ -11458,7 +12607,15 @@
             <w:hideMark/>
           </w:tcPr>
           <w:p>
-            <w:r>
+            <w:pPr>
+              <w:rPr>
+                <w:rFonts w:ascii="楷体" w:eastAsia="楷体" w:hAnsi="楷体" w:hint="eastAsia"/>
+              </w:rPr>
+            </w:pPr>
+            <w:r>
+              <w:rPr>
+                <w:rFonts w:ascii="楷体" w:eastAsia="楷体" w:hAnsi="楷体"/>
+              </w:rPr>
               <w:t>光迅科技</w:t>
             </w:r>
           </w:p>
@@ -11470,7 +12627,15 @@
             <w:hideMark/>
           </w:tcPr>
           <w:p>
-            <w:r>
+            <w:pPr>
+              <w:rPr>
+                <w:rFonts w:ascii="楷体" w:eastAsia="楷体" w:hAnsi="楷体" w:hint="eastAsia"/>
+              </w:rPr>
+            </w:pPr>
+            <w:r>
+              <w:rPr>
+                <w:rFonts w:ascii="楷体" w:eastAsia="楷体" w:hAnsi="楷体"/>
+              </w:rPr>
               <w:t>2.09</w:t>
             </w:r>
           </w:p>
@@ -11481,7 +12646,15 @@
             <w:hideMark/>
           </w:tcPr>
           <w:p>
-            <w:r>
+            <w:pPr>
+              <w:rPr>
+                <w:rFonts w:ascii="楷体" w:eastAsia="楷体" w:hAnsi="楷体" w:hint="eastAsia"/>
+              </w:rPr>
+            </w:pPr>
+            <w:r>
+              <w:rPr>
+                <w:rFonts w:ascii="楷体" w:eastAsia="楷体" w:hAnsi="楷体"/>
+              </w:rPr>
               <w:t>国内稀缺的"光芯片+光器件+光模块"垂直一体化龙头。AI算力驱动800G/1.6T高速光模块放量，CPO光芯片自给率超70%。独家卡位100Gbps星间激光通信模块，在手订单饱满。3.2T等前沿技术持续验证，高端化与自主可控双轮驱动。</w:t>
             </w:r>
           </w:p>
@@ -11491,17 +12664,20 @@
     <w:p>
       <w:pPr>
         <w:rPr>
-          <w:rFonts w:hint="eastAsia"/>
+          <w:rFonts w:ascii="楷体" w:eastAsia="楷体" w:hAnsi="楷体" w:hint="eastAsia"/>
         </w:rPr>
       </w:pPr>
     </w:p>
     <w:p>
       <w:pPr>
         <w:pStyle w:val="3"/>
-      </w:pPr>
-      <w:r>
-        <w:rPr>
-          <w:rFonts w:hint="eastAsia"/>
+        <w:rPr>
+          <w:rFonts w:ascii="楷体" w:eastAsia="楷体" w:hAnsi="楷体" w:hint="eastAsia"/>
+        </w:rPr>
+      </w:pPr>
+      <w:r>
+        <w:rPr>
+          <w:rFonts w:ascii="楷体" w:eastAsia="楷体" w:hAnsi="楷体" w:hint="eastAsia"/>
         </w:rPr>
         <w:t>.2.3 业绩情况</w:t>
       </w:r>
@@ -11509,15 +12685,16 @@
     <w:p>
       <w:pPr>
         <w:rPr>
-          <w:rFonts w:hint="eastAsia"/>
-        </w:rPr>
-      </w:pPr>
-      <w:r>
-        <w:rPr>
+          <w:rFonts w:ascii="楷体" w:eastAsia="楷体" w:hAnsi="楷体" w:hint="eastAsia"/>
+        </w:rPr>
+      </w:pPr>
+      <w:r>
+        <w:rPr>
+          <w:rFonts w:ascii="楷体" w:eastAsia="楷体" w:hAnsi="楷体"/>
           <w:noProof/>
         </w:rPr>
         <w:drawing>
-          <wp:inline distT="0" distB="0" distL="0" distR="0" wp14:anchorId="4CC1BA12" wp14:editId="078AC592">
+          <wp:inline distT="0" distB="0" distL="0" distR="0" wp14:anchorId="4CC1BA12" wp14:editId="4B8BF1C3">
             <wp:extent cx="5274310" cy="1477010"/>
             <wp:effectExtent l="0" t="0" r="2540" b="8890"/>
             <wp:docPr id="1408542838" name="图片 2"/>
@@ -11534,7 +12711,7 @@
                     </pic:cNvPicPr>
                   </pic:nvPicPr>
                   <pic:blipFill>
-                    <a:blip r:embed="rId20" cstate="print">
+                    <a:blip r:embed="rId25" cstate="print">
                       <a:extLst>
                         <a:ext uri="{28A0092B-C50C-407E-A947-70E740481C1C}">
                           <a14:useLocalDpi xmlns:a14="http://schemas.microsoft.com/office/drawing/2010/main" val="0"/>
@@ -11576,6 +12753,72 @@
 </w:document>
 </file>
 
+<file path=word/comments.xml><?xml version="1.0" encoding="utf-8"?>
+<w:comments xmlns:wpc="http://schemas.microsoft.com/office/word/2010/wordprocessingCanvas" xmlns:cx="http://schemas.microsoft.com/office/drawing/2014/chartex" xmlns:cx1="http://schemas.microsoft.com/office/drawing/2015/9/8/chartex" xmlns:cx2="http://schemas.microsoft.com/office/drawing/2015/10/21/chartex" xmlns:cx3="http://schemas.microsoft.com/office/drawing/2016/5/9/chartex" xmlns:cx4="http://schemas.microsoft.com/office/drawing/2016/5/10/chartex" xmlns:cx5="http://schemas.microsoft.com/office/drawing/2016/5/11/chartex" xmlns:cx6="http://schemas.microsoft.com/office/drawing/2016/5/12/chartex" xmlns:cx7="http://schemas.microsoft.com/office/drawing/2016/5/13/chartex" xmlns:cx8="http://schemas.microsoft.com/office/drawing/2016/5/14/chartex" xmlns:mc="http://schemas.openxmlformats.org/markup-compatibility/2006" xmlns:aink="http://schemas.microsoft.com/office/drawing/2016/ink" xmlns:am3d="http://schemas.microsoft.com/office/drawing/2017/model3d" xmlns:o="urn:schemas-microsoft-com:office:office" xmlns:oel="http://schemas.microsoft.com/office/2019/extlst" xmlns:r="http://schemas.openxmlformats.org/officeDocument/2006/relationships" xmlns:m="http://schemas.openxmlformats.org/officeDocument/2006/math" xmlns:v="urn:schemas-microsoft-com:vml" xmlns:wp14="http://schemas.microsoft.com/office/word/2010/wordprocessingDrawing" xmlns:wp="http://schemas.openxmlformats.org/drawingml/2006/wordprocessingDrawing" xmlns:w10="urn:schemas-microsoft-com:office:word" xmlns:w="http://schemas.openxmlformats.org/wordprocessingml/2006/main" xmlns:w14="http://schemas.microsoft.com/office/word/2010/wordml" xmlns:w15="http://schemas.microsoft.com/office/word/2012/wordml" xmlns:w16cex="http://schemas.microsoft.com/office/word/2018/wordml/cex" xmlns:w16cid="http://schemas.microsoft.com/office/word/2016/wordml/cid" xmlns:w16="http://schemas.microsoft.com/office/word/2018/wordml" xmlns:w16du="http://schemas.microsoft.com/office/word/2023/wordml/word16du" xmlns:w16sdtdh="http://schemas.microsoft.com/office/word/2020/wordml/sdtdatahash" xmlns:w16sdtfl="http://schemas.microsoft.com/office/word/2024/wordml/sdtformatlock" xmlns:w16se="http://schemas.microsoft.com/office/word/2015/wordml/symex" xmlns:wpg="http://schemas.microsoft.com/office/word/2010/wordprocessingGroup" xmlns:wpi="http://schemas.microsoft.com/office/word/2010/wordprocessingInk" xmlns:wne="http://schemas.microsoft.com/office/word/2006/wordml" xmlns:wps="http://schemas.microsoft.com/office/word/2010/wordprocessingShape" mc:Ignorable="w14 w15 w16se w16cid w16 w16cex w16sdtdh w16sdtfl w16du wp14">
+  <w:comment w:id="0" w:author="Zijun Zhou" w:date="2026-05-04T12:35:00Z" w:initials="ZZ">
+    <w:p>
+      <w:pPr>
+        <w:pStyle w:val="af6"/>
+        <w:rPr>
+          <w:rFonts w:hint="eastAsia"/>
+        </w:rPr>
+      </w:pPr>
+      <w:r>
+        <w:rPr>
+          <w:rStyle w:val="af5"/>
+          <w:rFonts w:hint="eastAsia"/>
+        </w:rPr>
+        <w:annotationRef/>
+      </w:r>
+      <w:r>
+        <w:rPr>
+          <w:rFonts w:hint="eastAsia"/>
+        </w:rPr>
+        <w:t>电话的领域基本满了，网络的领域还在扩展，整体比较好</w:t>
+      </w:r>
+    </w:p>
+  </w:comment>
+  <w:comment w:id="1" w:author="Zijun Zhou" w:date="2026-05-04T12:36:00Z" w:initials="ZZ">
+    <w:p>
+      <w:pPr>
+        <w:pStyle w:val="af6"/>
+        <w:rPr>
+          <w:rFonts w:hint="eastAsia"/>
+        </w:rPr>
+      </w:pPr>
+      <w:r>
+        <w:rPr>
+          <w:rStyle w:val="af5"/>
+          <w:rFonts w:hint="eastAsia"/>
+        </w:rPr>
+        <w:annotationRef/>
+      </w:r>
+    </w:p>
+  </w:comment>
+</w:comments>
+</file>
+
+<file path=word/commentsExtended.xml><?xml version="1.0" encoding="utf-8"?>
+<w15:commentsEx xmlns:wpc="http://schemas.microsoft.com/office/word/2010/wordprocessingCanvas" xmlns:cx="http://schemas.microsoft.com/office/drawing/2014/chartex" xmlns:cx1="http://schemas.microsoft.com/office/drawing/2015/9/8/chartex" xmlns:cx2="http://schemas.microsoft.com/office/drawing/2015/10/21/chartex" xmlns:cx3="http://schemas.microsoft.com/office/drawing/2016/5/9/chartex" xmlns:cx4="http://schemas.microsoft.com/office/drawing/2016/5/10/chartex" xmlns:cx5="http://schemas.microsoft.com/office/drawing/2016/5/11/chartex" xmlns:cx6="http://schemas.microsoft.com/office/drawing/2016/5/12/chartex" xmlns:cx7="http://schemas.microsoft.com/office/drawing/2016/5/13/chartex" xmlns:cx8="http://schemas.microsoft.com/office/drawing/2016/5/14/chartex" xmlns:mc="http://schemas.openxmlformats.org/markup-compatibility/2006" xmlns:aink="http://schemas.microsoft.com/office/drawing/2016/ink" xmlns:am3d="http://schemas.microsoft.com/office/drawing/2017/model3d" xmlns:o="urn:schemas-microsoft-com:office:office" xmlns:oel="http://schemas.microsoft.com/office/2019/extlst" xmlns:r="http://schemas.openxmlformats.org/officeDocument/2006/relationships" xmlns:m="http://schemas.openxmlformats.org/officeDocument/2006/math" xmlns:v="urn:schemas-microsoft-com:vml" xmlns:wp14="http://schemas.microsoft.com/office/word/2010/wordprocessingDrawing" xmlns:wp="http://schemas.openxmlformats.org/drawingml/2006/wordprocessingDrawing" xmlns:w10="urn:schemas-microsoft-com:office:word" xmlns:w="http://schemas.openxmlformats.org/wordprocessingml/2006/main" xmlns:w14="http://schemas.microsoft.com/office/word/2010/wordml" xmlns:w15="http://schemas.microsoft.com/office/word/2012/wordml" xmlns:w16cex="http://schemas.microsoft.com/office/word/2018/wordml/cex" xmlns:w16cid="http://schemas.microsoft.com/office/word/2016/wordml/cid" xmlns:w16="http://schemas.microsoft.com/office/word/2018/wordml" xmlns:w16du="http://schemas.microsoft.com/office/word/2023/wordml/word16du" xmlns:w16sdtdh="http://schemas.microsoft.com/office/word/2020/wordml/sdtdatahash" xmlns:w16sdtfl="http://schemas.microsoft.com/office/word/2024/wordml/sdtformatlock" xmlns:w16se="http://schemas.microsoft.com/office/word/2015/wordml/symex" xmlns:wpg="http://schemas.microsoft.com/office/word/2010/wordprocessingGroup" xmlns:wpi="http://schemas.microsoft.com/office/word/2010/wordprocessingInk" xmlns:wne="http://schemas.microsoft.com/office/word/2006/wordml" xmlns:wps="http://schemas.microsoft.com/office/word/2010/wordprocessingShape" mc:Ignorable="w14 w15 w16se w16cid w16 w16cex w16sdtdh w16sdtfl w16du wp14">
+  <w15:commentEx w15:paraId="4E4968E6" w15:done="0"/>
+  <w15:commentEx w15:paraId="4B8A997F" w15:paraIdParent="4E4968E6" w15:done="0"/>
+</w15:commentsEx>
+</file>
+
+<file path=word/commentsExtensible.xml><?xml version="1.0" encoding="utf-8"?>
+<w16cex:commentsExtensible xmlns:wpc="http://schemas.microsoft.com/office/word/2010/wordprocessingCanvas" xmlns:cx="http://schemas.microsoft.com/office/drawing/2014/chartex" xmlns:cx1="http://schemas.microsoft.com/office/drawing/2015/9/8/chartex" xmlns:cx2="http://schemas.microsoft.com/office/drawing/2015/10/21/chartex" xmlns:cx3="http://schemas.microsoft.com/office/drawing/2016/5/9/chartex" xmlns:cx4="http://schemas.microsoft.com/office/drawing/2016/5/10/chartex" xmlns:cx5="http://schemas.microsoft.com/office/drawing/2016/5/11/chartex" xmlns:cx6="http://schemas.microsoft.com/office/drawing/2016/5/12/chartex" xmlns:cx7="http://schemas.microsoft.com/office/drawing/2016/5/13/chartex" xmlns:cx8="http://schemas.microsoft.com/office/drawing/2016/5/14/chartex" xmlns:cr="http://schemas.microsoft.com/office/comments/2020/reactions" xmlns:mc="http://schemas.openxmlformats.org/markup-compatibility/2006" xmlns:aink="http://schemas.microsoft.com/office/drawing/2016/ink" xmlns:am3d="http://schemas.microsoft.com/office/drawing/2017/model3d" xmlns:o="urn:schemas-microsoft-com:office:office" xmlns:oel="http://schemas.microsoft.com/office/2019/extlst" xmlns:r="http://schemas.openxmlformats.org/officeDocument/2006/relationships" xmlns:m="http://schemas.openxmlformats.org/officeDocument/2006/math" xmlns:v="urn:schemas-microsoft-com:vml" xmlns:wp14="http://schemas.microsoft.com/office/word/2010/wordprocessingDrawing" xmlns:wp="http://schemas.openxmlformats.org/drawingml/2006/wordprocessingDrawing" xmlns:w10="urn:schemas-microsoft-com:office:word" xmlns:w="http://schemas.openxmlformats.org/wordprocessingml/2006/main" xmlns:w14="http://schemas.microsoft.com/office/word/2010/wordml" xmlns:w15="http://schemas.microsoft.com/office/word/2012/wordml" xmlns:w16cex="http://schemas.microsoft.com/office/word/2018/wordml/cex" xmlns:w16cid="http://schemas.microsoft.com/office/word/2016/wordml/cid" xmlns:w16="http://schemas.microsoft.com/office/word/2018/wordml" xmlns:w16du="http://schemas.microsoft.com/office/word/2023/wordml/word16du" xmlns:w16sdtdh="http://schemas.microsoft.com/office/word/2020/wordml/sdtdatahash" xmlns:w16sdtfl="http://schemas.microsoft.com/office/word/2024/wordml/sdtformatlock" xmlns:w16se="http://schemas.microsoft.com/office/word/2015/wordml/symex" xmlns:wpg="http://schemas.microsoft.com/office/word/2010/wordprocessingGroup" xmlns:wpi="http://schemas.microsoft.com/office/word/2010/wordprocessingInk" xmlns:wne="http://schemas.microsoft.com/office/word/2006/wordml" xmlns:wps="http://schemas.microsoft.com/office/word/2010/wordprocessingShape" mc:Ignorable="w14 w15 w16se w16cid w16 w16cex w16sdtdh w16sdtfl cr w16du wp14">
+  <w16cex:commentExtensible w16cex:durableId="0BAA21FA" w16cex:dateUtc="2026-05-04T04:35:00Z"/>
+  <w16cex:commentExtensible w16cex:durableId="4CB76830" w16cex:dateUtc="2026-05-04T04:36:00Z"/>
+</w16cex:commentsExtensible>
+</file>
+
+<file path=word/commentsIds.xml><?xml version="1.0" encoding="utf-8"?>
+<w16cid:commentsIds xmlns:wpc="http://schemas.microsoft.com/office/word/2010/wordprocessingCanvas" xmlns:cx="http://schemas.microsoft.com/office/drawing/2014/chartex" xmlns:cx1="http://schemas.microsoft.com/office/drawing/2015/9/8/chartex" xmlns:cx2="http://schemas.microsoft.com/office/drawing/2015/10/21/chartex" xmlns:cx3="http://schemas.microsoft.com/office/drawing/2016/5/9/chartex" xmlns:cx4="http://schemas.microsoft.com/office/drawing/2016/5/10/chartex" xmlns:cx5="http://schemas.microsoft.com/office/drawing/2016/5/11/chartex" xmlns:cx6="http://schemas.microsoft.com/office/drawing/2016/5/12/chartex" xmlns:cx7="http://schemas.microsoft.com/office/drawing/2016/5/13/chartex" xmlns:cx8="http://schemas.microsoft.com/office/drawing/2016/5/14/chartex" xmlns:mc="http://schemas.openxmlformats.org/markup-compatibility/2006" xmlns:aink="http://schemas.microsoft.com/office/drawing/2016/ink" xmlns:am3d="http://schemas.microsoft.com/office/drawing/2017/model3d" xmlns:o="urn:schemas-microsoft-com:office:office" xmlns:oel="http://schemas.microsoft.com/office/2019/extlst" xmlns:r="http://schemas.openxmlformats.org/officeDocument/2006/relationships" xmlns:m="http://schemas.openxmlformats.org/officeDocument/2006/math" xmlns:v="urn:schemas-microsoft-com:vml" xmlns:wp14="http://schemas.microsoft.com/office/word/2010/wordprocessingDrawing" xmlns:wp="http://schemas.openxmlformats.org/drawingml/2006/wordprocessingDrawing" xmlns:w10="urn:schemas-microsoft-com:office:word" xmlns:w="http://schemas.openxmlformats.org/wordprocessingml/2006/main" xmlns:w14="http://schemas.microsoft.com/office/word/2010/wordml" xmlns:w15="http://schemas.microsoft.com/office/word/2012/wordml" xmlns:w16cex="http://schemas.microsoft.com/office/word/2018/wordml/cex" xmlns:w16cid="http://schemas.microsoft.com/office/word/2016/wordml/cid" xmlns:w16="http://schemas.microsoft.com/office/word/2018/wordml" xmlns:w16du="http://schemas.microsoft.com/office/word/2023/wordml/word16du" xmlns:w16sdtdh="http://schemas.microsoft.com/office/word/2020/wordml/sdtdatahash" xmlns:w16sdtfl="http://schemas.microsoft.com/office/word/2024/wordml/sdtformatlock" xmlns:w16se="http://schemas.microsoft.com/office/word/2015/wordml/symex" xmlns:wpg="http://schemas.microsoft.com/office/word/2010/wordprocessingGroup" xmlns:wpi="http://schemas.microsoft.com/office/word/2010/wordprocessingInk" xmlns:wne="http://schemas.microsoft.com/office/word/2006/wordml" xmlns:wps="http://schemas.microsoft.com/office/word/2010/wordprocessingShape" mc:Ignorable="w14 w15 w16se w16cid w16 w16cex w16sdtdh w16sdtfl w16du wp14">
+  <w16cid:commentId w16cid:paraId="4E4968E6" w16cid:durableId="0BAA21FA"/>
+  <w16cid:commentId w16cid:paraId="4B8A997F" w16cid:durableId="4CB76830"/>
+</w16cid:commentsIds>
+</file>
+
 <file path=word/endnotes.xml><?xml version="1.0" encoding="utf-8"?>
 <w:endnotes xmlns:wpc="http://schemas.microsoft.com/office/word/2010/wordprocessingCanvas" xmlns:cx="http://schemas.microsoft.com/office/drawing/2014/chartex" xmlns:cx1="http://schemas.microsoft.com/office/drawing/2015/9/8/chartex" xmlns:cx2="http://schemas.microsoft.com/office/drawing/2015/10/21/chartex" xmlns:cx3="http://schemas.microsoft.com/office/drawing/2016/5/9/chartex" xmlns:cx4="http://schemas.microsoft.com/office/drawing/2016/5/10/chartex" xmlns:cx5="http://schemas.microsoft.com/office/drawing/2016/5/11/chartex" xmlns:cx6="http://schemas.microsoft.com/office/drawing/2016/5/12/chartex" xmlns:cx7="http://schemas.microsoft.com/office/drawing/2016/5/13/chartex" xmlns:cx8="http://schemas.microsoft.com/office/drawing/2016/5/14/chartex" xmlns:mc="http://schemas.openxmlformats.org/markup-compatibility/2006" xmlns:aink="http://schemas.microsoft.com/office/drawing/2016/ink" xmlns:am3d="http://schemas.microsoft.com/office/drawing/2017/model3d" xmlns:o="urn:schemas-microsoft-com:office:office" xmlns:oel="http://schemas.microsoft.com/office/2019/extlst" xmlns:r="http://schemas.openxmlformats.org/officeDocument/2006/relationships" xmlns:m="http://schemas.openxmlformats.org/officeDocument/2006/math" xmlns:v="urn:schemas-microsoft-com:vml" xmlns:wp14="http://schemas.microsoft.com/office/word/2010/wordprocessingDrawing" xmlns:wp="http://schemas.openxmlformats.org/drawingml/2006/wordprocessingDrawing" xmlns:w10="urn:schemas-microsoft-com:office:word" xmlns:w="http://schemas.openxmlformats.org/wordprocessingml/2006/main" xmlns:w14="http://schemas.microsoft.com/office/word/2010/wordml" xmlns:w15="http://schemas.microsoft.com/office/word/2012/wordml" xmlns:w16cex="http://schemas.microsoft.com/office/word/2018/wordml/cex" xmlns:w16cid="http://schemas.microsoft.com/office/word/2016/wordml/cid" xmlns:w16="http://schemas.microsoft.com/office/word/2018/wordml" xmlns:w16du="http://schemas.microsoft.com/office/word/2023/wordml/word16du" xmlns:w16sdtdh="http://schemas.microsoft.com/office/word/2020/wordml/sdtdatahash" xmlns:w16sdtfl="http://schemas.microsoft.com/office/word/2024/wordml/sdtformatlock" xmlns:w16se="http://schemas.microsoft.com/office/word/2015/wordml/symex" xmlns:wpg="http://schemas.microsoft.com/office/word/2010/wordprocessingGroup" xmlns:wpi="http://schemas.microsoft.com/office/word/2010/wordprocessingInk" xmlns:wne="http://schemas.microsoft.com/office/word/2006/wordml" xmlns:wps="http://schemas.microsoft.com/office/word/2010/wordprocessingShape" mc:Ignorable="w14 w15 w16se w16cid w16 w16cex w16sdtdh w16sdtfl w16du wp14">
   <w:endnote w:type="separator" w:id="-1">
@@ -11641,9 +12884,9 @@
 <file path=word/numbering.xml><?xml version="1.0" encoding="utf-8"?>
 <w:numbering xmlns:wpc="http://schemas.microsoft.com/office/word/2010/wordprocessingCanvas" xmlns:cx="http://schemas.microsoft.com/office/drawing/2014/chartex" xmlns:cx1="http://schemas.microsoft.com/office/drawing/2015/9/8/chartex" xmlns:cx2="http://schemas.microsoft.com/office/drawing/2015/10/21/chartex" xmlns:cx3="http://schemas.microsoft.com/office/drawing/2016/5/9/chartex" xmlns:cx4="http://schemas.microsoft.com/office/drawing/2016/5/10/chartex" xmlns:cx5="http://schemas.microsoft.com/office/drawing/2016/5/11/chartex" xmlns:cx6="http://schemas.microsoft.com/office/drawing/2016/5/12/chartex" xmlns:cx7="http://schemas.microsoft.com/office/drawing/2016/5/13/chartex" xmlns:cx8="http://schemas.microsoft.com/office/drawing/2016/5/14/chartex" xmlns:mc="http://schemas.openxmlformats.org/markup-compatibility/2006" xmlns:aink="http://schemas.microsoft.com/office/drawing/2016/ink" xmlns:am3d="http://schemas.microsoft.com/office/drawing/2017/model3d" xmlns:o="urn:schemas-microsoft-com:office:office" xmlns:oel="http://schemas.microsoft.com/office/2019/extlst" xmlns:r="http://schemas.openxmlformats.org/officeDocument/2006/relationships" xmlns:m="http://schemas.openxmlformats.org/officeDocument/2006/math" xmlns:v="urn:schemas-microsoft-com:vml" xmlns:wp14="http://schemas.microsoft.com/office/word/2010/wordprocessingDrawing" xmlns:wp="http://schemas.openxmlformats.org/drawingml/2006/wordprocessingDrawing" xmlns:w10="urn:schemas-microsoft-com:office:word" xmlns:w="http://schemas.openxmlformats.org/wordprocessingml/2006/main" xmlns:w14="http://schemas.microsoft.com/office/word/2010/wordml" xmlns:w15="http://schemas.microsoft.com/office/word/2012/wordml" xmlns:w16cex="http://schemas.microsoft.com/office/word/2018/wordml/cex" xmlns:w16cid="http://schemas.microsoft.com/office/word/2016/wordml/cid" xmlns:w16="http://schemas.microsoft.com/office/word/2018/wordml" xmlns:w16du="http://schemas.microsoft.com/office/word/2023/wordml/word16du" xmlns:w16sdtdh="http://schemas.microsoft.com/office/word/2020/wordml/sdtdatahash" xmlns:w16sdtfl="http://schemas.microsoft.com/office/word/2024/wordml/sdtformatlock" xmlns:w16se="http://schemas.microsoft.com/office/word/2015/wordml/symex" xmlns:wpg="http://schemas.microsoft.com/office/word/2010/wordprocessingGroup" xmlns:wpi="http://schemas.microsoft.com/office/word/2010/wordprocessingInk" xmlns:wne="http://schemas.microsoft.com/office/word/2006/wordml" xmlns:wps="http://schemas.microsoft.com/office/word/2010/wordprocessingShape" mc:Ignorable="w14 w15 w16se w16cid w16 w16cex w16sdtdh w16sdtfl w16du wp14">
   <w:abstractNum w:abstractNumId="0" w15:restartNumberingAfterBreak="0">
-    <w:nsid w:val="380262F1"/>
+    <w:nsid w:val="2B7F675F"/>
     <w:multiLevelType w:val="hybridMultilevel"/>
-    <w:tmpl w:val="01C09666"/>
+    <w:tmpl w:val="F7D2F230"/>
     <w:lvl w:ilvl="0" w:tplc="04090001">
       <w:start w:val="1"/>
       <w:numFmt w:val="bullet"/>
@@ -11754,9 +12997,9 @@
     </w:lvl>
   </w:abstractNum>
   <w:abstractNum w:abstractNumId="1" w15:restartNumberingAfterBreak="0">
-    <w:nsid w:val="51207D98"/>
+    <w:nsid w:val="380262F1"/>
     <w:multiLevelType w:val="hybridMultilevel"/>
-    <w:tmpl w:val="198ECCF8"/>
+    <w:tmpl w:val="01C09666"/>
     <w:lvl w:ilvl="0" w:tplc="04090001">
       <w:start w:val="1"/>
       <w:numFmt w:val="bullet"/>
@@ -11866,13 +13109,137 @@
       </w:rPr>
     </w:lvl>
   </w:abstractNum>
+  <w:abstractNum w:abstractNumId="2" w15:restartNumberingAfterBreak="0">
+    <w:nsid w:val="51207D98"/>
+    <w:multiLevelType w:val="hybridMultilevel"/>
+    <w:tmpl w:val="198ECCF8"/>
+    <w:lvl w:ilvl="0" w:tplc="04090001">
+      <w:start w:val="1"/>
+      <w:numFmt w:val="bullet"/>
+      <w:lvlText w:val=""/>
+      <w:lvlJc w:val="left"/>
+      <w:pPr>
+        <w:ind w:left="440" w:hanging="440"/>
+      </w:pPr>
+      <w:rPr>
+        <w:rFonts w:ascii="Wingdings" w:hAnsi="Wingdings" w:hint="default"/>
+      </w:rPr>
+    </w:lvl>
+    <w:lvl w:ilvl="1" w:tplc="04090003" w:tentative="1">
+      <w:start w:val="1"/>
+      <w:numFmt w:val="bullet"/>
+      <w:lvlText w:val=""/>
+      <w:lvlJc w:val="left"/>
+      <w:pPr>
+        <w:ind w:left="880" w:hanging="440"/>
+      </w:pPr>
+      <w:rPr>
+        <w:rFonts w:ascii="Wingdings" w:hAnsi="Wingdings" w:hint="default"/>
+      </w:rPr>
+    </w:lvl>
+    <w:lvl w:ilvl="2" w:tplc="04090005" w:tentative="1">
+      <w:start w:val="1"/>
+      <w:numFmt w:val="bullet"/>
+      <w:lvlText w:val=""/>
+      <w:lvlJc w:val="left"/>
+      <w:pPr>
+        <w:ind w:left="1320" w:hanging="440"/>
+      </w:pPr>
+      <w:rPr>
+        <w:rFonts w:ascii="Wingdings" w:hAnsi="Wingdings" w:hint="default"/>
+      </w:rPr>
+    </w:lvl>
+    <w:lvl w:ilvl="3" w:tplc="04090001" w:tentative="1">
+      <w:start w:val="1"/>
+      <w:numFmt w:val="bullet"/>
+      <w:lvlText w:val=""/>
+      <w:lvlJc w:val="left"/>
+      <w:pPr>
+        <w:ind w:left="1760" w:hanging="440"/>
+      </w:pPr>
+      <w:rPr>
+        <w:rFonts w:ascii="Wingdings" w:hAnsi="Wingdings" w:hint="default"/>
+      </w:rPr>
+    </w:lvl>
+    <w:lvl w:ilvl="4" w:tplc="04090003" w:tentative="1">
+      <w:start w:val="1"/>
+      <w:numFmt w:val="bullet"/>
+      <w:lvlText w:val=""/>
+      <w:lvlJc w:val="left"/>
+      <w:pPr>
+        <w:ind w:left="2200" w:hanging="440"/>
+      </w:pPr>
+      <w:rPr>
+        <w:rFonts w:ascii="Wingdings" w:hAnsi="Wingdings" w:hint="default"/>
+      </w:rPr>
+    </w:lvl>
+    <w:lvl w:ilvl="5" w:tplc="04090005" w:tentative="1">
+      <w:start w:val="1"/>
+      <w:numFmt w:val="bullet"/>
+      <w:lvlText w:val=""/>
+      <w:lvlJc w:val="left"/>
+      <w:pPr>
+        <w:ind w:left="2640" w:hanging="440"/>
+      </w:pPr>
+      <w:rPr>
+        <w:rFonts w:ascii="Wingdings" w:hAnsi="Wingdings" w:hint="default"/>
+      </w:rPr>
+    </w:lvl>
+    <w:lvl w:ilvl="6" w:tplc="04090001" w:tentative="1">
+      <w:start w:val="1"/>
+      <w:numFmt w:val="bullet"/>
+      <w:lvlText w:val=""/>
+      <w:lvlJc w:val="left"/>
+      <w:pPr>
+        <w:ind w:left="3080" w:hanging="440"/>
+      </w:pPr>
+      <w:rPr>
+        <w:rFonts w:ascii="Wingdings" w:hAnsi="Wingdings" w:hint="default"/>
+      </w:rPr>
+    </w:lvl>
+    <w:lvl w:ilvl="7" w:tplc="04090003" w:tentative="1">
+      <w:start w:val="1"/>
+      <w:numFmt w:val="bullet"/>
+      <w:lvlText w:val=""/>
+      <w:lvlJc w:val="left"/>
+      <w:pPr>
+        <w:ind w:left="3520" w:hanging="440"/>
+      </w:pPr>
+      <w:rPr>
+        <w:rFonts w:ascii="Wingdings" w:hAnsi="Wingdings" w:hint="default"/>
+      </w:rPr>
+    </w:lvl>
+    <w:lvl w:ilvl="8" w:tplc="04090005" w:tentative="1">
+      <w:start w:val="1"/>
+      <w:numFmt w:val="bullet"/>
+      <w:lvlText w:val=""/>
+      <w:lvlJc w:val="left"/>
+      <w:pPr>
+        <w:ind w:left="3960" w:hanging="440"/>
+      </w:pPr>
+      <w:rPr>
+        <w:rFonts w:ascii="Wingdings" w:hAnsi="Wingdings" w:hint="default"/>
+      </w:rPr>
+    </w:lvl>
+  </w:abstractNum>
   <w:num w:numId="1" w16cid:durableId="1168179297">
+    <w:abstractNumId w:val="1"/>
+  </w:num>
+  <w:num w:numId="2" w16cid:durableId="243805799">
+    <w:abstractNumId w:val="2"/>
+  </w:num>
+  <w:num w:numId="3" w16cid:durableId="694188971">
     <w:abstractNumId w:val="0"/>
   </w:num>
-  <w:num w:numId="2" w16cid:durableId="243805799">
-    <w:abstractNumId w:val="1"/>
-  </w:num>
 </w:numbering>
+</file>
+
+<file path=word/people.xml><?xml version="1.0" encoding="utf-8"?>
+<w15:people xmlns:wpc="http://schemas.microsoft.com/office/word/2010/wordprocessingCanvas" xmlns:cx="http://schemas.microsoft.com/office/drawing/2014/chartex" xmlns:cx1="http://schemas.microsoft.com/office/drawing/2015/9/8/chartex" xmlns:cx2="http://schemas.microsoft.com/office/drawing/2015/10/21/chartex" xmlns:cx3="http://schemas.microsoft.com/office/drawing/2016/5/9/chartex" xmlns:cx4="http://schemas.microsoft.com/office/drawing/2016/5/10/chartex" xmlns:cx5="http://schemas.microsoft.com/office/drawing/2016/5/11/chartex" xmlns:cx6="http://schemas.microsoft.com/office/drawing/2016/5/12/chartex" xmlns:cx7="http://schemas.microsoft.com/office/drawing/2016/5/13/chartex" xmlns:cx8="http://schemas.microsoft.com/office/drawing/2016/5/14/chartex" xmlns:mc="http://schemas.openxmlformats.org/markup-compatibility/2006" xmlns:aink="http://schemas.microsoft.com/office/drawing/2016/ink" xmlns:am3d="http://schemas.microsoft.com/office/drawing/2017/model3d" xmlns:o="urn:schemas-microsoft-com:office:office" xmlns:oel="http://schemas.microsoft.com/office/2019/extlst" xmlns:r="http://schemas.openxmlformats.org/officeDocument/2006/relationships" xmlns:m="http://schemas.openxmlformats.org/officeDocument/2006/math" xmlns:v="urn:schemas-microsoft-com:vml" xmlns:wp14="http://schemas.microsoft.com/office/word/2010/wordprocessingDrawing" xmlns:wp="http://schemas.openxmlformats.org/drawingml/2006/wordprocessingDrawing" xmlns:w10="urn:schemas-microsoft-com:office:word" xmlns:w="http://schemas.openxmlformats.org/wordprocessingml/2006/main" xmlns:w14="http://schemas.microsoft.com/office/word/2010/wordml" xmlns:w15="http://schemas.microsoft.com/office/word/2012/wordml" xmlns:w16cex="http://schemas.microsoft.com/office/word/2018/wordml/cex" xmlns:w16cid="http://schemas.microsoft.com/office/word/2016/wordml/cid" xmlns:w16="http://schemas.microsoft.com/office/word/2018/wordml" xmlns:w16du="http://schemas.microsoft.com/office/word/2023/wordml/word16du" xmlns:w16sdtdh="http://schemas.microsoft.com/office/word/2020/wordml/sdtdatahash" xmlns:w16sdtfl="http://schemas.microsoft.com/office/word/2024/wordml/sdtformatlock" xmlns:w16se="http://schemas.microsoft.com/office/word/2015/wordml/symex" xmlns:wpg="http://schemas.microsoft.com/office/word/2010/wordprocessingGroup" xmlns:wpi="http://schemas.microsoft.com/office/word/2010/wordprocessingInk" xmlns:wne="http://schemas.microsoft.com/office/word/2006/wordml" xmlns:wps="http://schemas.microsoft.com/office/word/2010/wordprocessingShape" mc:Ignorable="w14 w15 w16se w16cid w16 w16cex w16sdtdh w16sdtfl w16du wp14">
+  <w15:person w15:author="Zijun Zhou">
+    <w15:presenceInfo w15:providerId="Windows Live" w15:userId="f34a30730b722e13"/>
+  </w15:person>
+</w15:people>
 </file>
 
 <file path=word/styles.xml><?xml version="1.0" encoding="utf-8"?>
@@ -12477,6 +13844,7 @@
   <w:style w:type="character" w:default="1" w:styleId="a0">
     <w:name w:val="Default Paragraph Font"/>
     <w:uiPriority w:val="1"/>
+    <w:semiHidden/>
     <w:unhideWhenUsed/>
   </w:style>
   <w:style w:type="table" w:default="1" w:styleId="a1">
@@ -12899,6 +14267,61 @@
       <w:szCs w:val="18"/>
     </w:rPr>
   </w:style>
+  <w:style w:type="character" w:styleId="af5">
+    <w:name w:val="annotation reference"/>
+    <w:basedOn w:val="a0"/>
+    <w:uiPriority w:val="99"/>
+    <w:semiHidden/>
+    <w:unhideWhenUsed/>
+    <w:rsid w:val="00B7721B"/>
+    <w:rPr>
+      <w:sz w:val="21"/>
+      <w:szCs w:val="21"/>
+    </w:rPr>
+  </w:style>
+  <w:style w:type="paragraph" w:styleId="af6">
+    <w:name w:val="annotation text"/>
+    <w:basedOn w:val="a"/>
+    <w:link w:val="af7"/>
+    <w:uiPriority w:val="99"/>
+    <w:semiHidden/>
+    <w:unhideWhenUsed/>
+    <w:rsid w:val="00B7721B"/>
+  </w:style>
+  <w:style w:type="character" w:customStyle="1" w:styleId="af7">
+    <w:name w:val="批注文字 字符"/>
+    <w:basedOn w:val="a0"/>
+    <w:link w:val="af6"/>
+    <w:uiPriority w:val="99"/>
+    <w:semiHidden/>
+    <w:rsid w:val="00B7721B"/>
+  </w:style>
+  <w:style w:type="paragraph" w:styleId="af8">
+    <w:name w:val="annotation subject"/>
+    <w:basedOn w:val="af6"/>
+    <w:next w:val="af6"/>
+    <w:link w:val="af9"/>
+    <w:uiPriority w:val="99"/>
+    <w:semiHidden/>
+    <w:unhideWhenUsed/>
+    <w:rsid w:val="00B7721B"/>
+    <w:rPr>
+      <w:b/>
+      <w:bCs/>
+    </w:rPr>
+  </w:style>
+  <w:style w:type="character" w:customStyle="1" w:styleId="af9">
+    <w:name w:val="批注主题 字符"/>
+    <w:basedOn w:val="af7"/>
+    <w:link w:val="af8"/>
+    <w:uiPriority w:val="99"/>
+    <w:semiHidden/>
+    <w:rsid w:val="00B7721B"/>
+    <w:rPr>
+      <w:b/>
+      <w:bCs/>
+    </w:rPr>
+  </w:style>
 </w:styles>
 </file>
 

--- a/通信ETF报告/通信ETF开始动笔v2_0.6.docx
+++ b/通信ETF报告/通信ETF开始动笔v2_0.6.docx
@@ -227,7 +227,7 @@
     <w:p>
       <w:pPr>
         <w:rPr>
-          <w:rFonts w:ascii="楷体" w:eastAsia="楷体" w:hAnsi="楷体"/>
+          <w:rFonts w:ascii="楷体" w:eastAsia="楷体" w:hAnsi="楷体" w:hint="eastAsia"/>
         </w:rPr>
       </w:pPr>
       <w:r>
@@ -281,15 +281,163 @@
         <w:rPr>
           <w:rFonts w:ascii="楷体" w:eastAsia="楷体" w:hAnsi="楷体" w:hint="eastAsia"/>
         </w:rPr>
-        <w:t>4. 去美国化逻辑</w:t>
-      </w:r>
-    </w:p>
-    <w:p>
-      <w:pPr>
-        <w:rPr>
-          <w:rFonts w:ascii="楷体" w:eastAsia="楷体" w:hAnsi="楷体" w:hint="eastAsia"/>
-        </w:rPr>
-      </w:pPr>
+        <w:t xml:space="preserve">4. </w:t>
+      </w:r>
+      <w:r>
+        <w:rPr>
+          <w:rFonts w:ascii="楷体" w:eastAsia="楷体" w:hAnsi="楷体" w:hint="eastAsia"/>
+        </w:rPr>
+        <w:t>建立全国产化产业链的必要性</w:t>
+      </w:r>
+    </w:p>
+    <w:p>
+      <w:pPr>
+        <w:rPr>
+          <w:rFonts w:ascii="楷体" w:eastAsia="楷体" w:hAnsi="楷体"/>
+        </w:rPr>
+      </w:pPr>
+      <w:r>
+        <w:rPr>
+          <w:rFonts w:ascii="楷体" w:eastAsia="楷体" w:hAnsi="楷体"/>
+        </w:rPr>
+        <w:t>通信产业构建自主可控的全国产产业链，已从一项战略备选升格为关乎国家长期发展与安全的生存必需。其背后的驱动力与随之衍生的投资逻辑，构成了一个层次分明、机遇明确的大叙事。</w:t>
+      </w:r>
+    </w:p>
+    <w:p>
+      <w:pPr>
+        <w:rPr>
+          <w:rFonts w:ascii="楷体" w:eastAsia="楷体" w:hAnsi="楷体"/>
+        </w:rPr>
+      </w:pPr>
+      <w:r>
+        <w:rPr>
+          <w:rFonts w:ascii="楷体" w:eastAsia="楷体" w:hAnsi="楷体" w:hint="eastAsia"/>
+        </w:rPr>
+        <w:t>从地缘政治上讲，当前</w:t>
+      </w:r>
+      <w:r>
+        <w:rPr>
+          <w:rFonts w:ascii="楷体" w:eastAsia="楷体" w:hAnsi="楷体" w:hint="eastAsia"/>
+        </w:rPr>
+        <w:t>国际形势愈发动荡，</w:t>
+      </w:r>
+      <w:r>
+        <w:rPr>
+          <w:rFonts w:ascii="楷体" w:eastAsia="楷体" w:hAnsi="楷体" w:hint="eastAsia"/>
+        </w:rPr>
+        <w:t>地缘政治因素已经成为影响产业发展的最大变量之一，从芯片法案，MATCH法案等限制性，歧视性法规可以看出</w:t>
+      </w:r>
+      <w:r>
+        <w:rPr>
+          <w:rFonts w:ascii="楷体" w:eastAsia="楷体" w:hAnsi="楷体" w:hint="eastAsia"/>
+        </w:rPr>
+        <w:t>，技术脱钩威胁正在使得任何存在外部技术</w:t>
+      </w:r>
+      <w:r>
+        <w:rPr>
+          <w:rFonts w:ascii="楷体" w:eastAsia="楷体" w:hAnsi="楷体" w:hint="eastAsia"/>
+        </w:rPr>
+        <w:t>依赖</w:t>
+      </w:r>
+      <w:r>
+        <w:rPr>
+          <w:rFonts w:ascii="楷体" w:eastAsia="楷体" w:hAnsi="楷体" w:hint="eastAsia"/>
+        </w:rPr>
+        <w:t>的</w:t>
+      </w:r>
+      <w:r>
+        <w:rPr>
+          <w:rFonts w:ascii="楷体" w:eastAsia="楷体" w:hAnsi="楷体" w:hint="eastAsia"/>
+        </w:rPr>
+        <w:t>产业</w:t>
+      </w:r>
+      <w:r>
+        <w:rPr>
+          <w:rFonts w:ascii="楷体" w:eastAsia="楷体" w:hAnsi="楷体" w:hint="eastAsia"/>
+        </w:rPr>
+        <w:t>核心环节成为潜在的风险爆点，因此建立高精尖产业的国产链势在必行。</w:t>
+      </w:r>
+    </w:p>
+    <w:p>
+      <w:pPr>
+        <w:rPr>
+          <w:rFonts w:ascii="楷体" w:eastAsia="楷体" w:hAnsi="楷体" w:hint="eastAsia"/>
+        </w:rPr>
+      </w:pPr>
+      <w:r>
+        <w:rPr>
+          <w:rFonts w:ascii="楷体" w:eastAsia="楷体" w:hAnsi="楷体" w:hint="eastAsia"/>
+        </w:rPr>
+        <w:t>从技术主权上讲，</w:t>
+      </w:r>
+      <w:r>
+        <w:rPr>
+          <w:rFonts w:ascii="楷体" w:eastAsia="楷体" w:hAnsi="楷体"/>
+        </w:rPr>
+        <w:t>通信产业是数字经济的基石，其技术演进主导权直接关系到一国在未来智能社会中的话语权。</w:t>
+      </w:r>
+      <w:r>
+        <w:rPr>
+          <w:rFonts w:ascii="楷体" w:eastAsia="楷体" w:hAnsi="楷体"/>
+        </w:rPr>
+        <w:t>面向6G、AI与算力网络融合的未来，竞争焦点已从单一产品转向底层标准、核心架构与生态体系。若不能在芯片、软件、协议等底层技术上实现自主，将永远处于技术跟随和利润分配的外围。</w:t>
+      </w:r>
+    </w:p>
+    <w:p>
+      <w:pPr>
+        <w:rPr>
+          <w:rFonts w:ascii="楷体" w:eastAsia="楷体" w:hAnsi="楷体"/>
+        </w:rPr>
+      </w:pPr>
+      <w:r>
+        <w:rPr>
+          <w:rFonts w:ascii="楷体" w:eastAsia="楷体" w:hAnsi="楷体" w:hint="eastAsia"/>
+        </w:rPr>
+        <w:t>从国家安全上</w:t>
+      </w:r>
+      <w:r>
+        <w:rPr>
+          <w:rFonts w:ascii="楷体" w:eastAsia="楷体" w:hAnsi="楷体" w:hint="eastAsia"/>
+        </w:rPr>
+        <w:t>讲，</w:t>
+      </w:r>
+      <w:r>
+        <w:rPr>
+          <w:rFonts w:ascii="楷体" w:eastAsia="楷体" w:hAnsi="楷体"/>
+        </w:rPr>
+        <w:t>通信网络承载着国家政治、经济、军事和社会运行的海量数据，其安全性直接关系到国家安全。全国产化产业链能够从硬件底层、操作系统到应用软件实现全栈可控，从根本上杜绝后门漏洞，构建起国家网络空间的免疫系统。</w:t>
+      </w:r>
+    </w:p>
+    <w:p>
+      <w:pPr>
+        <w:rPr>
+          <w:rFonts w:ascii="楷体" w:eastAsia="楷体" w:hAnsi="楷体" w:hint="eastAsia"/>
+        </w:rPr>
+      </w:pPr>
+      <w:r>
+        <w:rPr>
+          <w:rFonts w:ascii="楷体" w:eastAsia="楷体" w:hAnsi="楷体" w:hint="eastAsia"/>
+        </w:rPr>
+        <w:t>从市场需求上将，</w:t>
+      </w:r>
+      <w:r>
+        <w:rPr>
+          <w:rFonts w:ascii="楷体" w:eastAsia="楷体" w:hAnsi="楷体"/>
+        </w:rPr>
+        <w:t>中国拥有全球最庞大的通信用户基数和最丰富的应用场景，这为国产技术提供了无与伦比的试验场和迭代驱动力</w:t>
+      </w:r>
+      <w:r>
+        <w:rPr>
+          <w:rFonts w:ascii="楷体" w:eastAsia="楷体" w:hAnsi="楷体" w:hint="eastAsia"/>
+        </w:rPr>
+        <w:t>。因此，可以预见，</w:t>
+      </w:r>
+      <w:r>
+        <w:rPr>
+          <w:rFonts w:ascii="楷体" w:eastAsia="楷体" w:hAnsi="楷体"/>
+        </w:rPr>
+        <w:t>一个强大的自主通信产业也是数字经济的内生引擎，能带动从芯片、材料到终端应用的庞大生态，形成经济增长的新支柱。</w:t>
+      </w:r>
     </w:p>
     <w:p>
       <w:pPr>
@@ -315,19 +463,6 @@
         <w:rPr>
           <w:rFonts w:ascii="楷体" w:eastAsia="楷体" w:hAnsi="楷体" w:hint="eastAsia"/>
         </w:rPr>
-        <w:t>Brainstorm</w:t>
-      </w:r>
-    </w:p>
-    <w:p>
-      <w:pPr>
-        <w:rPr>
-          <w:rFonts w:ascii="楷体" w:eastAsia="楷体" w:hAnsi="楷体" w:hint="eastAsia"/>
-        </w:rPr>
-      </w:pPr>
-      <w:r>
-        <w:rPr>
-          <w:rFonts w:ascii="楷体" w:eastAsia="楷体" w:hAnsi="楷体" w:hint="eastAsia"/>
-        </w:rPr>
         <w:t>从行业所属的生命</w:t>
       </w:r>
       <w:r>
@@ -345,51 +480,623 @@
     </w:p>
     <w:p>
       <w:pPr>
-        <w:rPr>
-          <w:rFonts w:ascii="楷体" w:eastAsia="楷体" w:hAnsi="楷体" w:hint="eastAsia"/>
-        </w:rPr>
-      </w:pPr>
-      <w:r>
         <w:rPr>
           <w:rFonts w:ascii="楷体" w:eastAsia="楷体" w:hAnsi="楷体"/>
           <w:noProof/>
         </w:rPr>
-        <w:drawing>
-          <wp:inline distT="0" distB="0" distL="0" distR="0" wp14:anchorId="37773CF8" wp14:editId="31FE9650">
-            <wp:extent cx="5274310" cy="1725930"/>
-            <wp:effectExtent l="0" t="0" r="2540" b="7620"/>
-            <wp:docPr id="1815060219" name="图片 1"/>
-            <wp:cNvGraphicFramePr>
-              <a:graphicFrameLocks xmlns:a="http://schemas.openxmlformats.org/drawingml/2006/main" noChangeAspect="1"/>
-            </wp:cNvGraphicFramePr>
-            <a:graphic xmlns:a="http://schemas.openxmlformats.org/drawingml/2006/main">
-              <a:graphicData uri="http://schemas.openxmlformats.org/drawingml/2006/picture">
-                <pic:pic xmlns:pic="http://schemas.openxmlformats.org/drawingml/2006/picture">
-                  <pic:nvPicPr>
-                    <pic:cNvPr id="1815060219" name=""/>
-                    <pic:cNvPicPr/>
-                  </pic:nvPicPr>
-                  <pic:blipFill>
-                    <a:blip r:embed="rId7"/>
-                    <a:stretch>
-                      <a:fillRect/>
-                    </a:stretch>
-                  </pic:blipFill>
-                  <pic:spPr>
-                    <a:xfrm>
-                      <a:off x="0" y="0"/>
-                      <a:ext cx="5274310" cy="1725930"/>
-                    </a:xfrm>
-                    <a:prstGeom prst="rect">
-                      <a:avLst/>
-                    </a:prstGeom>
-                  </pic:spPr>
-                </pic:pic>
-              </a:graphicData>
-            </a:graphic>
-          </wp:inline>
-        </w:drawing>
-      </w:r>
+      </w:pPr>
+    </w:p>
+    <w:tbl>
+      <w:tblPr>
+        <w:tblStyle w:val="af2"/>
+        <w:tblW w:w="10349" w:type="dxa"/>
+        <w:tblInd w:w="-998" w:type="dxa"/>
+        <w:tblLook w:val="04A0" w:firstRow="1" w:lastRow="0" w:firstColumn="1" w:lastColumn="0" w:noHBand="0" w:noVBand="1"/>
+      </w:tblPr>
+      <w:tblGrid>
+        <w:gridCol w:w="1135"/>
+        <w:gridCol w:w="1559"/>
+        <w:gridCol w:w="7655"/>
+      </w:tblGrid>
+      <w:tr>
+        <w:trPr>
+          <w:trHeight w:val="285"/>
+        </w:trPr>
+        <w:tc>
+          <w:tcPr>
+            <w:tcW w:w="1135" w:type="dxa"/>
+            <w:noWrap/>
+            <w:hideMark/>
+          </w:tcPr>
+          <w:p>
+            <w:pPr>
+              <w:rPr>
+                <w:rFonts w:ascii="楷体" w:eastAsia="楷体" w:hAnsi="楷体"/>
+              </w:rPr>
+            </w:pPr>
+            <w:r>
+              <w:rPr>
+                <w:rFonts w:ascii="楷体" w:eastAsia="楷体" w:hAnsi="楷体"/>
+              </w:rPr>
+              <w:lastRenderedPageBreak/>
+              <w:t>细分板块</w:t>
+            </w:r>
+          </w:p>
+        </w:tc>
+        <w:tc>
+          <w:tcPr>
+            <w:tcW w:w="1559" w:type="dxa"/>
+            <w:noWrap/>
+            <w:hideMark/>
+          </w:tcPr>
+          <w:p>
+            <w:pPr>
+              <w:rPr>
+                <w:rFonts w:ascii="楷体" w:eastAsia="楷体" w:hAnsi="楷体"/>
+              </w:rPr>
+            </w:pPr>
+            <w:r>
+              <w:rPr>
+                <w:rFonts w:ascii="楷体" w:eastAsia="楷体" w:hAnsi="楷体"/>
+              </w:rPr>
+              <w:t>所处阶段</w:t>
+            </w:r>
+          </w:p>
+        </w:tc>
+        <w:tc>
+          <w:tcPr>
+            <w:tcW w:w="7655" w:type="dxa"/>
+            <w:noWrap/>
+            <w:hideMark/>
+          </w:tcPr>
+          <w:p>
+            <w:pPr>
+              <w:rPr>
+                <w:rFonts w:ascii="楷体" w:eastAsia="楷体" w:hAnsi="楷体"/>
+              </w:rPr>
+            </w:pPr>
+            <w:r>
+              <w:rPr>
+                <w:rFonts w:ascii="楷体" w:eastAsia="楷体" w:hAnsi="楷体"/>
+              </w:rPr>
+              <w:t>判断依据</w:t>
+            </w:r>
+          </w:p>
+        </w:tc>
+      </w:tr>
+      <w:tr>
+        <w:trPr>
+          <w:trHeight w:val="1140"/>
+        </w:trPr>
+        <w:tc>
+          <w:tcPr>
+            <w:tcW w:w="1135" w:type="dxa"/>
+            <w:noWrap/>
+            <w:hideMark/>
+          </w:tcPr>
+          <w:p>
+            <w:pPr>
+              <w:rPr>
+                <w:rFonts w:ascii="楷体" w:eastAsia="楷体" w:hAnsi="楷体"/>
+              </w:rPr>
+            </w:pPr>
+            <w:r>
+              <w:rPr>
+                <w:rFonts w:ascii="楷体" w:eastAsia="楷体" w:hAnsi="楷体"/>
+              </w:rPr>
+              <w:t>传统运营商/基站</w:t>
+            </w:r>
+          </w:p>
+        </w:tc>
+        <w:tc>
+          <w:tcPr>
+            <w:tcW w:w="1559" w:type="dxa"/>
+            <w:noWrap/>
+            <w:hideMark/>
+          </w:tcPr>
+          <w:p>
+            <w:pPr>
+              <w:rPr>
+                <w:rFonts w:ascii="楷体" w:eastAsia="楷体" w:hAnsi="楷体"/>
+              </w:rPr>
+            </w:pPr>
+            <w:r>
+              <w:rPr>
+                <w:rFonts w:ascii="楷体" w:eastAsia="楷体" w:hAnsi="楷体"/>
+              </w:rPr>
+              <w:t>成熟期+二次成长期</w:t>
+            </w:r>
+          </w:p>
+        </w:tc>
+        <w:tc>
+          <w:tcPr>
+            <w:tcW w:w="7655" w:type="dxa"/>
+            <w:hideMark/>
+          </w:tcPr>
+          <w:p>
+            <w:pPr>
+              <w:rPr>
+                <w:rFonts w:ascii="楷体" w:eastAsia="楷体" w:hAnsi="楷体"/>
+              </w:rPr>
+            </w:pPr>
+            <w:r>
+              <w:rPr>
+                <w:rFonts w:ascii="楷体" w:eastAsia="楷体" w:hAnsi="楷体"/>
+              </w:rPr>
+              <w:t>成熟期：4G/5G网络建设高峰已过，用户渗透率饱和，ARPU增长乏力，资本开支增速放缓至个位数，行业格局固化（三大运营商垄断）。</w:t>
+            </w:r>
+            <w:r>
+              <w:rPr>
+                <w:rFonts w:ascii="楷体" w:eastAsia="楷体" w:hAnsi="楷体"/>
+              </w:rPr>
+              <w:br/>
+              <w:t>二次成长期：5G-A升级、算力网络、低空经济、车联网、工业互联网等新场景打开增量；运营商从“管道商”向“算力服务商”转型，云网融合与AI算力调度构成第二增长曲线。</w:t>
+            </w:r>
+          </w:p>
+        </w:tc>
+      </w:tr>
+      <w:tr>
+        <w:trPr>
+          <w:trHeight w:val="1140"/>
+        </w:trPr>
+        <w:tc>
+          <w:tcPr>
+            <w:tcW w:w="1135" w:type="dxa"/>
+            <w:noWrap/>
+            <w:hideMark/>
+          </w:tcPr>
+          <w:p>
+            <w:pPr>
+              <w:rPr>
+                <w:rFonts w:ascii="楷体" w:eastAsia="楷体" w:hAnsi="楷体"/>
+              </w:rPr>
+            </w:pPr>
+            <w:r>
+              <w:rPr>
+                <w:rFonts w:ascii="楷体" w:eastAsia="楷体" w:hAnsi="楷体"/>
+              </w:rPr>
+              <w:t>光芯片</w:t>
+            </w:r>
+          </w:p>
+        </w:tc>
+        <w:tc>
+          <w:tcPr>
+            <w:tcW w:w="1559" w:type="dxa"/>
+            <w:noWrap/>
+            <w:hideMark/>
+          </w:tcPr>
+          <w:p>
+            <w:pPr>
+              <w:rPr>
+                <w:rFonts w:ascii="楷体" w:eastAsia="楷体" w:hAnsi="楷体"/>
+              </w:rPr>
+            </w:pPr>
+            <w:r>
+              <w:rPr>
+                <w:rFonts w:ascii="楷体" w:eastAsia="楷体" w:hAnsi="楷体"/>
+              </w:rPr>
+              <w:t>成长期前期</w:t>
+            </w:r>
+          </w:p>
+        </w:tc>
+        <w:tc>
+          <w:tcPr>
+            <w:tcW w:w="7655" w:type="dxa"/>
+            <w:hideMark/>
+          </w:tcPr>
+          <w:p>
+            <w:pPr>
+              <w:rPr>
+                <w:rFonts w:ascii="楷体" w:eastAsia="楷体" w:hAnsi="楷体"/>
+              </w:rPr>
+            </w:pPr>
+            <w:r>
+              <w:rPr>
+                <w:rFonts w:ascii="楷体" w:eastAsia="楷体" w:hAnsi="楷体"/>
+              </w:rPr>
+              <w:t>高速率芯片（25G以上）国产化率不足30%，海外厂商（Coherent/Lumentum/Broadcom）主导，国内源杰、光迅等刚实现25G/50G突破；CPO/硅光技术迭代带来新需求窗口，市场规模快速扩张但基数仍小，竞争格局尚未固化，属于“国产替代+技术升级”双轮驱动的早期。</w:t>
+            </w:r>
+          </w:p>
+        </w:tc>
+      </w:tr>
+      <w:tr>
+        <w:trPr>
+          <w:trHeight w:val="1140"/>
+        </w:trPr>
+        <w:tc>
+          <w:tcPr>
+            <w:tcW w:w="1135" w:type="dxa"/>
+            <w:noWrap/>
+            <w:hideMark/>
+          </w:tcPr>
+          <w:p>
+            <w:pPr>
+              <w:rPr>
+                <w:rFonts w:ascii="楷体" w:eastAsia="楷体" w:hAnsi="楷体"/>
+              </w:rPr>
+            </w:pPr>
+            <w:r>
+              <w:rPr>
+                <w:rFonts w:ascii="楷体" w:eastAsia="楷体" w:hAnsi="楷体"/>
+              </w:rPr>
+              <w:t>电芯片</w:t>
+            </w:r>
+          </w:p>
+        </w:tc>
+        <w:tc>
+          <w:tcPr>
+            <w:tcW w:w="1559" w:type="dxa"/>
+            <w:noWrap/>
+            <w:hideMark/>
+          </w:tcPr>
+          <w:p>
+            <w:pPr>
+              <w:rPr>
+                <w:rFonts w:ascii="楷体" w:eastAsia="楷体" w:hAnsi="楷体"/>
+              </w:rPr>
+            </w:pPr>
+            <w:r>
+              <w:rPr>
+                <w:rFonts w:ascii="楷体" w:eastAsia="楷体" w:hAnsi="楷体"/>
+              </w:rPr>
+              <w:t>成长期前期</w:t>
+            </w:r>
+          </w:p>
+        </w:tc>
+        <w:tc>
+          <w:tcPr>
+            <w:tcW w:w="7655" w:type="dxa"/>
+            <w:hideMark/>
+          </w:tcPr>
+          <w:p>
+            <w:pPr>
+              <w:rPr>
+                <w:rFonts w:ascii="楷体" w:eastAsia="楷体" w:hAnsi="楷体"/>
+              </w:rPr>
+            </w:pPr>
+            <w:r>
+              <w:rPr>
+                <w:rFonts w:ascii="楷体" w:eastAsia="楷体" w:hAnsi="楷体"/>
+              </w:rPr>
+              <w:t>DSP、TIA、Driver等核心电芯片国产化率极低（&lt;5%），高度依赖Broadcom/Marvell/MACOM；国内海思、昆芯等仅在中低端突破，高速电芯片尚处验证导入阶段。AI算力爆发拉动需求激增，但国产供给刚起步，处于“需求爆发、供给突破”的导入向成长过渡阶段。</w:t>
+            </w:r>
+          </w:p>
+        </w:tc>
+      </w:tr>
+      <w:tr>
+        <w:trPr>
+          <w:trHeight w:val="1140"/>
+        </w:trPr>
+        <w:tc>
+          <w:tcPr>
+            <w:tcW w:w="1135" w:type="dxa"/>
+            <w:noWrap/>
+            <w:hideMark/>
+          </w:tcPr>
+          <w:p>
+            <w:pPr>
+              <w:rPr>
+                <w:rFonts w:ascii="楷体" w:eastAsia="楷体" w:hAnsi="楷体"/>
+              </w:rPr>
+            </w:pPr>
+            <w:r>
+              <w:rPr>
+                <w:rFonts w:ascii="楷体" w:eastAsia="楷体" w:hAnsi="楷体"/>
+              </w:rPr>
+              <w:t>光模块</w:t>
+            </w:r>
+          </w:p>
+        </w:tc>
+        <w:tc>
+          <w:tcPr>
+            <w:tcW w:w="1559" w:type="dxa"/>
+            <w:noWrap/>
+            <w:hideMark/>
+          </w:tcPr>
+          <w:p>
+            <w:pPr>
+              <w:rPr>
+                <w:rFonts w:ascii="楷体" w:eastAsia="楷体" w:hAnsi="楷体"/>
+              </w:rPr>
+            </w:pPr>
+            <w:r>
+              <w:rPr>
+                <w:rFonts w:ascii="楷体" w:eastAsia="楷体" w:hAnsi="楷体"/>
+              </w:rPr>
+              <w:t>成长期中后期</w:t>
+            </w:r>
+          </w:p>
+        </w:tc>
+        <w:tc>
+          <w:tcPr>
+            <w:tcW w:w="7655" w:type="dxa"/>
+            <w:hideMark/>
+          </w:tcPr>
+          <w:p>
+            <w:pPr>
+              <w:rPr>
+                <w:rFonts w:ascii="楷体" w:eastAsia="楷体" w:hAnsi="楷体"/>
+              </w:rPr>
+            </w:pPr>
+            <w:r>
+              <w:rPr>
+                <w:rFonts w:ascii="楷体" w:eastAsia="楷体" w:hAnsi="楷体"/>
+              </w:rPr>
+              <w:t>800G/1.6T进入放量期，2024-2026年为升级关键窗口，出货量维持高双位数增长；竞争格局趋于集中（中际旭创、新易盛、Coherent、Fabrinet等CR5&gt;60%），技术路线（硅光/LPO/CPO）分化但主流明确。行业从“野蛮生长”进入“技术壁垒+规模效应”阶段，毛利率分化，二线厂商面临出清。</w:t>
+            </w:r>
+          </w:p>
+        </w:tc>
+      </w:tr>
+      <w:tr>
+        <w:trPr>
+          <w:trHeight w:val="1425"/>
+        </w:trPr>
+        <w:tc>
+          <w:tcPr>
+            <w:tcW w:w="1135" w:type="dxa"/>
+            <w:noWrap/>
+            <w:hideMark/>
+          </w:tcPr>
+          <w:p>
+            <w:pPr>
+              <w:rPr>
+                <w:rFonts w:ascii="楷体" w:eastAsia="楷体" w:hAnsi="楷体"/>
+              </w:rPr>
+            </w:pPr>
+            <w:r>
+              <w:rPr>
+                <w:rFonts w:ascii="楷体" w:eastAsia="楷体" w:hAnsi="楷体"/>
+              </w:rPr>
+              <w:t>光纤</w:t>
+            </w:r>
+          </w:p>
+        </w:tc>
+        <w:tc>
+          <w:tcPr>
+            <w:tcW w:w="1559" w:type="dxa"/>
+            <w:noWrap/>
+            <w:hideMark/>
+          </w:tcPr>
+          <w:p>
+            <w:pPr>
+              <w:rPr>
+                <w:rFonts w:ascii="楷体" w:eastAsia="楷体" w:hAnsi="楷体"/>
+              </w:rPr>
+            </w:pPr>
+            <w:r>
+              <w:rPr>
+                <w:rFonts w:ascii="楷体" w:eastAsia="楷体" w:hAnsi="楷体"/>
+              </w:rPr>
+              <w:t>成熟期+二次成长期</w:t>
+            </w:r>
+          </w:p>
+        </w:tc>
+        <w:tc>
+          <w:tcPr>
+            <w:tcW w:w="7655" w:type="dxa"/>
+            <w:hideMark/>
+          </w:tcPr>
+          <w:p>
+            <w:pPr>
+              <w:rPr>
+                <w:rFonts w:ascii="楷体" w:eastAsia="楷体" w:hAnsi="楷体"/>
+              </w:rPr>
+            </w:pPr>
+            <w:r>
+              <w:rPr>
+                <w:rFonts w:ascii="楷体" w:eastAsia="楷体" w:hAnsi="楷体"/>
+              </w:rPr>
+              <w:t>成熟期：国内FTTH渗透率超90%，普通G.652.D光纤产能过剩，价格低迷，长飞/亨通/烽火以量换价，行业整体增速放缓。</w:t>
+            </w:r>
+            <w:r>
+              <w:rPr>
+                <w:rFonts w:ascii="楷体" w:eastAsia="楷体" w:hAnsi="楷体"/>
+              </w:rPr>
+              <w:br/>
+              <w:t>二次成长期：AI数据中心拉动多模/特种光纤（OM5/空芯光纤）、海缆需求；东数西算、5G-A前传升级拉动G.654.E超低损光纤，光纤从“到户”转向“到算力/到基站/到海缆”的结构性复苏。</w:t>
+            </w:r>
+          </w:p>
+        </w:tc>
+      </w:tr>
+      <w:tr>
+        <w:trPr>
+          <w:trHeight w:val="1140"/>
+        </w:trPr>
+        <w:tc>
+          <w:tcPr>
+            <w:tcW w:w="1135" w:type="dxa"/>
+            <w:noWrap/>
+            <w:hideMark/>
+          </w:tcPr>
+          <w:p>
+            <w:pPr>
+              <w:rPr>
+                <w:rFonts w:ascii="楷体" w:eastAsia="楷体" w:hAnsi="楷体"/>
+              </w:rPr>
+            </w:pPr>
+            <w:r>
+              <w:rPr>
+                <w:rFonts w:ascii="楷体" w:eastAsia="楷体" w:hAnsi="楷体"/>
+              </w:rPr>
+              <w:t>5G-A</w:t>
+            </w:r>
+          </w:p>
+        </w:tc>
+        <w:tc>
+          <w:tcPr>
+            <w:tcW w:w="1559" w:type="dxa"/>
+            <w:noWrap/>
+            <w:hideMark/>
+          </w:tcPr>
+          <w:p>
+            <w:pPr>
+              <w:rPr>
+                <w:rFonts w:ascii="楷体" w:eastAsia="楷体" w:hAnsi="楷体"/>
+              </w:rPr>
+            </w:pPr>
+            <w:r>
+              <w:rPr>
+                <w:rFonts w:ascii="楷体" w:eastAsia="楷体" w:hAnsi="楷体"/>
+              </w:rPr>
+              <w:t>成长期前期</w:t>
+            </w:r>
+          </w:p>
+        </w:tc>
+        <w:tc>
+          <w:tcPr>
+            <w:tcW w:w="7655" w:type="dxa"/>
+            <w:hideMark/>
+          </w:tcPr>
+          <w:p>
+            <w:pPr>
+              <w:rPr>
+                <w:rFonts w:ascii="楷体" w:eastAsia="楷体" w:hAnsi="楷体"/>
+              </w:rPr>
+            </w:pPr>
+            <w:r>
+              <w:rPr>
+                <w:rFonts w:ascii="楷体" w:eastAsia="楷体" w:hAnsi="楷体"/>
+              </w:rPr>
+              <w:t>3GPP R18标准2024年刚冻结，2025年进入商用试点；通感一体、无源物联、XR大上行业务等核心场景处于POC验证阶段，尚未大规模落地。运营商投资规模远小于5G初期（属平滑演进），但技术特性（10Gbps下行、毫秒级时延）已就绪，属于“技术就绪、应用待爆发”的早期成长。</w:t>
+            </w:r>
+          </w:p>
+        </w:tc>
+      </w:tr>
+      <w:tr>
+        <w:trPr>
+          <w:trHeight w:val="855"/>
+        </w:trPr>
+        <w:tc>
+          <w:tcPr>
+            <w:tcW w:w="1135" w:type="dxa"/>
+            <w:noWrap/>
+            <w:hideMark/>
+          </w:tcPr>
+          <w:p>
+            <w:pPr>
+              <w:rPr>
+                <w:rFonts w:ascii="楷体" w:eastAsia="楷体" w:hAnsi="楷体"/>
+              </w:rPr>
+            </w:pPr>
+            <w:r>
+              <w:rPr>
+                <w:rFonts w:ascii="楷体" w:eastAsia="楷体" w:hAnsi="楷体"/>
+              </w:rPr>
+              <w:t>6G</w:t>
+            </w:r>
+          </w:p>
+        </w:tc>
+        <w:tc>
+          <w:tcPr>
+            <w:tcW w:w="1559" w:type="dxa"/>
+            <w:noWrap/>
+            <w:hideMark/>
+          </w:tcPr>
+          <w:p>
+            <w:pPr>
+              <w:rPr>
+                <w:rFonts w:ascii="楷体" w:eastAsia="楷体" w:hAnsi="楷体"/>
+              </w:rPr>
+            </w:pPr>
+            <w:r>
+              <w:rPr>
+                <w:rFonts w:ascii="楷体" w:eastAsia="楷体" w:hAnsi="楷体"/>
+              </w:rPr>
+              <w:t>导入期前期</w:t>
+            </w:r>
+          </w:p>
+        </w:tc>
+        <w:tc>
+          <w:tcPr>
+            <w:tcW w:w="7655" w:type="dxa"/>
+            <w:hideMark/>
+          </w:tcPr>
+          <w:p>
+            <w:pPr>
+              <w:rPr>
+                <w:rFonts w:ascii="楷体" w:eastAsia="楷体" w:hAnsi="楷体"/>
+              </w:rPr>
+            </w:pPr>
+            <w:r>
+              <w:rPr>
+                <w:rFonts w:ascii="楷体" w:eastAsia="楷体" w:hAnsi="楷体"/>
+              </w:rPr>
+              <w:t>ITU-R框架2023年才发布，3GPP R20预计2028年后启动；太赫兹、智能超表面（RIS）、AI原生空口等技术路线仍在论证，频谱（Sub-THz）全球未统一。当前仅有原型验证、白皮书与实验室测试，无商用产品，距离产业化至少5-8年。</w:t>
+            </w:r>
+          </w:p>
+        </w:tc>
+      </w:tr>
+      <w:tr>
+        <w:trPr>
+          <w:trHeight w:val="1140"/>
+        </w:trPr>
+        <w:tc>
+          <w:tcPr>
+            <w:tcW w:w="1135" w:type="dxa"/>
+            <w:noWrap/>
+            <w:hideMark/>
+          </w:tcPr>
+          <w:p>
+            <w:pPr>
+              <w:rPr>
+                <w:rFonts w:ascii="楷体" w:eastAsia="楷体" w:hAnsi="楷体"/>
+              </w:rPr>
+            </w:pPr>
+            <w:r>
+              <w:rPr>
+                <w:rFonts w:ascii="楷体" w:eastAsia="楷体" w:hAnsi="楷体"/>
+              </w:rPr>
+              <w:t>星间通信</w:t>
+            </w:r>
+          </w:p>
+        </w:tc>
+        <w:tc>
+          <w:tcPr>
+            <w:tcW w:w="1559" w:type="dxa"/>
+            <w:noWrap/>
+            <w:hideMark/>
+          </w:tcPr>
+          <w:p>
+            <w:pPr>
+              <w:rPr>
+                <w:rFonts w:ascii="楷体" w:eastAsia="楷体" w:hAnsi="楷体"/>
+              </w:rPr>
+            </w:pPr>
+            <w:r>
+              <w:rPr>
+                <w:rFonts w:ascii="楷体" w:eastAsia="楷体" w:hAnsi="楷体"/>
+              </w:rPr>
+              <w:t>导入期中期</w:t>
+            </w:r>
+          </w:p>
+        </w:tc>
+        <w:tc>
+          <w:tcPr>
+            <w:tcW w:w="7655" w:type="dxa"/>
+            <w:hideMark/>
+          </w:tcPr>
+          <w:p>
+            <w:pPr>
+              <w:rPr>
+                <w:rFonts w:ascii="楷体" w:eastAsia="楷体" w:hAnsi="楷体"/>
+              </w:rPr>
+            </w:pPr>
+            <w:r>
+              <w:rPr>
+                <w:rFonts w:ascii="楷体" w:eastAsia="楷体" w:hAnsi="楷体"/>
+              </w:rPr>
+              <w:t>中国星网（GW星座）、G60星链进入批量发射阶段，但尚未形成全球覆盖；手机直连卫星刚起步（华为/苹果模式），宽带卫星互联网国内未大规模商用。产业链（卫星制造、火箭发射、地面站、终端芯片）初步打通，但单星成本高、商业模式不清晰，处于“基础设施大规模投入、应用尚未闭环”的导入中期。</w:t>
+            </w:r>
+          </w:p>
+        </w:tc>
+      </w:tr>
+    </w:tbl>
+    <w:p>
+      <w:pPr>
+        <w:rPr>
+          <w:rFonts w:ascii="楷体" w:eastAsia="楷体" w:hAnsi="楷体"/>
+        </w:rPr>
+      </w:pPr>
     </w:p>
     <w:p>
       <w:pPr>
@@ -402,25 +1109,6 @@
           <w:rFonts w:ascii="楷体" w:eastAsia="楷体" w:hAnsi="楷体" w:hint="eastAsia"/>
         </w:rPr>
         <w:t>从产业生命周期视角，通信行业已跨越由5G驱动的第一轮高速成长期，整体进入成熟期基底。但AI大模型与算力集群的爆发，正在催生第二轮技术迭代周期——数据中心内部及之间的连接密度、带宽、延迟要求被重新定义，光通信从'电信配套'升级为'算力核心基建'。这使得通信行业在宏观上呈现'成熟期+二次成长'的复合形态：传统通信提供现金流安全垫与股息防御属性，新型算力通信提供估值弹性与成长期权。</w:t>
-      </w:r>
-    </w:p>
-    <w:p>
-      <w:pPr>
-        <w:rPr>
-          <w:rFonts w:ascii="楷体" w:eastAsia="楷体" w:hAnsi="楷体" w:hint="eastAsia"/>
-        </w:rPr>
-      </w:pPr>
-      <w:r>
-        <w:rPr>
-          <w:rFonts w:ascii="楷体" w:eastAsia="楷体" w:hAnsi="楷体" w:hint="eastAsia"/>
-        </w:rPr>
-        <w:t>从产业生命阶段横向观察，从传统到新型的老中青</w:t>
-      </w:r>
-      <w:r>
-        <w:rPr>
-          <w:rFonts w:ascii="楷体" w:eastAsia="楷体" w:hAnsi="楷体" w:hint="eastAsia"/>
-        </w:rPr>
-        <w:t>状态非常明显</w:t>
       </w:r>
     </w:p>
     <w:p>
@@ -510,13 +1198,6 @@
         </w:rPr>
         <w:t>。</w:t>
       </w:r>
-    </w:p>
-    <w:p>
-      <w:pPr>
-        <w:rPr>
-          <w:rFonts w:ascii="楷体" w:eastAsia="楷体" w:hAnsi="楷体" w:hint="eastAsia"/>
-        </w:rPr>
-      </w:pPr>
     </w:p>
     <w:p>
       <w:pPr>
@@ -545,7 +1226,7 @@
                     <pic:cNvPicPr/>
                   </pic:nvPicPr>
                   <pic:blipFill>
-                    <a:blip r:embed="rId12"/>
+                    <a:blip r:embed="rId11"/>
                     <a:stretch>
                       <a:fillRect/>
                     </a:stretch>
@@ -572,102 +1253,67 @@
           <w:rFonts w:ascii="楷体" w:eastAsia="楷体" w:hAnsi="楷体" w:hint="eastAsia"/>
         </w:rPr>
       </w:pPr>
+    </w:p>
+    <w:p>
+      <w:pPr>
+        <w:pStyle w:val="2"/>
+        <w:rPr>
+          <w:rFonts w:ascii="楷体" w:eastAsia="楷体" w:hAnsi="楷体" w:hint="eastAsia"/>
+        </w:rPr>
+      </w:pPr>
+      <w:r>
+        <w:rPr>
+          <w:rFonts w:ascii="楷体" w:eastAsia="楷体" w:hAnsi="楷体" w:hint="eastAsia"/>
+        </w:rPr>
+        <w:t>成长期</w:t>
+      </w:r>
+    </w:p>
+    <w:p>
+      <w:pPr>
+        <w:pStyle w:val="3"/>
+        <w:rPr>
+          <w:rFonts w:ascii="楷体" w:eastAsia="楷体" w:hAnsi="楷体" w:hint="eastAsia"/>
+        </w:rPr>
+      </w:pPr>
+      <w:r>
+        <w:rPr>
+          <w:rFonts w:ascii="楷体" w:eastAsia="楷体" w:hAnsi="楷体" w:hint="eastAsia"/>
+        </w:rPr>
+        <w:t>光芯片</w:t>
+      </w:r>
+    </w:p>
+    <w:p>
+      <w:pPr>
+        <w:pStyle w:val="4"/>
+        <w:rPr>
+          <w:rFonts w:ascii="楷体" w:eastAsia="楷体" w:hAnsi="楷体" w:hint="eastAsia"/>
+        </w:rPr>
+      </w:pPr>
+      <w:r>
+        <w:rPr>
+          <w:rFonts w:ascii="楷体" w:eastAsia="楷体" w:hAnsi="楷体" w:hint="eastAsia"/>
+        </w:rPr>
+        <w:t>概况</w:t>
+      </w:r>
+    </w:p>
+    <w:p>
+      <w:pPr>
+        <w:rPr>
+          <w:rFonts w:ascii="楷体" w:eastAsia="楷体" w:hAnsi="楷体" w:hint="eastAsia"/>
+        </w:rPr>
+      </w:pPr>
       <w:r>
         <w:rPr>
           <w:rFonts w:ascii="楷体" w:eastAsia="楷体" w:hAnsi="楷体"/>
-          <w:noProof/>
-        </w:rPr>
-        <w:drawing>
-          <wp:inline distT="0" distB="0" distL="0" distR="0" wp14:anchorId="1C6A40EC" wp14:editId="22C39A30">
-            <wp:extent cx="5274310" cy="1952625"/>
-            <wp:effectExtent l="0" t="0" r="2540" b="9525"/>
-            <wp:docPr id="1266395493" name="图片 1"/>
-            <wp:cNvGraphicFramePr>
-              <a:graphicFrameLocks xmlns:a="http://schemas.openxmlformats.org/drawingml/2006/main" noChangeAspect="1"/>
-            </wp:cNvGraphicFramePr>
-            <a:graphic xmlns:a="http://schemas.openxmlformats.org/drawingml/2006/main">
-              <a:graphicData uri="http://schemas.openxmlformats.org/drawingml/2006/picture">
-                <pic:pic xmlns:pic="http://schemas.openxmlformats.org/drawingml/2006/picture">
-                  <pic:nvPicPr>
-                    <pic:cNvPr id="1266395493" name=""/>
-                    <pic:cNvPicPr/>
-                  </pic:nvPicPr>
-                  <pic:blipFill>
-                    <a:blip r:embed="rId13"/>
-                    <a:stretch>
-                      <a:fillRect/>
-                    </a:stretch>
-                  </pic:blipFill>
-                  <pic:spPr>
-                    <a:xfrm>
-                      <a:off x="0" y="0"/>
-                      <a:ext cx="5274310" cy="1952625"/>
-                    </a:xfrm>
-                    <a:prstGeom prst="rect">
-                      <a:avLst/>
-                    </a:prstGeom>
-                  </pic:spPr>
-                </pic:pic>
-              </a:graphicData>
-            </a:graphic>
-          </wp:inline>
-        </w:drawing>
-      </w:r>
-    </w:p>
-    <w:p>
-      <w:pPr>
-        <w:pStyle w:val="2"/>
-        <w:rPr>
-          <w:rFonts w:ascii="楷体" w:eastAsia="楷体" w:hAnsi="楷体" w:hint="eastAsia"/>
-        </w:rPr>
-      </w:pPr>
-      <w:r>
-        <w:rPr>
-          <w:rFonts w:ascii="楷体" w:eastAsia="楷体" w:hAnsi="楷体" w:hint="eastAsia"/>
+        </w:rPr>
+        <w:t>激光器芯片分为VCSEL、DFB、EML芯片等。激光器芯片根据出光结构可以分成面发射芯片即激光垂直于反应区射出，以及边发射芯片即激光平行于反应区射出。面发射芯片包括VCSEL芯片，通常用于3D传感和数据中心柜内短距互联等场景。边发射芯片包括FP、DFB和EML芯片，其中FP和DFB均属于直接调制，DFB在FP的基础上通过布拉格光栅，实现稳定的单纵模输出，适配中长传输距离。EML属于外调制，集成DFB与EAM电吸收调制器，啁啾较DFB更小，在高速率、长距离传输场景下性能更佳，通常用</w:t>
+      </w:r>
+      <w:r>
+        <w:rPr>
+          <w:rFonts w:ascii="楷体" w:eastAsia="楷体" w:hAnsi="楷体"/>
         </w:rPr>
         <w:lastRenderedPageBreak/>
-        <w:t>成长期</w:t>
-      </w:r>
-    </w:p>
-    <w:p>
-      <w:pPr>
-        <w:pStyle w:val="3"/>
-        <w:rPr>
-          <w:rFonts w:ascii="楷体" w:eastAsia="楷体" w:hAnsi="楷体" w:hint="eastAsia"/>
-        </w:rPr>
-      </w:pPr>
-      <w:r>
-        <w:rPr>
-          <w:rFonts w:ascii="楷体" w:eastAsia="楷体" w:hAnsi="楷体" w:hint="eastAsia"/>
-        </w:rPr>
-        <w:t>光芯片</w:t>
-      </w:r>
-    </w:p>
-    <w:p>
-      <w:pPr>
-        <w:pStyle w:val="4"/>
-        <w:rPr>
-          <w:rFonts w:ascii="楷体" w:eastAsia="楷体" w:hAnsi="楷体" w:hint="eastAsia"/>
-        </w:rPr>
-      </w:pPr>
-      <w:r>
-        <w:rPr>
-          <w:rFonts w:ascii="楷体" w:eastAsia="楷体" w:hAnsi="楷体" w:hint="eastAsia"/>
-        </w:rPr>
-        <w:t>概况</w:t>
-      </w:r>
-    </w:p>
-    <w:p>
-      <w:pPr>
-        <w:rPr>
-          <w:rFonts w:ascii="楷体" w:eastAsia="楷体" w:hAnsi="楷体" w:hint="eastAsia"/>
-        </w:rPr>
-      </w:pPr>
-      <w:r>
-        <w:rPr>
-          <w:rFonts w:ascii="楷体" w:eastAsia="楷体" w:hAnsi="楷体"/>
-        </w:rPr>
-        <w:t>激光器芯片分为VCSEL、DFB、EML芯片等。激光器芯片根据出光结构可以分成面发射芯片即激光垂直于反应区射出，以及边发射芯片即激光平行于反应区射出。面发射芯片包括VCSEL芯片，通常用于3D传感和数据中心柜内短距互联等场景。边发射芯片包括FP、DFB和EML芯片，其中FP和DFB均属于直接调制，DFB在FP的基础上通过布拉格光栅，实现稳定的单纵模输出，适配中长传输距离。EML属于外调制，集成DFB与EAM电吸收调制器，啁啾较DFB更小，在高速率、长距离传输场景下性能更佳，通常用于高速数据中心互联和长途电信干线网络等。</w:t>
+        <w:t>于高速数据中心互联和长途电信干线网络等。</w:t>
       </w:r>
     </w:p>
     <w:p>
@@ -699,7 +1345,7 @@
                     </pic:cNvPicPr>
                   </pic:nvPicPr>
                   <pic:blipFill>
-                    <a:blip r:embed="rId14">
+                    <a:blip r:embed="rId12">
                       <a:extLst>
                         <a:ext uri="{28A0092B-C50C-407E-A947-70E740481C1C}">
                           <a14:useLocalDpi xmlns:a14="http://schemas.microsoft.com/office/drawing/2010/main" val="0"/>
@@ -757,14 +1403,15 @@
     <w:tbl>
       <w:tblPr>
         <w:tblStyle w:val="af2"/>
-        <w:tblW w:w="0" w:type="auto"/>
+        <w:tblW w:w="9498" w:type="dxa"/>
+        <w:tblInd w:w="-572" w:type="dxa"/>
         <w:tblLook w:val="04A0" w:firstRow="1" w:lastRow="0" w:firstColumn="1" w:lastColumn="0" w:noHBand="0" w:noVBand="1"/>
       </w:tblPr>
       <w:tblGrid>
-        <w:gridCol w:w="1215"/>
-        <w:gridCol w:w="1215"/>
-        <w:gridCol w:w="3231"/>
-        <w:gridCol w:w="2635"/>
+        <w:gridCol w:w="1768"/>
+        <w:gridCol w:w="1316"/>
+        <w:gridCol w:w="3193"/>
+        <w:gridCol w:w="3235"/>
       </w:tblGrid>
       <w:tr>
         <w:trPr>
@@ -772,7 +1419,7 @@
         </w:trPr>
         <w:tc>
           <w:tcPr>
-            <w:tcW w:w="1960" w:type="dxa"/>
+            <w:tcW w:w="1768" w:type="dxa"/>
             <w:noWrap/>
             <w:hideMark/>
           </w:tcPr>
@@ -792,7 +1439,7 @@
         </w:tc>
         <w:tc>
           <w:tcPr>
-            <w:tcW w:w="1960" w:type="dxa"/>
+            <w:tcW w:w="1302" w:type="dxa"/>
             <w:noWrap/>
             <w:hideMark/>
           </w:tcPr>
@@ -812,7 +1459,7 @@
         </w:tc>
         <w:tc>
           <w:tcPr>
-            <w:tcW w:w="5480" w:type="dxa"/>
+            <w:tcW w:w="3193" w:type="dxa"/>
             <w:noWrap/>
             <w:hideMark/>
           </w:tcPr>
@@ -832,7 +1479,7 @@
         </w:tc>
         <w:tc>
           <w:tcPr>
-            <w:tcW w:w="4440" w:type="dxa"/>
+            <w:tcW w:w="3235" w:type="dxa"/>
             <w:noWrap/>
             <w:hideMark/>
           </w:tcPr>
@@ -857,7 +1504,7 @@
         </w:trPr>
         <w:tc>
           <w:tcPr>
-            <w:tcW w:w="1960" w:type="dxa"/>
+            <w:tcW w:w="1768" w:type="dxa"/>
             <w:hideMark/>
           </w:tcPr>
           <w:p>
@@ -876,73 +1523,58 @@
         </w:tc>
         <w:tc>
           <w:tcPr>
-            <w:tcW w:w="1960" w:type="dxa"/>
-            <w:hideMark/>
-          </w:tcPr>
-          <w:p>
-            <w:pPr>
-              <w:rPr>
-                <w:rFonts w:ascii="楷体" w:eastAsia="楷体" w:hAnsi="楷体" w:hint="eastAsia"/>
-              </w:rPr>
-            </w:pPr>
-            <w:r>
-              <w:rPr>
-                <w:rFonts w:ascii="楷体" w:eastAsia="楷体" w:hAnsi="楷体"/>
-              </w:rPr>
-              <w:t>Coherent (II-VI)、Lumentum、博通(Broadcom</w:t>
-            </w:r>
-            <w:r>
-              <w:rPr>
-                <w:rFonts w:ascii="楷体" w:eastAsia="楷体" w:hAnsi="楷体"/>
-              </w:rPr>
-              <w:lastRenderedPageBreak/>
-              <w:t>)</w:t>
-            </w:r>
-          </w:p>
-        </w:tc>
-        <w:tc>
-          <w:tcPr>
-            <w:tcW w:w="5480" w:type="dxa"/>
-            <w:hideMark/>
-          </w:tcPr>
-          <w:p>
-            <w:pPr>
-              <w:rPr>
-                <w:rFonts w:ascii="楷体" w:eastAsia="楷体" w:hAnsi="楷体" w:hint="eastAsia"/>
-              </w:rPr>
-            </w:pPr>
-            <w:r>
-              <w:rPr>
-                <w:rFonts w:ascii="楷体" w:eastAsia="楷体" w:hAnsi="楷体"/>
-              </w:rPr>
-              <w:lastRenderedPageBreak/>
+            <w:tcW w:w="1302" w:type="dxa"/>
+            <w:hideMark/>
+          </w:tcPr>
+          <w:p>
+            <w:pPr>
+              <w:rPr>
+                <w:rFonts w:ascii="楷体" w:eastAsia="楷体" w:hAnsi="楷体" w:hint="eastAsia"/>
+              </w:rPr>
+            </w:pPr>
+            <w:r>
+              <w:rPr>
+                <w:rFonts w:ascii="楷体" w:eastAsia="楷体" w:hAnsi="楷体"/>
+              </w:rPr>
+              <w:t>Coherent (II-VI)、Lumentum、博通(Broadcom)</w:t>
+            </w:r>
+          </w:p>
+        </w:tc>
+        <w:tc>
+          <w:tcPr>
+            <w:tcW w:w="3193" w:type="dxa"/>
+            <w:hideMark/>
+          </w:tcPr>
+          <w:p>
+            <w:pPr>
+              <w:rPr>
+                <w:rFonts w:ascii="楷体" w:eastAsia="楷体" w:hAnsi="楷体" w:hint="eastAsia"/>
+              </w:rPr>
+            </w:pPr>
+            <w:r>
+              <w:rPr>
+                <w:rFonts w:ascii="楷体" w:eastAsia="楷体" w:hAnsi="楷体"/>
+              </w:rPr>
               <w:t>主导25G及以上高速率EML、DFB芯片；布局200G+、硅光子、光子集成等前沿领域。</w:t>
             </w:r>
           </w:p>
         </w:tc>
         <w:tc>
           <w:tcPr>
-            <w:tcW w:w="4440" w:type="dxa"/>
-            <w:hideMark/>
-          </w:tcPr>
-          <w:p>
-            <w:pPr>
-              <w:rPr>
-                <w:rFonts w:ascii="楷体" w:eastAsia="楷体" w:hAnsi="楷体" w:hint="eastAsia"/>
-              </w:rPr>
-            </w:pPr>
-            <w:r>
-              <w:rPr>
-                <w:rFonts w:ascii="楷体" w:eastAsia="楷体" w:hAnsi="楷体"/>
-              </w:rPr>
-              <w:t>占据高端市场绝对份额，正加速扩产并推进CPO技术。Lumentum表示其光芯片产能预计在未来几个季度内新增</w:t>
-            </w:r>
-            <w:r>
-              <w:rPr>
-                <w:rFonts w:ascii="楷体" w:eastAsia="楷体" w:hAnsi="楷体"/>
-              </w:rPr>
-              <w:lastRenderedPageBreak/>
-              <w:t>40%。4</w:t>
+            <w:tcW w:w="3235" w:type="dxa"/>
+            <w:hideMark/>
+          </w:tcPr>
+          <w:p>
+            <w:pPr>
+              <w:rPr>
+                <w:rFonts w:ascii="楷体" w:eastAsia="楷体" w:hAnsi="楷体" w:hint="eastAsia"/>
+              </w:rPr>
+            </w:pPr>
+            <w:r>
+              <w:rPr>
+                <w:rFonts w:ascii="楷体" w:eastAsia="楷体" w:hAnsi="楷体"/>
+              </w:rPr>
+              <w:t>占据高端市场绝对份额，正加速扩产并推进CPO技术。Lumentum表示其光芯片产能预计在未来几个季度内新增40%。4</w:t>
             </w:r>
           </w:p>
         </w:tc>
@@ -953,27 +1585,26 @@
         </w:trPr>
         <w:tc>
           <w:tcPr>
-            <w:tcW w:w="1960" w:type="dxa"/>
-            <w:hideMark/>
-          </w:tcPr>
-          <w:p>
-            <w:pPr>
-              <w:rPr>
-                <w:rFonts w:ascii="楷体" w:eastAsia="楷体" w:hAnsi="楷体" w:hint="eastAsia"/>
-              </w:rPr>
-            </w:pPr>
-            <w:r>
-              <w:rPr>
-                <w:rFonts w:ascii="楷体" w:eastAsia="楷体" w:hAnsi="楷体"/>
-              </w:rPr>
-              <w:lastRenderedPageBreak/>
+            <w:tcW w:w="1768" w:type="dxa"/>
+            <w:hideMark/>
+          </w:tcPr>
+          <w:p>
+            <w:pPr>
+              <w:rPr>
+                <w:rFonts w:ascii="楷体" w:eastAsia="楷体" w:hAnsi="楷体" w:hint="eastAsia"/>
+              </w:rPr>
+            </w:pPr>
+            <w:r>
+              <w:rPr>
+                <w:rFonts w:ascii="楷体" w:eastAsia="楷体" w:hAnsi="楷体"/>
+              </w:rPr>
               <w:t>海外龙头</w:t>
             </w:r>
           </w:p>
         </w:tc>
         <w:tc>
           <w:tcPr>
-            <w:tcW w:w="1960" w:type="dxa"/>
+            <w:tcW w:w="1302" w:type="dxa"/>
             <w:hideMark/>
           </w:tcPr>
           <w:p>
@@ -992,7 +1623,7 @@
         </w:tc>
         <w:tc>
           <w:tcPr>
-            <w:tcW w:w="5480" w:type="dxa"/>
+            <w:tcW w:w="3193" w:type="dxa"/>
             <w:hideMark/>
           </w:tcPr>
           <w:p>
@@ -1011,7 +1642,7 @@
         </w:tc>
         <w:tc>
           <w:tcPr>
-            <w:tcW w:w="4440" w:type="dxa"/>
+            <w:tcW w:w="3235" w:type="dxa"/>
             <w:hideMark/>
           </w:tcPr>
           <w:p>
@@ -1035,7 +1666,7 @@
         </w:trPr>
         <w:tc>
           <w:tcPr>
-            <w:tcW w:w="1960" w:type="dxa"/>
+            <w:tcW w:w="1768" w:type="dxa"/>
             <w:hideMark/>
           </w:tcPr>
           <w:p>
@@ -1054,7 +1685,7 @@
         </w:tc>
         <w:tc>
           <w:tcPr>
-            <w:tcW w:w="1960" w:type="dxa"/>
+            <w:tcW w:w="1302" w:type="dxa"/>
             <w:hideMark/>
           </w:tcPr>
           <w:p>
@@ -1073,7 +1704,7 @@
         </w:tc>
         <w:tc>
           <w:tcPr>
-            <w:tcW w:w="5480" w:type="dxa"/>
+            <w:tcW w:w="3193" w:type="dxa"/>
             <w:hideMark/>
           </w:tcPr>
           <w:p>
@@ -1092,7 +1723,7 @@
         </w:tc>
         <w:tc>
           <w:tcPr>
-            <w:tcW w:w="4440" w:type="dxa"/>
+            <w:tcW w:w="3235" w:type="dxa"/>
             <w:hideMark/>
           </w:tcPr>
           <w:p>
@@ -1116,7 +1747,7 @@
         </w:trPr>
         <w:tc>
           <w:tcPr>
-            <w:tcW w:w="1960" w:type="dxa"/>
+            <w:tcW w:w="1768" w:type="dxa"/>
             <w:hideMark/>
           </w:tcPr>
           <w:p>
@@ -1135,7 +1766,7 @@
         </w:tc>
         <w:tc>
           <w:tcPr>
-            <w:tcW w:w="1960" w:type="dxa"/>
+            <w:tcW w:w="1302" w:type="dxa"/>
             <w:hideMark/>
           </w:tcPr>
           <w:p>
@@ -1154,7 +1785,7 @@
         </w:tc>
         <w:tc>
           <w:tcPr>
-            <w:tcW w:w="5480" w:type="dxa"/>
+            <w:tcW w:w="3193" w:type="dxa"/>
             <w:hideMark/>
           </w:tcPr>
           <w:p>
@@ -1173,7 +1804,7 @@
         </w:tc>
         <w:tc>
           <w:tcPr>
-            <w:tcW w:w="4440" w:type="dxa"/>
+            <w:tcW w:w="3235" w:type="dxa"/>
             <w:hideMark/>
           </w:tcPr>
           <w:p>
@@ -1209,6 +1840,7 @@
         <w:rPr>
           <w:rFonts w:ascii="楷体" w:eastAsia="楷体" w:hAnsi="楷体" w:hint="eastAsia"/>
         </w:rPr>
+        <w:lastRenderedPageBreak/>
         <w:t>国内的光芯片生产商普遍具有除晶圆外延环节之外的后端加工能力，而光芯片核心的外延技术并不成熟，高端的外延片需向国际外延厂进行采购，限制了高端光芯片的发展。国内相关企业仅在2.5G和10G光芯片领域实现核心技术的掌握，2.5G及以下速率光芯片国产化率超过90%；10G光芯片国产化率约60%；25Gbs及以上的光芯片国产化率低，仅有约4%。</w:t>
       </w:r>
       <w:r>
@@ -1220,13 +1852,6 @@
     </w:p>
     <w:p>
       <w:pPr>
-        <w:rPr>
-          <w:rFonts w:ascii="楷体" w:eastAsia="楷体" w:hAnsi="楷体" w:hint="eastAsia"/>
-        </w:rPr>
-      </w:pPr>
-    </w:p>
-    <w:p>
-      <w:pPr>
         <w:jc w:val="center"/>
         <w:rPr>
           <w:rFonts w:ascii="楷体" w:eastAsia="楷体" w:hAnsi="楷体" w:hint="eastAsia"/>
@@ -1250,7 +1875,6 @@
           <w:rFonts w:ascii="楷体" w:eastAsia="楷体" w:hAnsi="楷体" w:hint="eastAsia"/>
           <w:noProof/>
         </w:rPr>
-        <w:lastRenderedPageBreak/>
         <w:drawing>
           <wp:inline distT="0" distB="0" distL="0" distR="0" wp14:anchorId="6B505A4F" wp14:editId="300CA19C">
             <wp:extent cx="5753100" cy="2886075"/>
@@ -1269,7 +1893,7 @@
                     </pic:cNvPicPr>
                   </pic:nvPicPr>
                   <pic:blipFill>
-                    <a:blip r:embed="rId15">
+                    <a:blip r:embed="rId13">
                       <a:extLst>
                         <a:ext uri="{28A0092B-C50C-407E-A947-70E740481C1C}">
                           <a14:useLocalDpi xmlns:a14="http://schemas.microsoft.com/office/drawing/2010/main" val="0"/>
@@ -1433,6 +2057,7 @@
         <w:rPr>
           <w:rFonts w:ascii="楷体" w:eastAsia="楷体" w:hAnsi="楷体" w:hint="eastAsia"/>
         </w:rPr>
+        <w:lastRenderedPageBreak/>
         <w:t>需求端：</w:t>
       </w:r>
       <w:r>
@@ -1506,135 +2131,196 @@
         <w:rPr>
           <w:rFonts w:ascii="楷体" w:eastAsia="楷体" w:hAnsi="楷体" w:hint="eastAsia"/>
         </w:rPr>
-        <w:t>技术迭代创造增量：硅光、CPO（共封装光学）、LPO（线性驱动可插拔光学）等新</w:t>
-      </w:r>
+        <w:t>技术迭代创造增量：硅光、CPO（共封装光学）、LPO（线性驱动可插拔光学）等新技术路径不断演进，持续打开新的市场空间。LightCounting预测2026年硅光在高速率光模块中的渗透率将超50%。</w:t>
+      </w:r>
+    </w:p>
+    <w:p>
+      <w:pPr>
+        <w:pStyle w:val="3"/>
+        <w:rPr>
+          <w:rFonts w:ascii="楷体" w:eastAsia="楷体" w:hAnsi="楷体" w:hint="eastAsia"/>
+        </w:rPr>
+      </w:pPr>
+      <w:r>
+        <w:rPr>
+          <w:rFonts w:ascii="楷体" w:eastAsia="楷体" w:hAnsi="楷体" w:hint="eastAsia"/>
+        </w:rPr>
+        <w:t>电芯片</w:t>
+      </w:r>
+    </w:p>
+    <w:p>
+      <w:pPr>
+        <w:pStyle w:val="4"/>
+        <w:rPr>
+          <w:rFonts w:ascii="楷体" w:eastAsia="楷体" w:hAnsi="楷体" w:hint="eastAsia"/>
+        </w:rPr>
+      </w:pPr>
+      <w:r>
+        <w:rPr>
+          <w:rFonts w:ascii="楷体" w:eastAsia="楷体" w:hAnsi="楷体" w:hint="eastAsia"/>
+        </w:rPr>
+        <w:t>概况</w:t>
+      </w:r>
+    </w:p>
+    <w:p>
+      <w:pPr>
+        <w:rPr>
+          <w:rFonts w:ascii="楷体" w:eastAsia="楷体" w:hAnsi="楷体" w:hint="eastAsia"/>
+        </w:rPr>
+      </w:pPr>
+      <w:r>
+        <w:rPr>
+          <w:rFonts w:ascii="楷体" w:eastAsia="楷体" w:hAnsi="楷体"/>
+        </w:rPr>
+        <w:t>AI大模型的训练与推理催生了高速光模块的迭代浪潮，直接拉动了高速率电芯片的需求。</w:t>
+      </w:r>
+      <w:r>
+        <w:rPr>
+          <w:rFonts w:ascii="楷体" w:eastAsia="楷体" w:hAnsi="楷体" w:hint="eastAsia"/>
+        </w:rPr>
+        <w:t>光模块的</w:t>
+      </w:r>
+      <w:r>
+        <w:rPr>
+          <w:rFonts w:ascii="楷体" w:eastAsia="楷体" w:hAnsi="楷体"/>
+        </w:rPr>
+        <w:t>速率升级</w:t>
+      </w:r>
+      <w:r>
+        <w:rPr>
+          <w:rFonts w:ascii="楷体" w:eastAsia="楷体" w:hAnsi="楷体" w:hint="eastAsia"/>
+        </w:rPr>
+        <w:t>也</w:t>
+      </w:r>
+      <w:r>
+        <w:rPr>
+          <w:rFonts w:ascii="楷体" w:eastAsia="楷体" w:hAnsi="楷体"/>
+        </w:rPr>
+        <w:t>对电芯片的带宽、功耗、线性度提出了指数级增长的要求。</w:t>
+      </w:r>
+    </w:p>
+    <w:p>
+      <w:pPr>
+        <w:rPr>
+          <w:rFonts w:ascii="楷体" w:eastAsia="楷体" w:hAnsi="楷体" w:hint="eastAsia"/>
+        </w:rPr>
+      </w:pPr>
+      <w:r>
+        <w:rPr>
+          <w:rFonts w:ascii="楷体" w:eastAsia="楷体" w:hAnsi="楷体"/>
+        </w:rPr>
+        <w:t>光通信电芯片作为光通信系统的核心上游元器件，其行业概况可概括为：市场处于由AI与数据中心驱动的高速增长期，竞争格局呈现明显的“速率分层”，国产厂商在中低速率领域已占据重要地位，但在高速率高端市场仍面临严峻的挑战与广阔的替代空间。</w:t>
+      </w:r>
+    </w:p>
+    <w:p>
+      <w:pPr>
+        <w:pStyle w:val="4"/>
+        <w:rPr>
+          <w:rFonts w:ascii="楷体" w:eastAsia="楷体" w:hAnsi="楷体" w:hint="eastAsia"/>
+        </w:rPr>
+      </w:pPr>
+      <w:r>
+        <w:rPr>
+          <w:rFonts w:ascii="楷体" w:eastAsia="楷体" w:hAnsi="楷体" w:hint="eastAsia"/>
+        </w:rPr>
+        <w:t>供给</w:t>
+      </w:r>
+    </w:p>
+    <w:p>
+      <w:pPr>
+        <w:rPr>
+          <w:rFonts w:ascii="楷体" w:eastAsia="楷体" w:hAnsi="楷体" w:hint="eastAsia"/>
+        </w:rPr>
+      </w:pPr>
+    </w:p>
+    <w:p>
+      <w:pPr>
+        <w:pStyle w:val="3"/>
+        <w:rPr>
+          <w:rFonts w:ascii="楷体" w:eastAsia="楷体" w:hAnsi="楷体" w:hint="eastAsia"/>
+        </w:rPr>
+      </w:pPr>
       <w:r>
         <w:rPr>
           <w:rFonts w:ascii="楷体" w:eastAsia="楷体" w:hAnsi="楷体" w:hint="eastAsia"/>
         </w:rPr>
         <w:lastRenderedPageBreak/>
-        <w:t>技术路径不断演进，持续打开新的市场空间。LightCounting预测2026年硅光在高速率光模块中的渗透率将超50%。</w:t>
-      </w:r>
-    </w:p>
-    <w:p>
-      <w:pPr>
-        <w:pStyle w:val="3"/>
-        <w:rPr>
-          <w:rFonts w:ascii="楷体" w:eastAsia="楷体" w:hAnsi="楷体" w:hint="eastAsia"/>
-        </w:rPr>
-      </w:pPr>
-      <w:r>
-        <w:rPr>
-          <w:rFonts w:ascii="楷体" w:eastAsia="楷体" w:hAnsi="楷体" w:hint="eastAsia"/>
-        </w:rPr>
-        <w:t>电芯片</w:t>
-      </w:r>
-    </w:p>
-    <w:p>
-      <w:pPr>
-        <w:pStyle w:val="4"/>
-        <w:rPr>
-          <w:rFonts w:ascii="楷体" w:eastAsia="楷体" w:hAnsi="楷体" w:hint="eastAsia"/>
-        </w:rPr>
-      </w:pPr>
-      <w:r>
-        <w:rPr>
-          <w:rFonts w:ascii="楷体" w:eastAsia="楷体" w:hAnsi="楷体" w:hint="eastAsia"/>
-        </w:rPr>
-        <w:t>概况</w:t>
-      </w:r>
-    </w:p>
-    <w:p>
-      <w:pPr>
-        <w:rPr>
-          <w:rFonts w:ascii="楷体" w:eastAsia="楷体" w:hAnsi="楷体" w:hint="eastAsia"/>
-        </w:rPr>
-      </w:pPr>
-      <w:r>
+        <w:t>光模块</w:t>
+      </w:r>
+    </w:p>
+    <w:p>
+      <w:pPr>
         <w:rPr>
           <w:rFonts w:ascii="楷体" w:eastAsia="楷体" w:hAnsi="楷体"/>
         </w:rPr>
-        <w:t>AI大模型的训练与推理催生了高速光模块的迭代浪潮，直接拉动了高速率电芯片的需求。</w:t>
-      </w:r>
-      <w:r>
-        <w:rPr>
-          <w:rFonts w:ascii="楷体" w:eastAsia="楷体" w:hAnsi="楷体" w:hint="eastAsia"/>
-        </w:rPr>
-        <w:t>光模块的</w:t>
-      </w:r>
+      </w:pPr>
       <w:r>
         <w:rPr>
           <w:rFonts w:ascii="楷体" w:eastAsia="楷体" w:hAnsi="楷体"/>
-        </w:rPr>
-        <w:t>速率升级</w:t>
-      </w:r>
-      <w:r>
-        <w:rPr>
-          <w:rFonts w:ascii="楷体" w:eastAsia="楷体" w:hAnsi="楷体" w:hint="eastAsia"/>
-        </w:rPr>
-        <w:t>也</w:t>
-      </w:r>
-      <w:r>
-        <w:rPr>
-          <w:rFonts w:ascii="楷体" w:eastAsia="楷体" w:hAnsi="楷体"/>
-        </w:rPr>
-        <w:t>对电芯片的带宽、功耗、线性度提出了指数级增长的要求。</w:t>
-      </w:r>
-    </w:p>
-    <w:p>
-      <w:pPr>
-        <w:rPr>
-          <w:rFonts w:ascii="楷体" w:eastAsia="楷体" w:hAnsi="楷体" w:hint="eastAsia"/>
-        </w:rPr>
-      </w:pPr>
-      <w:r>
-        <w:rPr>
-          <w:rFonts w:ascii="楷体" w:eastAsia="楷体" w:hAnsi="楷体"/>
-        </w:rPr>
-        <w:t>光通信电芯片作为光通信系统的核心上游元器件，其行业概况可概括为：市场处于由AI与数据中心驱动的高速增长期，竞争格局呈现明显的“速率分层”，国产厂商在中低速率领域已占据重要地位，但在高速率高端市场仍面临严峻的挑战与广阔的替代空间。</w:t>
-      </w:r>
-    </w:p>
-    <w:p>
-      <w:pPr>
-        <w:pStyle w:val="4"/>
-        <w:rPr>
-          <w:rFonts w:ascii="楷体" w:eastAsia="楷体" w:hAnsi="楷体" w:hint="eastAsia"/>
-        </w:rPr>
-      </w:pPr>
-      <w:r>
-        <w:rPr>
-          <w:rFonts w:ascii="楷体" w:eastAsia="楷体" w:hAnsi="楷体" w:hint="eastAsia"/>
-        </w:rPr>
-        <w:t>供给</w:t>
-      </w:r>
-    </w:p>
-    <w:p>
-      <w:pPr>
-        <w:rPr>
-          <w:rFonts w:ascii="楷体" w:eastAsia="楷体" w:hAnsi="楷体" w:hint="eastAsia"/>
-        </w:rPr>
-      </w:pPr>
-    </w:p>
-    <w:p>
-      <w:pPr>
-        <w:pStyle w:val="3"/>
-        <w:rPr>
-          <w:rFonts w:ascii="楷体" w:eastAsia="楷体" w:hAnsi="楷体" w:hint="eastAsia"/>
-        </w:rPr>
-      </w:pPr>
-      <w:r>
-        <w:rPr>
-          <w:rFonts w:ascii="楷体" w:eastAsia="楷体" w:hAnsi="楷体" w:hint="eastAsia"/>
-        </w:rPr>
-        <w:t>光模块</w:t>
-      </w:r>
-    </w:p>
-    <w:p>
-      <w:pPr>
-        <w:rPr>
-          <w:rFonts w:ascii="楷体" w:eastAsia="楷体" w:hAnsi="楷体" w:hint="eastAsia"/>
-        </w:rPr>
-      </w:pPr>
+          <w:noProof/>
+        </w:rPr>
+        <w:drawing>
+          <wp:inline distT="0" distB="0" distL="0" distR="0" wp14:anchorId="5CA09162" wp14:editId="4BDDAE88">
+            <wp:extent cx="5274310" cy="3315335"/>
+            <wp:effectExtent l="0" t="0" r="2540" b="0"/>
+            <wp:docPr id="919369768" name="图片 1"/>
+            <wp:cNvGraphicFramePr>
+              <a:graphicFrameLocks xmlns:a="http://schemas.openxmlformats.org/drawingml/2006/main" noChangeAspect="1"/>
+            </wp:cNvGraphicFramePr>
+            <a:graphic xmlns:a="http://schemas.openxmlformats.org/drawingml/2006/main">
+              <a:graphicData uri="http://schemas.openxmlformats.org/drawingml/2006/picture">
+                <pic:pic xmlns:pic="http://schemas.openxmlformats.org/drawingml/2006/picture">
+                  <pic:nvPicPr>
+                    <pic:cNvPr id="0" name="Picture 1"/>
+                    <pic:cNvPicPr>
+                      <a:picLocks noChangeAspect="1" noChangeArrowheads="1"/>
+                    </pic:cNvPicPr>
+                  </pic:nvPicPr>
+                  <pic:blipFill>
+                    <a:blip r:embed="rId14">
+                      <a:extLst>
+                        <a:ext uri="{28A0092B-C50C-407E-A947-70E740481C1C}">
+                          <a14:useLocalDpi xmlns:a14="http://schemas.microsoft.com/office/drawing/2010/main" val="0"/>
+                        </a:ext>
+                      </a:extLst>
+                    </a:blip>
+                    <a:srcRect/>
+                    <a:stretch>
+                      <a:fillRect/>
+                    </a:stretch>
+                  </pic:blipFill>
+                  <pic:spPr bwMode="auto">
+                    <a:xfrm>
+                      <a:off x="0" y="0"/>
+                      <a:ext cx="5274310" cy="3315335"/>
+                    </a:xfrm>
+                    <a:prstGeom prst="rect">
+                      <a:avLst/>
+                    </a:prstGeom>
+                    <a:noFill/>
+                    <a:ln>
+                      <a:noFill/>
+                    </a:ln>
+                  </pic:spPr>
+                </pic:pic>
+              </a:graphicData>
+            </a:graphic>
+          </wp:inline>
+        </w:drawing>
+      </w:r>
+    </w:p>
+    <w:p>
+      <w:pPr>
+        <w:rPr>
+          <w:rFonts w:ascii="楷体" w:eastAsia="楷体" w:hAnsi="楷体" w:hint="eastAsia"/>
+        </w:rPr>
+      </w:pPr>
+      <w:r>
+        <w:rPr>
+          <w:rFonts w:ascii="楷体" w:eastAsia="楷体" w:hAnsi="楷体" w:hint="eastAsia"/>
+        </w:rPr>
+        <w:t>↑记得验算</w:t>
+      </w:r>
     </w:p>
     <w:p>
       <w:pPr>
@@ -2847,6 +3533,7 @@
         <w:rPr>
           <w:rFonts w:ascii="楷体" w:eastAsia="楷体" w:hAnsi="楷体" w:hint="eastAsia"/>
         </w:rPr>
+        <w:lastRenderedPageBreak/>
         <w:t>激光器供应商的产能较光模块规划量存在约1000万至1500万个的缺口。</w:t>
       </w:r>
     </w:p>
@@ -2903,7 +3590,7 @@
                     <pic:cNvPicPr/>
                   </pic:nvPicPr>
                   <pic:blipFill>
-                    <a:blip r:embed="rId16"/>
+                    <a:blip r:embed="rId15"/>
                     <a:stretch>
                       <a:fillRect/>
                     </a:stretch>
@@ -3000,7 +3687,7 @@
                     <pic:cNvPicPr/>
                   </pic:nvPicPr>
                   <pic:blipFill>
-                    <a:blip r:embed="rId17"/>
+                    <a:blip r:embed="rId16"/>
                     <a:stretch>
                       <a:fillRect/>
                     </a:stretch>
@@ -4883,7 +5570,7 @@
                     <pic:cNvPicPr/>
                   </pic:nvPicPr>
                   <pic:blipFill>
-                    <a:blip r:embed="rId18"/>
+                    <a:blip r:embed="rId17"/>
                     <a:stretch>
                       <a:fillRect/>
                     </a:stretch>
@@ -5020,7 +5707,7 @@
                     <pic:cNvPicPr/>
                   </pic:nvPicPr>
                   <pic:blipFill>
-                    <a:blip r:embed="rId19"/>
+                    <a:blip r:embed="rId18"/>
                     <a:stretch>
                       <a:fillRect/>
                     </a:stretch>
@@ -5106,7 +5793,7 @@
                     <pic:cNvPicPr/>
                   </pic:nvPicPr>
                   <pic:blipFill>
-                    <a:blip r:embed="rId20"/>
+                    <a:blip r:embed="rId19"/>
                     <a:stretch>
                       <a:fillRect/>
                     </a:stretch>
@@ -5207,7 +5894,7 @@
                     <pic:cNvPicPr/>
                   </pic:nvPicPr>
                   <pic:blipFill>
-                    <a:blip r:embed="rId21"/>
+                    <a:blip r:embed="rId20"/>
                     <a:stretch>
                       <a:fillRect/>
                     </a:stretch>
@@ -5255,7 +5942,7 @@
                     <pic:cNvPicPr/>
                   </pic:nvPicPr>
                   <pic:blipFill>
-                    <a:blip r:embed="rId22"/>
+                    <a:blip r:embed="rId21"/>
                     <a:stretch>
                       <a:fillRect/>
                     </a:stretch>
@@ -5354,7 +6041,7 @@
       <w:pPr>
         <w:pStyle w:val="3"/>
         <w:rPr>
-          <w:rFonts w:ascii="楷体" w:eastAsia="楷体" w:hAnsi="楷体" w:hint="eastAsia"/>
+          <w:rFonts w:ascii="楷体" w:eastAsia="楷体" w:hAnsi="楷体"/>
         </w:rPr>
       </w:pPr>
       <w:r>
@@ -5374,218 +6061,72 @@
         <w:rPr>
           <w:rFonts w:ascii="楷体" w:eastAsia="楷体" w:hAnsi="楷体" w:hint="eastAsia"/>
         </w:rPr>
-        <w:t>三、典型案例：康宁（Corning）与长飞的"命运分岔"</w:t>
-      </w:r>
-    </w:p>
-    <w:p>
-      <w:pPr>
-        <w:rPr>
-          <w:rFonts w:ascii="楷体" w:eastAsia="楷体" w:hAnsi="楷体" w:hint="eastAsia"/>
-        </w:rPr>
-      </w:pPr>
-      <w:r>
-        <w:rPr>
-          <w:rFonts w:ascii="楷体" w:eastAsia="楷体" w:hAnsi="楷体" w:hint="eastAsia"/>
-        </w:rPr>
-        <w:t>康宁的转型（2016-2024）</w:t>
-      </w:r>
-    </w:p>
-    <w:p>
-      <w:pPr>
-        <w:rPr>
-          <w:rFonts w:ascii="楷体" w:eastAsia="楷体" w:hAnsi="楷体" w:hint="eastAsia"/>
-        </w:rPr>
-      </w:pPr>
-      <w:r>
-        <w:rPr>
-          <w:rFonts w:ascii="楷体" w:eastAsia="楷体" w:hAnsi="楷体" w:hint="eastAsia"/>
-        </w:rPr>
-        <w:t>传统业务：电信光纤占比从2015年的40%降至2023年的15%</w:t>
-      </w:r>
-    </w:p>
-    <w:p>
-      <w:pPr>
-        <w:rPr>
-          <w:rFonts w:ascii="楷体" w:eastAsia="楷体" w:hAnsi="楷体" w:hint="eastAsia"/>
-        </w:rPr>
-      </w:pPr>
-      <w:r>
-        <w:rPr>
-          <w:rFonts w:ascii="楷体" w:eastAsia="楷体" w:hAnsi="楷体" w:hint="eastAsia"/>
-        </w:rPr>
-        <w:t>数据中心业务：通过收购和自研，成为Google、Meta光互联核心供应商</w:t>
-      </w:r>
-    </w:p>
-    <w:p>
-      <w:pPr>
-        <w:rPr>
-          <w:rFonts w:ascii="楷体" w:eastAsia="楷体" w:hAnsi="楷体" w:hint="eastAsia"/>
-        </w:rPr>
-      </w:pPr>
-      <w:r>
-        <w:rPr>
-          <w:rFonts w:ascii="楷体" w:eastAsia="楷体" w:hAnsi="楷体" w:hint="eastAsia"/>
-        </w:rPr>
-        <w:t>关键产品：EDGE</w:t>
-      </w:r>
-      <w:r>
-        <w:rPr>
-          <w:rFonts w:ascii="Cambria Math" w:eastAsia="楷体" w:hAnsi="Cambria Math" w:cs="Cambria Math"/>
-        </w:rPr>
-        <w:t>™</w:t>
-      </w:r>
-      <w:r>
-        <w:rPr>
-          <w:rFonts w:ascii="楷体" w:eastAsia="楷体" w:hAnsi="楷体" w:cs="楷体" w:hint="eastAsia"/>
-        </w:rPr>
-        <w:t>分布式光缆系统、</w:t>
-      </w:r>
-      <w:r>
-        <w:rPr>
-          <w:rFonts w:ascii="楷体" w:eastAsia="楷体" w:hAnsi="楷体" w:hint="eastAsia"/>
-        </w:rPr>
-        <w:t>ClearCurve</w:t>
-      </w:r>
-      <w:r>
-        <w:rPr>
-          <w:rFonts w:ascii="Calibri" w:eastAsia="楷体" w:hAnsi="Calibri" w:cs="Calibri"/>
-        </w:rPr>
-        <w:t>®</w:t>
-      </w:r>
-      <w:r>
-        <w:rPr>
-          <w:rFonts w:ascii="楷体" w:eastAsia="楷体" w:hAnsi="楷体" w:hint="eastAsia"/>
-        </w:rPr>
-        <w:t>抗弯曲光纤、MPO预端接方案</w:t>
-      </w:r>
-    </w:p>
-    <w:p>
-      <w:pPr>
-        <w:rPr>
-          <w:rFonts w:ascii="楷体" w:eastAsia="楷体" w:hAnsi="楷体" w:hint="eastAsia"/>
-        </w:rPr>
-      </w:pPr>
-      <w:r>
-        <w:rPr>
-          <w:rFonts w:ascii="楷体" w:eastAsia="楷体" w:hAnsi="楷体" w:hint="eastAsia"/>
-        </w:rPr>
-        <w:t>结果：数据中心相关收入CAGR超过25%，估值从周期股转向成长股，PE中枢抬升至20-25倍</w:t>
-      </w:r>
-    </w:p>
-    <w:p>
-      <w:pPr>
-        <w:rPr>
-          <w:rFonts w:ascii="楷体" w:eastAsia="楷体" w:hAnsi="楷体" w:hint="eastAsia"/>
-        </w:rPr>
-      </w:pPr>
-      <w:r>
-        <w:rPr>
-          <w:rFonts w:ascii="楷体" w:eastAsia="楷体" w:hAnsi="楷体" w:hint="eastAsia"/>
-        </w:rPr>
-        <w:t>长飞的"二次创业"（相对滞后）</w:t>
-      </w:r>
-    </w:p>
-    <w:p>
-      <w:pPr>
-        <w:rPr>
-          <w:rFonts w:ascii="楷体" w:eastAsia="楷体" w:hAnsi="楷体" w:hint="eastAsia"/>
-        </w:rPr>
-      </w:pPr>
-      <w:r>
-        <w:rPr>
-          <w:rFonts w:ascii="楷体" w:eastAsia="楷体" w:hAnsi="楷体" w:hint="eastAsia"/>
-        </w:rPr>
-        <w:t>2018年前：过度依赖三大运营商集采，OM系列多模光纤布局较晚</w:t>
-      </w:r>
-    </w:p>
-    <w:p>
-      <w:pPr>
-        <w:rPr>
-          <w:rFonts w:ascii="楷体" w:eastAsia="楷体" w:hAnsi="楷体" w:hint="eastAsia"/>
-        </w:rPr>
-      </w:pPr>
-      <w:r>
-        <w:rPr>
-          <w:rFonts w:ascii="楷体" w:eastAsia="楷体" w:hAnsi="楷体" w:hint="eastAsia"/>
-        </w:rPr>
-        <w:t>2020年后：收购光模块企业（博创科技）、发力海缆与数据中心互联，但节奏慢于康宁2-3年</w:t>
-      </w:r>
-    </w:p>
-    <w:p>
-      <w:pPr>
-        <w:rPr>
-          <w:rFonts w:ascii="楷体" w:eastAsia="楷体" w:hAnsi="楷体" w:hint="eastAsia"/>
-        </w:rPr>
-      </w:pPr>
-      <w:r>
-        <w:rPr>
-          <w:rFonts w:ascii="楷体" w:eastAsia="楷体" w:hAnsi="楷体" w:hint="eastAsia"/>
-        </w:rPr>
-        <w:t>启示：传统电信光纤龙头的转型窗口期有限，一旦错过云厂商供应链认证周期，追赶成本极高</w:t>
+        <w:t>光纤光缆行业具有典型的周期性特征，其历史需求主要由移动通信技术代际升级（如3G、4G、5G）和固网宽带普及（FTTH）所驱动。每一轮通信技术迭代都如同新一轮的“网络铺设”，带动光纤需求跃升。然而，这一传统增长模式在用户渗透率见顶后已显疲态。</w:t>
+      </w:r>
+    </w:p>
+    <w:p>
+      <w:pPr>
+        <w:rPr>
+          <w:rFonts w:ascii="楷体" w:eastAsia="楷体" w:hAnsi="楷体"/>
+        </w:rPr>
+      </w:pPr>
+      <w:r>
+        <w:rPr>
+          <w:rFonts w:ascii="楷体" w:eastAsia="楷体" w:hAnsi="楷体" w:hint="eastAsia"/>
+        </w:rPr>
+        <w:t>行业供给弹性的核心瓶颈在于上游的光纤预制棒（简称“光棒”）。光棒是拉制光纤的核心母材，技术壁垒高、资本投入大，其扩产周期长达18-24个月。这种漫长的扩产周期，导致行业供给量与快速变化的市场需求之间经常存在错配，是决定行业供需格局的关键刚性约束。在上一轮周期（2019年前后）的产能扩张后，行业经历了价格下行与产能出清，部分中小厂商退出，为新一轮景气周期奠定了供给端相对集中的格局。</w:t>
+      </w:r>
+    </w:p>
+    <w:p>
+      <w:pPr>
+        <w:pStyle w:val="4"/>
+        <w:rPr>
+          <w:rFonts w:ascii="楷体" w:eastAsia="楷体" w:hAnsi="楷体" w:hint="eastAsia"/>
+        </w:rPr>
+      </w:pPr>
+      <w:r>
+        <w:rPr>
+          <w:rFonts w:ascii="楷体" w:eastAsia="楷体" w:hAnsi="楷体" w:hint="eastAsia"/>
+        </w:rPr>
+        <w:t>需求</w:t>
       </w:r>
     </w:p>
     <w:p>
       <w:pPr>
         <w:pStyle w:val="3"/>
         <w:rPr>
-          <w:rFonts w:hint="eastAsia"/>
-        </w:rPr>
-      </w:pPr>
-      <w:r>
-        <w:rPr>
-          <w:rFonts w:hint="eastAsia"/>
-        </w:rPr>
-        <w:lastRenderedPageBreak/>
-        <w:t>5G-A</w:t>
-      </w:r>
-    </w:p>
-    <w:p>
-      <w:pPr>
-        <w:rPr>
-          <w:rFonts w:ascii="楷体" w:eastAsia="楷体" w:hAnsi="楷体" w:hint="eastAsia"/>
-        </w:rPr>
-      </w:pPr>
-      <w:r>
-        <w:rPr>
-          <w:rFonts w:ascii="楷体" w:eastAsia="楷体" w:hAnsi="楷体" w:hint="eastAsia"/>
-        </w:rPr>
-        <w:t>当前5G-A已经在多个场景做了技术验证和试点示范，全面进入规模化商用和深度赋能的时期。</w:t>
-      </w:r>
-      <w:r>
-        <w:rPr>
           <w:rFonts w:ascii="楷体" w:eastAsia="楷体" w:hAnsi="楷体"/>
         </w:rPr>
-        <w:t>截至2025年底，全国已有超过300个城市迈入5G-A时代，用户规模突破1000万，为各类应用提供了广泛的基础网络支撑</w:t>
-      </w:r>
-      <w:r>
-        <w:rPr>
-          <w:rFonts w:ascii="楷体" w:eastAsia="楷体" w:hAnsi="楷体" w:hint="eastAsia"/>
-        </w:rPr>
-        <w:t>。</w:t>
-      </w:r>
-    </w:p>
-    <w:p>
-      <w:pPr>
-        <w:rPr>
-          <w:rFonts w:ascii="楷体" w:eastAsia="楷体" w:hAnsi="楷体" w:hint="eastAsia"/>
-        </w:rPr>
-      </w:pPr>
-      <w:r>
-        <w:rPr>
-          <w:rFonts w:ascii="楷体" w:eastAsia="楷体" w:hAnsi="楷体" w:hint="eastAsia"/>
-        </w:rPr>
-        <w:t>5G-A的部署仍以三大运营商为主：</w:t>
+      </w:pPr>
+      <w:r>
+        <w:rPr>
+          <w:rFonts w:ascii="楷体" w:eastAsia="楷体" w:hAnsi="楷体" w:hint="eastAsia"/>
+        </w:rPr>
+        <w:t>运营商数智化</w:t>
+      </w:r>
+      <w:r>
+        <w:rPr>
+          <w:rFonts w:ascii="楷体" w:eastAsia="楷体" w:hAnsi="楷体" w:hint="eastAsia"/>
+        </w:rPr>
+        <w:t>/</w:t>
+      </w:r>
+      <w:r>
+        <w:rPr>
+          <w:rFonts w:ascii="楷体" w:eastAsia="楷体" w:hAnsi="楷体" w:hint="eastAsia"/>
+        </w:rPr>
+        <w:t>AI化转型</w:t>
       </w:r>
     </w:p>
     <w:tbl>
       <w:tblPr>
         <w:tblStyle w:val="af2"/>
-        <w:tblW w:w="0" w:type="auto"/>
+        <w:tblW w:w="10490" w:type="dxa"/>
+        <w:tblInd w:w="-1139" w:type="dxa"/>
         <w:tblLook w:val="04A0" w:firstRow="1" w:lastRow="0" w:firstColumn="1" w:lastColumn="0" w:noHBand="0" w:noVBand="1"/>
       </w:tblPr>
       <w:tblGrid>
-        <w:gridCol w:w="724"/>
-        <w:gridCol w:w="7572"/>
+        <w:gridCol w:w="1970"/>
+        <w:gridCol w:w="8520"/>
       </w:tblGrid>
       <w:tr>
         <w:trPr>
@@ -5593,41 +6134,47 @@
         </w:trPr>
         <w:tc>
           <w:tcPr>
-            <w:tcW w:w="746" w:type="dxa"/>
+            <w:tcW w:w="1970" w:type="dxa"/>
             <w:noWrap/>
             <w:hideMark/>
           </w:tcPr>
           <w:p>
             <w:pPr>
               <w:rPr>
-                <w:rFonts w:ascii="楷体" w:eastAsia="楷体" w:hAnsi="楷体" w:hint="eastAsia"/>
-              </w:rPr>
-            </w:pPr>
-            <w:r>
-              <w:rPr>
-                <w:rFonts w:ascii="楷体" w:eastAsia="楷体" w:hAnsi="楷体"/>
-              </w:rPr>
-              <w:t>运营主体</w:t>
-            </w:r>
-          </w:p>
-        </w:tc>
-        <w:tc>
-          <w:tcPr>
-            <w:tcW w:w="7894" w:type="dxa"/>
+                <w:rFonts w:ascii="楷体" w:eastAsia="楷体" w:hAnsi="楷体"/>
+              </w:rPr>
+            </w:pPr>
+            <w:r>
+              <w:rPr>
+                <w:rFonts w:ascii="楷体" w:eastAsia="楷体" w:hAnsi="楷体" w:hint="eastAsia"/>
+              </w:rPr>
+              <w:t>转型</w:t>
+            </w:r>
+            <w:r>
+              <w:rPr>
+                <w:rFonts w:ascii="楷体" w:eastAsia="楷体" w:hAnsi="楷体"/>
+              </w:rPr>
+              <w:t>维度</w:t>
+            </w:r>
+          </w:p>
+        </w:tc>
+        <w:tc>
+          <w:tcPr>
+            <w:tcW w:w="8520" w:type="dxa"/>
             <w:noWrap/>
             <w:hideMark/>
           </w:tcPr>
           <w:p>
             <w:pPr>
               <w:rPr>
-                <w:rFonts w:ascii="楷体" w:eastAsia="楷体" w:hAnsi="楷体" w:hint="eastAsia"/>
-              </w:rPr>
-            </w:pPr>
-            <w:r>
-              <w:rPr>
-                <w:rFonts w:ascii="楷体" w:eastAsia="楷体" w:hAnsi="楷体"/>
-              </w:rPr>
-              <w:t>目前进度</w:t>
+                <w:rFonts w:ascii="楷体" w:eastAsia="楷体" w:hAnsi="楷体"/>
+              </w:rPr>
+            </w:pPr>
+            <w:r>
+              <w:rPr>
+                <w:rFonts w:ascii="楷体" w:eastAsia="楷体" w:hAnsi="楷体"/>
+              </w:rPr>
+              <w:t>具体举措与关键数据</w:t>
             </w:r>
           </w:p>
         </w:tc>
@@ -5638,41 +6185,82 @@
         </w:trPr>
         <w:tc>
           <w:tcPr>
-            <w:tcW w:w="746" w:type="dxa"/>
+            <w:tcW w:w="1970" w:type="dxa"/>
             <w:noWrap/>
             <w:hideMark/>
           </w:tcPr>
           <w:p>
             <w:pPr>
               <w:rPr>
-                <w:rFonts w:ascii="楷体" w:eastAsia="楷体" w:hAnsi="楷体" w:hint="eastAsia"/>
-              </w:rPr>
-            </w:pPr>
-            <w:r>
-              <w:rPr>
-                <w:rFonts w:ascii="楷体" w:eastAsia="楷体" w:hAnsi="楷体"/>
-              </w:rPr>
-              <w:t>中国移动</w:t>
-            </w:r>
-          </w:p>
-        </w:tc>
-        <w:tc>
-          <w:tcPr>
-            <w:tcW w:w="7894" w:type="dxa"/>
+                <w:rFonts w:ascii="楷体" w:eastAsia="楷体" w:hAnsi="楷体"/>
+              </w:rPr>
+            </w:pPr>
+            <w:r>
+              <w:rPr>
+                <w:rFonts w:ascii="楷体" w:eastAsia="楷体" w:hAnsi="楷体"/>
+              </w:rPr>
+              <w:t>1. 战略升级与顶</w:t>
+            </w:r>
+            <w:r>
+              <w:rPr>
+                <w:rFonts w:ascii="楷体" w:eastAsia="楷体" w:hAnsi="楷体"/>
+              </w:rPr>
+              <w:lastRenderedPageBreak/>
+              <w:t>层设计</w:t>
+            </w:r>
+          </w:p>
+        </w:tc>
+        <w:tc>
+          <w:tcPr>
+            <w:tcW w:w="8520" w:type="dxa"/>
             <w:noWrap/>
             <w:hideMark/>
           </w:tcPr>
           <w:p>
             <w:pPr>
               <w:rPr>
-                <w:rFonts w:ascii="楷体" w:eastAsia="楷体" w:hAnsi="楷体" w:hint="eastAsia"/>
-              </w:rPr>
-            </w:pPr>
-            <w:r>
-              <w:rPr>
-                <w:rFonts w:ascii="楷体" w:eastAsia="楷体" w:hAnsi="楷体"/>
-              </w:rPr>
-              <w:t>5G-A网络已覆盖330多个城市，5G-A基站占比超15%，并部署超5万站三载波聚合基站以提升网络能力</w:t>
+                <w:rFonts w:ascii="楷体" w:eastAsia="楷体" w:hAnsi="楷体"/>
+              </w:rPr>
+            </w:pPr>
+            <w:r>
+              <w:rPr>
+                <w:rFonts w:ascii="楷体" w:eastAsia="楷体" w:hAnsi="楷体"/>
+              </w:rPr>
+              <w:lastRenderedPageBreak/>
+              <w:t>中国电信：企业战略从“云改数转”升级为“云改数转智惠”，构建“算力、平台、</w:t>
+            </w:r>
+            <w:r>
+              <w:rPr>
+                <w:rFonts w:ascii="楷体" w:eastAsia="楷体" w:hAnsi="楷体"/>
+              </w:rPr>
+              <w:lastRenderedPageBreak/>
+              <w:t>数据、模型、应用”五位一体智能云体系，目标成为全球领先的AI服务提供商。</w:t>
+            </w:r>
+          </w:p>
+          <w:p>
+            <w:pPr>
+              <w:rPr>
+                <w:rFonts w:ascii="楷体" w:eastAsia="楷体" w:hAnsi="楷体"/>
+              </w:rPr>
+            </w:pPr>
+            <w:r>
+              <w:rPr>
+                <w:rFonts w:ascii="楷体" w:eastAsia="楷体" w:hAnsi="楷体"/>
+              </w:rPr>
+              <w:t>中国移动：将人工智能作为顶层设计与长期发展的核心主线，升级“九天”大模型，智算服务成为业务增长新引擎。</w:t>
+            </w:r>
+          </w:p>
+          <w:p>
+            <w:pPr>
+              <w:rPr>
+                <w:rFonts w:ascii="楷体" w:eastAsia="楷体" w:hAnsi="楷体"/>
+              </w:rPr>
+            </w:pPr>
+            <w:r>
+              <w:rPr>
+                <w:rFonts w:ascii="楷体" w:eastAsia="楷体" w:hAnsi="楷体"/>
+              </w:rPr>
+              <w:t>中国联通：落实“人工智能+”行动，建设国家级人工智能应用中试基地，AI收入成为战略性新兴产业的核心增长极。</w:t>
             </w:r>
           </w:p>
         </w:tc>
@@ -5683,41 +6271,81 @@
         </w:trPr>
         <w:tc>
           <w:tcPr>
-            <w:tcW w:w="746" w:type="dxa"/>
+            <w:tcW w:w="1970" w:type="dxa"/>
             <w:noWrap/>
             <w:hideMark/>
           </w:tcPr>
           <w:p>
             <w:pPr>
               <w:rPr>
-                <w:rFonts w:ascii="楷体" w:eastAsia="楷体" w:hAnsi="楷体" w:hint="eastAsia"/>
-              </w:rPr>
-            </w:pPr>
-            <w:r>
-              <w:rPr>
-                <w:rFonts w:ascii="楷体" w:eastAsia="楷体" w:hAnsi="楷体"/>
-              </w:rPr>
-              <w:t>中国联通</w:t>
-            </w:r>
-          </w:p>
-        </w:tc>
-        <w:tc>
-          <w:tcPr>
-            <w:tcW w:w="7894" w:type="dxa"/>
+                <w:rFonts w:ascii="楷体" w:eastAsia="楷体" w:hAnsi="楷体"/>
+              </w:rPr>
+            </w:pPr>
+            <w:r>
+              <w:rPr>
+                <w:rFonts w:ascii="楷体" w:eastAsia="楷体" w:hAnsi="楷体"/>
+              </w:rPr>
+              <w:lastRenderedPageBreak/>
+              <w:t>2. 资本开支结构性倾斜</w:t>
+            </w:r>
+          </w:p>
+        </w:tc>
+        <w:tc>
+          <w:tcPr>
+            <w:tcW w:w="8520" w:type="dxa"/>
             <w:noWrap/>
             <w:hideMark/>
           </w:tcPr>
           <w:p>
             <w:pPr>
               <w:rPr>
-                <w:rFonts w:ascii="楷体" w:eastAsia="楷体" w:hAnsi="楷体" w:hint="eastAsia"/>
-              </w:rPr>
-            </w:pPr>
-            <w:r>
-              <w:rPr>
-                <w:rFonts w:ascii="楷体" w:eastAsia="楷体" w:hAnsi="楷体"/>
-              </w:rPr>
-              <w:t>与中国电信持续深化共建共享，合作建成约7万个5G-A基站，同时中国联通在39个重点城市主城区率先实现连续覆盖</w:t>
+                <w:rFonts w:ascii="楷体" w:eastAsia="楷体" w:hAnsi="楷体"/>
+              </w:rPr>
+            </w:pPr>
+            <w:r>
+              <w:rPr>
+                <w:rFonts w:ascii="楷体" w:eastAsia="楷体" w:hAnsi="楷体"/>
+              </w:rPr>
+              <w:t>整体趋势：在传统电信网络投资缩减的背景下，资本开支持续向算力基础设施倾斜。</w:t>
+            </w:r>
+          </w:p>
+          <w:p>
+            <w:pPr>
+              <w:rPr>
+                <w:rFonts w:ascii="楷体" w:eastAsia="楷体" w:hAnsi="楷体"/>
+              </w:rPr>
+            </w:pPr>
+            <w:r>
+              <w:rPr>
+                <w:rFonts w:ascii="楷体" w:eastAsia="楷体" w:hAnsi="楷体"/>
+              </w:rPr>
+              <w:t>中国电信：2026年资本开支计划730亿元，其中算力投资255亿元，同比增长26%，占比提升至35%；AIDC投资计划增长28%。</w:t>
+            </w:r>
+          </w:p>
+          <w:p>
+            <w:pPr>
+              <w:rPr>
+                <w:rFonts w:ascii="楷体" w:eastAsia="楷体" w:hAnsi="楷体"/>
+              </w:rPr>
+            </w:pPr>
+            <w:r>
+              <w:rPr>
+                <w:rFonts w:ascii="楷体" w:eastAsia="楷体" w:hAnsi="楷体"/>
+              </w:rPr>
+              <w:t>中国联通：2026年计划资本开支约500亿元，其中算力投资占比将超过35%。</w:t>
+            </w:r>
+          </w:p>
+          <w:p>
+            <w:pPr>
+              <w:rPr>
+                <w:rFonts w:ascii="楷体" w:eastAsia="楷体" w:hAnsi="楷体"/>
+              </w:rPr>
+            </w:pPr>
+            <w:r>
+              <w:rPr>
+                <w:rFonts w:ascii="楷体" w:eastAsia="楷体" w:hAnsi="楷体"/>
+              </w:rPr>
+              <w:t>中国移动：2026年算力网络和智能网络投资计划分别增长62.4%和19.8%。</w:t>
             </w:r>
           </w:p>
         </w:tc>
@@ -5728,13 +6356,517 @@
         </w:trPr>
         <w:tc>
           <w:tcPr>
-            <w:tcW w:w="746" w:type="dxa"/>
+            <w:tcW w:w="1970" w:type="dxa"/>
             <w:noWrap/>
             <w:hideMark/>
           </w:tcPr>
           <w:p>
             <w:pPr>
               <w:rPr>
+                <w:rFonts w:ascii="楷体" w:eastAsia="楷体" w:hAnsi="楷体"/>
+              </w:rPr>
+            </w:pPr>
+            <w:r>
+              <w:rPr>
+                <w:rFonts w:ascii="楷体" w:eastAsia="楷体" w:hAnsi="楷体"/>
+              </w:rPr>
+              <w:t>3. 算力基础设施规模化建设</w:t>
+            </w:r>
+          </w:p>
+        </w:tc>
+        <w:tc>
+          <w:tcPr>
+            <w:tcW w:w="8520" w:type="dxa"/>
+            <w:noWrap/>
+            <w:hideMark/>
+          </w:tcPr>
+          <w:p>
+            <w:pPr>
+              <w:rPr>
+                <w:rFonts w:ascii="楷体" w:eastAsia="楷体" w:hAnsi="楷体"/>
+              </w:rPr>
+            </w:pPr>
+            <w:r>
+              <w:rPr>
+                <w:rFonts w:ascii="楷体" w:eastAsia="楷体" w:hAnsi="楷体"/>
+              </w:rPr>
+              <w:t>智算规模：截至2025年底，三大运营商智算总规模达228.5 EFLOPS。其中，中国电信91 EFLOPS，中国移动92.5 EFLOPS，中国联通45 EFLOPS。</w:t>
+            </w:r>
+          </w:p>
+          <w:p>
+            <w:pPr>
+              <w:rPr>
+                <w:rFonts w:ascii="楷体" w:eastAsia="楷体" w:hAnsi="楷体"/>
+              </w:rPr>
+            </w:pPr>
+            <w:r>
+              <w:rPr>
+                <w:rFonts w:ascii="楷体" w:eastAsia="楷体" w:hAnsi="楷体"/>
+              </w:rPr>
+              <w:t>数据中心布局：紧跟“东数西算”战略，建设大型智算中心。例如，中国联通建成7个百兆瓦级AIDC园区，标准机架超110万架。</w:t>
+            </w:r>
+          </w:p>
+          <w:p>
+            <w:pPr>
+              <w:rPr>
+                <w:rFonts w:ascii="楷体" w:eastAsia="楷体" w:hAnsi="楷体"/>
+              </w:rPr>
+            </w:pPr>
+            <w:r>
+              <w:rPr>
+                <w:rFonts w:ascii="楷体" w:eastAsia="楷体" w:hAnsi="楷体"/>
+              </w:rPr>
+              <w:t>网络升级：构建低时延算力网络。中国电信打造新“八纵八横”骨干光缆；中国移动建成全国算力时延圈。</w:t>
+            </w:r>
+          </w:p>
+        </w:tc>
+      </w:tr>
+      <w:tr>
+        <w:trPr>
+          <w:trHeight w:val="285"/>
+        </w:trPr>
+        <w:tc>
+          <w:tcPr>
+            <w:tcW w:w="1970" w:type="dxa"/>
+            <w:noWrap/>
+            <w:hideMark/>
+          </w:tcPr>
+          <w:p>
+            <w:pPr>
+              <w:rPr>
+                <w:rFonts w:ascii="楷体" w:eastAsia="楷体" w:hAnsi="楷体"/>
+              </w:rPr>
+            </w:pPr>
+            <w:r>
+              <w:rPr>
+                <w:rFonts w:ascii="楷体" w:eastAsia="楷体" w:hAnsi="楷体"/>
+              </w:rPr>
+              <w:t>4. 技术平台与生态构建</w:t>
+            </w:r>
+          </w:p>
+        </w:tc>
+        <w:tc>
+          <w:tcPr>
+            <w:tcW w:w="8520" w:type="dxa"/>
+            <w:noWrap/>
+            <w:hideMark/>
+          </w:tcPr>
+          <w:p>
+            <w:pPr>
+              <w:rPr>
+                <w:rFonts w:ascii="楷体" w:eastAsia="楷体" w:hAnsi="楷体"/>
+              </w:rPr>
+            </w:pPr>
+            <w:r>
+              <w:rPr>
+                <w:rFonts w:ascii="楷体" w:eastAsia="楷体" w:hAnsi="楷体"/>
+              </w:rPr>
+              <w:t>自研平台与模型：中国电信推出“息壤”智算调度平台及“星辰”大模型体系；</w:t>
+            </w:r>
+          </w:p>
+          <w:p>
+            <w:pPr>
+              <w:rPr>
+                <w:rFonts w:ascii="楷体" w:eastAsia="楷体" w:hAnsi="楷体"/>
+              </w:rPr>
+            </w:pPr>
+            <w:r>
+              <w:rPr>
+                <w:rFonts w:ascii="楷体" w:eastAsia="楷体" w:hAnsi="楷体"/>
+              </w:rPr>
+              <w:t>中国移动升级“九天”大模型；中国联通打造“万象”、“元景”、“万悟”三大平台。</w:t>
+            </w:r>
+          </w:p>
+          <w:p>
+            <w:pPr>
+              <w:rPr>
+                <w:rFonts w:ascii="楷体" w:eastAsia="楷体" w:hAnsi="楷体"/>
+              </w:rPr>
+            </w:pPr>
+            <w:r>
+              <w:rPr>
+                <w:rFonts w:ascii="楷体" w:eastAsia="楷体" w:hAnsi="楷体"/>
+              </w:rPr>
+              <w:t>数据与生态：中国电信汇聚超10万亿token语料数据；中国联通积累超400TB高质量数据集并汇聚万余名开发者。</w:t>
+            </w:r>
+          </w:p>
+          <w:p>
+            <w:pPr>
+              <w:rPr>
+                <w:rFonts w:ascii="楷体" w:eastAsia="楷体" w:hAnsi="楷体"/>
+              </w:rPr>
+            </w:pPr>
+            <w:r>
+              <w:rPr>
+                <w:rFonts w:ascii="楷体" w:eastAsia="楷体" w:hAnsi="楷体"/>
+              </w:rPr>
+              <w:t>前沿技术布局：均在量子通信、6G、低空经济等前沿领域加大投入，以构建综合技术优势。</w:t>
+            </w:r>
+          </w:p>
+        </w:tc>
+      </w:tr>
+      <w:tr>
+        <w:trPr>
+          <w:trHeight w:val="285"/>
+        </w:trPr>
+        <w:tc>
+          <w:tcPr>
+            <w:tcW w:w="1970" w:type="dxa"/>
+            <w:noWrap/>
+            <w:hideMark/>
+          </w:tcPr>
+          <w:p>
+            <w:pPr>
+              <w:rPr>
+                <w:rFonts w:ascii="楷体" w:eastAsia="楷体" w:hAnsi="楷体"/>
+              </w:rPr>
+            </w:pPr>
+            <w:r>
+              <w:rPr>
+                <w:rFonts w:ascii="楷体" w:eastAsia="楷体" w:hAnsi="楷体"/>
+              </w:rPr>
+              <w:t>5. 业务与商业模式创新</w:t>
+            </w:r>
+          </w:p>
+        </w:tc>
+        <w:tc>
+          <w:tcPr>
+            <w:tcW w:w="8520" w:type="dxa"/>
+            <w:noWrap/>
+            <w:hideMark/>
+          </w:tcPr>
+          <w:p>
+            <w:pPr>
+              <w:rPr>
+                <w:rFonts w:ascii="楷体" w:eastAsia="楷体" w:hAnsi="楷体"/>
+              </w:rPr>
+            </w:pPr>
+            <w:r>
+              <w:rPr>
+                <w:rFonts w:ascii="楷体" w:eastAsia="楷体" w:hAnsi="楷体"/>
+              </w:rPr>
+              <w:t>从“流量”到“Token（词元）”：将经营主线从流量经营转向以算力、模型等能力封装成的Token服务经营，探索可计量、可流通的新型商业模式。</w:t>
+            </w:r>
+          </w:p>
+          <w:p>
+            <w:pPr>
+              <w:rPr>
+                <w:rFonts w:ascii="楷体" w:eastAsia="楷体" w:hAnsi="楷体"/>
+              </w:rPr>
+            </w:pPr>
+            <w:r>
+              <w:rPr>
+                <w:rFonts w:ascii="楷体" w:eastAsia="楷体" w:hAnsi="楷体"/>
+              </w:rPr>
+              <w:t>AI赋能千行百业：打造行业大模型与智能体，深入政务、工业等场景。例如，中国电信打造超350个行业智能体，服务超3.7万家企业。</w:t>
+            </w:r>
+          </w:p>
+          <w:p>
+            <w:pPr>
+              <w:rPr>
+                <w:rFonts w:ascii="楷体" w:eastAsia="楷体" w:hAnsi="楷体"/>
+              </w:rPr>
+            </w:pPr>
+            <w:r>
+              <w:rPr>
+                <w:rFonts w:ascii="楷体" w:eastAsia="楷体" w:hAnsi="楷体"/>
+              </w:rPr>
+              <w:t>云服务转型：推动云业务向“AI云”演进。中国电信天翼云收入超1200亿元；联通云服务近40万政企客户。</w:t>
+            </w:r>
+          </w:p>
+        </w:tc>
+      </w:tr>
+      <w:tr>
+        <w:trPr>
+          <w:trHeight w:val="285"/>
+        </w:trPr>
+        <w:tc>
+          <w:tcPr>
+            <w:tcW w:w="1970" w:type="dxa"/>
+            <w:noWrap/>
+            <w:hideMark/>
+          </w:tcPr>
+          <w:p>
+            <w:pPr>
+              <w:rPr>
+                <w:rFonts w:ascii="楷体" w:eastAsia="楷体" w:hAnsi="楷体"/>
+              </w:rPr>
+            </w:pPr>
+            <w:r>
+              <w:rPr>
+                <w:rFonts w:ascii="楷体" w:eastAsia="楷体" w:hAnsi="楷体"/>
+              </w:rPr>
+              <w:t>6. 内部变革与人才投入</w:t>
+            </w:r>
+          </w:p>
+        </w:tc>
+        <w:tc>
+          <w:tcPr>
+            <w:tcW w:w="8520" w:type="dxa"/>
+            <w:noWrap/>
+            <w:hideMark/>
+          </w:tcPr>
+          <w:p>
+            <w:pPr>
+              <w:rPr>
+                <w:rFonts w:ascii="楷体" w:eastAsia="楷体" w:hAnsi="楷体"/>
+              </w:rPr>
+            </w:pPr>
+            <w:r>
+              <w:rPr>
+                <w:rFonts w:ascii="楷体" w:eastAsia="楷体" w:hAnsi="楷体"/>
+              </w:rPr>
+              <w:t>研发投入：持续加大研发投入。2025年前三季度，三大运营商研发费用合计超220亿元，其中AI相关投入占比超40%。</w:t>
+            </w:r>
+          </w:p>
+          <w:p>
+            <w:pPr>
+              <w:rPr>
+                <w:rFonts w:ascii="楷体" w:eastAsia="楷体" w:hAnsi="楷体"/>
+              </w:rPr>
+            </w:pPr>
+            <w:r>
+              <w:rPr>
+                <w:rFonts w:ascii="楷体" w:eastAsia="楷体" w:hAnsi="楷体"/>
+              </w:rPr>
+              <w:t>组织与人才：中国电信研发人员占比升至16.97%；通过建立“特区机制”、与高校合作等方式弥补AI复合型人才缺口。</w:t>
+            </w:r>
+          </w:p>
+          <w:p>
+            <w:pPr>
+              <w:rPr>
+                <w:rFonts w:ascii="楷体" w:eastAsia="楷体" w:hAnsi="楷体"/>
+              </w:rPr>
+            </w:pPr>
+            <w:r>
+              <w:rPr>
+                <w:rFonts w:ascii="楷体" w:eastAsia="楷体" w:hAnsi="楷体"/>
+              </w:rPr>
+              <w:t>AI内部赋能：将AI广泛应用于客服、营销、网络运维等内部环节以降本增效，例如中国电信上线超250个内部应用场景，全年降本增效超20亿元。</w:t>
+            </w:r>
+          </w:p>
+        </w:tc>
+      </w:tr>
+    </w:tbl>
+    <w:p>
+      <w:pPr>
+        <w:rPr>
+          <w:rFonts w:hint="eastAsia"/>
+        </w:rPr>
+      </w:pPr>
+    </w:p>
+    <w:p>
+      <w:pPr>
+        <w:pStyle w:val="3"/>
+        <w:rPr>
+          <w:rFonts w:ascii="楷体" w:eastAsia="楷体" w:hAnsi="楷体" w:hint="eastAsia"/>
+        </w:rPr>
+      </w:pPr>
+      <w:r>
+        <w:rPr>
+          <w:rFonts w:ascii="楷体" w:eastAsia="楷体" w:hAnsi="楷体" w:hint="eastAsia"/>
+        </w:rPr>
+        <w:t>5G-A</w:t>
+      </w:r>
+    </w:p>
+    <w:p>
+      <w:pPr>
+        <w:rPr>
+          <w:rFonts w:ascii="楷体" w:eastAsia="楷体" w:hAnsi="楷体" w:hint="eastAsia"/>
+        </w:rPr>
+      </w:pPr>
+      <w:r>
+        <w:rPr>
+          <w:rFonts w:ascii="楷体" w:eastAsia="楷体" w:hAnsi="楷体" w:hint="eastAsia"/>
+        </w:rPr>
+        <w:t>当前5G-A已经在多个场景做了技术验证和试点示范，全面进入规模化商用和深度赋能的时期。</w:t>
+      </w:r>
+      <w:r>
+        <w:rPr>
+          <w:rFonts w:ascii="楷体" w:eastAsia="楷体" w:hAnsi="楷体"/>
+        </w:rPr>
+        <w:t>截至2025年底，全国已有超过300个城市迈入5G-A时代，用户规模突破1000万，为各类应用提供了广泛的基础网络支撑</w:t>
+      </w:r>
+      <w:r>
+        <w:rPr>
+          <w:rFonts w:ascii="楷体" w:eastAsia="楷体" w:hAnsi="楷体" w:hint="eastAsia"/>
+        </w:rPr>
+        <w:t>。</w:t>
+      </w:r>
+    </w:p>
+    <w:p>
+      <w:pPr>
+        <w:rPr>
+          <w:rFonts w:ascii="楷体" w:eastAsia="楷体" w:hAnsi="楷体" w:hint="eastAsia"/>
+        </w:rPr>
+      </w:pPr>
+      <w:r>
+        <w:rPr>
+          <w:rFonts w:ascii="楷体" w:eastAsia="楷体" w:hAnsi="楷体" w:hint="eastAsia"/>
+        </w:rPr>
+        <w:t>5G-A的部署仍以三大运营商为主：</w:t>
+      </w:r>
+    </w:p>
+    <w:tbl>
+      <w:tblPr>
+        <w:tblStyle w:val="af2"/>
+        <w:tblW w:w="9498" w:type="dxa"/>
+        <w:tblInd w:w="-572" w:type="dxa"/>
+        <w:tblLook w:val="04A0" w:firstRow="1" w:lastRow="0" w:firstColumn="1" w:lastColumn="0" w:noHBand="0" w:noVBand="1"/>
+      </w:tblPr>
+      <w:tblGrid>
+        <w:gridCol w:w="1296"/>
+        <w:gridCol w:w="8202"/>
+      </w:tblGrid>
+      <w:tr>
+        <w:trPr>
+          <w:trHeight w:val="285"/>
+        </w:trPr>
+        <w:tc>
+          <w:tcPr>
+            <w:tcW w:w="1296" w:type="dxa"/>
+            <w:noWrap/>
+            <w:hideMark/>
+          </w:tcPr>
+          <w:p>
+            <w:pPr>
+              <w:rPr>
+                <w:rFonts w:ascii="楷体" w:eastAsia="楷体" w:hAnsi="楷体" w:hint="eastAsia"/>
+              </w:rPr>
+            </w:pPr>
+            <w:r>
+              <w:rPr>
+                <w:rFonts w:ascii="楷体" w:eastAsia="楷体" w:hAnsi="楷体"/>
+              </w:rPr>
+              <w:lastRenderedPageBreak/>
+              <w:t>运营主体</w:t>
+            </w:r>
+          </w:p>
+        </w:tc>
+        <w:tc>
+          <w:tcPr>
+            <w:tcW w:w="8202" w:type="dxa"/>
+            <w:noWrap/>
+            <w:hideMark/>
+          </w:tcPr>
+          <w:p>
+            <w:pPr>
+              <w:rPr>
+                <w:rFonts w:ascii="楷体" w:eastAsia="楷体" w:hAnsi="楷体" w:hint="eastAsia"/>
+              </w:rPr>
+            </w:pPr>
+            <w:r>
+              <w:rPr>
+                <w:rFonts w:ascii="楷体" w:eastAsia="楷体" w:hAnsi="楷体"/>
+              </w:rPr>
+              <w:t>目前进度</w:t>
+            </w:r>
+          </w:p>
+        </w:tc>
+      </w:tr>
+      <w:tr>
+        <w:trPr>
+          <w:trHeight w:val="285"/>
+        </w:trPr>
+        <w:tc>
+          <w:tcPr>
+            <w:tcW w:w="1296" w:type="dxa"/>
+            <w:noWrap/>
+            <w:hideMark/>
+          </w:tcPr>
+          <w:p>
+            <w:pPr>
+              <w:rPr>
+                <w:rFonts w:ascii="楷体" w:eastAsia="楷体" w:hAnsi="楷体" w:hint="eastAsia"/>
+              </w:rPr>
+            </w:pPr>
+            <w:r>
+              <w:rPr>
+                <w:rFonts w:ascii="楷体" w:eastAsia="楷体" w:hAnsi="楷体"/>
+              </w:rPr>
+              <w:t>中国移动</w:t>
+            </w:r>
+          </w:p>
+        </w:tc>
+        <w:tc>
+          <w:tcPr>
+            <w:tcW w:w="8202" w:type="dxa"/>
+            <w:noWrap/>
+            <w:hideMark/>
+          </w:tcPr>
+          <w:p>
+            <w:pPr>
+              <w:rPr>
+                <w:rFonts w:ascii="楷体" w:eastAsia="楷体" w:hAnsi="楷体" w:hint="eastAsia"/>
+              </w:rPr>
+            </w:pPr>
+            <w:r>
+              <w:rPr>
+                <w:rFonts w:ascii="楷体" w:eastAsia="楷体" w:hAnsi="楷体"/>
+              </w:rPr>
+              <w:t>5G-A网络已覆盖330多个城市，5G-A基站占比超15%，并部署超5万站三载波聚合基站以提升网络能力</w:t>
+            </w:r>
+          </w:p>
+        </w:tc>
+      </w:tr>
+      <w:tr>
+        <w:trPr>
+          <w:trHeight w:val="285"/>
+        </w:trPr>
+        <w:tc>
+          <w:tcPr>
+            <w:tcW w:w="1296" w:type="dxa"/>
+            <w:noWrap/>
+            <w:hideMark/>
+          </w:tcPr>
+          <w:p>
+            <w:pPr>
+              <w:rPr>
+                <w:rFonts w:ascii="楷体" w:eastAsia="楷体" w:hAnsi="楷体" w:hint="eastAsia"/>
+              </w:rPr>
+            </w:pPr>
+            <w:r>
+              <w:rPr>
+                <w:rFonts w:ascii="楷体" w:eastAsia="楷体" w:hAnsi="楷体"/>
+              </w:rPr>
+              <w:t>中国联通</w:t>
+            </w:r>
+          </w:p>
+        </w:tc>
+        <w:tc>
+          <w:tcPr>
+            <w:tcW w:w="8202" w:type="dxa"/>
+            <w:noWrap/>
+            <w:hideMark/>
+          </w:tcPr>
+          <w:p>
+            <w:pPr>
+              <w:rPr>
+                <w:rFonts w:ascii="楷体" w:eastAsia="楷体" w:hAnsi="楷体" w:hint="eastAsia"/>
+              </w:rPr>
+            </w:pPr>
+            <w:r>
+              <w:rPr>
+                <w:rFonts w:ascii="楷体" w:eastAsia="楷体" w:hAnsi="楷体"/>
+              </w:rPr>
+              <w:t>与中国电信持续深化共建共享，合作建成约7万个5G-A基站，同时中国联通在39个重点城市主城区率先实现连续覆盖</w:t>
+            </w:r>
+          </w:p>
+        </w:tc>
+      </w:tr>
+      <w:tr>
+        <w:trPr>
+          <w:trHeight w:val="285"/>
+        </w:trPr>
+        <w:tc>
+          <w:tcPr>
+            <w:tcW w:w="1296" w:type="dxa"/>
+            <w:noWrap/>
+            <w:hideMark/>
+          </w:tcPr>
+          <w:p>
+            <w:pPr>
+              <w:rPr>
                 <w:rFonts w:ascii="楷体" w:eastAsia="楷体" w:hAnsi="楷体" w:hint="eastAsia"/>
               </w:rPr>
             </w:pPr>
@@ -5748,7 +6880,7 @@
         </w:tc>
         <w:tc>
           <w:tcPr>
-            <w:tcW w:w="7894" w:type="dxa"/>
+            <w:tcW w:w="8202" w:type="dxa"/>
             <w:noWrap/>
             <w:hideMark/>
           </w:tcPr>
@@ -5932,54 +7064,60 @@
         <w:rPr>
           <w:rFonts w:ascii="楷体" w:eastAsia="楷体" w:hAnsi="楷体" w:hint="eastAsia"/>
         </w:rPr>
+        <w:t>导入期</w:t>
+      </w:r>
+    </w:p>
+    <w:p>
+      <w:pPr>
+        <w:pStyle w:val="4"/>
+        <w:rPr>
+          <w:rFonts w:hint="eastAsia"/>
+        </w:rPr>
+      </w:pPr>
+      <w:r>
+        <w:rPr>
+          <w:rFonts w:hint="eastAsia"/>
+        </w:rPr>
+        <w:t>6g</w:t>
+      </w:r>
+    </w:p>
+    <w:p>
+      <w:pPr>
+        <w:rPr>
+          <w:rFonts w:ascii="楷体" w:eastAsia="楷体" w:hAnsi="楷体" w:hint="eastAsia"/>
+        </w:rPr>
+      </w:pPr>
+      <w:r>
+        <w:rPr>
+          <w:rFonts w:ascii="楷体" w:eastAsia="楷体" w:hAnsi="楷体" w:hint="eastAsia"/>
+        </w:rPr>
+        <w:t>目前6G处于导入末期，即将从0到1的关键节点，也是从Lab走向场景的关键攻坚时期。</w:t>
+      </w:r>
+      <w:r>
+        <w:rPr>
+          <w:rFonts w:ascii="楷体" w:eastAsia="楷体" w:hAnsi="楷体"/>
+        </w:rPr>
+        <w:t>全球产业界在技术路线、标准制定、生态构建等方面已形成基本共识，竞争与合作并行，共同推动这一未来产业走向成熟。</w:t>
+      </w:r>
+    </w:p>
+    <w:p>
+      <w:pPr>
+        <w:rPr>
+          <w:rFonts w:ascii="楷体" w:eastAsia="楷体" w:hAnsi="楷体" w:hint="eastAsia"/>
+        </w:rPr>
+      </w:pPr>
+      <w:r>
+        <w:rPr>
+          <w:rFonts w:ascii="楷体" w:eastAsia="楷体" w:hAnsi="楷体"/>
+        </w:rPr>
+        <w:t>根据国际标准组织的最新动态，6G的演进路径已日益清晰。国际电信联盟（ITU）已于2025年正式发布6G目标建议书。制定全球移动通信标准的第三代合作伙伴计划（3GPP）已全面启动6G网络架构、无线空口、安全技术等研究项目，形成了明确的标</w:t>
+      </w:r>
+      <w:r>
+        <w:rPr>
+          <w:rFonts w:ascii="楷体" w:eastAsia="楷体" w:hAnsi="楷体"/>
+        </w:rPr>
         <w:lastRenderedPageBreak/>
-        <w:t>导入期</w:t>
-      </w:r>
-    </w:p>
-    <w:p>
-      <w:pPr>
-        <w:pStyle w:val="4"/>
-        <w:rPr>
-          <w:rFonts w:hint="eastAsia"/>
-        </w:rPr>
-      </w:pPr>
-      <w:r>
-        <w:rPr>
-          <w:rFonts w:hint="eastAsia"/>
-        </w:rPr>
-        <w:t>6g</w:t>
-      </w:r>
-    </w:p>
-    <w:p>
-      <w:pPr>
-        <w:rPr>
-          <w:rFonts w:ascii="楷体" w:eastAsia="楷体" w:hAnsi="楷体" w:hint="eastAsia"/>
-        </w:rPr>
-      </w:pPr>
-      <w:r>
-        <w:rPr>
-          <w:rFonts w:ascii="楷体" w:eastAsia="楷体" w:hAnsi="楷体" w:hint="eastAsia"/>
-        </w:rPr>
-        <w:t>目前6G处于导入末期，即将从0到1的关键节点，也是从Lab走向场景的关键攻坚时期。</w:t>
-      </w:r>
-      <w:r>
-        <w:rPr>
-          <w:rFonts w:ascii="楷体" w:eastAsia="楷体" w:hAnsi="楷体"/>
-        </w:rPr>
-        <w:t>全球产业界在技术路线、标准制定、生态构建等方面已形成基本共识，竞争与合作并行，共同推动这一未来产业走向成熟。</w:t>
-      </w:r>
-    </w:p>
-    <w:p>
-      <w:pPr>
-        <w:rPr>
-          <w:rFonts w:ascii="楷体" w:eastAsia="楷体" w:hAnsi="楷体" w:hint="eastAsia"/>
-        </w:rPr>
-      </w:pPr>
-      <w:r>
-        <w:rPr>
-          <w:rFonts w:ascii="楷体" w:eastAsia="楷体" w:hAnsi="楷体"/>
-        </w:rPr>
-        <w:t>根据国际标准组织的最新动态，6G的演进路径已日益清晰。国际电信联盟（ITU）已于2025年正式发布6G目标建议书。制定全球移动通信标准的第三代合作伙伴计划（3GPP）已全面启动6G网络架构、无线空口、安全技术等研究项目，形成了明确的标准化时间表和技术路线图。业界普遍预计，全球首个6G国际标准将在2029年完成制定并冻结，随后开展预商用产品测试验证，并在2030年左右开始网络部署和规模商用。</w:t>
+        <w:t>准化时间表和技术路线图。业界普遍预计，全球首个6G国际标准将在2029年完成制定并冻结，随后开展预商用产品测试验证，并在2030年左右开始网络部署和规模商用。</w:t>
       </w:r>
     </w:p>
     <w:p>
@@ -6309,7 +7447,7 @@
                     <pic:cNvPicPr/>
                   </pic:nvPicPr>
                   <pic:blipFill>
-                    <a:blip r:embed="rId23"/>
+                    <a:blip r:embed="rId22"/>
                     <a:stretch>
                       <a:fillRect/>
                     </a:stretch>
@@ -6332,30 +7470,458 @@
     </w:p>
     <w:p>
       <w:pPr>
-        <w:rPr>
-          <w:rFonts w:ascii="楷体" w:eastAsia="楷体" w:hAnsi="楷体" w:hint="eastAsia"/>
-        </w:rPr>
-      </w:pPr>
-    </w:p>
-    <w:p>
-      <w:pPr>
-        <w:rPr>
-          <w:rFonts w:ascii="楷体" w:eastAsia="楷体" w:hAnsi="楷体" w:hint="eastAsia"/>
-        </w:rPr>
-      </w:pPr>
-    </w:p>
-    <w:p>
-      <w:pPr>
         <w:pStyle w:val="4"/>
         <w:rPr>
-          <w:rFonts w:hint="eastAsia"/>
-        </w:rPr>
-      </w:pPr>
-      <w:r>
-        <w:rPr>
-          <w:rFonts w:hint="eastAsia"/>
+          <w:rFonts w:ascii="楷体" w:eastAsia="楷体" w:hAnsi="楷体" w:hint="eastAsia"/>
+        </w:rPr>
+      </w:pPr>
+      <w:r>
+        <w:rPr>
+          <w:rFonts w:ascii="楷体" w:eastAsia="楷体" w:hAnsi="楷体" w:hint="eastAsia"/>
         </w:rPr>
         <w:t>星间通信</w:t>
+      </w:r>
+    </w:p>
+    <w:p>
+      <w:pPr>
+        <w:rPr>
+          <w:rFonts w:ascii="楷体" w:eastAsia="楷体" w:hAnsi="楷体"/>
+        </w:rPr>
+      </w:pPr>
+      <w:r>
+        <w:rPr>
+          <w:rFonts w:ascii="楷体" w:eastAsia="楷体" w:hAnsi="楷体"/>
+        </w:rPr>
+        <w:t>国内星间激光通信产业正处在从技术突破与在轨验证，迈向工程化量产和初步产业化应用的关键过渡期，其发展态势可概括为“技术指标并跑、工程迭代追赶、产业生态初成”。</w:t>
+      </w:r>
+    </w:p>
+    <w:p>
+      <w:pPr>
+        <w:rPr>
+          <w:rFonts w:ascii="楷体" w:eastAsia="楷体" w:hAnsi="楷体"/>
+        </w:rPr>
+      </w:pPr>
+      <w:r>
+        <w:rPr>
+          <w:rFonts w:ascii="楷体" w:eastAsia="楷体" w:hAnsi="楷体"/>
+        </w:rPr>
+        <w:t>为清晰呈现当前阶段的核心特征，以下从技术、工程化、产业链及市场四个维度进行梳理：</w:t>
+      </w:r>
+    </w:p>
+    <w:tbl>
+      <w:tblPr>
+        <w:tblStyle w:val="af2"/>
+        <w:tblW w:w="10349" w:type="dxa"/>
+        <w:tblInd w:w="-998" w:type="dxa"/>
+        <w:tblLook w:val="04A0" w:firstRow="1" w:lastRow="0" w:firstColumn="1" w:lastColumn="0" w:noHBand="0" w:noVBand="1"/>
+      </w:tblPr>
+      <w:tblGrid>
+        <w:gridCol w:w="851"/>
+        <w:gridCol w:w="4694"/>
+        <w:gridCol w:w="4804"/>
+      </w:tblGrid>
+      <w:tr>
+        <w:trPr>
+          <w:trHeight w:val="285"/>
+        </w:trPr>
+        <w:tc>
+          <w:tcPr>
+            <w:tcW w:w="851" w:type="dxa"/>
+            <w:hideMark/>
+          </w:tcPr>
+          <w:p>
+            <w:pPr>
+              <w:rPr>
+                <w:rFonts w:ascii="楷体" w:eastAsia="楷体" w:hAnsi="楷体"/>
+              </w:rPr>
+            </w:pPr>
+            <w:r>
+              <w:rPr>
+                <w:rFonts w:ascii="楷体" w:eastAsia="楷体" w:hAnsi="楷体"/>
+              </w:rPr>
+              <w:t>维度</w:t>
+            </w:r>
+          </w:p>
+        </w:tc>
+        <w:tc>
+          <w:tcPr>
+            <w:tcW w:w="4694" w:type="dxa"/>
+            <w:hideMark/>
+          </w:tcPr>
+          <w:p>
+            <w:pPr>
+              <w:rPr>
+                <w:rFonts w:ascii="楷体" w:eastAsia="楷体" w:hAnsi="楷体"/>
+              </w:rPr>
+            </w:pPr>
+            <w:r>
+              <w:rPr>
+                <w:rFonts w:ascii="楷体" w:eastAsia="楷体" w:hAnsi="楷体"/>
+              </w:rPr>
+              <w:t>主要进展与现状</w:t>
+            </w:r>
+          </w:p>
+        </w:tc>
+        <w:tc>
+          <w:tcPr>
+            <w:tcW w:w="4804" w:type="dxa"/>
+            <w:hideMark/>
+          </w:tcPr>
+          <w:p>
+            <w:pPr>
+              <w:rPr>
+                <w:rFonts w:ascii="楷体" w:eastAsia="楷体" w:hAnsi="楷体"/>
+              </w:rPr>
+            </w:pPr>
+            <w:r>
+              <w:rPr>
+                <w:rFonts w:ascii="楷体" w:eastAsia="楷体" w:hAnsi="楷体"/>
+              </w:rPr>
+              <w:t>核心挑战与差距</w:t>
+            </w:r>
+          </w:p>
+        </w:tc>
+      </w:tr>
+      <w:tr>
+        <w:trPr>
+          <w:trHeight w:val="1140"/>
+        </w:trPr>
+        <w:tc>
+          <w:tcPr>
+            <w:tcW w:w="851" w:type="dxa"/>
+            <w:hideMark/>
+          </w:tcPr>
+          <w:p>
+            <w:pPr>
+              <w:rPr>
+                <w:rFonts w:ascii="楷体" w:eastAsia="楷体" w:hAnsi="楷体"/>
+              </w:rPr>
+            </w:pPr>
+            <w:r>
+              <w:rPr>
+                <w:rFonts w:ascii="楷体" w:eastAsia="楷体" w:hAnsi="楷体"/>
+              </w:rPr>
+              <w:lastRenderedPageBreak/>
+              <w:t>技术指标</w:t>
+            </w:r>
+          </w:p>
+        </w:tc>
+        <w:tc>
+          <w:tcPr>
+            <w:tcW w:w="4694" w:type="dxa"/>
+            <w:hideMark/>
+          </w:tcPr>
+          <w:p>
+            <w:pPr>
+              <w:rPr>
+                <w:rFonts w:ascii="楷体" w:eastAsia="楷体" w:hAnsi="楷体"/>
+              </w:rPr>
+            </w:pPr>
+            <w:r>
+              <w:rPr>
+                <w:rFonts w:ascii="楷体" w:eastAsia="楷体" w:hAnsi="楷体"/>
+              </w:rPr>
+              <w:t>已实现400Gbps星间超高速通信在轨试验（极光星通，2025年3月），200Gbps星间通信（北邮卫星），对地120Gbps下行传输（中科院）。单终端重量可控制在3-5公斤量级（如蓝星光域LX-Z4终端重4.9公斤）。</w:t>
+            </w:r>
+          </w:p>
+        </w:tc>
+        <w:tc>
+          <w:tcPr>
+            <w:tcW w:w="4804" w:type="dxa"/>
+            <w:hideMark/>
+          </w:tcPr>
+          <w:p>
+            <w:pPr>
+              <w:rPr>
+                <w:rFonts w:ascii="楷体" w:eastAsia="楷体" w:hAnsi="楷体"/>
+              </w:rPr>
+            </w:pPr>
+            <w:r>
+              <w:rPr>
+                <w:rFonts w:ascii="楷体" w:eastAsia="楷体" w:hAnsi="楷体"/>
+              </w:rPr>
+              <w:t>高端核心器件（如特定压电陶瓷）仍部分依赖进口。在捕获、跟踪、瞄准（ATP）系统的批产一致性、低成本替代方案（如MEMS）可靠性方面，因在轨迭代验证机会相对较少，存在提升空间。</w:t>
+            </w:r>
+          </w:p>
+        </w:tc>
+      </w:tr>
+      <w:tr>
+        <w:trPr>
+          <w:trHeight w:val="855"/>
+        </w:trPr>
+        <w:tc>
+          <w:tcPr>
+            <w:tcW w:w="851" w:type="dxa"/>
+            <w:hideMark/>
+          </w:tcPr>
+          <w:p>
+            <w:pPr>
+              <w:rPr>
+                <w:rFonts w:ascii="楷体" w:eastAsia="楷体" w:hAnsi="楷体"/>
+              </w:rPr>
+            </w:pPr>
+            <w:r>
+              <w:rPr>
+                <w:rFonts w:ascii="楷体" w:eastAsia="楷体" w:hAnsi="楷体"/>
+              </w:rPr>
+              <w:t>工程化与量产</w:t>
+            </w:r>
+          </w:p>
+        </w:tc>
+        <w:tc>
+          <w:tcPr>
+            <w:tcW w:w="4694" w:type="dxa"/>
+            <w:hideMark/>
+          </w:tcPr>
+          <w:p>
+            <w:pPr>
+              <w:rPr>
+                <w:rFonts w:ascii="楷体" w:eastAsia="楷体" w:hAnsi="楷体"/>
+              </w:rPr>
+            </w:pPr>
+            <w:r>
+              <w:rPr>
+                <w:rFonts w:ascii="楷体" w:eastAsia="楷体" w:hAnsi="楷体"/>
+              </w:rPr>
+              <w:t>已完成多次在轨验证，具备几十台终端同步在轨验证的能力。部分企业（如蓝星光域）宣称年产能可达1000台。</w:t>
+            </w:r>
+          </w:p>
+        </w:tc>
+        <w:tc>
+          <w:tcPr>
+            <w:tcW w:w="4804" w:type="dxa"/>
+            <w:hideMark/>
+          </w:tcPr>
+          <w:p>
+            <w:pPr>
+              <w:rPr>
+                <w:rFonts w:ascii="楷体" w:eastAsia="楷体" w:hAnsi="楷体"/>
+              </w:rPr>
+            </w:pPr>
+            <w:r>
+              <w:rPr>
+                <w:rFonts w:ascii="楷体" w:eastAsia="楷体" w:hAnsi="楷体"/>
+              </w:rPr>
+              <w:t>与SpaceX已部署上万台激光终端、形成日建链超30万次的工程迭代规模相比，国内在轨终端总数仍为两位数级别，缺乏大规模、连续的在轨验证和快速迭代飞轮。</w:t>
+            </w:r>
+          </w:p>
+        </w:tc>
+      </w:tr>
+      <w:tr>
+        <w:trPr>
+          <w:trHeight w:val="1425"/>
+        </w:trPr>
+        <w:tc>
+          <w:tcPr>
+            <w:tcW w:w="851" w:type="dxa"/>
+            <w:hideMark/>
+          </w:tcPr>
+          <w:p>
+            <w:pPr>
+              <w:rPr>
+                <w:rFonts w:ascii="楷体" w:eastAsia="楷体" w:hAnsi="楷体"/>
+              </w:rPr>
+            </w:pPr>
+            <w:r>
+              <w:rPr>
+                <w:rFonts w:ascii="楷体" w:eastAsia="楷体" w:hAnsi="楷体"/>
+              </w:rPr>
+              <w:t>产业链生态</w:t>
+            </w:r>
+          </w:p>
+        </w:tc>
+        <w:tc>
+          <w:tcPr>
+            <w:tcW w:w="4694" w:type="dxa"/>
+            <w:hideMark/>
+          </w:tcPr>
+          <w:p>
+            <w:pPr>
+              <w:rPr>
+                <w:rFonts w:ascii="楷体" w:eastAsia="楷体" w:hAnsi="楷体"/>
+              </w:rPr>
+            </w:pPr>
+            <w:r>
+              <w:rPr>
+                <w:rFonts w:ascii="楷体" w:eastAsia="楷体" w:hAnsi="楷体"/>
+              </w:rPr>
+              <w:t>形成 “国家队+科研院所+商业公司+通信大厂” 的多元格局：</w:t>
+            </w:r>
+          </w:p>
+          <w:p>
+            <w:pPr>
+              <w:rPr>
+                <w:rFonts w:ascii="楷体" w:eastAsia="楷体" w:hAnsi="楷体"/>
+              </w:rPr>
+            </w:pPr>
+            <w:r>
+              <w:rPr>
+                <w:rFonts w:ascii="楷体" w:eastAsia="楷体" w:hAnsi="楷体"/>
+              </w:rPr>
+              <w:t>1. 国家队：航天五院504所、704所、中电科34/54所等，技术积淀深。</w:t>
+            </w:r>
+          </w:p>
+          <w:p>
+            <w:pPr>
+              <w:rPr>
+                <w:rFonts w:ascii="楷体" w:eastAsia="楷体" w:hAnsi="楷体"/>
+              </w:rPr>
+            </w:pPr>
+            <w:r>
+              <w:rPr>
+                <w:rFonts w:ascii="楷体" w:eastAsia="楷体" w:hAnsi="楷体"/>
+              </w:rPr>
+              <w:t>2. 商业公司：极光星通、蓝星光域、盛光通信等活跃于市场化订单。</w:t>
+            </w:r>
+          </w:p>
+          <w:p>
+            <w:pPr>
+              <w:rPr>
+                <w:rFonts w:ascii="楷体" w:eastAsia="楷体" w:hAnsi="楷体"/>
+              </w:rPr>
+            </w:pPr>
+            <w:r>
+              <w:rPr>
+                <w:rFonts w:ascii="楷体" w:eastAsia="楷体" w:hAnsi="楷体"/>
+              </w:rPr>
+              <w:t>3. 通信大厂：华为、烽火、中兴已布局并有个位数产品在轨验证。</w:t>
+            </w:r>
+          </w:p>
+        </w:tc>
+        <w:tc>
+          <w:tcPr>
+            <w:tcW w:w="4804" w:type="dxa"/>
+            <w:hideMark/>
+          </w:tcPr>
+          <w:p>
+            <w:pPr>
+              <w:rPr>
+                <w:rFonts w:ascii="楷体" w:eastAsia="楷体" w:hAnsi="楷体"/>
+              </w:rPr>
+            </w:pPr>
+            <w:r>
+              <w:rPr>
+                <w:rFonts w:ascii="楷体" w:eastAsia="楷体" w:hAnsi="楷体"/>
+              </w:rPr>
+              <w:t>产业链协同需加强，特别是地面先进光通信技术（400G/800G光模块）向宇航级改造和应用的进程刚起步，航天与通信产业深度融合有待深化。</w:t>
+            </w:r>
+          </w:p>
+        </w:tc>
+      </w:tr>
+      <w:tr>
+        <w:trPr>
+          <w:trHeight w:val="1425"/>
+        </w:trPr>
+        <w:tc>
+          <w:tcPr>
+            <w:tcW w:w="851" w:type="dxa"/>
+            <w:hideMark/>
+          </w:tcPr>
+          <w:p>
+            <w:pPr>
+              <w:rPr>
+                <w:rFonts w:ascii="楷体" w:eastAsia="楷体" w:hAnsi="楷体"/>
+              </w:rPr>
+            </w:pPr>
+            <w:r>
+              <w:rPr>
+                <w:rFonts w:ascii="楷体" w:eastAsia="楷体" w:hAnsi="楷体"/>
+              </w:rPr>
+              <w:t>市场需求与驱动</w:t>
+            </w:r>
+          </w:p>
+        </w:tc>
+        <w:tc>
+          <w:tcPr>
+            <w:tcW w:w="4694" w:type="dxa"/>
+            <w:hideMark/>
+          </w:tcPr>
+          <w:p>
+            <w:pPr>
+              <w:rPr>
+                <w:rFonts w:ascii="楷体" w:eastAsia="楷体" w:hAnsi="楷体"/>
+              </w:rPr>
+            </w:pPr>
+            <w:r>
+              <w:rPr>
+                <w:rFonts w:ascii="楷体" w:eastAsia="楷体" w:hAnsi="楷体"/>
+              </w:rPr>
+              <w:t>直接需求：国内星网（GW）、垣信（千帆）等万颗级星座进入密集部署期，星间激光通信成为标配技术。市场前景：据机构测算，2024年全球卫星激光通信系统市场规模约85.6亿元，预计2031年将接近811.5亿元，年复合增长率达38.1%，中国市场增长更为迅猛。</w:t>
+            </w:r>
+          </w:p>
+        </w:tc>
+        <w:tc>
+          <w:tcPr>
+            <w:tcW w:w="4804" w:type="dxa"/>
+            <w:hideMark/>
+          </w:tcPr>
+          <w:p>
+            <w:pPr>
+              <w:rPr>
+                <w:rFonts w:ascii="楷体" w:eastAsia="楷体" w:hAnsi="楷体"/>
+              </w:rPr>
+            </w:pPr>
+            <w:r>
+              <w:rPr>
+                <w:rFonts w:ascii="楷体" w:eastAsia="楷体" w:hAnsi="楷体"/>
+              </w:rPr>
+              <w:t>星座建设进度和发射节奏直接影响需求释放节奏。当前仍处于以国家项目和领先商业星座驱动为主的阶段，大规模爆发式需求有待星座进一步组网放量。</w:t>
+            </w:r>
+          </w:p>
+        </w:tc>
+      </w:tr>
+    </w:tbl>
+    <w:p>
+      <w:pPr>
+        <w:rPr>
+          <w:rFonts w:ascii="楷体" w:eastAsia="楷体" w:hAnsi="楷体"/>
+        </w:rPr>
+      </w:pPr>
+    </w:p>
+    <w:p>
+      <w:pPr>
+        <w:rPr>
+          <w:rFonts w:ascii="楷体" w:eastAsia="楷体" w:hAnsi="楷体"/>
+        </w:rPr>
+      </w:pPr>
+      <w:r>
+        <w:rPr>
+          <w:rFonts w:ascii="楷体" w:eastAsia="楷体" w:hAnsi="楷体"/>
+        </w:rPr>
+        <w:t>在单项技术参数上，国内已达到全球第一梯队水平。例如，极光星通于2025年3月完成的400Gbps在轨试验，标志着我国星间通信速率进入全球前沿；同时，终端小型化、轻量化成果显著，部分产品重量已降至公斤多一点，功耗控制在百瓦以内，满足了现代卫星对载荷的苛刻要求。然而，真正的差距体现在工程化迭代和批量生产能力上。SpaceX通过其近万颗在轨卫星构建了庞大的激光通信网络，实现了日传输数据超42PB、日建链次数超30万次的常态化运营，这种规模化的在轨应用为其带来了无与伦比的快速试错和升级优化能力。反观国内，尽管验证星和试验数量不断增加，但缺乏类似规模的在轨星座作为“试验场”，导致产品迭代速度、对复杂空间环境（如跨轨通信、长期在轨稳定性）的深度理解以及低成本量产工艺的成熟度方面，仍存在追赶空间。国内因大规模星座建设起步稍晚，在产品批产环节和前端ATP系统的低成本替代方案上，试错与迭代机会相对不足。</w:t>
+      </w:r>
+    </w:p>
+    <w:p>
+      <w:pPr>
+        <w:rPr>
+          <w:rFonts w:ascii="楷体" w:eastAsia="楷体" w:hAnsi="楷体"/>
+        </w:rPr>
+      </w:pPr>
+      <w:r>
+        <w:rPr>
+          <w:rFonts w:ascii="楷体" w:eastAsia="楷体" w:hAnsi="楷体"/>
+        </w:rPr>
+        <w:t>当前阶段最显著的特征是产业化进程明显提速，驱动力明确。上游，国家级的“星网”（GW）星座和商业航天公司如上海垣信的“千帆”星座已进入密集部署期，对星间激光终端形成了直接且持续的需求拉动。下游，应用场景从传统的遥感数据回传，正快速向“太空算力”等新兴概念拓展。无论是马斯克提出的百万颗卫星构建太空数据中心，还是国内关于“吉瓦级太空数智基础设施”的规划，都将星间超高速激光链</w:t>
+      </w:r>
+      <w:r>
+        <w:rPr>
+          <w:rFonts w:ascii="楷体" w:eastAsia="楷体" w:hAnsi="楷体"/>
+        </w:rPr>
+        <w:lastRenderedPageBreak/>
+        <w:t>路视为不可或缺的“信息大动脉”，这极大提升了该技术的长期战略价值和市场天花板。</w:t>
+      </w:r>
+    </w:p>
+    <w:p>
+      <w:pPr>
+        <w:rPr>
+          <w:rFonts w:ascii="楷体" w:eastAsia="楷体" w:hAnsi="楷体" w:hint="eastAsia"/>
+        </w:rPr>
+      </w:pPr>
+      <w:r>
+        <w:rPr>
+          <w:rFonts w:ascii="楷体" w:eastAsia="楷体" w:hAnsi="楷体"/>
+        </w:rPr>
+        <w:t>国内星间通信产业已跨越技术可行性验证阶段，正处于依托国家重大星座工程实现产品定型、批量交付和在轨规模化验证的产业化前期。短期看，业绩兑现将跟随星座发射节奏；长期看，技术路线的确定性（作为星座标配和太空算力基石）与巨大的市场增长潜力已然明确，具备核心技术与工程化能力的供应商将迎来历史性机遇。</w:t>
       </w:r>
     </w:p>
     <w:p>
@@ -6848,7 +8414,7 @@
                 <w:sz w:val="21"/>
                 <w:szCs w:val="22"/>
               </w:rPr>
-              <w:t>深入实施 “东数西算” 工程加快构建全国一体化算力网的实</w:t>
+              <w:t>深入实施 “东数西</w:t>
             </w:r>
             <w:r>
               <w:rPr>
@@ -6857,7 +8423,7 @@
                 <w:szCs w:val="22"/>
               </w:rPr>
               <w:lastRenderedPageBreak/>
-              <w:t>施意见</w:t>
+              <w:t>算” 工程加快构建全国一体化算力网的实施意见</w:t>
             </w:r>
           </w:p>
         </w:tc>
@@ -6909,7 +8475,7 @@
                 <w:sz w:val="21"/>
                 <w:szCs w:val="22"/>
               </w:rPr>
-              <w:t>到 2025 年底，通用算力、智能算力、超级算力等多元算力加速集聚，国家枢纽节点地区各类新增算力占全国新增算力的 60% 以上，国家枢纽节点算力资源使用率显著超</w:t>
+              <w:t>到 2025 年底，通用算力、智能算力、超级算力等多元算</w:t>
             </w:r>
             <w:r>
               <w:rPr>
@@ -6918,7 +8484,7 @@
                 <w:szCs w:val="22"/>
               </w:rPr>
               <w:lastRenderedPageBreak/>
-              <w:t>过全国平均水平</w:t>
+              <w:t>力加速集聚，国家枢纽节点地区各类新增算力占全国新增算力的 60% 以上，国家枢纽节点算力资源使用率显著超过全国平均水平</w:t>
             </w:r>
           </w:p>
           <w:p>
@@ -7626,7 +9192,16 @@
                 <w:sz w:val="21"/>
                 <w:szCs w:val="22"/>
               </w:rPr>
-              <w:t>广东省算力基础设施高质量发展行动暨 “粤算” 行动计划 (2024-2025 年)</w:t>
+              <w:t xml:space="preserve">广东省算力基础设施高质量发展行动暨 </w:t>
+            </w:r>
+            <w:r>
+              <w:rPr>
+                <w:rFonts w:ascii="楷体" w:eastAsia="楷体" w:hAnsi="楷体"/>
+                <w:sz w:val="21"/>
+                <w:szCs w:val="22"/>
+              </w:rPr>
+              <w:lastRenderedPageBreak/>
+              <w:t>“粤算” 行动计划 (2024-2025 年)</w:t>
             </w:r>
           </w:p>
         </w:tc>
@@ -7649,6 +9224,7 @@
                 <w:sz w:val="21"/>
                 <w:szCs w:val="22"/>
               </w:rPr>
+              <w:lastRenderedPageBreak/>
               <w:t>广东省</w:t>
             </w:r>
           </w:p>
@@ -7671,7 +9247,16 @@
                 <w:sz w:val="21"/>
                 <w:szCs w:val="22"/>
               </w:rPr>
-              <w:t>到 2025 年，在计算力方面，算力规模达到 38EFLOPS，智能算力占比达到 50%。建成智能计算中心 10 个，基本形成算力规模体量与数字化发展需求相适应、算力供给结构与业务需求相匹配的发展格局</w:t>
+              <w:t>到 2025 年，在计算力方面，算力规模达到 38EFLOPS，智能算力占比达到 50%。建成智能计算中心 10 个，基本</w:t>
+            </w:r>
+            <w:r>
+              <w:rPr>
+                <w:rFonts w:ascii="楷体" w:eastAsia="楷体" w:hAnsi="楷体"/>
+                <w:sz w:val="21"/>
+                <w:szCs w:val="22"/>
+              </w:rPr>
+              <w:lastRenderedPageBreak/>
+              <w:t>形成算力规模体量与数字化发展需求相适应、算力供给结构与业务需求相匹配的发展格局</w:t>
             </w:r>
           </w:p>
         </w:tc>
@@ -8170,20 +9755,26 @@
         <w:rPr>
           <w:rFonts w:ascii="楷体" w:eastAsia="楷体" w:hAnsi="楷体" w:hint="eastAsia"/>
         </w:rPr>
-        <w:t>盈利持续性判断：产能扩张 / 收缩的节奏，会不会打破当前供需格局？是否会出现产能过剩导致的价格战、盈利下滑，或是产能约束带来的价格持续上行？</w:t>
-      </w:r>
-    </w:p>
-    <w:p>
-      <w:pPr>
-        <w:rPr>
-          <w:rFonts w:ascii="楷体" w:eastAsia="楷体" w:hAnsi="楷体" w:hint="eastAsia"/>
-        </w:rPr>
-      </w:pPr>
+        <w:t>盈利持续性判断：产能扩张 / 收缩的节奏，会不会打破当前供需格局？是否会出现产</w:t>
+      </w:r>
       <w:r>
         <w:rPr>
           <w:rFonts w:ascii="楷体" w:eastAsia="楷体" w:hAnsi="楷体" w:hint="eastAsia"/>
         </w:rPr>
         <w:lastRenderedPageBreak/>
+        <w:t>能过剩导致的价格战、盈利下滑，或是产能约束带来的价格持续上行？</w:t>
+      </w:r>
+    </w:p>
+    <w:p>
+      <w:pPr>
+        <w:rPr>
+          <w:rFonts w:ascii="楷体" w:eastAsia="楷体" w:hAnsi="楷体" w:hint="eastAsia"/>
+        </w:rPr>
+      </w:pPr>
+      <w:r>
+        <w:rPr>
+          <w:rFonts w:ascii="楷体" w:eastAsia="楷体" w:hAnsi="楷体" w:hint="eastAsia"/>
+        </w:rPr>
         <w:t>护城河与估值安全边际判断：行业供给壁垒到底有多高？新进入者能否快速放量？头部厂商能否维持市场份额和定价权？</w:t>
       </w:r>
     </w:p>
@@ -8227,6 +9818,12 @@
           <w:rFonts w:ascii="楷体" w:eastAsia="楷体" w:hAnsi="楷体" w:hint="eastAsia"/>
         </w:rPr>
       </w:pPr>
+      <w:r>
+        <w:rPr>
+          <w:rFonts w:ascii="楷体" w:eastAsia="楷体" w:hAnsi="楷体" w:hint="eastAsia"/>
+        </w:rPr>
+        <w:t>4.</w:t>
+      </w:r>
       <w:r>
         <w:rPr>
           <w:rFonts w:ascii="楷体" w:eastAsia="楷体" w:hAnsi="楷体" w:hint="eastAsia"/>
@@ -9477,6 +11074,7 @@
                 <w:b/>
                 <w:bCs/>
               </w:rPr>
+              <w:lastRenderedPageBreak/>
               <w:t>证券代码</w:t>
             </w:r>
           </w:p>
@@ -9573,7 +11171,6 @@
               <w:rPr>
                 <w:rFonts w:ascii="楷体" w:eastAsia="楷体" w:hAnsi="楷体" w:hint="eastAsia"/>
               </w:rPr>
-              <w:lastRenderedPageBreak/>
               <w:t>300502.SZ</w:t>
             </w:r>
           </w:p>
@@ -10442,7 +12039,7 @@
           <w:noProof/>
         </w:rPr>
         <w:drawing>
-          <wp:inline distT="0" distB="0" distL="0" distR="0" wp14:anchorId="78C3994C" wp14:editId="52C6A12D">
+          <wp:inline distT="0" distB="0" distL="0" distR="0" wp14:anchorId="78C3994C" wp14:editId="6724CB9F">
             <wp:extent cx="5274310" cy="1477010"/>
             <wp:effectExtent l="0" t="0" r="2540" b="8890"/>
             <wp:docPr id="411551653" name="图片 1"/>
@@ -10459,7 +12056,7 @@
                     </pic:cNvPicPr>
                   </pic:nvPicPr>
                   <pic:blipFill>
-                    <a:blip r:embed="rId24" cstate="print">
+                    <a:blip r:embed="rId23" cstate="print">
                       <a:extLst>
                         <a:ext uri="{28A0092B-C50C-407E-A947-70E740481C1C}">
                           <a14:useLocalDpi xmlns:a14="http://schemas.microsoft.com/office/drawing/2010/main" val="0"/>
@@ -12694,7 +14291,7 @@
           <w:noProof/>
         </w:rPr>
         <w:drawing>
-          <wp:inline distT="0" distB="0" distL="0" distR="0" wp14:anchorId="4CC1BA12" wp14:editId="4B8BF1C3">
+          <wp:inline distT="0" distB="0" distL="0" distR="0" wp14:anchorId="4CC1BA12" wp14:editId="746F267F">
             <wp:extent cx="5274310" cy="1477010"/>
             <wp:effectExtent l="0" t="0" r="2540" b="8890"/>
             <wp:docPr id="1408542838" name="图片 2"/>
@@ -12711,7 +14308,7 @@
                     </pic:cNvPicPr>
                   </pic:nvPicPr>
                   <pic:blipFill>
-                    <a:blip r:embed="rId25" cstate="print">
+                    <a:blip r:embed="rId24" cstate="print">
                       <a:extLst>
                         <a:ext uri="{28A0092B-C50C-407E-A947-70E740481C1C}">
                           <a14:useLocalDpi xmlns:a14="http://schemas.microsoft.com/office/drawing/2010/main" val="0"/>
@@ -13844,7 +15441,6 @@
   <w:style w:type="character" w:default="1" w:styleId="a0">
     <w:name w:val="Default Paragraph Font"/>
     <w:uiPriority w:val="1"/>
-    <w:semiHidden/>
     <w:unhideWhenUsed/>
   </w:style>
   <w:style w:type="table" w:default="1" w:styleId="a1">
